--- a/plantillas_maestras/01_seguro_vehicular/negativa_cobertura/2_o_mas_ddos_varios/varon/TPL_2048_2025_SEGURO_VEHICULAR_NEGATIVA_COBERTURA_ASEGURADORA_VARON_R348.docx
+++ b/plantillas_maestras/01_seguro_vehicular/negativa_cobertura/2_o_mas_ddos_varios/varon/TPL_2048_2025_SEGURO_VEHICULAR_NEGATIVA_COBERTURA_ASEGURADORA_VARON_R348.docx
@@ -740,7 +740,7 @@
           <w:sz w:val="22"/>
           <w:szCs w:val="22"/>
         </w:rPr>
-        <w:t>por presuntas infracciones a la Ley Nº 29571, Código de Protección y Defensa del Consumidor (en adelante, Código), señalando lo siguiente:</w:t>
+        <w:t>por presuntas infracciones a la Ley 29571, Código de Protección y Defensa del Consumidor (en adelante, Código), señalando lo siguiente:</w:t>
       </w:r>
     </w:p>
     <w:p>
@@ -789,7 +789,7 @@
           <w:szCs w:val="22"/>
           <w:lang w:eastAsia="es-ES"/>
         </w:rPr>
-        <w:t xml:space="preserve">El 19 de agosto de 2024, adquirió el Seguro de Autos Todo Riesgo – Póliza N° 2010460305 (en adelante, “Seguro </w:t>
+        <w:t xml:space="preserve">El 19 de agosto de 2024, adquirió el Seguro de Autos Todo Riesgo – Póliza 2010460305 (en adelante, “Seguro </w:t>
       </w:r>
       <w:r>
         <w:rPr>
@@ -807,7 +807,7 @@
           <w:szCs w:val="22"/>
           <w:lang w:eastAsia="es-ES"/>
         </w:rPr>
-        <w:t>”) emitido por Pacífico, respecto del vehículo con Placa de Rodaje N° CMU-493, por una suma asegurada de US$ 22 350</w:t>
+        <w:t>”) emitido por Pacífico, respecto del vehículo con Placa de Rodaje CMU-493, por una suma asegurada de US$ 22 350</w:t>
       </w:r>
       <w:r>
         <w:rPr>
@@ -1082,7 +1082,7 @@
           <w:szCs w:val="22"/>
           <w:lang w:eastAsia="es-ES"/>
         </w:rPr>
-        <w:t>el Certificado de Dosaje Etílico N° 0011-064102 (resultado negativo para alcohol y sustancias tóxicas) y el Acta de Entrega de Vehículo</w:t>
+        <w:t>el Certificado de Dosaje Etílico 0011-064102 (resultado negativo para alcohol y sustancias tóxicas) y el Acta de Entrega de Vehículo</w:t>
       </w:r>
       <w:r>
         <w:rPr>
@@ -1534,7 +1534,7 @@
           <w:szCs w:val="22"/>
           <w:lang w:eastAsia="es-ES"/>
         </w:rPr>
-        <w:t xml:space="preserve">otorgar la cobertura de la Póliza N.° 2010460305 por el siniestro del </w:t>
+        <w:t xml:space="preserve">otorgar la cobertura de la Póliza 2010460305 por el siniestro del </w:t>
       </w:r>
       <w:r>
         <w:rPr>
@@ -1775,7 +1775,7 @@
           <w:sz w:val="22"/>
           <w:szCs w:val="22"/>
         </w:rPr>
-        <w:t xml:space="preserve">El numeral 2.1 del artículo 2° de la Directiva N° 001-2008-TRI-INDECOPI sobre confidencialidad de la información en los procedimientos seguidos por los órganos funcionales del Indecopi, modificada por la Directiva </w:t>
+        <w:t xml:space="preserve">El numeral 2.1 del artículo 2 de la Directiva 001-2008-TRI-INDECOPI sobre confidencialidad de la información en los procedimientos seguidos por los órganos funcionales del Indecopi, modificada por la Directiva </w:t>
       </w:r>
       <w:proofErr w:type="spellStart"/>
       <w:r>
@@ -1784,7 +1784,7 @@
           <w:sz w:val="22"/>
           <w:szCs w:val="22"/>
         </w:rPr>
-        <w:t>Nº</w:t>
+        <w:t/>
       </w:r>
       <w:proofErr w:type="spellEnd"/>
       <w:r>
@@ -1835,7 +1835,7 @@
           <w:szCs w:val="22"/>
         </w:rPr>
         <w:lastRenderedPageBreak/>
-        <w:t>Asimismo, el literal d) del numeral 2.1 del artículo 2° de la Directiva señala que podrá ser confidencial la información declarada como reservada por ley, tales como la información proveniente de los datos personales, de terceras personas ajenas al procedimiento; y, la protegida por la regulación del secreto bancario, tributario, comercial, industrial, empresarial, tecnológico y bursátil.</w:t>
+        <w:t>Asimismo, el literal d) del numeral 2.1 del artículo 2 de la Directiva señala que podrá ser confidencial la información declarada como reservada por ley, tales como la información proveniente de los datos personales, de terceras personas ajenas al procedimiento; y, la protegida por la regulación del secreto bancario, tributario, comercial, industrial, empresarial, tecnológico y bursátil.</w:t>
       </w:r>
     </w:p>
     <w:p>
@@ -1878,7 +1878,7 @@
           <w:sz w:val="22"/>
           <w:szCs w:val="22"/>
         </w:rPr>
-        <w:t>°</w:t>
+        <w:t/>
       </w:r>
       <w:r>
         <w:rPr>
@@ -2422,7 +2422,7 @@
           <w:sz w:val="22"/>
           <w:szCs w:val="22"/>
         </w:rPr>
-        <w:t xml:space="preserve">el artículo 85° del Texto Único Ordenado del Código Tributario (en adelante, el Código Tributario), aprobado mediante Decreto Supremo N° 133-2013-EF establece expresamente que la </w:t>
+        <w:t xml:space="preserve">el artículo 85 del Texto Único Ordenado del Código Tributario (en adelante, el Código Tributario), aprobado mediante Decreto Supremo 133-2013-EF establece expresamente que la </w:t>
       </w:r>
       <w:r>
         <w:rPr>
@@ -2548,7 +2548,7 @@
           <w:sz w:val="22"/>
           <w:szCs w:val="22"/>
         </w:rPr>
-        <w:t xml:space="preserve">documento N°  </w:t>
+        <w:t xml:space="preserve">documento </w:t>
       </w:r>
       <w:r>
         <w:rPr>
@@ -2588,7 +2588,7 @@
           <w:sz w:val="22"/>
           <w:szCs w:val="22"/>
         </w:rPr>
-        <w:t xml:space="preserve">” de la pieza Nº </w:t>
+        <w:t xml:space="preserve">” de la pieza </w:t>
       </w:r>
       <w:r>
         <w:rPr>
@@ -2872,7 +2872,7 @@
           <w:szCs w:val="22"/>
         </w:rPr>
         <w:lastRenderedPageBreak/>
-        <w:t>La Secretaría Técnica de la Comisión de Protección al Consumidor N° 1 (en adelante, Secretaría Técnica), en ejercicio de sus facultades</w:t>
+        <w:t>La Secretaría Técnica de la Comisión de Protección al Consumidor 1 (en adelante, Secretaría Técnica), en ejercicio de sus facultades</w:t>
       </w:r>
       <w:r>
         <w:rPr>
@@ -2924,7 +2924,7 @@
           <w:sz w:val="22"/>
           <w:szCs w:val="22"/>
         </w:rPr>
-        <w:t>N°</w:t>
+        <w:t/>
       </w:r>
       <w:proofErr w:type="spellEnd"/>
       <w:r>
@@ -2950,7 +2950,7 @@
           <w:sz w:val="22"/>
           <w:szCs w:val="22"/>
         </w:rPr>
-        <w:t>involucraría una afectación a sus expectativas, al no haber encontrado una correspondencia entre lo que esperaba recibir de parte del proveedor denunciado y lo que realmente recibió. Por consiguiente, corresponde calificar el hecho materia de denuncia como una presunta infracción al deber de idoneidad, tipificado en los artículos 18° y 19° del Código</w:t>
+        <w:t>involucraría una afectación a sus expectativas, al no haber encontrado una correspondencia entre lo que esperaba recibir de parte del proveedor denunciado y lo que realmente recibió. Por consiguiente, corresponde calificar el hecho materia de denuncia como una presunta infracción al deber de idoneidad, tipificado en los artículos 18 y 19 del Código</w:t>
       </w:r>
       <w:r>
         <w:rPr>
@@ -3208,7 +3208,7 @@
           <w:szCs w:val="22"/>
           <w:lang w:val="es-ES" w:eastAsia="es-ES"/>
         </w:rPr>
-        <w:t>N°</w:t>
+        <w:t/>
       </w:r>
       <w:proofErr w:type="spellEnd"/>
       <w:r>
@@ -3266,7 +3266,7 @@
           <w:sz w:val="22"/>
           <w:szCs w:val="22"/>
         </w:rPr>
-        <w:t xml:space="preserve">.  </w:t>
+        <w:t xml:space="preserve">. </w:t>
       </w:r>
     </w:p>
     <w:p>
@@ -3453,7 +3453,7 @@
           <w:sz w:val="22"/>
           <w:szCs w:val="22"/>
         </w:rPr>
-        <w:t xml:space="preserve">documento N°  2 denominado “ANEXO 2-A.PDF” de la pieza </w:t>
+        <w:t xml:space="preserve">documento 2 denominado “ANEXO 2-A.PDF” de la pieza </w:t>
       </w:r>
       <w:proofErr w:type="spellStart"/>
       <w:r>
@@ -3464,7 +3464,7 @@
           <w:sz w:val="22"/>
           <w:szCs w:val="22"/>
         </w:rPr>
-        <w:t>Nº</w:t>
+        <w:t/>
       </w:r>
       <w:proofErr w:type="spellEnd"/>
       <w:r>
@@ -3668,7 +3668,7 @@
           <w:sz w:val="22"/>
           <w:szCs w:val="22"/>
         </w:rPr>
-        <w:t xml:space="preserve">resunta infracción a los artículos 18° y 19° de la Ley 29571, Código de Protección y Defensa del Consumidor, en tanto </w:t>
+        <w:t xml:space="preserve">resunta infracción a los artículos 18 y 19 de la Ley 29571, Código de Protección y Defensa del Consumidor, en tanto </w:t>
       </w:r>
       <w:r>
         <w:rPr>
@@ -3751,7 +3751,7 @@
           <w:szCs w:val="22"/>
           <w:lang w:eastAsia="es-ES"/>
         </w:rPr>
-        <w:t>Póliza N° 2010460305</w:t>
+        <w:t>Póliza 2010460305</w:t>
       </w:r>
       <w:r>
         <w:rPr>
@@ -4090,7 +4090,7 @@
           <w:sz w:val="22"/>
           <w:szCs w:val="22"/>
         </w:rPr>
-        <w:t>fijar domicilio procesal para el procedimiento, de conformidad con el numeral 1 del artículo 442° del Código Procesal Civil; y,</w:t>
+        <w:t>fijar domicilio procesal para el procedimiento, de conformidad con el numeral 1 del artículo 442 del Código Procesal Civil; y,</w:t>
       </w:r>
       <w:bookmarkStart w:id="7" w:name="_Hlk136948279"/>
     </w:p>
@@ -4180,7 +4180,7 @@
           <w:sz w:val="22"/>
           <w:szCs w:val="22"/>
         </w:rPr>
-        <w:t xml:space="preserve"> dicha documentación, conforme lo establece el artículo 110º del </w:t>
+        <w:t xml:space="preserve"> dicha documentación, conforme lo establece el artículo 110 del </w:t>
       </w:r>
       <w:r>
         <w:rPr>
@@ -4402,7 +4402,7 @@
           <w:szCs w:val="22"/>
           <w:lang w:val="es-ES" w:eastAsia="es-ES"/>
         </w:rPr>
-        <w:t xml:space="preserve"> Toda vez que la confidencialidad será evaluada oportunamente. Ello, para que, de conformidad con lo dispuesto por el artículo 26° del Decreto Legislativo N° 807, presente sus descargos en un plazo no mayor de cinco (5) días hábiles contado desde el día siguiente de la notificación de la presente resolución, vencido el cual, </w:t>
+        <w:t xml:space="preserve"> Toda vez que la confidencialidad será evaluada oportunamente. Ello, para que, de conformidad con lo dispuesto por el artículo 26 del Decreto Legislativo 807, presente sus descargos en un plazo no mayor de cinco (5) días hábiles contado desde el día siguiente de la notificación de la presente resolución, vencido el cual, </w:t>
       </w:r>
       <w:r>
         <w:rPr>
@@ -4467,7 +4467,7 @@
           <w:szCs w:val="22"/>
           <w:lang w:val="es-ES" w:eastAsia="es-ES"/>
         </w:rPr>
-        <w:t xml:space="preserve"> declarará en rebeldía al denunciado que no lo hubiera presentado. Debe precisarse que de conformidad con lo establecido por el numeral 233.1 del artículo 233° del Texto Único Ordenado de la Ley N° 27444, Ley del Procedimiento Administrativo General, las alegaciones y los hechos relevantes de la reclamación, salvo que hayan sido específicamente negadas en la contestación, se tendrán por aceptadas o </w:t>
+        <w:t xml:space="preserve"> declarará en rebeldía al denunciado que no lo hubiera presentado. Debe precisarse que de conformidad con lo establecido por el numeral 233.1 del artículo 233 del Texto Único Ordenado de la Ley 27444, Ley del Procedimiento Administrativo General, las alegaciones y los hechos relevantes de la reclamación, salvo que hayan sido específicamente negadas en la contestación, se tendrán por aceptadas o </w:t>
       </w:r>
       <w:r>
         <w:rPr>
@@ -4641,7 +4641,7 @@
           <w:szCs w:val="22"/>
           <w:lang w:val="es-ES" w:eastAsia="es-ES"/>
         </w:rPr>
-        <w:t xml:space="preserve">(i) presentar una copia completa, legible y debidamente suscrita de la Póliza N° 2010460305 del Seguro Vehicular; (ii) presentar </w:t>
+        <w:t xml:space="preserve">(i) presentar una copia completa, legible y debidamente suscrita de la Póliza 2010460305 del Seguro Vehicular; (ii) presentar </w:t>
       </w:r>
       <w:r>
         <w:rPr>
@@ -4676,7 +4676,7 @@
           <w:sz w:val="22"/>
           <w:szCs w:val="22"/>
         </w:rPr>
-        <w:t xml:space="preserve">  </w:t>
+        <w:t xml:space="preserve"> </w:t>
       </w:r>
     </w:p>
     <w:p>
@@ -4743,15 +4743,15 @@
           <w:sz w:val="22"/>
           <w:szCs w:val="22"/>
         </w:rPr>
-        <w:t>°</w:t>
-      </w:r>
-      <w:r>
-        <w:rPr>
-          <w:rFonts w:ascii="Arial Narrow" w:eastAsia="Arial Narrow" w:hAnsi="Arial Narrow" w:cs="Arial Narrow"/>
-          <w:sz w:val="22"/>
-          <w:szCs w:val="22"/>
-        </w:rPr>
-        <w:t xml:space="preserve"> de la Ley Nº 29571, Código de Protección y Defensa del </w:t>
+        <w:t/>
+      </w:r>
+      <w:r>
+        <w:rPr>
+          <w:rFonts w:ascii="Arial Narrow" w:eastAsia="Arial Narrow" w:hAnsi="Arial Narrow" w:cs="Arial Narrow"/>
+          <w:sz w:val="22"/>
+          <w:szCs w:val="22"/>
+        </w:rPr>
+        <w:t xml:space="preserve"> de la Ley 29571, Código de Protección y Defensa del </w:t>
       </w:r>
       <w:r>
         <w:rPr>
@@ -4801,7 +4801,7 @@
           <w:sz w:val="22"/>
           <w:szCs w:val="22"/>
         </w:rPr>
-        <w:t>°</w:t>
+        <w:t/>
       </w:r>
       <w:r>
         <w:rPr>
@@ -4817,7 +4817,7 @@
           <w:sz w:val="22"/>
           <w:szCs w:val="22"/>
         </w:rPr>
-        <w:t>°</w:t>
+        <w:t/>
       </w:r>
       <w:r>
         <w:rPr>
@@ -4833,7 +4833,7 @@
           <w:sz w:val="22"/>
           <w:szCs w:val="22"/>
         </w:rPr>
-        <w:t>°</w:t>
+        <w:t/>
       </w:r>
       <w:r>
         <w:rPr>
@@ -4905,7 +4905,7 @@
           <w:sz w:val="22"/>
           <w:szCs w:val="22"/>
         </w:rPr>
-        <w:t>°</w:t>
+        <w:t/>
       </w:r>
       <w:r>
         <w:rPr>
@@ -4993,7 +4993,7 @@
           <w:sz w:val="22"/>
           <w:szCs w:val="22"/>
         </w:rPr>
-        <w:t xml:space="preserve"> informar a las partes que conforme a lo establecido en el artículo 39° del </w:t>
+        <w:t xml:space="preserve"> informar a las partes que conforme a lo establecido en el artículo 39 del </w:t>
       </w:r>
       <w:r>
         <w:rPr>
@@ -5012,7 +5012,7 @@
           <w:szCs w:val="22"/>
           <w:lang w:eastAsia="es-ES"/>
         </w:rPr>
-        <w:t>Legislativo  N</w:t>
+        <w:t>Legislativo N</w:t>
       </w:r>
       <w:proofErr w:type="gramEnd"/>
       <w:r>
@@ -5022,7 +5022,7 @@
           <w:szCs w:val="22"/>
           <w:lang w:eastAsia="es-ES"/>
         </w:rPr>
-        <w:t>° 807</w:t>
+        <w:t> 807</w:t>
       </w:r>
       <w:r>
         <w:rPr>
@@ -5109,7 +5109,7 @@
           <w:sz w:val="22"/>
           <w:szCs w:val="22"/>
         </w:rPr>
-        <w:t xml:space="preserve"> lo señalado por el artículo 29° del Decreto Legislativo N° 807</w:t>
+        <w:t xml:space="preserve"> lo señalado por el artículo 29 del Decreto Legislativo 807</w:t>
       </w:r>
       <w:r>
         <w:rPr>
@@ -5386,7 +5386,7 @@
           <w:sz w:val="22"/>
           <w:szCs w:val="22"/>
         </w:rPr>
-        <w:t>°</w:t>
+        <w:t/>
       </w:r>
       <w:r>
         <w:rPr>
@@ -5404,7 +5404,7 @@
           <w:sz w:val="22"/>
           <w:szCs w:val="22"/>
         </w:rPr>
-        <w:t>°</w:t>
+        <w:t/>
       </w:r>
       <w:r>
         <w:rPr>
@@ -5705,7 +5705,7 @@
           <w:sz w:val="22"/>
           <w:szCs w:val="22"/>
         </w:rPr>
-        <w:t> Protección al Consumidor N° 1</w:t>
+        <w:t> Protección al Consumidor 1</w:t>
       </w:r>
     </w:p>
     <w:p>
@@ -5979,7 +5979,7 @@
           <w:sz w:val="15"/>
           <w:szCs w:val="15"/>
         </w:rPr>
-        <w:t xml:space="preserve">Representada por el señor Kurt David Salazar Aldazabal.  </w:t>
+        <w:t xml:space="preserve">Representada por el señor Kurt David Salazar Aldazabal. </w:t>
       </w:r>
     </w:p>
   </w:footnote>
@@ -6036,7 +6036,7 @@
           <w:sz w:val="15"/>
           <w:szCs w:val="15"/>
         </w:rPr>
-        <w:t>Nº</w:t>
+        <w:t/>
       </w:r>
       <w:proofErr w:type="spellEnd"/>
       <w:r>
@@ -6056,7 +6056,7 @@
           <w:sz w:val="15"/>
           <w:szCs w:val="15"/>
         </w:rPr>
-        <w:t>Nº</w:t>
+        <w:t/>
       </w:r>
       <w:proofErr w:type="spellEnd"/>
       <w:r>
@@ -6816,7 +6816,7 @@
           <w:sz w:val="15"/>
           <w:szCs w:val="15"/>
         </w:rPr>
-        <w:t>Nº</w:t>
+        <w:t/>
       </w:r>
       <w:proofErr w:type="spellEnd"/>
       <w:r>
@@ -6836,7 +6836,7 @@
           <w:sz w:val="15"/>
           <w:szCs w:val="15"/>
         </w:rPr>
-        <w:t>Nº</w:t>
+        <w:t/>
       </w:r>
       <w:proofErr w:type="spellEnd"/>
       <w:r>
@@ -7008,7 +7008,7 @@
           <w:sz w:val="15"/>
           <w:szCs w:val="15"/>
         </w:rPr>
-        <w:t>TEXTO ÚNICO ORDENADO DEL CÓDIGO TRIBUTARIO, aprobado por DECRETO SUPREMO N° 133-2013-EF y publicado el 22 de junio de 2013</w:t>
+        <w:t>TEXTO ÚNICO ORDENADO DEL CÓDIGO TRIBUTARIO, aprobado por DECRETO SUPREMO 133-2013-EF y publicado el 22 de junio de 2013</w:t>
       </w:r>
     </w:p>
     <w:p>
@@ -7386,7 +7386,7 @@
           <w:sz w:val="15"/>
           <w:szCs w:val="15"/>
         </w:rPr>
-        <w:t>DIRECTIVA N° 001-2008-TRI-INDECOPI, DIRECTIVA SOBRE CONFIDENCIALIDAD DE LA INFORMACIÓN EN LOS PROCEDIMIENTOS SEGUIDOS POR LOS ÓRGANOS FUNCIONALES DEL INDECOPI, modificada por la DIRECTIVA N° 003-2022/TRI-INDECOPI</w:t>
+        <w:t>DIRECTIVA 001-2008-TRI-INDECOPI, DIRECTIVA SOBRE CONFIDENCIALIDAD DE LA INFORMACIÓN EN LOS PROCEDIMIENTOS SEGUIDOS POR LOS ÓRGANOS FUNCIONALES DEL INDECOPI, modificada por la DIRECTIVA 003-2022/TRI-INDECOPI</w:t>
       </w:r>
     </w:p>
     <w:p>
@@ -7547,7 +7547,7 @@
           <w:sz w:val="15"/>
           <w:szCs w:val="15"/>
         </w:rPr>
-        <w:t xml:space="preserve">           </w:t>
+        <w:t xml:space="preserve"> </w:t>
       </w:r>
       <w:r>
         <w:rPr>
@@ -7565,7 +7565,7 @@
           <w:sz w:val="15"/>
           <w:szCs w:val="15"/>
         </w:rPr>
-        <w:t xml:space="preserve">LEY N° 29571, CÓDIGO DE PROTECCIÓN Y DEFENSA DEL CONSUMIDOR, publicado el 2 de setiembre de 2010 y modificado por Decreto Legislativo N° 1308  </w:t>
+        <w:t xml:space="preserve">LEY 29571, CÓDIGO DE PROTECCIÓN Y DEFENSA DEL CONSUMIDOR, publicado el 2 de setiembre de 2010 y modificado por Decreto Legislativo 1308 </w:t>
       </w:r>
     </w:p>
     <w:p>
@@ -7595,7 +7595,7 @@
           <w:sz w:val="15"/>
           <w:szCs w:val="15"/>
         </w:rPr>
-        <w:t xml:space="preserve">  </w:t>
+        <w:t xml:space="preserve"> </w:t>
       </w:r>
     </w:p>
     <w:p>
@@ -7615,7 +7615,7 @@
           <w:sz w:val="15"/>
           <w:szCs w:val="15"/>
         </w:rPr>
-        <w:t xml:space="preserve">El Instituto Nacional de Defensa de la Competencia y de la Protección de la Propiedad Intelectual (Indecopi) es la autoridad con competencia primaria y de alcance nacional para conocer las presuntas infracciones a las disposiciones contenidas en el presente Código, así como para imponer las sanciones y medidas correctivas establecidas en el presente capítulo, conforme al Decreto Legislativo N° 1033, Ley de Organización y Funciones del Indecopi. Dicha competencia solo puede ser negada cuando ella haya sido asignada o se asigne a favor de otro organismo por norma expresa con rango de ley.  </w:t>
+        <w:t xml:space="preserve">El Instituto Nacional de Defensa de la Competencia y de la Protección de la Propiedad Intelectual (Indecopi) es la autoridad con competencia primaria y de alcance nacional para conocer las presuntas infracciones a las disposiciones contenidas en el presente Código, así como para imponer las sanciones y medidas correctivas establecidas en el presente capítulo, conforme al Decreto Legislativo 1033, Ley de Organización y Funciones del Indecopi. Dicha competencia solo puede ser negada cuando ella haya sido asignada o se asigne a favor de otro organismo por norma expresa con rango de ley. </w:t>
       </w:r>
     </w:p>
     <w:p>
@@ -7635,7 +7635,7 @@
           <w:sz w:val="15"/>
           <w:szCs w:val="15"/>
         </w:rPr>
-        <w:t xml:space="preserve">(…).  </w:t>
+        <w:t xml:space="preserve">(…). </w:t>
       </w:r>
     </w:p>
     <w:p>
@@ -7679,7 +7679,7 @@
           <w:sz w:val="15"/>
           <w:szCs w:val="15"/>
         </w:rPr>
-        <w:t xml:space="preserve">LEY DE ORGANIZACIÓN Y FUNCIONES DEL INDECOPI, APROBADA POR DECRETO LEGISLATIVO N° 1033  </w:t>
+        <w:t xml:space="preserve">LEY DE ORGANIZACIÓN Y FUNCIONES DEL INDECOPI, APROBADA POR DECRETO LEGISLATIVO 1033 </w:t>
       </w:r>
     </w:p>
     <w:p>
@@ -7727,7 +7727,7 @@
           <w:sz w:val="15"/>
           <w:szCs w:val="15"/>
         </w:rPr>
-        <w:t xml:space="preserve">  </w:t>
+        <w:t xml:space="preserve"> </w:t>
       </w:r>
     </w:p>
     <w:p>
@@ -7747,7 +7747,7 @@
           <w:sz w:val="15"/>
           <w:szCs w:val="15"/>
         </w:rPr>
-        <w:t xml:space="preserve">Corresponde a la Comisión de Protección al Consumidor velar por el cumplimiento de la Ley de Protección al Consumidor y de las leyes que, en general, protegen a los consumidores de la falta de idoneidad de los bienes y servicios en función de la información brindada, de las omisiones de información y de la discriminación en el consumo, así como de aquellas que complementen o sustituyan a las anteriores.  </w:t>
+        <w:t xml:space="preserve">Corresponde a la Comisión de Protección al Consumidor velar por el cumplimiento de la Ley de Protección al Consumidor y de las leyes que, en general, protegen a los consumidores de la falta de idoneidad de los bienes y servicios en función de la información brindada, de las omisiones de información y de la discriminación en el consumo, así como de aquellas que complementen o sustituyan a las anteriores. </w:t>
       </w:r>
     </w:p>
     <w:p>
@@ -7791,7 +7791,7 @@
           <w:sz w:val="15"/>
           <w:szCs w:val="15"/>
         </w:rPr>
-        <w:t xml:space="preserve">LEY SOBRE FACULTADES, NORMAS Y ORGANIZACIÓN DEL INDECOPI, APROBADA POR DECRETO LEGISLATIVO N° 807  </w:t>
+        <w:t xml:space="preserve">LEY SOBRE FACULTADES, NORMAS Y ORGANIZACIÓN DEL INDECOPI, APROBADA POR DECRETO LEGISLATIVO 807 </w:t>
       </w:r>
     </w:p>
     <w:p>
@@ -7839,7 +7839,7 @@
           <w:sz w:val="15"/>
           <w:szCs w:val="15"/>
         </w:rPr>
-        <w:t xml:space="preserve"> se encargará de la tramitación del procedimiento. Para ello, cuenta con las siguientes facultades:  </w:t>
+        <w:t xml:space="preserve"> se encargará de la tramitación del procedimiento. Para ello, cuenta con las siguientes facultades: </w:t>
       </w:r>
     </w:p>
     <w:p>
@@ -7859,7 +7859,7 @@
           <w:sz w:val="15"/>
           <w:szCs w:val="15"/>
         </w:rPr>
-        <w:t xml:space="preserve">(...)  </w:t>
+        <w:t xml:space="preserve">(...) </w:t>
       </w:r>
     </w:p>
     <w:p>
@@ -7879,7 +7879,7 @@
           <w:sz w:val="15"/>
           <w:szCs w:val="15"/>
         </w:rPr>
-        <w:t xml:space="preserve">c) Admitir denuncias a trámite, en aquellos casos en que la Comisión le haya delegado esta facultad.  </w:t>
+        <w:t xml:space="preserve">c) Admitir denuncias a trámite, en aquellos casos en que la Comisión le haya delegado esta facultad. </w:t>
       </w:r>
     </w:p>
     <w:p>
@@ -7970,7 +7970,7 @@
           <w:szCs w:val="15"/>
           <w:lang w:eastAsia="en-US"/>
         </w:rPr>
-        <w:t>LEY 29571, CÓDIGO DE PROTECCIÓN Y DEFENSA DEL CONSUMIDOR, publicado el 2 de setiembre de 2010 y modificado por Decreto Legislativo N° 1308</w:t>
+        <w:t>LEY 29571, CÓDIGO DE PROTECCIÓN Y DEFENSA DEL CONSUMIDOR, publicado el 2 de setiembre de 2010 y modificado por Decreto Legislativo 1308</w:t>
       </w:r>
       <w:r>
         <w:rPr>
@@ -8032,7 +8032,7 @@
           <w:szCs w:val="15"/>
           <w:lang w:eastAsia="en-US"/>
         </w:rPr>
-        <w:t>°.-</w:t>
+        <w:t>.-</w:t>
       </w:r>
       <w:proofErr w:type="gramEnd"/>
       <w:r>
@@ -8183,7 +8183,7 @@
           <w:szCs w:val="15"/>
           <w:lang w:eastAsia="en-US"/>
         </w:rPr>
-        <w:t>°.-</w:t>
+        <w:t>.-</w:t>
       </w:r>
       <w:proofErr w:type="gramEnd"/>
       <w:r>
@@ -8276,7 +8276,7 @@
           <w:sz w:val="15"/>
           <w:szCs w:val="15"/>
         </w:rPr>
-        <w:t>LEY SOBRE FACULTADES, NORMAS Y ORGANIZACIÓN DEL INDECOPI, aprobada por Decreto Legislativo N° 807, publicado el 18 de abril de 1996</w:t>
+        <w:t>LEY SOBRE FACULTADES, NORMAS Y ORGANIZACIÓN DEL INDECOPI, aprobada por Decreto Legislativo 807, publicado el 18 de abril de 1996</w:t>
       </w:r>
     </w:p>
     <w:p>
@@ -8609,7 +8609,7 @@
           <w:szCs w:val="15"/>
           <w:lang w:eastAsia="es-PE"/>
         </w:rPr>
-        <w:t>Nº</w:t>
+        <w:t/>
       </w:r>
       <w:proofErr w:type="spellEnd"/>
       <w:r>
@@ -8619,7 +8619,7 @@
           <w:szCs w:val="15"/>
           <w:lang w:eastAsia="es-PE"/>
         </w:rPr>
-        <w:t xml:space="preserve"> 30056, publicada el 2 de julio de 2013, que modificó el artículo 5º del Texto Único Ordenado de la Ley de Promoción de la Competitividad, Formalización y Desarrollo de la Micro y Pequeña Empresa y de Acceso al Empleo Decente (LEY MYPE). Ello, en la medida que la Tercera Disposición Complementaria Transitoria de la norma modificatoria precisa que las empresas constituidas antes de la </w:t>
+        <w:t xml:space="preserve"> 30056, publicada el 2 de julio de 2013, que modificó el artículo 5 del Texto Único Ordenado de la Ley de Promoción de la Competitividad, Formalización y Desarrollo de la Micro y Pequeña Empresa y de Acceso al Empleo Decente (LEY MYPE). Ello, en la medida que la Tercera Disposición Complementaria Transitoria de la norma modificatoria precisa que las empresas constituidas antes de la </w:t>
       </w:r>
       <w:proofErr w:type="gramStart"/>
       <w:r>
@@ -8709,7 +8709,7 @@
           <w:sz w:val="15"/>
           <w:szCs w:val="15"/>
         </w:rPr>
-        <w:t>° 29571, CÓDIGO DE PROTECCIÓN Y DEFENSA DEL CONSUMIDOR.</w:t>
+        <w:t> 29571, CÓDIGO DE PROTECCIÓN Y DEFENSA DEL CONSUMIDOR.</w:t>
       </w:r>
     </w:p>
     <w:p>
@@ -8741,7 +8741,7 @@
           <w:sz w:val="15"/>
           <w:szCs w:val="15"/>
         </w:rPr>
-        <w:t>Artículo 110º.- Sanciones Administrativas</w:t>
+        <w:t>Artículo 110.- Sanciones Administrativas</w:t>
       </w:r>
     </w:p>
     <w:p>
@@ -8852,7 +8852,7 @@
           <w:sz w:val="15"/>
           <w:szCs w:val="15"/>
         </w:rPr>
-        <w:t xml:space="preserve">            </w:t>
+        <w:t xml:space="preserve"> </w:t>
       </w:r>
       <w:r>
         <w:rPr>
@@ -8870,7 +8870,7 @@
           <w:sz w:val="15"/>
           <w:szCs w:val="15"/>
         </w:rPr>
-        <w:t>TEXTO ÚNICO ORDENADO DE LA LEY N° 27444, LEY DE PROCEDIMIENTO ADMINISTRATIVO GENERAL, aprobado por el Decreto Supremo 006-2026-JUS</w:t>
+        <w:t>TEXTO ÚNICO ORDENADO DE LA LEY 27444, LEY DE PROCEDIMIENTO ADMINISTRATIVO GENERAL, aprobado por el Decreto Supremo 006-2026-JUS</w:t>
       </w:r>
     </w:p>
     <w:p>
@@ -8978,7 +8978,7 @@
           <w:sz w:val="15"/>
           <w:szCs w:val="15"/>
         </w:rPr>
-        <w:t xml:space="preserve">            </w:t>
+        <w:t xml:space="preserve"> </w:t>
       </w:r>
       <w:r>
         <w:rPr>
@@ -8988,7 +8988,7 @@
           <w:sz w:val="15"/>
           <w:szCs w:val="15"/>
         </w:rPr>
-        <w:t>LEY 29571, CÓDIGO DE PROTECCIÓN Y DEFENSA DEL CONSUMIDOR, publicado el 2 de setiembre de 2010 y modificado por Decreto Legislativo N° 1308</w:t>
+        <w:t>LEY 29571, CÓDIGO DE PROTECCIÓN Y DEFENSA DEL CONSUMIDOR, publicado el 2 de setiembre de 2010 y modificado por Decreto Legislativo 1308</w:t>
       </w:r>
     </w:p>
     <w:p>
@@ -9029,7 +9029,7 @@
           <w:sz w:val="15"/>
           <w:szCs w:val="15"/>
         </w:rPr>
-        <w:t xml:space="preserve">                El órgano resolutivo puede sancionar las infracciones administrativas a que se refiere el artículo 108º con amonestación y multas de hasta cuatrocientos cincuenta (450) Unidades Impositivas Tributarias (UIT), las cuales son calificadas de la siguiente manera:</w:t>
+        <w:t xml:space="preserve"> El órgano resolutivo puede sancionar las infracciones administrativas a que se refiere el artículo 108 con amonestación y multas de hasta cuatrocientos cincuenta (450) Unidades Impositivas Tributarias (UIT), las cuales son calificadas de la siguiente manera:</w:t>
       </w:r>
     </w:p>
     <w:p>
@@ -9179,7 +9179,7 @@
           <w:sz w:val="15"/>
           <w:szCs w:val="15"/>
         </w:rPr>
-        <w:t xml:space="preserve"> el proveedor incumpla un acuerdo conciliatorio o cualquier otro acuerdo que de forma indubitable deje constancia de la manifestación de voluntad expresa de las partes de dar por culminada la controversia, o un laudo arbitral, el órgano resolutivo puede sancionar con una multa entre una (1) Unidad Impositiva Tributaria y doscientos (200) Unidades Impositivas Tributarias. Para la graduación se observan los criterios establecidos en el presente Código y supletoriamente, los criterios que establece la Ley N° 27444, Ley del Procedimiento Administrativo General o la norma que la sustituya o complemente.</w:t>
+        <w:t xml:space="preserve"> el proveedor incumpla un acuerdo conciliatorio o cualquier otro acuerdo que de forma indubitable deje constancia de la manifestación de voluntad expresa de las partes de dar por culminada la controversia, o un laudo arbitral, el órgano resolutivo puede sancionar con una multa entre una (1) Unidad Impositiva Tributaria y doscientos (200) Unidades Impositivas Tributarias. Para la graduación se observan los criterios establecidos en el presente Código y supletoriamente, los criterios que establece la Ley 27444, Ley del Procedimiento Administrativo General o la norma que la sustituya o complemente.</w:t>
       </w:r>
     </w:p>
     <w:p>
@@ -9259,7 +9259,7 @@
           <w:sz w:val="15"/>
           <w:szCs w:val="15"/>
         </w:rPr>
-        <w:t>LEY 29571, CÓDIGO DE PROTECCIÓN Y DEFENSA DEL CONSUMIDOR, publicado el 2 de setiembre de 2010 y modificado por Decreto Legislativo N° 1308</w:t>
+        <w:t>LEY 29571, CÓDIGO DE PROTECCIÓN Y DEFENSA DEL CONSUMIDOR, publicado el 2 de setiembre de 2010 y modificado por Decreto Legislativo 1308</w:t>
       </w:r>
     </w:p>
     <w:p>
@@ -9448,7 +9448,7 @@
           <w:sz w:val="15"/>
           <w:szCs w:val="15"/>
         </w:rPr>
-        <w:t>Cambiar productos por otros de idénticas o similares características, cuando la reparación no sea posible o no resulte    razonable según las circunstancias.</w:t>
+        <w:t>Cambiar productos por otros de idénticas o similares características, cuando la reparación no sea posible o no resulte razonable según las circunstancias.</w:t>
       </w:r>
     </w:p>
     <w:p>
@@ -9642,7 +9642,7 @@
           <w:sz w:val="15"/>
           <w:szCs w:val="15"/>
         </w:rPr>
-        <w:t xml:space="preserve">115.2    Las medidas correctivas reparadoras no pueden ser solicitadas de manera acumulativa conjunta, pudiendo plantearse de manera alternativa o subsidiaria, con excepción de la medida correctiva señalada en el literal h) que puede solicitarse </w:t>
+        <w:t xml:space="preserve">115.2 Las medidas correctivas reparadoras no pueden ser solicitadas de manera acumulativa conjunta, pudiendo plantearse de manera alternativa o subsidiaria, con excepción de la medida correctiva señalada en el literal h) que puede solicitarse </w:t>
       </w:r>
       <w:proofErr w:type="gramStart"/>
       <w:r>
@@ -9690,7 +9690,7 @@
           <w:sz w:val="15"/>
           <w:szCs w:val="15"/>
         </w:rPr>
-        <w:t>115.3    Las medidas correctivas reparadoras pueden solicitarse en cualquier momento hasta antes de la notificación de cargo al proveedor, sin perjuicio de la facultad de secretaría técnica de la comisión de requerir al consumidor que precise la medida correctiva materia de solicitud. El consumidor puede variar su solicitud de medida correctiva hasta antes de la decisión de primera instancia, en cuyo caso se confiere traslado al proveedor para que formule su descargo.</w:t>
+        <w:t>115.3 Las medidas correctivas reparadoras pueden solicitarse en cualquier momento hasta antes de la notificación de cargo al proveedor, sin perjuicio de la facultad de secretaría técnica de la comisión de requerir al consumidor que precise la medida correctiva materia de solicitud. El consumidor puede variar su solicitud de medida correctiva hasta antes de la decisión de primera instancia, en cuyo caso se confiere traslado al proveedor para que formule su descargo.</w:t>
       </w:r>
     </w:p>
     <w:p>
@@ -9720,7 +9720,7 @@
           <w:sz w:val="15"/>
           <w:szCs w:val="15"/>
         </w:rPr>
-        <w:t>115.4     Corresponde al consumidor que solicita el dictado de la medida correctiva reparadora probar las consecuencias patrimoniales directas e inmediatas causadas por la comisión de la infracción administrativa.</w:t>
+        <w:t>115.4 Corresponde al consumidor que solicita el dictado de la medida correctiva reparadora probar las consecuencias patrimoniales directas e inmediatas causadas por la comisión de la infracción administrativa.</w:t>
       </w:r>
     </w:p>
     <w:p>
@@ -9750,7 +9750,7 @@
           <w:sz w:val="15"/>
           <w:szCs w:val="15"/>
         </w:rPr>
-        <w:t>115.5     Los bienes o montos objeto de medidas correctivas reparadoras son entregados por el proveedor directamente al consumidor que los reclama, salvo mandato distinto contenido en la resolución. Aquellos bienes o montos materia de una medida correctiva reparadora, que por algún motivo se encuentran en posesión del Indecopi y deban ser entregados a los consumidores beneficiados, son puestos a disposición de estos.</w:t>
+        <w:t>115.5 Los bienes o montos objeto de medidas correctivas reparadoras son entregados por el proveedor directamente al consumidor que los reclama, salvo mandato distinto contenido en la resolución. Aquellos bienes o montos materia de una medida correctiva reparadora, que por algún motivo se encuentran en posesión del Indecopi y deban ser entregados a los consumidores beneficiados, son puestos a disposición de estos.</w:t>
       </w:r>
     </w:p>
     <w:p>
@@ -9780,7 +9780,7 @@
           <w:sz w:val="15"/>
           <w:szCs w:val="15"/>
         </w:rPr>
-        <w:t>115.6      El extremo de la resolución final que ordena el cumplimiento de una medida correctiva reparadora a favor del consumidor constituye título ejecutivo conforme con lo dispuesto en el artículo 688 del Código Procesal Civil, una vez que quedan consentidas o causan estado en la vía administrativa. La legitimidad para obrar en los procesos civiles de ejecución corresponde a los consumidores beneficiados con la medida correctiva reparadora.</w:t>
+        <w:t>115.6 El extremo de la resolución final que ordena el cumplimiento de una medida correctiva reparadora a favor del consumidor constituye título ejecutivo conforme con lo dispuesto en el artículo 688 del Código Procesal Civil, una vez que quedan consentidas o causan estado en la vía administrativa. La legitimidad para obrar en los procesos civiles de ejecución corresponde a los consumidores beneficiados con la medida correctiva reparadora.</w:t>
       </w:r>
     </w:p>
     <w:p>
@@ -9810,7 +9810,7 @@
           <w:sz w:val="15"/>
           <w:szCs w:val="15"/>
         </w:rPr>
-        <w:t xml:space="preserve">115.7    </w:t>
+        <w:t xml:space="preserve">115.7 </w:t>
       </w:r>
       <w:r>
         <w:rPr>
@@ -10489,7 +10489,7 @@
           <w:sz w:val="15"/>
           <w:szCs w:val="15"/>
         </w:rPr>
-        <w:t>Nº</w:t>
+        <w:t/>
       </w:r>
       <w:proofErr w:type="spellEnd"/>
       <w:r>
@@ -10523,7 +10523,7 @@
           <w:sz w:val="15"/>
           <w:szCs w:val="15"/>
         </w:rPr>
-        <w:t xml:space="preserve">Artículo 29º.- </w:t>
+        <w:t xml:space="preserve">Artículo 29.- </w:t>
       </w:r>
       <w:r>
         <w:rPr>
@@ -10888,7 +10888,7 @@
               <w:sz w:val="16"/>
               <w:szCs w:val="16"/>
             </w:rPr>
-            <w:t xml:space="preserve">SECRETARIA TÉCNICA DE LA    </w:t>
+            <w:t xml:space="preserve">SECRETARIA TÉCNICA DE LA </w:t>
           </w:r>
         </w:p>
         <w:p>

--- a/plantillas_maestras/01_seguro_vehicular/negativa_cobertura/2_o_mas_ddos_varios/varon/TPL_2048_2025_SEGURO_VEHICULAR_NEGATIVA_COBERTURA_ASEGURADORA_VARON_R348.docx
+++ b/plantillas_maestras/01_seguro_vehicular/negativa_cobertura/2_o_mas_ddos_varios/varon/TPL_2048_2025_SEGURO_VEHICULAR_NEGATIVA_COBERTURA_ASEGURADORA_VARON_R348.docx
@@ -126,7 +126,7 @@
           <w:sz w:val="22"/>
           <w:szCs w:val="22"/>
         </w:rPr>
-        <w:t>DENUNCIANTE</w:t>
+        <w:t xml:space="preserve">DENUNCIANTE:[DENUNCIANTE] ([APELLIDO])</w:t>
       </w:r>
       <w:r>
         <w:rPr>
@@ -136,7 +136,7 @@
           <w:szCs w:val="22"/>
         </w:rPr>
         <w:tab/>
-        <w:t>:</w:t>
+        <w:t/>
       </w:r>
       <w:r>
         <w:rPr>
@@ -154,88 +154,88 @@
           <w:sz w:val="22"/>
           <w:szCs w:val="22"/>
         </w:rPr>
-        <w:t>ELECTROMEC</w:t>
-      </w:r>
-      <w:r>
-        <w:rPr>
-          <w:rFonts w:ascii="Arial Narrow" w:eastAsia="Arial Narrow" w:hAnsi="Arial Narrow" w:cs="Arial Narrow"/>
-          <w:b/>
-          <w:sz w:val="22"/>
-          <w:szCs w:val="22"/>
-        </w:rPr>
-        <w:t>Á</w:t>
-      </w:r>
-      <w:r>
-        <w:rPr>
-          <w:rFonts w:ascii="Arial Narrow" w:eastAsia="Arial Narrow" w:hAnsi="Arial Narrow" w:cs="Arial Narrow"/>
-          <w:b/>
-          <w:sz w:val="22"/>
-          <w:szCs w:val="22"/>
-        </w:rPr>
-        <w:t>NICA VIÑAK E.I.R.L</w:t>
-      </w:r>
-      <w:r>
-        <w:rPr>
-          <w:rFonts w:ascii="Arial Narrow" w:eastAsia="Arial Narrow" w:hAnsi="Arial Narrow" w:cs="Arial Narrow"/>
-          <w:b/>
-          <w:sz w:val="22"/>
-          <w:szCs w:val="22"/>
-        </w:rPr>
-        <w:t>.</w:t>
-      </w:r>
-      <w:r>
-        <w:rPr>
-          <w:rFonts w:ascii="Arial Narrow" w:eastAsia="Arial Narrow" w:hAnsi="Arial Narrow" w:cs="Arial Narrow"/>
-          <w:b/>
-          <w:sz w:val="22"/>
-          <w:szCs w:val="22"/>
-        </w:rPr>
-        <w:t xml:space="preserve"> </w:t>
-      </w:r>
-      <w:r>
-        <w:rPr>
-          <w:rFonts w:ascii="Arial Narrow" w:eastAsia="Arial Narrow" w:hAnsi="Arial Narrow" w:cs="Arial Narrow"/>
-          <w:b/>
-          <w:sz w:val="22"/>
-          <w:szCs w:val="22"/>
-        </w:rPr>
-        <w:t>(</w:t>
-      </w:r>
-      <w:r>
-        <w:rPr>
-          <w:rFonts w:ascii="Arial Narrow" w:eastAsia="Arial Narrow" w:hAnsi="Arial Narrow" w:cs="Arial Narrow"/>
-          <w:b/>
-          <w:sz w:val="22"/>
-          <w:szCs w:val="22"/>
-        </w:rPr>
-        <w:t>ELECTROMEC</w:t>
-      </w:r>
-      <w:r>
-        <w:rPr>
-          <w:rFonts w:ascii="Arial Narrow" w:eastAsia="Arial Narrow" w:hAnsi="Arial Narrow" w:cs="Arial Narrow"/>
-          <w:b/>
-          <w:sz w:val="22"/>
-          <w:szCs w:val="22"/>
-        </w:rPr>
-        <w:t>Á</w:t>
-      </w:r>
-      <w:r>
-        <w:rPr>
-          <w:rFonts w:ascii="Arial Narrow" w:eastAsia="Arial Narrow" w:hAnsi="Arial Narrow" w:cs="Arial Narrow"/>
-          <w:b/>
-          <w:sz w:val="22"/>
-          <w:szCs w:val="22"/>
-        </w:rPr>
-        <w:t>NICA</w:t>
-      </w:r>
-      <w:r>
-        <w:rPr>
-          <w:rFonts w:ascii="Arial Narrow" w:eastAsia="Arial Narrow" w:hAnsi="Arial Narrow" w:cs="Arial Narrow"/>
-          <w:b/>
-          <w:sz w:val="22"/>
-          <w:szCs w:val="22"/>
-        </w:rPr>
-        <w:t>)</w:t>
+        <w:t/>
+      </w:r>
+      <w:r>
+        <w:rPr>
+          <w:rFonts w:ascii="Arial Narrow" w:eastAsia="Arial Narrow" w:hAnsi="Arial Narrow" w:cs="Arial Narrow"/>
+          <w:b/>
+          <w:sz w:val="22"/>
+          <w:szCs w:val="22"/>
+        </w:rPr>
+        <w:t/>
+      </w:r>
+      <w:r>
+        <w:rPr>
+          <w:rFonts w:ascii="Arial Narrow" w:eastAsia="Arial Narrow" w:hAnsi="Arial Narrow" w:cs="Arial Narrow"/>
+          <w:b/>
+          <w:sz w:val="22"/>
+          <w:szCs w:val="22"/>
+        </w:rPr>
+        <w:t/>
+      </w:r>
+      <w:r>
+        <w:rPr>
+          <w:rFonts w:ascii="Arial Narrow" w:eastAsia="Arial Narrow" w:hAnsi="Arial Narrow" w:cs="Arial Narrow"/>
+          <w:b/>
+          <w:sz w:val="22"/>
+          <w:szCs w:val="22"/>
+        </w:rPr>
+        <w:t/>
+      </w:r>
+      <w:r>
+        <w:rPr>
+          <w:rFonts w:ascii="Arial Narrow" w:eastAsia="Arial Narrow" w:hAnsi="Arial Narrow" w:cs="Arial Narrow"/>
+          <w:b/>
+          <w:sz w:val="22"/>
+          <w:szCs w:val="22"/>
+        </w:rPr>
+        <w:t xml:space="preserve"/>
+      </w:r>
+      <w:r>
+        <w:rPr>
+          <w:rFonts w:ascii="Arial Narrow" w:eastAsia="Arial Narrow" w:hAnsi="Arial Narrow" w:cs="Arial Narrow"/>
+          <w:b/>
+          <w:sz w:val="22"/>
+          <w:szCs w:val="22"/>
+        </w:rPr>
+        <w:t/>
+      </w:r>
+      <w:r>
+        <w:rPr>
+          <w:rFonts w:ascii="Arial Narrow" w:eastAsia="Arial Narrow" w:hAnsi="Arial Narrow" w:cs="Arial Narrow"/>
+          <w:b/>
+          <w:sz w:val="22"/>
+          <w:szCs w:val="22"/>
+        </w:rPr>
+        <w:t/>
+      </w:r>
+      <w:r>
+        <w:rPr>
+          <w:rFonts w:ascii="Arial Narrow" w:eastAsia="Arial Narrow" w:hAnsi="Arial Narrow" w:cs="Arial Narrow"/>
+          <w:b/>
+          <w:sz w:val="22"/>
+          <w:szCs w:val="22"/>
+        </w:rPr>
+        <w:t/>
+      </w:r>
+      <w:r>
+        <w:rPr>
+          <w:rFonts w:ascii="Arial Narrow" w:eastAsia="Arial Narrow" w:hAnsi="Arial Narrow" w:cs="Arial Narrow"/>
+          <w:b/>
+          <w:sz w:val="22"/>
+          <w:szCs w:val="22"/>
+        </w:rPr>
+        <w:t/>
+      </w:r>
+      <w:r>
+        <w:rPr>
+          <w:rFonts w:ascii="Arial Narrow" w:eastAsia="Arial Narrow" w:hAnsi="Arial Narrow" w:cs="Arial Narrow"/>
+          <w:b/>
+          <w:sz w:val="22"/>
+          <w:szCs w:val="22"/>
+        </w:rPr>
+        <w:t/>
       </w:r>
     </w:p>
     <w:p>
@@ -602,87 +602,87 @@
           <w:sz w:val="22"/>
           <w:szCs w:val="22"/>
         </w:rPr>
-        <w:t xml:space="preserve">Mediante </w:t>
-      </w:r>
-      <w:r>
-        <w:rPr>
-          <w:rFonts w:ascii="Arial Narrow" w:eastAsia="Arial Narrow" w:hAnsi="Arial Narrow" w:cs="Arial Narrow"/>
-          <w:sz w:val="22"/>
-          <w:szCs w:val="22"/>
-        </w:rPr>
-        <w:t xml:space="preserve">escrito </w:t>
-      </w:r>
-      <w:r>
-        <w:rPr>
-          <w:rFonts w:ascii="Arial Narrow" w:eastAsia="Arial Narrow" w:hAnsi="Arial Narrow" w:cs="Arial Narrow"/>
-          <w:sz w:val="22"/>
-          <w:szCs w:val="22"/>
-        </w:rPr>
-        <w:t xml:space="preserve">del 26 de agosto de </w:t>
-      </w:r>
-      <w:r>
-        <w:rPr>
-          <w:rFonts w:ascii="Arial Narrow" w:eastAsia="Arial Narrow" w:hAnsi="Arial Narrow" w:cs="Arial Narrow"/>
-          <w:sz w:val="22"/>
-          <w:szCs w:val="22"/>
-        </w:rPr>
-        <w:t>2025</w:t>
-      </w:r>
-      <w:r>
-        <w:rPr>
-          <w:rFonts w:ascii="Arial Narrow" w:eastAsia="Arial Narrow" w:hAnsi="Arial Narrow" w:cs="Arial Narrow"/>
-          <w:sz w:val="22"/>
-          <w:szCs w:val="22"/>
-        </w:rPr>
-        <w:t>,</w:t>
-      </w:r>
-      <w:r>
-        <w:rPr>
-          <w:rFonts w:ascii="Arial Narrow" w:hAnsi="Arial Narrow"/>
-          <w:sz w:val="22"/>
-          <w:szCs w:val="22"/>
-        </w:rPr>
-        <w:t xml:space="preserve"> </w:t>
-      </w:r>
-      <w:r>
-        <w:rPr>
-          <w:rFonts w:ascii="Arial Narrow" w:eastAsia="Arial Narrow" w:hAnsi="Arial Narrow" w:cs="Arial Narrow"/>
-          <w:sz w:val="22"/>
-          <w:szCs w:val="22"/>
-        </w:rPr>
-        <w:t xml:space="preserve">subsanado por escrito el </w:t>
-      </w:r>
-      <w:r>
-        <w:rPr>
-          <w:rFonts w:ascii="Arial Narrow" w:eastAsia="Arial Narrow" w:hAnsi="Arial Narrow" w:cs="Arial Narrow"/>
-          <w:sz w:val="22"/>
-          <w:szCs w:val="22"/>
-        </w:rPr>
-        <w:t>7 de</w:t>
-      </w:r>
-      <w:r>
-        <w:rPr>
-          <w:rFonts w:ascii="Arial Narrow" w:eastAsia="Arial Narrow" w:hAnsi="Arial Narrow" w:cs="Arial Narrow"/>
-          <w:sz w:val="22"/>
-          <w:szCs w:val="22"/>
-        </w:rPr>
-        <w:t xml:space="preserve"> octubre de 2025</w:t>
-      </w:r>
-      <w:r>
-        <w:rPr>
-          <w:rFonts w:ascii="Arial Narrow" w:eastAsia="Arial Narrow" w:hAnsi="Arial Narrow" w:cs="Arial Narrow"/>
-          <w:sz w:val="22"/>
-          <w:szCs w:val="22"/>
-        </w:rPr>
-        <w:t xml:space="preserve">, </w:t>
-      </w:r>
-      <w:r>
-        <w:rPr>
-          <w:rFonts w:ascii="Arial Narrow" w:eastAsia="Arial Narrow" w:hAnsi="Arial Narrow" w:cs="Arial Narrow"/>
-          <w:sz w:val="22"/>
-          <w:szCs w:val="22"/>
-        </w:rPr>
-        <w:t>Electromecánica</w:t>
+        <w:t xml:space="preserve">Mediante escrito del 26 de agosto de 2025, subsanado por escrito el 7 de octubre de 2025, [APELLIDO] denunció a Pacifico por presuntas infracciones a la Ley 29571, Código de Protección y Defensa del Consumidor (en adelante, Código), señalando lo siguiente:</w:t>
+      </w:r>
+      <w:r>
+        <w:rPr>
+          <w:rFonts w:ascii="Arial Narrow" w:eastAsia="Arial Narrow" w:hAnsi="Arial Narrow" w:cs="Arial Narrow"/>
+          <w:sz w:val="22"/>
+          <w:szCs w:val="22"/>
+        </w:rPr>
+        <w:t xml:space="preserve"/>
+      </w:r>
+      <w:r>
+        <w:rPr>
+          <w:rFonts w:ascii="Arial Narrow" w:eastAsia="Arial Narrow" w:hAnsi="Arial Narrow" w:cs="Arial Narrow"/>
+          <w:sz w:val="22"/>
+          <w:szCs w:val="22"/>
+        </w:rPr>
+        <w:t xml:space="preserve"/>
+      </w:r>
+      <w:r>
+        <w:rPr>
+          <w:rFonts w:ascii="Arial Narrow" w:eastAsia="Arial Narrow" w:hAnsi="Arial Narrow" w:cs="Arial Narrow"/>
+          <w:sz w:val="22"/>
+          <w:szCs w:val="22"/>
+        </w:rPr>
+        <w:t/>
+      </w:r>
+      <w:r>
+        <w:rPr>
+          <w:rFonts w:ascii="Arial Narrow" w:eastAsia="Arial Narrow" w:hAnsi="Arial Narrow" w:cs="Arial Narrow"/>
+          <w:sz w:val="22"/>
+          <w:szCs w:val="22"/>
+        </w:rPr>
+        <w:t/>
+      </w:r>
+      <w:r>
+        <w:rPr>
+          <w:rFonts w:ascii="Arial Narrow" w:hAnsi="Arial Narrow"/>
+          <w:sz w:val="22"/>
+          <w:szCs w:val="22"/>
+        </w:rPr>
+        <w:t xml:space="preserve"/>
+      </w:r>
+      <w:r>
+        <w:rPr>
+          <w:rFonts w:ascii="Arial Narrow" w:eastAsia="Arial Narrow" w:hAnsi="Arial Narrow" w:cs="Arial Narrow"/>
+          <w:sz w:val="22"/>
+          <w:szCs w:val="22"/>
+        </w:rPr>
+        <w:t xml:space="preserve"/>
+      </w:r>
+      <w:r>
+        <w:rPr>
+          <w:rFonts w:ascii="Arial Narrow" w:eastAsia="Arial Narrow" w:hAnsi="Arial Narrow" w:cs="Arial Narrow"/>
+          <w:sz w:val="22"/>
+          <w:szCs w:val="22"/>
+        </w:rPr>
+        <w:t/>
+      </w:r>
+      <w:r>
+        <w:rPr>
+          <w:rFonts w:ascii="Arial Narrow" w:eastAsia="Arial Narrow" w:hAnsi="Arial Narrow" w:cs="Arial Narrow"/>
+          <w:sz w:val="22"/>
+          <w:szCs w:val="22"/>
+        </w:rPr>
+        <w:t xml:space="preserve"/>
+      </w:r>
+      <w:r>
+        <w:rPr>
+          <w:rFonts w:ascii="Arial Narrow" w:eastAsia="Arial Narrow" w:hAnsi="Arial Narrow" w:cs="Arial Narrow"/>
+          <w:sz w:val="22"/>
+          <w:szCs w:val="22"/>
+        </w:rPr>
+        <w:t xml:space="preserve"/>
+      </w:r>
+      <w:r>
+        <w:rPr>
+          <w:rFonts w:ascii="Arial Narrow" w:eastAsia="Arial Narrow" w:hAnsi="Arial Narrow" w:cs="Arial Narrow"/>
+          <w:sz w:val="22"/>
+          <w:szCs w:val="22"/>
+        </w:rPr>
+        <w:t/>
       </w:r>
       <w:r>
         <w:rPr>
@@ -700,47 +700,47 @@
           <w:sz w:val="22"/>
           <w:szCs w:val="22"/>
         </w:rPr>
-        <w:t xml:space="preserve"> </w:t>
-      </w:r>
-      <w:r>
-        <w:rPr>
-          <w:rFonts w:ascii="Arial Narrow" w:eastAsia="Arial Narrow" w:hAnsi="Arial Narrow" w:cs="Arial Narrow"/>
-          <w:sz w:val="22"/>
-          <w:szCs w:val="22"/>
-        </w:rPr>
-        <w:t xml:space="preserve">denunció </w:t>
-      </w:r>
-      <w:r>
-        <w:rPr>
-          <w:rFonts w:ascii="Arial Narrow" w:eastAsia="Arial Narrow" w:hAnsi="Arial Narrow" w:cs="Arial Narrow"/>
-          <w:sz w:val="22"/>
-          <w:szCs w:val="22"/>
-        </w:rPr>
-        <w:t xml:space="preserve">a </w:t>
-      </w:r>
-      <w:r>
-        <w:rPr>
-          <w:rFonts w:ascii="Arial Narrow" w:eastAsia="Arial Narrow" w:hAnsi="Arial Narrow" w:cs="Arial Narrow"/>
-          <w:sz w:val="22"/>
-          <w:szCs w:val="22"/>
-        </w:rPr>
-        <w:t>Pacifico</w:t>
-      </w:r>
-      <w:r>
-        <w:rPr>
-          <w:rFonts w:ascii="Arial Narrow" w:eastAsia="Arial Narrow" w:hAnsi="Arial Narrow" w:cs="Arial Narrow"/>
-          <w:sz w:val="22"/>
-          <w:szCs w:val="22"/>
-        </w:rPr>
-        <w:t xml:space="preserve"> </w:t>
-      </w:r>
-      <w:r>
-        <w:rPr>
-          <w:rFonts w:ascii="Arial Narrow" w:eastAsia="Arial Narrow" w:hAnsi="Arial Narrow" w:cs="Arial Narrow"/>
-          <w:sz w:val="22"/>
-          <w:szCs w:val="22"/>
-        </w:rPr>
-        <w:t>por presuntas infracciones a la Ley 29571, Código de Protección y Defensa del Consumidor (en adelante, Código), señalando lo siguiente:</w:t>
+        <w:t xml:space="preserve"/>
+      </w:r>
+      <w:r>
+        <w:rPr>
+          <w:rFonts w:ascii="Arial Narrow" w:eastAsia="Arial Narrow" w:hAnsi="Arial Narrow" w:cs="Arial Narrow"/>
+          <w:sz w:val="22"/>
+          <w:szCs w:val="22"/>
+        </w:rPr>
+        <w:t xml:space="preserve"/>
+      </w:r>
+      <w:r>
+        <w:rPr>
+          <w:rFonts w:ascii="Arial Narrow" w:eastAsia="Arial Narrow" w:hAnsi="Arial Narrow" w:cs="Arial Narrow"/>
+          <w:sz w:val="22"/>
+          <w:szCs w:val="22"/>
+        </w:rPr>
+        <w:t xml:space="preserve"/>
+      </w:r>
+      <w:r>
+        <w:rPr>
+          <w:rFonts w:ascii="Arial Narrow" w:eastAsia="Arial Narrow" w:hAnsi="Arial Narrow" w:cs="Arial Narrow"/>
+          <w:sz w:val="22"/>
+          <w:szCs w:val="22"/>
+        </w:rPr>
+        <w:t/>
+      </w:r>
+      <w:r>
+        <w:rPr>
+          <w:rFonts w:ascii="Arial Narrow" w:eastAsia="Arial Narrow" w:hAnsi="Arial Narrow" w:cs="Arial Narrow"/>
+          <w:sz w:val="22"/>
+          <w:szCs w:val="22"/>
+        </w:rPr>
+        <w:t xml:space="preserve"/>
+      </w:r>
+      <w:r>
+        <w:rPr>
+          <w:rFonts w:ascii="Arial Narrow" w:eastAsia="Arial Narrow" w:hAnsi="Arial Narrow" w:cs="Arial Narrow"/>
+          <w:sz w:val="22"/>
+          <w:szCs w:val="22"/>
+        </w:rPr>
+        <w:t/>
       </w:r>
     </w:p>
     <w:p>
@@ -1480,7 +1480,7 @@
           <w:sz w:val="22"/>
           <w:szCs w:val="22"/>
         </w:rPr>
-        <w:t>Electromecánica</w:t>
+        <w:t xml:space="preserve">[APELLIDO] solicitó, en calidad de medidas correctivas, que Pacífico cumpla con: (i) otorgar la cobertura de la Póliza 2010460305 por el siniestro del 5 de julio de 2025, reconociendo la pérdida total o, en su defecto, efectuando la reparación integral; (ii) realizar el pago de la suma asegurada de US$ 22 350,00; y, (iii) reconocer todo importe, costo y/o gasto causado por la negativa de cobertura hasta su efectiva ejecución. Asimismo, requirió el reembolso de costos y costas del presente procedimiento.</w:t>
       </w:r>
       <w:r>
         <w:rPr>
@@ -1489,7 +1489,7 @@
           <w:szCs w:val="22"/>
           <w:lang w:eastAsia="es-ES"/>
         </w:rPr>
-        <w:t xml:space="preserve"> </w:t>
+        <w:t xml:space="preserve"/>
       </w:r>
       <w:r>
         <w:rPr>
@@ -1498,7 +1498,7 @@
           <w:szCs w:val="22"/>
           <w:lang w:eastAsia="es-ES"/>
         </w:rPr>
-        <w:t>solicitó, en calidad de medidas correctivas, que</w:t>
+        <w:t/>
       </w:r>
       <w:r>
         <w:rPr>
@@ -1507,7 +1507,7 @@
           <w:szCs w:val="22"/>
           <w:lang w:eastAsia="es-ES"/>
         </w:rPr>
-        <w:t xml:space="preserve"> Pacífico cumpla con</w:t>
+        <w:t xml:space="preserve"/>
       </w:r>
       <w:r>
         <w:rPr>
@@ -1516,7 +1516,7 @@
           <w:szCs w:val="22"/>
           <w:lang w:eastAsia="es-ES"/>
         </w:rPr>
-        <w:t>: (i)</w:t>
+        <w:t/>
       </w:r>
       <w:r>
         <w:rPr>
@@ -1525,7 +1525,7 @@
           <w:szCs w:val="22"/>
           <w:lang w:eastAsia="es-ES"/>
         </w:rPr>
-        <w:t xml:space="preserve"> </w:t>
+        <w:t xml:space="preserve"/>
       </w:r>
       <w:r>
         <w:rPr>
@@ -1534,7 +1534,7 @@
           <w:szCs w:val="22"/>
           <w:lang w:eastAsia="es-ES"/>
         </w:rPr>
-        <w:t xml:space="preserve">otorgar la cobertura de la Póliza 2010460305 por el siniestro del </w:t>
+        <w:t xml:space="preserve"/>
       </w:r>
       <w:r>
         <w:rPr>
@@ -1543,7 +1543,7 @@
           <w:szCs w:val="22"/>
           <w:lang w:eastAsia="es-ES"/>
         </w:rPr>
-        <w:t xml:space="preserve">5 de julio de </w:t>
+        <w:t xml:space="preserve"/>
       </w:r>
       <w:r>
         <w:rPr>
@@ -1552,7 +1552,7 @@
           <w:szCs w:val="22"/>
           <w:lang w:eastAsia="es-ES"/>
         </w:rPr>
-        <w:t xml:space="preserve">2025, reconociendo la pérdida total o, en su defecto, efectuando la reparación integral; (ii) </w:t>
+        <w:t xml:space="preserve"/>
       </w:r>
       <w:r>
         <w:rPr>
@@ -1561,7 +1561,7 @@
           <w:szCs w:val="22"/>
           <w:lang w:eastAsia="es-ES"/>
         </w:rPr>
-        <w:t>realizar</w:t>
+        <w:t/>
       </w:r>
       <w:r>
         <w:rPr>
@@ -1570,7 +1570,7 @@
           <w:szCs w:val="22"/>
           <w:lang w:eastAsia="es-ES"/>
         </w:rPr>
-        <w:t xml:space="preserve"> </w:t>
+        <w:t xml:space="preserve"/>
       </w:r>
       <w:r>
         <w:rPr>
@@ -1579,7 +1579,7 @@
           <w:szCs w:val="22"/>
           <w:lang w:eastAsia="es-ES"/>
         </w:rPr>
-        <w:t xml:space="preserve">el pago de la suma asegurada </w:t>
+        <w:t xml:space="preserve"/>
       </w:r>
       <w:r>
         <w:rPr>
@@ -1589,7 +1589,7 @@
           <w:lang w:eastAsia="es-ES"/>
         </w:rPr>
         <w:lastRenderedPageBreak/>
-        <w:t>de US$ 22</w:t>
+        <w:t/>
       </w:r>
       <w:r>
         <w:rPr>
@@ -1598,7 +1598,7 @@
           <w:szCs w:val="22"/>
           <w:lang w:eastAsia="es-ES"/>
         </w:rPr>
-        <w:t xml:space="preserve"> </w:t>
+        <w:t xml:space="preserve"/>
       </w:r>
       <w:r>
         <w:rPr>
@@ -1607,7 +1607,7 @@
           <w:szCs w:val="22"/>
           <w:lang w:eastAsia="es-ES"/>
         </w:rPr>
-        <w:t>350</w:t>
+        <w:t/>
       </w:r>
       <w:r>
         <w:rPr>
@@ -1616,7 +1616,7 @@
           <w:szCs w:val="22"/>
           <w:lang w:eastAsia="es-ES"/>
         </w:rPr>
-        <w:t>,00</w:t>
+        <w:t/>
       </w:r>
       <w:r>
         <w:rPr>
@@ -1625,7 +1625,7 @@
           <w:szCs w:val="22"/>
           <w:lang w:eastAsia="es-ES"/>
         </w:rPr>
-        <w:t xml:space="preserve">; </w:t>
+        <w:t xml:space="preserve"/>
       </w:r>
       <w:r>
         <w:rPr>
@@ -1634,7 +1634,7 @@
           <w:szCs w:val="22"/>
           <w:lang w:eastAsia="es-ES"/>
         </w:rPr>
-        <w:t xml:space="preserve">y, </w:t>
+        <w:t xml:space="preserve"/>
       </w:r>
       <w:r>
         <w:rPr>
@@ -1643,7 +1643,7 @@
           <w:szCs w:val="22"/>
           <w:lang w:eastAsia="es-ES"/>
         </w:rPr>
-        <w:t xml:space="preserve">(iii) </w:t>
+        <w:t xml:space="preserve"/>
       </w:r>
       <w:r>
         <w:rPr>
@@ -1652,7 +1652,7 @@
           <w:szCs w:val="22"/>
           <w:lang w:eastAsia="es-ES"/>
         </w:rPr>
-        <w:t>reconocer</w:t>
+        <w:t/>
       </w:r>
       <w:r>
         <w:rPr>
@@ -1661,7 +1661,7 @@
           <w:szCs w:val="22"/>
           <w:lang w:eastAsia="es-ES"/>
         </w:rPr>
-        <w:t xml:space="preserve"> todo importe, costo y/o gasto causado por la negativa de cobertura hasta su efectiva ejecución</w:t>
+        <w:t xml:space="preserve"/>
       </w:r>
       <w:r>
         <w:rPr>
@@ -1670,7 +1670,7 @@
           <w:szCs w:val="22"/>
           <w:lang w:eastAsia="es-ES"/>
         </w:rPr>
-        <w:t>.</w:t>
+        <w:t/>
       </w:r>
       <w:r>
         <w:rPr>
@@ -1678,7 +1678,7 @@
           <w:color w:val="000000" w:themeColor="text1"/>
           <w:lang w:val="es-ES" w:eastAsia="es-ES"/>
         </w:rPr>
-        <w:t xml:space="preserve"> Asimismo, requirió el reembolso de costos y costas del presente procedimiento.</w:t>
+        <w:t xml:space="preserve"/>
       </w:r>
     </w:p>
     <w:p>
@@ -2250,87 +2250,87 @@
           <w:sz w:val="22"/>
           <w:szCs w:val="22"/>
         </w:rPr>
-        <w:t xml:space="preserve">Por escrito </w:t>
-      </w:r>
-      <w:r>
-        <w:rPr>
-          <w:rFonts w:ascii="Arial Narrow" w:hAnsi="Arial Narrow"/>
-          <w:sz w:val="22"/>
-          <w:szCs w:val="22"/>
-        </w:rPr>
-        <w:t>de denuncia del</w:t>
-      </w:r>
-      <w:r>
-        <w:rPr>
-          <w:rFonts w:ascii="Arial Narrow" w:hAnsi="Arial Narrow"/>
-          <w:sz w:val="22"/>
-          <w:szCs w:val="22"/>
-        </w:rPr>
-        <w:t xml:space="preserve"> </w:t>
-      </w:r>
-      <w:r>
-        <w:rPr>
-          <w:rFonts w:ascii="Arial Narrow" w:hAnsi="Arial Narrow"/>
-          <w:sz w:val="22"/>
-          <w:szCs w:val="22"/>
-        </w:rPr>
-        <w:t>26 de agosto de 2025, subsanado por escrito el 7 de octubre de 2025</w:t>
-      </w:r>
-      <w:r>
-        <w:rPr>
-          <w:rFonts w:ascii="Arial Narrow" w:hAnsi="Arial Narrow"/>
-          <w:sz w:val="22"/>
-          <w:szCs w:val="22"/>
-        </w:rPr>
-        <w:t xml:space="preserve">, </w:t>
-      </w:r>
-      <w:r>
-        <w:rPr>
-          <w:rFonts w:ascii="Arial Narrow" w:hAnsi="Arial Narrow"/>
-          <w:sz w:val="22"/>
-          <w:szCs w:val="22"/>
-        </w:rPr>
-        <w:t>Electromecánica</w:t>
-      </w:r>
-      <w:r>
-        <w:rPr>
-          <w:rFonts w:ascii="Arial Narrow" w:hAnsi="Arial Narrow"/>
-          <w:sz w:val="22"/>
-          <w:szCs w:val="22"/>
-        </w:rPr>
-        <w:t xml:space="preserve"> </w:t>
-      </w:r>
-      <w:r>
-        <w:rPr>
-          <w:rFonts w:ascii="Arial Narrow" w:hAnsi="Arial Narrow"/>
-          <w:sz w:val="22"/>
-          <w:szCs w:val="22"/>
-        </w:rPr>
-        <w:t xml:space="preserve">presentó las declaraciones mensuales (PDT-IGV Renta Mensual) del Impuesto General a las Ventas (IGV) e Impuesto a la Renta (IR) completas del ejercicio correspondiente al año </w:t>
-      </w:r>
-      <w:r>
-        <w:rPr>
-          <w:rFonts w:ascii="Arial Narrow" w:hAnsi="Arial Narrow"/>
-          <w:sz w:val="22"/>
-          <w:szCs w:val="22"/>
-        </w:rPr>
-        <w:t>2024</w:t>
-      </w:r>
-      <w:r>
-        <w:rPr>
-          <w:rFonts w:ascii="Arial Narrow" w:hAnsi="Arial Narrow"/>
-          <w:sz w:val="22"/>
-          <w:szCs w:val="22"/>
-        </w:rPr>
-        <w:t xml:space="preserve">, el cual contiene información correspondiente </w:t>
-      </w:r>
-      <w:r>
-        <w:rPr>
-          <w:rFonts w:ascii="Arial Narrow" w:hAnsi="Arial Narrow"/>
-          <w:sz w:val="22"/>
-          <w:szCs w:val="22"/>
-        </w:rPr>
-        <w:t>a PDT-IGV Renta mensual, IGV, e IR</w:t>
+        <w:t xml:space="preserve">Por escrito de denuncia del 26 de agosto de 2025, subsanado por escrito el 7 de octubre de 2025, [APELLIDO] presentó las declaraciones mensuales (PDT-IGV Renta Mensual) del Impuesto General a las Ventas (IGV) e Impuesto a la Renta (IR) completas del ejercicio correspondiente al año 2024, el cual contiene información correspondiente a PDT-IGV Renta mensual, IGV, e IR; por lo que corresponde que la Secretaría Técnica -por delegación de facultades- evalúe su confidencialidad.</w:t>
+      </w:r>
+      <w:r>
+        <w:rPr>
+          <w:rFonts w:ascii="Arial Narrow" w:hAnsi="Arial Narrow"/>
+          <w:sz w:val="22"/>
+          <w:szCs w:val="22"/>
+        </w:rPr>
+        <w:t/>
+      </w:r>
+      <w:r>
+        <w:rPr>
+          <w:rFonts w:ascii="Arial Narrow" w:hAnsi="Arial Narrow"/>
+          <w:sz w:val="22"/>
+          <w:szCs w:val="22"/>
+        </w:rPr>
+        <w:t xml:space="preserve"/>
+      </w:r>
+      <w:r>
+        <w:rPr>
+          <w:rFonts w:ascii="Arial Narrow" w:hAnsi="Arial Narrow"/>
+          <w:sz w:val="22"/>
+          <w:szCs w:val="22"/>
+        </w:rPr>
+        <w:t/>
+      </w:r>
+      <w:r>
+        <w:rPr>
+          <w:rFonts w:ascii="Arial Narrow" w:hAnsi="Arial Narrow"/>
+          <w:sz w:val="22"/>
+          <w:szCs w:val="22"/>
+        </w:rPr>
+        <w:t xml:space="preserve"/>
+      </w:r>
+      <w:r>
+        <w:rPr>
+          <w:rFonts w:ascii="Arial Narrow" w:hAnsi="Arial Narrow"/>
+          <w:sz w:val="22"/>
+          <w:szCs w:val="22"/>
+        </w:rPr>
+        <w:t/>
+      </w:r>
+      <w:r>
+        <w:rPr>
+          <w:rFonts w:ascii="Arial Narrow" w:hAnsi="Arial Narrow"/>
+          <w:sz w:val="22"/>
+          <w:szCs w:val="22"/>
+        </w:rPr>
+        <w:t xml:space="preserve"/>
+      </w:r>
+      <w:r>
+        <w:rPr>
+          <w:rFonts w:ascii="Arial Narrow" w:hAnsi="Arial Narrow"/>
+          <w:sz w:val="22"/>
+          <w:szCs w:val="22"/>
+        </w:rPr>
+        <w:t xml:space="preserve"/>
+      </w:r>
+      <w:r>
+        <w:rPr>
+          <w:rFonts w:ascii="Arial Narrow" w:hAnsi="Arial Narrow"/>
+          <w:sz w:val="22"/>
+          <w:szCs w:val="22"/>
+        </w:rPr>
+        <w:t/>
+      </w:r>
+      <w:r>
+        <w:rPr>
+          <w:rFonts w:ascii="Arial Narrow" w:hAnsi="Arial Narrow"/>
+          <w:sz w:val="22"/>
+          <w:szCs w:val="22"/>
+        </w:rPr>
+        <w:t xml:space="preserve"/>
+      </w:r>
+      <w:r>
+        <w:rPr>
+          <w:rFonts w:ascii="Arial Narrow" w:hAnsi="Arial Narrow"/>
+          <w:sz w:val="22"/>
+          <w:szCs w:val="22"/>
+        </w:rPr>
+        <w:t/>
       </w:r>
       <w:r>
         <w:rPr>
@@ -2339,7 +2339,7 @@
           <w:szCs w:val="22"/>
           <w:lang w:eastAsia="en-US"/>
         </w:rPr>
-        <w:t xml:space="preserve">; por lo que corresponde que la Secretaría Técnica </w:t>
+        <w:t xml:space="preserve"/>
       </w:r>
       <w:r>
         <w:rPr>
@@ -2348,7 +2348,7 @@
           <w:sz w:val="22"/>
           <w:szCs w:val="22"/>
         </w:rPr>
-        <w:t>-por delegación de facultades</w:t>
+        <w:t/>
       </w:r>
       <w:r>
         <w:rPr>
@@ -2357,7 +2357,7 @@
           <w:sz w:val="22"/>
           <w:szCs w:val="22"/>
         </w:rPr>
-        <w:t xml:space="preserve">- </w:t>
+        <w:t xml:space="preserve"/>
       </w:r>
       <w:r>
         <w:rPr>
@@ -2366,7 +2366,7 @@
           <w:szCs w:val="22"/>
           <w:lang w:eastAsia="en-US"/>
         </w:rPr>
-        <w:t>evalúe</w:t>
+        <w:t/>
       </w:r>
       <w:r>
         <w:rPr>
@@ -2375,7 +2375,7 @@
           <w:szCs w:val="22"/>
           <w:lang w:eastAsia="en-US"/>
         </w:rPr>
-        <w:t xml:space="preserve"> su confidencialidad.</w:t>
+        <w:t xml:space="preserve"/>
       </w:r>
     </w:p>
     <w:p>
@@ -2474,71 +2474,71 @@
           <w:sz w:val="22"/>
           <w:szCs w:val="22"/>
         </w:rPr>
-        <w:t xml:space="preserve">En atención a lo expuesto, de </w:t>
-      </w:r>
-      <w:r>
-        <w:rPr>
-          <w:rFonts w:ascii="Arial Narrow" w:hAnsi="Arial Narrow"/>
-          <w:sz w:val="22"/>
-          <w:szCs w:val="22"/>
-        </w:rPr>
-        <w:t>conformidad</w:t>
-      </w:r>
-      <w:r>
-        <w:rPr>
-          <w:rFonts w:ascii="Arial Narrow" w:hAnsi="Arial Narrow"/>
-          <w:sz w:val="22"/>
-          <w:szCs w:val="22"/>
-        </w:rPr>
-        <w:t xml:space="preserve"> con lo establecido en la Directiva, la Secretaría Técnica considera que corresponde declarar de oficio la confidencialidad</w:t>
-      </w:r>
-      <w:r>
-        <w:rPr>
-          <w:rFonts w:ascii="Arial Narrow" w:hAnsi="Arial Narrow"/>
-          <w:sz w:val="22"/>
-          <w:szCs w:val="22"/>
-        </w:rPr>
-        <w:t xml:space="preserve"> de las declaraciones mensuales (PDT-IGV Renta Mensual) del Impuesto General a las Ventas (IGV) e Impuesto a la Renta (IR) completas del ejercicio correspondiente al año </w:t>
-      </w:r>
-      <w:r>
-        <w:rPr>
-          <w:rFonts w:ascii="Arial Narrow" w:hAnsi="Arial Narrow"/>
-          <w:sz w:val="22"/>
-          <w:szCs w:val="22"/>
-        </w:rPr>
-        <w:t>2024</w:t>
-      </w:r>
-      <w:r>
-        <w:rPr>
-          <w:rFonts w:ascii="Arial Narrow" w:hAnsi="Arial Narrow"/>
-          <w:sz w:val="22"/>
-          <w:szCs w:val="22"/>
-        </w:rPr>
-        <w:t xml:space="preserve"> de </w:t>
-      </w:r>
-      <w:r>
-        <w:rPr>
-          <w:rFonts w:ascii="Arial Narrow" w:hAnsi="Arial Narrow"/>
-          <w:sz w:val="22"/>
-          <w:szCs w:val="22"/>
-        </w:rPr>
-        <w:t>Electromecánica</w:t>
-      </w:r>
-      <w:r>
-        <w:rPr>
-          <w:rFonts w:ascii="Arial Narrow" w:hAnsi="Arial Narrow"/>
-          <w:sz w:val="22"/>
-          <w:szCs w:val="22"/>
-        </w:rPr>
-        <w:t xml:space="preserve"> </w:t>
-      </w:r>
-      <w:r>
-        <w:rPr>
-          <w:rFonts w:ascii="Arial Narrow" w:hAnsi="Arial Narrow"/>
-          <w:sz w:val="22"/>
-          <w:szCs w:val="22"/>
-        </w:rPr>
-        <w:t xml:space="preserve">que obra en el </w:t>
+        <w:t xml:space="preserve">En atención a lo expuesto, de conformidad con lo establecido en la Directiva, la Secretaría Técnica considera que corresponde declarar de oficio la confidencialidad de las declaraciones mensuales (PDT-IGV Renta Mensual) del Impuesto General a las Ventas (IGV) e Impuesto a la Renta (IR) completas del ejercicio correspondiente al año 2024 [APELLIDO] que obra en el documento 2 denominado “ANEXO 2-A.PDF” de la pieza 6 presentada mediante el escrito del 7 de octubre de 2025 del expediente, precisándose que la confidencialidad declarada deberá mantenerse de forma permanente.</w:t>
+      </w:r>
+      <w:r>
+        <w:rPr>
+          <w:rFonts w:ascii="Arial Narrow" w:hAnsi="Arial Narrow"/>
+          <w:sz w:val="22"/>
+          <w:szCs w:val="22"/>
+        </w:rPr>
+        <w:t/>
+      </w:r>
+      <w:r>
+        <w:rPr>
+          <w:rFonts w:ascii="Arial Narrow" w:hAnsi="Arial Narrow"/>
+          <w:sz w:val="22"/>
+          <w:szCs w:val="22"/>
+        </w:rPr>
+        <w:t xml:space="preserve"/>
+      </w:r>
+      <w:r>
+        <w:rPr>
+          <w:rFonts w:ascii="Arial Narrow" w:hAnsi="Arial Narrow"/>
+          <w:sz w:val="22"/>
+          <w:szCs w:val="22"/>
+        </w:rPr>
+        <w:t xml:space="preserve"/>
+      </w:r>
+      <w:r>
+        <w:rPr>
+          <w:rFonts w:ascii="Arial Narrow" w:hAnsi="Arial Narrow"/>
+          <w:sz w:val="22"/>
+          <w:szCs w:val="22"/>
+        </w:rPr>
+        <w:t/>
+      </w:r>
+      <w:r>
+        <w:rPr>
+          <w:rFonts w:ascii="Arial Narrow" w:hAnsi="Arial Narrow"/>
+          <w:sz w:val="22"/>
+          <w:szCs w:val="22"/>
+        </w:rPr>
+        <w:t xml:space="preserve"/>
+      </w:r>
+      <w:r>
+        <w:rPr>
+          <w:rFonts w:ascii="Arial Narrow" w:hAnsi="Arial Narrow"/>
+          <w:sz w:val="22"/>
+          <w:szCs w:val="22"/>
+        </w:rPr>
+        <w:t/>
+      </w:r>
+      <w:r>
+        <w:rPr>
+          <w:rFonts w:ascii="Arial Narrow" w:hAnsi="Arial Narrow"/>
+          <w:sz w:val="22"/>
+          <w:szCs w:val="22"/>
+        </w:rPr>
+        <w:t xml:space="preserve"/>
+      </w:r>
+      <w:r>
+        <w:rPr>
+          <w:rFonts w:ascii="Arial Narrow" w:hAnsi="Arial Narrow"/>
+          <w:sz w:val="22"/>
+          <w:szCs w:val="22"/>
+        </w:rPr>
+        <w:t xml:space="preserve"/>
       </w:r>
       <w:r>
         <w:rPr>
@@ -2548,7 +2548,7 @@
           <w:sz w:val="22"/>
           <w:szCs w:val="22"/>
         </w:rPr>
-        <w:t xml:space="preserve">documento </w:t>
+        <w:t xml:space="preserve"/>
       </w:r>
       <w:r>
         <w:rPr>
@@ -2558,7 +2558,7 @@
           <w:sz w:val="22"/>
           <w:szCs w:val="22"/>
         </w:rPr>
-        <w:t>2</w:t>
+        <w:t/>
       </w:r>
       <w:r>
         <w:rPr>
@@ -2568,7 +2568,7 @@
           <w:sz w:val="22"/>
           <w:szCs w:val="22"/>
         </w:rPr>
-        <w:t xml:space="preserve"> denominado “</w:t>
+        <w:t xml:space="preserve"/>
       </w:r>
       <w:r>
         <w:rPr>
@@ -2578,7 +2578,7 @@
           <w:sz w:val="22"/>
           <w:szCs w:val="22"/>
         </w:rPr>
-        <w:t>ANEXO 2-A.PDF</w:t>
+        <w:t/>
       </w:r>
       <w:r>
         <w:rPr>
@@ -2588,7 +2588,7 @@
           <w:sz w:val="22"/>
           <w:szCs w:val="22"/>
         </w:rPr>
-        <w:t xml:space="preserve">” de la pieza </w:t>
+        <w:t xml:space="preserve"/>
       </w:r>
       <w:r>
         <w:rPr>
@@ -2598,7 +2598,7 @@
           <w:sz w:val="22"/>
           <w:szCs w:val="22"/>
         </w:rPr>
-        <w:t>6</w:t>
+        <w:t/>
       </w:r>
       <w:r>
         <w:rPr>
@@ -2608,47 +2608,47 @@
           <w:sz w:val="22"/>
           <w:szCs w:val="22"/>
         </w:rPr>
-        <w:t xml:space="preserve"> </w:t>
-      </w:r>
-      <w:r>
-        <w:rPr>
-          <w:rFonts w:ascii="Arial Narrow" w:hAnsi="Arial Narrow"/>
-          <w:sz w:val="22"/>
-          <w:szCs w:val="22"/>
-        </w:rPr>
-        <w:t xml:space="preserve">presentada mediante el escrito del </w:t>
-      </w:r>
-      <w:r>
-        <w:rPr>
-          <w:rFonts w:ascii="Arial Narrow" w:hAnsi="Arial Narrow"/>
-          <w:sz w:val="22"/>
-          <w:szCs w:val="22"/>
-        </w:rPr>
-        <w:t>7 de octubre de 2025</w:t>
-      </w:r>
-      <w:r>
-        <w:rPr>
-          <w:rFonts w:ascii="Arial Narrow" w:hAnsi="Arial Narrow"/>
-          <w:sz w:val="22"/>
-          <w:szCs w:val="22"/>
-        </w:rPr>
-        <w:t xml:space="preserve"> del expediente</w:t>
-      </w:r>
-      <w:r>
-        <w:rPr>
-          <w:rFonts w:ascii="Arial Narrow" w:hAnsi="Arial Narrow"/>
-          <w:sz w:val="22"/>
-          <w:szCs w:val="22"/>
-        </w:rPr>
-        <w:t>, precisándose que la confidencialidad declarada</w:t>
-      </w:r>
-      <w:r>
-        <w:rPr>
-          <w:rFonts w:ascii="Arial Narrow" w:hAnsi="Arial Narrow"/>
-          <w:sz w:val="22"/>
-          <w:szCs w:val="22"/>
-        </w:rPr>
-        <w:t xml:space="preserve"> deberá mantenerse de forma permanente.</w:t>
+        <w:t xml:space="preserve"/>
+      </w:r>
+      <w:r>
+        <w:rPr>
+          <w:rFonts w:ascii="Arial Narrow" w:hAnsi="Arial Narrow"/>
+          <w:sz w:val="22"/>
+          <w:szCs w:val="22"/>
+        </w:rPr>
+        <w:t xml:space="preserve"/>
+      </w:r>
+      <w:r>
+        <w:rPr>
+          <w:rFonts w:ascii="Arial Narrow" w:hAnsi="Arial Narrow"/>
+          <w:sz w:val="22"/>
+          <w:szCs w:val="22"/>
+        </w:rPr>
+        <w:t/>
+      </w:r>
+      <w:r>
+        <w:rPr>
+          <w:rFonts w:ascii="Arial Narrow" w:hAnsi="Arial Narrow"/>
+          <w:sz w:val="22"/>
+          <w:szCs w:val="22"/>
+        </w:rPr>
+        <w:t xml:space="preserve"/>
+      </w:r>
+      <w:r>
+        <w:rPr>
+          <w:rFonts w:ascii="Arial Narrow" w:hAnsi="Arial Narrow"/>
+          <w:sz w:val="22"/>
+          <w:szCs w:val="22"/>
+        </w:rPr>
+        <w:t/>
+      </w:r>
+      <w:r>
+        <w:rPr>
+          <w:rFonts w:ascii="Arial Narrow" w:hAnsi="Arial Narrow"/>
+          <w:sz w:val="22"/>
+          <w:szCs w:val="22"/>
+        </w:rPr>
+        <w:t xml:space="preserve"/>
       </w:r>
     </w:p>
     <w:p>
@@ -3347,103 +3347,103 @@
           <w:sz w:val="22"/>
           <w:szCs w:val="22"/>
         </w:rPr>
-        <w:t xml:space="preserve">PRIMERO: </w:t>
-      </w:r>
-      <w:r>
-        <w:rPr>
-          <w:rFonts w:ascii="Arial Narrow" w:eastAsia="Arial Narrow" w:hAnsi="Arial Narrow" w:cs="Arial Narrow"/>
-          <w:sz w:val="22"/>
-          <w:szCs w:val="22"/>
-        </w:rPr>
-        <w:t>calificar</w:t>
-      </w:r>
-      <w:r>
-        <w:rPr>
-          <w:rFonts w:ascii="Arial Narrow" w:eastAsia="Arial Narrow" w:hAnsi="Arial Narrow" w:cs="Arial Narrow"/>
-          <w:sz w:val="22"/>
-          <w:szCs w:val="22"/>
-        </w:rPr>
-        <w:t>, de oficio,</w:t>
-      </w:r>
-      <w:r>
-        <w:rPr>
-          <w:rFonts w:ascii="Arial Narrow" w:eastAsia="Arial Narrow" w:hAnsi="Arial Narrow" w:cs="Arial Narrow"/>
-          <w:sz w:val="22"/>
-          <w:szCs w:val="22"/>
-        </w:rPr>
-        <w:t xml:space="preserve"> </w:t>
-      </w:r>
-      <w:r>
-        <w:rPr>
-          <w:rFonts w:ascii="Arial Narrow" w:eastAsia="Arial Narrow" w:hAnsi="Arial Narrow" w:cs="Arial Narrow"/>
-          <w:sz w:val="22"/>
-          <w:szCs w:val="22"/>
-        </w:rPr>
-        <w:t>como confidencial la información presentada por</w:t>
-      </w:r>
-      <w:r>
-        <w:rPr>
-          <w:rFonts w:ascii="Arial Narrow" w:eastAsia="Arial Narrow" w:hAnsi="Arial Narrow" w:cs="Arial Narrow"/>
-          <w:sz w:val="22"/>
-          <w:szCs w:val="22"/>
-        </w:rPr>
-        <w:t xml:space="preserve"> </w:t>
-      </w:r>
-      <w:r>
-        <w:rPr>
-          <w:rFonts w:ascii="Arial Narrow" w:eastAsia="Arial Narrow" w:hAnsi="Arial Narrow" w:cs="Arial Narrow"/>
-          <w:sz w:val="22"/>
-          <w:szCs w:val="22"/>
-        </w:rPr>
-        <w:t>Electromecánica Viñak E.I.R.L.</w:t>
-      </w:r>
-      <w:r>
-        <w:rPr>
-          <w:rFonts w:ascii="Arial Narrow" w:eastAsia="Arial Narrow" w:hAnsi="Arial Narrow" w:cs="Arial Narrow"/>
-          <w:sz w:val="22"/>
-          <w:szCs w:val="22"/>
-        </w:rPr>
-        <w:t xml:space="preserve"> </w:t>
-      </w:r>
-      <w:r>
-        <w:rPr>
-          <w:rFonts w:ascii="Arial Narrow" w:eastAsia="Arial Narrow" w:hAnsi="Arial Narrow" w:cs="Arial Narrow"/>
-          <w:sz w:val="22"/>
-          <w:szCs w:val="22"/>
-        </w:rPr>
-        <w:t>con su escrito de denuncia del</w:t>
-      </w:r>
-      <w:r>
-        <w:rPr>
-          <w:rFonts w:ascii="Arial Narrow" w:eastAsia="Arial Narrow" w:hAnsi="Arial Narrow" w:cs="Arial Narrow"/>
-          <w:sz w:val="22"/>
-          <w:szCs w:val="22"/>
-        </w:rPr>
-        <w:t xml:space="preserve"> 26 de agosto de 2025, subsanado por escrito el 7 de octubre de 2025</w:t>
-      </w:r>
-      <w:r>
-        <w:rPr>
-          <w:rFonts w:ascii="Arial Narrow" w:eastAsia="Arial Narrow" w:hAnsi="Arial Narrow" w:cs="Arial Narrow"/>
-          <w:sz w:val="22"/>
-          <w:szCs w:val="22"/>
-        </w:rPr>
-        <w:t>, la</w:t>
-      </w:r>
-      <w:r>
-        <w:rPr>
-          <w:rFonts w:ascii="Arial Narrow" w:eastAsia="Arial Narrow" w:hAnsi="Arial Narrow" w:cs="Arial Narrow"/>
-          <w:sz w:val="22"/>
-          <w:szCs w:val="22"/>
-        </w:rPr>
-        <w:t xml:space="preserve"> cual </w:t>
-      </w:r>
-      <w:r>
-        <w:rPr>
-          <w:rFonts w:ascii="Arial Narrow" w:hAnsi="Arial Narrow"/>
-          <w:sz w:val="22"/>
-          <w:szCs w:val="22"/>
-        </w:rPr>
-        <w:t xml:space="preserve">obra en el </w:t>
+        <w:t xml:space="preserve">PRIMERO: calificar, de oficio, como confidencial la información presentada por [DENUNCIANTE] con su escrito de denuncia del 26 de agosto de 2025, subsanado por escrito el 7 de octubre de 2025, la cual obra en el documento 2 denominado “ANEXO 2-A.PDF” de la pieza  6 presentada mediante el escrito del 7 de octubre de 2025 del expediente, referida a las declaraciones juradas mensuales (PDT-IGV Renta mensual) del Impuesto General a las Ventas (IGV) e Impuesto a la Renta (IR) en el cual consten los ingresos netos mensuales del ejercicio correspondiente al 2024; precisándose que la confidencialidad declarada deberá mantenerse permanentemente.</w:t>
+      </w:r>
+      <w:r>
+        <w:rPr>
+          <w:rFonts w:ascii="Arial Narrow" w:eastAsia="Arial Narrow" w:hAnsi="Arial Narrow" w:cs="Arial Narrow"/>
+          <w:sz w:val="22"/>
+          <w:szCs w:val="22"/>
+        </w:rPr>
+        <w:t/>
+      </w:r>
+      <w:r>
+        <w:rPr>
+          <w:rFonts w:ascii="Arial Narrow" w:eastAsia="Arial Narrow" w:hAnsi="Arial Narrow" w:cs="Arial Narrow"/>
+          <w:sz w:val="22"/>
+          <w:szCs w:val="22"/>
+        </w:rPr>
+        <w:t/>
+      </w:r>
+      <w:r>
+        <w:rPr>
+          <w:rFonts w:ascii="Arial Narrow" w:eastAsia="Arial Narrow" w:hAnsi="Arial Narrow" w:cs="Arial Narrow"/>
+          <w:sz w:val="22"/>
+          <w:szCs w:val="22"/>
+        </w:rPr>
+        <w:t xml:space="preserve"/>
+      </w:r>
+      <w:r>
+        <w:rPr>
+          <w:rFonts w:ascii="Arial Narrow" w:eastAsia="Arial Narrow" w:hAnsi="Arial Narrow" w:cs="Arial Narrow"/>
+          <w:sz w:val="22"/>
+          <w:szCs w:val="22"/>
+        </w:rPr>
+        <w:t/>
+      </w:r>
+      <w:r>
+        <w:rPr>
+          <w:rFonts w:ascii="Arial Narrow" w:eastAsia="Arial Narrow" w:hAnsi="Arial Narrow" w:cs="Arial Narrow"/>
+          <w:sz w:val="22"/>
+          <w:szCs w:val="22"/>
+        </w:rPr>
+        <w:t xml:space="preserve"/>
+      </w:r>
+      <w:r>
+        <w:rPr>
+          <w:rFonts w:ascii="Arial Narrow" w:eastAsia="Arial Narrow" w:hAnsi="Arial Narrow" w:cs="Arial Narrow"/>
+          <w:sz w:val="22"/>
+          <w:szCs w:val="22"/>
+        </w:rPr>
+        <w:t/>
+      </w:r>
+      <w:r>
+        <w:rPr>
+          <w:rFonts w:ascii="Arial Narrow" w:eastAsia="Arial Narrow" w:hAnsi="Arial Narrow" w:cs="Arial Narrow"/>
+          <w:sz w:val="22"/>
+          <w:szCs w:val="22"/>
+        </w:rPr>
+        <w:t xml:space="preserve"/>
+      </w:r>
+      <w:r>
+        <w:rPr>
+          <w:rFonts w:ascii="Arial Narrow" w:eastAsia="Arial Narrow" w:hAnsi="Arial Narrow" w:cs="Arial Narrow"/>
+          <w:sz w:val="22"/>
+          <w:szCs w:val="22"/>
+        </w:rPr>
+        <w:t/>
+      </w:r>
+      <w:r>
+        <w:rPr>
+          <w:rFonts w:ascii="Arial Narrow" w:eastAsia="Arial Narrow" w:hAnsi="Arial Narrow" w:cs="Arial Narrow"/>
+          <w:sz w:val="22"/>
+          <w:szCs w:val="22"/>
+        </w:rPr>
+        <w:t xml:space="preserve"/>
+      </w:r>
+      <w:r>
+        <w:rPr>
+          <w:rFonts w:ascii="Arial Narrow" w:eastAsia="Arial Narrow" w:hAnsi="Arial Narrow" w:cs="Arial Narrow"/>
+          <w:sz w:val="22"/>
+          <w:szCs w:val="22"/>
+        </w:rPr>
+        <w:t/>
+      </w:r>
+      <w:r>
+        <w:rPr>
+          <w:rFonts w:ascii="Arial Narrow" w:eastAsia="Arial Narrow" w:hAnsi="Arial Narrow" w:cs="Arial Narrow"/>
+          <w:sz w:val="22"/>
+          <w:szCs w:val="22"/>
+        </w:rPr>
+        <w:t xml:space="preserve"/>
+      </w:r>
+      <w:r>
+        <w:rPr>
+          <w:rFonts w:ascii="Arial Narrow" w:hAnsi="Arial Narrow"/>
+          <w:sz w:val="22"/>
+          <w:szCs w:val="22"/>
+        </w:rPr>
+        <w:t xml:space="preserve"/>
       </w:r>
       <w:r>
         <w:rPr>
@@ -3453,7 +3453,7 @@
           <w:sz w:val="22"/>
           <w:szCs w:val="22"/>
         </w:rPr>
-        <w:t xml:space="preserve">documento 2 denominado “ANEXO 2-A.PDF” de la pieza </w:t>
+        <w:t xml:space="preserve"/>
       </w:r>
       <w:proofErr w:type="spellStart"/>
       <w:r>
@@ -3475,39 +3475,39 @@
           <w:sz w:val="22"/>
           <w:szCs w:val="22"/>
         </w:rPr>
-        <w:t xml:space="preserve"> 6 </w:t>
-      </w:r>
-      <w:r>
-        <w:rPr>
-          <w:rFonts w:ascii="Arial Narrow" w:hAnsi="Arial Narrow"/>
-          <w:sz w:val="22"/>
-          <w:szCs w:val="22"/>
-        </w:rPr>
-        <w:t>presentada mediante el escrito del 7 de octubre de 2025 del expediente</w:t>
-      </w:r>
-      <w:r>
-        <w:rPr>
-          <w:rFonts w:ascii="Arial Narrow" w:eastAsia="Arial Narrow" w:hAnsi="Arial Narrow" w:cs="Arial Narrow"/>
-          <w:sz w:val="22"/>
-          <w:szCs w:val="22"/>
-        </w:rPr>
-        <w:t xml:space="preserve">, referida a las declaraciones juradas mensuales (PDT-IGV Renta mensual) del Impuesto General a las Ventas (IGV) e Impuesto a la Renta (IR) en el cual consten los ingresos netos mensuales del ejercicio correspondiente al </w:t>
-      </w:r>
-      <w:r>
-        <w:rPr>
-          <w:rFonts w:ascii="Arial Narrow" w:eastAsia="Arial Narrow" w:hAnsi="Arial Narrow" w:cs="Arial Narrow"/>
-          <w:sz w:val="22"/>
-          <w:szCs w:val="22"/>
-        </w:rPr>
-        <w:t>2024</w:t>
-      </w:r>
-      <w:r>
-        <w:rPr>
-          <w:rFonts w:ascii="Arial Narrow" w:eastAsia="Arial Narrow" w:hAnsi="Arial Narrow" w:cs="Arial Narrow"/>
-          <w:sz w:val="22"/>
-          <w:szCs w:val="22"/>
-        </w:rPr>
-        <w:t>; precisándose que la confidencialidad declarada deberá mantenerse permanentemente.</w:t>
+        <w:t xml:space="preserve"/>
+      </w:r>
+      <w:r>
+        <w:rPr>
+          <w:rFonts w:ascii="Arial Narrow" w:hAnsi="Arial Narrow"/>
+          <w:sz w:val="22"/>
+          <w:szCs w:val="22"/>
+        </w:rPr>
+        <w:t/>
+      </w:r>
+      <w:r>
+        <w:rPr>
+          <w:rFonts w:ascii="Arial Narrow" w:eastAsia="Arial Narrow" w:hAnsi="Arial Narrow" w:cs="Arial Narrow"/>
+          <w:sz w:val="22"/>
+          <w:szCs w:val="22"/>
+        </w:rPr>
+        <w:t xml:space="preserve"/>
+      </w:r>
+      <w:r>
+        <w:rPr>
+          <w:rFonts w:ascii="Arial Narrow" w:eastAsia="Arial Narrow" w:hAnsi="Arial Narrow" w:cs="Arial Narrow"/>
+          <w:sz w:val="22"/>
+          <w:szCs w:val="22"/>
+        </w:rPr>
+        <w:t/>
+      </w:r>
+      <w:r>
+        <w:rPr>
+          <w:rFonts w:ascii="Arial Narrow" w:eastAsia="Arial Narrow" w:hAnsi="Arial Narrow" w:cs="Arial Narrow"/>
+          <w:sz w:val="22"/>
+          <w:szCs w:val="22"/>
+        </w:rPr>
+        <w:t/>
       </w:r>
     </w:p>
     <w:p>
@@ -3536,7 +3536,7 @@
           <w:sz w:val="22"/>
           <w:szCs w:val="22"/>
         </w:rPr>
-        <w:t>SEGUND</w:t>
+        <w:t xml:space="preserve">SEGUNDO: admitir a trámite la denuncia del 26 de agosto de 2025, subsanado por escrito el 7 de octubre de 2025, interpuesta por [DENUNCIANTE] contra Pacífico Compañía de Seguros y Reaseguros S.A., por la presunta infracción a los artículos 18 y 19 de la Ley 29571, Código de Protección y Defensa del Consumidor, en tanto la compañía aseguradora se habría negado injustificadamente a otorgar a la parte denunciante la cobertura del Seguro Vehicular - Póliza 2010460305, en virtud del accidente vehicular ocurrido el 5 de julio de 2025.</w:t>
       </w:r>
       <w:r>
         <w:rPr>
@@ -3546,79 +3546,79 @@
           <w:sz w:val="22"/>
           <w:szCs w:val="22"/>
         </w:rPr>
-        <w:t xml:space="preserve">O: </w:t>
-      </w:r>
-      <w:r>
-        <w:rPr>
-          <w:rFonts w:ascii="Arial Narrow" w:eastAsia="Arial Narrow" w:hAnsi="Arial Narrow" w:cs="Arial Narrow"/>
-          <w:sz w:val="22"/>
-          <w:szCs w:val="22"/>
-        </w:rPr>
-        <w:t xml:space="preserve">admitir a trámite la denuncia del </w:t>
-      </w:r>
-      <w:r>
-        <w:rPr>
-          <w:rFonts w:ascii="Arial Narrow" w:eastAsia="Arial Narrow" w:hAnsi="Arial Narrow" w:cs="Arial Narrow"/>
-          <w:sz w:val="22"/>
-          <w:szCs w:val="22"/>
-        </w:rPr>
-        <w:t>26 de agosto de 2025, subsanado por escrito el 7 de octubre de 2025</w:t>
-      </w:r>
-      <w:r>
-        <w:rPr>
-          <w:rFonts w:ascii="Arial Narrow" w:eastAsia="Arial Narrow" w:hAnsi="Arial Narrow" w:cs="Arial Narrow"/>
-          <w:sz w:val="22"/>
-          <w:szCs w:val="22"/>
-        </w:rPr>
-        <w:t>, interpuesta por</w:t>
-      </w:r>
-      <w:r>
-        <w:rPr>
-          <w:rFonts w:ascii="Arial Narrow" w:eastAsia="Arial Narrow" w:hAnsi="Arial Narrow" w:cs="Arial Narrow"/>
-          <w:sz w:val="22"/>
-          <w:szCs w:val="22"/>
-        </w:rPr>
-        <w:t xml:space="preserve"> </w:t>
-      </w:r>
-      <w:r>
-        <w:rPr>
-          <w:rFonts w:ascii="Arial Narrow" w:eastAsia="Arial Narrow" w:hAnsi="Arial Narrow" w:cs="Arial Narrow"/>
-          <w:sz w:val="22"/>
-          <w:szCs w:val="22"/>
-        </w:rPr>
-        <w:t>Electromecánica Viñak E.I.R.L.</w:t>
-      </w:r>
-      <w:r>
-        <w:rPr>
-          <w:rFonts w:ascii="Arial Narrow" w:eastAsia="Arial Narrow" w:hAnsi="Arial Narrow" w:cs="Arial Narrow"/>
-          <w:sz w:val="22"/>
-          <w:szCs w:val="22"/>
-        </w:rPr>
-        <w:t xml:space="preserve"> </w:t>
-      </w:r>
-      <w:r>
-        <w:rPr>
-          <w:rFonts w:ascii="Arial Narrow" w:eastAsia="Arial Narrow" w:hAnsi="Arial Narrow" w:cs="Arial Narrow"/>
-          <w:sz w:val="22"/>
-          <w:szCs w:val="22"/>
-        </w:rPr>
-        <w:t>contra</w:t>
-      </w:r>
-      <w:r>
-        <w:rPr>
-          <w:rFonts w:ascii="Arial Narrow" w:eastAsia="Arial Narrow" w:hAnsi="Arial Narrow" w:cs="Arial Narrow"/>
-          <w:sz w:val="22"/>
-          <w:szCs w:val="22"/>
-        </w:rPr>
-        <w:t xml:space="preserve"> </w:t>
-      </w:r>
-      <w:r>
-        <w:rPr>
-          <w:rFonts w:ascii="Arial Narrow" w:eastAsia="Arial Narrow" w:hAnsi="Arial Narrow" w:cs="Arial Narrow"/>
-          <w:sz w:val="22"/>
-          <w:szCs w:val="22"/>
-        </w:rPr>
-        <w:t>Pacífico Compañía de Seguros y Reaseguros S.A.</w:t>
+        <w:t xml:space="preserve"/>
+      </w:r>
+      <w:r>
+        <w:rPr>
+          <w:rFonts w:ascii="Arial Narrow" w:eastAsia="Arial Narrow" w:hAnsi="Arial Narrow" w:cs="Arial Narrow"/>
+          <w:sz w:val="22"/>
+          <w:szCs w:val="22"/>
+        </w:rPr>
+        <w:t xml:space="preserve"/>
+      </w:r>
+      <w:r>
+        <w:rPr>
+          <w:rFonts w:ascii="Arial Narrow" w:eastAsia="Arial Narrow" w:hAnsi="Arial Narrow" w:cs="Arial Narrow"/>
+          <w:sz w:val="22"/>
+          <w:szCs w:val="22"/>
+        </w:rPr>
+        <w:t/>
+      </w:r>
+      <w:r>
+        <w:rPr>
+          <w:rFonts w:ascii="Arial Narrow" w:eastAsia="Arial Narrow" w:hAnsi="Arial Narrow" w:cs="Arial Narrow"/>
+          <w:sz w:val="22"/>
+          <w:szCs w:val="22"/>
+        </w:rPr>
+        <w:t/>
+      </w:r>
+      <w:r>
+        <w:rPr>
+          <w:rFonts w:ascii="Arial Narrow" w:eastAsia="Arial Narrow" w:hAnsi="Arial Narrow" w:cs="Arial Narrow"/>
+          <w:sz w:val="22"/>
+          <w:szCs w:val="22"/>
+        </w:rPr>
+        <w:t xml:space="preserve"/>
+      </w:r>
+      <w:r>
+        <w:rPr>
+          <w:rFonts w:ascii="Arial Narrow" w:eastAsia="Arial Narrow" w:hAnsi="Arial Narrow" w:cs="Arial Narrow"/>
+          <w:sz w:val="22"/>
+          <w:szCs w:val="22"/>
+        </w:rPr>
+        <w:t/>
+      </w:r>
+      <w:r>
+        <w:rPr>
+          <w:rFonts w:ascii="Arial Narrow" w:eastAsia="Arial Narrow" w:hAnsi="Arial Narrow" w:cs="Arial Narrow"/>
+          <w:sz w:val="22"/>
+          <w:szCs w:val="22"/>
+        </w:rPr>
+        <w:t xml:space="preserve"/>
+      </w:r>
+      <w:r>
+        <w:rPr>
+          <w:rFonts w:ascii="Arial Narrow" w:eastAsia="Arial Narrow" w:hAnsi="Arial Narrow" w:cs="Arial Narrow"/>
+          <w:sz w:val="22"/>
+          <w:szCs w:val="22"/>
+        </w:rPr>
+        <w:t/>
+      </w:r>
+      <w:r>
+        <w:rPr>
+          <w:rFonts w:ascii="Arial Narrow" w:eastAsia="Arial Narrow" w:hAnsi="Arial Narrow" w:cs="Arial Narrow"/>
+          <w:sz w:val="22"/>
+          <w:szCs w:val="22"/>
+        </w:rPr>
+        <w:t xml:space="preserve"/>
+      </w:r>
+      <w:r>
+        <w:rPr>
+          <w:rFonts w:ascii="Arial Narrow" w:eastAsia="Arial Narrow" w:hAnsi="Arial Narrow" w:cs="Arial Narrow"/>
+          <w:sz w:val="22"/>
+          <w:szCs w:val="22"/>
+        </w:rPr>
+        <w:t/>
       </w:r>
       <w:r>
         <w:rPr>
@@ -3628,103 +3628,103 @@
           <w:szCs w:val="22"/>
           <w:shd w:val="clear" w:color="auto" w:fill="FFFFFF"/>
         </w:rPr>
-        <w:t xml:space="preserve">, </w:t>
-      </w:r>
-      <w:r>
-        <w:rPr>
-          <w:rFonts w:ascii="Arial Narrow" w:eastAsia="Arial Narrow" w:hAnsi="Arial Narrow" w:cs="Arial Narrow"/>
-          <w:sz w:val="22"/>
-          <w:szCs w:val="22"/>
-        </w:rPr>
-        <w:t>por l</w:t>
-      </w:r>
-      <w:r>
-        <w:rPr>
-          <w:rFonts w:ascii="Arial Narrow" w:eastAsia="Arial Narrow" w:hAnsi="Arial Narrow" w:cs="Arial Narrow"/>
-          <w:sz w:val="22"/>
-          <w:szCs w:val="22"/>
-        </w:rPr>
-        <w:t>a</w:t>
-      </w:r>
-      <w:r>
-        <w:rPr>
-          <w:rFonts w:ascii="Arial Narrow" w:eastAsia="Arial Narrow" w:hAnsi="Arial Narrow" w:cs="Arial Narrow"/>
-          <w:sz w:val="22"/>
-          <w:szCs w:val="22"/>
-        </w:rPr>
-        <w:t xml:space="preserve"> </w:t>
-      </w:r>
-      <w:r>
-        <w:rPr>
-          <w:rFonts w:ascii="Arial Narrow" w:eastAsia="Arial Narrow" w:hAnsi="Arial Narrow" w:cs="Arial Narrow"/>
-          <w:sz w:val="22"/>
-          <w:szCs w:val="22"/>
-        </w:rPr>
-        <w:t>p</w:t>
-      </w:r>
-      <w:r>
-        <w:rPr>
-          <w:rFonts w:ascii="Arial Narrow" w:eastAsia="Arial Narrow" w:hAnsi="Arial Narrow" w:cs="Arial Narrow"/>
-          <w:sz w:val="22"/>
-          <w:szCs w:val="22"/>
-        </w:rPr>
-        <w:t xml:space="preserve">resunta infracción a los artículos 18 y 19 de la Ley 29571, Código de Protección y Defensa del Consumidor, en tanto </w:t>
-      </w:r>
-      <w:r>
-        <w:rPr>
-          <w:rFonts w:ascii="Arial Narrow" w:eastAsia="Arial Narrow" w:hAnsi="Arial Narrow" w:cs="Arial Narrow"/>
-          <w:sz w:val="22"/>
-          <w:szCs w:val="22"/>
-        </w:rPr>
-        <w:t>la compañía aseguradora</w:t>
-      </w:r>
-      <w:r>
-        <w:rPr>
-          <w:rFonts w:ascii="Arial Narrow" w:eastAsia="Arial Narrow" w:hAnsi="Arial Narrow" w:cs="Arial Narrow"/>
-          <w:sz w:val="22"/>
-          <w:szCs w:val="22"/>
-        </w:rPr>
-        <w:t xml:space="preserve"> </w:t>
-      </w:r>
-      <w:r>
-        <w:rPr>
-          <w:rFonts w:ascii="Arial Narrow" w:eastAsia="Arial Narrow" w:hAnsi="Arial Narrow" w:cs="Arial Narrow"/>
-          <w:sz w:val="22"/>
-          <w:szCs w:val="22"/>
-        </w:rPr>
-        <w:t>se habría neg</w:t>
-      </w:r>
-      <w:r>
-        <w:rPr>
-          <w:rFonts w:ascii="Arial Narrow" w:eastAsia="Arial Narrow" w:hAnsi="Arial Narrow" w:cs="Arial Narrow"/>
-          <w:sz w:val="22"/>
-          <w:szCs w:val="22"/>
-        </w:rPr>
-        <w:t xml:space="preserve">ado injustificadamente </w:t>
-      </w:r>
-      <w:r>
-        <w:rPr>
-          <w:rFonts w:ascii="Arial Narrow" w:eastAsia="Arial Narrow" w:hAnsi="Arial Narrow" w:cs="Arial Narrow"/>
-          <w:sz w:val="22"/>
-          <w:szCs w:val="22"/>
-        </w:rPr>
-        <w:t xml:space="preserve">a otorgar </w:t>
-      </w:r>
-      <w:r>
-        <w:rPr>
-          <w:rFonts w:ascii="Arial Narrow" w:eastAsia="Arial Narrow" w:hAnsi="Arial Narrow" w:cs="Arial Narrow"/>
-          <w:sz w:val="22"/>
-          <w:szCs w:val="22"/>
-        </w:rPr>
-        <w:t xml:space="preserve">a la parte denunciante </w:t>
-      </w:r>
-      <w:r>
-        <w:rPr>
-          <w:rFonts w:ascii="Arial Narrow" w:eastAsia="Arial Narrow" w:hAnsi="Arial Narrow" w:cs="Arial Narrow"/>
-          <w:sz w:val="22"/>
-          <w:szCs w:val="22"/>
-        </w:rPr>
-        <w:t xml:space="preserve">la cobertura </w:t>
+        <w:t xml:space="preserve"/>
+      </w:r>
+      <w:r>
+        <w:rPr>
+          <w:rFonts w:ascii="Arial Narrow" w:eastAsia="Arial Narrow" w:hAnsi="Arial Narrow" w:cs="Arial Narrow"/>
+          <w:sz w:val="22"/>
+          <w:szCs w:val="22"/>
+        </w:rPr>
+        <w:t/>
+      </w:r>
+      <w:r>
+        <w:rPr>
+          <w:rFonts w:ascii="Arial Narrow" w:eastAsia="Arial Narrow" w:hAnsi="Arial Narrow" w:cs="Arial Narrow"/>
+          <w:sz w:val="22"/>
+          <w:szCs w:val="22"/>
+        </w:rPr>
+        <w:t/>
+      </w:r>
+      <w:r>
+        <w:rPr>
+          <w:rFonts w:ascii="Arial Narrow" w:eastAsia="Arial Narrow" w:hAnsi="Arial Narrow" w:cs="Arial Narrow"/>
+          <w:sz w:val="22"/>
+          <w:szCs w:val="22"/>
+        </w:rPr>
+        <w:t xml:space="preserve"/>
+      </w:r>
+      <w:r>
+        <w:rPr>
+          <w:rFonts w:ascii="Arial Narrow" w:eastAsia="Arial Narrow" w:hAnsi="Arial Narrow" w:cs="Arial Narrow"/>
+          <w:sz w:val="22"/>
+          <w:szCs w:val="22"/>
+        </w:rPr>
+        <w:t/>
+      </w:r>
+      <w:r>
+        <w:rPr>
+          <w:rFonts w:ascii="Arial Narrow" w:eastAsia="Arial Narrow" w:hAnsi="Arial Narrow" w:cs="Arial Narrow"/>
+          <w:sz w:val="22"/>
+          <w:szCs w:val="22"/>
+        </w:rPr>
+        <w:t xml:space="preserve"/>
+      </w:r>
+      <w:r>
+        <w:rPr>
+          <w:rFonts w:ascii="Arial Narrow" w:eastAsia="Arial Narrow" w:hAnsi="Arial Narrow" w:cs="Arial Narrow"/>
+          <w:sz w:val="22"/>
+          <w:szCs w:val="22"/>
+        </w:rPr>
+        <w:t/>
+      </w:r>
+      <w:r>
+        <w:rPr>
+          <w:rFonts w:ascii="Arial Narrow" w:eastAsia="Arial Narrow" w:hAnsi="Arial Narrow" w:cs="Arial Narrow"/>
+          <w:sz w:val="22"/>
+          <w:szCs w:val="22"/>
+        </w:rPr>
+        <w:t xml:space="preserve"/>
+      </w:r>
+      <w:r>
+        <w:rPr>
+          <w:rFonts w:ascii="Arial Narrow" w:eastAsia="Arial Narrow" w:hAnsi="Arial Narrow" w:cs="Arial Narrow"/>
+          <w:sz w:val="22"/>
+          <w:szCs w:val="22"/>
+        </w:rPr>
+        <w:t/>
+      </w:r>
+      <w:r>
+        <w:rPr>
+          <w:rFonts w:ascii="Arial Narrow" w:eastAsia="Arial Narrow" w:hAnsi="Arial Narrow" w:cs="Arial Narrow"/>
+          <w:sz w:val="22"/>
+          <w:szCs w:val="22"/>
+        </w:rPr>
+        <w:t xml:space="preserve"/>
+      </w:r>
+      <w:r>
+        <w:rPr>
+          <w:rFonts w:ascii="Arial Narrow" w:eastAsia="Arial Narrow" w:hAnsi="Arial Narrow" w:cs="Arial Narrow"/>
+          <w:sz w:val="22"/>
+          <w:szCs w:val="22"/>
+        </w:rPr>
+        <w:t xml:space="preserve"/>
+      </w:r>
+      <w:r>
+        <w:rPr>
+          <w:rFonts w:ascii="Arial Narrow" w:eastAsia="Arial Narrow" w:hAnsi="Arial Narrow" w:cs="Arial Narrow"/>
+          <w:sz w:val="22"/>
+          <w:szCs w:val="22"/>
+        </w:rPr>
+        <w:t xml:space="preserve"/>
+      </w:r>
+      <w:r>
+        <w:rPr>
+          <w:rFonts w:ascii="Arial Narrow" w:eastAsia="Arial Narrow" w:hAnsi="Arial Narrow" w:cs="Arial Narrow"/>
+          <w:sz w:val="22"/>
+          <w:szCs w:val="22"/>
+        </w:rPr>
+        <w:t xml:space="preserve"/>
       </w:r>
       <w:r>
         <w:rPr>
@@ -3733,7 +3733,7 @@
           <w:szCs w:val="22"/>
           <w:lang w:eastAsia="es-ES"/>
         </w:rPr>
-        <w:t>del Seguro Vehicula</w:t>
+        <w:t/>
       </w:r>
       <w:r>
         <w:rPr>
@@ -3742,7 +3742,7 @@
           <w:szCs w:val="22"/>
           <w:lang w:eastAsia="es-ES"/>
         </w:rPr>
-        <w:t xml:space="preserve">r - </w:t>
+        <w:t xml:space="preserve"/>
       </w:r>
       <w:r>
         <w:rPr>
@@ -3751,7 +3751,7 @@
           <w:szCs w:val="22"/>
           <w:lang w:eastAsia="es-ES"/>
         </w:rPr>
-        <w:t>Póliza 2010460305</w:t>
+        <w:t/>
       </w:r>
       <w:r>
         <w:rPr>
@@ -3760,31 +3760,31 @@
           <w:szCs w:val="22"/>
           <w:lang w:eastAsia="es-ES"/>
         </w:rPr>
-        <w:t xml:space="preserve">, en virtud </w:t>
-      </w:r>
-      <w:r>
-        <w:rPr>
-          <w:rFonts w:ascii="Arial Narrow" w:eastAsia="Arial Narrow" w:hAnsi="Arial Narrow" w:cs="Arial Narrow"/>
-          <w:sz w:val="22"/>
-          <w:szCs w:val="22"/>
-        </w:rPr>
-        <w:t xml:space="preserve">del </w:t>
-      </w:r>
-      <w:r>
-        <w:rPr>
-          <w:rFonts w:ascii="Arial Narrow" w:eastAsia="Arial Narrow" w:hAnsi="Arial Narrow" w:cs="Arial Narrow"/>
-          <w:sz w:val="22"/>
-          <w:szCs w:val="22"/>
-        </w:rPr>
-        <w:t xml:space="preserve">accidente vehicular </w:t>
-      </w:r>
-      <w:r>
-        <w:rPr>
-          <w:rFonts w:ascii="Arial Narrow" w:eastAsia="Arial Narrow" w:hAnsi="Arial Narrow" w:cs="Arial Narrow"/>
-          <w:sz w:val="22"/>
-          <w:szCs w:val="22"/>
-        </w:rPr>
-        <w:t>ocurrido el 5 de julio de 2025.</w:t>
+        <w:t xml:space="preserve"/>
+      </w:r>
+      <w:r>
+        <w:rPr>
+          <w:rFonts w:ascii="Arial Narrow" w:eastAsia="Arial Narrow" w:hAnsi="Arial Narrow" w:cs="Arial Narrow"/>
+          <w:sz w:val="22"/>
+          <w:szCs w:val="22"/>
+        </w:rPr>
+        <w:t xml:space="preserve"/>
+      </w:r>
+      <w:r>
+        <w:rPr>
+          <w:rFonts w:ascii="Arial Narrow" w:eastAsia="Arial Narrow" w:hAnsi="Arial Narrow" w:cs="Arial Narrow"/>
+          <w:sz w:val="22"/>
+          <w:szCs w:val="22"/>
+        </w:rPr>
+        <w:t xml:space="preserve"/>
+      </w:r>
+      <w:r>
+        <w:rPr>
+          <w:rFonts w:ascii="Arial Narrow" w:eastAsia="Arial Narrow" w:hAnsi="Arial Narrow" w:cs="Arial Narrow"/>
+          <w:sz w:val="22"/>
+          <w:szCs w:val="22"/>
+        </w:rPr>
+        <w:t/>
       </w:r>
     </w:p>
     <w:p>
@@ -5274,7 +5274,7 @@
           <w:sz w:val="22"/>
           <w:szCs w:val="22"/>
         </w:rPr>
-        <w:t xml:space="preserve">DÉCIMO </w:t>
+        <w:t xml:space="preserve">DÉCIMO PRIMERO: requerir a [DENUNCIANTE] para que, dentro del plazo de dos (2) días hábiles siguientes a la fecha en que reciba la notificación en su bandeja de correo electrónico, efectúe la confirmación de recepción de la notificación remitida por este despacho a su correo electrónico, de conformidad con el segundo párrafo del numeral 4 del artículo 20 del Texto Único Ordenado de la Ley del Procedimiento Administrativo General, aprobado mediante Decreto Supremo 006-2026-JUS, bajo apercibimiento de rehacer el acto de notificación y notificarle conforme al numeral 1 del artículo 20 del citado cuerpo normativo.</w:t>
       </w:r>
       <w:r>
         <w:rPr>
@@ -5284,7 +5284,7 @@
           <w:sz w:val="22"/>
           <w:szCs w:val="22"/>
         </w:rPr>
-        <w:t>PRIMERO</w:t>
+        <w:t/>
       </w:r>
       <w:r>
         <w:rPr>
@@ -5295,7 +5295,7 @@
           <w:sz w:val="22"/>
           <w:szCs w:val="22"/>
         </w:rPr>
-        <w:t>:</w:t>
+        <w:t/>
       </w:r>
       <w:r>
         <w:rPr>
@@ -5304,7 +5304,7 @@
           <w:sz w:val="22"/>
           <w:szCs w:val="22"/>
         </w:rPr>
-        <w:t xml:space="preserve"> requerir a</w:t>
+        <w:t xml:space="preserve"/>
       </w:r>
       <w:r>
         <w:rPr>
@@ -5313,7 +5313,7 @@
           <w:sz w:val="22"/>
           <w:szCs w:val="22"/>
         </w:rPr>
-        <w:t xml:space="preserve"> </w:t>
+        <w:t xml:space="preserve"/>
       </w:r>
       <w:r>
         <w:rPr>
@@ -5323,7 +5323,7 @@
           <w:szCs w:val="22"/>
           <w:shd w:val="clear" w:color="auto" w:fill="FFFFFF"/>
         </w:rPr>
-        <w:t xml:space="preserve">Electromecánica Viñak E.I.R.L. </w:t>
+        <w:t xml:space="preserve"/>
       </w:r>
       <w:r>
         <w:rPr>
@@ -5332,7 +5332,7 @@
           <w:sz w:val="22"/>
           <w:szCs w:val="22"/>
         </w:rPr>
-        <w:t>para que, dentro</w:t>
+        <w:t/>
       </w:r>
       <w:r>
         <w:rPr>
@@ -5341,7 +5341,7 @@
           <w:sz w:val="22"/>
           <w:szCs w:val="22"/>
         </w:rPr>
-        <w:t xml:space="preserve"> del plazo de dos (2) días hábiles siguientes a la fecha en </w:t>
+        <w:t xml:space="preserve"/>
       </w:r>
       <w:r>
         <w:rPr>
@@ -5350,7 +5350,7 @@
           <w:sz w:val="22"/>
           <w:szCs w:val="22"/>
         </w:rPr>
-        <w:t>que reciba la notificación en su bandeja de correo electrónico, efectúe</w:t>
+        <w:t/>
       </w:r>
       <w:r>
         <w:rPr>
@@ -5359,7 +5359,7 @@
           <w:sz w:val="22"/>
           <w:szCs w:val="22"/>
         </w:rPr>
-        <w:t xml:space="preserve"> </w:t>
+        <w:t xml:space="preserve"/>
       </w:r>
       <w:r>
         <w:rPr>
@@ -5368,7 +5368,7 @@
           <w:sz w:val="22"/>
           <w:szCs w:val="22"/>
         </w:rPr>
-        <w:t>la confirmación de recepción de la notificación remitida por este despacho a su correo electrónico, de conformidad con el segundo párrafo del</w:t>
+        <w:t/>
       </w:r>
       <w:r>
         <w:rPr>
@@ -5377,7 +5377,7 @@
           <w:sz w:val="22"/>
           <w:szCs w:val="22"/>
         </w:rPr>
-        <w:t xml:space="preserve"> numeral 4 del artículo 20</w:t>
+        <w:t xml:space="preserve"/>
       </w:r>
       <w:r>
         <w:rPr>
@@ -5395,7 +5395,7 @@
           <w:sz w:val="22"/>
           <w:szCs w:val="22"/>
         </w:rPr>
-        <w:t xml:space="preserve"> del Texto Único Ordenado de la Ley del Procedimiento Administrativo General, aprobado mediante Decreto Supremo 006-2026-JUS, bajo apercibimiento de rehacer el acto de notificación y notificarle conforme al numeral 1 del artículo 20</w:t>
+        <w:t xml:space="preserve"/>
       </w:r>
       <w:r>
         <w:rPr>
@@ -5413,7 +5413,7 @@
           <w:sz w:val="22"/>
           <w:szCs w:val="22"/>
         </w:rPr>
-        <w:t xml:space="preserve"> del citado cuerpo normativo</w:t>
+        <w:t xml:space="preserve"/>
       </w:r>
       <w:r>
         <w:rPr>
@@ -5430,7 +5430,7 @@
           <w:sz w:val="22"/>
           <w:szCs w:val="22"/>
         </w:rPr>
-        <w:t>.</w:t>
+        <w:t/>
       </w:r>
     </w:p>
     <w:p>
@@ -5979,7 +5979,7 @@
           <w:sz w:val="15"/>
           <w:szCs w:val="15"/>
         </w:rPr>
-        <w:t xml:space="preserve">Representada por el señor Kurt David Salazar Aldazabal. </w:t>
+        <w:t xml:space="preserve">Representada por el señor [APELLIDO] David Salazar Aldazabal. </w:t>
       </w:r>
     </w:p>
   </w:footnote>

--- a/plantillas_maestras/01_seguro_vehicular/negativa_cobertura/2_o_mas_ddos_varios/varon/TPL_2048_2025_SEGURO_VEHICULAR_NEGATIVA_COBERTURA_ASEGURADORA_VARON_R348.docx
+++ b/plantillas_maestras/01_seguro_vehicular/negativa_cobertura/2_o_mas_ddos_varios/varon/TPL_2048_2025_SEGURO_VEHICULAR_NEGATIVA_COBERTURA_ASEGURADORA_VARON_R348.docx
@@ -3347,7 +3347,7 @@
           <w:sz w:val="22"/>
           <w:szCs w:val="22"/>
         </w:rPr>
-        <w:t xml:space="preserve">PRIMERO: calificar, de oficio, como confidencial la información presentada por [DENUNCIANTE] con su escrito de denuncia del 26 de agosto de 2025, subsanado por escrito el 7 de octubre de 2025, la cual obra en el documento 2 denominado “ANEXO 2-A.PDF” de la pieza  6 presentada mediante el escrito del 7 de octubre de 2025 del expediente, referida a las declaraciones juradas mensuales (PDT-IGV Renta mensual) del Impuesto General a las Ventas (IGV) e Impuesto a la Renta (IR) en el cual consten los ingresos netos mensuales del ejercicio correspondiente al 2024; precisándose que la confidencialidad declarada deberá mantenerse permanentemente.</w:t>
+        <w:t xml:space="preserve">PRIMERO: calificar, de oficio, como confidencial la información presentada por [DENUNCIANTE] con su escrito de denuncia del 26 de agosto de 2025, subsanado por escrito el 7 de octubre de 2025, la cual obra en el documento 2 denominado “ANEXO 2-A.PDF” de la pieza 6 presentada mediante el escrito del 7 de octubre de 2025 del expediente, referida a las declaraciones juradas mensuales (PDT-IGV Renta mensual) del Impuesto General a las Ventas (IGV) e Impuesto a la Renta (IR) en el cual consten los ingresos netos mensuales del ejercicio correspondiente al 2024; precisándose que la confidencialidad declarada deberá mantenerse permanentemente.</w:t>
       </w:r>
       <w:r>
         <w:rPr>
@@ -5979,7 +5979,7 @@
           <w:sz w:val="15"/>
           <w:szCs w:val="15"/>
         </w:rPr>
-        <w:t xml:space="preserve">Representada por el señor [APELLIDO] David Salazar Aldazabal. </w:t>
+        <w:t xml:space="preserve">Representada por el señor [APELLIDO] . </w:t>
       </w:r>
     </w:p>
   </w:footnote>

--- a/plantillas_maestras/01_seguro_vehicular/negativa_cobertura/2_o_mas_ddos_varios/varon/TPL_2048_2025_SEGURO_VEHICULAR_NEGATIVA_COBERTURA_ASEGURADORA_VARON_R348.docx
+++ b/plantillas_maestras/01_seguro_vehicular/negativa_cobertura/2_o_mas_ddos_varios/varon/TPL_2048_2025_SEGURO_VEHICULAR_NEGATIVA_COBERTURA_ASEGURADORA_VARON_R348.docx
@@ -691,6 +691,7 @@
           <w:sz w:val="22"/>
           <w:szCs w:val="22"/>
           <w:lang w:eastAsia="es-ES"/>
+          <w:vertAlign w:val="superscript"/>
         </w:rPr>
         <w:footnoteReference w:id="1"/>
       </w:r>
@@ -1797,6 +1798,7 @@
       </w:r>
       <w:r>
         <w:rPr>
+          <w:rStyle w:val="Refdenotaalpie"/>
           <w:rFonts w:ascii="Arial Narrow" w:hAnsi="Arial Narrow"/>
           <w:sz w:val="22"/>
           <w:szCs w:val="22"/>
@@ -1894,6 +1896,7 @@
           <w:rFonts w:ascii="Arial Narrow" w:hAnsi="Arial Narrow"/>
           <w:sz w:val="22"/>
           <w:szCs w:val="22"/>
+          <w:vertAlign w:val="superscript"/>
         </w:rPr>
         <w:footnoteReference w:id="3"/>
       </w:r>
@@ -2436,7 +2439,7 @@
       </w:r>
       <w:r>
         <w:rPr>
-          <w:rStyle w:val="normaltextrun"/>
+          <w:rStyle w:val="Refdenotaalpie"/>
           <w:rFonts w:ascii="Arial Narrow" w:hAnsi="Arial Narrow"/>
           <w:sz w:val="22"/>
           <w:szCs w:val="22"/>
@@ -2707,6 +2710,7 @@
           <w:sz w:val="22"/>
           <w:szCs w:val="22"/>
           <w:shd w:val="clear" w:color="auto" w:fill="FFFFFF"/>
+          <w:vertAlign w:val="superscript"/>
         </w:rPr>
         <w:footnoteReference w:id="5"/>
       </w:r>
@@ -2772,6 +2776,7 @@
           <w:rFonts w:ascii="Arial Narrow" w:hAnsi="Arial Narrow"/>
           <w:sz w:val="22"/>
           <w:szCs w:val="22"/>
+          <w:vertAlign w:val="superscript"/>
         </w:rPr>
         <w:footnoteReference w:id="6"/>
       </w:r>
@@ -2876,6 +2881,7 @@
       </w:r>
       <w:r>
         <w:rPr>
+          <w:rStyle w:val="Refdenotaalpie"/>
           <w:rFonts w:ascii="Arial Narrow" w:hAnsi="Arial Narrow"/>
           <w:sz w:val="22"/>
           <w:szCs w:val="22"/>
@@ -2954,6 +2960,7 @@
       </w:r>
       <w:r>
         <w:rPr>
+          <w:rStyle w:val="Refdenotaalpie"/>
           <w:rFonts w:ascii="Arial Narrow" w:eastAsia="Arial Narrow" w:hAnsi="Arial Narrow"/>
           <w:sz w:val="22"/>
           <w:szCs w:val="22"/>
@@ -3119,6 +3126,7 @@
           <w:rFonts w:ascii="Arial Narrow" w:eastAsia="Arial Narrow" w:hAnsi="Arial Narrow" w:cs="Arial Narrow"/>
           <w:sz w:val="22"/>
           <w:szCs w:val="22"/>
+          <w:vertAlign w:val="superscript"/>
         </w:rPr>
         <w:footnoteReference w:id="9"/>
       </w:r>
@@ -3795,7 +3803,6 @@
           <w:rFonts w:ascii="Arial Narrow" w:eastAsia="Arial Narrow" w:hAnsi="Arial Narrow" w:cs="Arial Narrow"/>
           <w:sz w:val="22"/>
           <w:szCs w:val="22"/>
-          <w:highlight w:val="cyan"/>
         </w:rPr>
       </w:pPr>
     </w:p>
@@ -4153,6 +4160,7 @@
           <w:rFonts w:ascii="Arial Narrow" w:eastAsia="Calibri" w:hAnsi="Arial Narrow" w:cs="Arial"/>
           <w:sz w:val="22"/>
           <w:szCs w:val="22"/>
+          <w:vertAlign w:val="superscript"/>
         </w:rPr>
         <w:footnoteReference w:id="10"/>
       </w:r>
@@ -4198,6 +4206,7 @@
           <w:spacing w:val="-2"/>
           <w:sz w:val="22"/>
           <w:szCs w:val="22"/>
+          <w:vertAlign w:val="superscript"/>
         </w:rPr>
         <w:footnoteReference w:id="11"/>
       </w:r>
@@ -4489,6 +4498,7 @@
       </w:r>
       <w:r>
         <w:rPr>
+          <w:rStyle w:val="Refdenotaalpie"/>
           <w:rFonts w:ascii="Arial Narrow" w:hAnsi="Arial Narrow"/>
           <w:sz w:val="22"/>
           <w:szCs w:val="22"/>
@@ -4763,6 +4773,7 @@
       </w:r>
       <w:r>
         <w:rPr>
+          <w:rStyle w:val="Refdenotaalpie"/>
           <w:rFonts w:ascii="Arial Narrow" w:hAnsi="Arial Narrow"/>
           <w:sz w:val="22"/>
           <w:szCs w:val="22"/>
@@ -4849,6 +4860,7 @@
           <w:rFonts w:ascii="Arial Narrow" w:eastAsia="Arial Narrow" w:hAnsi="Arial Narrow" w:cs="Arial Narrow"/>
           <w:sz w:val="22"/>
           <w:szCs w:val="22"/>
+          <w:vertAlign w:val="superscript"/>
         </w:rPr>
         <w:footnoteReference w:id="14"/>
       </w:r>
@@ -4917,6 +4929,7 @@
       </w:r>
       <w:r>
         <w:rPr>
+          <w:rStyle w:val="Refdenotaalpie"/>
           <w:rFonts w:ascii="Arial Narrow" w:eastAsia="Arial Narrow" w:hAnsi="Arial Narrow" w:cs="Arial"/>
           <w:sz w:val="22"/>
           <w:szCs w:val="22"/>
@@ -5117,6 +5130,7 @@
           <w:rFonts w:ascii="Arial Narrow" w:hAnsi="Arial Narrow" w:cs="Arial"/>
           <w:sz w:val="22"/>
           <w:szCs w:val="22"/>
+          <w:vertAlign w:val="superscript"/>
         </w:rPr>
         <w:footnoteReference w:id="16"/>
       </w:r>
@@ -5417,6 +5431,7 @@
       </w:r>
       <w:r>
         <w:rPr>
+          <w:rStyle w:val="Refdenotaalpie"/>
           <w:rFonts w:ascii="Arial Narrow" w:hAnsi="Arial Narrow"/>
           <w:sz w:val="22"/>
           <w:szCs w:val="22"/>
@@ -5768,7 +5783,7 @@
       <w:headerReference w:type="default" r:id="rId12"/>
       <w:footerReference w:type="default" r:id="rId13"/>
       <w:pgSz w:w="11906" w:h="16838"/>
-      <w:pgMar w:top="1985" w:right="1701" w:bottom="1701" w:left="1701" w:header="709" w:footer="709" w:gutter="0"/>
+      <w:pgMar w:top="1417" w:right="1701" w:bottom="1417" w:left="1701" w:header="709" w:footer="709" w:gutter="0"/>
       <w:pgNumType w:start="1"/>
       <w:cols w:space="720"/>
     </w:sectPr>
@@ -5811,7 +5826,7 @@
         <w:tab w:val="right" w:pos="8838"/>
       </w:tabs>
       <w:rPr>
-        <w:rFonts w:ascii="Arial" w:eastAsia="Arial" w:hAnsi="Arial" w:cs="Arial"/>
+        <w:rFonts w:ascii="Arial Narrow" w:eastAsia="Arial" w:hAnsi="Arial Narrow" w:cs="Arial"/>
         <w:color w:val="000000"/>
         <w:sz w:val="16"/>
         <w:szCs w:val="16"/>
@@ -5819,7 +5834,7 @@
     </w:pPr>
     <w:r>
       <w:rPr>
-        <w:rFonts w:ascii="Arial" w:eastAsia="Arial" w:hAnsi="Arial" w:cs="Arial"/>
+        <w:rFonts w:ascii="Arial Narrow" w:eastAsia="Arial" w:hAnsi="Arial Narrow" w:cs="Arial"/>
         <w:color w:val="000000"/>
         <w:sz w:val="16"/>
         <w:szCs w:val="16"/>
@@ -5828,7 +5843,7 @@
     </w:r>
     <w:r>
       <w:rPr>
-        <w:rFonts w:ascii="Arial" w:eastAsia="Arial" w:hAnsi="Arial" w:cs="Arial"/>
+        <w:rFonts w:ascii="Arial Narrow" w:eastAsia="Arial" w:hAnsi="Arial Narrow" w:cs="Arial"/>
         <w:color w:val="000000"/>
         <w:sz w:val="16"/>
         <w:szCs w:val="16"/>
@@ -5857,7 +5872,7 @@
     </w:pPr>
     <w:r>
       <w:rPr>
-        <w:rFonts w:ascii="Arial" w:eastAsia="Arial" w:hAnsi="Arial" w:cs="Arial"/>
+        <w:rFonts w:ascii="Arial Narrow" w:eastAsia="Arial" w:hAnsi="Arial Narrow" w:cs="Arial"/>
         <w:color w:val="000000"/>
         <w:sz w:val="16"/>
         <w:szCs w:val="16"/>
@@ -5866,7 +5881,7 @@
     </w:r>
     <w:r>
       <w:rPr>
-        <w:rFonts w:ascii="Arial" w:eastAsia="Arial" w:hAnsi="Arial" w:cs="Arial"/>
+        <w:rFonts w:ascii="Arial Narrow" w:eastAsia="Arial" w:hAnsi="Arial Narrow" w:cs="Arial"/>
         <w:color w:val="000000"/>
         <w:sz w:val="16"/>
         <w:szCs w:val="16"/>
@@ -5875,7 +5890,7 @@
     </w:r>
     <w:r>
       <w:rPr>
-        <w:rFonts w:ascii="Arial" w:eastAsia="Arial" w:hAnsi="Arial" w:cs="Arial"/>
+        <w:rFonts w:ascii="Arial Narrow" w:eastAsia="Arial" w:hAnsi="Arial Narrow" w:cs="Arial"/>
         <w:color w:val="000000"/>
         <w:sz w:val="16"/>
         <w:szCs w:val="16"/>
@@ -5884,7 +5899,7 @@
     </w:r>
     <w:r>
       <w:rPr>
-        <w:rFonts w:ascii="Arial" w:eastAsia="Arial" w:hAnsi="Arial" w:cs="Arial"/>
+        <w:rFonts w:ascii="Arial Narrow" w:eastAsia="Arial" w:hAnsi="Arial Narrow" w:cs="Arial"/>
         <w:color w:val="000000"/>
         <w:sz w:val="16"/>
         <w:szCs w:val="16"/>
@@ -5893,7 +5908,7 @@
     </w:r>
     <w:r>
       <w:rPr>
-        <w:rFonts w:ascii="Arial" w:eastAsia="Arial" w:hAnsi="Arial" w:cs="Arial"/>
+        <w:rFonts w:ascii="Arial Narrow" w:eastAsia="Arial" w:hAnsi="Arial Narrow" w:cs="Arial"/>
         <w:noProof/>
         <w:color w:val="000000"/>
         <w:sz w:val="16"/>
@@ -5903,7 +5918,7 @@
     </w:r>
     <w:r>
       <w:rPr>
-        <w:rFonts w:ascii="Arial" w:eastAsia="Arial" w:hAnsi="Arial" w:cs="Arial"/>
+        <w:rFonts w:ascii="Arial Narrow" w:eastAsia="Arial" w:hAnsi="Arial Narrow" w:cs="Arial"/>
         <w:color w:val="000000"/>
         <w:sz w:val="16"/>
         <w:szCs w:val="16"/>
@@ -5958,8 +5973,9 @@
           <w:rStyle w:val="Refdenotaalpie"/>
           <w:rFonts w:ascii="Arial Narrow" w:hAnsi="Arial Narrow"/>
           <w:color w:val="000000" w:themeColor="text1"/>
-          <w:sz w:val="15"/>
-          <w:szCs w:val="15"/>
+          <w:sz w:val="16"/>
+          <w:szCs w:val="15"/>
+          <w:vertAlign w:val="superscript"/>
         </w:rPr>
         <w:footnoteRef/>
       </w:r>
@@ -5996,8 +6012,9 @@
       </w:pPr>
       <w:r>
         <w:rPr>
-          <w:rFonts w:ascii="Arial Narrow" w:hAnsi="Arial Narrow"/>
-          <w:sz w:val="15"/>
+          <w:rStyle w:val="Refdenotaalpie"/>
+          <w:rFonts w:ascii="Arial Narrow" w:hAnsi="Arial Narrow"/>
+          <w:sz w:val="16"/>
           <w:szCs w:val="15"/>
           <w:vertAlign w:val="superscript"/>
         </w:rPr>
@@ -6778,8 +6795,9 @@
         <w:rPr>
           <w:rStyle w:val="Refdenotaalpie"/>
           <w:rFonts w:ascii="Arial Narrow" w:hAnsi="Arial Narrow" w:cs="Arial"/>
-          <w:sz w:val="15"/>
-          <w:szCs w:val="15"/>
+          <w:sz w:val="16"/>
+          <w:szCs w:val="15"/>
+          <w:vertAlign w:val="superscript"/>
         </w:rPr>
         <w:footnoteRef/>
       </w:r>
@@ -6977,8 +6995,9 @@
       </w:pPr>
       <w:r>
         <w:rPr>
-          <w:rFonts w:ascii="Arial Narrow" w:hAnsi="Arial Narrow"/>
-          <w:sz w:val="15"/>
+          <w:rStyle w:val="Refdenotaalpie"/>
+          <w:rFonts w:ascii="Arial Narrow" w:hAnsi="Arial Narrow"/>
+          <w:sz w:val="16"/>
           <w:szCs w:val="15"/>
           <w:vertAlign w:val="superscript"/>
         </w:rPr>
@@ -7074,8 +7093,9 @@
         <w:rPr>
           <w:rStyle w:val="Refdenotaalpie"/>
           <w:rFonts w:ascii="Arial Narrow" w:hAnsi="Arial Narrow" w:cs="Arial"/>
-          <w:sz w:val="15"/>
-          <w:szCs w:val="15"/>
+          <w:sz w:val="16"/>
+          <w:szCs w:val="15"/>
+          <w:vertAlign w:val="superscript"/>
         </w:rPr>
         <w:footnoteRef/>
       </w:r>
@@ -7357,8 +7377,9 @@
         <w:rPr>
           <w:rStyle w:val="Refdenotaalpie"/>
           <w:rFonts w:ascii="Arial Narrow" w:hAnsi="Arial Narrow" w:cs="Arial"/>
-          <w:sz w:val="15"/>
-          <w:szCs w:val="15"/>
+          <w:sz w:val="16"/>
+          <w:szCs w:val="15"/>
+          <w:vertAlign w:val="superscript"/>
         </w:rPr>
         <w:footnoteRef/>
       </w:r>
@@ -7536,8 +7557,9 @@
         <w:rPr>
           <w:rStyle w:val="Refdenotaalpie"/>
           <w:rFonts w:ascii="Arial Narrow" w:hAnsi="Arial Narrow" w:cs="Arial"/>
-          <w:sz w:val="15"/>
-          <w:szCs w:val="15"/>
+          <w:sz w:val="16"/>
+          <w:szCs w:val="15"/>
+          <w:vertAlign w:val="superscript"/>
         </w:rPr>
         <w:footnoteRef/>
       </w:r>
@@ -7936,9 +7958,10 @@
         <w:rPr>
           <w:rStyle w:val="Refdenotaalpie"/>
           <w:rFonts w:ascii="Arial Narrow" w:eastAsiaTheme="minorHAnsi" w:hAnsi="Arial Narrow" w:cstheme="minorBidi"/>
-          <w:sz w:val="15"/>
+          <w:sz w:val="16"/>
           <w:szCs w:val="15"/>
           <w:lang w:eastAsia="en-US"/>
+          <w:vertAlign w:val="superscript"/>
         </w:rPr>
         <w:footnoteRef/>
       </w:r>
@@ -8247,8 +8270,9 @@
         <w:rPr>
           <w:rStyle w:val="Refdenotaalpie"/>
           <w:rFonts w:ascii="Arial Narrow" w:hAnsi="Arial Narrow"/>
-          <w:sz w:val="15"/>
-          <w:szCs w:val="15"/>
+          <w:sz w:val="16"/>
+          <w:szCs w:val="15"/>
+          <w:vertAlign w:val="superscript"/>
         </w:rPr>
         <w:footnoteRef/>
       </w:r>
@@ -8571,8 +8595,9 @@
         <w:rPr>
           <w:rStyle w:val="Refdenotaalpie"/>
           <w:rFonts w:ascii="Arial Narrow" w:hAnsi="Arial Narrow" w:cs="Arial"/>
-          <w:sz w:val="15"/>
-          <w:szCs w:val="15"/>
+          <w:sz w:val="16"/>
+          <w:szCs w:val="15"/>
+          <w:vertAlign w:val="superscript"/>
         </w:rPr>
         <w:footnoteRef/>
       </w:r>
@@ -8671,8 +8696,9 @@
         <w:rPr>
           <w:rStyle w:val="Refdenotaalpie"/>
           <w:rFonts w:ascii="Arial Narrow" w:hAnsi="Arial Narrow" w:cs="Arial"/>
-          <w:sz w:val="15"/>
-          <w:szCs w:val="15"/>
+          <w:sz w:val="16"/>
+          <w:szCs w:val="15"/>
+          <w:vertAlign w:val="superscript"/>
         </w:rPr>
         <w:footnoteRef/>
       </w:r>
@@ -8831,8 +8857,9 @@
         <w:rPr>
           <w:rStyle w:val="Refdenotaalpie"/>
           <w:rFonts w:ascii="Arial Narrow" w:eastAsia="Arial Narrow" w:hAnsi="Arial Narrow" w:cs="Arial"/>
-          <w:sz w:val="15"/>
-          <w:szCs w:val="15"/>
+          <w:sz w:val="16"/>
+          <w:szCs w:val="15"/>
+          <w:vertAlign w:val="superscript"/>
         </w:rPr>
         <w:footnoteRef/>
       </w:r>
@@ -8967,8 +8994,9 @@
         <w:rPr>
           <w:rStyle w:val="Refdenotaalpie"/>
           <w:rFonts w:ascii="Arial Narrow" w:hAnsi="Arial Narrow"/>
-          <w:sz w:val="15"/>
-          <w:szCs w:val="15"/>
+          <w:sz w:val="16"/>
+          <w:szCs w:val="15"/>
+          <w:vertAlign w:val="superscript"/>
         </w:rPr>
         <w:footnoteRef/>
       </w:r>
@@ -10264,8 +10292,9 @@
         <w:rPr>
           <w:rStyle w:val="Refdenotaalpie"/>
           <w:rFonts w:ascii="Arial Narrow" w:hAnsi="Arial Narrow" w:cs="Arial"/>
-          <w:sz w:val="15"/>
-          <w:szCs w:val="15"/>
+          <w:sz w:val="16"/>
+          <w:szCs w:val="15"/>
+          <w:vertAlign w:val="superscript"/>
         </w:rPr>
         <w:footnoteRef/>
       </w:r>
@@ -10454,8 +10483,9 @@
           <w:rFonts w:ascii="Arial Narrow" w:hAnsi="Arial Narrow" w:cs="Arial"/>
           <w:b/>
           <w:bCs/>
-          <w:sz w:val="15"/>
-          <w:szCs w:val="15"/>
+          <w:sz w:val="16"/>
+          <w:szCs w:val="15"/>
+          <w:vertAlign w:val="superscript"/>
         </w:rPr>
         <w:footnoteRef/>
       </w:r>
@@ -10605,8 +10635,9 @@
         <w:rPr>
           <w:rStyle w:val="Refdenotaalpie"/>
           <w:rFonts w:ascii="Arial Narrow" w:hAnsi="Arial Narrow" w:cs="Arial"/>
-          <w:sz w:val="15"/>
-          <w:szCs w:val="15"/>
+          <w:sz w:val="16"/>
+          <w:szCs w:val="15"/>
+          <w:vertAlign w:val="superscript"/>
         </w:rPr>
         <w:footnoteRef/>
       </w:r>
@@ -16158,6 +16189,17 @@
       <w:lang w:eastAsia="es-PE"/>
     </w:rPr>
   </w:style>
+  <w:style w:type="character" w:styleId="FootnoteReference">
+    <w:name w:val="footnote reference"/>
+    <w:basedOn w:val="Fuentedeprrafopredeter"/>
+    <w:uiPriority w:val="99"/>
+    <w:semiHidden/>
+    <w:unhideWhenUsed/>
+    <w:rPr>
+      <w:rFonts w:ascii="Arial Narrow" w:hAnsi="Arial Narrow"/>
+      <w:vertAlign w:val="superscript"/>
+    </w:rPr>
+  </w:style>
 </w:styles>
 </file>
 

--- a/plantillas_maestras/01_seguro_vehicular/negativa_cobertura/2_o_mas_ddos_varios/varon/TPL_2048_2025_SEGURO_VEHICULAR_NEGATIVA_COBERTURA_ASEGURADORA_VARON_R348.docx
+++ b/plantillas_maestras/01_seguro_vehicular/negativa_cobertura/2_o_mas_ddos_varios/varon/TPL_2048_2025_SEGURO_VEHICULAR_NEGATIVA_COBERTURA_ASEGURADORA_VARON_R348.docx
@@ -1,8 +1,8 @@
 
 <file path=word/document.xml><?xml version="1.0" encoding="utf-8"?>
-<w:document xmlns:wpc="http://schemas.microsoft.com/office/word/2010/wordprocessingCanvas" xmlns:cx="http://schemas.microsoft.com/office/drawing/2014/chartex" xmlns:cx1="http://schemas.microsoft.com/office/drawing/2015/9/8/chartex" xmlns:cx2="http://schemas.microsoft.com/office/drawing/2015/10/21/chartex" xmlns:cx3="http://schemas.microsoft.com/office/drawing/2016/5/9/chartex" xmlns:cx4="http://schemas.microsoft.com/office/drawing/2016/5/10/chartex" xmlns:cx5="http://schemas.microsoft.com/office/drawing/2016/5/11/chartex" xmlns:cx6="http://schemas.microsoft.com/office/drawing/2016/5/12/chartex" xmlns:cx7="http://schemas.microsoft.com/office/drawing/2016/5/13/chartex" xmlns:cx8="http://schemas.microsoft.com/office/drawing/2016/5/14/chartex" xmlns:mc="http://schemas.openxmlformats.org/markup-compatibility/2006" xmlns:aink="http://schemas.microsoft.com/office/drawing/2016/ink" xmlns:am3d="http://schemas.microsoft.com/office/drawing/2017/model3d" xmlns:o="urn:schemas-microsoft-com:office:office" xmlns:oel="http://schemas.microsoft.com/office/2019/extlst" xmlns:r="http://schemas.openxmlformats.org/officeDocument/2006/relationships" xmlns:m="http://schemas.openxmlformats.org/officeDocument/2006/math" xmlns:v="urn:schemas-microsoft-com:vml" xmlns:wp14="http://schemas.microsoft.com/office/word/2010/wordprocessingDrawing" xmlns:wp="http://schemas.openxmlformats.org/drawingml/2006/wordprocessingDrawing" xmlns:w10="urn:schemas-microsoft-com:office:word" xmlns:w="http://schemas.openxmlformats.org/wordprocessingml/2006/main" xmlns:w14="http://schemas.microsoft.com/office/word/2010/wordml" xmlns:w15="http://schemas.microsoft.com/office/word/2012/wordml" xmlns:w16cex="http://schemas.microsoft.com/office/word/2018/wordml/cex" xmlns:w16cid="http://schemas.microsoft.com/office/word/2016/wordml/cid" xmlns:w16="http://schemas.microsoft.com/office/word/2018/wordml" xmlns:w16du="http://schemas.microsoft.com/office/word/2023/wordml/word16du" xmlns:w16sdtdh="http://schemas.microsoft.com/office/word/2020/wordml/sdtdatahash" xmlns:w16sdtfl="http://schemas.microsoft.com/office/word/2024/wordml/sdtformatlock" xmlns:w16se="http://schemas.microsoft.com/office/word/2015/wordml/symex" xmlns:wpg="http://schemas.microsoft.com/office/word/2010/wordprocessingGroup" xmlns:wpi="http://schemas.microsoft.com/office/word/2010/wordprocessingInk" xmlns:wne="http://schemas.microsoft.com/office/word/2006/wordml" xmlns:wps="http://schemas.microsoft.com/office/word/2010/wordprocessingShape" mc:Ignorable="w14 w15 w16se w16cid w16 w16cex w16sdtdh w16sdtfl w16du wp14">
+<w:document xmlns:ns1="http://schemas.openxmlformats.org/markup-compatibility/2006" xmlns:ns2="http://schemas.microsoft.com/office/word/2010/wordml" xmlns:ns3="http://schemas.openxmlformats.org/officeDocument/2006/relationships" xmlns:w="http://schemas.openxmlformats.org/wordprocessingml/2006/main" ns1:Ignorable="w14 w15 w16se w16cid w16 w16cex w16sdtdh w16sdtfl w16du wp14">
   <w:body>
-    <w:p>
+    <w:p ns2:paraId="2D847E7D" ns2:textId="524D7917">
       <w:pPr>
         <w:tabs>
           <w:tab w:val="left" w:pos="1701"/>
@@ -53,7 +53,7 @@
         <w:t>348-2025/CC1-ST</w:t>
       </w:r>
     </w:p>
-    <w:p>
+    <w:p ns2:paraId="634049D8" ns2:textId="01C9E655">
       <w:pPr>
         <w:tabs>
           <w:tab w:val="left" w:pos="1701"/>
@@ -104,7 +104,7 @@
         <w:t>2048-2025/CC1</w:t>
       </w:r>
     </w:p>
-    <w:p>
+    <w:p ns2:paraId="345DC840" ns2:textId="4C88D7E7">
       <w:pPr>
         <w:tabs>
           <w:tab w:val="left" w:pos="1701"/>
@@ -238,7 +238,7 @@
         <w:t/>
       </w:r>
     </w:p>
-    <w:p>
+    <w:p ns2:paraId="2E21CF51" ns2:textId="40BEAF1B">
       <w:pPr>
         <w:tabs>
           <w:tab w:val="left" w:pos="1701"/>
@@ -327,7 +327,7 @@
         <w:t>FICO)</w:t>
       </w:r>
     </w:p>
-    <w:p>
+    <w:p ns2:paraId="2FCCE269" ns2:textId="615674C7">
       <w:pPr>
         <w:tabs>
           <w:tab w:val="left" w:pos="1701"/>
@@ -379,7 +379,7 @@
         <w:t>CONFIDENCIALIDAD</w:t>
       </w:r>
     </w:p>
-    <w:p>
+    <w:p ns2:paraId="1C9E56B7" ns2:textId="1942410D">
       <w:pPr>
         <w:tabs>
           <w:tab w:val="left" w:pos="1701"/>
@@ -421,7 +421,7 @@
         <w:t>ADMISIÓN A TRÁMITE</w:t>
       </w:r>
     </w:p>
-    <w:p>
+    <w:p ns2:paraId="01717D35" ns2:textId="77777777">
       <w:pPr>
         <w:tabs>
           <w:tab w:val="left" w:pos="1701"/>
@@ -456,18 +456,18 @@
         <w:t>REQUERIMIENTO DE INFORMACIÓN</w:t>
       </w:r>
     </w:p>
-    <w:p>
-      <w:pPr>
-        <w:jc w:val="both"/>
-        <w:rPr>
-          <w:rFonts w:ascii="Arial Narrow" w:eastAsia="Arial Narrow" w:hAnsi="Arial Narrow" w:cs="Arial Narrow"/>
-          <w:b/>
-          <w:sz w:val="22"/>
-          <w:szCs w:val="22"/>
-        </w:rPr>
-      </w:pPr>
-    </w:p>
-    <w:p>
+    <w:p ns2:paraId="2DFE1131" ns2:textId="77777777">
+      <w:pPr>
+        <w:jc w:val="both"/>
+        <w:rPr>
+          <w:rFonts w:ascii="Arial Narrow" w:eastAsia="Arial Narrow" w:hAnsi="Arial Narrow" w:cs="Arial Narrow"/>
+          <w:b/>
+          <w:sz w:val="22"/>
+          <w:szCs w:val="22"/>
+        </w:rPr>
+      </w:pPr>
+    </w:p>
+    <w:p ns2:paraId="3B09297A" ns2:textId="3F752A25">
       <w:pPr>
         <w:jc w:val="both"/>
         <w:rPr>
@@ -533,7 +533,7 @@
         <w:t>5</w:t>
       </w:r>
     </w:p>
-    <w:p>
+    <w:p ns2:paraId="698913AC" ns2:textId="77777777">
       <w:pPr>
         <w:tabs>
           <w:tab w:val="left" w:pos="1014"/>
@@ -546,7 +546,7 @@
         </w:rPr>
       </w:pPr>
     </w:p>
-    <w:p>
+    <w:p ns2:paraId="4AC48BF8" ns2:textId="77777777">
       <w:pPr>
         <w:numPr>
           <w:ilvl w:val="0"/>
@@ -571,17 +571,17 @@
         <w:t>HECHOS</w:t>
       </w:r>
     </w:p>
-    <w:p>
-      <w:pPr>
-        <w:jc w:val="both"/>
-        <w:rPr>
-          <w:rFonts w:ascii="Arial Narrow" w:eastAsia="Arial Narrow" w:hAnsi="Arial Narrow" w:cs="Arial Narrow"/>
-          <w:sz w:val="22"/>
-          <w:szCs w:val="22"/>
-        </w:rPr>
-      </w:pPr>
-    </w:p>
-    <w:p>
+    <w:p ns2:paraId="713A84CE" ns2:textId="77777777">
+      <w:pPr>
+        <w:jc w:val="both"/>
+        <w:rPr>
+          <w:rFonts w:ascii="Arial Narrow" w:eastAsia="Arial Narrow" w:hAnsi="Arial Narrow" w:cs="Arial Narrow"/>
+          <w:sz w:val="22"/>
+          <w:szCs w:val="22"/>
+        </w:rPr>
+      </w:pPr>
+    </w:p>
+    <w:p ns2:paraId="6F9C91E9" ns2:textId="178C7D8B">
       <w:pPr>
         <w:pStyle w:val="Prrafodelista"/>
         <w:numPr>
@@ -744,7 +744,7 @@
         <w:t/>
       </w:r>
     </w:p>
-    <w:p>
+    <w:p ns2:paraId="23F55310" ns2:textId="77777777">
       <w:pPr>
         <w:pBdr>
           <w:top w:val="nil"/>
@@ -762,7 +762,7 @@
       </w:pPr>
       <w:bookmarkStart w:id="0" w:name="_Hlk140588011"/>
     </w:p>
-    <w:p>
+    <w:p ns2:paraId="7F032963" ns2:textId="0C0B3588">
       <w:pPr>
         <w:numPr>
           <w:ilvl w:val="2"/>
@@ -829,7 +829,7 @@
         <w:t xml:space="preserve">. La póliza contempló coberturas de daño propio, responsabilidad civil y accidentes personales de ocupantes. </w:t>
       </w:r>
     </w:p>
-    <w:p>
+    <w:p ns2:paraId="79F11BED" ns2:textId="6299897F">
       <w:pPr>
         <w:pBdr>
           <w:top w:val="nil"/>
@@ -847,7 +847,7 @@
         </w:rPr>
       </w:pPr>
     </w:p>
-    <w:p>
+    <w:p ns2:paraId="34D6C72C" ns2:textId="0A8C1B72">
       <w:pPr>
         <w:numPr>
           <w:ilvl w:val="2"/>
@@ -1104,7 +1104,7 @@
         <w:t xml:space="preserve">. </w:t>
       </w:r>
     </w:p>
-    <w:p>
+    <w:p ns2:paraId="6FEA8260" ns2:textId="3587681A">
       <w:pPr>
         <w:pBdr>
           <w:top w:val="nil"/>
@@ -1122,7 +1122,7 @@
         </w:rPr>
       </w:pPr>
     </w:p>
-    <w:p>
+    <w:p ns2:paraId="2E4D7CB9" ns2:textId="683674A9">
       <w:pPr>
         <w:numPr>
           <w:ilvl w:val="2"/>
@@ -1171,7 +1171,7 @@
         <w:t xml:space="preserve">. </w:t>
       </w:r>
     </w:p>
-    <w:p>
+    <w:p ns2:paraId="277B838A" ns2:textId="1DB358BF">
       <w:pPr>
         <w:pBdr>
           <w:top w:val="nil"/>
@@ -1189,7 +1189,7 @@
         </w:rPr>
       </w:pPr>
     </w:p>
-    <w:p>
+    <w:p ns2:paraId="556DAEAA" ns2:textId="47CD42EB">
       <w:pPr>
         <w:numPr>
           <w:ilvl w:val="2"/>
@@ -1256,7 +1256,7 @@
         <w:t xml:space="preserve">se sometiera a una prueba poligráfica, indicando que la coordinación debía realizarse con los proveedores Honesty S.A.C. o Polygraph Quality Control E.I.R.L. dentro de un plazo de 30 días, bajo apercibimiento de cierre de la atención del siniestro. </w:t>
       </w:r>
     </w:p>
-    <w:p>
+    <w:p ns2:paraId="04051BA0" ns2:textId="4C4ADE19">
       <w:pPr>
         <w:pBdr>
           <w:top w:val="nil"/>
@@ -1274,7 +1274,7 @@
         </w:rPr>
       </w:pPr>
     </w:p>
-    <w:p>
+    <w:p ns2:paraId="6348E758" ns2:textId="183E4075">
       <w:pPr>
         <w:numPr>
           <w:ilvl w:val="2"/>
@@ -1350,7 +1350,7 @@
         <w:t xml:space="preserve">se sometió a la prueba poligráfica en la empresa Honesty S.A.C., emitiéndose el correspondiente informe. </w:t>
       </w:r>
     </w:p>
-    <w:p>
+    <w:p ns2:paraId="1B71190A" ns2:textId="48714532">
       <w:pPr>
         <w:pBdr>
           <w:top w:val="nil"/>
@@ -1368,7 +1368,7 @@
         </w:rPr>
       </w:pPr>
     </w:p>
-    <w:p>
+    <w:p ns2:paraId="238C2176" ns2:textId="14135BA0">
       <w:pPr>
         <w:numPr>
           <w:ilvl w:val="2"/>
@@ -1443,7 +1443,7 @@
         <w:t>.</w:t>
       </w:r>
     </w:p>
-    <w:p>
+    <w:p ns2:paraId="748BB242" ns2:textId="2112B76A">
       <w:pPr>
         <w:pBdr>
           <w:top w:val="nil"/>
@@ -1461,7 +1461,7 @@
       </w:pPr>
     </w:p>
     <w:bookmarkEnd w:id="0"/>
-    <w:p>
+    <w:p ns2:paraId="6EA5BDCA" ns2:textId="6A9F8ADA">
       <w:pPr>
         <w:pStyle w:val="Prrafodelista"/>
         <w:numPr>
@@ -1682,7 +1682,7 @@
         <w:t xml:space="preserve"/>
       </w:r>
     </w:p>
-    <w:p>
+    <w:p ns2:paraId="42801DBE" ns2:textId="4CA6DAB5">
       <w:pPr>
         <w:pBdr>
           <w:top w:val="nil"/>
@@ -1699,7 +1699,7 @@
         </w:rPr>
       </w:pPr>
     </w:p>
-    <w:p>
+    <w:p ns2:paraId="4F144C65" ns2:textId="77777777">
       <w:pPr>
         <w:pBdr>
           <w:top w:val="nil"/>
@@ -1716,7 +1716,7 @@
         </w:rPr>
       </w:pPr>
     </w:p>
-    <w:p>
+    <w:p ns2:paraId="0B7725B9" ns2:textId="49D9DF63">
       <w:pPr>
         <w:pStyle w:val="Prrafodelista"/>
         <w:numPr>
@@ -1742,7 +1742,7 @@
         <w:t>DE LA CONFIDENCIALIDAD DE OFICIO</w:t>
       </w:r>
     </w:p>
-    <w:p>
+    <w:p ns2:paraId="65DE8720" ns2:textId="77777777">
       <w:pPr>
         <w:pStyle w:val="Prrafodelista"/>
         <w:ind w:left="567"/>
@@ -1755,7 +1755,7 @@
         </w:rPr>
       </w:pPr>
     </w:p>
-    <w:p>
+    <w:p ns2:paraId="68902A3D" ns2:textId="0709A52F">
       <w:pPr>
         <w:pStyle w:val="Prrafodelista"/>
         <w:numPr>
@@ -1815,7 +1815,7 @@
         <w:t>.</w:t>
       </w:r>
     </w:p>
-    <w:p>
+    <w:p ns2:paraId="1CB70F3F" ns2:textId="77777777">
       <w:pPr>
         <w:pStyle w:val="Prrafodelista"/>
         <w:numPr>
@@ -1840,7 +1840,7 @@
         <w:t>Asimismo, el literal d) del numeral 2.1 del artículo 2 de la Directiva señala que podrá ser confidencial la información declarada como reservada por ley, tales como la información proveniente de los datos personales, de terceras personas ajenas al procedimiento; y, la protegida por la regulación del secreto bancario, tributario, comercial, industrial, empresarial, tecnológico y bursátil.</w:t>
       </w:r>
     </w:p>
-    <w:p>
+    <w:p ns2:paraId="35D09710" ns2:textId="77777777">
       <w:pPr>
         <w:pStyle w:val="Prrafodelista"/>
         <w:jc w:val="both"/>
@@ -1851,7 +1851,7 @@
         </w:rPr>
       </w:pPr>
     </w:p>
-    <w:p>
+    <w:p ns2:paraId="717BEE00" ns2:textId="1812B53F">
       <w:pPr>
         <w:pStyle w:val="Prrafodelista"/>
         <w:numPr>
@@ -1909,7 +1909,7 @@
         <w:t>, considerando lo establecido en el numeral 3.3, conforme lo siguiente:</w:t>
       </w:r>
     </w:p>
-    <w:p>
+    <w:p ns2:paraId="3A666498" ns2:textId="77777777">
       <w:pPr>
         <w:pStyle w:val="NormalWeb"/>
         <w:spacing w:after="0" w:line="240" w:lineRule="auto"/>
@@ -1921,7 +1921,7 @@
         </w:rPr>
       </w:pPr>
     </w:p>
-    <w:p>
+    <w:p ns2:paraId="052DF8F5" ns2:textId="77777777">
       <w:pPr>
         <w:pStyle w:val="NormalWeb"/>
         <w:spacing w:after="0" w:line="240" w:lineRule="auto"/>
@@ -1957,7 +1957,7 @@
         <w:t>Al resolver respecto de la confidencialidad de la información, la autoridad competente deberá motivar su determinación al respecto, considerando:</w:t>
       </w:r>
     </w:p>
-    <w:p>
+    <w:p ns2:paraId="4FB48B65" ns2:textId="77777777">
       <w:pPr>
         <w:pStyle w:val="NormalWeb"/>
         <w:spacing w:after="0" w:line="240" w:lineRule="auto"/>
@@ -1978,7 +1978,7 @@
         <w:t>     </w:t>
       </w:r>
     </w:p>
-    <w:p>
+    <w:p ns2:paraId="5C548AF7" ns2:textId="77777777">
       <w:pPr>
         <w:pStyle w:val="NormalWeb"/>
         <w:spacing w:after="0" w:line="240" w:lineRule="auto"/>
@@ -2014,7 +2014,7 @@
         <w:t>La pertinencia de la información para la evaluación o resolución de la materia controvertida en el procedimiento.</w:t>
       </w:r>
     </w:p>
-    <w:p>
+    <w:p ns2:paraId="32640770" ns2:textId="77777777">
       <w:pPr>
         <w:pStyle w:val="NormalWeb"/>
         <w:spacing w:after="0" w:line="240" w:lineRule="auto"/>
@@ -2029,7 +2029,7 @@
         </w:rPr>
       </w:pPr>
     </w:p>
-    <w:p>
+    <w:p ns2:paraId="427E2822" ns2:textId="77777777">
       <w:pPr>
         <w:pStyle w:val="NormalWeb"/>
         <w:spacing w:after="0" w:line="240" w:lineRule="auto"/>
@@ -2071,7 +2071,7 @@
         <w:t>.</w:t>
       </w:r>
     </w:p>
-    <w:p>
+    <w:p ns2:paraId="7CD66F06" ns2:textId="77777777">
       <w:pPr>
         <w:pStyle w:val="NormalWeb"/>
         <w:spacing w:after="0" w:line="240" w:lineRule="auto"/>
@@ -2100,7 +2100,7 @@
         <w:tab/>
       </w:r>
     </w:p>
-    <w:p>
+    <w:p ns2:paraId="496E2EBE" ns2:textId="77777777">
       <w:pPr>
         <w:pStyle w:val="NormalWeb"/>
         <w:spacing w:after="0" w:line="240" w:lineRule="auto"/>
@@ -2125,7 +2125,7 @@
         <w:t>No se considerará confidencial la información hecha pública por mandato legal o voluntariamente para generar transparencia en el mercado, ni aquella entregada previamente a entidades u organismos responsables para su divulgación.</w:t>
       </w:r>
     </w:p>
-    <w:p>
+    <w:p ns2:paraId="230408B7" ns2:textId="77777777">
       <w:pPr>
         <w:pStyle w:val="NormalWeb"/>
         <w:spacing w:after="0" w:line="240" w:lineRule="auto"/>
@@ -2140,7 +2140,7 @@
         </w:rPr>
       </w:pPr>
     </w:p>
-    <w:p>
+    <w:p ns2:paraId="6CCF1837" ns2:textId="77777777">
       <w:pPr>
         <w:pStyle w:val="NormalWeb"/>
         <w:spacing w:after="0" w:line="240" w:lineRule="auto"/>
@@ -2176,7 +2176,7 @@
         <w:t>La afectación que podría causar la divulgación de la información a su poseedor. La carga de la prueba recaerá sobre el potencial afectado.”</w:t>
       </w:r>
     </w:p>
-    <w:p>
+    <w:p ns2:paraId="5FE0D79C" ns2:textId="77777777">
       <w:pPr>
         <w:ind w:left="567" w:hanging="567"/>
         <w:jc w:val="both"/>
@@ -2187,7 +2187,7 @@
         </w:rPr>
       </w:pPr>
     </w:p>
-    <w:p>
+    <w:p ns2:paraId="4FBC6F96" ns2:textId="77777777">
       <w:pPr>
         <w:ind w:left="567" w:hanging="567"/>
         <w:jc w:val="both"/>
@@ -2223,7 +2223,7 @@
         <w:t>Aplicación al caso concreto</w:t>
       </w:r>
     </w:p>
-    <w:p>
+    <w:p ns2:paraId="0B11A743" ns2:textId="77777777">
       <w:pPr>
         <w:ind w:left="567" w:hanging="567"/>
         <w:jc w:val="both"/>
@@ -2234,7 +2234,7 @@
         </w:rPr>
       </w:pPr>
     </w:p>
-    <w:p>
+    <w:p ns2:paraId="56D5BB85" ns2:textId="38D94DE6">
       <w:pPr>
         <w:pStyle w:val="Prrafodelista"/>
         <w:numPr>
@@ -2381,7 +2381,7 @@
         <w:t xml:space="preserve"/>
       </w:r>
     </w:p>
-    <w:p>
+    <w:p ns2:paraId="3633D5E3" ns2:textId="77777777">
       <w:pPr>
         <w:pStyle w:val="Prrafodelista"/>
         <w:ind w:left="567"/>
@@ -2393,7 +2393,7 @@
         </w:rPr>
       </w:pPr>
     </w:p>
-    <w:p>
+    <w:p ns2:paraId="09022663" ns2:textId="6486AB2D">
       <w:pPr>
         <w:pStyle w:val="Prrafodelista"/>
         <w:numPr>
@@ -2448,17 +2448,17 @@
         <w:footnoteReference w:id="4"/>
       </w:r>
     </w:p>
-    <w:p>
-      <w:pPr>
-        <w:jc w:val="both"/>
-        <w:rPr>
-          <w:rFonts w:ascii="Arial Narrow" w:hAnsi="Arial Narrow"/>
-          <w:sz w:val="22"/>
-          <w:szCs w:val="22"/>
-        </w:rPr>
-      </w:pPr>
-    </w:p>
-    <w:p>
+    <w:p ns2:paraId="7E3D5B57" ns2:textId="77777777">
+      <w:pPr>
+        <w:jc w:val="both"/>
+        <w:rPr>
+          <w:rFonts w:ascii="Arial Narrow" w:hAnsi="Arial Narrow"/>
+          <w:sz w:val="22"/>
+          <w:szCs w:val="22"/>
+        </w:rPr>
+      </w:pPr>
+    </w:p>
+    <w:p ns2:paraId="582B533D" ns2:textId="4EFC2BAC">
       <w:pPr>
         <w:pStyle w:val="Prrafodelista"/>
         <w:numPr>
@@ -2654,7 +2654,7 @@
         <w:t xml:space="preserve"/>
       </w:r>
     </w:p>
-    <w:p>
+    <w:p ns2:paraId="2F68CD60" ns2:textId="77777777">
       <w:pPr>
         <w:pStyle w:val="Prrafodelista"/>
         <w:ind w:left="567"/>
@@ -2667,7 +2667,7 @@
         </w:rPr>
       </w:pPr>
     </w:p>
-    <w:p>
+    <w:p ns2:paraId="52E87485" ns2:textId="101FCF85">
       <w:pPr>
         <w:pStyle w:val="Prrafodelista"/>
         <w:numPr>
@@ -2725,7 +2725,7 @@
         <w:t xml:space="preserve"> que rige los procedimientos administrativos.</w:t>
       </w:r>
     </w:p>
-    <w:p>
+    <w:p ns2:paraId="46B07640" ns2:textId="77777777">
       <w:pPr>
         <w:pStyle w:val="Prrafodelista"/>
         <w:ind w:left="567"/>
@@ -2738,7 +2738,7 @@
         </w:rPr>
       </w:pPr>
     </w:p>
-    <w:p>
+    <w:p ns2:paraId="4CA66804" ns2:textId="59B6D336">
       <w:pPr>
         <w:pStyle w:val="Prrafodelista"/>
         <w:numPr>
@@ -2789,27 +2789,27 @@
         <w:t>.</w:t>
       </w:r>
     </w:p>
-    <w:p>
-      <w:pPr>
-        <w:jc w:val="both"/>
-        <w:rPr>
-          <w:rFonts w:ascii="Arial Narrow" w:hAnsi="Arial Narrow"/>
-          <w:sz w:val="22"/>
-          <w:szCs w:val="22"/>
-        </w:rPr>
-      </w:pPr>
-    </w:p>
-    <w:p>
-      <w:pPr>
-        <w:jc w:val="both"/>
-        <w:rPr>
-          <w:rFonts w:ascii="Arial Narrow" w:hAnsi="Arial Narrow"/>
-          <w:sz w:val="22"/>
-          <w:szCs w:val="22"/>
-        </w:rPr>
-      </w:pPr>
-    </w:p>
-    <w:p>
+    <w:p ns2:paraId="23B40812" ns2:textId="77777777">
+      <w:pPr>
+        <w:jc w:val="both"/>
+        <w:rPr>
+          <w:rFonts w:ascii="Arial Narrow" w:hAnsi="Arial Narrow"/>
+          <w:sz w:val="22"/>
+          <w:szCs w:val="22"/>
+        </w:rPr>
+      </w:pPr>
+    </w:p>
+    <w:p ns2:paraId="0E208EA1" ns2:textId="77777777">
+      <w:pPr>
+        <w:jc w:val="both"/>
+        <w:rPr>
+          <w:rFonts w:ascii="Arial Narrow" w:hAnsi="Arial Narrow"/>
+          <w:sz w:val="22"/>
+          <w:szCs w:val="22"/>
+        </w:rPr>
+      </w:pPr>
+    </w:p>
+    <w:p ns2:paraId="0C905DA1" ns2:textId="37D7F064">
       <w:pPr>
         <w:pStyle w:val="Prrafodelista"/>
         <w:numPr>
@@ -2842,17 +2842,17 @@
         <w:t>DE LA ADMISIÓN A TRÁMITE DE LA DENUNCIA</w:t>
       </w:r>
     </w:p>
-    <w:p>
-      <w:pPr>
-        <w:jc w:val="both"/>
-        <w:rPr>
-          <w:rFonts w:ascii="Arial Narrow" w:eastAsia="Arial Narrow" w:hAnsi="Arial Narrow" w:cs="Arial Narrow"/>
-          <w:sz w:val="22"/>
-          <w:szCs w:val="22"/>
-        </w:rPr>
-      </w:pPr>
-    </w:p>
-    <w:p>
+    <w:p ns2:paraId="19649EC4" ns2:textId="77777777">
+      <w:pPr>
+        <w:jc w:val="both"/>
+        <w:rPr>
+          <w:rFonts w:ascii="Arial Narrow" w:eastAsia="Arial Narrow" w:hAnsi="Arial Narrow" w:cs="Arial Narrow"/>
+          <w:sz w:val="22"/>
+          <w:szCs w:val="22"/>
+        </w:rPr>
+      </w:pPr>
+    </w:p>
+    <w:p ns2:paraId="22BFBFFA" ns2:textId="2715B07B">
       <w:pPr>
         <w:pStyle w:val="Prrafodelista"/>
         <w:numPr>
@@ -2979,17 +2979,17 @@
       <w:bookmarkEnd w:id="3"/>
       <w:bookmarkEnd w:id="4"/>
     </w:p>
-    <w:p>
-      <w:pPr>
-        <w:jc w:val="both"/>
-        <w:rPr>
-          <w:rFonts w:ascii="Arial Narrow" w:eastAsia="Arial Narrow" w:hAnsi="Arial Narrow" w:cs="Arial Narrow"/>
-          <w:sz w:val="22"/>
-          <w:szCs w:val="22"/>
-        </w:rPr>
-      </w:pPr>
-    </w:p>
-    <w:p>
+    <w:p ns2:paraId="39E96FE5" ns2:textId="7E773310">
+      <w:pPr>
+        <w:jc w:val="both"/>
+        <w:rPr>
+          <w:rFonts w:ascii="Arial Narrow" w:eastAsia="Arial Narrow" w:hAnsi="Arial Narrow" w:cs="Arial Narrow"/>
+          <w:sz w:val="22"/>
+          <w:szCs w:val="22"/>
+        </w:rPr>
+      </w:pPr>
+    </w:p>
+    <w:p ns2:paraId="3281C94B" ns2:textId="15A08503">
       <w:pPr>
         <w:pStyle w:val="Prrafodelista"/>
         <w:numPr>
@@ -3013,7 +3013,7 @@
         <w:t>En tanto la denuncia reúne los requisitos establecidos por la norma citada, corresponde admitirla a trámite.</w:t>
       </w:r>
     </w:p>
-    <w:p>
+    <w:p ns2:paraId="260996F6" ns2:textId="77777777">
       <w:pPr>
         <w:pBdr>
           <w:top w:val="nil"/>
@@ -3030,7 +3030,7 @@
         </w:rPr>
       </w:pPr>
     </w:p>
-    <w:p>
+    <w:p ns2:paraId="01F0B2E8" ns2:textId="77777777">
       <w:pPr>
         <w:pBdr>
           <w:top w:val="nil"/>
@@ -3047,7 +3047,7 @@
         </w:rPr>
       </w:pPr>
     </w:p>
-    <w:p>
+    <w:p ns2:paraId="733EEF6D" ns2:textId="6C68D355">
       <w:pPr>
         <w:pStyle w:val="Prrafodelista"/>
         <w:numPr>
@@ -3080,7 +3080,7 @@
         <w:t>REQUERIMIENTO DE INFORMACIÓN</w:t>
       </w:r>
     </w:p>
-    <w:p>
+    <w:p ns2:paraId="50741013" ns2:textId="77777777">
       <w:pPr>
         <w:pBdr>
           <w:top w:val="nil"/>
@@ -3099,7 +3099,7 @@
         </w:rPr>
       </w:pPr>
     </w:p>
-    <w:p>
+    <w:p ns2:paraId="1BCEC533" ns2:textId="6AE80B22">
       <w:pPr>
         <w:pStyle w:val="Prrafodelista"/>
         <w:numPr>
@@ -3277,17 +3277,17 @@
         <w:t xml:space="preserve">. </w:t>
       </w:r>
     </w:p>
-    <w:p>
-      <w:pPr>
-        <w:jc w:val="both"/>
-        <w:rPr>
-          <w:rFonts w:ascii="Arial Narrow" w:hAnsi="Arial Narrow"/>
-          <w:sz w:val="22"/>
-          <w:szCs w:val="22"/>
-        </w:rPr>
-      </w:pPr>
-    </w:p>
-    <w:p>
+    <w:p ns2:paraId="0D137131" ns2:textId="77777777">
+      <w:pPr>
+        <w:jc w:val="both"/>
+        <w:rPr>
+          <w:rFonts w:ascii="Arial Narrow" w:hAnsi="Arial Narrow"/>
+          <w:sz w:val="22"/>
+          <w:szCs w:val="22"/>
+        </w:rPr>
+      </w:pPr>
+    </w:p>
+    <w:p ns2:paraId="13303696" ns2:textId="77777777">
       <w:pPr>
         <w:numPr>
           <w:ilvl w:val="0"/>
@@ -3319,7 +3319,7 @@
         <w:t>RESOLUCIÓN DE LA SECRETARÍA TÉCNICA</w:t>
       </w:r>
     </w:p>
-    <w:p>
+    <w:p ns2:paraId="3BAAC97F" ns2:textId="77777777">
       <w:pPr>
         <w:pBdr>
           <w:top w:val="nil"/>
@@ -3338,7 +3338,7 @@
         </w:rPr>
       </w:pPr>
     </w:p>
-    <w:p>
+    <w:p ns2:paraId="4EC40022" ns2:textId="1BC82757">
       <w:pPr>
         <w:jc w:val="both"/>
         <w:rPr>
@@ -3518,18 +3518,18 @@
         <w:t/>
       </w:r>
     </w:p>
-    <w:p>
-      <w:pPr>
-        <w:jc w:val="both"/>
-        <w:rPr>
-          <w:rFonts w:ascii="Arial Narrow" w:eastAsia="Arial Narrow" w:hAnsi="Arial Narrow" w:cs="Arial Narrow"/>
-          <w:b/>
-          <w:sz w:val="22"/>
-          <w:szCs w:val="22"/>
-        </w:rPr>
-      </w:pPr>
-    </w:p>
-    <w:p>
+    <w:p ns2:paraId="692F717C" ns2:textId="77777777">
+      <w:pPr>
+        <w:jc w:val="both"/>
+        <w:rPr>
+          <w:rFonts w:ascii="Arial Narrow" w:eastAsia="Arial Narrow" w:hAnsi="Arial Narrow" w:cs="Arial Narrow"/>
+          <w:b/>
+          <w:sz w:val="22"/>
+          <w:szCs w:val="22"/>
+        </w:rPr>
+      </w:pPr>
+    </w:p>
+    <w:p ns2:paraId="17F841EA" ns2:textId="47DC22B0">
       <w:pPr>
         <w:jc w:val="both"/>
         <w:rPr>
@@ -3795,7 +3795,7 @@
         <w:t/>
       </w:r>
     </w:p>
-    <w:p>
+    <w:p ns2:paraId="4F8CBFAD" ns2:textId="581A50F0">
       <w:pPr>
         <w:ind w:left="567" w:hanging="567"/>
         <w:jc w:val="both"/>
@@ -3806,7 +3806,7 @@
         </w:rPr>
       </w:pPr>
     </w:p>
-    <w:p>
+    <w:p ns2:paraId="29C4DA0A" ns2:textId="5E9E4E9D">
       <w:pPr>
         <w:jc w:val="both"/>
         <w:rPr>
@@ -3871,17 +3871,17 @@
         <w:t xml:space="preserve">. </w:t>
       </w:r>
     </w:p>
-    <w:p>
-      <w:pPr>
-        <w:jc w:val="both"/>
-        <w:rPr>
-          <w:rFonts w:ascii="Arial Narrow" w:eastAsia="Arial Narrow" w:hAnsi="Arial Narrow" w:cs="Arial Narrow"/>
-          <w:sz w:val="22"/>
-          <w:szCs w:val="22"/>
-        </w:rPr>
-      </w:pPr>
-    </w:p>
-    <w:p>
+    <w:p ns2:paraId="03EB0BD9" ns2:textId="77777777">
+      <w:pPr>
+        <w:jc w:val="both"/>
+        <w:rPr>
+          <w:rFonts w:ascii="Arial Narrow" w:eastAsia="Arial Narrow" w:hAnsi="Arial Narrow" w:cs="Arial Narrow"/>
+          <w:sz w:val="22"/>
+          <w:szCs w:val="22"/>
+        </w:rPr>
+      </w:pPr>
+    </w:p>
+    <w:p ns2:paraId="2DC92C85" ns2:textId="7F984944">
       <w:pPr>
         <w:jc w:val="both"/>
         <w:rPr>
@@ -3954,7 +3954,7 @@
       </w:r>
     </w:p>
     <w:bookmarkEnd w:id="5"/>
-    <w:p>
+    <w:p ns2:paraId="19BDC2CF" ns2:textId="77777777">
       <w:pPr>
         <w:autoSpaceDE w:val="0"/>
         <w:autoSpaceDN w:val="0"/>
@@ -3967,7 +3967,7 @@
         </w:rPr>
       </w:pPr>
     </w:p>
-    <w:p>
+    <w:p ns2:paraId="1FE74689" ns2:textId="77777777">
       <w:pPr>
         <w:widowControl w:val="0"/>
         <w:numPr>
@@ -3991,7 +3991,7 @@
         <w:t xml:space="preserve">Presentar documentos que acrediten su inscripción en los Registros Públicos o una declaración jurada que indique que cuenta con dicha inscripción; </w:t>
       </w:r>
     </w:p>
-    <w:p>
+    <w:p ns2:paraId="0689A641" ns2:textId="77777777">
       <w:pPr>
         <w:widowControl w:val="0"/>
         <w:ind w:left="567" w:hanging="567"/>
@@ -4003,7 +4003,7 @@
         </w:rPr>
       </w:pPr>
     </w:p>
-    <w:p>
+    <w:p ns2:paraId="69BBACBB" ns2:textId="77777777">
       <w:pPr>
         <w:widowControl w:val="0"/>
         <w:numPr>
@@ -4028,7 +4028,7 @@
       </w:r>
       <w:bookmarkStart w:id="6" w:name="_Hlk136949140"/>
     </w:p>
-    <w:p>
+    <w:p ns2:paraId="5FDE66B6" ns2:textId="77777777">
       <w:pPr>
         <w:widowControl w:val="0"/>
         <w:ind w:left="567"/>
@@ -4040,7 +4040,7 @@
         </w:rPr>
       </w:pPr>
     </w:p>
-    <w:p>
+    <w:p ns2:paraId="721739B8" ns2:textId="77777777">
       <w:pPr>
         <w:widowControl w:val="0"/>
         <w:numPr>
@@ -4064,7 +4064,7 @@
         <w:t>consignar el Número de Registro Único de Contribuyentes (RUC);</w:t>
       </w:r>
     </w:p>
-    <w:p>
+    <w:p ns2:paraId="000E2D60" ns2:textId="77777777">
       <w:pPr>
         <w:widowControl w:val="0"/>
         <w:ind w:left="567"/>
@@ -4076,7 +4076,7 @@
         </w:rPr>
       </w:pPr>
     </w:p>
-    <w:p>
+    <w:p ns2:paraId="3AEF7426" ns2:textId="77777777">
       <w:pPr>
         <w:widowControl w:val="0"/>
         <w:numPr>
@@ -4101,7 +4101,7 @@
       </w:r>
       <w:bookmarkStart w:id="7" w:name="_Hlk136948279"/>
     </w:p>
-    <w:p>
+    <w:p ns2:paraId="0F479918" ns2:textId="77777777">
       <w:pPr>
         <w:widowControl w:val="0"/>
         <w:ind w:left="567"/>
@@ -4113,7 +4113,7 @@
         </w:rPr>
       </w:pPr>
     </w:p>
-    <w:p>
+    <w:p ns2:paraId="48C8F32D" ns2:textId="77777777">
       <w:pPr>
         <w:widowControl w:val="0"/>
         <w:numPr>
@@ -4222,7 +4222,7 @@
       <w:bookmarkEnd w:id="7"/>
     </w:p>
     <w:bookmarkEnd w:id="6"/>
-    <w:p>
+    <w:p ns2:paraId="6025EDCC" ns2:textId="77777777">
       <w:pPr>
         <w:jc w:val="both"/>
         <w:rPr>
@@ -4243,281 +4243,28 @@
           <w:sz w:val="22"/>
           <w:szCs w:val="22"/>
         </w:rPr>
-      </w:pPr>
-      <w:r>
-        <w:rPr>
-          <w:rFonts w:ascii="Arial Narrow" w:hAnsi="Arial Narrow" w:cs="Arial"/>
-          <w:b/>
-          <w:bCs/>
-          <w:sz w:val="22"/>
-          <w:szCs w:val="22"/>
-          <w:lang w:eastAsia="es-ES"/>
-        </w:rPr>
-        <w:t>QUIN</w:t>
-      </w:r>
-      <w:r>
-        <w:rPr>
-          <w:rFonts w:ascii="Arial Narrow" w:hAnsi="Arial Narrow" w:cs="Arial"/>
-          <w:b/>
-          <w:bCs/>
-          <w:sz w:val="22"/>
-          <w:szCs w:val="22"/>
-          <w:lang w:eastAsia="es-ES"/>
-        </w:rPr>
-        <w:t>TO</w:t>
-      </w:r>
-      <w:r>
-        <w:rPr>
-          <w:rFonts w:ascii="Arial Narrow" w:hAnsi="Arial Narrow"/>
-          <w:sz w:val="22"/>
-          <w:szCs w:val="22"/>
-        </w:rPr>
-        <w:t xml:space="preserve">: </w:t>
-      </w:r>
-      <w:r>
-        <w:rPr>
-          <w:rFonts w:ascii="Arial Narrow" w:hAnsi="Arial Narrow" w:cs="Arial"/>
-          <w:sz w:val="22"/>
-          <w:szCs w:val="22"/>
-          <w:lang w:val="es-ES" w:eastAsia="es-ES"/>
-        </w:rPr>
-        <w:t>correr traslado de la denuncia interpuesta el</w:t>
-      </w:r>
-      <w:r>
-        <w:rPr>
-          <w:rFonts w:ascii="Arial Narrow" w:hAnsi="Arial Narrow" w:cs="Arial"/>
-          <w:sz w:val="22"/>
-          <w:szCs w:val="22"/>
-          <w:lang w:val="es-ES" w:eastAsia="es-ES"/>
-        </w:rPr>
-        <w:t xml:space="preserve"> </w:t>
-      </w:r>
-      <w:r>
-        <w:rPr>
-          <w:rFonts w:ascii="Arial Narrow" w:hAnsi="Arial Narrow" w:cs="Arial"/>
-          <w:sz w:val="22"/>
-          <w:szCs w:val="22"/>
-          <w:lang w:val="es-ES" w:eastAsia="es-ES"/>
-        </w:rPr>
-        <w:t>26 de agosto de 2025, subsanado por escrito el 7 de octubre de 2025</w:t>
-      </w:r>
-      <w:r>
-        <w:rPr>
-          <w:rFonts w:ascii="Arial Narrow" w:eastAsia="Arial Narrow" w:hAnsi="Arial Narrow" w:cs="Arial Narrow"/>
-          <w:sz w:val="22"/>
-          <w:szCs w:val="22"/>
-        </w:rPr>
-        <w:t xml:space="preserve"> (</w:t>
-      </w:r>
-      <w:r>
-        <w:rPr>
-          <w:rFonts w:ascii="Arial Narrow" w:eastAsia="Arial Narrow" w:hAnsi="Arial Narrow" w:cs="Arial Narrow"/>
-          <w:sz w:val="22"/>
-          <w:szCs w:val="22"/>
-        </w:rPr>
-        <w:t>parte no confidencial</w:t>
-      </w:r>
-      <w:r>
-        <w:rPr>
-          <w:rFonts w:ascii="Arial Narrow" w:eastAsia="Arial Narrow" w:hAnsi="Arial Narrow" w:cs="Arial Narrow"/>
-          <w:sz w:val="22"/>
-          <w:szCs w:val="22"/>
-        </w:rPr>
-        <w:t>)</w:t>
-      </w:r>
-      <w:r>
-        <w:rPr>
-          <w:rFonts w:ascii="Arial Narrow" w:eastAsia="Arial Narrow" w:hAnsi="Arial Narrow" w:cs="Arial Narrow"/>
-          <w:sz w:val="22"/>
-          <w:szCs w:val="22"/>
-        </w:rPr>
-        <w:t>,</w:t>
-      </w:r>
-      <w:r>
-        <w:rPr>
-          <w:rFonts w:ascii="Arial Narrow" w:hAnsi="Arial Narrow" w:cs="Arial"/>
-          <w:sz w:val="22"/>
-          <w:szCs w:val="22"/>
-          <w:lang w:val="es-ES" w:eastAsia="es-ES"/>
-        </w:rPr>
-        <w:t xml:space="preserve"> </w:t>
-      </w:r>
-      <w:r>
-        <w:rPr>
-          <w:rFonts w:ascii="Arial Narrow" w:hAnsi="Arial Narrow" w:cs="Arial"/>
-          <w:sz w:val="22"/>
-          <w:szCs w:val="22"/>
-          <w:lang w:val="es-ES" w:eastAsia="es-ES"/>
-        </w:rPr>
-        <w:t xml:space="preserve">a </w:t>
-      </w:r>
-      <w:r>
-        <w:rPr>
-          <w:rFonts w:ascii="Arial Narrow" w:eastAsia="Arial Narrow" w:hAnsi="Arial Narrow" w:cs="Arial Narrow"/>
-          <w:sz w:val="22"/>
-          <w:szCs w:val="22"/>
-        </w:rPr>
-        <w:t>Pacifico Seguros y Reaseguros S.A.</w:t>
-      </w:r>
-      <w:r>
-        <w:rPr>
-          <w:rFonts w:ascii="Arial Narrow" w:eastAsia="Arial Narrow" w:hAnsi="Arial Narrow" w:cs="Arial Narrow"/>
-          <w:sz w:val="22"/>
-          <w:szCs w:val="22"/>
-        </w:rPr>
-        <w:t>.</w:t>
-      </w:r>
-      <w:r>
-        <w:rPr>
-          <w:rStyle w:val="normaltextrun"/>
-          <w:rFonts w:ascii="Arial Narrow" w:hAnsi="Arial Narrow"/>
-          <w:sz w:val="22"/>
-          <w:szCs w:val="22"/>
-          <w:shd w:val="clear" w:color="auto" w:fill="FFFFFF"/>
-        </w:rPr>
-        <w:t xml:space="preserve">, </w:t>
-      </w:r>
-      <w:r>
-        <w:rPr>
-          <w:rFonts w:ascii="Arial Narrow" w:hAnsi="Arial Narrow" w:cs="Arial"/>
-          <w:sz w:val="22"/>
-          <w:szCs w:val="22"/>
-          <w:lang w:val="es-ES" w:eastAsia="es-ES"/>
-        </w:rPr>
-        <w:t xml:space="preserve">con excepción del documento denominado “las declaraciones juradas mensuales (PDT-IGV Renta mensual) del Impuesto General a las Ventas (IGV) e Impuesto a la Renta (IR) en el cual constan los ingresos netos mensuales del ejercicio correspondiente al </w:t>
-      </w:r>
-      <w:r>
-        <w:rPr>
-          <w:rFonts w:ascii="Arial Narrow" w:hAnsi="Arial Narrow" w:cs="Arial"/>
-          <w:sz w:val="22"/>
-          <w:szCs w:val="22"/>
-          <w:lang w:val="es-ES" w:eastAsia="es-ES"/>
-        </w:rPr>
-        <w:t>2024</w:t>
-      </w:r>
-      <w:r>
-        <w:rPr>
-          <w:rFonts w:ascii="Arial Narrow" w:hAnsi="Arial Narrow" w:cs="Arial"/>
-          <w:sz w:val="22"/>
-          <w:szCs w:val="22"/>
-          <w:lang w:val="es-ES" w:eastAsia="es-ES"/>
-        </w:rPr>
-        <w:t>”.</w:t>
-      </w:r>
-      <w:r>
-        <w:rPr>
-          <w:rFonts w:ascii="Arial Narrow" w:hAnsi="Arial Narrow" w:cs="Arial"/>
-          <w:sz w:val="22"/>
-          <w:szCs w:val="22"/>
-          <w:lang w:val="es-ES" w:eastAsia="es-ES"/>
-        </w:rPr>
-        <w:t xml:space="preserve"> Toda vez que la confidencialidad será evaluada oportunamente. Ello, para que, de conformidad con lo dispuesto por el artículo 26 del Decreto Legislativo 807, presente sus descargos en un plazo no mayor de cinco (5) días hábiles contado desde el día siguiente de la notificación de la presente resolución, vencido el cual, </w:t>
-      </w:r>
-      <w:r>
-        <w:rPr>
-          <w:rFonts w:ascii="Arial Narrow" w:hAnsi="Arial Narrow" w:cs="Arial"/>
-          <w:sz w:val="22"/>
-          <w:szCs w:val="22"/>
-          <w:lang w:val="es-ES" w:eastAsia="es-ES"/>
-        </w:rPr>
-        <w:t>la</w:t>
-      </w:r>
-      <w:r>
-        <w:rPr>
-          <w:rFonts w:ascii="Arial Narrow" w:hAnsi="Arial Narrow" w:cs="Arial"/>
-          <w:sz w:val="22"/>
-          <w:szCs w:val="22"/>
-          <w:lang w:val="es-ES" w:eastAsia="es-ES"/>
-        </w:rPr>
-        <w:t xml:space="preserve"> </w:t>
-      </w:r>
-      <w:proofErr w:type="gramStart"/>
-      <w:r>
-        <w:rPr>
-          <w:rFonts w:ascii="Arial Narrow" w:hAnsi="Arial Narrow" w:cs="Arial"/>
-          <w:sz w:val="22"/>
-          <w:szCs w:val="22"/>
-          <w:lang w:val="es-ES" w:eastAsia="es-ES"/>
-        </w:rPr>
-        <w:t>Secretari</w:t>
-      </w:r>
-      <w:r>
-        <w:rPr>
-          <w:rFonts w:ascii="Arial Narrow" w:hAnsi="Arial Narrow" w:cs="Arial"/>
-          <w:sz w:val="22"/>
-          <w:szCs w:val="22"/>
-          <w:lang w:val="es-ES" w:eastAsia="es-ES"/>
-        </w:rPr>
-        <w:t>a</w:t>
-      </w:r>
-      <w:r>
-        <w:rPr>
-          <w:rFonts w:ascii="Arial Narrow" w:hAnsi="Arial Narrow" w:cs="Arial"/>
-          <w:sz w:val="22"/>
-          <w:szCs w:val="22"/>
-          <w:lang w:val="es-ES" w:eastAsia="es-ES"/>
-        </w:rPr>
-        <w:t xml:space="preserve"> Técnic</w:t>
-      </w:r>
-      <w:r>
-        <w:rPr>
-          <w:rFonts w:ascii="Arial Narrow" w:hAnsi="Arial Narrow" w:cs="Arial"/>
-          <w:sz w:val="22"/>
-          <w:szCs w:val="22"/>
-          <w:lang w:val="es-ES" w:eastAsia="es-ES"/>
-        </w:rPr>
-        <w:t>a</w:t>
-      </w:r>
-      <w:proofErr w:type="gramEnd"/>
-      <w:r>
-        <w:rPr>
-          <w:rFonts w:ascii="Arial Narrow" w:hAnsi="Arial Narrow" w:cs="Arial"/>
-          <w:sz w:val="22"/>
-          <w:szCs w:val="22"/>
-          <w:lang w:val="es-ES" w:eastAsia="es-ES"/>
-        </w:rPr>
-        <w:t xml:space="preserve"> declarará en rebeldía al denunciado que no lo hubiera presentado. Debe precisarse que de conformidad con lo establecido por el numeral 233.1 del artículo 233 del Texto Único Ordenado de la Ley 27444, Ley del Procedimiento Administrativo General, las alegaciones y los hechos relevantes de la reclamación, salvo que hayan sido específicamente negadas en la contestación, se tendrán por aceptadas o </w:t>
-      </w:r>
-      <w:r>
-        <w:rPr>
-          <w:rFonts w:ascii="Arial Narrow" w:hAnsi="Arial Narrow" w:cs="Arial"/>
-          <w:sz w:val="22"/>
-          <w:szCs w:val="22"/>
-          <w:lang w:val="es-ES" w:eastAsia="es-ES"/>
-        </w:rPr>
-        <w:t xml:space="preserve">merituadas </w:t>
-      </w:r>
-      <w:r>
-        <w:rPr>
-          <w:rFonts w:ascii="Arial Narrow" w:hAnsi="Arial Narrow" w:cs="Arial"/>
-          <w:sz w:val="22"/>
-          <w:szCs w:val="22"/>
-          <w:lang w:val="es-ES" w:eastAsia="es-ES"/>
-        </w:rPr>
-        <w:t>como ciertas</w:t>
-      </w:r>
-      <w:r>
-        <w:rPr>
-          <w:rStyle w:val="Refdenotaalpie"/>
-          <w:rFonts w:ascii="Arial Narrow" w:hAnsi="Arial Narrow"/>
-          <w:sz w:val="22"/>
-          <w:szCs w:val="22"/>
-          <w:vertAlign w:val="superscript"/>
-        </w:rPr>
-        <w:footnoteReference w:id="12"/>
-      </w:r>
-      <w:r>
-        <w:rPr>
-          <w:rFonts w:ascii="Arial Narrow" w:hAnsi="Arial Narrow" w:cs="Arial"/>
-          <w:sz w:val="22"/>
-          <w:szCs w:val="22"/>
-          <w:vertAlign w:val="superscript"/>
-          <w:lang w:val="es-ES" w:eastAsia="es-ES"/>
-        </w:rPr>
-        <w:t>.</w:t>
-      </w:r>
-    </w:p>
-    <w:p>
+        <w:spacing w:line="240" w:lineRule="auto"/>
+      </w:pPr>
+      <w:r>
+        <w:rPr>
+          <w:rFonts w:ascii="Arial Narrow" w:hAnsi="Arial Narrow" w:cs="Arial Narrow"/>
+          <w:b w:val="1"/>
+          <w:bCs w:val="1"/>
+          <w:sz w:val="20"/>
+          <w:szCs w:val="20"/>
+        </w:rPr>
+        <w:t xml:space="preserve">QUINTO: </w:t>
+      </w:r>
+      <w:r>
+        <w:rPr>
+          <w:rFonts w:ascii="Arial Narrow" w:hAnsi="Arial Narrow" w:cs="Arial Narrow"/>
+          <w:sz w:val="20"/>
+          <w:szCs w:val="20"/>
+        </w:rPr>
+        <w:t xml:space="preserve">correr traslado de la presente resolución a Pacifico Seguros y Reaseguros S.A para que, de conformidad con lo dispuesto por el artículo 26° de la Ley sobre Facultades, Normas y Organización del Indecopi, aprobado por Decreto Legislativo N° 8079, presenten sus descargos sobre la imputación de cargos realizada en un plazo no mayor a cinco (5) días hábiles contado a partir del día siguiente de la notificación de la presente resolución, vencido el cual, el Secretario Técnico declarará en rebeldía a los denunciados que no lo hubieran presentado. Debe precisarse que de conformidad con lo establecido por el artículo 223° del Texto Único Ordenado de la Ley N° 27444, Ley del Procedimiento Administrativo General, las alegaciones y los hechos relevantes de la reclamación, salvo que hayan sido específicamente negadas en la contestación, se tendrán por aceptadas o meritadas como ciertas.</w:t>
+      </w:r>
+    </w:p>
+    <w:p ns2:paraId="2E1B770C" ns2:textId="77777777">
       <w:pPr>
         <w:jc w:val="both"/>
         <w:rPr>
@@ -4531,7 +4278,7 @@
         </w:rPr>
       </w:pPr>
     </w:p>
-    <w:p>
+    <w:p ns2:paraId="5D99DE99" ns2:textId="68FB729C">
       <w:pPr>
         <w:jc w:val="both"/>
         <w:rPr>
@@ -4689,7 +4436,7 @@
         <w:t xml:space="preserve"> </w:t>
       </w:r>
     </w:p>
-    <w:p>
+    <w:p ns2:paraId="42601899" ns2:textId="4CD1B70E">
       <w:pPr>
         <w:jc w:val="both"/>
         <w:rPr>
@@ -4703,7 +4450,7 @@
       </w:pPr>
       <w:bookmarkStart w:id="8" w:name="_Hlk136949693"/>
     </w:p>
-    <w:p>
+    <w:p ns2:paraId="7B9C8AF5" ns2:textId="34174BDB">
       <w:pPr>
         <w:pBdr>
           <w:top w:val="nil"/>
@@ -4873,7 +4620,7 @@
         <w:t>.</w:t>
       </w:r>
     </w:p>
-    <w:p>
+    <w:p ns2:paraId="3F8BCFFE" ns2:textId="7CC5F1D0">
       <w:pPr>
         <w:jc w:val="both"/>
         <w:rPr>
@@ -4947,7 +4694,7 @@
       </w:r>
     </w:p>
     <w:bookmarkEnd w:id="10"/>
-    <w:p>
+    <w:p ns2:paraId="71B707D5" ns2:textId="77777777">
       <w:pPr>
         <w:shd w:val="clear" w:color="auto" w:fill="FFFFFF" w:themeFill="background1"/>
         <w:jc w:val="both"/>
@@ -4960,7 +4707,7 @@
         </w:rPr>
       </w:pPr>
     </w:p>
-    <w:p>
+    <w:p ns2:paraId="15B457F0" ns2:textId="0DAEFD70">
       <w:pPr>
         <w:shd w:val="clear" w:color="auto" w:fill="FFFFFF" w:themeFill="background1"/>
         <w:jc w:val="both"/>
@@ -5046,7 +4793,7 @@
         <w:t>, los gastos por los peritajes realizados, actuación de pruebas, inspecciones y otros derivados de la tramitación del proceso serán de cargo de la parte que solicita la prueba, salvo pacto en contrario. En todos los casos, la resolución final determinará si los gastos deben ser asumidos por alguna de las partes, o reembolsados a la otra parte o al Indecopi, según sea el caso, de manera adicional a la sanción que haya podido imponerse.</w:t>
       </w:r>
     </w:p>
-    <w:p>
+    <w:p ns2:paraId="429E58D8" ns2:textId="77777777">
       <w:pPr>
         <w:shd w:val="clear" w:color="auto" w:fill="FFFFFF"/>
         <w:jc w:val="both"/>
@@ -5057,7 +4804,7 @@
         </w:rPr>
       </w:pPr>
     </w:p>
-    <w:p>
+    <w:p ns2:paraId="4FC33B52" ns2:textId="65418439">
       <w:pPr>
         <w:suppressAutoHyphens/>
         <w:jc w:val="both"/>
@@ -5206,7 +4953,7 @@
         <w:t xml:space="preserve">Ello bajo apercibimiento de no realizar la audiencia de conciliación y levantar el acta de inasistencia correspondiente. </w:t>
       </w:r>
     </w:p>
-    <w:p>
+    <w:p ns2:paraId="0FC7A55D" ns2:textId="77777777">
       <w:pPr>
         <w:shd w:val="clear" w:color="auto" w:fill="FFFFFF" w:themeFill="background1"/>
         <w:jc w:val="both"/>
@@ -5219,7 +4966,7 @@
         </w:rPr>
       </w:pPr>
     </w:p>
-    <w:p>
+    <w:p ns2:paraId="3F3E79CD" ns2:textId="22B470DF">
       <w:pPr>
         <w:shd w:val="clear" w:color="auto" w:fill="FFFFFF" w:themeFill="background1"/>
         <w:jc w:val="both"/>
@@ -5258,7 +5005,7 @@
         <w:t>poner en conocimiento de las partes que, antes de la emisión de la Resolución Final, tienen la posibilidad de formular su desistimiento o presentar el acuerdo arribado mediante la conciliación, mediación, transacción o cualquier otro que, de forma indubitable, deje constancia que se ha solucionado la controversia materia de denuncia.</w:t>
       </w:r>
     </w:p>
-    <w:p>
+    <w:p ns2:paraId="41FE7D9F" ns2:textId="77777777">
       <w:pPr>
         <w:shd w:val="clear" w:color="auto" w:fill="FFFFFF" w:themeFill="background1"/>
         <w:jc w:val="both"/>
@@ -5270,7 +5017,7 @@
       </w:pPr>
     </w:p>
     <w:bookmarkEnd w:id="8"/>
-    <w:p>
+    <w:p ns2:paraId="56C123D6" ns2:textId="0B1EE16B">
       <w:pPr>
         <w:suppressAutoHyphens/>
         <w:jc w:val="both"/>
@@ -5448,7 +5195,7 @@
         <w:t/>
       </w:r>
     </w:p>
-    <w:p>
+    <w:p ns2:paraId="4A88A19B" ns2:textId="77777777">
       <w:pPr>
         <w:suppressAutoHyphens/>
         <w:jc w:val="both"/>
@@ -5459,7 +5206,7 @@
         </w:rPr>
       </w:pPr>
     </w:p>
-    <w:p>
+    <w:p ns2:paraId="76ACA17B" ns2:textId="084F96F8">
       <w:pPr>
         <w:suppressAutoHyphens/>
         <w:jc w:val="both"/>
@@ -5562,7 +5309,7 @@
         <w:t>efectúe el acuse de recibo mediante la confirmación de recepción de la notificación remitida por este despacho a su Casilla Electrónica, dentro de los cinco (5) primeros días hábiles siguientes a la fecha en que recibe la notificación.</w:t>
       </w:r>
     </w:p>
-    <w:p>
+    <w:p ns2:paraId="5BCBBDDF" ns2:textId="77777777">
       <w:pPr>
         <w:suppressAutoHyphens/>
         <w:jc w:val="both"/>
@@ -5574,7 +5321,7 @@
         </w:rPr>
       </w:pPr>
     </w:p>
-    <w:p>
+    <w:p ns2:paraId="4CA9F2F3" ns2:textId="77777777">
       <w:pPr>
         <w:shd w:val="clear" w:color="auto" w:fill="FFFFFF"/>
         <w:rPr>
@@ -5586,7 +5333,7 @@
         </w:rPr>
       </w:pPr>
     </w:p>
-    <w:p>
+    <w:p ns2:paraId="2EDA3383" ns2:textId="77777777">
       <w:pPr>
         <w:shd w:val="clear" w:color="auto" w:fill="FFFFFF"/>
         <w:jc w:val="center"/>
@@ -5599,7 +5346,7 @@
         </w:rPr>
       </w:pPr>
     </w:p>
-    <w:p>
+    <w:p ns2:paraId="59650990" ns2:textId="77777777">
       <w:pPr>
         <w:shd w:val="clear" w:color="auto" w:fill="FFFFFF"/>
         <w:jc w:val="center"/>
@@ -5612,7 +5359,7 @@
         </w:rPr>
       </w:pPr>
     </w:p>
-    <w:p>
+    <w:p ns2:paraId="31D96154" ns2:textId="77777777">
       <w:pPr>
         <w:shd w:val="clear" w:color="auto" w:fill="FFFFFF"/>
         <w:jc w:val="center"/>
@@ -5625,7 +5372,7 @@
         </w:rPr>
       </w:pPr>
     </w:p>
-    <w:p>
+    <w:p ns2:paraId="1DB82716" ns2:textId="77777777">
       <w:pPr>
         <w:shd w:val="clear" w:color="auto" w:fill="FFFFFF"/>
         <w:jc w:val="center"/>
@@ -5650,7 +5397,7 @@
         <w:t>JUDITH ALCALDE BRICEÑO</w:t>
       </w:r>
     </w:p>
-    <w:p>
+    <w:p ns2:paraId="3CC033AF" ns2:textId="77777777">
       <w:pPr>
         <w:shd w:val="clear" w:color="auto" w:fill="FFFFFF"/>
         <w:jc w:val="center"/>
@@ -5675,7 +5422,7 @@
         <w:t>Secretaria Técnica (e)</w:t>
       </w:r>
     </w:p>
-    <w:p>
+    <w:p ns2:paraId="348B9F5C" ns2:textId="77777777">
       <w:pPr>
         <w:shd w:val="clear" w:color="auto" w:fill="FFFFFF"/>
         <w:jc w:val="center"/>
@@ -5723,7 +5470,7 @@
         <w:t> Protección al Consumidor 1</w:t>
       </w:r>
     </w:p>
-    <w:p>
+    <w:p ns2:paraId="03F6FD43" ns2:textId="77777777">
       <w:pPr>
         <w:shd w:val="clear" w:color="auto" w:fill="FFFFFF"/>
         <w:jc w:val="center"/>
@@ -5736,7 +5483,7 @@
         </w:rPr>
       </w:pPr>
     </w:p>
-    <w:p>
+    <w:p ns2:paraId="04334BAB" ns2:textId="693C37FB">
       <w:pPr>
         <w:jc w:val="both"/>
         <w:rPr>
@@ -5780,8 +5527,8 @@
       </w:r>
     </w:p>
     <w:sectPr>
-      <w:headerReference w:type="default" r:id="rId12"/>
-      <w:footerReference w:type="default" r:id="rId13"/>
+      <w:headerReference w:type="default" ns3:id="rId12"/>
+      <w:footerReference w:type="default" ns3:id="rId13"/>
       <w:pgSz w:w="11906" w:h="16838"/>
       <w:pgMar w:top="1417" w:right="1701" w:bottom="1417" w:left="1701" w:header="709" w:footer="709" w:gutter="0"/>
       <w:pgNumType w:start="1"/>

--- a/plantillas_maestras/01_seguro_vehicular/negativa_cobertura/2_o_mas_ddos_varios/varon/TPL_2048_2025_SEGURO_VEHICULAR_NEGATIVA_COBERTURA_ASEGURADORA_VARON_R348.docx
+++ b/plantillas_maestras/01_seguro_vehicular/negativa_cobertura/2_o_mas_ddos_varios/varon/TPL_2048_2025_SEGURO_VEHICULAR_NEGATIVA_COBERTURA_ASEGURADORA_VARON_R348.docx
@@ -4261,7 +4261,7 @@
           <w:sz w:val="20"/>
           <w:szCs w:val="20"/>
         </w:rPr>
-        <w:t xml:space="preserve">correr traslado de la presente resolución a Pacifico Seguros y Reaseguros S.A para que, de conformidad con lo dispuesto por el artículo 26° de la Ley sobre Facultades, Normas y Organización del Indecopi, aprobado por Decreto Legislativo N° 8079, presenten sus descargos sobre la imputación de cargos realizada en un plazo no mayor a cinco (5) días hábiles contado a partir del día siguiente de la notificación de la presente resolución, vencido el cual, el Secretario Técnico declarará en rebeldía a los denunciados que no lo hubieran presentado. Debe precisarse que de conformidad con lo establecido por el artículo 223° del Texto Único Ordenado de la Ley N° 27444, Ley del Procedimiento Administrativo General, las alegaciones y los hechos relevantes de la reclamación, salvo que hayan sido específicamente negadas en la contestación, se tendrán por aceptadas o meritadas como ciertas.</w:t>
+        <w:t xml:space="preserve">correr traslado de la presente resolución a Pacifico Seguros y Reaseguros S.A. para que, de conformidad con lo dispuesto por el artículo 26 de la Ley sobre Facultades, Normas y Organización del Indecopi, aprobada por Decreto Legislativo 807, presente sus descargos sobre la imputación de cargos realizada en un plazo no mayor a cinco (5) días hábiles contado a partir del día siguiente de la notificación de la presente resolución, vencido el cual, el Secretario Técnico declarará en rebeldía al denunciado que no lo hubiera presentado. Debe precisarse que de conformidad con lo establecido por el artículo 223 del Texto Único Ordenado de la Ley 27444, Ley del Procedimiento Administrativo General, las alegaciones y los hechos relevantes de la reclamación, salvo que hayan sido específicamente negadas en la contestación, se tendrán por aceptadas o merituadas como ciertas.</w:t>
       </w:r>
     </w:p>
     <w:p ns2:paraId="2E1B770C" ns2:textId="77777777">
@@ -4762,7 +4762,7 @@
           <w:szCs w:val="22"/>
           <w:lang w:eastAsia="es-ES"/>
         </w:rPr>
-        <w:t xml:space="preserve">Decreto </w:t>
+        <w:t xml:space="preserve">Decreto Legislativo </w:t>
       </w:r>
       <w:proofErr w:type="gramStart"/>
       <w:r>
@@ -4772,7 +4772,7 @@
           <w:szCs w:val="22"/>
           <w:lang w:eastAsia="es-ES"/>
         </w:rPr>
-        <w:t>Legislativo N</w:t>
+        <w:t xml:space="preserve"/>
       </w:r>
       <w:proofErr w:type="gramEnd"/>
       <w:r>
@@ -4782,7 +4782,7 @@
           <w:szCs w:val="22"/>
           <w:lang w:eastAsia="es-ES"/>
         </w:rPr>
-        <w:t> 807</w:t>
+        <w:t xml:space="preserve">807</w:t>
       </w:r>
       <w:r>
         <w:rPr>
@@ -5394,7 +5394,7 @@
           <w:sz w:val="22"/>
           <w:szCs w:val="22"/>
         </w:rPr>
-        <w:t>JUDITH ALCALDE BRICEÑO</w:t>
+        <w:t xml:space="preserve">EVELING ROA QUISPE</w:t>
       </w:r>
     </w:p>
     <w:p ns2:paraId="3CC033AF" ns2:textId="77777777">
@@ -5419,7 +5419,7 @@
           <w:sz w:val="22"/>
           <w:szCs w:val="22"/>
         </w:rPr>
-        <w:t>Secretaria Técnica (e)</w:t>
+        <w:t xml:space="preserve">Secretaria Técnica</w:t>
       </w:r>
     </w:p>
     <w:p ns2:paraId="348B9F5C" ns2:textId="77777777">

--- a/plantillas_maestras/01_seguro_vehicular/negativa_cobertura/2_o_mas_ddos_varios/varon/TPL_2048_2025_SEGURO_VEHICULAR_NEGATIVA_COBERTURA_ASEGURADORA_VARON_R348.docx
+++ b/plantillas_maestras/01_seguro_vehicular/negativa_cobertura/2_o_mas_ddos_varios/varon/TPL_2048_2025_SEGURO_VEHICULAR_NEGATIVA_COBERTURA_ASEGURADORA_VARON_R348.docx
@@ -490,47 +490,47 @@
           <w:sz w:val="22"/>
           <w:szCs w:val="22"/>
         </w:rPr>
-        <w:t xml:space="preserve">17 </w:t>
-      </w:r>
-      <w:r>
-        <w:rPr>
-          <w:rFonts w:ascii="Arial Narrow" w:eastAsia="Arial Narrow" w:hAnsi="Arial Narrow" w:cs="Arial Narrow"/>
-          <w:sz w:val="22"/>
-          <w:szCs w:val="22"/>
-        </w:rPr>
-        <w:t xml:space="preserve">de </w:t>
-      </w:r>
-      <w:r>
-        <w:rPr>
-          <w:rFonts w:ascii="Arial Narrow" w:eastAsia="Arial Narrow" w:hAnsi="Arial Narrow" w:cs="Arial Narrow"/>
-          <w:sz w:val="22"/>
-          <w:szCs w:val="22"/>
-        </w:rPr>
-        <w:t>octubre</w:t>
-      </w:r>
-      <w:r>
-        <w:rPr>
-          <w:rFonts w:ascii="Arial Narrow" w:eastAsia="Arial Narrow" w:hAnsi="Arial Narrow" w:cs="Arial Narrow"/>
-          <w:sz w:val="22"/>
-          <w:szCs w:val="22"/>
-        </w:rPr>
-        <w:t xml:space="preserve"> </w:t>
-      </w:r>
-      <w:r>
-        <w:rPr>
-          <w:rFonts w:ascii="Arial Narrow" w:eastAsia="Arial Narrow" w:hAnsi="Arial Narrow" w:cs="Arial Narrow"/>
-          <w:sz w:val="22"/>
-          <w:szCs w:val="22"/>
-        </w:rPr>
-        <w:t>de 202</w:t>
-      </w:r>
-      <w:r>
-        <w:rPr>
-          <w:rFonts w:ascii="Arial Narrow" w:eastAsia="Arial Narrow" w:hAnsi="Arial Narrow" w:cs="Arial Narrow"/>
-          <w:sz w:val="22"/>
-          <w:szCs w:val="22"/>
-        </w:rPr>
-        <w:t>5</w:t>
+        <w:t xml:space="preserve">17 de octubre de 2025</w:t>
+      </w:r>
+      <w:r>
+        <w:rPr>
+          <w:rFonts w:ascii="Arial Narrow" w:eastAsia="Arial Narrow" w:hAnsi="Arial Narrow" w:cs="Arial Narrow"/>
+          <w:sz w:val="22"/>
+          <w:szCs w:val="22"/>
+        </w:rPr>
+        <w:t xml:space="preserve"/>
+      </w:r>
+      <w:r>
+        <w:rPr>
+          <w:rFonts w:ascii="Arial Narrow" w:eastAsia="Arial Narrow" w:hAnsi="Arial Narrow" w:cs="Arial Narrow"/>
+          <w:sz w:val="22"/>
+          <w:szCs w:val="22"/>
+        </w:rPr>
+        <w:t xml:space="preserve"/>
+      </w:r>
+      <w:r>
+        <w:rPr>
+          <w:rFonts w:ascii="Arial Narrow" w:eastAsia="Arial Narrow" w:hAnsi="Arial Narrow" w:cs="Arial Narrow"/>
+          <w:sz w:val="22"/>
+          <w:szCs w:val="22"/>
+        </w:rPr>
+        <w:t xml:space="preserve"/>
+      </w:r>
+      <w:r>
+        <w:rPr>
+          <w:rFonts w:ascii="Arial Narrow" w:eastAsia="Arial Narrow" w:hAnsi="Arial Narrow" w:cs="Arial Narrow"/>
+          <w:sz w:val="22"/>
+          <w:szCs w:val="22"/>
+        </w:rPr>
+        <w:t xml:space="preserve"/>
+      </w:r>
+      <w:r>
+        <w:rPr>
+          <w:rFonts w:ascii="Arial Narrow" w:eastAsia="Arial Narrow" w:hAnsi="Arial Narrow" w:cs="Arial Narrow"/>
+          <w:sz w:val="22"/>
+          <w:szCs w:val="22"/>
+        </w:rPr>
+        <w:t xml:space="preserve"/>
       </w:r>
     </w:p>
     <w:p ns2:paraId="698913AC" ns2:textId="77777777">
@@ -8472,7 +8472,7 @@
           <w:sz w:val="15"/>
           <w:szCs w:val="15"/>
         </w:rPr>
-        <w:t>LEY N</w:t>
+        <w:t xml:space="preserve">LEY </w:t>
       </w:r>
       <w:r>
         <w:rPr>
@@ -8482,7 +8482,7 @@
           <w:sz w:val="15"/>
           <w:szCs w:val="15"/>
         </w:rPr>
-        <w:t> 29571, CÓDIGO DE PROTECCIÓN Y DEFENSA DEL CONSUMIDOR.</w:t>
+        <w:t xml:space="preserve">29571, CÓDIGO DE PROTECCIÓN Y DEFENSA DEL CONSUMIDOR.</w:t>
       </w:r>
     </w:p>
     <w:p>

--- a/plantillas_maestras/01_seguro_vehicular/negativa_cobertura/2_o_mas_ddos_varios/varon/TPL_2048_2025_SEGURO_VEHICULAR_NEGATIVA_COBERTURA_ASEGURADORA_VARON_R348.docx
+++ b/plantillas_maestras/01_seguro_vehicular/negativa_cobertura/2_o_mas_ddos_varios/varon/TPL_2048_2025_SEGURO_VEHICULAR_NEGATIVA_COBERTURA_ASEGURADORA_VARON_R348.docx
@@ -1,8 +1,8 @@
 
 <file path=word/document.xml><?xml version="1.0" encoding="utf-8"?>
-<w:document xmlns:ns1="http://schemas.openxmlformats.org/markup-compatibility/2006" xmlns:ns2="http://schemas.microsoft.com/office/word/2010/wordml" xmlns:ns3="http://schemas.openxmlformats.org/officeDocument/2006/relationships" xmlns:w="http://schemas.openxmlformats.org/wordprocessingml/2006/main" ns1:Ignorable="w14 w15 w16se w16cid w16 w16cex w16sdtdh w16sdtfl w16du wp14">
+<w:document xmlns:mc="http://schemas.openxmlformats.org/markup-compatibility/2006" xmlns:r="http://schemas.openxmlformats.org/officeDocument/2006/relationships" xmlns:w="http://schemas.openxmlformats.org/wordprocessingml/2006/main" xmlns:w14="http://schemas.microsoft.com/office/word/2010/wordml" xmlns:w15="http://schemas.microsoft.com/office/word/2012/wordml" xmlns:w16="http://schemas.microsoft.com/office/word/2018/wordml" xmlns:w16cex="http://schemas.microsoft.com/office/word/2018/wordml/cex" xmlns:w16cid="http://schemas.microsoft.com/office/word/2016/wordml/cid" xmlns:w16du="http://schemas.microsoft.com/office/word/2023/wordml/word16du" xmlns:w16sdtdh="http://schemas.microsoft.com/office/word/2020/wordml/sdtdatahash" xmlns:w16se="http://schemas.microsoft.com/office/word/2015/wordml/symex" xmlns:wp14="http://schemas.microsoft.com/office/word/2010/wordprocessingDrawing" mc:Ignorable="w14 w15 w16se w16cid w16 w16cex w16sdtdh w16du wp14">
   <w:body>
-    <w:p ns2:paraId="2D847E7D" ns2:textId="524D7917">
+    <w:p>
       <w:pPr>
         <w:tabs>
           <w:tab w:val="left" w:pos="1701"/>
@@ -53,7 +53,7 @@
         <w:t>348-2025/CC1-ST</w:t>
       </w:r>
     </w:p>
-    <w:p ns2:paraId="634049D8" ns2:textId="01C9E655">
+    <w:p>
       <w:pPr>
         <w:tabs>
           <w:tab w:val="left" w:pos="1701"/>
@@ -104,7 +104,7 @@
         <w:t>2048-2025/CC1</w:t>
       </w:r>
     </w:p>
-    <w:p ns2:paraId="345DC840" ns2:textId="4C88D7E7">
+    <w:p>
       <w:pPr>
         <w:tabs>
           <w:tab w:val="left" w:pos="1701"/>
@@ -126,119 +126,14 @@
           <w:sz w:val="22"/>
           <w:szCs w:val="22"/>
         </w:rPr>
-        <w:t xml:space="preserve">DENUNCIANTE:[DENUNCIANTE] ([APELLIDO])</w:t>
-      </w:r>
-      <w:r>
-        <w:rPr>
-          <w:rFonts w:ascii="Arial Narrow" w:eastAsia="Arial Narrow" w:hAnsi="Arial Narrow" w:cs="Arial Narrow"/>
-          <w:b/>
-          <w:sz w:val="22"/>
-          <w:szCs w:val="22"/>
-        </w:rPr>
+        <w:t>DENUNCIANTE</w:t>
         <w:tab/>
-        <w:t/>
-      </w:r>
-      <w:r>
-        <w:rPr>
-          <w:rFonts w:ascii="Arial Narrow" w:eastAsia="Arial Narrow" w:hAnsi="Arial Narrow" w:cs="Arial Narrow"/>
-          <w:b/>
-          <w:sz w:val="22"/>
-          <w:szCs w:val="22"/>
-        </w:rPr>
+        <w:t>:</w:t>
         <w:tab/>
-      </w:r>
-      <w:r>
-        <w:rPr>
-          <w:rFonts w:ascii="Arial Narrow" w:eastAsia="Arial Narrow" w:hAnsi="Arial Narrow" w:cs="Arial Narrow"/>
-          <w:b/>
-          <w:sz w:val="22"/>
-          <w:szCs w:val="22"/>
-        </w:rPr>
-        <w:t/>
-      </w:r>
-      <w:r>
-        <w:rPr>
-          <w:rFonts w:ascii="Arial Narrow" w:eastAsia="Arial Narrow" w:hAnsi="Arial Narrow" w:cs="Arial Narrow"/>
-          <w:b/>
-          <w:sz w:val="22"/>
-          <w:szCs w:val="22"/>
-        </w:rPr>
-        <w:t/>
-      </w:r>
-      <w:r>
-        <w:rPr>
-          <w:rFonts w:ascii="Arial Narrow" w:eastAsia="Arial Narrow" w:hAnsi="Arial Narrow" w:cs="Arial Narrow"/>
-          <w:b/>
-          <w:sz w:val="22"/>
-          <w:szCs w:val="22"/>
-        </w:rPr>
-        <w:t/>
-      </w:r>
-      <w:r>
-        <w:rPr>
-          <w:rFonts w:ascii="Arial Narrow" w:eastAsia="Arial Narrow" w:hAnsi="Arial Narrow" w:cs="Arial Narrow"/>
-          <w:b/>
-          <w:sz w:val="22"/>
-          <w:szCs w:val="22"/>
-        </w:rPr>
-        <w:t/>
-      </w:r>
-      <w:r>
-        <w:rPr>
-          <w:rFonts w:ascii="Arial Narrow" w:eastAsia="Arial Narrow" w:hAnsi="Arial Narrow" w:cs="Arial Narrow"/>
-          <w:b/>
-          <w:sz w:val="22"/>
-          <w:szCs w:val="22"/>
-        </w:rPr>
-        <w:t xml:space="preserve"/>
-      </w:r>
-      <w:r>
-        <w:rPr>
-          <w:rFonts w:ascii="Arial Narrow" w:eastAsia="Arial Narrow" w:hAnsi="Arial Narrow" w:cs="Arial Narrow"/>
-          <w:b/>
-          <w:sz w:val="22"/>
-          <w:szCs w:val="22"/>
-        </w:rPr>
-        <w:t/>
-      </w:r>
-      <w:r>
-        <w:rPr>
-          <w:rFonts w:ascii="Arial Narrow" w:eastAsia="Arial Narrow" w:hAnsi="Arial Narrow" w:cs="Arial Narrow"/>
-          <w:b/>
-          <w:sz w:val="22"/>
-          <w:szCs w:val="22"/>
-        </w:rPr>
-        <w:t/>
-      </w:r>
-      <w:r>
-        <w:rPr>
-          <w:rFonts w:ascii="Arial Narrow" w:eastAsia="Arial Narrow" w:hAnsi="Arial Narrow" w:cs="Arial Narrow"/>
-          <w:b/>
-          <w:sz w:val="22"/>
-          <w:szCs w:val="22"/>
-        </w:rPr>
-        <w:t/>
-      </w:r>
-      <w:r>
-        <w:rPr>
-          <w:rFonts w:ascii="Arial Narrow" w:eastAsia="Arial Narrow" w:hAnsi="Arial Narrow" w:cs="Arial Narrow"/>
-          <w:b/>
-          <w:sz w:val="22"/>
-          <w:szCs w:val="22"/>
-        </w:rPr>
-        <w:t/>
-      </w:r>
-      <w:r>
-        <w:rPr>
-          <w:rFonts w:ascii="Arial Narrow" w:eastAsia="Arial Narrow" w:hAnsi="Arial Narrow" w:cs="Arial Narrow"/>
-          <w:b/>
-          <w:sz w:val="22"/>
-          <w:szCs w:val="22"/>
-        </w:rPr>
-        <w:t/>
-      </w:r>
-    </w:p>
-    <w:p ns2:paraId="2E21CF51" ns2:textId="40BEAF1B">
+        <w:t xml:space="preserve">[DENUNCIANTE] ([APELLIDO])</w:t>
+      </w:r>
+    </w:p>
+    <w:p>
       <w:pPr>
         <w:tabs>
           <w:tab w:val="left" w:pos="1701"/>
@@ -327,7 +222,7 @@
         <w:t>FICO)</w:t>
       </w:r>
     </w:p>
-    <w:p ns2:paraId="2FCCE269" ns2:textId="615674C7">
+    <w:p>
       <w:pPr>
         <w:tabs>
           <w:tab w:val="left" w:pos="1701"/>
@@ -379,7 +274,7 @@
         <w:t>CONFIDENCIALIDAD</w:t>
       </w:r>
     </w:p>
-    <w:p ns2:paraId="1C9E56B7" ns2:textId="1942410D">
+    <w:p>
       <w:pPr>
         <w:tabs>
           <w:tab w:val="left" w:pos="1701"/>
@@ -421,7 +316,7 @@
         <w:t>ADMISIÓN A TRÁMITE</w:t>
       </w:r>
     </w:p>
-    <w:p ns2:paraId="01717D35" ns2:textId="77777777">
+    <w:p>
       <w:pPr>
         <w:tabs>
           <w:tab w:val="left" w:pos="1701"/>
@@ -456,18 +351,18 @@
         <w:t>REQUERIMIENTO DE INFORMACIÓN</w:t>
       </w:r>
     </w:p>
-    <w:p ns2:paraId="2DFE1131" ns2:textId="77777777">
-      <w:pPr>
-        <w:jc w:val="both"/>
-        <w:rPr>
-          <w:rFonts w:ascii="Arial Narrow" w:eastAsia="Arial Narrow" w:hAnsi="Arial Narrow" w:cs="Arial Narrow"/>
-          <w:b/>
-          <w:sz w:val="22"/>
-          <w:szCs w:val="22"/>
-        </w:rPr>
-      </w:pPr>
-    </w:p>
-    <w:p ns2:paraId="3B09297A" ns2:textId="3F752A25">
+    <w:p>
+      <w:pPr>
+        <w:jc w:val="both"/>
+        <w:rPr>
+          <w:rFonts w:ascii="Arial Narrow" w:eastAsia="Arial Narrow" w:hAnsi="Arial Narrow" w:cs="Arial Narrow"/>
+          <w:b/>
+          <w:sz w:val="22"/>
+          <w:szCs w:val="22"/>
+        </w:rPr>
+      </w:pPr>
+    </w:p>
+    <w:p>
       <w:pPr>
         <w:jc w:val="both"/>
         <w:rPr>
@@ -533,7 +428,7 @@
         <w:t xml:space="preserve"/>
       </w:r>
     </w:p>
-    <w:p ns2:paraId="698913AC" ns2:textId="77777777">
+    <w:p>
       <w:pPr>
         <w:tabs>
           <w:tab w:val="left" w:pos="1014"/>
@@ -546,7 +441,7 @@
         </w:rPr>
       </w:pPr>
     </w:p>
-    <w:p ns2:paraId="4AC48BF8" ns2:textId="77777777">
+    <w:p>
       <w:pPr>
         <w:numPr>
           <w:ilvl w:val="0"/>
@@ -571,17 +466,17 @@
         <w:t>HECHOS</w:t>
       </w:r>
     </w:p>
-    <w:p ns2:paraId="713A84CE" ns2:textId="77777777">
-      <w:pPr>
-        <w:jc w:val="both"/>
-        <w:rPr>
-          <w:rFonts w:ascii="Arial Narrow" w:eastAsia="Arial Narrow" w:hAnsi="Arial Narrow" w:cs="Arial Narrow"/>
-          <w:sz w:val="22"/>
-          <w:szCs w:val="22"/>
-        </w:rPr>
-      </w:pPr>
-    </w:p>
-    <w:p ns2:paraId="6F9C91E9" ns2:textId="178C7D8B">
+    <w:p>
+      <w:pPr>
+        <w:jc w:val="both"/>
+        <w:rPr>
+          <w:rFonts w:ascii="Arial Narrow" w:eastAsia="Arial Narrow" w:hAnsi="Arial Narrow" w:cs="Arial Narrow"/>
+          <w:sz w:val="22"/>
+          <w:szCs w:val="22"/>
+        </w:rPr>
+      </w:pPr>
+    </w:p>
+    <w:p>
       <w:pPr>
         <w:pStyle w:val="Prrafodelista"/>
         <w:numPr>
@@ -744,7 +639,7 @@
         <w:t/>
       </w:r>
     </w:p>
-    <w:p ns2:paraId="23F55310" ns2:textId="77777777">
+    <w:p>
       <w:pPr>
         <w:pBdr>
           <w:top w:val="nil"/>
@@ -762,7 +657,7 @@
       </w:pPr>
       <w:bookmarkStart w:id="0" w:name="_Hlk140588011"/>
     </w:p>
-    <w:p ns2:paraId="7F032963" ns2:textId="0C0B3588">
+    <w:p>
       <w:pPr>
         <w:numPr>
           <w:ilvl w:val="2"/>
@@ -829,7 +724,7 @@
         <w:t xml:space="preserve">. La póliza contempló coberturas de daño propio, responsabilidad civil y accidentes personales de ocupantes. </w:t>
       </w:r>
     </w:p>
-    <w:p ns2:paraId="79F11BED" ns2:textId="6299897F">
+    <w:p>
       <w:pPr>
         <w:pBdr>
           <w:top w:val="nil"/>
@@ -847,7 +742,7 @@
         </w:rPr>
       </w:pPr>
     </w:p>
-    <w:p ns2:paraId="34D6C72C" ns2:textId="0A8C1B72">
+    <w:p>
       <w:pPr>
         <w:numPr>
           <w:ilvl w:val="2"/>
@@ -1104,7 +999,7 @@
         <w:t xml:space="preserve">. </w:t>
       </w:r>
     </w:p>
-    <w:p ns2:paraId="6FEA8260" ns2:textId="3587681A">
+    <w:p>
       <w:pPr>
         <w:pBdr>
           <w:top w:val="nil"/>
@@ -1122,7 +1017,7 @@
         </w:rPr>
       </w:pPr>
     </w:p>
-    <w:p ns2:paraId="2E4D7CB9" ns2:textId="683674A9">
+    <w:p>
       <w:pPr>
         <w:numPr>
           <w:ilvl w:val="2"/>
@@ -1171,7 +1066,7 @@
         <w:t xml:space="preserve">. </w:t>
       </w:r>
     </w:p>
-    <w:p ns2:paraId="277B838A" ns2:textId="1DB358BF">
+    <w:p>
       <w:pPr>
         <w:pBdr>
           <w:top w:val="nil"/>
@@ -1189,7 +1084,7 @@
         </w:rPr>
       </w:pPr>
     </w:p>
-    <w:p ns2:paraId="556DAEAA" ns2:textId="47CD42EB">
+    <w:p>
       <w:pPr>
         <w:numPr>
           <w:ilvl w:val="2"/>
@@ -1256,7 +1151,7 @@
         <w:t xml:space="preserve">se sometiera a una prueba poligráfica, indicando que la coordinación debía realizarse con los proveedores Honesty S.A.C. o Polygraph Quality Control E.I.R.L. dentro de un plazo de 30 días, bajo apercibimiento de cierre de la atención del siniestro. </w:t>
       </w:r>
     </w:p>
-    <w:p ns2:paraId="04051BA0" ns2:textId="4C4ADE19">
+    <w:p>
       <w:pPr>
         <w:pBdr>
           <w:top w:val="nil"/>
@@ -1274,7 +1169,7 @@
         </w:rPr>
       </w:pPr>
     </w:p>
-    <w:p ns2:paraId="6348E758" ns2:textId="183E4075">
+    <w:p>
       <w:pPr>
         <w:numPr>
           <w:ilvl w:val="2"/>
@@ -1350,7 +1245,7 @@
         <w:t xml:space="preserve">se sometió a la prueba poligráfica en la empresa Honesty S.A.C., emitiéndose el correspondiente informe. </w:t>
       </w:r>
     </w:p>
-    <w:p ns2:paraId="1B71190A" ns2:textId="48714532">
+    <w:p>
       <w:pPr>
         <w:pBdr>
           <w:top w:val="nil"/>
@@ -1368,7 +1263,7 @@
         </w:rPr>
       </w:pPr>
     </w:p>
-    <w:p ns2:paraId="238C2176" ns2:textId="14135BA0">
+    <w:p>
       <w:pPr>
         <w:numPr>
           <w:ilvl w:val="2"/>
@@ -1443,7 +1338,7 @@
         <w:t>.</w:t>
       </w:r>
     </w:p>
-    <w:p ns2:paraId="748BB242" ns2:textId="2112B76A">
+    <w:p>
       <w:pPr>
         <w:pBdr>
           <w:top w:val="nil"/>
@@ -1461,7 +1356,7 @@
       </w:pPr>
     </w:p>
     <w:bookmarkEnd w:id="0"/>
-    <w:p ns2:paraId="6EA5BDCA" ns2:textId="6A9F8ADA">
+    <w:p>
       <w:pPr>
         <w:pStyle w:val="Prrafodelista"/>
         <w:numPr>
@@ -1682,7 +1577,7 @@
         <w:t xml:space="preserve"/>
       </w:r>
     </w:p>
-    <w:p ns2:paraId="42801DBE" ns2:textId="4CA6DAB5">
+    <w:p>
       <w:pPr>
         <w:pBdr>
           <w:top w:val="nil"/>
@@ -1699,7 +1594,7 @@
         </w:rPr>
       </w:pPr>
     </w:p>
-    <w:p ns2:paraId="4F144C65" ns2:textId="77777777">
+    <w:p>
       <w:pPr>
         <w:pBdr>
           <w:top w:val="nil"/>
@@ -1716,7 +1611,7 @@
         </w:rPr>
       </w:pPr>
     </w:p>
-    <w:p ns2:paraId="0B7725B9" ns2:textId="49D9DF63">
+    <w:p>
       <w:pPr>
         <w:pStyle w:val="Prrafodelista"/>
         <w:numPr>
@@ -1742,7 +1637,7 @@
         <w:t>DE LA CONFIDENCIALIDAD DE OFICIO</w:t>
       </w:r>
     </w:p>
-    <w:p ns2:paraId="65DE8720" ns2:textId="77777777">
+    <w:p>
       <w:pPr>
         <w:pStyle w:val="Prrafodelista"/>
         <w:ind w:left="567"/>
@@ -1755,7 +1650,7 @@
         </w:rPr>
       </w:pPr>
     </w:p>
-    <w:p ns2:paraId="68902A3D" ns2:textId="0709A52F">
+    <w:p>
       <w:pPr>
         <w:pStyle w:val="Prrafodelista"/>
         <w:numPr>
@@ -1815,7 +1710,7 @@
         <w:t>.</w:t>
       </w:r>
     </w:p>
-    <w:p ns2:paraId="1CB70F3F" ns2:textId="77777777">
+    <w:p>
       <w:pPr>
         <w:pStyle w:val="Prrafodelista"/>
         <w:numPr>
@@ -1840,7 +1735,7 @@
         <w:t>Asimismo, el literal d) del numeral 2.1 del artículo 2 de la Directiva señala que podrá ser confidencial la información declarada como reservada por ley, tales como la información proveniente de los datos personales, de terceras personas ajenas al procedimiento; y, la protegida por la regulación del secreto bancario, tributario, comercial, industrial, empresarial, tecnológico y bursátil.</w:t>
       </w:r>
     </w:p>
-    <w:p ns2:paraId="35D09710" ns2:textId="77777777">
+    <w:p>
       <w:pPr>
         <w:pStyle w:val="Prrafodelista"/>
         <w:jc w:val="both"/>
@@ -1851,7 +1746,7 @@
         </w:rPr>
       </w:pPr>
     </w:p>
-    <w:p ns2:paraId="717BEE00" ns2:textId="1812B53F">
+    <w:p>
       <w:pPr>
         <w:pStyle w:val="Prrafodelista"/>
         <w:numPr>
@@ -1909,7 +1804,7 @@
         <w:t>, considerando lo establecido en el numeral 3.3, conforme lo siguiente:</w:t>
       </w:r>
     </w:p>
-    <w:p ns2:paraId="3A666498" ns2:textId="77777777">
+    <w:p>
       <w:pPr>
         <w:pStyle w:val="NormalWeb"/>
         <w:spacing w:after="0" w:line="240" w:lineRule="auto"/>
@@ -1921,7 +1816,7 @@
         </w:rPr>
       </w:pPr>
     </w:p>
-    <w:p ns2:paraId="052DF8F5" ns2:textId="77777777">
+    <w:p>
       <w:pPr>
         <w:pStyle w:val="NormalWeb"/>
         <w:spacing w:after="0" w:line="240" w:lineRule="auto"/>
@@ -1957,7 +1852,7 @@
         <w:t>Al resolver respecto de la confidencialidad de la información, la autoridad competente deberá motivar su determinación al respecto, considerando:</w:t>
       </w:r>
     </w:p>
-    <w:p ns2:paraId="4FB48B65" ns2:textId="77777777">
+    <w:p>
       <w:pPr>
         <w:pStyle w:val="NormalWeb"/>
         <w:spacing w:after="0" w:line="240" w:lineRule="auto"/>
@@ -1978,7 +1873,7 @@
         <w:t>     </w:t>
       </w:r>
     </w:p>
-    <w:p ns2:paraId="5C548AF7" ns2:textId="77777777">
+    <w:p>
       <w:pPr>
         <w:pStyle w:val="NormalWeb"/>
         <w:spacing w:after="0" w:line="240" w:lineRule="auto"/>
@@ -2014,7 +1909,7 @@
         <w:t>La pertinencia de la información para la evaluación o resolución de la materia controvertida en el procedimiento.</w:t>
       </w:r>
     </w:p>
-    <w:p ns2:paraId="32640770" ns2:textId="77777777">
+    <w:p>
       <w:pPr>
         <w:pStyle w:val="NormalWeb"/>
         <w:spacing w:after="0" w:line="240" w:lineRule="auto"/>
@@ -2029,7 +1924,7 @@
         </w:rPr>
       </w:pPr>
     </w:p>
-    <w:p ns2:paraId="427E2822" ns2:textId="77777777">
+    <w:p>
       <w:pPr>
         <w:pStyle w:val="NormalWeb"/>
         <w:spacing w:after="0" w:line="240" w:lineRule="auto"/>
@@ -2071,7 +1966,7 @@
         <w:t>.</w:t>
       </w:r>
     </w:p>
-    <w:p ns2:paraId="7CD66F06" ns2:textId="77777777">
+    <w:p>
       <w:pPr>
         <w:pStyle w:val="NormalWeb"/>
         <w:spacing w:after="0" w:line="240" w:lineRule="auto"/>
@@ -2100,7 +1995,7 @@
         <w:tab/>
       </w:r>
     </w:p>
-    <w:p ns2:paraId="496E2EBE" ns2:textId="77777777">
+    <w:p>
       <w:pPr>
         <w:pStyle w:val="NormalWeb"/>
         <w:spacing w:after="0" w:line="240" w:lineRule="auto"/>
@@ -2125,7 +2020,7 @@
         <w:t>No se considerará confidencial la información hecha pública por mandato legal o voluntariamente para generar transparencia en el mercado, ni aquella entregada previamente a entidades u organismos responsables para su divulgación.</w:t>
       </w:r>
     </w:p>
-    <w:p ns2:paraId="230408B7" ns2:textId="77777777">
+    <w:p>
       <w:pPr>
         <w:pStyle w:val="NormalWeb"/>
         <w:spacing w:after="0" w:line="240" w:lineRule="auto"/>
@@ -2140,7 +2035,7 @@
         </w:rPr>
       </w:pPr>
     </w:p>
-    <w:p ns2:paraId="6CCF1837" ns2:textId="77777777">
+    <w:p>
       <w:pPr>
         <w:pStyle w:val="NormalWeb"/>
         <w:spacing w:after="0" w:line="240" w:lineRule="auto"/>
@@ -2176,7 +2071,7 @@
         <w:t>La afectación que podría causar la divulgación de la información a su poseedor. La carga de la prueba recaerá sobre el potencial afectado.”</w:t>
       </w:r>
     </w:p>
-    <w:p ns2:paraId="5FE0D79C" ns2:textId="77777777">
+    <w:p>
       <w:pPr>
         <w:ind w:left="567" w:hanging="567"/>
         <w:jc w:val="both"/>
@@ -2187,7 +2082,7 @@
         </w:rPr>
       </w:pPr>
     </w:p>
-    <w:p ns2:paraId="4FBC6F96" ns2:textId="77777777">
+    <w:p>
       <w:pPr>
         <w:ind w:left="567" w:hanging="567"/>
         <w:jc w:val="both"/>
@@ -2223,7 +2118,7 @@
         <w:t>Aplicación al caso concreto</w:t>
       </w:r>
     </w:p>
-    <w:p ns2:paraId="0B11A743" ns2:textId="77777777">
+    <w:p>
       <w:pPr>
         <w:ind w:left="567" w:hanging="567"/>
         <w:jc w:val="both"/>
@@ -2234,7 +2129,7 @@
         </w:rPr>
       </w:pPr>
     </w:p>
-    <w:p ns2:paraId="56D5BB85" ns2:textId="38D94DE6">
+    <w:p>
       <w:pPr>
         <w:pStyle w:val="Prrafodelista"/>
         <w:numPr>
@@ -2381,7 +2276,7 @@
         <w:t xml:space="preserve"/>
       </w:r>
     </w:p>
-    <w:p ns2:paraId="3633D5E3" ns2:textId="77777777">
+    <w:p>
       <w:pPr>
         <w:pStyle w:val="Prrafodelista"/>
         <w:ind w:left="567"/>
@@ -2393,7 +2288,7 @@
         </w:rPr>
       </w:pPr>
     </w:p>
-    <w:p ns2:paraId="09022663" ns2:textId="6486AB2D">
+    <w:p>
       <w:pPr>
         <w:pStyle w:val="Prrafodelista"/>
         <w:numPr>
@@ -2448,17 +2343,17 @@
         <w:footnoteReference w:id="4"/>
       </w:r>
     </w:p>
-    <w:p ns2:paraId="7E3D5B57" ns2:textId="77777777">
-      <w:pPr>
-        <w:jc w:val="both"/>
-        <w:rPr>
-          <w:rFonts w:ascii="Arial Narrow" w:hAnsi="Arial Narrow"/>
-          <w:sz w:val="22"/>
-          <w:szCs w:val="22"/>
-        </w:rPr>
-      </w:pPr>
-    </w:p>
-    <w:p ns2:paraId="582B533D" ns2:textId="4EFC2BAC">
+    <w:p>
+      <w:pPr>
+        <w:jc w:val="both"/>
+        <w:rPr>
+          <w:rFonts w:ascii="Arial Narrow" w:hAnsi="Arial Narrow"/>
+          <w:sz w:val="22"/>
+          <w:szCs w:val="22"/>
+        </w:rPr>
+      </w:pPr>
+    </w:p>
+    <w:p>
       <w:pPr>
         <w:pStyle w:val="Prrafodelista"/>
         <w:numPr>
@@ -2654,7 +2549,7 @@
         <w:t xml:space="preserve"/>
       </w:r>
     </w:p>
-    <w:p ns2:paraId="2F68CD60" ns2:textId="77777777">
+    <w:p>
       <w:pPr>
         <w:pStyle w:val="Prrafodelista"/>
         <w:ind w:left="567"/>
@@ -2667,7 +2562,7 @@
         </w:rPr>
       </w:pPr>
     </w:p>
-    <w:p ns2:paraId="52E87485" ns2:textId="101FCF85">
+    <w:p>
       <w:pPr>
         <w:pStyle w:val="Prrafodelista"/>
         <w:numPr>
@@ -2725,7 +2620,7 @@
         <w:t xml:space="preserve"> que rige los procedimientos administrativos.</w:t>
       </w:r>
     </w:p>
-    <w:p ns2:paraId="46B07640" ns2:textId="77777777">
+    <w:p>
       <w:pPr>
         <w:pStyle w:val="Prrafodelista"/>
         <w:ind w:left="567"/>
@@ -2738,7 +2633,7 @@
         </w:rPr>
       </w:pPr>
     </w:p>
-    <w:p ns2:paraId="4CA66804" ns2:textId="59B6D336">
+    <w:p>
       <w:pPr>
         <w:pStyle w:val="Prrafodelista"/>
         <w:numPr>
@@ -2789,27 +2684,27 @@
         <w:t>.</w:t>
       </w:r>
     </w:p>
-    <w:p ns2:paraId="23B40812" ns2:textId="77777777">
-      <w:pPr>
-        <w:jc w:val="both"/>
-        <w:rPr>
-          <w:rFonts w:ascii="Arial Narrow" w:hAnsi="Arial Narrow"/>
-          <w:sz w:val="22"/>
-          <w:szCs w:val="22"/>
-        </w:rPr>
-      </w:pPr>
-    </w:p>
-    <w:p ns2:paraId="0E208EA1" ns2:textId="77777777">
-      <w:pPr>
-        <w:jc w:val="both"/>
-        <w:rPr>
-          <w:rFonts w:ascii="Arial Narrow" w:hAnsi="Arial Narrow"/>
-          <w:sz w:val="22"/>
-          <w:szCs w:val="22"/>
-        </w:rPr>
-      </w:pPr>
-    </w:p>
-    <w:p ns2:paraId="0C905DA1" ns2:textId="37D7F064">
+    <w:p>
+      <w:pPr>
+        <w:jc w:val="both"/>
+        <w:rPr>
+          <w:rFonts w:ascii="Arial Narrow" w:hAnsi="Arial Narrow"/>
+          <w:sz w:val="22"/>
+          <w:szCs w:val="22"/>
+        </w:rPr>
+      </w:pPr>
+    </w:p>
+    <w:p>
+      <w:pPr>
+        <w:jc w:val="both"/>
+        <w:rPr>
+          <w:rFonts w:ascii="Arial Narrow" w:hAnsi="Arial Narrow"/>
+          <w:sz w:val="22"/>
+          <w:szCs w:val="22"/>
+        </w:rPr>
+      </w:pPr>
+    </w:p>
+    <w:p>
       <w:pPr>
         <w:pStyle w:val="Prrafodelista"/>
         <w:numPr>
@@ -2842,17 +2737,17 @@
         <w:t>DE LA ADMISIÓN A TRÁMITE DE LA DENUNCIA</w:t>
       </w:r>
     </w:p>
-    <w:p ns2:paraId="19649EC4" ns2:textId="77777777">
-      <w:pPr>
-        <w:jc w:val="both"/>
-        <w:rPr>
-          <w:rFonts w:ascii="Arial Narrow" w:eastAsia="Arial Narrow" w:hAnsi="Arial Narrow" w:cs="Arial Narrow"/>
-          <w:sz w:val="22"/>
-          <w:szCs w:val="22"/>
-        </w:rPr>
-      </w:pPr>
-    </w:p>
-    <w:p ns2:paraId="22BFBFFA" ns2:textId="2715B07B">
+    <w:p>
+      <w:pPr>
+        <w:jc w:val="both"/>
+        <w:rPr>
+          <w:rFonts w:ascii="Arial Narrow" w:eastAsia="Arial Narrow" w:hAnsi="Arial Narrow" w:cs="Arial Narrow"/>
+          <w:sz w:val="22"/>
+          <w:szCs w:val="22"/>
+        </w:rPr>
+      </w:pPr>
+    </w:p>
+    <w:p>
       <w:pPr>
         <w:pStyle w:val="Prrafodelista"/>
         <w:numPr>
@@ -2979,17 +2874,17 @@
       <w:bookmarkEnd w:id="3"/>
       <w:bookmarkEnd w:id="4"/>
     </w:p>
-    <w:p ns2:paraId="39E96FE5" ns2:textId="7E773310">
-      <w:pPr>
-        <w:jc w:val="both"/>
-        <w:rPr>
-          <w:rFonts w:ascii="Arial Narrow" w:eastAsia="Arial Narrow" w:hAnsi="Arial Narrow" w:cs="Arial Narrow"/>
-          <w:sz w:val="22"/>
-          <w:szCs w:val="22"/>
-        </w:rPr>
-      </w:pPr>
-    </w:p>
-    <w:p ns2:paraId="3281C94B" ns2:textId="15A08503">
+    <w:p>
+      <w:pPr>
+        <w:jc w:val="both"/>
+        <w:rPr>
+          <w:rFonts w:ascii="Arial Narrow" w:eastAsia="Arial Narrow" w:hAnsi="Arial Narrow" w:cs="Arial Narrow"/>
+          <w:sz w:val="22"/>
+          <w:szCs w:val="22"/>
+        </w:rPr>
+      </w:pPr>
+    </w:p>
+    <w:p>
       <w:pPr>
         <w:pStyle w:val="Prrafodelista"/>
         <w:numPr>
@@ -3013,7 +2908,7 @@
         <w:t>En tanto la denuncia reúne los requisitos establecidos por la norma citada, corresponde admitirla a trámite.</w:t>
       </w:r>
     </w:p>
-    <w:p ns2:paraId="260996F6" ns2:textId="77777777">
+    <w:p>
       <w:pPr>
         <w:pBdr>
           <w:top w:val="nil"/>
@@ -3030,7 +2925,7 @@
         </w:rPr>
       </w:pPr>
     </w:p>
-    <w:p ns2:paraId="01F0B2E8" ns2:textId="77777777">
+    <w:p>
       <w:pPr>
         <w:pBdr>
           <w:top w:val="nil"/>
@@ -3047,7 +2942,7 @@
         </w:rPr>
       </w:pPr>
     </w:p>
-    <w:p ns2:paraId="733EEF6D" ns2:textId="6C68D355">
+    <w:p>
       <w:pPr>
         <w:pStyle w:val="Prrafodelista"/>
         <w:numPr>
@@ -3080,7 +2975,7 @@
         <w:t>REQUERIMIENTO DE INFORMACIÓN</w:t>
       </w:r>
     </w:p>
-    <w:p ns2:paraId="50741013" ns2:textId="77777777">
+    <w:p>
       <w:pPr>
         <w:pBdr>
           <w:top w:val="nil"/>
@@ -3099,7 +2994,7 @@
         </w:rPr>
       </w:pPr>
     </w:p>
-    <w:p ns2:paraId="1BCEC533" ns2:textId="6AE80B22">
+    <w:p>
       <w:pPr>
         <w:pStyle w:val="Prrafodelista"/>
         <w:numPr>
@@ -3277,17 +3172,17 @@
         <w:t xml:space="preserve">. </w:t>
       </w:r>
     </w:p>
-    <w:p ns2:paraId="0D137131" ns2:textId="77777777">
-      <w:pPr>
-        <w:jc w:val="both"/>
-        <w:rPr>
-          <w:rFonts w:ascii="Arial Narrow" w:hAnsi="Arial Narrow"/>
-          <w:sz w:val="22"/>
-          <w:szCs w:val="22"/>
-        </w:rPr>
-      </w:pPr>
-    </w:p>
-    <w:p ns2:paraId="13303696" ns2:textId="77777777">
+    <w:p>
+      <w:pPr>
+        <w:jc w:val="both"/>
+        <w:rPr>
+          <w:rFonts w:ascii="Arial Narrow" w:hAnsi="Arial Narrow"/>
+          <w:sz w:val="22"/>
+          <w:szCs w:val="22"/>
+        </w:rPr>
+      </w:pPr>
+    </w:p>
+    <w:p>
       <w:pPr>
         <w:numPr>
           <w:ilvl w:val="0"/>
@@ -3319,7 +3214,7 @@
         <w:t>RESOLUCIÓN DE LA SECRETARÍA TÉCNICA</w:t>
       </w:r>
     </w:p>
-    <w:p ns2:paraId="3BAAC97F" ns2:textId="77777777">
+    <w:p>
       <w:pPr>
         <w:pBdr>
           <w:top w:val="nil"/>
@@ -3338,7 +3233,7 @@
         </w:rPr>
       </w:pPr>
     </w:p>
-    <w:p ns2:paraId="4EC40022" ns2:textId="1BC82757">
+    <w:p>
       <w:pPr>
         <w:jc w:val="both"/>
         <w:rPr>
@@ -3518,18 +3413,18 @@
         <w:t/>
       </w:r>
     </w:p>
-    <w:p ns2:paraId="692F717C" ns2:textId="77777777">
-      <w:pPr>
-        <w:jc w:val="both"/>
-        <w:rPr>
-          <w:rFonts w:ascii="Arial Narrow" w:eastAsia="Arial Narrow" w:hAnsi="Arial Narrow" w:cs="Arial Narrow"/>
-          <w:b/>
-          <w:sz w:val="22"/>
-          <w:szCs w:val="22"/>
-        </w:rPr>
-      </w:pPr>
-    </w:p>
-    <w:p ns2:paraId="17F841EA" ns2:textId="47DC22B0">
+    <w:p>
+      <w:pPr>
+        <w:jc w:val="both"/>
+        <w:rPr>
+          <w:rFonts w:ascii="Arial Narrow" w:eastAsia="Arial Narrow" w:hAnsi="Arial Narrow" w:cs="Arial Narrow"/>
+          <w:b/>
+          <w:sz w:val="22"/>
+          <w:szCs w:val="22"/>
+        </w:rPr>
+      </w:pPr>
+    </w:p>
+    <w:p>
       <w:pPr>
         <w:jc w:val="both"/>
         <w:rPr>
@@ -3795,7 +3690,7 @@
         <w:t/>
       </w:r>
     </w:p>
-    <w:p ns2:paraId="4F8CBFAD" ns2:textId="581A50F0">
+    <w:p>
       <w:pPr>
         <w:ind w:left="567" w:hanging="567"/>
         <w:jc w:val="both"/>
@@ -3806,7 +3701,7 @@
         </w:rPr>
       </w:pPr>
     </w:p>
-    <w:p ns2:paraId="29C4DA0A" ns2:textId="5E9E4E9D">
+    <w:p>
       <w:pPr>
         <w:jc w:val="both"/>
         <w:rPr>
@@ -3871,17 +3766,17 @@
         <w:t xml:space="preserve">. </w:t>
       </w:r>
     </w:p>
-    <w:p ns2:paraId="03EB0BD9" ns2:textId="77777777">
-      <w:pPr>
-        <w:jc w:val="both"/>
-        <w:rPr>
-          <w:rFonts w:ascii="Arial Narrow" w:eastAsia="Arial Narrow" w:hAnsi="Arial Narrow" w:cs="Arial Narrow"/>
-          <w:sz w:val="22"/>
-          <w:szCs w:val="22"/>
-        </w:rPr>
-      </w:pPr>
-    </w:p>
-    <w:p ns2:paraId="2DC92C85" ns2:textId="7F984944">
+    <w:p>
+      <w:pPr>
+        <w:jc w:val="both"/>
+        <w:rPr>
+          <w:rFonts w:ascii="Arial Narrow" w:eastAsia="Arial Narrow" w:hAnsi="Arial Narrow" w:cs="Arial Narrow"/>
+          <w:sz w:val="22"/>
+          <w:szCs w:val="22"/>
+        </w:rPr>
+      </w:pPr>
+    </w:p>
+    <w:p>
       <w:pPr>
         <w:jc w:val="both"/>
         <w:rPr>
@@ -3954,7 +3849,7 @@
       </w:r>
     </w:p>
     <w:bookmarkEnd w:id="5"/>
-    <w:p ns2:paraId="19BDC2CF" ns2:textId="77777777">
+    <w:p>
       <w:pPr>
         <w:autoSpaceDE w:val="0"/>
         <w:autoSpaceDN w:val="0"/>
@@ -3967,7 +3862,7 @@
         </w:rPr>
       </w:pPr>
     </w:p>
-    <w:p ns2:paraId="1FE74689" ns2:textId="77777777">
+    <w:p>
       <w:pPr>
         <w:widowControl w:val="0"/>
         <w:numPr>
@@ -3991,7 +3886,7 @@
         <w:t xml:space="preserve">Presentar documentos que acrediten su inscripción en los Registros Públicos o una declaración jurada que indique que cuenta con dicha inscripción; </w:t>
       </w:r>
     </w:p>
-    <w:p ns2:paraId="0689A641" ns2:textId="77777777">
+    <w:p>
       <w:pPr>
         <w:widowControl w:val="0"/>
         <w:ind w:left="567" w:hanging="567"/>
@@ -4003,7 +3898,7 @@
         </w:rPr>
       </w:pPr>
     </w:p>
-    <w:p ns2:paraId="69BBACBB" ns2:textId="77777777">
+    <w:p>
       <w:pPr>
         <w:widowControl w:val="0"/>
         <w:numPr>
@@ -4028,7 +3923,7 @@
       </w:r>
       <w:bookmarkStart w:id="6" w:name="_Hlk136949140"/>
     </w:p>
-    <w:p ns2:paraId="5FDE66B6" ns2:textId="77777777">
+    <w:p>
       <w:pPr>
         <w:widowControl w:val="0"/>
         <w:ind w:left="567"/>
@@ -4040,7 +3935,7 @@
         </w:rPr>
       </w:pPr>
     </w:p>
-    <w:p ns2:paraId="721739B8" ns2:textId="77777777">
+    <w:p>
       <w:pPr>
         <w:widowControl w:val="0"/>
         <w:numPr>
@@ -4064,7 +3959,7 @@
         <w:t>consignar el Número de Registro Único de Contribuyentes (RUC);</w:t>
       </w:r>
     </w:p>
-    <w:p ns2:paraId="000E2D60" ns2:textId="77777777">
+    <w:p>
       <w:pPr>
         <w:widowControl w:val="0"/>
         <w:ind w:left="567"/>
@@ -4076,7 +3971,7 @@
         </w:rPr>
       </w:pPr>
     </w:p>
-    <w:p ns2:paraId="3AEF7426" ns2:textId="77777777">
+    <w:p>
       <w:pPr>
         <w:widowControl w:val="0"/>
         <w:numPr>
@@ -4101,7 +3996,7 @@
       </w:r>
       <w:bookmarkStart w:id="7" w:name="_Hlk136948279"/>
     </w:p>
-    <w:p ns2:paraId="0F479918" ns2:textId="77777777">
+    <w:p>
       <w:pPr>
         <w:widowControl w:val="0"/>
         <w:ind w:left="567"/>
@@ -4113,7 +4008,7 @@
         </w:rPr>
       </w:pPr>
     </w:p>
-    <w:p ns2:paraId="48C8F32D" ns2:textId="77777777">
+    <w:p>
       <w:pPr>
         <w:widowControl w:val="0"/>
         <w:numPr>
@@ -4222,7 +4117,7 @@
       <w:bookmarkEnd w:id="7"/>
     </w:p>
     <w:bookmarkEnd w:id="6"/>
-    <w:p ns2:paraId="6025EDCC" ns2:textId="77777777">
+    <w:p>
       <w:pPr>
         <w:jc w:val="both"/>
         <w:rPr>
@@ -4261,10 +4156,48 @@
           <w:sz w:val="20"/>
           <w:szCs w:val="20"/>
         </w:rPr>
-        <w:t xml:space="preserve">correr traslado de la presente resolución a Pacifico Seguros y Reaseguros S.A. para que, de conformidad con lo dispuesto por el artículo 26 de la Ley sobre Facultades, Normas y Organización del Indecopi, aprobada por Decreto Legislativo 807, presente sus descargos sobre la imputación de cargos realizada en un plazo no mayor a cinco (5) días hábiles contado a partir del día siguiente de la notificación de la presente resolución, vencido el cual, el Secretario Técnico declarará en rebeldía al denunciado que no lo hubiera presentado. Debe precisarse que de conformidad con lo establecido por el artículo 223 del Texto Único Ordenado de la Ley 27444, Ley del Procedimiento Administrativo General, las alegaciones y los hechos relevantes de la reclamación, salvo que hayan sido específicamente negadas en la contestación, se tendrán por aceptadas o merituadas como ciertas.</w:t>
-      </w:r>
-    </w:p>
-    <w:p ns2:paraId="2E1B770C" ns2:textId="77777777">
+        <w:t xml:space="preserve">correr traslado de la presente resolución a Pacifico Seguros y Reaseguros S.A. para que, de conformidad con lo dispuesto por el artículo 26 de la Ley sobre Facultades, Normas y Organización del Indecopi, aprobada por Decreto Legislativo 807</w:t>
+      </w:r>
+      <w:r>
+        <w:rPr>
+          <w:rStyle w:val="Refdenotaalpie"/>
+          <w:rFonts w:ascii="Arial Narrow" w:hAnsi="Arial Narrow"/>
+          <w:sz w:val="22"/>
+          <w:szCs w:val="22"/>
+          <w:lang w:eastAsia="es-ES"/>
+          <w:vertAlign w:val="superscript"/>
+        </w:rPr>
+        <w:footnoteReference w:id="18"/>
+      </w:r>
+      <w:r>
+        <w:rPr>
+          <w:rFonts w:ascii="Arial Narrow" w:hAnsi="Arial Narrow" w:cs="Arial Narrow"/>
+          <w:sz w:val="20"/>
+          <w:szCs w:val="20"/>
+        </w:rPr>
+        <w:t xml:space="preserve">, presente sus descargos sobre la imputación de cargos realizada en un plazo no mayor a cinco (5) días hábiles contado a partir del día siguiente de la notificación de la presente resolución, vencido el cual, el Secretario Técnico declarará en rebeldía al denunciado que no lo hubiera presentado. Debe precisarse que de conformidad con lo establecido por el artículo 223 del Texto Único Ordenado de la Ley 27444, Ley del Procedimiento Administrativo General</w:t>
+      </w:r>
+      <w:r>
+        <w:rPr>
+          <w:rStyle w:val="Refdenotaalpie"/>
+          <w:rFonts w:ascii="Arial Narrow" w:hAnsi="Arial Narrow"/>
+          <w:sz w:val="22"/>
+          <w:szCs w:val="22"/>
+          <w:lang w:eastAsia="es-ES"/>
+          <w:vertAlign w:val="superscript"/>
+        </w:rPr>
+        <w:footnoteReference w:id="19"/>
+      </w:r>
+      <w:r>
+        <w:rPr>
+          <w:rFonts w:ascii="Arial Narrow" w:hAnsi="Arial Narrow" w:cs="Arial Narrow"/>
+          <w:sz w:val="20"/>
+          <w:szCs w:val="20"/>
+        </w:rPr>
+        <w:t xml:space="preserve">, las alegaciones y los hechos relevantes de la reclamación, salvo que hayan sido específicamente negadas en la contestación, se tendrán por aceptadas o merituadas como ciertas.</w:t>
+      </w:r>
+    </w:p>
+    <w:p>
       <w:pPr>
         <w:jc w:val="both"/>
         <w:rPr>
@@ -4278,7 +4211,7 @@
         </w:rPr>
       </w:pPr>
     </w:p>
-    <w:p ns2:paraId="5D99DE99" ns2:textId="68FB729C">
+    <w:p>
       <w:pPr>
         <w:jc w:val="both"/>
         <w:rPr>
@@ -4436,7 +4369,7 @@
         <w:t xml:space="preserve"> </w:t>
       </w:r>
     </w:p>
-    <w:p ns2:paraId="42601899" ns2:textId="4CD1B70E">
+    <w:p>
       <w:pPr>
         <w:jc w:val="both"/>
         <w:rPr>
@@ -4450,7 +4383,7 @@
       </w:pPr>
       <w:bookmarkStart w:id="8" w:name="_Hlk136949693"/>
     </w:p>
-    <w:p ns2:paraId="7B9C8AF5" ns2:textId="34174BDB">
+    <w:p>
       <w:pPr>
         <w:pBdr>
           <w:top w:val="nil"/>
@@ -4620,7 +4553,7 @@
         <w:t>.</w:t>
       </w:r>
     </w:p>
-    <w:p ns2:paraId="3F8BCFFE" ns2:textId="7CC5F1D0">
+    <w:p>
       <w:pPr>
         <w:jc w:val="both"/>
         <w:rPr>
@@ -4694,7 +4627,7 @@
       </w:r>
     </w:p>
     <w:bookmarkEnd w:id="10"/>
-    <w:p ns2:paraId="71B707D5" ns2:textId="77777777">
+    <w:p>
       <w:pPr>
         <w:shd w:val="clear" w:color="auto" w:fill="FFFFFF" w:themeFill="background1"/>
         <w:jc w:val="both"/>
@@ -4707,7 +4640,7 @@
         </w:rPr>
       </w:pPr>
     </w:p>
-    <w:p ns2:paraId="15B457F0" ns2:textId="0DAEFD70">
+    <w:p>
       <w:pPr>
         <w:shd w:val="clear" w:color="auto" w:fill="FFFFFF" w:themeFill="background1"/>
         <w:jc w:val="both"/>
@@ -4793,7 +4726,7 @@
         <w:t>, los gastos por los peritajes realizados, actuación de pruebas, inspecciones y otros derivados de la tramitación del proceso serán de cargo de la parte que solicita la prueba, salvo pacto en contrario. En todos los casos, la resolución final determinará si los gastos deben ser asumidos por alguna de las partes, o reembolsados a la otra parte o al Indecopi, según sea el caso, de manera adicional a la sanción que haya podido imponerse.</w:t>
       </w:r>
     </w:p>
-    <w:p ns2:paraId="429E58D8" ns2:textId="77777777">
+    <w:p>
       <w:pPr>
         <w:shd w:val="clear" w:color="auto" w:fill="FFFFFF"/>
         <w:jc w:val="both"/>
@@ -4804,7 +4737,7 @@
         </w:rPr>
       </w:pPr>
     </w:p>
-    <w:p ns2:paraId="4FC33B52" ns2:textId="65418439">
+    <w:p>
       <w:pPr>
         <w:suppressAutoHyphens/>
         <w:jc w:val="both"/>
@@ -4953,7 +4886,7 @@
         <w:t xml:space="preserve">Ello bajo apercibimiento de no realizar la audiencia de conciliación y levantar el acta de inasistencia correspondiente. </w:t>
       </w:r>
     </w:p>
-    <w:p ns2:paraId="0FC7A55D" ns2:textId="77777777">
+    <w:p>
       <w:pPr>
         <w:shd w:val="clear" w:color="auto" w:fill="FFFFFF" w:themeFill="background1"/>
         <w:jc w:val="both"/>
@@ -4966,7 +4899,7 @@
         </w:rPr>
       </w:pPr>
     </w:p>
-    <w:p ns2:paraId="3F3E79CD" ns2:textId="22B470DF">
+    <w:p>
       <w:pPr>
         <w:shd w:val="clear" w:color="auto" w:fill="FFFFFF" w:themeFill="background1"/>
         <w:jc w:val="both"/>
@@ -5005,7 +4938,7 @@
         <w:t>poner en conocimiento de las partes que, antes de la emisión de la Resolución Final, tienen la posibilidad de formular su desistimiento o presentar el acuerdo arribado mediante la conciliación, mediación, transacción o cualquier otro que, de forma indubitable, deje constancia que se ha solucionado la controversia materia de denuncia.</w:t>
       </w:r>
     </w:p>
-    <w:p ns2:paraId="41FE7D9F" ns2:textId="77777777">
+    <w:p>
       <w:pPr>
         <w:shd w:val="clear" w:color="auto" w:fill="FFFFFF" w:themeFill="background1"/>
         <w:jc w:val="both"/>
@@ -5017,7 +4950,7 @@
       </w:pPr>
     </w:p>
     <w:bookmarkEnd w:id="8"/>
-    <w:p ns2:paraId="56C123D6" ns2:textId="0B1EE16B">
+    <w:p>
       <w:pPr>
         <w:suppressAutoHyphens/>
         <w:jc w:val="both"/>
@@ -5195,7 +5128,7 @@
         <w:t/>
       </w:r>
     </w:p>
-    <w:p ns2:paraId="4A88A19B" ns2:textId="77777777">
+    <w:p>
       <w:pPr>
         <w:suppressAutoHyphens/>
         <w:jc w:val="both"/>
@@ -5206,7 +5139,7 @@
         </w:rPr>
       </w:pPr>
     </w:p>
-    <w:p ns2:paraId="76ACA17B" ns2:textId="084F96F8">
+    <w:p>
       <w:pPr>
         <w:suppressAutoHyphens/>
         <w:jc w:val="both"/>
@@ -5309,7 +5242,7 @@
         <w:t>efectúe el acuse de recibo mediante la confirmación de recepción de la notificación remitida por este despacho a su Casilla Electrónica, dentro de los cinco (5) primeros días hábiles siguientes a la fecha en que recibe la notificación.</w:t>
       </w:r>
     </w:p>
-    <w:p ns2:paraId="5BCBBDDF" ns2:textId="77777777">
+    <w:p>
       <w:pPr>
         <w:suppressAutoHyphens/>
         <w:jc w:val="both"/>
@@ -5321,7 +5254,7 @@
         </w:rPr>
       </w:pPr>
     </w:p>
-    <w:p ns2:paraId="4CA9F2F3" ns2:textId="77777777">
+    <w:p>
       <w:pPr>
         <w:shd w:val="clear" w:color="auto" w:fill="FFFFFF"/>
         <w:rPr>
@@ -5333,7 +5266,7 @@
         </w:rPr>
       </w:pPr>
     </w:p>
-    <w:p ns2:paraId="2EDA3383" ns2:textId="77777777">
+    <w:p>
       <w:pPr>
         <w:shd w:val="clear" w:color="auto" w:fill="FFFFFF"/>
         <w:jc w:val="center"/>
@@ -5346,7 +5279,7 @@
         </w:rPr>
       </w:pPr>
     </w:p>
-    <w:p ns2:paraId="59650990" ns2:textId="77777777">
+    <w:p>
       <w:pPr>
         <w:shd w:val="clear" w:color="auto" w:fill="FFFFFF"/>
         <w:jc w:val="center"/>
@@ -5359,7 +5292,7 @@
         </w:rPr>
       </w:pPr>
     </w:p>
-    <w:p ns2:paraId="31D96154" ns2:textId="77777777">
+    <w:p>
       <w:pPr>
         <w:shd w:val="clear" w:color="auto" w:fill="FFFFFF"/>
         <w:jc w:val="center"/>
@@ -5372,7 +5305,7 @@
         </w:rPr>
       </w:pPr>
     </w:p>
-    <w:p ns2:paraId="1DB82716" ns2:textId="77777777">
+    <w:p>
       <w:pPr>
         <w:shd w:val="clear" w:color="auto" w:fill="FFFFFF"/>
         <w:jc w:val="center"/>
@@ -5397,7 +5330,7 @@
         <w:t xml:space="preserve">EVELING ROA QUISPE</w:t>
       </w:r>
     </w:p>
-    <w:p ns2:paraId="3CC033AF" ns2:textId="77777777">
+    <w:p>
       <w:pPr>
         <w:shd w:val="clear" w:color="auto" w:fill="FFFFFF"/>
         <w:jc w:val="center"/>
@@ -5422,7 +5355,7 @@
         <w:t xml:space="preserve">Secretaria Técnica</w:t>
       </w:r>
     </w:p>
-    <w:p ns2:paraId="348B9F5C" ns2:textId="77777777">
+    <w:p>
       <w:pPr>
         <w:shd w:val="clear" w:color="auto" w:fill="FFFFFF"/>
         <w:jc w:val="center"/>
@@ -5470,7 +5403,7 @@
         <w:t> Protección al Consumidor 1</w:t>
       </w:r>
     </w:p>
-    <w:p ns2:paraId="03F6FD43" ns2:textId="77777777">
+    <w:p>
       <w:pPr>
         <w:shd w:val="clear" w:color="auto" w:fill="FFFFFF"/>
         <w:jc w:val="center"/>
@@ -5483,7 +5416,7 @@
         </w:rPr>
       </w:pPr>
     </w:p>
-    <w:p ns2:paraId="04334BAB" ns2:textId="693C37FB">
+    <w:p>
       <w:pPr>
         <w:jc w:val="both"/>
         <w:rPr>
@@ -5527,8 +5460,8 @@
       </w:r>
     </w:p>
     <w:sectPr>
-      <w:headerReference w:type="default" ns3:id="rId12"/>
-      <w:footerReference w:type="default" ns3:id="rId13"/>
+      <w:headerReference w:type="default" r:id="rId12"/>
+      <w:footerReference w:type="default" r:id="rId13"/>
       <w:pgSz w:w="11906" w:h="16838"/>
       <w:pgMar w:top="1417" w:right="1701" w:bottom="1417" w:left="1701" w:header="709" w:footer="709" w:gutter="0"/>
       <w:pgNumType w:start="1"/>
@@ -5539,7 +5472,7 @@
 </file>
 
 <file path=word/endnotes.xml><?xml version="1.0" encoding="utf-8"?>
-<w:endnotes xmlns:wpc="http://schemas.microsoft.com/office/word/2010/wordprocessingCanvas" xmlns:cx="http://schemas.microsoft.com/office/drawing/2014/chartex" xmlns:cx1="http://schemas.microsoft.com/office/drawing/2015/9/8/chartex" xmlns:cx2="http://schemas.microsoft.com/office/drawing/2015/10/21/chartex" xmlns:cx3="http://schemas.microsoft.com/office/drawing/2016/5/9/chartex" xmlns:cx4="http://schemas.microsoft.com/office/drawing/2016/5/10/chartex" xmlns:cx5="http://schemas.microsoft.com/office/drawing/2016/5/11/chartex" xmlns:cx6="http://schemas.microsoft.com/office/drawing/2016/5/12/chartex" xmlns:cx7="http://schemas.microsoft.com/office/drawing/2016/5/13/chartex" xmlns:cx8="http://schemas.microsoft.com/office/drawing/2016/5/14/chartex" xmlns:mc="http://schemas.openxmlformats.org/markup-compatibility/2006" xmlns:aink="http://schemas.microsoft.com/office/drawing/2016/ink" xmlns:am3d="http://schemas.microsoft.com/office/drawing/2017/model3d" xmlns:o="urn:schemas-microsoft-com:office:office" xmlns:oel="http://schemas.microsoft.com/office/2019/extlst" xmlns:r="http://schemas.openxmlformats.org/officeDocument/2006/relationships" xmlns:m="http://schemas.openxmlformats.org/officeDocument/2006/math" xmlns:v="urn:schemas-microsoft-com:vml" xmlns:wp14="http://schemas.microsoft.com/office/word/2010/wordprocessingDrawing" xmlns:wp="http://schemas.openxmlformats.org/drawingml/2006/wordprocessingDrawing" xmlns:w10="urn:schemas-microsoft-com:office:word" xmlns:w="http://schemas.openxmlformats.org/wordprocessingml/2006/main" xmlns:w14="http://schemas.microsoft.com/office/word/2010/wordml" xmlns:w15="http://schemas.microsoft.com/office/word/2012/wordml" xmlns:w16cex="http://schemas.microsoft.com/office/word/2018/wordml/cex" xmlns:w16cid="http://schemas.microsoft.com/office/word/2016/wordml/cid" xmlns:w16="http://schemas.microsoft.com/office/word/2018/wordml" xmlns:w16du="http://schemas.microsoft.com/office/word/2023/wordml/word16du" xmlns:w16sdtdh="http://schemas.microsoft.com/office/word/2020/wordml/sdtdatahash" xmlns:w16sdtfl="http://schemas.microsoft.com/office/word/2024/wordml/sdtformatlock" xmlns:w16se="http://schemas.microsoft.com/office/word/2015/wordml/symex" xmlns:wpg="http://schemas.microsoft.com/office/word/2010/wordprocessingGroup" xmlns:wpi="http://schemas.microsoft.com/office/word/2010/wordprocessingInk" xmlns:wne="http://schemas.microsoft.com/office/word/2006/wordml" xmlns:wps="http://schemas.microsoft.com/office/word/2010/wordprocessingShape" mc:Ignorable="w14 w15 w16se w16cid w16 w16cex w16sdtdh w16sdtfl w16du wp14">
+<w:endnotes xmlns:mc="http://schemas.openxmlformats.org/markup-compatibility/2006" xmlns:r="http://schemas.openxmlformats.org/officeDocument/2006/relationships" xmlns:w="http://schemas.openxmlformats.org/wordprocessingml/2006/main" xmlns:w14="http://schemas.microsoft.com/office/word/2010/wordml" xmlns:w15="http://schemas.microsoft.com/office/word/2012/wordml" xmlns:w16="http://schemas.microsoft.com/office/word/2018/wordml" xmlns:w16cex="http://schemas.microsoft.com/office/word/2018/wordml/cex" xmlns:w16cid="http://schemas.microsoft.com/office/word/2016/wordml/cid" xmlns:w16du="http://schemas.microsoft.com/office/word/2023/wordml/word16du" xmlns:w16sdtdh="http://schemas.microsoft.com/office/word/2020/wordml/sdtdatahash" xmlns:w16se="http://schemas.microsoft.com/office/word/2015/wordml/symex" xmlns:wp14="http://schemas.microsoft.com/office/word/2010/wordprocessingDrawing" mc:Ignorable="w14 w15 w16se w16cid w16 w16cex w16sdtdh w16du wp14">
   <w:endnote w:type="separator" w:id="-1">
     <w:p>
       <w:r>
@@ -5558,7 +5491,7 @@
 </file>
 
 <file path=word/footer1.xml><?xml version="1.0" encoding="utf-8"?>
-<w:ftr xmlns:wpc="http://schemas.microsoft.com/office/word/2010/wordprocessingCanvas" xmlns:cx="http://schemas.microsoft.com/office/drawing/2014/chartex" xmlns:cx1="http://schemas.microsoft.com/office/drawing/2015/9/8/chartex" xmlns:cx2="http://schemas.microsoft.com/office/drawing/2015/10/21/chartex" xmlns:cx3="http://schemas.microsoft.com/office/drawing/2016/5/9/chartex" xmlns:cx4="http://schemas.microsoft.com/office/drawing/2016/5/10/chartex" xmlns:cx5="http://schemas.microsoft.com/office/drawing/2016/5/11/chartex" xmlns:cx6="http://schemas.microsoft.com/office/drawing/2016/5/12/chartex" xmlns:cx7="http://schemas.microsoft.com/office/drawing/2016/5/13/chartex" xmlns:cx8="http://schemas.microsoft.com/office/drawing/2016/5/14/chartex" xmlns:mc="http://schemas.openxmlformats.org/markup-compatibility/2006" xmlns:aink="http://schemas.microsoft.com/office/drawing/2016/ink" xmlns:am3d="http://schemas.microsoft.com/office/drawing/2017/model3d" xmlns:o="urn:schemas-microsoft-com:office:office" xmlns:oel="http://schemas.microsoft.com/office/2019/extlst" xmlns:r="http://schemas.openxmlformats.org/officeDocument/2006/relationships" xmlns:m="http://schemas.openxmlformats.org/officeDocument/2006/math" xmlns:v="urn:schemas-microsoft-com:vml" xmlns:wp14="http://schemas.microsoft.com/office/word/2010/wordprocessingDrawing" xmlns:wp="http://schemas.openxmlformats.org/drawingml/2006/wordprocessingDrawing" xmlns:w10="urn:schemas-microsoft-com:office:word" xmlns:w="http://schemas.openxmlformats.org/wordprocessingml/2006/main" xmlns:w14="http://schemas.microsoft.com/office/word/2010/wordml" xmlns:w15="http://schemas.microsoft.com/office/word/2012/wordml" xmlns:w16cex="http://schemas.microsoft.com/office/word/2018/wordml/cex" xmlns:w16cid="http://schemas.microsoft.com/office/word/2016/wordml/cid" xmlns:w16="http://schemas.microsoft.com/office/word/2018/wordml" xmlns:w16du="http://schemas.microsoft.com/office/word/2023/wordml/word16du" xmlns:w16sdtdh="http://schemas.microsoft.com/office/word/2020/wordml/sdtdatahash" xmlns:w16sdtfl="http://schemas.microsoft.com/office/word/2024/wordml/sdtformatlock" xmlns:w16se="http://schemas.microsoft.com/office/word/2015/wordml/symex" xmlns:wpg="http://schemas.microsoft.com/office/word/2010/wordprocessingGroup" xmlns:wpi="http://schemas.microsoft.com/office/word/2010/wordprocessingInk" xmlns:wne="http://schemas.microsoft.com/office/word/2006/wordml" xmlns:wps="http://schemas.microsoft.com/office/word/2010/wordprocessingShape" mc:Ignorable="w14 w15 w16se w16cid w16 w16cex w16sdtdh w16sdtfl w16du wp14">
+<w:ftr xmlns:mc="http://schemas.openxmlformats.org/markup-compatibility/2006" xmlns:r="http://schemas.openxmlformats.org/officeDocument/2006/relationships" xmlns:w="http://schemas.openxmlformats.org/wordprocessingml/2006/main" xmlns:w14="http://schemas.microsoft.com/office/word/2010/wordml" xmlns:w15="http://schemas.microsoft.com/office/word/2012/wordml" xmlns:w16="http://schemas.microsoft.com/office/word/2018/wordml" xmlns:w16cex="http://schemas.microsoft.com/office/word/2018/wordml/cex" xmlns:w16cid="http://schemas.microsoft.com/office/word/2016/wordml/cid" xmlns:w16du="http://schemas.microsoft.com/office/word/2023/wordml/word16du" xmlns:w16sdtdh="http://schemas.microsoft.com/office/word/2020/wordml/sdtdatahash" xmlns:w16se="http://schemas.microsoft.com/office/word/2015/wordml/symex" xmlns:wp14="http://schemas.microsoft.com/office/word/2010/wordprocessingDrawing" mc:Ignorable="w14 w15 w16se w16cid w16 w16cex w16sdtdh w16du wp14">
   <w:p>
     <w:pPr>
       <w:pBdr>
@@ -5687,7 +5620,7 @@
 </file>
 
 <file path=word/footnotes.xml><?xml version="1.0" encoding="utf-8"?>
-<w:footnotes xmlns:wpc="http://schemas.microsoft.com/office/word/2010/wordprocessingCanvas" xmlns:cx="http://schemas.microsoft.com/office/drawing/2014/chartex" xmlns:cx1="http://schemas.microsoft.com/office/drawing/2015/9/8/chartex" xmlns:cx2="http://schemas.microsoft.com/office/drawing/2015/10/21/chartex" xmlns:cx3="http://schemas.microsoft.com/office/drawing/2016/5/9/chartex" xmlns:cx4="http://schemas.microsoft.com/office/drawing/2016/5/10/chartex" xmlns:cx5="http://schemas.microsoft.com/office/drawing/2016/5/11/chartex" xmlns:cx6="http://schemas.microsoft.com/office/drawing/2016/5/12/chartex" xmlns:cx7="http://schemas.microsoft.com/office/drawing/2016/5/13/chartex" xmlns:cx8="http://schemas.microsoft.com/office/drawing/2016/5/14/chartex" xmlns:mc="http://schemas.openxmlformats.org/markup-compatibility/2006" xmlns:aink="http://schemas.microsoft.com/office/drawing/2016/ink" xmlns:am3d="http://schemas.microsoft.com/office/drawing/2017/model3d" xmlns:o="urn:schemas-microsoft-com:office:office" xmlns:oel="http://schemas.microsoft.com/office/2019/extlst" xmlns:r="http://schemas.openxmlformats.org/officeDocument/2006/relationships" xmlns:m="http://schemas.openxmlformats.org/officeDocument/2006/math" xmlns:v="urn:schemas-microsoft-com:vml" xmlns:wp14="http://schemas.microsoft.com/office/word/2010/wordprocessingDrawing" xmlns:wp="http://schemas.openxmlformats.org/drawingml/2006/wordprocessingDrawing" xmlns:w10="urn:schemas-microsoft-com:office:word" xmlns:w="http://schemas.openxmlformats.org/wordprocessingml/2006/main" xmlns:w14="http://schemas.microsoft.com/office/word/2010/wordml" xmlns:w15="http://schemas.microsoft.com/office/word/2012/wordml" xmlns:w16cex="http://schemas.microsoft.com/office/word/2018/wordml/cex" xmlns:w16cid="http://schemas.microsoft.com/office/word/2016/wordml/cid" xmlns:w16="http://schemas.microsoft.com/office/word/2018/wordml" xmlns:w16du="http://schemas.microsoft.com/office/word/2023/wordml/word16du" xmlns:w16sdtdh="http://schemas.microsoft.com/office/word/2020/wordml/sdtdatahash" xmlns:w16sdtfl="http://schemas.microsoft.com/office/word/2024/wordml/sdtformatlock" xmlns:w16se="http://schemas.microsoft.com/office/word/2015/wordml/symex" xmlns:wpg="http://schemas.microsoft.com/office/word/2010/wordprocessingGroup" xmlns:wpi="http://schemas.microsoft.com/office/word/2010/wordprocessingInk" xmlns:wne="http://schemas.microsoft.com/office/word/2006/wordml" xmlns:wps="http://schemas.microsoft.com/office/word/2010/wordprocessingShape" mc:Ignorable="w14 w15 w16se w16cid w16 w16cex w16sdtdh w16sdtfl w16du wp14">
+<w:footnotes xmlns:mc="http://schemas.openxmlformats.org/markup-compatibility/2006" xmlns:r="http://schemas.openxmlformats.org/officeDocument/2006/relationships" xmlns:w="http://schemas.openxmlformats.org/wordprocessingml/2006/main" xmlns:w14="http://schemas.microsoft.com/office/word/2010/wordml" xmlns:w15="http://schemas.microsoft.com/office/word/2012/wordml" xmlns:w16="http://schemas.microsoft.com/office/word/2018/wordml" xmlns:w16cex="http://schemas.microsoft.com/office/word/2018/wordml/cex" xmlns:w16cid="http://schemas.microsoft.com/office/word/2016/wordml/cid" xmlns:w16du="http://schemas.microsoft.com/office/word/2023/wordml/word16du" xmlns:w16sdtdh="http://schemas.microsoft.com/office/word/2020/wordml/sdtdatahash" xmlns:w16se="http://schemas.microsoft.com/office/word/2015/wordml/symex" xmlns:wp14="http://schemas.microsoft.com/office/word/2010/wordprocessingDrawing" mc:Ignorable="w14 w15 w16se w16cid w16 w16cex w16sdtdh w16du wp14">
   <w:footnote w:type="separator" w:id="-1">
     <w:p>
       <w:r>
@@ -8586,24 +8519,94 @@
       </w:r>
     </w:p>
   </w:footnote>
-  <w:footnote w:id="12">
+  <w:footnote w:id="18">
     <w:p>
       <w:pPr>
         <w:pStyle w:val="Textonotapie"/>
         <w:ind w:left="567" w:hanging="567"/>
         <w:jc w:val="both"/>
-        <w:rPr>
-          <w:rFonts w:ascii="Arial Narrow" w:eastAsia="Arial Narrow" w:hAnsi="Arial Narrow" w:cs="Arial"/>
+      </w:pPr>
+      <w:r>
+        <w:rPr>
+          <w:rStyle w:val="Refdenotaalpie"/>
+          <w:rFonts w:ascii="Arial Narrow" w:hAnsi="Arial Narrow"/>
+          <w:color w:val="000000" w:themeColor="text1"/>
+          <w:sz w:val="16"/>
+          <w:szCs w:val="15"/>
+          <w:vertAlign w:val="superscript"/>
+        </w:rPr>
+        <w:footnoteRef/>
+      </w:r>
+      <w:r>
+        <w:rPr>
+          <w:rFonts w:ascii="Arial Narrow" w:hAnsi="Arial Narrow"/>
+          <w:color w:val="000000" w:themeColor="text1"/>
+          <w:sz w:val="15"/>
+          <w:szCs w:val="15"/>
+        </w:rPr>
+        <w:tab/>
+      </w:r>
+      <w:r>
+        <w:rPr>
+          <w:rFonts w:ascii="Arial Narrow" w:hAnsi="Arial Narrow"/>
           <w:b/>
           <w:bCs/>
-          <w:sz w:val="15"/>
-          <w:szCs w:val="15"/>
-        </w:rPr>
+          <w:color w:val="000000" w:themeColor="text1"/>
+          <w:sz w:val="15"/>
+          <w:szCs w:val="15"/>
+        </w:rPr>
+        <w:t xml:space="preserve">DECRETO LEGISLATIVO 807, LEY SOBRE FACULTADES, NORMAS Y ORGANIZACIÓN DEL INDECOPI, publicado el 18 de abril de 1996</w:t>
+      </w:r>
+    </w:p>
+    <w:p>
+      <w:pPr>
+        <w:pStyle w:val="Textonotapie"/>
+        <w:ind w:left="567" w:hanging="567"/>
+        <w:jc w:val="both"/>
+      </w:pPr>
+      <w:r>
+        <w:rPr>
+          <w:rFonts w:ascii="Arial Narrow" w:hAnsi="Arial Narrow"/>
+          <w:color w:val="000000" w:themeColor="text1"/>
+          <w:sz w:val="15"/>
+          <w:szCs w:val="15"/>
+        </w:rPr>
+        <w:tab/>
+      </w:r>
+      <w:r>
+        <w:rPr>
+          <w:rFonts w:ascii="Arial Narrow" w:hAnsi="Arial Narrow"/>
+          <w:b/>
+          <w:bCs/>
+          <w:color w:val="000000" w:themeColor="text1"/>
+          <w:sz w:val="15"/>
+          <w:szCs w:val="15"/>
+        </w:rPr>
+        <w:t xml:space="preserve">Artículo 26.-</w:t>
+      </w:r>
+      <w:r>
+        <w:rPr>
+          <w:rFonts w:ascii="Arial Narrow" w:hAnsi="Arial Narrow"/>
+          <w:color w:val="000000" w:themeColor="text1"/>
+          <w:sz w:val="15"/>
+          <w:szCs w:val="15"/>
+        </w:rPr>
+        <w:t xml:space="preserve"> Una vez admitida a trámite la denuncia, se correrá traslado de la misma al denunciado, a fin de que éste presente su descargo. El plazo para la presentación del descargo será de cinco (5) días contados desde la notificación, vencido el cual, el Secretario Técnico declarará en rebeldía al denunciado que no lo hubiera presentado.</w:t>
+      </w:r>
+    </w:p>
+  </w:footnote>
+  <w:footnote w:id="19">
+    <w:p>
+      <w:pPr>
+        <w:pStyle w:val="Textonotapie"/>
+        <w:ind w:left="567" w:hanging="567"/>
+        <w:jc w:val="both"/>
       </w:pPr>
       <w:r>
         <w:rPr>
           <w:rStyle w:val="Refdenotaalpie"/>
-          <w:rFonts w:ascii="Arial Narrow" w:eastAsia="Arial Narrow" w:hAnsi="Arial Narrow" w:cs="Arial"/>
+          <w:rFonts w:ascii="Arial Narrow" w:hAnsi="Arial Narrow"/>
+          <w:color w:val="000000" w:themeColor="text1"/>
           <w:sz w:val="16"/>
           <w:szCs w:val="15"/>
           <w:vertAlign w:val="superscript"/>
@@ -8612,25 +8615,35 @@
       </w:r>
       <w:r>
         <w:rPr>
-          <w:rFonts w:ascii="Arial Narrow" w:eastAsia="Arial Narrow" w:hAnsi="Arial Narrow" w:cs="Arial"/>
+          <w:rFonts w:ascii="Arial Narrow" w:hAnsi="Arial Narrow"/>
+          <w:color w:val="000000" w:themeColor="text1"/>
+          <w:sz w:val="15"/>
+          <w:szCs w:val="15"/>
+        </w:rPr>
+        <w:tab/>
+      </w:r>
+      <w:r>
+        <w:rPr>
+          <w:rFonts w:ascii="Arial Narrow" w:hAnsi="Arial Narrow"/>
           <w:b/>
           <w:bCs/>
-          <w:sz w:val="15"/>
-          <w:szCs w:val="15"/>
-        </w:rPr>
-        <w:t xml:space="preserve"> </w:t>
-      </w:r>
-      <w:r>
-        <w:rPr>
-          <w:rFonts w:ascii="Arial Narrow" w:hAnsi="Arial Narrow" w:cs="Arial"/>
-          <w:sz w:val="15"/>
-          <w:szCs w:val="15"/>
-        </w:rPr>
-        <w:t xml:space="preserve"> </w:t>
-      </w:r>
-      <w:r>
-        <w:rPr>
-          <w:rFonts w:ascii="Arial Narrow" w:hAnsi="Arial Narrow" w:cs="Arial"/>
+          <w:color w:val="000000" w:themeColor="text1"/>
+          <w:sz w:val="15"/>
+          <w:szCs w:val="15"/>
+        </w:rPr>
+        <w:t xml:space="preserve">DECRETO SUPREMO 006-2026-JUS, TEXTO ÚNICO ORDENADO DE LA LEY 27444, LEY DEL PROCEDIMIENTO ADMINISTRATIVO GENERAL, publicado el 30 de abril de 2026</w:t>
+      </w:r>
+    </w:p>
+    <w:p>
+      <w:pPr>
+        <w:pStyle w:val="Textonotapie"/>
+        <w:ind w:left="567" w:hanging="567"/>
+        <w:jc w:val="both"/>
+      </w:pPr>
+      <w:r>
+        <w:rPr>
+          <w:rFonts w:ascii="Arial Narrow" w:hAnsi="Arial Narrow"/>
+          <w:color w:val="000000" w:themeColor="text1"/>
           <w:sz w:val="15"/>
           <w:szCs w:val="15"/>
         </w:rPr>
@@ -8638,90 +8651,40 @@
       </w:r>
       <w:r>
         <w:rPr>
-          <w:rFonts w:ascii="Arial Narrow" w:eastAsia="Arial Narrow" w:hAnsi="Arial Narrow" w:cs="Arial"/>
+          <w:rFonts w:ascii="Arial Narrow" w:hAnsi="Arial Narrow"/>
           <w:b/>
           <w:bCs/>
-          <w:sz w:val="15"/>
-          <w:szCs w:val="15"/>
-        </w:rPr>
-        <w:t>TEXTO ÚNICO ORDENADO DE LA LEY 27444, LEY DE PROCEDIMIENTO ADMINISTRATIVO GENERAL, aprobado por el Decreto Supremo 006-2026-JUS</w:t>
+          <w:color w:val="000000" w:themeColor="text1"/>
+          <w:sz w:val="15"/>
+          <w:szCs w:val="15"/>
+        </w:rPr>
+        <w:t xml:space="preserve">Artículo 223.- Contestación de la reclamación</w:t>
       </w:r>
     </w:p>
     <w:p>
       <w:pPr>
         <w:pStyle w:val="Textonotapie"/>
-        <w:ind w:firstLine="567"/>
-        <w:jc w:val="both"/>
-        <w:rPr>
-          <w:rFonts w:ascii="Arial Narrow" w:hAnsi="Arial Narrow" w:cs="Arial"/>
-          <w:b/>
-          <w:bCs/>
-          <w:sz w:val="15"/>
-          <w:szCs w:val="15"/>
-        </w:rPr>
-      </w:pPr>
-      <w:r>
-        <w:rPr>
-          <w:rFonts w:ascii="Arial Narrow" w:eastAsia="Arial Narrow" w:hAnsi="Arial Narrow" w:cs="Arial"/>
-          <w:b/>
-          <w:bCs/>
-          <w:sz w:val="15"/>
-          <w:szCs w:val="15"/>
-        </w:rPr>
-        <w:t>233.- Contestación de la reclamación</w:t>
-      </w:r>
-    </w:p>
-    <w:p>
-      <w:pPr>
-        <w:pStyle w:val="Textonotapie"/>
-        <w:ind w:firstLine="567"/>
-        <w:jc w:val="both"/>
-        <w:rPr>
-          <w:rFonts w:ascii="Arial Narrow" w:eastAsia="Arial Narrow" w:hAnsi="Arial Narrow" w:cs="Arial"/>
-          <w:sz w:val="15"/>
-          <w:szCs w:val="15"/>
-        </w:rPr>
-      </w:pPr>
-      <w:r>
-        <w:rPr>
-          <w:rFonts w:ascii="Arial Narrow" w:eastAsia="Arial Narrow" w:hAnsi="Arial Narrow" w:cs="Arial"/>
-          <w:sz w:val="15"/>
-          <w:szCs w:val="15"/>
-        </w:rPr>
-        <w:t>233.1 “(…) Las alegaciones y los hechos relevantes de la reclamación, salvo que hayan sido específicamente negadas en la contestación,</w:t>
-      </w:r>
-    </w:p>
-    <w:p>
-      <w:pPr>
-        <w:pStyle w:val="Textonotapie"/>
-        <w:ind w:firstLine="567"/>
-        <w:jc w:val="both"/>
-        <w:rPr>
-          <w:rFonts w:ascii="Arial Narrow" w:eastAsia="Arial Narrow" w:hAnsi="Arial Narrow" w:cs="Arial"/>
-          <w:sz w:val="15"/>
-          <w:szCs w:val="15"/>
-        </w:rPr>
-      </w:pPr>
-      <w:r>
-        <w:rPr>
-          <w:rFonts w:ascii="Arial Narrow" w:eastAsia="Arial Narrow" w:hAnsi="Arial Narrow" w:cs="Arial"/>
-          <w:sz w:val="15"/>
-          <w:szCs w:val="15"/>
-        </w:rPr>
-        <w:t>se tendrán por aceptadas o merituadas como ciertas”.</w:t>
-      </w:r>
-    </w:p>
-    <w:p>
-      <w:pPr>
-        <w:pStyle w:val="Textonotapie"/>
-        <w:ind w:firstLine="567"/>
-        <w:jc w:val="both"/>
-        <w:rPr>
-          <w:rFonts w:ascii="Arial Narrow" w:hAnsi="Arial Narrow" w:cs="Arial"/>
-          <w:sz w:val="15"/>
-          <w:szCs w:val="15"/>
-        </w:rPr>
-      </w:pPr>
+        <w:ind w:left="567" w:hanging="567"/>
+        <w:jc w:val="both"/>
+      </w:pPr>
+      <w:r>
+        <w:rPr>
+          <w:rFonts w:ascii="Arial Narrow" w:hAnsi="Arial Narrow"/>
+          <w:color w:val="000000" w:themeColor="text1"/>
+          <w:sz w:val="15"/>
+          <w:szCs w:val="15"/>
+        </w:rPr>
+        <w:tab/>
+      </w:r>
+      <w:r>
+        <w:rPr>
+          <w:rFonts w:ascii="Arial Narrow" w:hAnsi="Arial Narrow"/>
+          <w:color w:val="000000" w:themeColor="text1"/>
+          <w:sz w:val="15"/>
+          <w:szCs w:val="15"/>
+        </w:rPr>
+        <w:t xml:space="preserve">223.1 El reclamado deberá presentar la contestación de la reclamación dentro de los quince (15) días posteriores a la notificación de ésta; vencido este plazo, la Administración declarará en rebeldía al reclamado que no la hubiera presentado. La contestación deberá contener los requisitos de los escritos previstos en el artículo 113 de la presente Ley, así como la absolución de todos los asuntos controvertidos de hecho y de derecho, Las alegaciones y los hechos relevantes de la reclamación, salvo que hayan sido específicamente negadas en la contestación, se tendrán por aceptadas o merituadas como ciertas.</w:t>
+      </w:r>
     </w:p>
   </w:footnote>
   <w:footnote w:id="13">
@@ -10520,11 +10483,149 @@
       </w:pPr>
     </w:p>
   </w:footnote>
+  <w:footnote w:id="12">
+    <w:p>
+      <w:pPr>
+        <w:pStyle w:val="Textonotapie"/>
+        <w:ind w:left="567" w:hanging="567"/>
+        <w:jc w:val="both"/>
+        <w:rPr>
+          <w:rFonts w:ascii="Arial Narrow" w:eastAsia="Arial Narrow" w:hAnsi="Arial Narrow" w:cs="Arial"/>
+          <w:b/>
+          <w:bCs/>
+          <w:sz w:val="15"/>
+          <w:szCs w:val="15"/>
+        </w:rPr>
+      </w:pPr>
+      <w:r>
+        <w:rPr>
+          <w:rStyle w:val="Refdenotaalpie"/>
+          <w:rFonts w:ascii="Arial Narrow" w:eastAsia="Arial Narrow" w:hAnsi="Arial Narrow" w:cs="Arial"/>
+          <w:sz w:val="16"/>
+          <w:szCs w:val="15"/>
+          <w:vertAlign w:val="superscript"/>
+        </w:rPr>
+        <w:footnoteRef/>
+      </w:r>
+      <w:r>
+        <w:rPr>
+          <w:rFonts w:ascii="Arial Narrow" w:eastAsia="Arial Narrow" w:hAnsi="Arial Narrow" w:cs="Arial"/>
+          <w:b/>
+          <w:bCs/>
+          <w:sz w:val="15"/>
+          <w:szCs w:val="15"/>
+        </w:rPr>
+        <w:t xml:space="preserve"> </w:t>
+      </w:r>
+      <w:r>
+        <w:rPr>
+          <w:rFonts w:ascii="Arial Narrow" w:hAnsi="Arial Narrow" w:cs="Arial"/>
+          <w:sz w:val="15"/>
+          <w:szCs w:val="15"/>
+        </w:rPr>
+        <w:t xml:space="preserve"> </w:t>
+      </w:r>
+      <w:r>
+        <w:rPr>
+          <w:rFonts w:ascii="Arial Narrow" w:hAnsi="Arial Narrow" w:cs="Arial"/>
+          <w:sz w:val="15"/>
+          <w:szCs w:val="15"/>
+        </w:rPr>
+        <w:tab/>
+      </w:r>
+      <w:r>
+        <w:rPr>
+          <w:rFonts w:ascii="Arial Narrow" w:eastAsia="Arial Narrow" w:hAnsi="Arial Narrow" w:cs="Arial"/>
+          <w:b/>
+          <w:bCs/>
+          <w:sz w:val="15"/>
+          <w:szCs w:val="15"/>
+        </w:rPr>
+        <w:t>TEXTO ÚNICO ORDENADO DE LA LEY 27444, LEY DE PROCEDIMIENTO ADMINISTRATIVO GENERAL, aprobado por el Decreto Supremo 006-2026-JUS</w:t>
+      </w:r>
+    </w:p>
+    <w:p>
+      <w:pPr>
+        <w:pStyle w:val="Textonotapie"/>
+        <w:ind w:firstLine="567"/>
+        <w:jc w:val="both"/>
+        <w:rPr>
+          <w:rFonts w:ascii="Arial Narrow" w:hAnsi="Arial Narrow" w:cs="Arial"/>
+          <w:b/>
+          <w:bCs/>
+          <w:sz w:val="15"/>
+          <w:szCs w:val="15"/>
+        </w:rPr>
+      </w:pPr>
+      <w:r>
+        <w:rPr>
+          <w:rFonts w:ascii="Arial Narrow" w:eastAsia="Arial Narrow" w:hAnsi="Arial Narrow" w:cs="Arial"/>
+          <w:b/>
+          <w:bCs/>
+          <w:sz w:val="15"/>
+          <w:szCs w:val="15"/>
+        </w:rPr>
+        <w:t>233.- Contestación de la reclamación</w:t>
+      </w:r>
+    </w:p>
+    <w:p>
+      <w:pPr>
+        <w:pStyle w:val="Textonotapie"/>
+        <w:ind w:firstLine="567"/>
+        <w:jc w:val="both"/>
+        <w:rPr>
+          <w:rFonts w:ascii="Arial Narrow" w:eastAsia="Arial Narrow" w:hAnsi="Arial Narrow" w:cs="Arial"/>
+          <w:sz w:val="15"/>
+          <w:szCs w:val="15"/>
+        </w:rPr>
+      </w:pPr>
+      <w:r>
+        <w:rPr>
+          <w:rFonts w:ascii="Arial Narrow" w:eastAsia="Arial Narrow" w:hAnsi="Arial Narrow" w:cs="Arial"/>
+          <w:sz w:val="15"/>
+          <w:szCs w:val="15"/>
+        </w:rPr>
+        <w:t>233.1 “(…) Las alegaciones y los hechos relevantes de la reclamación, salvo que hayan sido específicamente negadas en la contestación,</w:t>
+      </w:r>
+    </w:p>
+    <w:p>
+      <w:pPr>
+        <w:pStyle w:val="Textonotapie"/>
+        <w:ind w:firstLine="567"/>
+        <w:jc w:val="both"/>
+        <w:rPr>
+          <w:rFonts w:ascii="Arial Narrow" w:eastAsia="Arial Narrow" w:hAnsi="Arial Narrow" w:cs="Arial"/>
+          <w:sz w:val="15"/>
+          <w:szCs w:val="15"/>
+        </w:rPr>
+      </w:pPr>
+      <w:r>
+        <w:rPr>
+          <w:rFonts w:ascii="Arial Narrow" w:eastAsia="Arial Narrow" w:hAnsi="Arial Narrow" w:cs="Arial"/>
+          <w:sz w:val="15"/>
+          <w:szCs w:val="15"/>
+        </w:rPr>
+        <w:t>se tendrán por aceptadas o merituadas como ciertas”.</w:t>
+      </w:r>
+    </w:p>
+    <w:p>
+      <w:pPr>
+        <w:pStyle w:val="Textonotapie"/>
+        <w:ind w:firstLine="567"/>
+        <w:jc w:val="both"/>
+        <w:rPr>
+          <w:rFonts w:ascii="Arial Narrow" w:hAnsi="Arial Narrow" w:cs="Arial"/>
+          <w:sz w:val="15"/>
+          <w:szCs w:val="15"/>
+        </w:rPr>
+      </w:pPr>
+    </w:p>
+  </w:footnote>
 </w:footnotes>
 </file>
 
 <file path=word/header1.xml><?xml version="1.0" encoding="utf-8"?>
-<w:hdr xmlns:wpc="http://schemas.microsoft.com/office/word/2010/wordprocessingCanvas" xmlns:cx="http://schemas.microsoft.com/office/drawing/2014/chartex" xmlns:cx1="http://schemas.microsoft.com/office/drawing/2015/9/8/chartex" xmlns:cx2="http://schemas.microsoft.com/office/drawing/2015/10/21/chartex" xmlns:cx3="http://schemas.microsoft.com/office/drawing/2016/5/9/chartex" xmlns:cx4="http://schemas.microsoft.com/office/drawing/2016/5/10/chartex" xmlns:cx5="http://schemas.microsoft.com/office/drawing/2016/5/11/chartex" xmlns:cx6="http://schemas.microsoft.com/office/drawing/2016/5/12/chartex" xmlns:cx7="http://schemas.microsoft.com/office/drawing/2016/5/13/chartex" xmlns:cx8="http://schemas.microsoft.com/office/drawing/2016/5/14/chartex" xmlns:mc="http://schemas.openxmlformats.org/markup-compatibility/2006" xmlns:aink="http://schemas.microsoft.com/office/drawing/2016/ink" xmlns:am3d="http://schemas.microsoft.com/office/drawing/2017/model3d" xmlns:o="urn:schemas-microsoft-com:office:office" xmlns:oel="http://schemas.microsoft.com/office/2019/extlst" xmlns:r="http://schemas.openxmlformats.org/officeDocument/2006/relationships" xmlns:m="http://schemas.openxmlformats.org/officeDocument/2006/math" xmlns:v="urn:schemas-microsoft-com:vml" xmlns:wp14="http://schemas.microsoft.com/office/word/2010/wordprocessingDrawing" xmlns:wp="http://schemas.openxmlformats.org/drawingml/2006/wordprocessingDrawing" xmlns:w10="urn:schemas-microsoft-com:office:word" xmlns:w="http://schemas.openxmlformats.org/wordprocessingml/2006/main" xmlns:w14="http://schemas.microsoft.com/office/word/2010/wordml" xmlns:w15="http://schemas.microsoft.com/office/word/2012/wordml" xmlns:w16cex="http://schemas.microsoft.com/office/word/2018/wordml/cex" xmlns:w16cid="http://schemas.microsoft.com/office/word/2016/wordml/cid" xmlns:w16="http://schemas.microsoft.com/office/word/2018/wordml" xmlns:w16du="http://schemas.microsoft.com/office/word/2023/wordml/word16du" xmlns:w16sdtdh="http://schemas.microsoft.com/office/word/2020/wordml/sdtdatahash" xmlns:w16sdtfl="http://schemas.microsoft.com/office/word/2024/wordml/sdtformatlock" xmlns:w16se="http://schemas.microsoft.com/office/word/2015/wordml/symex" xmlns:wpg="http://schemas.microsoft.com/office/word/2010/wordprocessingGroup" xmlns:wpi="http://schemas.microsoft.com/office/word/2010/wordprocessingInk" xmlns:wne="http://schemas.microsoft.com/office/word/2006/wordml" xmlns:wps="http://schemas.microsoft.com/office/word/2010/wordprocessingShape" mc:Ignorable="w14 w15 w16se w16cid w16 w16cex w16sdtdh w16sdtfl w16du wp14">
+<w:hdr xmlns:a="http://schemas.openxmlformats.org/drawingml/2006/main" xmlns:mc="http://schemas.openxmlformats.org/markup-compatibility/2006" xmlns:pic="http://schemas.openxmlformats.org/drawingml/2006/picture" xmlns:r="http://schemas.openxmlformats.org/officeDocument/2006/relationships" xmlns:w="http://schemas.openxmlformats.org/wordprocessingml/2006/main" xmlns:w14="http://schemas.microsoft.com/office/word/2010/wordml" xmlns:w15="http://schemas.microsoft.com/office/word/2012/wordml" xmlns:w16="http://schemas.microsoft.com/office/word/2018/wordml" xmlns:w16cex="http://schemas.microsoft.com/office/word/2018/wordml/cex" xmlns:w16cid="http://schemas.microsoft.com/office/word/2016/wordml/cid" xmlns:w16du="http://schemas.microsoft.com/office/word/2023/wordml/word16du" xmlns:w16sdtdh="http://schemas.microsoft.com/office/word/2020/wordml/sdtdatahash" xmlns:w16se="http://schemas.microsoft.com/office/word/2015/wordml/symex" xmlns:wp="http://schemas.openxmlformats.org/drawingml/2006/wordprocessingDrawing" xmlns:wp14="http://schemas.microsoft.com/office/word/2010/wordprocessingDrawing" mc:Ignorable="w14 w15 w16se w16cid w16 w16cex w16sdtdh w16du wp14">
   <w:p>
     <w:pPr>
       <w:widowControl w:val="0"/>

--- a/plantillas_maestras/01_seguro_vehicular/negativa_cobertura/2_o_mas_ddos_varios/varon/TPL_2048_2025_SEGURO_VEHICULAR_NEGATIVA_COBERTURA_ASEGURADORA_VARON_R348.docx
+++ b/plantillas_maestras/01_seguro_vehicular/negativa_cobertura/2_o_mas_ddos_varios/varon/TPL_2048_2025_SEGURO_VEHICULAR_NEGATIVA_COBERTURA_ASEGURADORA_VARON_R348.docx
@@ -533,7 +533,7 @@
       </w:r>
       <w:r>
         <w:rPr>
-          <w:rFonts w:ascii="Arial Narrow" w:hAnsi="Arial Narrow"/>
+          <w:rFonts w:ascii="Arial Narrow" w:eastAsia="Arial Narrow" w:hAnsi="Arial Narrow" w:cs="Arial Narrow"/>
           <w:sz w:val="22"/>
           <w:szCs w:val="22"/>
         </w:rPr>
@@ -582,7 +582,7 @@
       <w:r>
         <w:rPr>
           <w:rStyle w:val="Refdenotaalpie"/>
-          <w:rFonts w:ascii="Arial Narrow" w:hAnsi="Arial Narrow"/>
+          <w:rFonts w:ascii="Arial Narrow" w:eastAsia="Arial Narrow" w:hAnsi="Arial Narrow" w:cs="Arial Narrow"/>
           <w:sz w:val="22"/>
           <w:szCs w:val="22"/>
           <w:lang w:eastAsia="es-ES"/>
@@ -592,7 +592,7 @@
       </w:r>
       <w:r>
         <w:rPr>
-          <w:rFonts w:ascii="Arial Narrow" w:hAnsi="Arial Narrow"/>
+          <w:rFonts w:ascii="Arial Narrow" w:eastAsia="Arial Narrow" w:hAnsi="Arial Narrow" w:cs="Arial Narrow"/>
           <w:sz w:val="22"/>
           <w:szCs w:val="22"/>
         </w:rPr>
@@ -680,7 +680,7 @@
       </w:pPr>
       <w:r>
         <w:rPr>
-          <w:rFonts w:ascii="Arial Narrow" w:hAnsi="Arial Narrow"/>
+          <w:rFonts w:ascii="Arial Narrow" w:eastAsia="Arial Narrow" w:hAnsi="Arial Narrow" w:cs="Arial Narrow"/>
           <w:sz w:val="22"/>
           <w:szCs w:val="22"/>
           <w:lang w:eastAsia="es-ES"/>
@@ -689,7 +689,7 @@
       </w:r>
       <w:r>
         <w:rPr>
-          <w:rFonts w:ascii="Arial Narrow" w:hAnsi="Arial Narrow"/>
+          <w:rFonts w:ascii="Arial Narrow" w:eastAsia="Arial Narrow" w:hAnsi="Arial Narrow" w:cs="Arial Narrow"/>
           <w:sz w:val="22"/>
           <w:szCs w:val="22"/>
           <w:lang w:eastAsia="es-ES"/>
@@ -698,7 +698,7 @@
       </w:r>
       <w:r>
         <w:rPr>
-          <w:rFonts w:ascii="Arial Narrow" w:hAnsi="Arial Narrow"/>
+          <w:rFonts w:ascii="Arial Narrow" w:eastAsia="Arial Narrow" w:hAnsi="Arial Narrow" w:cs="Arial Narrow"/>
           <w:sz w:val="22"/>
           <w:szCs w:val="22"/>
           <w:lang w:eastAsia="es-ES"/>
@@ -707,7 +707,7 @@
       </w:r>
       <w:r>
         <w:rPr>
-          <w:rFonts w:ascii="Arial Narrow" w:hAnsi="Arial Narrow"/>
+          <w:rFonts w:ascii="Arial Narrow" w:eastAsia="Arial Narrow" w:hAnsi="Arial Narrow" w:cs="Arial Narrow"/>
           <w:sz w:val="22"/>
           <w:szCs w:val="22"/>
           <w:lang w:eastAsia="es-ES"/>
@@ -716,7 +716,7 @@
       </w:r>
       <w:r>
         <w:rPr>
-          <w:rFonts w:ascii="Arial Narrow" w:hAnsi="Arial Narrow"/>
+          <w:rFonts w:ascii="Arial Narrow" w:eastAsia="Arial Narrow" w:hAnsi="Arial Narrow" w:cs="Arial Narrow"/>
           <w:sz w:val="22"/>
           <w:szCs w:val="22"/>
           <w:lang w:eastAsia="es-ES"/>
@@ -758,7 +758,7 @@
         <w:ind w:left="1134" w:hanging="567"/>
         <w:jc w:val="both"/>
         <w:rPr>
-          <w:rFonts w:ascii="Arial Narrow" w:hAnsi="Arial Narrow"/>
+          <w:rFonts w:ascii="Arial Narrow" w:eastAsia="Arial Narrow" w:hAnsi="Arial Narrow" w:cs="Arial Narrow"/>
           <w:sz w:val="22"/>
           <w:szCs w:val="22"/>
           <w:lang w:eastAsia="es-ES"/>
@@ -766,7 +766,7 @@
       </w:pPr>
       <w:r>
         <w:rPr>
-          <w:rFonts w:ascii="Arial Narrow" w:hAnsi="Arial Narrow"/>
+          <w:rFonts w:ascii="Arial Narrow" w:eastAsia="Arial Narrow" w:hAnsi="Arial Narrow" w:cs="Arial Narrow"/>
           <w:sz w:val="22"/>
           <w:szCs w:val="22"/>
           <w:lang w:eastAsia="es-ES"/>
@@ -775,7 +775,7 @@
       </w:r>
       <w:r>
         <w:rPr>
-          <w:rFonts w:ascii="Arial Narrow" w:hAnsi="Arial Narrow"/>
+          <w:rFonts w:ascii="Arial Narrow" w:eastAsia="Arial Narrow" w:hAnsi="Arial Narrow" w:cs="Arial Narrow"/>
           <w:sz w:val="22"/>
           <w:szCs w:val="22"/>
           <w:lang w:eastAsia="es-ES"/>
@@ -784,7 +784,7 @@
       </w:r>
       <w:r>
         <w:rPr>
-          <w:rFonts w:ascii="Arial Narrow" w:hAnsi="Arial Narrow"/>
+          <w:rFonts w:ascii="Arial Narrow" w:eastAsia="Arial Narrow" w:hAnsi="Arial Narrow" w:cs="Arial Narrow"/>
           <w:sz w:val="22"/>
           <w:szCs w:val="22"/>
           <w:lang w:eastAsia="es-ES"/>
@@ -793,7 +793,7 @@
       </w:r>
       <w:r>
         <w:rPr>
-          <w:rFonts w:ascii="Arial Narrow" w:hAnsi="Arial Narrow"/>
+          <w:rFonts w:ascii="Arial Narrow" w:eastAsia="Arial Narrow" w:hAnsi="Arial Narrow" w:cs="Arial Narrow"/>
           <w:sz w:val="22"/>
           <w:szCs w:val="22"/>
           <w:lang w:eastAsia="es-ES"/>
@@ -802,7 +802,7 @@
       </w:r>
       <w:r>
         <w:rPr>
-          <w:rFonts w:ascii="Arial Narrow" w:hAnsi="Arial Narrow"/>
+          <w:rFonts w:ascii="Arial Narrow" w:eastAsia="Arial Narrow" w:hAnsi="Arial Narrow" w:cs="Arial Narrow"/>
           <w:sz w:val="22"/>
           <w:szCs w:val="22"/>
           <w:lang w:eastAsia="es-ES"/>
@@ -811,7 +811,7 @@
       </w:r>
       <w:r>
         <w:rPr>
-          <w:rFonts w:ascii="Arial Narrow" w:hAnsi="Arial Narrow"/>
+          <w:rFonts w:ascii="Arial Narrow" w:eastAsia="Arial Narrow" w:hAnsi="Arial Narrow" w:cs="Arial Narrow"/>
           <w:sz w:val="22"/>
           <w:szCs w:val="22"/>
           <w:lang w:eastAsia="es-ES"/>
@@ -820,7 +820,7 @@
       </w:r>
       <w:r>
         <w:rPr>
-          <w:rFonts w:ascii="Arial Narrow" w:hAnsi="Arial Narrow"/>
+          <w:rFonts w:ascii="Arial Narrow" w:eastAsia="Arial Narrow" w:hAnsi="Arial Narrow" w:cs="Arial Narrow"/>
           <w:sz w:val="22"/>
           <w:szCs w:val="22"/>
           <w:lang w:eastAsia="es-ES"/>
@@ -829,7 +829,7 @@
       </w:r>
       <w:r>
         <w:rPr>
-          <w:rFonts w:ascii="Arial Narrow" w:hAnsi="Arial Narrow"/>
+          <w:rFonts w:ascii="Arial Narrow" w:eastAsia="Arial Narrow" w:hAnsi="Arial Narrow" w:cs="Arial Narrow"/>
           <w:sz w:val="22"/>
           <w:szCs w:val="22"/>
           <w:lang w:eastAsia="es-ES"/>
@@ -838,7 +838,7 @@
       </w:r>
       <w:r>
         <w:rPr>
-          <w:rFonts w:ascii="Arial Narrow" w:hAnsi="Arial Narrow"/>
+          <w:rFonts w:ascii="Arial Narrow" w:eastAsia="Arial Narrow" w:hAnsi="Arial Narrow" w:cs="Arial Narrow"/>
           <w:sz w:val="22"/>
           <w:szCs w:val="22"/>
           <w:lang w:eastAsia="es-ES"/>
@@ -847,7 +847,7 @@
       </w:r>
       <w:r>
         <w:rPr>
-          <w:rFonts w:ascii="Arial Narrow" w:hAnsi="Arial Narrow"/>
+          <w:rFonts w:ascii="Arial Narrow" w:eastAsia="Arial Narrow" w:hAnsi="Arial Narrow" w:cs="Arial Narrow"/>
           <w:sz w:val="22"/>
           <w:szCs w:val="22"/>
           <w:lang w:eastAsia="es-ES"/>
@@ -856,7 +856,7 @@
       </w:r>
       <w:r>
         <w:rPr>
-          <w:rFonts w:ascii="Arial Narrow" w:hAnsi="Arial Narrow"/>
+          <w:rFonts w:ascii="Arial Narrow" w:eastAsia="Arial Narrow" w:hAnsi="Arial Narrow" w:cs="Arial Narrow"/>
           <w:sz w:val="22"/>
           <w:szCs w:val="22"/>
           <w:lang w:eastAsia="es-ES"/>
@@ -865,7 +865,7 @@
       </w:r>
       <w:r>
         <w:rPr>
-          <w:rFonts w:ascii="Arial Narrow" w:hAnsi="Arial Narrow"/>
+          <w:rFonts w:ascii="Arial Narrow" w:eastAsia="Arial Narrow" w:hAnsi="Arial Narrow" w:cs="Arial Narrow"/>
           <w:sz w:val="22"/>
           <w:szCs w:val="22"/>
           <w:lang w:eastAsia="es-ES"/>
@@ -874,7 +874,7 @@
       </w:r>
       <w:r>
         <w:rPr>
-          <w:rFonts w:ascii="Arial Narrow" w:hAnsi="Arial Narrow"/>
+          <w:rFonts w:ascii="Arial Narrow" w:eastAsia="Arial Narrow" w:hAnsi="Arial Narrow" w:cs="Arial Narrow"/>
           <w:sz w:val="22"/>
           <w:szCs w:val="22"/>
           <w:lang w:eastAsia="es-ES"/>
@@ -883,7 +883,7 @@
       </w:r>
       <w:r>
         <w:rPr>
-          <w:rFonts w:ascii="Arial Narrow" w:hAnsi="Arial Narrow"/>
+          <w:rFonts w:ascii="Arial Narrow" w:eastAsia="Arial Narrow" w:hAnsi="Arial Narrow" w:cs="Arial Narrow"/>
           <w:sz w:val="22"/>
           <w:szCs w:val="22"/>
           <w:lang w:eastAsia="es-ES"/>
@@ -892,7 +892,7 @@
       </w:r>
       <w:r>
         <w:rPr>
-          <w:rFonts w:ascii="Arial Narrow" w:hAnsi="Arial Narrow"/>
+          <w:rFonts w:ascii="Arial Narrow" w:eastAsia="Arial Narrow" w:hAnsi="Arial Narrow" w:cs="Arial Narrow"/>
           <w:sz w:val="22"/>
           <w:szCs w:val="22"/>
           <w:lang w:eastAsia="es-ES"/>
@@ -901,7 +901,7 @@
       </w:r>
       <w:r>
         <w:rPr>
-          <w:rFonts w:ascii="Arial Narrow" w:hAnsi="Arial Narrow"/>
+          <w:rFonts w:ascii="Arial Narrow" w:eastAsia="Arial Narrow" w:hAnsi="Arial Narrow" w:cs="Arial Narrow"/>
           <w:sz w:val="22"/>
           <w:szCs w:val="22"/>
           <w:lang w:eastAsia="es-ES"/>
@@ -910,7 +910,7 @@
       </w:r>
       <w:r>
         <w:rPr>
-          <w:rFonts w:ascii="Arial Narrow" w:hAnsi="Arial Narrow"/>
+          <w:rFonts w:ascii="Arial Narrow" w:eastAsia="Arial Narrow" w:hAnsi="Arial Narrow" w:cs="Arial Narrow"/>
           <w:sz w:val="22"/>
           <w:szCs w:val="22"/>
           <w:lang w:eastAsia="es-ES"/>
@@ -919,7 +919,7 @@
       </w:r>
       <w:r>
         <w:rPr>
-          <w:rFonts w:ascii="Arial Narrow" w:hAnsi="Arial Narrow"/>
+          <w:rFonts w:ascii="Arial Narrow" w:eastAsia="Arial Narrow" w:hAnsi="Arial Narrow" w:cs="Arial Narrow"/>
           <w:sz w:val="22"/>
           <w:szCs w:val="22"/>
           <w:lang w:eastAsia="es-ES"/>
@@ -928,7 +928,7 @@
       </w:r>
       <w:r>
         <w:rPr>
-          <w:rFonts w:ascii="Arial Narrow" w:hAnsi="Arial Narrow"/>
+          <w:rFonts w:ascii="Arial Narrow" w:eastAsia="Arial Narrow" w:hAnsi="Arial Narrow" w:cs="Arial Narrow"/>
           <w:sz w:val="22"/>
           <w:szCs w:val="22"/>
           <w:lang w:eastAsia="es-ES"/>
@@ -937,7 +937,7 @@
       </w:r>
       <w:r>
         <w:rPr>
-          <w:rFonts w:ascii="Arial Narrow" w:hAnsi="Arial Narrow"/>
+          <w:rFonts w:ascii="Arial Narrow" w:eastAsia="Arial Narrow" w:hAnsi="Arial Narrow" w:cs="Arial Narrow"/>
           <w:sz w:val="22"/>
           <w:szCs w:val="22"/>
           <w:lang w:eastAsia="es-ES"/>
@@ -946,7 +946,7 @@
       </w:r>
       <w:r>
         <w:rPr>
-          <w:rFonts w:ascii="Arial Narrow" w:hAnsi="Arial Narrow"/>
+          <w:rFonts w:ascii="Arial Narrow" w:eastAsia="Arial Narrow" w:hAnsi="Arial Narrow" w:cs="Arial Narrow"/>
           <w:sz w:val="22"/>
           <w:szCs w:val="22"/>
           <w:lang w:eastAsia="es-ES"/>
@@ -955,7 +955,7 @@
       </w:r>
       <w:r>
         <w:rPr>
-          <w:rFonts w:ascii="Arial Narrow" w:hAnsi="Arial Narrow"/>
+          <w:rFonts w:ascii="Arial Narrow" w:eastAsia="Arial Narrow" w:hAnsi="Arial Narrow" w:cs="Arial Narrow"/>
           <w:sz w:val="22"/>
           <w:szCs w:val="22"/>
           <w:lang w:eastAsia="es-ES"/>
@@ -964,7 +964,7 @@
       </w:r>
       <w:r>
         <w:rPr>
-          <w:rFonts w:ascii="Arial Narrow" w:hAnsi="Arial Narrow"/>
+          <w:rFonts w:ascii="Arial Narrow" w:eastAsia="Arial Narrow" w:hAnsi="Arial Narrow" w:cs="Arial Narrow"/>
           <w:sz w:val="22"/>
           <w:szCs w:val="22"/>
           <w:lang w:eastAsia="es-ES"/>
@@ -973,7 +973,7 @@
       </w:r>
       <w:r>
         <w:rPr>
-          <w:rFonts w:ascii="Arial Narrow" w:hAnsi="Arial Narrow"/>
+          <w:rFonts w:ascii="Arial Narrow" w:eastAsia="Arial Narrow" w:hAnsi="Arial Narrow" w:cs="Arial Narrow"/>
           <w:sz w:val="22"/>
           <w:szCs w:val="22"/>
           <w:lang w:eastAsia="es-ES"/>
@@ -982,7 +982,7 @@
       </w:r>
       <w:r>
         <w:rPr>
-          <w:rFonts w:ascii="Arial Narrow" w:hAnsi="Arial Narrow"/>
+          <w:rFonts w:ascii="Arial Narrow" w:eastAsia="Arial Narrow" w:hAnsi="Arial Narrow" w:cs="Arial Narrow"/>
           <w:sz w:val="22"/>
           <w:szCs w:val="22"/>
           <w:lang w:eastAsia="es-ES"/>
@@ -991,7 +991,7 @@
       </w:r>
       <w:r>
         <w:rPr>
-          <w:rFonts w:ascii="Arial Narrow" w:hAnsi="Arial Narrow"/>
+          <w:rFonts w:ascii="Arial Narrow" w:eastAsia="Arial Narrow" w:hAnsi="Arial Narrow" w:cs="Arial Narrow"/>
           <w:sz w:val="22"/>
           <w:szCs w:val="22"/>
           <w:lang w:eastAsia="es-ES"/>
@@ -1040,7 +1040,7 @@
       </w:pPr>
       <w:r>
         <w:rPr>
-          <w:rFonts w:ascii="Arial Narrow" w:hAnsi="Arial Narrow"/>
+          <w:rFonts w:ascii="Arial Narrow" w:eastAsia="Arial Narrow" w:hAnsi="Arial Narrow" w:cs="Arial Narrow"/>
           <w:sz w:val="22"/>
           <w:szCs w:val="22"/>
           <w:lang w:eastAsia="es-ES"/>
@@ -1049,7 +1049,7 @@
       </w:r>
       <w:r>
         <w:rPr>
-          <w:rFonts w:ascii="Arial Narrow" w:hAnsi="Arial Narrow"/>
+          <w:rFonts w:ascii="Arial Narrow" w:eastAsia="Arial Narrow" w:hAnsi="Arial Narrow" w:cs="Arial Narrow"/>
           <w:sz w:val="22"/>
           <w:szCs w:val="22"/>
           <w:lang w:eastAsia="es-ES"/>
@@ -1058,7 +1058,7 @@
       </w:r>
       <w:r>
         <w:rPr>
-          <w:rFonts w:ascii="Arial Narrow" w:hAnsi="Arial Narrow"/>
+          <w:rFonts w:ascii="Arial Narrow" w:eastAsia="Arial Narrow" w:hAnsi="Arial Narrow" w:cs="Arial Narrow"/>
           <w:sz w:val="22"/>
           <w:szCs w:val="22"/>
           <w:lang w:eastAsia="es-ES"/>
@@ -1107,7 +1107,7 @@
       </w:pPr>
       <w:r>
         <w:rPr>
-          <w:rFonts w:ascii="Arial Narrow" w:hAnsi="Arial Narrow"/>
+          <w:rFonts w:ascii="Arial Narrow" w:eastAsia="Arial Narrow" w:hAnsi="Arial Narrow" w:cs="Arial Narrow"/>
           <w:sz w:val="22"/>
           <w:szCs w:val="22"/>
           <w:lang w:eastAsia="es-ES"/>
@@ -1116,7 +1116,7 @@
       </w:r>
       <w:r>
         <w:rPr>
-          <w:rFonts w:ascii="Arial Narrow" w:hAnsi="Arial Narrow"/>
+          <w:rFonts w:ascii="Arial Narrow" w:eastAsia="Arial Narrow" w:hAnsi="Arial Narrow" w:cs="Arial Narrow"/>
           <w:sz w:val="22"/>
           <w:szCs w:val="22"/>
           <w:lang w:eastAsia="es-ES"/>
@@ -1125,7 +1125,7 @@
       </w:r>
       <w:r>
         <w:rPr>
-          <w:rFonts w:ascii="Arial Narrow" w:hAnsi="Arial Narrow"/>
+          <w:rFonts w:ascii="Arial Narrow" w:eastAsia="Arial Narrow" w:hAnsi="Arial Narrow" w:cs="Arial Narrow"/>
           <w:sz w:val="22"/>
           <w:szCs w:val="22"/>
           <w:lang w:eastAsia="es-ES"/>
@@ -1134,7 +1134,7 @@
       </w:r>
       <w:r>
         <w:rPr>
-          <w:rFonts w:ascii="Arial Narrow" w:hAnsi="Arial Narrow"/>
+          <w:rFonts w:ascii="Arial Narrow" w:eastAsia="Arial Narrow" w:hAnsi="Arial Narrow" w:cs="Arial Narrow"/>
           <w:sz w:val="22"/>
           <w:szCs w:val="22"/>
           <w:lang w:eastAsia="es-ES"/>
@@ -1143,7 +1143,7 @@
       </w:r>
       <w:r>
         <w:rPr>
-          <w:rFonts w:ascii="Arial Narrow" w:hAnsi="Arial Narrow"/>
+          <w:rFonts w:ascii="Arial Narrow" w:eastAsia="Arial Narrow" w:hAnsi="Arial Narrow" w:cs="Arial Narrow"/>
           <w:sz w:val="22"/>
           <w:szCs w:val="22"/>
           <w:lang w:eastAsia="es-ES"/>
@@ -1192,7 +1192,7 @@
       </w:pPr>
       <w:r>
         <w:rPr>
-          <w:rFonts w:ascii="Arial Narrow" w:hAnsi="Arial Narrow"/>
+          <w:rFonts w:ascii="Arial Narrow" w:eastAsia="Arial Narrow" w:hAnsi="Arial Narrow" w:cs="Arial Narrow"/>
           <w:sz w:val="22"/>
           <w:szCs w:val="22"/>
           <w:lang w:eastAsia="es-ES"/>
@@ -1201,7 +1201,7 @@
       </w:r>
       <w:r>
         <w:rPr>
-          <w:rFonts w:ascii="Arial Narrow" w:hAnsi="Arial Narrow"/>
+          <w:rFonts w:ascii="Arial Narrow" w:eastAsia="Arial Narrow" w:hAnsi="Arial Narrow" w:cs="Arial Narrow"/>
           <w:sz w:val="22"/>
           <w:szCs w:val="22"/>
           <w:lang w:eastAsia="es-ES"/>
@@ -1210,7 +1210,7 @@
       </w:r>
       <w:r>
         <w:rPr>
-          <w:rFonts w:ascii="Arial Narrow" w:hAnsi="Arial Narrow"/>
+          <w:rFonts w:ascii="Arial Narrow" w:eastAsia="Arial Narrow" w:hAnsi="Arial Narrow" w:cs="Arial Narrow"/>
           <w:sz w:val="22"/>
           <w:szCs w:val="22"/>
           <w:lang w:eastAsia="es-ES"/>
@@ -1219,7 +1219,7 @@
       </w:r>
       <w:r>
         <w:rPr>
-          <w:rFonts w:ascii="Arial Narrow" w:hAnsi="Arial Narrow"/>
+          <w:rFonts w:ascii="Arial Narrow" w:eastAsia="Arial Narrow" w:hAnsi="Arial Narrow" w:cs="Arial Narrow"/>
           <w:sz w:val="22"/>
           <w:szCs w:val="22"/>
           <w:lang w:eastAsia="es-ES"/>
@@ -1228,7 +1228,7 @@
       </w:r>
       <w:r>
         <w:rPr>
-          <w:rFonts w:ascii="Arial Narrow" w:hAnsi="Arial Narrow"/>
+          <w:rFonts w:ascii="Arial Narrow" w:eastAsia="Arial Narrow" w:hAnsi="Arial Narrow" w:cs="Arial Narrow"/>
           <w:sz w:val="22"/>
           <w:szCs w:val="22"/>
           <w:lang w:eastAsia="es-ES"/>
@@ -1237,7 +1237,7 @@
       </w:r>
       <w:r>
         <w:rPr>
-          <w:rFonts w:ascii="Arial Narrow" w:hAnsi="Arial Narrow"/>
+          <w:rFonts w:ascii="Arial Narrow" w:eastAsia="Arial Narrow" w:hAnsi="Arial Narrow" w:cs="Arial Narrow"/>
           <w:sz w:val="22"/>
           <w:szCs w:val="22"/>
           <w:lang w:eastAsia="es-ES"/>
@@ -1286,7 +1286,7 @@
       </w:pPr>
       <w:r>
         <w:rPr>
-          <w:rFonts w:ascii="Arial Narrow" w:hAnsi="Arial Narrow"/>
+          <w:rFonts w:ascii="Arial Narrow" w:eastAsia="Arial Narrow" w:hAnsi="Arial Narrow" w:cs="Arial Narrow"/>
           <w:sz w:val="22"/>
           <w:szCs w:val="22"/>
           <w:lang w:eastAsia="es-ES"/>
@@ -1295,7 +1295,7 @@
       </w:r>
       <w:r>
         <w:rPr>
-          <w:rFonts w:ascii="Arial Narrow" w:hAnsi="Arial Narrow"/>
+          <w:rFonts w:ascii="Arial Narrow" w:eastAsia="Arial Narrow" w:hAnsi="Arial Narrow" w:cs="Arial Narrow"/>
           <w:sz w:val="22"/>
           <w:szCs w:val="22"/>
           <w:lang w:eastAsia="es-ES"/>
@@ -1304,7 +1304,7 @@
       </w:r>
       <w:r>
         <w:rPr>
-          <w:rFonts w:ascii="Arial Narrow" w:hAnsi="Arial Narrow"/>
+          <w:rFonts w:ascii="Arial Narrow" w:eastAsia="Arial Narrow" w:hAnsi="Arial Narrow" w:cs="Arial Narrow"/>
           <w:sz w:val="22"/>
           <w:szCs w:val="22"/>
           <w:lang w:eastAsia="es-ES"/>
@@ -1313,7 +1313,7 @@
       </w:r>
       <w:r>
         <w:rPr>
-          <w:rFonts w:ascii="Arial Narrow" w:hAnsi="Arial Narrow"/>
+          <w:rFonts w:ascii="Arial Narrow" w:eastAsia="Arial Narrow" w:hAnsi="Arial Narrow" w:cs="Arial Narrow"/>
           <w:sz w:val="22"/>
           <w:szCs w:val="22"/>
           <w:lang w:eastAsia="es-ES"/>
@@ -1322,7 +1322,7 @@
       </w:r>
       <w:r>
         <w:rPr>
-          <w:rFonts w:ascii="Arial Narrow" w:hAnsi="Arial Narrow"/>
+          <w:rFonts w:ascii="Arial Narrow" w:eastAsia="Arial Narrow" w:hAnsi="Arial Narrow" w:cs="Arial Narrow"/>
           <w:sz w:val="22"/>
           <w:szCs w:val="22"/>
           <w:lang w:eastAsia="es-ES"/>
@@ -1366,7 +1366,9 @@
         <w:ind w:left="567" w:hanging="567"/>
         <w:jc w:val="both"/>
         <w:rPr>
-          <w:rFonts w:ascii="Arial Narrow" w:hAnsi="Arial Narrow"/>
+          <w:rFonts w:ascii="Arial Narrow" w:eastAsia="Arial Narrow" w:hAnsi="Arial Narrow" w:cs="Arial Narrow"/>
+          <w:sz w:val="22"/>
+          <w:szCs w:val="22"/>
           <w:lang w:eastAsia="es-ES"/>
         </w:rPr>
       </w:pPr>
@@ -1380,7 +1382,7 @@
       </w:r>
       <w:r>
         <w:rPr>
-          <w:rFonts w:ascii="Arial Narrow" w:hAnsi="Arial Narrow"/>
+          <w:rFonts w:ascii="Arial Narrow" w:eastAsia="Arial Narrow" w:hAnsi="Arial Narrow" w:cs="Arial Narrow"/>
           <w:sz w:val="22"/>
           <w:szCs w:val="22"/>
           <w:lang w:eastAsia="es-ES"/>
@@ -1389,7 +1391,7 @@
       </w:r>
       <w:r>
         <w:rPr>
-          <w:rFonts w:ascii="Arial Narrow" w:hAnsi="Arial Narrow"/>
+          <w:rFonts w:ascii="Arial Narrow" w:eastAsia="Arial Narrow" w:hAnsi="Arial Narrow" w:cs="Arial Narrow"/>
           <w:sz w:val="22"/>
           <w:szCs w:val="22"/>
           <w:lang w:eastAsia="es-ES"/>
@@ -1398,7 +1400,7 @@
       </w:r>
       <w:r>
         <w:rPr>
-          <w:rFonts w:ascii="Arial Narrow" w:hAnsi="Arial Narrow"/>
+          <w:rFonts w:ascii="Arial Narrow" w:eastAsia="Arial Narrow" w:hAnsi="Arial Narrow" w:cs="Arial Narrow"/>
           <w:sz w:val="22"/>
           <w:szCs w:val="22"/>
           <w:lang w:eastAsia="es-ES"/>
@@ -1407,7 +1409,7 @@
       </w:r>
       <w:r>
         <w:rPr>
-          <w:rFonts w:ascii="Arial Narrow" w:hAnsi="Arial Narrow"/>
+          <w:rFonts w:ascii="Arial Narrow" w:eastAsia="Arial Narrow" w:hAnsi="Arial Narrow" w:cs="Arial Narrow"/>
           <w:sz w:val="22"/>
           <w:szCs w:val="22"/>
           <w:lang w:eastAsia="es-ES"/>
@@ -1416,7 +1418,7 @@
       </w:r>
       <w:r>
         <w:rPr>
-          <w:rFonts w:ascii="Arial Narrow" w:hAnsi="Arial Narrow"/>
+          <w:rFonts w:ascii="Arial Narrow" w:eastAsia="Arial Narrow" w:hAnsi="Arial Narrow" w:cs="Arial Narrow"/>
           <w:sz w:val="22"/>
           <w:szCs w:val="22"/>
           <w:lang w:eastAsia="es-ES"/>
@@ -1425,7 +1427,7 @@
       </w:r>
       <w:r>
         <w:rPr>
-          <w:rFonts w:ascii="Arial Narrow" w:hAnsi="Arial Narrow"/>
+          <w:rFonts w:ascii="Arial Narrow" w:eastAsia="Arial Narrow" w:hAnsi="Arial Narrow" w:cs="Arial Narrow"/>
           <w:sz w:val="22"/>
           <w:szCs w:val="22"/>
           <w:lang w:eastAsia="es-ES"/>
@@ -1434,7 +1436,7 @@
       </w:r>
       <w:r>
         <w:rPr>
-          <w:rFonts w:ascii="Arial Narrow" w:hAnsi="Arial Narrow"/>
+          <w:rFonts w:ascii="Arial Narrow" w:eastAsia="Arial Narrow" w:hAnsi="Arial Narrow" w:cs="Arial Narrow"/>
           <w:sz w:val="22"/>
           <w:szCs w:val="22"/>
           <w:lang w:eastAsia="es-ES"/>
@@ -1443,7 +1445,7 @@
       </w:r>
       <w:r>
         <w:rPr>
-          <w:rFonts w:ascii="Arial Narrow" w:hAnsi="Arial Narrow"/>
+          <w:rFonts w:ascii="Arial Narrow" w:eastAsia="Arial Narrow" w:hAnsi="Arial Narrow" w:cs="Arial Narrow"/>
           <w:sz w:val="22"/>
           <w:szCs w:val="22"/>
           <w:lang w:eastAsia="es-ES"/>
@@ -1452,7 +1454,7 @@
       </w:r>
       <w:r>
         <w:rPr>
-          <w:rFonts w:ascii="Arial Narrow" w:hAnsi="Arial Narrow"/>
+          <w:rFonts w:ascii="Arial Narrow" w:eastAsia="Arial Narrow" w:hAnsi="Arial Narrow" w:cs="Arial Narrow"/>
           <w:sz w:val="22"/>
           <w:szCs w:val="22"/>
           <w:lang w:eastAsia="es-ES"/>
@@ -1461,7 +1463,7 @@
       </w:r>
       <w:r>
         <w:rPr>
-          <w:rFonts w:ascii="Arial Narrow" w:hAnsi="Arial Narrow"/>
+          <w:rFonts w:ascii="Arial Narrow" w:eastAsia="Arial Narrow" w:hAnsi="Arial Narrow" w:cs="Arial Narrow"/>
           <w:sz w:val="22"/>
           <w:szCs w:val="22"/>
           <w:lang w:eastAsia="es-ES"/>
@@ -1470,7 +1472,7 @@
       </w:r>
       <w:r>
         <w:rPr>
-          <w:rFonts w:ascii="Arial Narrow" w:hAnsi="Arial Narrow"/>
+          <w:rFonts w:ascii="Arial Narrow" w:eastAsia="Arial Narrow" w:hAnsi="Arial Narrow" w:cs="Arial Narrow"/>
           <w:sz w:val="22"/>
           <w:szCs w:val="22"/>
           <w:lang w:eastAsia="es-ES"/>
@@ -1479,7 +1481,7 @@
       </w:r>
       <w:r>
         <w:rPr>
-          <w:rFonts w:ascii="Arial Narrow" w:hAnsi="Arial Narrow"/>
+          <w:rFonts w:ascii="Arial Narrow" w:eastAsia="Arial Narrow" w:hAnsi="Arial Narrow" w:cs="Arial Narrow"/>
           <w:sz w:val="22"/>
           <w:szCs w:val="22"/>
           <w:lang w:eastAsia="es-ES"/>
@@ -1489,7 +1491,7 @@
       </w:r>
       <w:r>
         <w:rPr>
-          <w:rFonts w:ascii="Arial Narrow" w:hAnsi="Arial Narrow"/>
+          <w:rFonts w:ascii="Arial Narrow" w:eastAsia="Arial Narrow" w:hAnsi="Arial Narrow" w:cs="Arial Narrow"/>
           <w:sz w:val="22"/>
           <w:szCs w:val="22"/>
           <w:lang w:eastAsia="es-ES"/>
@@ -1498,7 +1500,7 @@
       </w:r>
       <w:r>
         <w:rPr>
-          <w:rFonts w:ascii="Arial Narrow" w:hAnsi="Arial Narrow"/>
+          <w:rFonts w:ascii="Arial Narrow" w:eastAsia="Arial Narrow" w:hAnsi="Arial Narrow" w:cs="Arial Narrow"/>
           <w:sz w:val="22"/>
           <w:szCs w:val="22"/>
           <w:lang w:eastAsia="es-ES"/>
@@ -1507,7 +1509,7 @@
       </w:r>
       <w:r>
         <w:rPr>
-          <w:rFonts w:ascii="Arial Narrow" w:hAnsi="Arial Narrow"/>
+          <w:rFonts w:ascii="Arial Narrow" w:eastAsia="Arial Narrow" w:hAnsi="Arial Narrow" w:cs="Arial Narrow"/>
           <w:sz w:val="22"/>
           <w:szCs w:val="22"/>
           <w:lang w:eastAsia="es-ES"/>
@@ -1516,7 +1518,7 @@
       </w:r>
       <w:r>
         <w:rPr>
-          <w:rFonts w:ascii="Arial Narrow" w:hAnsi="Arial Narrow"/>
+          <w:rFonts w:ascii="Arial Narrow" w:eastAsia="Arial Narrow" w:hAnsi="Arial Narrow" w:cs="Arial Narrow"/>
           <w:sz w:val="22"/>
           <w:szCs w:val="22"/>
           <w:lang w:eastAsia="es-ES"/>
@@ -1525,7 +1527,7 @@
       </w:r>
       <w:r>
         <w:rPr>
-          <w:rFonts w:ascii="Arial Narrow" w:hAnsi="Arial Narrow"/>
+          <w:rFonts w:ascii="Arial Narrow" w:eastAsia="Arial Narrow" w:hAnsi="Arial Narrow" w:cs="Arial Narrow"/>
           <w:sz w:val="22"/>
           <w:szCs w:val="22"/>
           <w:lang w:eastAsia="es-ES"/>
@@ -1534,7 +1536,7 @@
       </w:r>
       <w:r>
         <w:rPr>
-          <w:rFonts w:ascii="Arial Narrow" w:hAnsi="Arial Narrow"/>
+          <w:rFonts w:ascii="Arial Narrow" w:eastAsia="Arial Narrow" w:hAnsi="Arial Narrow" w:cs="Arial Narrow"/>
           <w:sz w:val="22"/>
           <w:szCs w:val="22"/>
           <w:lang w:eastAsia="es-ES"/>
@@ -1543,7 +1545,7 @@
       </w:r>
       <w:r>
         <w:rPr>
-          <w:rFonts w:ascii="Arial Narrow" w:hAnsi="Arial Narrow"/>
+          <w:rFonts w:ascii="Arial Narrow" w:eastAsia="Arial Narrow" w:hAnsi="Arial Narrow" w:cs="Arial Narrow"/>
           <w:sz w:val="22"/>
           <w:szCs w:val="22"/>
           <w:lang w:eastAsia="es-ES"/>
@@ -1552,7 +1554,7 @@
       </w:r>
       <w:r>
         <w:rPr>
-          <w:rFonts w:ascii="Arial Narrow" w:hAnsi="Arial Narrow"/>
+          <w:rFonts w:ascii="Arial Narrow" w:eastAsia="Arial Narrow" w:hAnsi="Arial Narrow" w:cs="Arial Narrow"/>
           <w:sz w:val="22"/>
           <w:szCs w:val="22"/>
           <w:lang w:eastAsia="es-ES"/>
@@ -1561,7 +1563,7 @@
       </w:r>
       <w:r>
         <w:rPr>
-          <w:rFonts w:ascii="Arial Narrow" w:hAnsi="Arial Narrow"/>
+          <w:rFonts w:ascii="Arial Narrow" w:eastAsia="Arial Narrow" w:hAnsi="Arial Narrow" w:cs="Arial Narrow"/>
           <w:sz w:val="22"/>
           <w:szCs w:val="22"/>
           <w:lang w:eastAsia="es-ES"/>
@@ -1570,8 +1572,10 @@
       </w:r>
       <w:r>
         <w:rPr>
-          <w:rFonts w:ascii="Arial Narrow" w:hAnsi="Arial Narrow" w:cs="Arial"/>
+          <w:rFonts w:ascii="Arial Narrow" w:eastAsia="Arial Narrow" w:hAnsi="Arial Narrow" w:cs="Arial Narrow"/>
           <w:color w:val="000000" w:themeColor="text1"/>
+          <w:sz w:val="22"/>
+          <w:szCs w:val="22"/>
           <w:lang w:val="es-ES" w:eastAsia="es-ES"/>
         </w:rPr>
         <w:t xml:space="preserve"/>
@@ -1621,15 +1625,15 @@
         <w:ind w:left="567" w:hanging="567"/>
         <w:jc w:val="both"/>
         <w:rPr>
-          <w:rFonts w:ascii="Arial Narrow" w:eastAsia="Arial" w:hAnsi="Arial Narrow" w:cs="Arial"/>
-          <w:b/>
-          <w:sz w:val="22"/>
-          <w:szCs w:val="22"/>
-        </w:rPr>
-      </w:pPr>
-      <w:r>
-        <w:rPr>
-          <w:rFonts w:ascii="Arial Narrow" w:eastAsia="Arial" w:hAnsi="Arial Narrow" w:cs="Arial"/>
+          <w:rFonts w:ascii="Arial Narrow" w:eastAsia="Arial Narrow" w:hAnsi="Arial Narrow" w:cs="Arial Narrow"/>
+          <w:b/>
+          <w:sz w:val="22"/>
+          <w:szCs w:val="22"/>
+        </w:rPr>
+      </w:pPr>
+      <w:r>
+        <w:rPr>
+          <w:rFonts w:ascii="Arial Narrow" w:eastAsia="Arial Narrow" w:hAnsi="Arial Narrow" w:cs="Arial Narrow"/>
           <w:b/>
           <w:sz w:val="22"/>
           <w:szCs w:val="22"/>
@@ -1643,7 +1647,7 @@
         <w:ind w:left="567"/>
         <w:jc w:val="both"/>
         <w:rPr>
-          <w:rFonts w:ascii="Arial Narrow" w:eastAsia="Arial" w:hAnsi="Arial Narrow" w:cs="Arial"/>
+          <w:rFonts w:ascii="Arial Narrow" w:eastAsia="Arial Narrow" w:hAnsi="Arial Narrow" w:cs="Arial Narrow"/>
           <w:b/>
           <w:sz w:val="22"/>
           <w:szCs w:val="22"/>
@@ -1660,14 +1664,14 @@
         <w:ind w:left="567" w:hanging="567"/>
         <w:jc w:val="both"/>
         <w:rPr>
-          <w:rFonts w:ascii="Arial Narrow" w:hAnsi="Arial Narrow"/>
-          <w:sz w:val="22"/>
-          <w:szCs w:val="22"/>
-        </w:rPr>
-      </w:pPr>
-      <w:r>
-        <w:rPr>
-          <w:rFonts w:ascii="Arial Narrow" w:hAnsi="Arial Narrow"/>
+          <w:rFonts w:ascii="Arial Narrow" w:eastAsia="Arial Narrow" w:hAnsi="Arial Narrow" w:cs="Arial Narrow"/>
+          <w:sz w:val="22"/>
+          <w:szCs w:val="22"/>
+        </w:rPr>
+      </w:pPr>
+      <w:r>
+        <w:rPr>
+          <w:rFonts w:ascii="Arial Narrow" w:eastAsia="Arial Narrow" w:hAnsi="Arial Narrow" w:cs="Arial Narrow"/>
           <w:sz w:val="22"/>
           <w:szCs w:val="22"/>
         </w:rPr>
@@ -1676,7 +1680,7 @@
       <w:proofErr w:type="spellStart"/>
       <w:r>
         <w:rPr>
-          <w:rFonts w:ascii="Arial Narrow" w:hAnsi="Arial Narrow"/>
+          <w:rFonts w:ascii="Arial Narrow" w:eastAsia="Arial Narrow" w:hAnsi="Arial Narrow" w:cs="Arial Narrow"/>
           <w:sz w:val="22"/>
           <w:szCs w:val="22"/>
         </w:rPr>
@@ -1685,7 +1689,7 @@
       <w:proofErr w:type="spellEnd"/>
       <w:r>
         <w:rPr>
-          <w:rFonts w:ascii="Arial Narrow" w:hAnsi="Arial Narrow"/>
+          <w:rFonts w:ascii="Arial Narrow" w:eastAsia="Arial Narrow" w:hAnsi="Arial Narrow" w:cs="Arial Narrow"/>
           <w:sz w:val="22"/>
           <w:szCs w:val="22"/>
         </w:rPr>
@@ -1694,7 +1698,7 @@
       <w:r>
         <w:rPr>
           <w:rStyle w:val="Refdenotaalpie"/>
-          <w:rFonts w:ascii="Arial Narrow" w:hAnsi="Arial Narrow"/>
+          <w:rFonts w:ascii="Arial Narrow" w:eastAsia="Arial Narrow" w:hAnsi="Arial Narrow" w:cs="Arial Narrow"/>
           <w:sz w:val="22"/>
           <w:szCs w:val="22"/>
           <w:vertAlign w:val="superscript"/>
@@ -1703,7 +1707,7 @@
       </w:r>
       <w:r>
         <w:rPr>
-          <w:rFonts w:ascii="Arial Narrow" w:hAnsi="Arial Narrow"/>
+          <w:rFonts w:ascii="Arial Narrow" w:eastAsia="Arial Narrow" w:hAnsi="Arial Narrow" w:cs="Arial Narrow"/>
           <w:sz w:val="22"/>
           <w:szCs w:val="22"/>
         </w:rPr>
@@ -1720,14 +1724,14 @@
         <w:ind w:left="567" w:hanging="567"/>
         <w:jc w:val="both"/>
         <w:rPr>
-          <w:rFonts w:ascii="Arial Narrow" w:hAnsi="Arial Narrow"/>
-          <w:sz w:val="22"/>
-          <w:szCs w:val="22"/>
-        </w:rPr>
-      </w:pPr>
-      <w:r>
-        <w:rPr>
-          <w:rFonts w:ascii="Arial Narrow" w:hAnsi="Arial Narrow"/>
+          <w:rFonts w:ascii="Arial Narrow" w:eastAsia="Arial Narrow" w:hAnsi="Arial Narrow" w:cs="Arial Narrow"/>
+          <w:sz w:val="22"/>
+          <w:szCs w:val="22"/>
+        </w:rPr>
+      </w:pPr>
+      <w:r>
+        <w:rPr>
+          <w:rFonts w:ascii="Arial Narrow" w:eastAsia="Arial Narrow" w:hAnsi="Arial Narrow" w:cs="Arial Narrow"/>
           <w:sz w:val="22"/>
           <w:szCs w:val="22"/>
         </w:rPr>
@@ -1740,7 +1744,7 @@
         <w:pStyle w:val="Prrafodelista"/>
         <w:jc w:val="both"/>
         <w:rPr>
-          <w:rFonts w:ascii="Arial Narrow" w:hAnsi="Arial Narrow"/>
+          <w:rFonts w:ascii="Arial Narrow" w:eastAsia="Arial Narrow" w:hAnsi="Arial Narrow" w:cs="Arial Narrow"/>
           <w:sz w:val="22"/>
           <w:szCs w:val="22"/>
         </w:rPr>
@@ -1756,14 +1760,14 @@
         <w:ind w:left="567" w:hanging="567"/>
         <w:jc w:val="both"/>
         <w:rPr>
-          <w:rFonts w:ascii="Arial Narrow" w:hAnsi="Arial Narrow"/>
-          <w:sz w:val="22"/>
-          <w:szCs w:val="22"/>
-        </w:rPr>
-      </w:pPr>
-      <w:r>
-        <w:rPr>
-          <w:rFonts w:ascii="Arial Narrow" w:hAnsi="Arial Narrow"/>
+          <w:rFonts w:ascii="Arial Narrow" w:eastAsia="Arial Narrow" w:hAnsi="Arial Narrow" w:cs="Arial Narrow"/>
+          <w:sz w:val="22"/>
+          <w:szCs w:val="22"/>
+        </w:rPr>
+      </w:pPr>
+      <w:r>
+        <w:rPr>
+          <w:rFonts w:ascii="Arial Narrow" w:eastAsia="Arial Narrow" w:hAnsi="Arial Narrow" w:cs="Arial Narrow"/>
           <w:sz w:val="22"/>
           <w:szCs w:val="22"/>
         </w:rPr>
@@ -1771,7 +1775,7 @@
       </w:r>
       <w:r>
         <w:rPr>
-          <w:rFonts w:ascii="Arial Narrow" w:hAnsi="Arial Narrow"/>
+          <w:rFonts w:ascii="Arial Narrow" w:eastAsia="Arial Narrow" w:hAnsi="Arial Narrow" w:cs="Arial Narrow"/>
           <w:sz w:val="22"/>
           <w:szCs w:val="22"/>
         </w:rPr>
@@ -1779,7 +1783,7 @@
       </w:r>
       <w:r>
         <w:rPr>
-          <w:rFonts w:ascii="Arial Narrow" w:hAnsi="Arial Narrow"/>
+          <w:rFonts w:ascii="Arial Narrow" w:eastAsia="Arial Narrow" w:hAnsi="Arial Narrow" w:cs="Arial Narrow"/>
           <w:sz w:val="22"/>
           <w:szCs w:val="22"/>
         </w:rPr>
@@ -1788,7 +1792,7 @@
       <w:r>
         <w:rPr>
           <w:rStyle w:val="Refdenotaalpie"/>
-          <w:rFonts w:ascii="Arial Narrow" w:hAnsi="Arial Narrow"/>
+          <w:rFonts w:ascii="Arial Narrow" w:eastAsia="Arial Narrow" w:hAnsi="Arial Narrow" w:cs="Arial Narrow"/>
           <w:sz w:val="22"/>
           <w:szCs w:val="22"/>
           <w:vertAlign w:val="superscript"/>
@@ -1797,7 +1801,7 @@
       </w:r>
       <w:r>
         <w:rPr>
-          <w:rFonts w:ascii="Arial Narrow" w:hAnsi="Arial Narrow"/>
+          <w:rFonts w:ascii="Arial Narrow" w:eastAsia="Arial Narrow" w:hAnsi="Arial Narrow" w:cs="Arial Narrow"/>
           <w:sz w:val="22"/>
           <w:szCs w:val="22"/>
         </w:rPr>
@@ -1810,7 +1814,7 @@
         <w:spacing w:after="0" w:line="240" w:lineRule="auto"/>
         <w:jc w:val="both"/>
         <w:rPr>
-          <w:rFonts w:ascii="Arial Narrow" w:hAnsi="Arial Narrow" w:cs="Arial"/>
+          <w:rFonts w:ascii="Arial Narrow" w:eastAsia="Arial Narrow" w:hAnsi="Arial Narrow" w:cs="Arial Narrow"/>
           <w:sz w:val="22"/>
           <w:szCs w:val="22"/>
         </w:rPr>
@@ -1823,7 +1827,7 @@
         <w:ind w:left="1701" w:hanging="567"/>
         <w:jc w:val="both"/>
         <w:rPr>
-          <w:rFonts w:ascii="Arial Narrow" w:hAnsi="Arial Narrow"/>
+          <w:rFonts w:ascii="Arial Narrow" w:eastAsia="Arial Narrow" w:hAnsi="Arial Narrow" w:cs="Arial Narrow"/>
           <w:i/>
           <w:iCs/>
           <w:sz w:val="22"/>
@@ -1832,7 +1836,7 @@
       </w:pPr>
       <w:r>
         <w:rPr>
-          <w:rFonts w:ascii="Arial Narrow" w:hAnsi="Arial Narrow" w:cs="Arial"/>
+          <w:rFonts w:ascii="Arial Narrow" w:eastAsia="Arial Narrow" w:hAnsi="Arial Narrow" w:cs="Arial Narrow"/>
           <w:i/>
           <w:iCs/>
           <w:sz w:val="22"/>
@@ -1842,7 +1846,7 @@
       </w:r>
       <w:r>
         <w:rPr>
-          <w:rFonts w:ascii="Arial Narrow" w:hAnsi="Arial Narrow" w:cs="Arial"/>
+          <w:rFonts w:ascii="Arial Narrow" w:eastAsia="Arial Narrow" w:hAnsi="Arial Narrow" w:cs="Arial Narrow"/>
           <w:i/>
           <w:iCs/>
           <w:sz w:val="22"/>
@@ -1859,14 +1863,14 @@
         <w:ind w:left="2268" w:hanging="567"/>
         <w:jc w:val="both"/>
         <w:rPr>
-          <w:rFonts w:ascii="Arial Narrow" w:hAnsi="Arial Narrow" w:cs="Arial"/>
-          <w:sz w:val="22"/>
-          <w:szCs w:val="22"/>
-        </w:rPr>
-      </w:pPr>
-      <w:r>
-        <w:rPr>
-          <w:rFonts w:ascii="Arial Narrow" w:hAnsi="Arial Narrow" w:cs="Arial"/>
+          <w:rFonts w:ascii="Arial Narrow" w:eastAsia="Arial Narrow" w:hAnsi="Arial Narrow" w:cs="Arial Narrow"/>
+          <w:sz w:val="22"/>
+          <w:szCs w:val="22"/>
+        </w:rPr>
+      </w:pPr>
+      <w:r>
+        <w:rPr>
+          <w:rFonts w:ascii="Arial Narrow" w:eastAsia="Arial Narrow" w:hAnsi="Arial Narrow" w:cs="Arial Narrow"/>
           <w:sz w:val="22"/>
           <w:szCs w:val="22"/>
         </w:rPr>
@@ -1880,7 +1884,7 @@
         <w:ind w:left="2268" w:hanging="567"/>
         <w:jc w:val="both"/>
         <w:rPr>
-          <w:rFonts w:ascii="Arial Narrow" w:hAnsi="Arial Narrow"/>
+          <w:rFonts w:ascii="Arial Narrow" w:eastAsia="Arial Narrow" w:hAnsi="Arial Narrow" w:cs="Arial Narrow"/>
           <w:i/>
           <w:iCs/>
           <w:sz w:val="22"/>
@@ -1889,7 +1893,7 @@
       </w:pPr>
       <w:r>
         <w:rPr>
-          <w:rFonts w:ascii="Arial Narrow" w:hAnsi="Arial Narrow" w:cs="Arial"/>
+          <w:rFonts w:ascii="Arial Narrow" w:eastAsia="Arial Narrow" w:hAnsi="Arial Narrow" w:cs="Arial Narrow"/>
           <w:i/>
           <w:iCs/>
           <w:sz w:val="22"/>
@@ -1899,7 +1903,7 @@
       </w:r>
       <w:r>
         <w:rPr>
-          <w:rFonts w:ascii="Arial Narrow" w:hAnsi="Arial Narrow" w:cs="Arial"/>
+          <w:rFonts w:ascii="Arial Narrow" w:eastAsia="Arial Narrow" w:hAnsi="Arial Narrow" w:cs="Arial Narrow"/>
           <w:i/>
           <w:iCs/>
           <w:sz w:val="22"/>
@@ -1916,7 +1920,7 @@
         <w:ind w:left="2268" w:hanging="567"/>
         <w:jc w:val="both"/>
         <w:rPr>
-          <w:rFonts w:ascii="Arial Narrow" w:hAnsi="Arial Narrow" w:cs="Arial"/>
+          <w:rFonts w:ascii="Arial Narrow" w:eastAsia="Arial Narrow" w:hAnsi="Arial Narrow" w:cs="Arial Narrow"/>
           <w:i/>
           <w:iCs/>
           <w:sz w:val="22"/>
@@ -1931,14 +1935,14 @@
         <w:ind w:left="2268" w:hanging="567"/>
         <w:jc w:val="both"/>
         <w:rPr>
-          <w:rFonts w:ascii="Arial Narrow" w:hAnsi="Arial Narrow"/>
-          <w:sz w:val="22"/>
-          <w:szCs w:val="22"/>
-        </w:rPr>
-      </w:pPr>
-      <w:r>
-        <w:rPr>
-          <w:rFonts w:ascii="Arial Narrow" w:hAnsi="Arial Narrow" w:cs="Arial"/>
+          <w:rFonts w:ascii="Arial Narrow" w:eastAsia="Arial Narrow" w:hAnsi="Arial Narrow" w:cs="Arial Narrow"/>
+          <w:sz w:val="22"/>
+          <w:szCs w:val="22"/>
+        </w:rPr>
+      </w:pPr>
+      <w:r>
+        <w:rPr>
+          <w:rFonts w:ascii="Arial Narrow" w:eastAsia="Arial Narrow" w:hAnsi="Arial Narrow" w:cs="Arial Narrow"/>
           <w:i/>
           <w:iCs/>
           <w:sz w:val="22"/>
@@ -1948,7 +1952,7 @@
       </w:r>
       <w:r>
         <w:rPr>
-          <w:rFonts w:ascii="Arial Narrow" w:hAnsi="Arial Narrow" w:cs="Arial"/>
+          <w:rFonts w:ascii="Arial Narrow" w:eastAsia="Arial Narrow" w:hAnsi="Arial Narrow" w:cs="Arial Narrow"/>
           <w:i/>
           <w:iCs/>
           <w:sz w:val="22"/>
@@ -1959,7 +1963,7 @@
       </w:r>
       <w:r>
         <w:rPr>
-          <w:rFonts w:ascii="Arial Narrow" w:hAnsi="Arial Narrow" w:cs="Arial"/>
+          <w:rFonts w:ascii="Arial Narrow" w:eastAsia="Arial Narrow" w:hAnsi="Arial Narrow" w:cs="Arial Narrow"/>
           <w:sz w:val="22"/>
           <w:szCs w:val="22"/>
         </w:rPr>
@@ -1973,14 +1977,14 @@
         <w:ind w:left="2268" w:hanging="708"/>
         <w:jc w:val="both"/>
         <w:rPr>
-          <w:rFonts w:ascii="Arial Narrow" w:hAnsi="Arial Narrow" w:cs="Arial"/>
-          <w:sz w:val="22"/>
-          <w:szCs w:val="22"/>
-        </w:rPr>
-      </w:pPr>
-      <w:r>
-        <w:rPr>
-          <w:rFonts w:ascii="Arial Narrow" w:hAnsi="Arial Narrow" w:cs="Arial"/>
+          <w:rFonts w:ascii="Arial Narrow" w:eastAsia="Arial Narrow" w:hAnsi="Arial Narrow" w:cs="Arial Narrow"/>
+          <w:sz w:val="22"/>
+          <w:szCs w:val="22"/>
+        </w:rPr>
+      </w:pPr>
+      <w:r>
+        <w:rPr>
+          <w:rFonts w:ascii="Arial Narrow" w:eastAsia="Arial Narrow" w:hAnsi="Arial Narrow" w:cs="Arial Narrow"/>
           <w:sz w:val="22"/>
           <w:szCs w:val="22"/>
         </w:rPr>
@@ -1988,7 +1992,7 @@
       </w:r>
       <w:r>
         <w:rPr>
-          <w:rFonts w:ascii="Arial Narrow" w:hAnsi="Arial Narrow" w:cs="Arial"/>
+          <w:rFonts w:ascii="Arial Narrow" w:eastAsia="Arial Narrow" w:hAnsi="Arial Narrow" w:cs="Arial Narrow"/>
           <w:sz w:val="22"/>
           <w:szCs w:val="22"/>
         </w:rPr>
@@ -2002,7 +2006,7 @@
         <w:ind w:left="2268"/>
         <w:jc w:val="both"/>
         <w:rPr>
-          <w:rFonts w:ascii="Arial Narrow" w:hAnsi="Arial Narrow" w:cs="Arial"/>
+          <w:rFonts w:ascii="Arial Narrow" w:eastAsia="Arial Narrow" w:hAnsi="Arial Narrow" w:cs="Arial Narrow"/>
           <w:i/>
           <w:iCs/>
           <w:sz w:val="22"/>
@@ -2011,7 +2015,7 @@
       </w:pPr>
       <w:r>
         <w:rPr>
-          <w:rFonts w:ascii="Arial Narrow" w:hAnsi="Arial Narrow" w:cs="Arial"/>
+          <w:rFonts w:ascii="Arial Narrow" w:eastAsia="Arial Narrow" w:hAnsi="Arial Narrow" w:cs="Arial Narrow"/>
           <w:i/>
           <w:iCs/>
           <w:sz w:val="22"/>
@@ -2027,7 +2031,7 @@
         <w:ind w:left="2268"/>
         <w:jc w:val="both"/>
         <w:rPr>
-          <w:rFonts w:ascii="Arial Narrow" w:hAnsi="Arial Narrow"/>
+          <w:rFonts w:ascii="Arial Narrow" w:eastAsia="Arial Narrow" w:hAnsi="Arial Narrow" w:cs="Arial Narrow"/>
           <w:i/>
           <w:iCs/>
           <w:sz w:val="22"/>
@@ -2042,7 +2046,7 @@
         <w:ind w:left="2268" w:hanging="567"/>
         <w:jc w:val="both"/>
         <w:rPr>
-          <w:rFonts w:ascii="Arial Narrow" w:hAnsi="Arial Narrow"/>
+          <w:rFonts w:ascii="Arial Narrow" w:eastAsia="Arial Narrow" w:hAnsi="Arial Narrow" w:cs="Arial Narrow"/>
           <w:i/>
           <w:iCs/>
           <w:sz w:val="22"/>
@@ -2051,7 +2055,7 @@
       </w:pPr>
       <w:r>
         <w:rPr>
-          <w:rFonts w:ascii="Arial Narrow" w:hAnsi="Arial Narrow" w:cs="Arial"/>
+          <w:rFonts w:ascii="Arial Narrow" w:eastAsia="Arial Narrow" w:hAnsi="Arial Narrow" w:cs="Arial Narrow"/>
           <w:i/>
           <w:iCs/>
           <w:sz w:val="22"/>
@@ -2061,7 +2065,7 @@
       </w:r>
       <w:r>
         <w:rPr>
-          <w:rFonts w:ascii="Arial Narrow" w:hAnsi="Arial Narrow" w:cs="Arial"/>
+          <w:rFonts w:ascii="Arial Narrow" w:eastAsia="Arial Narrow" w:hAnsi="Arial Narrow" w:cs="Arial Narrow"/>
           <w:i/>
           <w:iCs/>
           <w:sz w:val="22"/>
@@ -2076,7 +2080,7 @@
         <w:ind w:left="567" w:hanging="567"/>
         <w:jc w:val="both"/>
         <w:rPr>
-          <w:rFonts w:ascii="Arial Narrow" w:hAnsi="Arial Narrow"/>
+          <w:rFonts w:ascii="Arial Narrow" w:eastAsia="Arial Narrow" w:hAnsi="Arial Narrow" w:cs="Arial Narrow"/>
           <w:sz w:val="22"/>
           <w:szCs w:val="22"/>
         </w:rPr>
@@ -2087,14 +2091,14 @@
         <w:ind w:left="567" w:hanging="567"/>
         <w:jc w:val="both"/>
         <w:rPr>
-          <w:rFonts w:ascii="Arial Narrow" w:hAnsi="Arial Narrow"/>
-          <w:sz w:val="22"/>
-          <w:szCs w:val="22"/>
-        </w:rPr>
-      </w:pPr>
-      <w:r>
-        <w:rPr>
-          <w:rFonts w:ascii="Arial Narrow" w:hAnsi="Arial Narrow"/>
+          <w:rFonts w:ascii="Arial Narrow" w:eastAsia="Arial Narrow" w:hAnsi="Arial Narrow" w:cs="Arial Narrow"/>
+          <w:sz w:val="22"/>
+          <w:szCs w:val="22"/>
+        </w:rPr>
+      </w:pPr>
+      <w:r>
+        <w:rPr>
+          <w:rFonts w:ascii="Arial Narrow" w:eastAsia="Arial Narrow" w:hAnsi="Arial Narrow" w:cs="Arial Narrow"/>
           <w:sz w:val="22"/>
           <w:szCs w:val="22"/>
         </w:rPr>
@@ -2102,7 +2106,7 @@
       </w:r>
       <w:r>
         <w:rPr>
-          <w:rFonts w:ascii="Arial Narrow" w:hAnsi="Arial Narrow"/>
+          <w:rFonts w:ascii="Arial Narrow" w:eastAsia="Arial Narrow" w:hAnsi="Arial Narrow" w:cs="Arial Narrow"/>
           <w:sz w:val="22"/>
           <w:szCs w:val="22"/>
         </w:rPr>
@@ -2110,7 +2114,7 @@
       </w:r>
       <w:r>
         <w:rPr>
-          <w:rFonts w:ascii="Arial Narrow" w:hAnsi="Arial Narrow"/>
+          <w:rFonts w:ascii="Arial Narrow" w:eastAsia="Arial Narrow" w:hAnsi="Arial Narrow" w:cs="Arial Narrow"/>
           <w:sz w:val="22"/>
           <w:szCs w:val="22"/>
           <w:u w:val="single"/>
@@ -2123,7 +2127,7 @@
         <w:ind w:left="567" w:hanging="567"/>
         <w:jc w:val="both"/>
         <w:rPr>
-          <w:rFonts w:ascii="Arial Narrow" w:hAnsi="Arial Narrow"/>
+          <w:rFonts w:ascii="Arial Narrow" w:eastAsia="Arial Narrow" w:hAnsi="Arial Narrow" w:cs="Arial Narrow"/>
           <w:sz w:val="22"/>
           <w:szCs w:val="22"/>
         </w:rPr>
@@ -2139,12 +2143,14 @@
         <w:ind w:left="567" w:hanging="567"/>
         <w:jc w:val="both"/>
         <w:rPr>
-          <w:rFonts w:ascii="Arial Narrow" w:hAnsi="Arial Narrow"/>
-        </w:rPr>
-      </w:pPr>
-      <w:r>
-        <w:rPr>
-          <w:rFonts w:ascii="Arial Narrow" w:hAnsi="Arial Narrow"/>
+          <w:rFonts w:ascii="Arial Narrow" w:eastAsia="Arial Narrow" w:hAnsi="Arial Narrow" w:cs="Arial Narrow"/>
+          <w:sz w:val="22"/>
+          <w:szCs w:val="22"/>
+        </w:rPr>
+      </w:pPr>
+      <w:r>
+        <w:rPr>
+          <w:rFonts w:ascii="Arial Narrow" w:eastAsia="Arial Narrow" w:hAnsi="Arial Narrow" w:cs="Arial Narrow"/>
           <w:sz w:val="22"/>
           <w:szCs w:val="22"/>
         </w:rPr>
@@ -2152,7 +2158,7 @@
       </w:r>
       <w:r>
         <w:rPr>
-          <w:rFonts w:ascii="Arial Narrow" w:hAnsi="Arial Narrow"/>
+          <w:rFonts w:ascii="Arial Narrow" w:eastAsia="Arial Narrow" w:hAnsi="Arial Narrow" w:cs="Arial Narrow"/>
           <w:sz w:val="22"/>
           <w:szCs w:val="22"/>
         </w:rPr>
@@ -2160,7 +2166,7 @@
       </w:r>
       <w:r>
         <w:rPr>
-          <w:rFonts w:ascii="Arial Narrow" w:hAnsi="Arial Narrow"/>
+          <w:rFonts w:ascii="Arial Narrow" w:eastAsia="Arial Narrow" w:hAnsi="Arial Narrow" w:cs="Arial Narrow"/>
           <w:sz w:val="22"/>
           <w:szCs w:val="22"/>
         </w:rPr>
@@ -2168,7 +2174,7 @@
       </w:r>
       <w:r>
         <w:rPr>
-          <w:rFonts w:ascii="Arial Narrow" w:hAnsi="Arial Narrow"/>
+          <w:rFonts w:ascii="Arial Narrow" w:eastAsia="Arial Narrow" w:hAnsi="Arial Narrow" w:cs="Arial Narrow"/>
           <w:sz w:val="22"/>
           <w:szCs w:val="22"/>
         </w:rPr>
@@ -2176,7 +2182,7 @@
       </w:r>
       <w:r>
         <w:rPr>
-          <w:rFonts w:ascii="Arial Narrow" w:hAnsi="Arial Narrow"/>
+          <w:rFonts w:ascii="Arial Narrow" w:eastAsia="Arial Narrow" w:hAnsi="Arial Narrow" w:cs="Arial Narrow"/>
           <w:sz w:val="22"/>
           <w:szCs w:val="22"/>
         </w:rPr>
@@ -2184,7 +2190,7 @@
       </w:r>
       <w:r>
         <w:rPr>
-          <w:rFonts w:ascii="Arial Narrow" w:hAnsi="Arial Narrow"/>
+          <w:rFonts w:ascii="Arial Narrow" w:eastAsia="Arial Narrow" w:hAnsi="Arial Narrow" w:cs="Arial Narrow"/>
           <w:sz w:val="22"/>
           <w:szCs w:val="22"/>
         </w:rPr>
@@ -2192,7 +2198,7 @@
       </w:r>
       <w:r>
         <w:rPr>
-          <w:rFonts w:ascii="Arial Narrow" w:hAnsi="Arial Narrow"/>
+          <w:rFonts w:ascii="Arial Narrow" w:eastAsia="Arial Narrow" w:hAnsi="Arial Narrow" w:cs="Arial Narrow"/>
           <w:sz w:val="22"/>
           <w:szCs w:val="22"/>
         </w:rPr>
@@ -2200,7 +2206,7 @@
       </w:r>
       <w:r>
         <w:rPr>
-          <w:rFonts w:ascii="Arial Narrow" w:hAnsi="Arial Narrow"/>
+          <w:rFonts w:ascii="Arial Narrow" w:eastAsia="Arial Narrow" w:hAnsi="Arial Narrow" w:cs="Arial Narrow"/>
           <w:sz w:val="22"/>
           <w:szCs w:val="22"/>
         </w:rPr>
@@ -2208,7 +2214,7 @@
       </w:r>
       <w:r>
         <w:rPr>
-          <w:rFonts w:ascii="Arial Narrow" w:hAnsi="Arial Narrow"/>
+          <w:rFonts w:ascii="Arial Narrow" w:eastAsia="Arial Narrow" w:hAnsi="Arial Narrow" w:cs="Arial Narrow"/>
           <w:sz w:val="22"/>
           <w:szCs w:val="22"/>
         </w:rPr>
@@ -2216,7 +2222,7 @@
       </w:r>
       <w:r>
         <w:rPr>
-          <w:rFonts w:ascii="Arial Narrow" w:hAnsi="Arial Narrow"/>
+          <w:rFonts w:ascii="Arial Narrow" w:eastAsia="Arial Narrow" w:hAnsi="Arial Narrow" w:cs="Arial Narrow"/>
           <w:sz w:val="22"/>
           <w:szCs w:val="22"/>
         </w:rPr>
@@ -2224,7 +2230,7 @@
       </w:r>
       <w:r>
         <w:rPr>
-          <w:rFonts w:ascii="Arial Narrow" w:hAnsi="Arial Narrow"/>
+          <w:rFonts w:ascii="Arial Narrow" w:eastAsia="Arial Narrow" w:hAnsi="Arial Narrow" w:cs="Arial Narrow"/>
           <w:sz w:val="22"/>
           <w:szCs w:val="22"/>
         </w:rPr>
@@ -2232,7 +2238,7 @@
       </w:r>
       <w:r>
         <w:rPr>
-          <w:rFonts w:ascii="Arial Narrow" w:hAnsi="Arial Narrow"/>
+          <w:rFonts w:ascii="Arial Narrow" w:eastAsia="Arial Narrow" w:hAnsi="Arial Narrow" w:cs="Arial Narrow"/>
           <w:sz w:val="22"/>
           <w:szCs w:val="22"/>
           <w:lang w:eastAsia="en-US"/>
@@ -2242,7 +2248,7 @@
       <w:r>
         <w:rPr>
           <w:rStyle w:val="normaltextrun"/>
-          <w:rFonts w:ascii="Arial Narrow" w:hAnsi="Arial Narrow"/>
+          <w:rFonts w:ascii="Arial Narrow" w:eastAsia="Arial Narrow" w:hAnsi="Arial Narrow" w:cs="Arial Narrow"/>
           <w:sz w:val="22"/>
           <w:szCs w:val="22"/>
         </w:rPr>
@@ -2251,7 +2257,7 @@
       <w:r>
         <w:rPr>
           <w:rStyle w:val="normaltextrun"/>
-          <w:rFonts w:ascii="Arial Narrow" w:hAnsi="Arial Narrow"/>
+          <w:rFonts w:ascii="Arial Narrow" w:eastAsia="Arial Narrow" w:hAnsi="Arial Narrow" w:cs="Arial Narrow"/>
           <w:sz w:val="22"/>
           <w:szCs w:val="22"/>
         </w:rPr>
@@ -2259,7 +2265,7 @@
       </w:r>
       <w:r>
         <w:rPr>
-          <w:rFonts w:ascii="Arial Narrow" w:hAnsi="Arial Narrow"/>
+          <w:rFonts w:ascii="Arial Narrow" w:eastAsia="Arial Narrow" w:hAnsi="Arial Narrow" w:cs="Arial Narrow"/>
           <w:sz w:val="22"/>
           <w:szCs w:val="22"/>
           <w:lang w:eastAsia="en-US"/>
@@ -2268,7 +2274,7 @@
       </w:r>
       <w:r>
         <w:rPr>
-          <w:rFonts w:ascii="Arial Narrow" w:hAnsi="Arial Narrow"/>
+          <w:rFonts w:ascii="Arial Narrow" w:eastAsia="Arial Narrow" w:hAnsi="Arial Narrow" w:cs="Arial Narrow"/>
           <w:sz w:val="22"/>
           <w:szCs w:val="22"/>
           <w:lang w:eastAsia="en-US"/>
@@ -2282,7 +2288,7 @@
         <w:ind w:left="567"/>
         <w:jc w:val="both"/>
         <w:rPr>
-          <w:rFonts w:ascii="Arial Narrow" w:hAnsi="Arial Narrow"/>
+          <w:rFonts w:ascii="Arial Narrow" w:eastAsia="Arial Narrow" w:hAnsi="Arial Narrow" w:cs="Arial Narrow"/>
           <w:sz w:val="22"/>
           <w:szCs w:val="22"/>
         </w:rPr>
@@ -2299,14 +2305,14 @@
         <w:jc w:val="both"/>
         <w:rPr>
           <w:rStyle w:val="normaltextrun"/>
-          <w:rFonts w:ascii="Arial Narrow" w:hAnsi="Arial Narrow"/>
-          <w:sz w:val="22"/>
-          <w:szCs w:val="22"/>
-        </w:rPr>
-      </w:pPr>
-      <w:r>
-        <w:rPr>
-          <w:rFonts w:ascii="Arial Narrow" w:hAnsi="Arial Narrow"/>
+          <w:rFonts w:ascii="Arial Narrow" w:eastAsia="Arial Narrow" w:hAnsi="Arial Narrow" w:cs="Arial Narrow"/>
+          <w:sz w:val="22"/>
+          <w:szCs w:val="22"/>
+        </w:rPr>
+      </w:pPr>
+      <w:r>
+        <w:rPr>
+          <w:rFonts w:ascii="Arial Narrow" w:eastAsia="Arial Narrow" w:hAnsi="Arial Narrow" w:cs="Arial Narrow"/>
           <w:sz w:val="22"/>
           <w:szCs w:val="22"/>
           <w:lang w:eastAsia="en-US"/>
@@ -2316,7 +2322,7 @@
       <w:r>
         <w:rPr>
           <w:rStyle w:val="normaltextrun"/>
-          <w:rFonts w:ascii="Arial Narrow" w:hAnsi="Arial Narrow"/>
+          <w:rFonts w:ascii="Arial Narrow" w:eastAsia="Arial Narrow" w:hAnsi="Arial Narrow" w:cs="Arial Narrow"/>
           <w:sz w:val="22"/>
           <w:szCs w:val="22"/>
         </w:rPr>
@@ -2325,7 +2331,7 @@
       <w:r>
         <w:rPr>
           <w:rStyle w:val="normaltextrun"/>
-          <w:rFonts w:ascii="Arial Narrow" w:hAnsi="Arial Narrow"/>
+          <w:rFonts w:ascii="Arial Narrow" w:eastAsia="Arial Narrow" w:hAnsi="Arial Narrow" w:cs="Arial Narrow"/>
           <w:sz w:val="22"/>
           <w:szCs w:val="22"/>
         </w:rPr>
@@ -2335,7 +2341,7 @@
       <w:r>
         <w:rPr>
           <w:rStyle w:val="Refdenotaalpie"/>
-          <w:rFonts w:ascii="Arial Narrow" w:hAnsi="Arial Narrow"/>
+          <w:rFonts w:ascii="Arial Narrow" w:eastAsia="Arial Narrow" w:hAnsi="Arial Narrow" w:cs="Arial Narrow"/>
           <w:sz w:val="22"/>
           <w:szCs w:val="22"/>
           <w:vertAlign w:val="superscript"/>
@@ -2347,7 +2353,7 @@
       <w:pPr>
         <w:jc w:val="both"/>
         <w:rPr>
-          <w:rFonts w:ascii="Arial Narrow" w:hAnsi="Arial Narrow"/>
+          <w:rFonts w:ascii="Arial Narrow" w:eastAsia="Arial Narrow" w:hAnsi="Arial Narrow" w:cs="Arial Narrow"/>
           <w:sz w:val="22"/>
           <w:szCs w:val="22"/>
         </w:rPr>
@@ -2363,12 +2369,14 @@
         <w:ind w:left="567" w:hanging="567"/>
         <w:jc w:val="both"/>
         <w:rPr>
-          <w:rFonts w:ascii="Arial Narrow" w:hAnsi="Arial Narrow"/>
-        </w:rPr>
-      </w:pPr>
-      <w:r>
-        <w:rPr>
-          <w:rFonts w:ascii="Arial Narrow" w:hAnsi="Arial Narrow"/>
+          <w:rFonts w:ascii="Arial Narrow" w:eastAsia="Arial Narrow" w:hAnsi="Arial Narrow" w:cs="Arial Narrow"/>
+          <w:sz w:val="22"/>
+          <w:szCs w:val="22"/>
+        </w:rPr>
+      </w:pPr>
+      <w:r>
+        <w:rPr>
+          <w:rFonts w:ascii="Arial Narrow" w:eastAsia="Arial Narrow" w:hAnsi="Arial Narrow" w:cs="Arial Narrow"/>
           <w:sz w:val="22"/>
           <w:szCs w:val="22"/>
         </w:rPr>
@@ -2376,7 +2384,7 @@
       </w:r>
       <w:r>
         <w:rPr>
-          <w:rFonts w:ascii="Arial Narrow" w:hAnsi="Arial Narrow"/>
+          <w:rFonts w:ascii="Arial Narrow" w:eastAsia="Arial Narrow" w:hAnsi="Arial Narrow" w:cs="Arial Narrow"/>
           <w:sz w:val="22"/>
           <w:szCs w:val="22"/>
         </w:rPr>
@@ -2384,7 +2392,7 @@
       </w:r>
       <w:r>
         <w:rPr>
-          <w:rFonts w:ascii="Arial Narrow" w:hAnsi="Arial Narrow"/>
+          <w:rFonts w:ascii="Arial Narrow" w:eastAsia="Arial Narrow" w:hAnsi="Arial Narrow" w:cs="Arial Narrow"/>
           <w:sz w:val="22"/>
           <w:szCs w:val="22"/>
         </w:rPr>
@@ -2392,7 +2400,7 @@
       </w:r>
       <w:r>
         <w:rPr>
-          <w:rFonts w:ascii="Arial Narrow" w:hAnsi="Arial Narrow"/>
+          <w:rFonts w:ascii="Arial Narrow" w:eastAsia="Arial Narrow" w:hAnsi="Arial Narrow" w:cs="Arial Narrow"/>
           <w:sz w:val="22"/>
           <w:szCs w:val="22"/>
         </w:rPr>
@@ -2400,7 +2408,7 @@
       </w:r>
       <w:r>
         <w:rPr>
-          <w:rFonts w:ascii="Arial Narrow" w:hAnsi="Arial Narrow"/>
+          <w:rFonts w:ascii="Arial Narrow" w:eastAsia="Arial Narrow" w:hAnsi="Arial Narrow" w:cs="Arial Narrow"/>
           <w:sz w:val="22"/>
           <w:szCs w:val="22"/>
         </w:rPr>
@@ -2408,7 +2416,7 @@
       </w:r>
       <w:r>
         <w:rPr>
-          <w:rFonts w:ascii="Arial Narrow" w:hAnsi="Arial Narrow"/>
+          <w:rFonts w:ascii="Arial Narrow" w:eastAsia="Arial Narrow" w:hAnsi="Arial Narrow" w:cs="Arial Narrow"/>
           <w:sz w:val="22"/>
           <w:szCs w:val="22"/>
         </w:rPr>
@@ -2416,7 +2424,7 @@
       </w:r>
       <w:r>
         <w:rPr>
-          <w:rFonts w:ascii="Arial Narrow" w:hAnsi="Arial Narrow"/>
+          <w:rFonts w:ascii="Arial Narrow" w:eastAsia="Arial Narrow" w:hAnsi="Arial Narrow" w:cs="Arial Narrow"/>
           <w:sz w:val="22"/>
           <w:szCs w:val="22"/>
         </w:rPr>
@@ -2424,7 +2432,7 @@
       </w:r>
       <w:r>
         <w:rPr>
-          <w:rFonts w:ascii="Arial Narrow" w:hAnsi="Arial Narrow"/>
+          <w:rFonts w:ascii="Arial Narrow" w:eastAsia="Arial Narrow" w:hAnsi="Arial Narrow" w:cs="Arial Narrow"/>
           <w:sz w:val="22"/>
           <w:szCs w:val="22"/>
         </w:rPr>
@@ -2432,7 +2440,7 @@
       </w:r>
       <w:r>
         <w:rPr>
-          <w:rFonts w:ascii="Arial Narrow" w:hAnsi="Arial Narrow"/>
+          <w:rFonts w:ascii="Arial Narrow" w:eastAsia="Arial Narrow" w:hAnsi="Arial Narrow" w:cs="Arial Narrow"/>
           <w:sz w:val="22"/>
           <w:szCs w:val="22"/>
         </w:rPr>
@@ -2440,7 +2448,7 @@
       </w:r>
       <w:r>
         <w:rPr>
-          <w:rFonts w:ascii="Arial Narrow" w:hAnsi="Arial Narrow"/>
+          <w:rFonts w:ascii="Arial Narrow" w:eastAsia="Arial Narrow" w:hAnsi="Arial Narrow" w:cs="Arial Narrow"/>
           <w:b/>
           <w:bCs/>
           <w:sz w:val="22"/>
@@ -2450,7 +2458,7 @@
       </w:r>
       <w:r>
         <w:rPr>
-          <w:rFonts w:ascii="Arial Narrow" w:hAnsi="Arial Narrow"/>
+          <w:rFonts w:ascii="Arial Narrow" w:eastAsia="Arial Narrow" w:hAnsi="Arial Narrow" w:cs="Arial Narrow"/>
           <w:b/>
           <w:bCs/>
           <w:sz w:val="22"/>
@@ -2460,7 +2468,7 @@
       </w:r>
       <w:r>
         <w:rPr>
-          <w:rFonts w:ascii="Arial Narrow" w:hAnsi="Arial Narrow"/>
+          <w:rFonts w:ascii="Arial Narrow" w:eastAsia="Arial Narrow" w:hAnsi="Arial Narrow" w:cs="Arial Narrow"/>
           <w:b/>
           <w:bCs/>
           <w:sz w:val="22"/>
@@ -2470,7 +2478,7 @@
       </w:r>
       <w:r>
         <w:rPr>
-          <w:rFonts w:ascii="Arial Narrow" w:hAnsi="Arial Narrow"/>
+          <w:rFonts w:ascii="Arial Narrow" w:eastAsia="Arial Narrow" w:hAnsi="Arial Narrow" w:cs="Arial Narrow"/>
           <w:b/>
           <w:bCs/>
           <w:sz w:val="22"/>
@@ -2480,7 +2488,7 @@
       </w:r>
       <w:r>
         <w:rPr>
-          <w:rFonts w:ascii="Arial Narrow" w:hAnsi="Arial Narrow"/>
+          <w:rFonts w:ascii="Arial Narrow" w:eastAsia="Arial Narrow" w:hAnsi="Arial Narrow" w:cs="Arial Narrow"/>
           <w:b/>
           <w:bCs/>
           <w:sz w:val="22"/>
@@ -2490,7 +2498,7 @@
       </w:r>
       <w:r>
         <w:rPr>
-          <w:rFonts w:ascii="Arial Narrow" w:hAnsi="Arial Narrow"/>
+          <w:rFonts w:ascii="Arial Narrow" w:eastAsia="Arial Narrow" w:hAnsi="Arial Narrow" w:cs="Arial Narrow"/>
           <w:b/>
           <w:bCs/>
           <w:sz w:val="22"/>
@@ -2500,7 +2508,7 @@
       </w:r>
       <w:r>
         <w:rPr>
-          <w:rFonts w:ascii="Arial Narrow" w:hAnsi="Arial Narrow"/>
+          <w:rFonts w:ascii="Arial Narrow" w:eastAsia="Arial Narrow" w:hAnsi="Arial Narrow" w:cs="Arial Narrow"/>
           <w:b/>
           <w:bCs/>
           <w:sz w:val="22"/>
@@ -2510,7 +2518,7 @@
       </w:r>
       <w:r>
         <w:rPr>
-          <w:rFonts w:ascii="Arial Narrow" w:hAnsi="Arial Narrow"/>
+          <w:rFonts w:ascii="Arial Narrow" w:eastAsia="Arial Narrow" w:hAnsi="Arial Narrow" w:cs="Arial Narrow"/>
           <w:sz w:val="22"/>
           <w:szCs w:val="22"/>
         </w:rPr>
@@ -2518,7 +2526,7 @@
       </w:r>
       <w:r>
         <w:rPr>
-          <w:rFonts w:ascii="Arial Narrow" w:hAnsi="Arial Narrow"/>
+          <w:rFonts w:ascii="Arial Narrow" w:eastAsia="Arial Narrow" w:hAnsi="Arial Narrow" w:cs="Arial Narrow"/>
           <w:sz w:val="22"/>
           <w:szCs w:val="22"/>
         </w:rPr>
@@ -2526,7 +2534,7 @@
       </w:r>
       <w:r>
         <w:rPr>
-          <w:rFonts w:ascii="Arial Narrow" w:hAnsi="Arial Narrow"/>
+          <w:rFonts w:ascii="Arial Narrow" w:eastAsia="Arial Narrow" w:hAnsi="Arial Narrow" w:cs="Arial Narrow"/>
           <w:sz w:val="22"/>
           <w:szCs w:val="22"/>
         </w:rPr>
@@ -2534,7 +2542,7 @@
       </w:r>
       <w:r>
         <w:rPr>
-          <w:rFonts w:ascii="Arial Narrow" w:hAnsi="Arial Narrow"/>
+          <w:rFonts w:ascii="Arial Narrow" w:eastAsia="Arial Narrow" w:hAnsi="Arial Narrow" w:cs="Arial Narrow"/>
           <w:sz w:val="22"/>
           <w:szCs w:val="22"/>
         </w:rPr>
@@ -2542,7 +2550,7 @@
       </w:r>
       <w:r>
         <w:rPr>
-          <w:rFonts w:ascii="Arial Narrow" w:hAnsi="Arial Narrow"/>
+          <w:rFonts w:ascii="Arial Narrow" w:eastAsia="Arial Narrow" w:hAnsi="Arial Narrow" w:cs="Arial Narrow"/>
           <w:sz w:val="22"/>
           <w:szCs w:val="22"/>
         </w:rPr>
@@ -2556,7 +2564,7 @@
         <w:jc w:val="both"/>
         <w:rPr>
           <w:rStyle w:val="normaltextrun"/>
-          <w:rFonts w:ascii="Arial Narrow" w:hAnsi="Arial Narrow"/>
+          <w:rFonts w:ascii="Arial Narrow" w:eastAsia="Arial Narrow" w:hAnsi="Arial Narrow" w:cs="Arial Narrow"/>
           <w:sz w:val="22"/>
           <w:szCs w:val="22"/>
         </w:rPr>
@@ -2573,7 +2581,7 @@
         <w:jc w:val="both"/>
         <w:rPr>
           <w:rStyle w:val="normaltextrun"/>
-          <w:rFonts w:ascii="Arial Narrow" w:hAnsi="Arial Narrow"/>
+          <w:rFonts w:ascii="Arial Narrow" w:eastAsia="Arial Narrow" w:hAnsi="Arial Narrow" w:cs="Arial Narrow"/>
           <w:sz w:val="22"/>
           <w:szCs w:val="22"/>
         </w:rPr>
@@ -2581,7 +2589,7 @@
       <w:r>
         <w:rPr>
           <w:rStyle w:val="normaltextrun"/>
-          <w:rFonts w:ascii="Arial Narrow" w:hAnsi="Arial Narrow"/>
+          <w:rFonts w:ascii="Arial Narrow" w:eastAsia="Arial Narrow" w:hAnsi="Arial Narrow" w:cs="Arial Narrow"/>
           <w:sz w:val="22"/>
           <w:szCs w:val="22"/>
           <w:shd w:val="clear" w:color="auto" w:fill="FFFFFF"/>
@@ -2591,7 +2599,7 @@
       <w:r>
         <w:rPr>
           <w:rStyle w:val="normaltextrun"/>
-          <w:rFonts w:ascii="Arial Narrow" w:hAnsi="Arial Narrow"/>
+          <w:rFonts w:ascii="Arial Narrow" w:eastAsia="Arial Narrow" w:hAnsi="Arial Narrow" w:cs="Arial Narrow"/>
           <w:sz w:val="22"/>
           <w:szCs w:val="22"/>
           <w:shd w:val="clear" w:color="auto" w:fill="FFFFFF"/>
@@ -2601,7 +2609,7 @@
       <w:r>
         <w:rPr>
           <w:rStyle w:val="Refdenotaalpie"/>
-          <w:rFonts w:ascii="Arial Narrow" w:hAnsi="Arial Narrow"/>
+          <w:rFonts w:ascii="Arial Narrow" w:eastAsia="Arial Narrow" w:hAnsi="Arial Narrow" w:cs="Arial Narrow"/>
           <w:sz w:val="22"/>
           <w:szCs w:val="22"/>
           <w:shd w:val="clear" w:color="auto" w:fill="FFFFFF"/>
@@ -2612,7 +2620,7 @@
       <w:r>
         <w:rPr>
           <w:rStyle w:val="normaltextrun"/>
-          <w:rFonts w:ascii="Arial Narrow" w:hAnsi="Arial Narrow"/>
+          <w:rFonts w:ascii="Arial Narrow" w:eastAsia="Arial Narrow" w:hAnsi="Arial Narrow" w:cs="Arial Narrow"/>
           <w:sz w:val="22"/>
           <w:szCs w:val="22"/>
           <w:shd w:val="clear" w:color="auto" w:fill="FFFFFF"/>
@@ -2627,7 +2635,7 @@
         <w:jc w:val="both"/>
         <w:rPr>
           <w:rStyle w:val="eop"/>
-          <w:rFonts w:ascii="Arial Narrow" w:hAnsi="Arial Narrow"/>
+          <w:rFonts w:ascii="Arial Narrow" w:eastAsia="Arial Narrow" w:hAnsi="Arial Narrow" w:cs="Arial Narrow"/>
           <w:sz w:val="22"/>
           <w:szCs w:val="22"/>
         </w:rPr>
@@ -2643,7 +2651,7 @@
         <w:ind w:left="567" w:hanging="567"/>
         <w:jc w:val="both"/>
         <w:rPr>
-          <w:rFonts w:ascii="Arial Narrow" w:hAnsi="Arial Narrow"/>
+          <w:rFonts w:ascii="Arial Narrow" w:eastAsia="Arial Narrow" w:hAnsi="Arial Narrow" w:cs="Arial Narrow"/>
           <w:sz w:val="22"/>
           <w:szCs w:val="22"/>
         </w:rPr>
@@ -2651,7 +2659,7 @@
       <w:r>
         <w:rPr>
           <w:rStyle w:val="eop"/>
-          <w:rFonts w:ascii="Arial Narrow" w:hAnsi="Arial Narrow"/>
+          <w:rFonts w:ascii="Arial Narrow" w:eastAsia="Arial Narrow" w:hAnsi="Arial Narrow" w:cs="Arial Narrow"/>
           <w:sz w:val="22"/>
           <w:szCs w:val="22"/>
         </w:rPr>
@@ -2659,7 +2667,7 @@
       </w:r>
       <w:r>
         <w:rPr>
-          <w:rFonts w:ascii="Arial Narrow" w:hAnsi="Arial Narrow"/>
+          <w:rFonts w:ascii="Arial Narrow" w:eastAsia="Arial Narrow" w:hAnsi="Arial Narrow" w:cs="Arial Narrow"/>
           <w:sz w:val="22"/>
           <w:szCs w:val="22"/>
         </w:rPr>
@@ -2668,7 +2676,7 @@
       <w:r>
         <w:rPr>
           <w:rStyle w:val="Refdenotaalpie"/>
-          <w:rFonts w:ascii="Arial Narrow" w:hAnsi="Arial Narrow"/>
+          <w:rFonts w:ascii="Arial Narrow" w:eastAsia="Arial Narrow" w:hAnsi="Arial Narrow" w:cs="Arial Narrow"/>
           <w:sz w:val="22"/>
           <w:szCs w:val="22"/>
           <w:vertAlign w:val="superscript"/>
@@ -2677,7 +2685,7 @@
       </w:r>
       <w:r>
         <w:rPr>
-          <w:rFonts w:ascii="Arial Narrow" w:hAnsi="Arial Narrow"/>
+          <w:rFonts w:ascii="Arial Narrow" w:eastAsia="Arial Narrow" w:hAnsi="Arial Narrow" w:cs="Arial Narrow"/>
           <w:sz w:val="22"/>
           <w:szCs w:val="22"/>
         </w:rPr>
@@ -2688,17 +2696,17 @@
       <w:pPr>
         <w:jc w:val="both"/>
         <w:rPr>
-          <w:rFonts w:ascii="Arial Narrow" w:hAnsi="Arial Narrow"/>
-          <w:sz w:val="22"/>
-          <w:szCs w:val="22"/>
-        </w:rPr>
-      </w:pPr>
-    </w:p>
-    <w:p>
-      <w:pPr>
-        <w:jc w:val="both"/>
-        <w:rPr>
-          <w:rFonts w:ascii="Arial Narrow" w:hAnsi="Arial Narrow"/>
+          <w:rFonts w:ascii="Arial Narrow" w:eastAsia="Arial Narrow" w:hAnsi="Arial Narrow" w:cs="Arial Narrow"/>
+          <w:sz w:val="22"/>
+          <w:szCs w:val="22"/>
+        </w:rPr>
+      </w:pPr>
+    </w:p>
+    <w:p>
+      <w:pPr>
+        <w:jc w:val="both"/>
+        <w:rPr>
+          <w:rFonts w:ascii="Arial Narrow" w:eastAsia="Arial Narrow" w:hAnsi="Arial Narrow" w:cs="Arial Narrow"/>
           <w:sz w:val="22"/>
           <w:szCs w:val="22"/>
         </w:rPr>
@@ -2758,6 +2766,8 @@
         <w:jc w:val="both"/>
         <w:rPr>
           <w:rFonts w:ascii="Arial Narrow" w:eastAsia="Arial Narrow" w:hAnsi="Arial Narrow" w:cs="Arial Narrow"/>
+          <w:sz w:val="22"/>
+          <w:szCs w:val="22"/>
         </w:rPr>
       </w:pPr>
       <w:bookmarkStart w:id="1" w:name="_heading=h.gjdgxs" w:colFirst="0" w:colLast="0"/>
@@ -2767,7 +2777,7 @@
       <w:bookmarkEnd w:id="1"/>
       <w:r>
         <w:rPr>
-          <w:rFonts w:ascii="Arial Narrow" w:hAnsi="Arial Narrow"/>
+          <w:rFonts w:ascii="Arial Narrow" w:eastAsia="Arial Narrow" w:hAnsi="Arial Narrow" w:cs="Arial Narrow"/>
           <w:sz w:val="22"/>
           <w:szCs w:val="22"/>
         </w:rPr>
@@ -2777,7 +2787,7 @@
       <w:r>
         <w:rPr>
           <w:rStyle w:val="Refdenotaalpie"/>
-          <w:rFonts w:ascii="Arial Narrow" w:hAnsi="Arial Narrow"/>
+          <w:rFonts w:ascii="Arial Narrow" w:eastAsia="Arial Narrow" w:hAnsi="Arial Narrow" w:cs="Arial Narrow"/>
           <w:sz w:val="22"/>
           <w:szCs w:val="22"/>
           <w:vertAlign w:val="superscript"/>
@@ -2786,7 +2796,7 @@
       </w:r>
       <w:r>
         <w:rPr>
-          <w:rFonts w:ascii="Arial Narrow" w:hAnsi="Arial Narrow"/>
+          <w:rFonts w:ascii="Arial Narrow" w:eastAsia="Arial Narrow" w:hAnsi="Arial Narrow" w:cs="Arial Narrow"/>
           <w:sz w:val="22"/>
           <w:szCs w:val="22"/>
           <w:vertAlign w:val="superscript"/>
@@ -2795,7 +2805,7 @@
       </w:r>
       <w:r>
         <w:rPr>
-          <w:rFonts w:ascii="Arial Narrow" w:hAnsi="Arial Narrow"/>
+          <w:rFonts w:ascii="Arial Narrow" w:eastAsia="Arial Narrow" w:hAnsi="Arial Narrow" w:cs="Arial Narrow"/>
           <w:sz w:val="22"/>
           <w:szCs w:val="22"/>
         </w:rPr>
@@ -2804,7 +2814,7 @@
       <w:bookmarkEnd w:id="2"/>
       <w:r>
         <w:rPr>
-          <w:rFonts w:ascii="Arial Narrow" w:hAnsi="Arial Narrow"/>
+          <w:rFonts w:ascii="Arial Narrow" w:eastAsia="Arial Narrow" w:hAnsi="Arial Narrow" w:cs="Arial Narrow"/>
           <w:sz w:val="22"/>
           <w:szCs w:val="22"/>
         </w:rPr>
@@ -2838,7 +2848,7 @@
       </w:r>
       <w:r>
         <w:rPr>
-          <w:rFonts w:ascii="Arial Narrow" w:hAnsi="Arial Narrow"/>
+          <w:rFonts w:ascii="Arial Narrow" w:eastAsia="Arial Narrow" w:hAnsi="Arial Narrow" w:cs="Arial Narrow"/>
           <w:sz w:val="22"/>
           <w:szCs w:val="22"/>
           <w:lang w:eastAsia="es-ES"/>
@@ -2856,7 +2866,7 @@
       <w:r>
         <w:rPr>
           <w:rStyle w:val="Refdenotaalpie"/>
-          <w:rFonts w:ascii="Arial Narrow" w:eastAsia="Arial Narrow" w:hAnsi="Arial Narrow"/>
+          <w:rFonts w:ascii="Arial Narrow" w:eastAsia="Arial Narrow" w:hAnsi="Arial Narrow" w:cs="Arial Narrow"/>
           <w:sz w:val="22"/>
           <w:szCs w:val="22"/>
           <w:vertAlign w:val="superscript"/>
@@ -2894,7 +2904,7 @@
         <w:ind w:left="567" w:hanging="567"/>
         <w:jc w:val="both"/>
         <w:rPr>
-          <w:rFonts w:ascii="Arial Narrow" w:hAnsi="Arial Narrow" w:cs="Segoe UI"/>
+          <w:rFonts w:ascii="Arial Narrow" w:eastAsia="Arial Narrow" w:hAnsi="Arial Narrow" w:cs="Arial Narrow"/>
           <w:sz w:val="22"/>
           <w:szCs w:val="22"/>
         </w:rPr>
@@ -3005,6 +3015,8 @@
         <w:jc w:val="both"/>
         <w:rPr>
           <w:rFonts w:ascii="Arial Narrow" w:eastAsia="Arial Narrow" w:hAnsi="Arial Narrow" w:cs="Arial Narrow"/>
+          <w:sz w:val="22"/>
+          <w:szCs w:val="22"/>
         </w:rPr>
       </w:pPr>
       <w:r>
@@ -3069,7 +3081,7 @@
       <w:r>
         <w:rPr>
           <w:rStyle w:val="normaltextrun"/>
-          <w:rFonts w:ascii="Arial Narrow" w:hAnsi="Arial Narrow"/>
+          <w:rFonts w:ascii="Arial Narrow" w:eastAsia="Arial Narrow" w:hAnsi="Arial Narrow" w:cs="Arial Narrow"/>
           <w:sz w:val="22"/>
           <w:szCs w:val="22"/>
           <w:shd w:val="clear" w:color="auto" w:fill="FFFFFF"/>
@@ -3079,7 +3091,7 @@
       <w:r>
         <w:rPr>
           <w:rStyle w:val="normaltextrun"/>
-          <w:rFonts w:ascii="Arial Narrow" w:hAnsi="Arial Narrow"/>
+          <w:rFonts w:ascii="Arial Narrow" w:eastAsia="Arial Narrow" w:hAnsi="Arial Narrow" w:cs="Arial Narrow"/>
           <w:sz w:val="22"/>
           <w:szCs w:val="22"/>
           <w:shd w:val="clear" w:color="auto" w:fill="FFFFFF"/>
@@ -3096,7 +3108,7 @@
       </w:r>
       <w:r>
         <w:rPr>
-          <w:rFonts w:ascii="Arial Narrow" w:hAnsi="Arial Narrow" w:cs="Arial"/>
+          <w:rFonts w:ascii="Arial Narrow" w:eastAsia="Arial Narrow" w:hAnsi="Arial Narrow" w:cs="Arial Narrow"/>
           <w:sz w:val="22"/>
           <w:szCs w:val="22"/>
           <w:lang w:val="es-ES" w:eastAsia="es-ES"/>
@@ -3106,7 +3118,7 @@
       <w:proofErr w:type="spellStart"/>
       <w:r>
         <w:rPr>
-          <w:rFonts w:ascii="Arial Narrow" w:hAnsi="Arial Narrow" w:cs="Arial"/>
+          <w:rFonts w:ascii="Arial Narrow" w:eastAsia="Arial Narrow" w:hAnsi="Arial Narrow" w:cs="Arial Narrow"/>
           <w:sz w:val="22"/>
           <w:szCs w:val="22"/>
           <w:lang w:val="es-ES" w:eastAsia="es-ES"/>
@@ -3116,7 +3128,7 @@
       <w:proofErr w:type="spellEnd"/>
       <w:r>
         <w:rPr>
-          <w:rFonts w:ascii="Arial Narrow" w:hAnsi="Arial Narrow" w:cs="Arial"/>
+          <w:rFonts w:ascii="Arial Narrow" w:eastAsia="Arial Narrow" w:hAnsi="Arial Narrow" w:cs="Arial Narrow"/>
           <w:sz w:val="22"/>
           <w:szCs w:val="22"/>
           <w:lang w:val="es-ES" w:eastAsia="es-ES"/>
@@ -3126,7 +3138,7 @@
       <w:proofErr w:type="spellStart"/>
       <w:r>
         <w:rPr>
-          <w:rFonts w:ascii="Arial Narrow" w:hAnsi="Arial Narrow" w:cs="Arial"/>
+          <w:rFonts w:ascii="Arial Narrow" w:eastAsia="Arial Narrow" w:hAnsi="Arial Narrow" w:cs="Arial Narrow"/>
           <w:sz w:val="22"/>
           <w:szCs w:val="22"/>
           <w:lang w:val="es-ES" w:eastAsia="es-ES"/>
@@ -3136,7 +3148,7 @@
       <w:proofErr w:type="spellEnd"/>
       <w:r>
         <w:rPr>
-          <w:rFonts w:ascii="Arial Narrow" w:hAnsi="Arial Narrow" w:cs="Arial"/>
+          <w:rFonts w:ascii="Arial Narrow" w:eastAsia="Arial Narrow" w:hAnsi="Arial Narrow" w:cs="Arial Narrow"/>
           <w:sz w:val="22"/>
           <w:szCs w:val="22"/>
           <w:lang w:val="es-ES" w:eastAsia="es-ES"/>
@@ -3146,7 +3158,7 @@
       <w:proofErr w:type="spellStart"/>
       <w:r>
         <w:rPr>
-          <w:rFonts w:ascii="Arial Narrow" w:hAnsi="Arial Narrow" w:cs="Arial"/>
+          <w:rFonts w:ascii="Arial Narrow" w:eastAsia="Arial Narrow" w:hAnsi="Arial Narrow" w:cs="Arial Narrow"/>
           <w:sz w:val="22"/>
           <w:szCs w:val="22"/>
           <w:lang w:val="es-ES" w:eastAsia="es-ES"/>
@@ -3156,7 +3168,7 @@
       <w:proofErr w:type="spellEnd"/>
       <w:r>
         <w:rPr>
-          <w:rFonts w:ascii="Arial Narrow" w:hAnsi="Arial Narrow" w:cs="Arial"/>
+          <w:rFonts w:ascii="Arial Narrow" w:eastAsia="Arial Narrow" w:hAnsi="Arial Narrow" w:cs="Arial Narrow"/>
           <w:sz w:val="22"/>
           <w:szCs w:val="22"/>
           <w:lang w:val="es-ES" w:eastAsia="es-ES"/>
@@ -3176,7 +3188,7 @@
       <w:pPr>
         <w:jc w:val="both"/>
         <w:rPr>
-          <w:rFonts w:ascii="Arial Narrow" w:hAnsi="Arial Narrow"/>
+          <w:rFonts w:ascii="Arial Narrow" w:eastAsia="Arial Narrow" w:hAnsi="Arial Narrow" w:cs="Arial Narrow"/>
           <w:sz w:val="22"/>
           <w:szCs w:val="22"/>
         </w:rPr>
@@ -3342,7 +3354,7 @@
       </w:r>
       <w:r>
         <w:rPr>
-          <w:rFonts w:ascii="Arial Narrow" w:hAnsi="Arial Narrow"/>
+          <w:rFonts w:ascii="Arial Narrow" w:eastAsia="Arial Narrow" w:hAnsi="Arial Narrow" w:cs="Arial Narrow"/>
           <w:sz w:val="22"/>
           <w:szCs w:val="22"/>
         </w:rPr>
@@ -3350,7 +3362,7 @@
       </w:r>
       <w:r>
         <w:rPr>
-          <w:rFonts w:ascii="Arial Narrow" w:hAnsi="Arial Narrow"/>
+          <w:rFonts w:ascii="Arial Narrow" w:eastAsia="Arial Narrow" w:hAnsi="Arial Narrow" w:cs="Arial Narrow"/>
           <w:b/>
           <w:bCs/>
           <w:sz w:val="22"/>
@@ -3361,7 +3373,7 @@
       <w:proofErr w:type="spellStart"/>
       <w:r>
         <w:rPr>
-          <w:rFonts w:ascii="Arial Narrow" w:hAnsi="Arial Narrow"/>
+          <w:rFonts w:ascii="Arial Narrow" w:eastAsia="Arial Narrow" w:hAnsi="Arial Narrow" w:cs="Arial Narrow"/>
           <w:b/>
           <w:bCs/>
           <w:sz w:val="22"/>
@@ -3372,7 +3384,7 @@
       <w:proofErr w:type="spellEnd"/>
       <w:r>
         <w:rPr>
-          <w:rFonts w:ascii="Arial Narrow" w:hAnsi="Arial Narrow"/>
+          <w:rFonts w:ascii="Arial Narrow" w:eastAsia="Arial Narrow" w:hAnsi="Arial Narrow" w:cs="Arial Narrow"/>
           <w:b/>
           <w:bCs/>
           <w:sz w:val="22"/>
@@ -3382,7 +3394,7 @@
       </w:r>
       <w:r>
         <w:rPr>
-          <w:rFonts w:ascii="Arial Narrow" w:hAnsi="Arial Narrow"/>
+          <w:rFonts w:ascii="Arial Narrow" w:eastAsia="Arial Narrow" w:hAnsi="Arial Narrow" w:cs="Arial Narrow"/>
           <w:sz w:val="22"/>
           <w:szCs w:val="22"/>
         </w:rPr>
@@ -3429,6 +3441,8 @@
         <w:jc w:val="both"/>
         <w:rPr>
           <w:rFonts w:ascii="Arial Narrow" w:eastAsia="Arial Narrow" w:hAnsi="Arial Narrow" w:cs="Arial Narrow"/>
+          <w:sz w:val="22"/>
+          <w:szCs w:val="22"/>
         </w:rPr>
       </w:pPr>
       <w:r>
@@ -3526,7 +3540,7 @@
       <w:r>
         <w:rPr>
           <w:rStyle w:val="normaltextrun"/>
-          <w:rFonts w:ascii="Arial Narrow" w:hAnsi="Arial Narrow"/>
+          <w:rFonts w:ascii="Arial Narrow" w:eastAsia="Arial Narrow" w:hAnsi="Arial Narrow" w:cs="Arial Narrow"/>
           <w:sz w:val="22"/>
           <w:szCs w:val="22"/>
           <w:shd w:val="clear" w:color="auto" w:fill="FFFFFF"/>
@@ -3631,7 +3645,7 @@
       </w:r>
       <w:r>
         <w:rPr>
-          <w:rFonts w:ascii="Arial Narrow" w:hAnsi="Arial Narrow"/>
+          <w:rFonts w:ascii="Arial Narrow" w:eastAsia="Arial Narrow" w:hAnsi="Arial Narrow" w:cs="Arial Narrow"/>
           <w:sz w:val="22"/>
           <w:szCs w:val="22"/>
           <w:lang w:eastAsia="es-ES"/>
@@ -3640,7 +3654,7 @@
       </w:r>
       <w:r>
         <w:rPr>
-          <w:rFonts w:ascii="Arial Narrow" w:hAnsi="Arial Narrow"/>
+          <w:rFonts w:ascii="Arial Narrow" w:eastAsia="Arial Narrow" w:hAnsi="Arial Narrow" w:cs="Arial Narrow"/>
           <w:sz w:val="22"/>
           <w:szCs w:val="22"/>
           <w:lang w:eastAsia="es-ES"/>
@@ -3649,7 +3663,7 @@
       </w:r>
       <w:r>
         <w:rPr>
-          <w:rFonts w:ascii="Arial Narrow" w:hAnsi="Arial Narrow"/>
+          <w:rFonts w:ascii="Arial Narrow" w:eastAsia="Arial Narrow" w:hAnsi="Arial Narrow" w:cs="Arial Narrow"/>
           <w:sz w:val="22"/>
           <w:szCs w:val="22"/>
           <w:lang w:eastAsia="es-ES"/>
@@ -3658,7 +3672,7 @@
       </w:r>
       <w:r>
         <w:rPr>
-          <w:rFonts w:ascii="Arial Narrow" w:hAnsi="Arial Narrow"/>
+          <w:rFonts w:ascii="Arial Narrow" w:eastAsia="Arial Narrow" w:hAnsi="Arial Narrow" w:cs="Arial Narrow"/>
           <w:sz w:val="22"/>
           <w:szCs w:val="22"/>
           <w:lang w:eastAsia="es-ES"/>
@@ -3742,7 +3756,7 @@
       </w:r>
       <w:r>
         <w:rPr>
-          <w:rFonts w:ascii="Arial Narrow" w:hAnsi="Arial Narrow"/>
+          <w:rFonts w:ascii="Arial Narrow" w:eastAsia="Arial Narrow" w:hAnsi="Arial Narrow" w:cs="Arial Narrow"/>
           <w:sz w:val="22"/>
           <w:szCs w:val="22"/>
         </w:rPr>
@@ -3750,7 +3764,7 @@
       </w:r>
       <w:r>
         <w:rPr>
-          <w:rFonts w:ascii="Arial Narrow" w:hAnsi="Arial Narrow"/>
+          <w:rFonts w:ascii="Arial Narrow" w:eastAsia="Arial Narrow" w:hAnsi="Arial Narrow" w:cs="Arial Narrow"/>
           <w:sz w:val="22"/>
           <w:szCs w:val="22"/>
         </w:rPr>
@@ -3780,14 +3794,14 @@
       <w:pPr>
         <w:jc w:val="both"/>
         <w:rPr>
-          <w:rFonts w:ascii="Arial Narrow" w:hAnsi="Arial Narrow"/>
-          <w:sz w:val="22"/>
-          <w:szCs w:val="22"/>
-        </w:rPr>
-      </w:pPr>
-      <w:r>
-        <w:rPr>
-          <w:rFonts w:ascii="Arial Narrow" w:hAnsi="Arial Narrow"/>
+          <w:rFonts w:ascii="Arial Narrow" w:eastAsia="Arial Narrow" w:hAnsi="Arial Narrow" w:cs="Arial Narrow"/>
+          <w:sz w:val="22"/>
+          <w:szCs w:val="22"/>
+        </w:rPr>
+      </w:pPr>
+      <w:r>
+        <w:rPr>
+          <w:rFonts w:ascii="Arial Narrow" w:eastAsia="Arial Narrow" w:hAnsi="Arial Narrow" w:cs="Arial Narrow"/>
           <w:b/>
           <w:bCs/>
           <w:sz w:val="22"/>
@@ -3797,7 +3811,7 @@
       </w:r>
       <w:r>
         <w:rPr>
-          <w:rFonts w:ascii="Arial Narrow" w:hAnsi="Arial Narrow"/>
+          <w:rFonts w:ascii="Arial Narrow" w:eastAsia="Arial Narrow" w:hAnsi="Arial Narrow" w:cs="Arial Narrow"/>
           <w:b/>
           <w:bCs/>
           <w:sz w:val="22"/>
@@ -3807,7 +3821,7 @@
       </w:r>
       <w:r>
         <w:rPr>
-          <w:rFonts w:ascii="Arial Narrow" w:hAnsi="Arial Narrow"/>
+          <w:rFonts w:ascii="Arial Narrow" w:eastAsia="Arial Narrow" w:hAnsi="Arial Narrow" w:cs="Arial Narrow"/>
           <w:sz w:val="22"/>
           <w:szCs w:val="22"/>
         </w:rPr>
@@ -3832,7 +3846,7 @@
       <w:r>
         <w:rPr>
           <w:rStyle w:val="normaltextrun"/>
-          <w:rFonts w:ascii="Arial Narrow" w:hAnsi="Arial Narrow"/>
+          <w:rFonts w:ascii="Arial Narrow" w:eastAsia="Arial Narrow" w:hAnsi="Arial Narrow" w:cs="Arial Narrow"/>
           <w:sz w:val="22"/>
           <w:szCs w:val="22"/>
           <w:shd w:val="clear" w:color="auto" w:fill="FFFFFF"/>
@@ -3841,7 +3855,7 @@
       </w:r>
       <w:r>
         <w:rPr>
-          <w:rFonts w:ascii="Arial Narrow" w:hAnsi="Arial Narrow"/>
+          <w:rFonts w:ascii="Arial Narrow" w:eastAsia="Arial Narrow" w:hAnsi="Arial Narrow" w:cs="Arial Narrow"/>
           <w:sz w:val="22"/>
           <w:szCs w:val="22"/>
         </w:rPr>
@@ -3856,7 +3870,7 @@
         <w:adjustRightInd w:val="0"/>
         <w:jc w:val="both"/>
         <w:rPr>
-          <w:rFonts w:ascii="Arial Narrow" w:hAnsi="Arial Narrow"/>
+          <w:rFonts w:ascii="Arial Narrow" w:eastAsia="Arial Narrow" w:hAnsi="Arial Narrow" w:cs="Arial Narrow"/>
           <w:sz w:val="22"/>
           <w:szCs w:val="22"/>
         </w:rPr>
@@ -4025,7 +4039,7 @@
       </w:pPr>
       <w:r>
         <w:rPr>
-          <w:rFonts w:ascii="Arial Narrow" w:eastAsia="Calibri" w:hAnsi="Arial Narrow" w:cs="Arial"/>
+          <w:rFonts w:ascii="Arial Narrow" w:eastAsia="Arial Narrow" w:hAnsi="Arial Narrow" w:cs="Arial Narrow"/>
           <w:sz w:val="22"/>
           <w:szCs w:val="22"/>
         </w:rPr>
@@ -4034,7 +4048,7 @@
       <w:proofErr w:type="gramStart"/>
       <w:r>
         <w:rPr>
-          <w:rFonts w:ascii="Arial Narrow" w:eastAsia="Calibri" w:hAnsi="Arial Narrow" w:cs="Arial"/>
+          <w:rFonts w:ascii="Arial Narrow" w:eastAsia="Arial Narrow" w:hAnsi="Arial Narrow" w:cs="Arial Narrow"/>
           <w:sz w:val="22"/>
           <w:szCs w:val="22"/>
         </w:rPr>
@@ -4043,7 +4057,7 @@
       <w:proofErr w:type="gramEnd"/>
       <w:r>
         <w:rPr>
-          <w:rFonts w:ascii="Arial Narrow" w:eastAsia="Calibri" w:hAnsi="Arial Narrow" w:cs="Arial"/>
+          <w:rFonts w:ascii="Arial Narrow" w:eastAsia="Arial Narrow" w:hAnsi="Arial Narrow" w:cs="Arial Narrow"/>
           <w:sz w:val="22"/>
           <w:szCs w:val="22"/>
         </w:rPr>
@@ -4052,7 +4066,7 @@
       <w:r>
         <w:rPr>
           <w:rStyle w:val="Refdenotaalpie"/>
-          <w:rFonts w:ascii="Arial Narrow" w:eastAsia="Calibri" w:hAnsi="Arial Narrow" w:cs="Arial"/>
+          <w:rFonts w:ascii="Arial Narrow" w:eastAsia="Arial Narrow" w:hAnsi="Arial Narrow" w:cs="Arial Narrow"/>
           <w:sz w:val="22"/>
           <w:szCs w:val="22"/>
           <w:vertAlign w:val="superscript"/>
@@ -4061,7 +4075,7 @@
       </w:r>
       <w:r>
         <w:rPr>
-          <w:rFonts w:ascii="Arial Narrow" w:eastAsia="Calibri" w:hAnsi="Arial Narrow" w:cs="Arial"/>
+          <w:rFonts w:ascii="Arial Narrow" w:eastAsia="Arial Narrow" w:hAnsi="Arial Narrow" w:cs="Arial Narrow"/>
           <w:sz w:val="22"/>
           <w:szCs w:val="22"/>
         </w:rPr>
@@ -4070,7 +4084,7 @@
       <w:proofErr w:type="spellStart"/>
       <w:r>
         <w:rPr>
-          <w:rFonts w:ascii="Arial Narrow" w:eastAsia="Calibri" w:hAnsi="Arial Narrow" w:cs="Arial"/>
+          <w:rFonts w:ascii="Arial Narrow" w:eastAsia="Arial Narrow" w:hAnsi="Arial Narrow" w:cs="Arial Narrow"/>
           <w:sz w:val="22"/>
           <w:szCs w:val="22"/>
         </w:rPr>
@@ -4079,7 +4093,7 @@
       <w:proofErr w:type="spellEnd"/>
       <w:r>
         <w:rPr>
-          <w:rFonts w:ascii="Arial Narrow" w:eastAsia="Calibri" w:hAnsi="Arial Narrow" w:cs="Arial"/>
+          <w:rFonts w:ascii="Arial Narrow" w:eastAsia="Arial Narrow" w:hAnsi="Arial Narrow" w:cs="Arial Narrow"/>
           <w:sz w:val="22"/>
           <w:szCs w:val="22"/>
         </w:rPr>
@@ -4087,7 +4101,7 @@
       </w:r>
       <w:r>
         <w:rPr>
-          <w:rFonts w:ascii="Arial Narrow" w:eastAsia="Calibri" w:hAnsi="Arial Narrow" w:cs="Arial"/>
+          <w:rFonts w:ascii="Arial Narrow" w:eastAsia="Arial Narrow" w:hAnsi="Arial Narrow" w:cs="Arial Narrow"/>
           <w:spacing w:val="-2"/>
           <w:sz w:val="22"/>
           <w:szCs w:val="22"/>
@@ -4097,7 +4111,7 @@
       <w:r>
         <w:rPr>
           <w:rStyle w:val="Refdenotaalpie"/>
-          <w:rFonts w:ascii="Arial Narrow" w:hAnsi="Arial Narrow" w:cs="Arial"/>
+          <w:rFonts w:ascii="Arial Narrow" w:eastAsia="Arial Narrow" w:hAnsi="Arial Narrow" w:cs="Arial Narrow"/>
           <w:spacing w:val="-2"/>
           <w:sz w:val="22"/>
           <w:szCs w:val="22"/>
@@ -4107,7 +4121,7 @@
       </w:r>
       <w:r>
         <w:rPr>
-          <w:rFonts w:ascii="Arial Narrow" w:eastAsia="Calibri" w:hAnsi="Arial Narrow" w:cs="Arial"/>
+          <w:rFonts w:ascii="Arial Narrow" w:eastAsia="Arial Narrow" w:hAnsi="Arial Narrow" w:cs="Arial Narrow"/>
           <w:spacing w:val="-2"/>
           <w:sz w:val="22"/>
           <w:szCs w:val="22"/>
@@ -4121,7 +4135,7 @@
       <w:pPr>
         <w:jc w:val="both"/>
         <w:rPr>
-          <w:rFonts w:ascii="Arial Narrow" w:hAnsi="Arial Narrow" w:cs="Arial"/>
+          <w:rFonts w:ascii="Arial Narrow" w:eastAsia="Arial Narrow" w:hAnsi="Arial Narrow" w:cs="Arial Narrow"/>
           <w:b/>
           <w:bCs/>
           <w:sz w:val="22"/>
@@ -4142,26 +4156,26 @@
       </w:pPr>
       <w:r>
         <w:rPr>
-          <w:rFonts w:ascii="Arial Narrow" w:hAnsi="Arial Narrow" w:cs="Arial Narrow"/>
+          <w:rFonts w:ascii="Arial Narrow" w:eastAsia="Arial Narrow" w:hAnsi="Arial Narrow" w:cs="Arial Narrow"/>
           <w:b w:val="1"/>
           <w:bCs w:val="1"/>
-          <w:sz w:val="20"/>
-          <w:szCs w:val="20"/>
+          <w:sz w:val="22"/>
+          <w:szCs w:val="22"/>
         </w:rPr>
         <w:t xml:space="preserve">QUINTO: </w:t>
       </w:r>
       <w:r>
         <w:rPr>
-          <w:rFonts w:ascii="Arial Narrow" w:hAnsi="Arial Narrow" w:cs="Arial Narrow"/>
-          <w:sz w:val="20"/>
-          <w:szCs w:val="20"/>
+          <w:rFonts w:ascii="Arial Narrow" w:eastAsia="Arial Narrow" w:hAnsi="Arial Narrow" w:cs="Arial Narrow"/>
+          <w:sz w:val="22"/>
+          <w:szCs w:val="22"/>
         </w:rPr>
         <w:t xml:space="preserve">correr traslado de la presente resolución a Pacifico Seguros y Reaseguros S.A. para que, de conformidad con lo dispuesto por el artículo 26 de la Ley sobre Facultades, Normas y Organización del Indecopi, aprobada por Decreto Legislativo 807</w:t>
       </w:r>
       <w:r>
         <w:rPr>
           <w:rStyle w:val="Refdenotaalpie"/>
-          <w:rFonts w:ascii="Arial Narrow" w:hAnsi="Arial Narrow"/>
+          <w:rFonts w:ascii="Arial Narrow" w:eastAsia="Arial Narrow" w:hAnsi="Arial Narrow" w:cs="Arial Narrow"/>
           <w:sz w:val="22"/>
           <w:szCs w:val="22"/>
           <w:lang w:eastAsia="es-ES"/>
@@ -4171,16 +4185,16 @@
       </w:r>
       <w:r>
         <w:rPr>
-          <w:rFonts w:ascii="Arial Narrow" w:hAnsi="Arial Narrow" w:cs="Arial Narrow"/>
-          <w:sz w:val="20"/>
-          <w:szCs w:val="20"/>
+          <w:rFonts w:ascii="Arial Narrow" w:eastAsia="Arial Narrow" w:hAnsi="Arial Narrow" w:cs="Arial Narrow"/>
+          <w:sz w:val="22"/>
+          <w:szCs w:val="22"/>
         </w:rPr>
         <w:t xml:space="preserve">, presente sus descargos sobre la imputación de cargos realizada en un plazo no mayor a cinco (5) días hábiles contado a partir del día siguiente de la notificación de la presente resolución, vencido el cual, el Secretario Técnico declarará en rebeldía al denunciado que no lo hubiera presentado. Debe precisarse que de conformidad con lo establecido por el artículo 223 del Texto Único Ordenado de la Ley 27444, Ley del Procedimiento Administrativo General</w:t>
       </w:r>
       <w:r>
         <w:rPr>
           <w:rStyle w:val="Refdenotaalpie"/>
-          <w:rFonts w:ascii="Arial Narrow" w:hAnsi="Arial Narrow"/>
+          <w:rFonts w:ascii="Arial Narrow" w:eastAsia="Arial Narrow" w:hAnsi="Arial Narrow" w:cs="Arial Narrow"/>
           <w:sz w:val="22"/>
           <w:szCs w:val="22"/>
           <w:lang w:eastAsia="es-ES"/>
@@ -4190,9 +4204,9 @@
       </w:r>
       <w:r>
         <w:rPr>
-          <w:rFonts w:ascii="Arial Narrow" w:hAnsi="Arial Narrow" w:cs="Arial Narrow"/>
-          <w:sz w:val="20"/>
-          <w:szCs w:val="20"/>
+          <w:rFonts w:ascii="Arial Narrow" w:eastAsia="Arial Narrow" w:hAnsi="Arial Narrow" w:cs="Arial Narrow"/>
+          <w:sz w:val="22"/>
+          <w:szCs w:val="22"/>
         </w:rPr>
         <w:t xml:space="preserve">, las alegaciones y los hechos relevantes de la reclamación, salvo que hayan sido específicamente negadas en la contestación, se tendrán por aceptadas o merituadas como ciertas.</w:t>
       </w:r>
@@ -4201,7 +4215,7 @@
       <w:pPr>
         <w:jc w:val="both"/>
         <w:rPr>
-          <w:rFonts w:ascii="Arial Narrow" w:hAnsi="Arial Narrow" w:cs="Arial"/>
+          <w:rFonts w:ascii="Arial Narrow" w:eastAsia="Arial Narrow" w:hAnsi="Arial Narrow" w:cs="Arial Narrow"/>
           <w:b/>
           <w:bCs/>
           <w:spacing w:val="-2"/>
@@ -4215,7 +4229,7 @@
       <w:pPr>
         <w:jc w:val="both"/>
         <w:rPr>
-          <w:rFonts w:ascii="Arial Narrow" w:hAnsi="Arial Narrow" w:cs="Arial"/>
+          <w:rFonts w:ascii="Arial Narrow" w:eastAsia="Arial Narrow" w:hAnsi="Arial Narrow" w:cs="Arial Narrow"/>
           <w:sz w:val="22"/>
           <w:szCs w:val="22"/>
           <w:lang w:val="es-ES" w:eastAsia="es-ES"/>
@@ -4223,7 +4237,7 @@
       </w:pPr>
       <w:r>
         <w:rPr>
-          <w:rFonts w:ascii="Arial Narrow" w:hAnsi="Arial Narrow" w:cs="Arial"/>
+          <w:rFonts w:ascii="Arial Narrow" w:eastAsia="Arial Narrow" w:hAnsi="Arial Narrow" w:cs="Arial Narrow"/>
           <w:b/>
           <w:bCs/>
           <w:spacing w:val="-2"/>
@@ -4235,7 +4249,7 @@
       </w:r>
       <w:r>
         <w:rPr>
-          <w:rFonts w:ascii="Arial Narrow" w:hAnsi="Arial Narrow" w:cs="Arial"/>
+          <w:rFonts w:ascii="Arial Narrow" w:eastAsia="Arial Narrow" w:hAnsi="Arial Narrow" w:cs="Arial Narrow"/>
           <w:sz w:val="22"/>
           <w:szCs w:val="22"/>
           <w:lang w:val="es-ES" w:eastAsia="es-ES"/>
@@ -4244,7 +4258,7 @@
       </w:r>
       <w:r>
         <w:rPr>
-          <w:rFonts w:ascii="Arial Narrow" w:hAnsi="Arial Narrow" w:cs="Arial"/>
+          <w:rFonts w:ascii="Arial Narrow" w:eastAsia="Arial Narrow" w:hAnsi="Arial Narrow" w:cs="Arial Narrow"/>
           <w:b/>
           <w:bCs/>
           <w:sz w:val="22"/>
@@ -4255,7 +4269,7 @@
       </w:r>
       <w:r>
         <w:rPr>
-          <w:rFonts w:ascii="Arial Narrow" w:hAnsi="Arial Narrow" w:cs="Arial"/>
+          <w:rFonts w:ascii="Arial Narrow" w:eastAsia="Arial Narrow" w:hAnsi="Arial Narrow" w:cs="Arial Narrow"/>
           <w:sz w:val="22"/>
           <w:szCs w:val="22"/>
           <w:lang w:val="es-ES" w:eastAsia="es-ES"/>
@@ -4264,7 +4278,7 @@
       </w:r>
       <w:r>
         <w:rPr>
-          <w:rFonts w:ascii="Arial Narrow" w:hAnsi="Arial Narrow" w:cs="Arial"/>
+          <w:rFonts w:ascii="Arial Narrow" w:eastAsia="Arial Narrow" w:hAnsi="Arial Narrow" w:cs="Arial Narrow"/>
           <w:sz w:val="22"/>
           <w:szCs w:val="22"/>
           <w:lang w:val="es-ES" w:eastAsia="es-ES"/>
@@ -4290,7 +4304,7 @@
       <w:r>
         <w:rPr>
           <w:rStyle w:val="normaltextrun"/>
-          <w:rFonts w:ascii="Arial Narrow" w:hAnsi="Arial Narrow"/>
+          <w:rFonts w:ascii="Arial Narrow" w:eastAsia="Arial Narrow" w:hAnsi="Arial Narrow" w:cs="Arial Narrow"/>
           <w:sz w:val="22"/>
           <w:szCs w:val="22"/>
           <w:shd w:val="clear" w:color="auto" w:fill="FFFFFF"/>
@@ -4299,7 +4313,7 @@
       </w:r>
       <w:r>
         <w:rPr>
-          <w:rFonts w:ascii="Arial Narrow" w:hAnsi="Arial Narrow" w:cs="Arial"/>
+          <w:rFonts w:ascii="Arial Narrow" w:eastAsia="Arial Narrow" w:hAnsi="Arial Narrow" w:cs="Arial Narrow"/>
           <w:sz w:val="22"/>
           <w:szCs w:val="22"/>
           <w:lang w:val="es-ES" w:eastAsia="es-ES"/>
@@ -4308,7 +4322,7 @@
       </w:r>
       <w:r>
         <w:rPr>
-          <w:rFonts w:ascii="Arial Narrow" w:hAnsi="Arial Narrow" w:cs="Arial"/>
+          <w:rFonts w:ascii="Arial Narrow" w:eastAsia="Arial Narrow" w:hAnsi="Arial Narrow" w:cs="Arial Narrow"/>
           <w:sz w:val="22"/>
           <w:szCs w:val="22"/>
           <w:lang w:val="es-ES" w:eastAsia="es-ES"/>
@@ -4317,7 +4331,7 @@
       </w:r>
       <w:r>
         <w:rPr>
-          <w:rFonts w:ascii="Arial Narrow" w:hAnsi="Arial Narrow" w:cs="Arial"/>
+          <w:rFonts w:ascii="Arial Narrow" w:eastAsia="Arial Narrow" w:hAnsi="Arial Narrow" w:cs="Arial Narrow"/>
           <w:sz w:val="22"/>
           <w:szCs w:val="22"/>
           <w:lang w:val="es-ES" w:eastAsia="es-ES"/>
@@ -4326,7 +4340,7 @@
       </w:r>
       <w:r>
         <w:rPr>
-          <w:rFonts w:ascii="Arial Narrow" w:hAnsi="Arial Narrow" w:cs="Arial"/>
+          <w:rFonts w:ascii="Arial Narrow" w:eastAsia="Arial Narrow" w:hAnsi="Arial Narrow" w:cs="Arial Narrow"/>
           <w:sz w:val="22"/>
           <w:szCs w:val="22"/>
           <w:lang w:val="es-ES" w:eastAsia="es-ES"/>
@@ -4335,7 +4349,7 @@
       </w:r>
       <w:r>
         <w:rPr>
-          <w:rFonts w:ascii="Arial Narrow" w:hAnsi="Arial Narrow" w:cs="Arial"/>
+          <w:rFonts w:ascii="Arial Narrow" w:eastAsia="Arial Narrow" w:hAnsi="Arial Narrow" w:cs="Arial Narrow"/>
           <w:sz w:val="22"/>
           <w:szCs w:val="22"/>
           <w:lang w:val="es-ES" w:eastAsia="es-ES"/>
@@ -4344,7 +4358,7 @@
       </w:r>
       <w:r>
         <w:rPr>
-          <w:rFonts w:ascii="Arial Narrow" w:hAnsi="Arial Narrow" w:cs="Arial"/>
+          <w:rFonts w:ascii="Arial Narrow" w:eastAsia="Arial Narrow" w:hAnsi="Arial Narrow" w:cs="Arial Narrow"/>
           <w:sz w:val="22"/>
           <w:szCs w:val="22"/>
           <w:lang w:val="es-ES" w:eastAsia="es-ES"/>
@@ -4353,7 +4367,7 @@
       </w:r>
       <w:r>
         <w:rPr>
-          <w:rFonts w:ascii="Arial Narrow" w:hAnsi="Arial Narrow" w:cs="Arial"/>
+          <w:rFonts w:ascii="Arial Narrow" w:eastAsia="Arial Narrow" w:hAnsi="Arial Narrow" w:cs="Arial Narrow"/>
           <w:sz w:val="22"/>
           <w:szCs w:val="22"/>
           <w:lang w:val="es-ES" w:eastAsia="es-ES"/>
@@ -4373,7 +4387,7 @@
       <w:pPr>
         <w:jc w:val="both"/>
         <w:rPr>
-          <w:rFonts w:ascii="Arial Narrow" w:hAnsi="Arial Narrow" w:cs="Arial"/>
+          <w:rFonts w:ascii="Arial Narrow" w:eastAsia="Arial Narrow" w:hAnsi="Arial Narrow" w:cs="Arial Narrow"/>
           <w:b/>
           <w:bCs/>
           <w:sz w:val="22"/>
@@ -4429,7 +4443,7 @@
       </w:r>
       <w:r>
         <w:rPr>
-          <w:rFonts w:ascii="Arial Narrow" w:hAnsi="Arial Narrow"/>
+          <w:rFonts w:ascii="Arial Narrow" w:eastAsia="Arial Narrow" w:hAnsi="Arial Narrow" w:cs="Arial Narrow"/>
           <w:sz w:val="22"/>
           <w:szCs w:val="22"/>
         </w:rPr>
@@ -4445,7 +4459,7 @@
       </w:r>
       <w:r>
         <w:rPr>
-          <w:rFonts w:ascii="Arial Narrow" w:hAnsi="Arial Narrow" w:cs="Arial Narrow"/>
+          <w:rFonts w:ascii="Arial Narrow" w:eastAsia="Arial Narrow" w:hAnsi="Arial Narrow" w:cs="Arial Narrow"/>
           <w:sz w:val="22"/>
           <w:szCs w:val="22"/>
         </w:rPr>
@@ -4454,7 +4468,7 @@
       <w:r>
         <w:rPr>
           <w:rStyle w:val="Refdenotaalpie"/>
-          <w:rFonts w:ascii="Arial Narrow" w:hAnsi="Arial Narrow"/>
+          <w:rFonts w:ascii="Arial Narrow" w:eastAsia="Arial Narrow" w:hAnsi="Arial Narrow" w:cs="Arial Narrow"/>
           <w:sz w:val="22"/>
           <w:szCs w:val="22"/>
           <w:vertAlign w:val="superscript"/>
@@ -4488,7 +4502,7 @@
       </w:r>
       <w:r>
         <w:rPr>
-          <w:rFonts w:ascii="Arial Narrow" w:hAnsi="Arial Narrow"/>
+          <w:rFonts w:ascii="Arial Narrow" w:eastAsia="Arial Narrow" w:hAnsi="Arial Narrow" w:cs="Arial Narrow"/>
           <w:sz w:val="22"/>
           <w:szCs w:val="22"/>
         </w:rPr>
@@ -4504,7 +4518,7 @@
       </w:r>
       <w:r>
         <w:rPr>
-          <w:rFonts w:ascii="Arial Narrow" w:hAnsi="Arial Narrow"/>
+          <w:rFonts w:ascii="Arial Narrow" w:eastAsia="Arial Narrow" w:hAnsi="Arial Narrow" w:cs="Arial Narrow"/>
           <w:sz w:val="22"/>
           <w:szCs w:val="22"/>
         </w:rPr>
@@ -4520,7 +4534,7 @@
       </w:r>
       <w:r>
         <w:rPr>
-          <w:rFonts w:ascii="Arial Narrow" w:hAnsi="Arial Narrow"/>
+          <w:rFonts w:ascii="Arial Narrow" w:eastAsia="Arial Narrow" w:hAnsi="Arial Narrow" w:cs="Arial Narrow"/>
           <w:sz w:val="22"/>
           <w:szCs w:val="22"/>
         </w:rPr>
@@ -4557,7 +4571,7 @@
       <w:pPr>
         <w:jc w:val="both"/>
         <w:rPr>
-          <w:rFonts w:ascii="Arial Narrow" w:hAnsi="Arial Narrow" w:cs="Arial"/>
+          <w:rFonts w:ascii="Arial Narrow" w:eastAsia="Arial Narrow" w:hAnsi="Arial Narrow" w:cs="Arial Narrow"/>
           <w:spacing w:val="-2"/>
           <w:sz w:val="22"/>
           <w:szCs w:val="22"/>
@@ -4566,7 +4580,7 @@
       <w:bookmarkStart w:id="10" w:name="_Hlk136948310"/>
       <w:r>
         <w:rPr>
-          <w:rFonts w:ascii="Arial Narrow" w:eastAsia="Arial Narrow" w:hAnsi="Arial Narrow" w:cs="Arial"/>
+          <w:rFonts w:ascii="Arial Narrow" w:eastAsia="Arial Narrow" w:hAnsi="Arial Narrow" w:cs="Arial Narrow"/>
           <w:sz w:val="22"/>
           <w:szCs w:val="22"/>
         </w:rPr>
@@ -4576,7 +4590,7 @@
       <w:proofErr w:type="gramStart"/>
       <w:r>
         <w:rPr>
-          <w:rFonts w:ascii="Arial Narrow" w:eastAsia="Arial Narrow" w:hAnsi="Arial Narrow" w:cs="Arial"/>
+          <w:rFonts w:ascii="Arial Narrow" w:eastAsia="Arial Narrow" w:hAnsi="Arial Narrow" w:cs="Arial Narrow"/>
           <w:sz w:val="22"/>
           <w:szCs w:val="22"/>
         </w:rPr>
@@ -4585,7 +4599,7 @@
       <w:proofErr w:type="gramEnd"/>
       <w:r>
         <w:rPr>
-          <w:rFonts w:ascii="Arial Narrow" w:eastAsia="Arial Narrow" w:hAnsi="Arial Narrow" w:cs="Arial"/>
+          <w:rFonts w:ascii="Arial Narrow" w:eastAsia="Arial Narrow" w:hAnsi="Arial Narrow" w:cs="Arial Narrow"/>
           <w:sz w:val="22"/>
           <w:szCs w:val="22"/>
         </w:rPr>
@@ -4593,7 +4607,7 @@
       </w:r>
       <w:r>
         <w:rPr>
-          <w:rFonts w:ascii="Arial Narrow" w:hAnsi="Arial Narrow"/>
+          <w:rFonts w:ascii="Arial Narrow" w:eastAsia="Arial Narrow" w:hAnsi="Arial Narrow" w:cs="Arial Narrow"/>
           <w:sz w:val="22"/>
           <w:szCs w:val="22"/>
         </w:rPr>
@@ -4601,7 +4615,7 @@
       </w:r>
       <w:r>
         <w:rPr>
-          <w:rFonts w:ascii="Arial Narrow" w:eastAsia="Arial Narrow" w:hAnsi="Arial Narrow" w:cs="Arial"/>
+          <w:rFonts w:ascii="Arial Narrow" w:eastAsia="Arial Narrow" w:hAnsi="Arial Narrow" w:cs="Arial Narrow"/>
           <w:sz w:val="22"/>
           <w:szCs w:val="22"/>
         </w:rPr>
@@ -4610,7 +4624,7 @@
       <w:r>
         <w:rPr>
           <w:rStyle w:val="Refdenotaalpie"/>
-          <w:rFonts w:ascii="Arial Narrow" w:eastAsia="Arial Narrow" w:hAnsi="Arial Narrow" w:cs="Arial"/>
+          <w:rFonts w:ascii="Arial Narrow" w:eastAsia="Arial Narrow" w:hAnsi="Arial Narrow" w:cs="Arial Narrow"/>
           <w:sz w:val="22"/>
           <w:szCs w:val="22"/>
           <w:vertAlign w:val="superscript"/>
@@ -4619,7 +4633,7 @@
       </w:r>
       <w:r>
         <w:rPr>
-          <w:rFonts w:ascii="Arial Narrow" w:eastAsia="Arial Narrow" w:hAnsi="Arial Narrow" w:cs="Arial"/>
+          <w:rFonts w:ascii="Arial Narrow" w:eastAsia="Arial Narrow" w:hAnsi="Arial Narrow" w:cs="Arial Narrow"/>
           <w:sz w:val="22"/>
           <w:szCs w:val="22"/>
         </w:rPr>
@@ -4690,7 +4704,7 @@
       </w:r>
       <w:r>
         <w:rPr>
-          <w:rFonts w:ascii="Arial Narrow" w:hAnsi="Arial Narrow" w:cs="Arial"/>
+          <w:rFonts w:ascii="Arial Narrow" w:eastAsia="Arial Narrow" w:hAnsi="Arial Narrow" w:cs="Arial Narrow"/>
           <w:sz w:val="22"/>
           <w:szCs w:val="22"/>
           <w:lang w:eastAsia="es-ES"/>
@@ -4700,7 +4714,7 @@
       <w:proofErr w:type="gramStart"/>
       <w:r>
         <w:rPr>
-          <w:rFonts w:ascii="Arial Narrow" w:hAnsi="Arial Narrow" w:cs="Arial"/>
+          <w:rFonts w:ascii="Arial Narrow" w:eastAsia="Arial Narrow" w:hAnsi="Arial Narrow" w:cs="Arial Narrow"/>
           <w:sz w:val="22"/>
           <w:szCs w:val="22"/>
           <w:lang w:eastAsia="es-ES"/>
@@ -4710,7 +4724,7 @@
       <w:proofErr w:type="gramEnd"/>
       <w:r>
         <w:rPr>
-          <w:rFonts w:ascii="Arial Narrow" w:hAnsi="Arial Narrow" w:cs="Arial"/>
+          <w:rFonts w:ascii="Arial Narrow" w:eastAsia="Arial Narrow" w:hAnsi="Arial Narrow" w:cs="Arial Narrow"/>
           <w:sz w:val="22"/>
           <w:szCs w:val="22"/>
           <w:lang w:eastAsia="es-ES"/>
@@ -4742,7 +4756,7 @@
         <w:suppressAutoHyphens/>
         <w:jc w:val="both"/>
         <w:rPr>
-          <w:rFonts w:ascii="Arial Narrow" w:hAnsi="Arial Narrow" w:cs="Arial"/>
+          <w:rFonts w:ascii="Arial Narrow" w:eastAsia="Arial Narrow" w:hAnsi="Arial Narrow" w:cs="Arial Narrow"/>
           <w:sz w:val="22"/>
           <w:szCs w:val="22"/>
           <w:u w:val="single"/>
@@ -4780,7 +4794,7 @@
       </w:r>
       <w:r>
         <w:rPr>
-          <w:rFonts w:ascii="Arial Narrow" w:hAnsi="Arial Narrow" w:cs="Arial"/>
+          <w:rFonts w:ascii="Arial Narrow" w:eastAsia="Arial Narrow" w:hAnsi="Arial Narrow" w:cs="Arial Narrow"/>
           <w:sz w:val="22"/>
           <w:szCs w:val="22"/>
         </w:rPr>
@@ -4789,7 +4803,7 @@
       <w:proofErr w:type="gramStart"/>
       <w:r>
         <w:rPr>
-          <w:rFonts w:ascii="Arial Narrow" w:hAnsi="Arial Narrow" w:cs="Arial"/>
+          <w:rFonts w:ascii="Arial Narrow" w:eastAsia="Arial Narrow" w:hAnsi="Arial Narrow" w:cs="Arial Narrow"/>
           <w:sz w:val="22"/>
           <w:szCs w:val="22"/>
         </w:rPr>
@@ -4798,7 +4812,7 @@
       <w:proofErr w:type="gramEnd"/>
       <w:r>
         <w:rPr>
-          <w:rFonts w:ascii="Arial Narrow" w:hAnsi="Arial Narrow" w:cs="Arial"/>
+          <w:rFonts w:ascii="Arial Narrow" w:eastAsia="Arial Narrow" w:hAnsi="Arial Narrow" w:cs="Arial Narrow"/>
           <w:sz w:val="22"/>
           <w:szCs w:val="22"/>
         </w:rPr>
@@ -4807,7 +4821,7 @@
       <w:r>
         <w:rPr>
           <w:rStyle w:val="Refdenotaalpie"/>
-          <w:rFonts w:ascii="Arial Narrow" w:hAnsi="Arial Narrow" w:cs="Arial"/>
+          <w:rFonts w:ascii="Arial Narrow" w:eastAsia="Arial Narrow" w:hAnsi="Arial Narrow" w:cs="Arial Narrow"/>
           <w:sz w:val="22"/>
           <w:szCs w:val="22"/>
           <w:vertAlign w:val="superscript"/>
@@ -4816,7 +4830,7 @@
       </w:r>
       <w:r>
         <w:rPr>
-          <w:rFonts w:ascii="Arial Narrow" w:hAnsi="Arial Narrow" w:cs="Arial"/>
+          <w:rFonts w:ascii="Arial Narrow" w:eastAsia="Arial Narrow" w:hAnsi="Arial Narrow" w:cs="Arial Narrow"/>
           <w:sz w:val="22"/>
           <w:szCs w:val="22"/>
         </w:rPr>
@@ -4825,7 +4839,7 @@
       <w:proofErr w:type="gramStart"/>
       <w:r>
         <w:rPr>
-          <w:rFonts w:ascii="Arial Narrow" w:hAnsi="Arial Narrow" w:cs="Arial"/>
+          <w:rFonts w:ascii="Arial Narrow" w:eastAsia="Arial Narrow" w:hAnsi="Arial Narrow" w:cs="Arial Narrow"/>
           <w:sz w:val="22"/>
           <w:szCs w:val="22"/>
         </w:rPr>
@@ -4834,7 +4848,7 @@
       <w:proofErr w:type="gramEnd"/>
       <w:r>
         <w:rPr>
-          <w:rFonts w:ascii="Arial Narrow" w:hAnsi="Arial Narrow" w:cs="Arial"/>
+          <w:rFonts w:ascii="Arial Narrow" w:eastAsia="Arial Narrow" w:hAnsi="Arial Narrow" w:cs="Arial Narrow"/>
           <w:sz w:val="22"/>
           <w:szCs w:val="22"/>
         </w:rPr>
@@ -4842,7 +4856,7 @@
       </w:r>
       <w:r>
         <w:rPr>
-          <w:rFonts w:ascii="Arial Narrow" w:hAnsi="Arial Narrow" w:cs="Arial"/>
+          <w:rFonts w:ascii="Arial Narrow" w:eastAsia="Arial Narrow" w:hAnsi="Arial Narrow" w:cs="Arial Narrow"/>
           <w:sz w:val="22"/>
           <w:szCs w:val="22"/>
         </w:rPr>
@@ -4851,7 +4865,7 @@
       </w:r>
       <w:r>
         <w:rPr>
-          <w:rFonts w:ascii="Arial Narrow" w:hAnsi="Arial Narrow" w:cs="Arial"/>
+          <w:rFonts w:ascii="Arial Narrow" w:eastAsia="Arial Narrow" w:hAnsi="Arial Narrow" w:cs="Arial Narrow"/>
           <w:sz w:val="22"/>
           <w:szCs w:val="22"/>
           <w:u w:val="single"/>
@@ -4860,7 +4874,7 @@
       </w:r>
       <w:r>
         <w:rPr>
-          <w:rFonts w:ascii="Arial Narrow" w:hAnsi="Arial Narrow" w:cs="Arial"/>
+          <w:rFonts w:ascii="Arial Narrow" w:eastAsia="Arial Narrow" w:hAnsi="Arial Narrow" w:cs="Arial Narrow"/>
           <w:sz w:val="22"/>
           <w:szCs w:val="22"/>
         </w:rPr>
@@ -4868,7 +4882,7 @@
       </w:r>
       <w:r>
         <w:rPr>
-          <w:rFonts w:ascii="Arial Narrow" w:hAnsi="Arial Narrow" w:cs="Arial"/>
+          <w:rFonts w:ascii="Arial Narrow" w:eastAsia="Arial Narrow" w:hAnsi="Arial Narrow" w:cs="Arial Narrow"/>
           <w:b/>
           <w:bCs/>
           <w:sz w:val="22"/>
@@ -4878,7 +4892,7 @@
       </w:r>
       <w:r>
         <w:rPr>
-          <w:rFonts w:ascii="Arial Narrow" w:hAnsi="Arial Narrow" w:cs="Arial"/>
+          <w:rFonts w:ascii="Arial Narrow" w:eastAsia="Arial Narrow" w:hAnsi="Arial Narrow" w:cs="Arial Narrow"/>
           <w:sz w:val="22"/>
           <w:szCs w:val="22"/>
           <w:u w:val="single"/>
@@ -4955,7 +4969,7 @@
         <w:suppressAutoHyphens/>
         <w:jc w:val="both"/>
         <w:rPr>
-          <w:rFonts w:ascii="Arial Narrow" w:hAnsi="Arial Narrow" w:cs="Arial"/>
+          <w:rFonts w:ascii="Arial Narrow" w:eastAsia="Arial Narrow" w:hAnsi="Arial Narrow" w:cs="Arial Narrow"/>
           <w:sz w:val="22"/>
           <w:szCs w:val="22"/>
         </w:rPr>
@@ -4968,8 +4982,191 @@
           <w:sz w:val="22"/>
           <w:szCs w:val="22"/>
         </w:rPr>
-        <w:t xml:space="preserve">DÉCIMO PRIMERO: requerir a [DENUNCIANTE] para que, dentro del plazo de dos (2) días hábiles siguientes a la fecha en que reciba la notificación en su bandeja de correo electrónico, efectúe la confirmación de recepción de la notificación remitida por este despacho a su correo electrónico, de conformidad con el segundo párrafo del numeral 4 del artículo 20 del Texto Único Ordenado de la Ley del Procedimiento Administrativo General, aprobado mediante Decreto Supremo 006-2026-JUS, bajo apercibimiento de rehacer el acto de notificación y notificarle conforme al numeral 1 del artículo 20 del citado cuerpo normativo.</w:t>
-      </w:r>
+        <w:t xml:space="preserve">DÉCIMO PRIMERO: </w:t>
+      </w:r>
+      <w:r>
+        <w:rPr>
+          <w:rFonts w:ascii="Arial Narrow" w:eastAsia="Arial Narrow" w:hAnsi="Arial Narrow" w:cs="Arial Narrow"/>
+          <w:sz w:val="22"/>
+          <w:szCs w:val="22"/>
+        </w:rPr>
+        <w:t xml:space="preserve">requerir a [DENUNCIANTE] para que, dentro del plazo de dos (2) días hábiles siguientes a la fecha en que reciba la notificación en su bandeja de correo electrónico, efectúe la confirmación de recepción de la notificación remitida por este despacho a su correo electrónico, de conformidad con el segundo párrafo del numeral 4 del artículo 20 del Texto Único Ordenado de la Ley del Procedimiento Administrativo General, aprobado mediante Decreto Supremo 006-2026-JUS, bajo apercibimiento de rehacer el acto de notificación y notificarle conforme al numeral 1 del artículo 20 del citado cuerpo normativo.</w:t>
+      </w:r>
+      <w:r>
+        <w:rPr>
+          <w:rFonts w:ascii="Arial Narrow" w:eastAsia="Arial Narrow" w:hAnsi="Arial Narrow" w:cs="Arial Narrow"/>
+          <w:sz w:val="22"/>
+          <w:szCs w:val="22"/>
+        </w:rPr>
+        <w:t/>
+      </w:r>
+      <w:r>
+        <w:rPr>
+          <w:rFonts w:ascii="Arial Narrow" w:eastAsia="Arial Narrow" w:hAnsi="Arial Narrow" w:cs="Arial Narrow"/>
+          <w:spacing w:val="-3"/>
+          <w:sz w:val="22"/>
+          <w:szCs w:val="22"/>
+        </w:rPr>
+        <w:t/>
+      </w:r>
+      <w:r>
+        <w:rPr>
+          <w:rFonts w:ascii="Arial Narrow" w:eastAsia="Arial Narrow" w:hAnsi="Arial Narrow" w:cs="Arial Narrow"/>
+          <w:spacing w:val="-3"/>
+          <w:sz w:val="22"/>
+          <w:szCs w:val="22"/>
+        </w:rPr>
+        <w:t xml:space="preserve"/>
+      </w:r>
+      <w:r>
+        <w:rPr>
+          <w:rFonts w:ascii="Arial Narrow" w:eastAsia="Arial Narrow" w:hAnsi="Arial Narrow" w:cs="Arial Narrow"/>
+          <w:spacing w:val="-3"/>
+          <w:sz w:val="22"/>
+          <w:szCs w:val="22"/>
+        </w:rPr>
+        <w:t xml:space="preserve"/>
+      </w:r>
+      <w:r>
+        <w:rPr>
+          <w:rFonts w:ascii="Arial Narrow" w:eastAsia="Arial Narrow" w:hAnsi="Arial Narrow" w:cs="Arial Narrow"/>
+          <w:color w:val="000000"/>
+          <w:sz w:val="22"/>
+          <w:szCs w:val="22"/>
+          <w:shd w:val="clear" w:color="auto" w:fill="FFFFFF"/>
+        </w:rPr>
+        <w:t xml:space="preserve"/>
+      </w:r>
+      <w:r>
+        <w:rPr>
+          <w:rFonts w:ascii="Arial Narrow" w:eastAsia="Arial Narrow" w:hAnsi="Arial Narrow" w:cs="Arial Narrow"/>
+          <w:color w:val="000000"/>
+          <w:sz w:val="22"/>
+          <w:szCs w:val="22"/>
+        </w:rPr>
+        <w:t/>
+      </w:r>
+      <w:r>
+        <w:rPr>
+          <w:rFonts w:ascii="Arial Narrow" w:eastAsia="Arial Narrow" w:hAnsi="Arial Narrow" w:cs="Arial Narrow"/>
+          <w:color w:val="000000"/>
+          <w:sz w:val="22"/>
+          <w:szCs w:val="22"/>
+        </w:rPr>
+        <w:t xml:space="preserve"/>
+      </w:r>
+      <w:r>
+        <w:rPr>
+          <w:rFonts w:ascii="Arial Narrow" w:eastAsia="Arial Narrow" w:hAnsi="Arial Narrow" w:cs="Arial Narrow"/>
+          <w:color w:val="000000"/>
+          <w:sz w:val="22"/>
+          <w:szCs w:val="22"/>
+        </w:rPr>
+        <w:t/>
+      </w:r>
+      <w:r>
+        <w:rPr>
+          <w:rFonts w:ascii="Arial Narrow" w:eastAsia="Arial Narrow" w:hAnsi="Arial Narrow" w:cs="Arial Narrow"/>
+          <w:color w:val="000000"/>
+          <w:sz w:val="22"/>
+          <w:szCs w:val="22"/>
+        </w:rPr>
+        <w:t xml:space="preserve"/>
+      </w:r>
+      <w:r>
+        <w:rPr>
+          <w:rFonts w:ascii="Arial Narrow" w:eastAsia="Arial Narrow" w:hAnsi="Arial Narrow" w:cs="Arial Narrow"/>
+          <w:color w:val="000000"/>
+          <w:sz w:val="22"/>
+          <w:szCs w:val="22"/>
+        </w:rPr>
+        <w:t/>
+      </w:r>
+      <w:r>
+        <w:rPr>
+          <w:rFonts w:ascii="Arial Narrow" w:eastAsia="Arial Narrow" w:hAnsi="Arial Narrow" w:cs="Arial Narrow"/>
+          <w:color w:val="000000"/>
+          <w:sz w:val="22"/>
+          <w:szCs w:val="22"/>
+        </w:rPr>
+        <w:t xml:space="preserve"/>
+      </w:r>
+      <w:r>
+        <w:rPr>
+          <w:rFonts w:ascii="Arial Narrow" w:eastAsia="Arial Narrow" w:hAnsi="Arial Narrow" w:cs="Arial Narrow"/>
+          <w:color w:val="000000"/>
+          <w:sz w:val="22"/>
+          <w:szCs w:val="22"/>
+        </w:rPr>
+        <w:t/>
+      </w:r>
+      <w:r>
+        <w:rPr>
+          <w:rFonts w:ascii="Arial Narrow" w:eastAsia="Arial Narrow" w:hAnsi="Arial Narrow" w:cs="Arial Narrow"/>
+          <w:color w:val="000000"/>
+          <w:sz w:val="22"/>
+          <w:szCs w:val="22"/>
+        </w:rPr>
+        <w:t xml:space="preserve"/>
+      </w:r>
+      <w:r>
+        <w:rPr>
+          <w:rFonts w:ascii="Arial Narrow" w:eastAsia="Arial Narrow" w:hAnsi="Arial Narrow" w:cs="Arial Narrow"/>
+          <w:color w:val="000000"/>
+          <w:sz w:val="22"/>
+          <w:szCs w:val="22"/>
+        </w:rPr>
+        <w:t/>
+      </w:r>
+      <w:r>
+        <w:rPr>
+          <w:rFonts w:ascii="Arial Narrow" w:eastAsia="Arial Narrow" w:hAnsi="Arial Narrow" w:cs="Arial Narrow"/>
+          <w:color w:val="000000"/>
+          <w:sz w:val="22"/>
+          <w:szCs w:val="22"/>
+        </w:rPr>
+        <w:t xml:space="preserve"/>
+      </w:r>
+      <w:r>
+        <w:rPr>
+          <w:rStyle w:val="Refdenotaalpie"/>
+          <w:rFonts w:ascii="Arial Narrow" w:eastAsia="Arial Narrow" w:hAnsi="Arial Narrow" w:cs="Arial Narrow"/>
+          <w:sz w:val="22"/>
+          <w:szCs w:val="22"/>
+          <w:vertAlign w:val="superscript"/>
+        </w:rPr>
+        <w:footnoteReference w:id="17"/>
+      </w:r>
+      <w:r>
+        <w:rPr>
+          <w:rFonts w:ascii="Arial Narrow" w:eastAsia="Arial Narrow" w:hAnsi="Arial Narrow" w:cs="Arial Narrow"/>
+          <w:sz w:val="22"/>
+          <w:szCs w:val="22"/>
+        </w:rPr>
+        <w:t/>
+      </w:r>
+    </w:p>
+    <w:p>
+      <w:pPr>
+        <w:suppressAutoHyphens/>
+        <w:jc w:val="both"/>
+        <w:rPr>
+          <w:rFonts w:ascii="Arial Narrow" w:eastAsia="Arial Narrow" w:hAnsi="Arial Narrow" w:cs="Arial Narrow"/>
+          <w:sz w:val="22"/>
+          <w:szCs w:val="22"/>
+        </w:rPr>
+      </w:pPr>
+    </w:p>
+    <w:p>
+      <w:pPr>
+        <w:suppressAutoHyphens/>
+        <w:jc w:val="both"/>
+        <w:rPr>
+          <w:rFonts w:ascii="Arial Narrow" w:eastAsia="Arial Narrow" w:hAnsi="Arial Narrow" w:cs="Arial Narrow"/>
+          <w:sz w:val="22"/>
+          <w:szCs w:val="22"/>
+        </w:rPr>
+      </w:pPr>
       <w:r>
         <w:rPr>
           <w:rFonts w:ascii="Arial Narrow" w:eastAsia="Arial Narrow" w:hAnsi="Arial Narrow" w:cs="Arial Narrow"/>
@@ -4978,287 +5175,108 @@
           <w:sz w:val="22"/>
           <w:szCs w:val="22"/>
         </w:rPr>
-        <w:t/>
-      </w:r>
-      <w:r>
-        <w:rPr>
-          <w:rFonts w:ascii="Arial Narrow" w:hAnsi="Arial Narrow" w:cs="Arial"/>
+        <w:t xml:space="preserve">DÉCIMO </w:t>
+      </w:r>
+      <w:r>
+        <w:rPr>
+          <w:rFonts w:ascii="Arial Narrow" w:eastAsia="Arial Narrow" w:hAnsi="Arial Narrow" w:cs="Arial Narrow"/>
           <w:b/>
           <w:bCs/>
           <w:spacing w:val="-3"/>
           <w:sz w:val="22"/>
           <w:szCs w:val="22"/>
         </w:rPr>
-        <w:t/>
-      </w:r>
-      <w:r>
-        <w:rPr>
-          <w:rFonts w:ascii="Arial Narrow" w:hAnsi="Arial Narrow" w:cs="Arial"/>
-          <w:spacing w:val="-3"/>
-          <w:sz w:val="22"/>
-          <w:szCs w:val="22"/>
-        </w:rPr>
-        <w:t xml:space="preserve"/>
-      </w:r>
-      <w:r>
-        <w:rPr>
-          <w:rFonts w:ascii="Arial Narrow" w:hAnsi="Arial Narrow" w:cs="Arial"/>
-          <w:spacing w:val="-3"/>
-          <w:sz w:val="22"/>
-          <w:szCs w:val="22"/>
-        </w:rPr>
-        <w:t xml:space="preserve"/>
-      </w:r>
-      <w:r>
-        <w:rPr>
-          <w:rFonts w:ascii="Arial Narrow" w:hAnsi="Arial Narrow"/>
-          <w:color w:val="000000"/>
-          <w:sz w:val="22"/>
-          <w:szCs w:val="22"/>
-          <w:shd w:val="clear" w:color="auto" w:fill="FFFFFF"/>
-        </w:rPr>
-        <w:t xml:space="preserve"/>
-      </w:r>
-      <w:r>
-        <w:rPr>
-          <w:rFonts w:ascii="Arial Narrow" w:hAnsi="Arial Narrow"/>
-          <w:color w:val="000000"/>
-          <w:sz w:val="22"/>
-          <w:szCs w:val="22"/>
-        </w:rPr>
-        <w:t/>
-      </w:r>
-      <w:r>
-        <w:rPr>
-          <w:rFonts w:ascii="Arial Narrow" w:hAnsi="Arial Narrow"/>
-          <w:color w:val="000000"/>
-          <w:sz w:val="22"/>
-          <w:szCs w:val="22"/>
-        </w:rPr>
-        <w:t xml:space="preserve"/>
-      </w:r>
-      <w:r>
-        <w:rPr>
-          <w:rFonts w:ascii="Arial Narrow" w:hAnsi="Arial Narrow"/>
-          <w:color w:val="000000"/>
-          <w:sz w:val="22"/>
-          <w:szCs w:val="22"/>
-        </w:rPr>
-        <w:t/>
-      </w:r>
-      <w:r>
-        <w:rPr>
-          <w:rFonts w:ascii="Arial Narrow" w:hAnsi="Arial Narrow"/>
-          <w:color w:val="000000"/>
-          <w:sz w:val="22"/>
-          <w:szCs w:val="22"/>
-        </w:rPr>
-        <w:t xml:space="preserve"/>
-      </w:r>
-      <w:r>
-        <w:rPr>
-          <w:rFonts w:ascii="Arial Narrow" w:hAnsi="Arial Narrow"/>
-          <w:color w:val="000000"/>
-          <w:sz w:val="22"/>
-          <w:szCs w:val="22"/>
-        </w:rPr>
-        <w:t/>
-      </w:r>
-      <w:r>
-        <w:rPr>
-          <w:rFonts w:ascii="Arial Narrow" w:hAnsi="Arial Narrow"/>
-          <w:color w:val="000000"/>
-          <w:sz w:val="22"/>
-          <w:szCs w:val="22"/>
-        </w:rPr>
-        <w:t xml:space="preserve"/>
-      </w:r>
-      <w:r>
-        <w:rPr>
-          <w:rFonts w:ascii="Arial Narrow" w:hAnsi="Arial Narrow" w:cs="Segoe UI"/>
-          <w:color w:val="000000"/>
-          <w:sz w:val="22"/>
-          <w:szCs w:val="22"/>
-        </w:rPr>
-        <w:t/>
-      </w:r>
-      <w:r>
-        <w:rPr>
-          <w:rFonts w:ascii="Arial Narrow" w:hAnsi="Arial Narrow"/>
-          <w:color w:val="000000"/>
-          <w:sz w:val="22"/>
-          <w:szCs w:val="22"/>
-        </w:rPr>
-        <w:t xml:space="preserve"/>
-      </w:r>
-      <w:r>
-        <w:rPr>
-          <w:rFonts w:ascii="Arial Narrow" w:hAnsi="Arial Narrow" w:cs="Segoe UI"/>
-          <w:color w:val="000000"/>
-          <w:sz w:val="22"/>
-          <w:szCs w:val="22"/>
-        </w:rPr>
-        <w:t/>
-      </w:r>
-      <w:r>
-        <w:rPr>
-          <w:rFonts w:ascii="Arial Narrow" w:hAnsi="Arial Narrow"/>
-          <w:color w:val="000000"/>
-          <w:sz w:val="22"/>
-          <w:szCs w:val="22"/>
-        </w:rPr>
-        <w:t xml:space="preserve"/>
-      </w:r>
-      <w:r>
-        <w:rPr>
-          <w:rStyle w:val="Refdenotaalpie"/>
-          <w:rFonts w:ascii="Arial Narrow" w:hAnsi="Arial Narrow"/>
-          <w:sz w:val="22"/>
-          <w:szCs w:val="22"/>
-          <w:vertAlign w:val="superscript"/>
-        </w:rPr>
-        <w:footnoteReference w:id="17"/>
-      </w:r>
-      <w:r>
-        <w:rPr>
-          <w:rFonts w:ascii="Arial Narrow" w:hAnsi="Arial Narrow" w:cs="Arial"/>
-          <w:sz w:val="22"/>
-          <w:szCs w:val="22"/>
-        </w:rPr>
-        <w:t/>
-      </w:r>
-    </w:p>
-    <w:p>
-      <w:pPr>
-        <w:suppressAutoHyphens/>
-        <w:jc w:val="both"/>
-        <w:rPr>
-          <w:rFonts w:ascii="Arial Narrow" w:hAnsi="Arial Narrow" w:cs="Arial"/>
-          <w:sz w:val="22"/>
-          <w:szCs w:val="22"/>
-        </w:rPr>
-      </w:pPr>
-    </w:p>
-    <w:p>
-      <w:pPr>
-        <w:suppressAutoHyphens/>
-        <w:jc w:val="both"/>
-        <w:rPr>
-          <w:rFonts w:ascii="Arial Narrow" w:eastAsia="Calibri" w:hAnsi="Arial Narrow"/>
-          <w:sz w:val="22"/>
-          <w:szCs w:val="22"/>
-        </w:rPr>
-      </w:pPr>
-      <w:r>
-        <w:rPr>
-          <w:rFonts w:ascii="Arial Narrow" w:eastAsia="Arial Narrow" w:hAnsi="Arial Narrow" w:cs="Arial Narrow"/>
-          <w:b/>
-          <w:bCs/>
-          <w:sz w:val="22"/>
-          <w:szCs w:val="22"/>
-        </w:rPr>
-        <w:t xml:space="preserve">DÉCIMO </w:t>
-      </w:r>
-      <w:r>
-        <w:rPr>
-          <w:rFonts w:ascii="Arial Narrow" w:hAnsi="Arial Narrow" w:cs="Arial"/>
+        <w:t>SEGUND</w:t>
+      </w:r>
+      <w:r>
+        <w:rPr>
+          <w:rFonts w:ascii="Arial Narrow" w:eastAsia="Arial Narrow" w:hAnsi="Arial Narrow" w:cs="Arial Narrow"/>
           <w:b/>
           <w:bCs/>
           <w:spacing w:val="-3"/>
           <w:sz w:val="22"/>
           <w:szCs w:val="22"/>
         </w:rPr>
-        <w:t>SEGUND</w:t>
-      </w:r>
-      <w:r>
-        <w:rPr>
-          <w:rFonts w:ascii="Arial Narrow" w:hAnsi="Arial Narrow" w:cs="Arial"/>
+        <w:t>O</w:t>
+      </w:r>
+      <w:r>
+        <w:rPr>
+          <w:rFonts w:ascii="Arial Narrow" w:eastAsia="Arial Narrow" w:hAnsi="Arial Narrow" w:cs="Arial Narrow"/>
           <w:b/>
           <w:bCs/>
-          <w:spacing w:val="-3"/>
-          <w:sz w:val="22"/>
-          <w:szCs w:val="22"/>
-        </w:rPr>
-        <w:t>O</w:t>
-      </w:r>
-      <w:r>
-        <w:rPr>
-          <w:rFonts w:ascii="Arial Narrow" w:eastAsia="Arial Narrow" w:hAnsi="Arial Narrow" w:cs="Arial Narrow"/>
-          <w:b/>
+          <w:sz w:val="22"/>
+          <w:szCs w:val="22"/>
+        </w:rPr>
+        <w:t>:</w:t>
+      </w:r>
+      <w:r>
+        <w:rPr>
+          <w:rFonts w:ascii="Arial Narrow" w:eastAsia="Arial Narrow" w:hAnsi="Arial Narrow" w:cs="Arial Narrow"/>
+          <w:sz w:val="22"/>
+          <w:szCs w:val="22"/>
+        </w:rPr>
+        <w:t xml:space="preserve"> </w:t>
+      </w:r>
+      <w:r>
+        <w:rPr>
+          <w:rFonts w:ascii="Arial Narrow" w:eastAsia="Arial Narrow" w:hAnsi="Arial Narrow" w:cs="Arial Narrow"/>
+          <w:color w:val="000000"/>
+          <w:sz w:val="22"/>
+          <w:szCs w:val="22"/>
+        </w:rPr>
+        <w:t xml:space="preserve">requerir a </w:t>
+      </w:r>
+      <w:r>
+        <w:rPr>
+          <w:rFonts w:ascii="Arial Narrow" w:eastAsia="Arial Narrow" w:hAnsi="Arial Narrow" w:cs="Arial Narrow"/>
+          <w:sz w:val="22"/>
+          <w:szCs w:val="22"/>
+        </w:rPr>
+        <w:t>Pacífico Compañía de Seguros y Reaseguros S.A.</w:t>
+      </w:r>
+      <w:r>
+        <w:rPr>
+          <w:rFonts w:ascii="Arial Narrow" w:eastAsia="Arial Narrow" w:hAnsi="Arial Narrow" w:cs="Arial Narrow"/>
+          <w:sz w:val="22"/>
+          <w:szCs w:val="22"/>
+        </w:rPr>
+        <w:t xml:space="preserve"> </w:t>
+      </w:r>
+      <w:r>
+        <w:rPr>
+          <w:rFonts w:ascii="Arial Narrow" w:eastAsia="Arial Narrow" w:hAnsi="Arial Narrow" w:cs="Arial Narrow"/>
+          <w:sz w:val="22"/>
+          <w:szCs w:val="22"/>
+          <w:shd w:val="clear" w:color="auto" w:fill="FFFFFF"/>
+        </w:rPr>
+        <w:t xml:space="preserve">para que </w:t>
+      </w:r>
+      <w:r>
+        <w:rPr>
+          <w:rFonts w:ascii="Arial Narrow" w:eastAsia="Arial Narrow" w:hAnsi="Arial Narrow" w:cs="Arial Narrow"/>
+          <w:sz w:val="22"/>
+          <w:szCs w:val="22"/>
+        </w:rPr>
+        <w:t>efectúe el acuse de recibo mediante la confirmación de recepción de la notificación remitida por este despacho a su Casilla Electrónica, dentro de los cinco (5) primeros días hábiles siguientes a la fecha en que recibe la notificación.</w:t>
+      </w:r>
+    </w:p>
+    <w:p>
+      <w:pPr>
+        <w:suppressAutoHyphens/>
+        <w:jc w:val="both"/>
+        <w:rPr>
+          <w:rFonts w:ascii="Arial Narrow" w:eastAsia="Arial Narrow" w:hAnsi="Arial Narrow" w:cs="Arial Narrow"/>
           <w:bCs/>
           <w:sz w:val="22"/>
           <w:szCs w:val="22"/>
         </w:rPr>
-        <w:t>:</w:t>
-      </w:r>
-      <w:r>
-        <w:rPr>
-          <w:rFonts w:ascii="Arial Narrow" w:eastAsia="Arial Narrow" w:hAnsi="Arial Narrow" w:cs="Arial Narrow"/>
-          <w:sz w:val="22"/>
-          <w:szCs w:val="22"/>
-        </w:rPr>
-        <w:t xml:space="preserve"> </w:t>
-      </w:r>
-      <w:r>
-        <w:rPr>
-          <w:rFonts w:ascii="Arial Narrow" w:hAnsi="Arial Narrow"/>
-          <w:color w:val="000000"/>
-          <w:sz w:val="22"/>
-          <w:szCs w:val="22"/>
-        </w:rPr>
-        <w:t xml:space="preserve">requerir a </w:t>
-      </w:r>
-      <w:r>
-        <w:rPr>
-          <w:rFonts w:ascii="Arial Narrow" w:eastAsia="Arial Narrow" w:hAnsi="Arial Narrow" w:cs="Arial Narrow"/>
-          <w:sz w:val="22"/>
-          <w:szCs w:val="22"/>
-        </w:rPr>
-        <w:t>Pacífico Compañía de Seguros y Reaseguros S.A.</w:t>
-      </w:r>
-      <w:r>
-        <w:rPr>
-          <w:rFonts w:ascii="Arial Narrow" w:eastAsia="Arial Narrow" w:hAnsi="Arial Narrow" w:cs="Arial Narrow"/>
-          <w:sz w:val="22"/>
-          <w:szCs w:val="22"/>
-        </w:rPr>
-        <w:t xml:space="preserve"> </w:t>
-      </w:r>
-      <w:r>
-        <w:rPr>
-          <w:rFonts w:ascii="Arial Narrow" w:hAnsi="Arial Narrow"/>
-          <w:sz w:val="22"/>
-          <w:szCs w:val="22"/>
-          <w:shd w:val="clear" w:color="auto" w:fill="FFFFFF"/>
-        </w:rPr>
-        <w:t xml:space="preserve">para que </w:t>
-      </w:r>
-      <w:r>
-        <w:rPr>
-          <w:rFonts w:ascii="Arial Narrow" w:eastAsia="Calibri" w:hAnsi="Arial Narrow"/>
-          <w:sz w:val="22"/>
-          <w:szCs w:val="22"/>
-        </w:rPr>
-        <w:t>efectúe el acuse de recibo mediante la confirmación de recepción de la notificación remitida por este despacho a su Casilla Electrónica, dentro de los cinco (5) primeros días hábiles siguientes a la fecha en que recibe la notificación.</w:t>
-      </w:r>
-    </w:p>
-    <w:p>
-      <w:pPr>
-        <w:suppressAutoHyphens/>
-        <w:jc w:val="both"/>
-        <w:rPr>
-          <w:rFonts w:ascii="Arial Narrow" w:hAnsi="Arial Narrow" w:cs="Arial"/>
-          <w:bCs/>
-          <w:sz w:val="22"/>
-          <w:szCs w:val="22"/>
-        </w:rPr>
       </w:pPr>
     </w:p>
     <w:p>
       <w:pPr>
         <w:shd w:val="clear" w:color="auto" w:fill="FFFFFF"/>
         <w:rPr>
-          <w:rFonts w:ascii="Arial Narrow" w:hAnsi="Arial Narrow" w:cs="Arial"/>
+          <w:rFonts w:ascii="Arial Narrow" w:eastAsia="Arial Narrow" w:hAnsi="Arial Narrow" w:cs="Arial Narrow"/>
           <w:b/>
           <w:bCs/>
           <w:sz w:val="22"/>
@@ -5271,7 +5289,7 @@
         <w:shd w:val="clear" w:color="auto" w:fill="FFFFFF"/>
         <w:jc w:val="center"/>
         <w:rPr>
-          <w:rFonts w:ascii="Arial Narrow" w:hAnsi="Arial Narrow" w:cs="Arial"/>
+          <w:rFonts w:ascii="Arial Narrow" w:eastAsia="Arial Narrow" w:hAnsi="Arial Narrow" w:cs="Arial Narrow"/>
           <w:b/>
           <w:bCs/>
           <w:sz w:val="22"/>
@@ -5284,7 +5302,7 @@
         <w:shd w:val="clear" w:color="auto" w:fill="FFFFFF"/>
         <w:jc w:val="center"/>
         <w:rPr>
-          <w:rFonts w:ascii="Arial Narrow" w:hAnsi="Arial Narrow" w:cs="Arial"/>
+          <w:rFonts w:ascii="Arial Narrow" w:eastAsia="Arial Narrow" w:hAnsi="Arial Narrow" w:cs="Arial Narrow"/>
           <w:b/>
           <w:bCs/>
           <w:sz w:val="22"/>
@@ -5297,7 +5315,7 @@
         <w:shd w:val="clear" w:color="auto" w:fill="FFFFFF"/>
         <w:jc w:val="center"/>
         <w:rPr>
-          <w:rFonts w:ascii="Arial Narrow" w:hAnsi="Arial Narrow" w:cs="Arial"/>
+          <w:rFonts w:ascii="Arial Narrow" w:eastAsia="Arial Narrow" w:hAnsi="Arial Narrow" w:cs="Arial Narrow"/>
           <w:b/>
           <w:bCs/>
           <w:sz w:val="22"/>
@@ -5310,7 +5328,7 @@
         <w:shd w:val="clear" w:color="auto" w:fill="FFFFFF"/>
         <w:jc w:val="center"/>
         <w:rPr>
-          <w:rFonts w:ascii="Arial Narrow" w:eastAsia="Calibri" w:hAnsi="Arial Narrow" w:cs="Arial"/>
+          <w:rFonts w:ascii="Arial Narrow" w:eastAsia="Arial Narrow" w:hAnsi="Arial Narrow" w:cs="Arial Narrow"/>
           <w:b/>
           <w:bCs/>
           <w:color w:val="000000"/>
@@ -5320,7 +5338,7 @@
       </w:pPr>
       <w:r>
         <w:rPr>
-          <w:rFonts w:ascii="Arial Narrow" w:eastAsia="Calibri" w:hAnsi="Arial Narrow" w:cs="Arial"/>
+          <w:rFonts w:ascii="Arial Narrow" w:eastAsia="Arial Narrow" w:hAnsi="Arial Narrow" w:cs="Arial Narrow"/>
           <w:b/>
           <w:bCs/>
           <w:color w:val="000000"/>
@@ -5335,7 +5353,7 @@
         <w:shd w:val="clear" w:color="auto" w:fill="FFFFFF"/>
         <w:jc w:val="center"/>
         <w:rPr>
-          <w:rFonts w:ascii="Arial Narrow" w:eastAsia="Calibri" w:hAnsi="Arial Narrow"/>
+          <w:rFonts w:ascii="Arial Narrow" w:eastAsia="Arial Narrow" w:hAnsi="Arial Narrow" w:cs="Arial Narrow"/>
           <w:b/>
           <w:bCs/>
           <w:color w:val="000000"/>
@@ -5345,7 +5363,7 @@
       </w:pPr>
       <w:r>
         <w:rPr>
-          <w:rFonts w:ascii="Arial Narrow" w:eastAsia="Calibri" w:hAnsi="Arial Narrow" w:cs="Arial"/>
+          <w:rFonts w:ascii="Arial Narrow" w:eastAsia="Arial Narrow" w:hAnsi="Arial Narrow" w:cs="Arial Narrow"/>
           <w:b/>
           <w:bCs/>
           <w:color w:val="000000"/>
@@ -5360,7 +5378,7 @@
         <w:shd w:val="clear" w:color="auto" w:fill="FFFFFF"/>
         <w:jc w:val="center"/>
         <w:rPr>
-          <w:rFonts w:ascii="Arial Narrow" w:eastAsia="Calibri" w:hAnsi="Arial Narrow" w:cs="Arial"/>
+          <w:rFonts w:ascii="Arial Narrow" w:eastAsia="Arial Narrow" w:hAnsi="Arial Narrow" w:cs="Arial Narrow"/>
           <w:b/>
           <w:bCs/>
           <w:color w:val="000000"/>
@@ -5370,7 +5388,7 @@
       </w:pPr>
       <w:r>
         <w:rPr>
-          <w:rFonts w:ascii="Arial Narrow" w:eastAsia="Calibri" w:hAnsi="Arial Narrow" w:cs="Arial"/>
+          <w:rFonts w:ascii="Arial Narrow" w:eastAsia="Arial Narrow" w:hAnsi="Arial Narrow" w:cs="Arial Narrow"/>
           <w:b/>
           <w:bCs/>
           <w:color w:val="000000"/>
@@ -5381,7 +5399,7 @@
       </w:r>
       <w:r>
         <w:rPr>
-          <w:rFonts w:ascii="Arial Narrow" w:eastAsia="Calibri" w:hAnsi="Arial Narrow" w:cs="Arial"/>
+          <w:rFonts w:ascii="Arial Narrow" w:eastAsia="Arial Narrow" w:hAnsi="Arial Narrow" w:cs="Arial Narrow"/>
           <w:b/>
           <w:bCs/>
           <w:color w:val="000000"/>
@@ -5393,7 +5411,7 @@
       </w:r>
       <w:r>
         <w:rPr>
-          <w:rFonts w:ascii="Arial Narrow" w:eastAsia="Calibri" w:hAnsi="Arial Narrow" w:cs="Arial"/>
+          <w:rFonts w:ascii="Arial Narrow" w:eastAsia="Arial Narrow" w:hAnsi="Arial Narrow" w:cs="Arial Narrow"/>
           <w:b/>
           <w:bCs/>
           <w:color w:val="000000"/>
@@ -5408,7 +5426,7 @@
         <w:shd w:val="clear" w:color="auto" w:fill="FFFFFF"/>
         <w:jc w:val="center"/>
         <w:rPr>
-          <w:rFonts w:ascii="Arial Narrow" w:hAnsi="Arial Narrow" w:cs="Arial"/>
+          <w:rFonts w:ascii="Arial Narrow" w:eastAsia="Arial Narrow" w:hAnsi="Arial Narrow" w:cs="Arial Narrow"/>
           <w:b/>
           <w:bCs/>
           <w:sz w:val="22"/>
@@ -5420,14 +5438,14 @@
       <w:pPr>
         <w:jc w:val="both"/>
         <w:rPr>
-          <w:rFonts w:ascii="Arial Narrow" w:hAnsi="Arial Narrow"/>
-          <w:sz w:val="16"/>
-          <w:szCs w:val="16"/>
-        </w:rPr>
-      </w:pPr>
-      <w:r>
-        <w:rPr>
-          <w:rFonts w:ascii="Arial Narrow" w:hAnsi="Arial Narrow" w:cs="Arial"/>
+          <w:rFonts w:ascii="Arial Narrow" w:eastAsia="Arial Narrow" w:hAnsi="Arial Narrow" w:cs="Arial Narrow"/>
+          <w:sz w:val="16"/>
+          <w:szCs w:val="16"/>
+        </w:rPr>
+      </w:pPr>
+      <w:r>
+        <w:rPr>
+          <w:rFonts w:ascii="Arial Narrow" w:eastAsia="Arial Narrow" w:hAnsi="Arial Narrow" w:cs="Arial Narrow"/>
           <w:iCs/>
           <w:spacing w:val="-2"/>
           <w:sz w:val="16"/>
@@ -5438,7 +5456,7 @@
       </w:r>
       <w:r>
         <w:rPr>
-          <w:rFonts w:ascii="Arial Narrow" w:hAnsi="Arial Narrow" w:cs="Arial"/>
+          <w:rFonts w:ascii="Arial Narrow" w:eastAsia="Arial Narrow" w:hAnsi="Arial Narrow" w:cs="Arial Narrow"/>
           <w:iCs/>
           <w:spacing w:val="-2"/>
           <w:sz w:val="16"/>
@@ -5449,7 +5467,7 @@
       </w:r>
       <w:r>
         <w:rPr>
-          <w:rFonts w:ascii="Arial Narrow" w:hAnsi="Arial Narrow" w:cs="Arial"/>
+          <w:rFonts w:ascii="Arial Narrow" w:eastAsia="Arial Narrow" w:hAnsi="Arial Narrow" w:cs="Arial Narrow"/>
           <w:iCs/>
           <w:spacing w:val="-2"/>
           <w:sz w:val="16"/>
@@ -5642,41 +5660,54 @@
         <w:ind w:left="567" w:hanging="567"/>
         <w:jc w:val="both"/>
         <w:rPr>
-          <w:rFonts w:ascii="Arial Narrow" w:hAnsi="Arial Narrow"/>
+          <w:rFonts w:ascii="Arial Narrow" w:eastAsia="Arial Narrow" w:hAnsi="Arial Narrow" w:cs="Arial Narrow"/>
           <w:color w:val="000000" w:themeColor="text1"/>
-          <w:sz w:val="15"/>
-          <w:szCs w:val="15"/>
+          <w:sz w:val="16"/>
+          <w:szCs w:val="16"/>
         </w:rPr>
       </w:pPr>
       <w:r>
         <w:rPr>
           <w:rStyle w:val="Refdenotaalpie"/>
-          <w:rFonts w:ascii="Arial Narrow" w:hAnsi="Arial Narrow"/>
+          <w:rFonts w:ascii="Arial Narrow" w:eastAsia="Arial Narrow" w:hAnsi="Arial Narrow" w:cs="Arial Narrow"/>
           <w:color w:val="000000" w:themeColor="text1"/>
           <w:sz w:val="16"/>
-          <w:szCs w:val="15"/>
+          <w:szCs w:val="16"/>
           <w:vertAlign w:val="superscript"/>
         </w:rPr>
         <w:footnoteRef/>
       </w:r>
       <w:r>
         <w:rPr>
-          <w:rFonts w:ascii="Arial Narrow" w:hAnsi="Arial Narrow"/>
+          <w:rFonts w:ascii="Arial Narrow" w:eastAsia="Arial Narrow" w:hAnsi="Arial Narrow" w:cs="Arial Narrow"/>
           <w:color w:val="000000" w:themeColor="text1"/>
-          <w:sz w:val="15"/>
-          <w:szCs w:val="15"/>
+          <w:sz w:val="16"/>
+          <w:szCs w:val="16"/>
         </w:rPr>
         <w:tab/>
       </w:r>
       <w:r>
         <w:rPr>
-          <w:rFonts w:ascii="Arial Narrow" w:hAnsi="Arial Narrow"/>
+          <w:rFonts w:ascii="Arial Narrow" w:eastAsia="Arial Narrow" w:hAnsi="Arial Narrow" w:cs="Arial Narrow"/>
           <w:color w:val="000000" w:themeColor="text1"/>
-          <w:sz w:val="15"/>
-          <w:szCs w:val="15"/>
+          <w:sz w:val="16"/>
+          <w:szCs w:val="16"/>
         </w:rPr>
         <w:t xml:space="preserve">Representada por el señor [APELLIDO] . </w:t>
       </w:r>
+    </w:p>
+    <w:p>
+      <w:pPr>
+        <w:pStyle w:val="Textonotapie"/>
+        <w:ind w:left="567" w:hanging="567"/>
+        <w:jc w:val="both"/>
+        <w:rPr>
+          <w:rFonts w:ascii="Arial Narrow" w:eastAsia="Arial Narrow" w:hAnsi="Arial Narrow" w:cs="Arial Narrow"/>
+          <w:color w:val="000000" w:themeColor="text1"/>
+          <w:sz w:val="16"/>
+          <w:szCs w:val="16"/>
+        </w:rPr>
+      </w:pPr>
     </w:p>
   </w:footnote>
   <w:footnote w:id="2">
@@ -5685,83 +5716,83 @@
         <w:ind w:left="570" w:hanging="570"/>
         <w:jc w:val="both"/>
         <w:rPr>
-          <w:rFonts w:ascii="Arial Narrow" w:hAnsi="Arial Narrow"/>
-          <w:sz w:val="15"/>
-          <w:szCs w:val="15"/>
+          <w:rFonts w:ascii="Arial Narrow" w:eastAsia="Arial Narrow" w:hAnsi="Arial Narrow" w:cs="Arial Narrow"/>
+          <w:sz w:val="16"/>
+          <w:szCs w:val="16"/>
         </w:rPr>
       </w:pPr>
       <w:r>
         <w:rPr>
           <w:rStyle w:val="Refdenotaalpie"/>
-          <w:rFonts w:ascii="Arial Narrow" w:hAnsi="Arial Narrow"/>
-          <w:sz w:val="16"/>
-          <w:szCs w:val="15"/>
+          <w:rFonts w:ascii="Arial Narrow" w:eastAsia="Arial Narrow" w:hAnsi="Arial Narrow" w:cs="Arial Narrow"/>
+          <w:sz w:val="16"/>
+          <w:szCs w:val="16"/>
           <w:vertAlign w:val="superscript"/>
         </w:rPr>
         <w:footnoteRef/>
       </w:r>
       <w:r>
         <w:rPr>
-          <w:rFonts w:ascii="Arial Narrow" w:hAnsi="Arial Narrow"/>
-          <w:sz w:val="15"/>
-          <w:szCs w:val="15"/>
+          <w:rFonts w:ascii="Arial Narrow" w:eastAsia="Arial Narrow" w:hAnsi="Arial Narrow" w:cs="Arial Narrow"/>
+          <w:sz w:val="16"/>
+          <w:szCs w:val="16"/>
         </w:rPr>
         <w:t xml:space="preserve"> </w:t>
       </w:r>
       <w:r>
         <w:rPr>
-          <w:rFonts w:ascii="Arial Narrow" w:hAnsi="Arial Narrow"/>
-          <w:sz w:val="15"/>
-          <w:szCs w:val="15"/>
+          <w:rFonts w:ascii="Arial Narrow" w:eastAsia="Arial Narrow" w:hAnsi="Arial Narrow" w:cs="Arial Narrow"/>
+          <w:sz w:val="16"/>
+          <w:szCs w:val="16"/>
         </w:rPr>
         <w:tab/>
       </w:r>
       <w:r>
         <w:rPr>
-          <w:rFonts w:ascii="Arial Narrow" w:hAnsi="Arial Narrow"/>
-          <w:b/>
-          <w:sz w:val="15"/>
-          <w:szCs w:val="15"/>
+          <w:rFonts w:ascii="Arial Narrow" w:eastAsia="Arial Narrow" w:hAnsi="Arial Narrow" w:cs="Arial Narrow"/>
+          <w:b/>
+          <w:sz w:val="16"/>
+          <w:szCs w:val="16"/>
         </w:rPr>
         <w:t xml:space="preserve">DIRECTIVA 001-2008-TRI-INDECOPI, DIRECTIVA SOBRE CONFIDENCIALIDAD DE LA INFORMACIÓN EN LOS PROCEDIMIENTOS SEGUIDOS POR LOS ÓRGANOS FUNCIONALES DEL INDECOPI, MODIFICADA POR LA DIRECTIVA </w:t>
       </w:r>
       <w:proofErr w:type="spellStart"/>
       <w:r>
         <w:rPr>
-          <w:rFonts w:ascii="Arial Narrow" w:hAnsi="Arial Narrow"/>
-          <w:b/>
-          <w:sz w:val="15"/>
-          <w:szCs w:val="15"/>
+          <w:rFonts w:ascii="Arial Narrow" w:eastAsia="Arial Narrow" w:hAnsi="Arial Narrow" w:cs="Arial Narrow"/>
+          <w:b/>
+          <w:sz w:val="16"/>
+          <w:szCs w:val="16"/>
         </w:rPr>
         <w:t/>
       </w:r>
       <w:proofErr w:type="spellEnd"/>
       <w:r>
         <w:rPr>
-          <w:rFonts w:ascii="Arial Narrow" w:hAnsi="Arial Narrow"/>
-          <w:b/>
-          <w:sz w:val="15"/>
-          <w:szCs w:val="15"/>
+          <w:rFonts w:ascii="Arial Narrow" w:eastAsia="Arial Narrow" w:hAnsi="Arial Narrow" w:cs="Arial Narrow"/>
+          <w:b/>
+          <w:sz w:val="16"/>
+          <w:szCs w:val="16"/>
         </w:rPr>
         <w:t xml:space="preserve"> 002-2017-TRI-INDECOPI Y LA DIRECTIVA </w:t>
       </w:r>
       <w:proofErr w:type="spellStart"/>
       <w:r>
         <w:rPr>
-          <w:rFonts w:ascii="Arial Narrow" w:hAnsi="Arial Narrow"/>
-          <w:b/>
-          <w:sz w:val="15"/>
-          <w:szCs w:val="15"/>
+          <w:rFonts w:ascii="Arial Narrow" w:eastAsia="Arial Narrow" w:hAnsi="Arial Narrow" w:cs="Arial Narrow"/>
+          <w:b/>
+          <w:sz w:val="16"/>
+          <w:szCs w:val="16"/>
         </w:rPr>
         <w:t/>
       </w:r>
       <w:proofErr w:type="spellEnd"/>
       <w:r>
         <w:rPr>
-          <w:rFonts w:ascii="Arial Narrow" w:hAnsi="Arial Narrow"/>
-          <w:b/>
-          <w:sz w:val="15"/>
-          <w:szCs w:val="15"/>
+          <w:rFonts w:ascii="Arial Narrow" w:eastAsia="Arial Narrow" w:hAnsi="Arial Narrow" w:cs="Arial Narrow"/>
+          <w:b/>
+          <w:sz w:val="16"/>
+          <w:szCs w:val="16"/>
         </w:rPr>
         <w:t xml:space="preserve"> 002-2022-TRI-INDECOPI</w:t>
       </w:r>
@@ -5771,26 +5802,26 @@
         <w:ind w:left="1134" w:hanging="570"/>
         <w:jc w:val="both"/>
         <w:rPr>
-          <w:rFonts w:ascii="Arial Narrow" w:hAnsi="Arial Narrow"/>
-          <w:sz w:val="15"/>
-          <w:szCs w:val="15"/>
-        </w:rPr>
-      </w:pPr>
-      <w:r>
-        <w:rPr>
-          <w:rFonts w:ascii="Arial Narrow" w:hAnsi="Arial Narrow"/>
-          <w:b/>
-          <w:sz w:val="15"/>
-          <w:szCs w:val="15"/>
+          <w:rFonts w:ascii="Arial Narrow" w:eastAsia="Arial Narrow" w:hAnsi="Arial Narrow" w:cs="Arial Narrow"/>
+          <w:sz w:val="16"/>
+          <w:szCs w:val="16"/>
+        </w:rPr>
+      </w:pPr>
+      <w:r>
+        <w:rPr>
+          <w:rFonts w:ascii="Arial Narrow" w:eastAsia="Arial Narrow" w:hAnsi="Arial Narrow" w:cs="Arial Narrow"/>
+          <w:b/>
+          <w:sz w:val="16"/>
+          <w:szCs w:val="16"/>
         </w:rPr>
         <w:t xml:space="preserve">IV. </w:t>
       </w:r>
       <w:r>
         <w:rPr>
-          <w:rFonts w:ascii="Arial Narrow" w:hAnsi="Arial Narrow"/>
-          <w:b/>
-          <w:sz w:val="15"/>
-          <w:szCs w:val="15"/>
+          <w:rFonts w:ascii="Arial Narrow" w:eastAsia="Arial Narrow" w:hAnsi="Arial Narrow" w:cs="Arial Narrow"/>
+          <w:b/>
+          <w:sz w:val="16"/>
+          <w:szCs w:val="16"/>
         </w:rPr>
         <w:tab/>
         <w:t>DISPOSICIONES GENERALES</w:t>
@@ -5801,16 +5832,16 @@
         <w:ind w:left="1134" w:hanging="570"/>
         <w:jc w:val="both"/>
         <w:rPr>
-          <w:rFonts w:ascii="Arial Narrow" w:hAnsi="Arial Narrow"/>
-          <w:sz w:val="15"/>
-          <w:szCs w:val="15"/>
-        </w:rPr>
-      </w:pPr>
-      <w:r>
-        <w:rPr>
-          <w:rFonts w:ascii="Arial Narrow" w:hAnsi="Arial Narrow"/>
-          <w:sz w:val="15"/>
-          <w:szCs w:val="15"/>
+          <w:rFonts w:ascii="Arial Narrow" w:eastAsia="Arial Narrow" w:hAnsi="Arial Narrow" w:cs="Arial Narrow"/>
+          <w:sz w:val="16"/>
+          <w:szCs w:val="16"/>
+        </w:rPr>
+      </w:pPr>
+      <w:r>
+        <w:rPr>
+          <w:rFonts w:ascii="Arial Narrow" w:eastAsia="Arial Narrow" w:hAnsi="Arial Narrow" w:cs="Arial Narrow"/>
+          <w:sz w:val="16"/>
+          <w:szCs w:val="16"/>
         </w:rPr>
         <w:t>(...)</w:t>
       </w:r>
@@ -5820,34 +5851,34 @@
         <w:ind w:left="1701" w:right="4" w:hanging="567"/>
         <w:jc w:val="both"/>
         <w:rPr>
-          <w:rFonts w:ascii="Arial Narrow" w:hAnsi="Arial Narrow" w:cs="Arial"/>
-          <w:sz w:val="15"/>
-          <w:szCs w:val="15"/>
-        </w:rPr>
-      </w:pPr>
-      <w:r>
-        <w:rPr>
-          <w:rFonts w:ascii="Arial Narrow" w:hAnsi="Arial Narrow" w:cs="Arial"/>
-          <w:sz w:val="15"/>
-          <w:szCs w:val="15"/>
+          <w:rFonts w:ascii="Arial Narrow" w:eastAsia="Arial Narrow" w:hAnsi="Arial Narrow" w:cs="Arial Narrow"/>
+          <w:sz w:val="16"/>
+          <w:szCs w:val="16"/>
+        </w:rPr>
+      </w:pPr>
+      <w:r>
+        <w:rPr>
+          <w:rFonts w:ascii="Arial Narrow" w:eastAsia="Arial Narrow" w:hAnsi="Arial Narrow" w:cs="Arial Narrow"/>
+          <w:sz w:val="16"/>
+          <w:szCs w:val="16"/>
         </w:rPr>
         <w:t>“</w:t>
       </w:r>
       <w:r>
         <w:rPr>
-          <w:rFonts w:ascii="Arial Narrow" w:hAnsi="Arial Narrow" w:cs="Arial"/>
-          <w:b/>
-          <w:sz w:val="15"/>
-          <w:szCs w:val="15"/>
+          <w:rFonts w:ascii="Arial Narrow" w:eastAsia="Arial Narrow" w:hAnsi="Arial Narrow" w:cs="Arial Narrow"/>
+          <w:b/>
+          <w:sz w:val="16"/>
+          <w:szCs w:val="16"/>
         </w:rPr>
         <w:t xml:space="preserve">2. </w:t>
       </w:r>
       <w:r>
         <w:rPr>
-          <w:rFonts w:ascii="Arial Narrow" w:hAnsi="Arial Narrow" w:cs="Arial"/>
-          <w:b/>
-          <w:sz w:val="15"/>
-          <w:szCs w:val="15"/>
+          <w:rFonts w:ascii="Arial Narrow" w:eastAsia="Arial Narrow" w:hAnsi="Arial Narrow" w:cs="Arial Narrow"/>
+          <w:b/>
+          <w:sz w:val="16"/>
+          <w:szCs w:val="16"/>
         </w:rPr>
         <w:tab/>
         <w:t>INFORMACIÓN CONFIDENCIAL</w:t>
@@ -5858,9 +5889,9 @@
         <w:ind w:right="4"/>
         <w:jc w:val="both"/>
         <w:rPr>
-          <w:rFonts w:ascii="Arial Narrow" w:hAnsi="Arial Narrow" w:cs="Arial"/>
-          <w:sz w:val="15"/>
-          <w:szCs w:val="15"/>
+          <w:rFonts w:ascii="Arial Narrow" w:eastAsia="Arial Narrow" w:hAnsi="Arial Narrow" w:cs="Arial Narrow"/>
+          <w:sz w:val="16"/>
+          <w:szCs w:val="16"/>
         </w:rPr>
       </w:pPr>
     </w:p>
@@ -5871,24 +5902,24 @@
         <w:ind w:left="2268" w:hanging="567"/>
         <w:jc w:val="both"/>
         <w:rPr>
-          <w:rFonts w:ascii="Arial Narrow" w:hAnsi="Arial Narrow"/>
-          <w:sz w:val="15"/>
-          <w:szCs w:val="15"/>
-        </w:rPr>
-      </w:pPr>
-      <w:r>
-        <w:rPr>
-          <w:rFonts w:ascii="Arial Narrow" w:hAnsi="Arial Narrow" w:cs="Arial"/>
-          <w:sz w:val="15"/>
-          <w:szCs w:val="15"/>
+          <w:rFonts w:ascii="Arial Narrow" w:eastAsia="Arial Narrow" w:hAnsi="Arial Narrow" w:cs="Arial Narrow"/>
+          <w:sz w:val="16"/>
+          <w:szCs w:val="16"/>
+        </w:rPr>
+      </w:pPr>
+      <w:r>
+        <w:rPr>
+          <w:rFonts w:ascii="Arial Narrow" w:eastAsia="Arial Narrow" w:hAnsi="Arial Narrow" w:cs="Arial Narrow"/>
+          <w:sz w:val="16"/>
+          <w:szCs w:val="16"/>
         </w:rPr>
         <w:t xml:space="preserve">2.1. </w:t>
       </w:r>
       <w:r>
         <w:rPr>
-          <w:rFonts w:ascii="Arial Narrow" w:hAnsi="Arial Narrow" w:cs="Arial"/>
-          <w:sz w:val="15"/>
-          <w:szCs w:val="15"/>
+          <w:rFonts w:ascii="Arial Narrow" w:eastAsia="Arial Narrow" w:hAnsi="Arial Narrow" w:cs="Arial Narrow"/>
+          <w:sz w:val="16"/>
+          <w:szCs w:val="16"/>
         </w:rPr>
         <w:tab/>
         <w:t xml:space="preserve">Puede declararse confidencial aquella información presentada por las partes o terceros en el marco de un procedimiento seguido ante INDECOPI o aquella información acopiada por el INDECOPI en el curso de sus actividades de supervisión, fiscalización y/o investigación, cuya divulgación implique una afectación significativa para el titular de </w:t>
@@ -5896,18 +5927,18 @@
       <w:proofErr w:type="gramStart"/>
       <w:r>
         <w:rPr>
-          <w:rFonts w:ascii="Arial Narrow" w:hAnsi="Arial Narrow" w:cs="Arial"/>
-          <w:sz w:val="15"/>
-          <w:szCs w:val="15"/>
+          <w:rFonts w:ascii="Arial Narrow" w:eastAsia="Arial Narrow" w:hAnsi="Arial Narrow" w:cs="Arial Narrow"/>
+          <w:sz w:val="16"/>
+          <w:szCs w:val="16"/>
         </w:rPr>
         <w:t>la misma</w:t>
       </w:r>
       <w:proofErr w:type="gramEnd"/>
       <w:r>
         <w:rPr>
-          <w:rFonts w:ascii="Arial Narrow" w:hAnsi="Arial Narrow" w:cs="Arial"/>
-          <w:sz w:val="15"/>
-          <w:szCs w:val="15"/>
+          <w:rFonts w:ascii="Arial Narrow" w:eastAsia="Arial Narrow" w:hAnsi="Arial Narrow" w:cs="Arial Narrow"/>
+          <w:sz w:val="16"/>
+          <w:szCs w:val="16"/>
         </w:rPr>
         <w:t xml:space="preserve"> o un tercero del que el aportante la hubiere recibido, u otorgue una ventaja significativa para un competidor del aportante de la información.</w:t>
       </w:r>
@@ -5919,16 +5950,16 @@
         <w:ind w:left="1134"/>
         <w:jc w:val="both"/>
         <w:rPr>
-          <w:rFonts w:ascii="Arial Narrow" w:hAnsi="Arial Narrow" w:cs="Arial"/>
-          <w:sz w:val="15"/>
-          <w:szCs w:val="15"/>
-        </w:rPr>
-      </w:pPr>
-      <w:r>
-        <w:rPr>
-          <w:rFonts w:ascii="Arial Narrow" w:hAnsi="Arial Narrow" w:cs="Arial"/>
-          <w:sz w:val="15"/>
-          <w:szCs w:val="15"/>
+          <w:rFonts w:ascii="Arial Narrow" w:eastAsia="Arial Narrow" w:hAnsi="Arial Narrow" w:cs="Arial Narrow"/>
+          <w:sz w:val="16"/>
+          <w:szCs w:val="16"/>
+        </w:rPr>
+      </w:pPr>
+      <w:r>
+        <w:rPr>
+          <w:rFonts w:ascii="Arial Narrow" w:eastAsia="Arial Narrow" w:hAnsi="Arial Narrow" w:cs="Arial Narrow"/>
+          <w:sz w:val="16"/>
+          <w:szCs w:val="16"/>
         </w:rPr>
         <w:t>     </w:t>
       </w:r>
@@ -5940,16 +5971,16 @@
         <w:ind w:left="2268"/>
         <w:jc w:val="both"/>
         <w:rPr>
-          <w:rFonts w:ascii="Arial Narrow" w:hAnsi="Arial Narrow" w:cs="Arial"/>
-          <w:sz w:val="15"/>
-          <w:szCs w:val="15"/>
-        </w:rPr>
-      </w:pPr>
-      <w:r>
-        <w:rPr>
-          <w:rFonts w:ascii="Arial Narrow" w:hAnsi="Arial Narrow" w:cs="Arial"/>
-          <w:sz w:val="15"/>
-          <w:szCs w:val="15"/>
+          <w:rFonts w:ascii="Arial Narrow" w:eastAsia="Arial Narrow" w:hAnsi="Arial Narrow" w:cs="Arial Narrow"/>
+          <w:sz w:val="16"/>
+          <w:szCs w:val="16"/>
+        </w:rPr>
+      </w:pPr>
+      <w:r>
+        <w:rPr>
+          <w:rFonts w:ascii="Arial Narrow" w:eastAsia="Arial Narrow" w:hAnsi="Arial Narrow" w:cs="Arial Narrow"/>
+          <w:sz w:val="16"/>
+          <w:szCs w:val="16"/>
         </w:rPr>
         <w:t>Puede también declararse confidencial aquella información que sea considerada reservada o confidencial por Ley. Entre estas:</w:t>
       </w:r>
@@ -5961,9 +5992,9 @@
         <w:ind w:left="2268"/>
         <w:jc w:val="both"/>
         <w:rPr>
-          <w:rFonts w:ascii="Arial Narrow" w:hAnsi="Arial Narrow"/>
-          <w:sz w:val="15"/>
-          <w:szCs w:val="15"/>
+          <w:rFonts w:ascii="Arial Narrow" w:eastAsia="Arial Narrow" w:hAnsi="Arial Narrow" w:cs="Arial Narrow"/>
+          <w:sz w:val="16"/>
+          <w:szCs w:val="16"/>
         </w:rPr>
       </w:pPr>
     </w:p>
@@ -5974,24 +6005,24 @@
         <w:ind w:left="2835" w:hanging="567"/>
         <w:jc w:val="both"/>
         <w:rPr>
-          <w:rFonts w:ascii="Arial Narrow" w:hAnsi="Arial Narrow"/>
-          <w:sz w:val="15"/>
-          <w:szCs w:val="15"/>
-        </w:rPr>
-      </w:pPr>
-      <w:r>
-        <w:rPr>
-          <w:rFonts w:ascii="Arial Narrow" w:hAnsi="Arial Narrow" w:cs="Arial"/>
-          <w:sz w:val="15"/>
-          <w:szCs w:val="15"/>
+          <w:rFonts w:ascii="Arial Narrow" w:eastAsia="Arial Narrow" w:hAnsi="Arial Narrow" w:cs="Arial Narrow"/>
+          <w:sz w:val="16"/>
+          <w:szCs w:val="16"/>
+        </w:rPr>
+      </w:pPr>
+      <w:r>
+        <w:rPr>
+          <w:rFonts w:ascii="Arial Narrow" w:eastAsia="Arial Narrow" w:hAnsi="Arial Narrow" w:cs="Arial Narrow"/>
+          <w:sz w:val="16"/>
+          <w:szCs w:val="16"/>
         </w:rPr>
         <w:t xml:space="preserve">a) </w:t>
       </w:r>
       <w:r>
         <w:rPr>
-          <w:rFonts w:ascii="Arial Narrow" w:hAnsi="Arial Narrow" w:cs="Arial"/>
-          <w:sz w:val="15"/>
-          <w:szCs w:val="15"/>
+          <w:rFonts w:ascii="Arial Narrow" w:eastAsia="Arial Narrow" w:hAnsi="Arial Narrow" w:cs="Arial Narrow"/>
+          <w:sz w:val="16"/>
+          <w:szCs w:val="16"/>
         </w:rPr>
         <w:tab/>
         <w:t xml:space="preserve">La información referida a los datos personales cuya publicidad constituya una invasión de la intimidad personal y familiar de las partes involucradas en un procedimiento. La información referida a la salud </w:t>
@@ -5999,18 +6030,18 @@
       <w:proofErr w:type="gramStart"/>
       <w:r>
         <w:rPr>
-          <w:rFonts w:ascii="Arial Narrow" w:hAnsi="Arial Narrow" w:cs="Arial"/>
-          <w:sz w:val="15"/>
-          <w:szCs w:val="15"/>
+          <w:rFonts w:ascii="Arial Narrow" w:eastAsia="Arial Narrow" w:hAnsi="Arial Narrow" w:cs="Arial Narrow"/>
+          <w:sz w:val="16"/>
+          <w:szCs w:val="16"/>
         </w:rPr>
         <w:t>personal,</w:t>
       </w:r>
       <w:proofErr w:type="gramEnd"/>
       <w:r>
         <w:rPr>
-          <w:rFonts w:ascii="Arial Narrow" w:hAnsi="Arial Narrow" w:cs="Arial"/>
-          <w:sz w:val="15"/>
-          <w:szCs w:val="15"/>
+          <w:rFonts w:ascii="Arial Narrow" w:eastAsia="Arial Narrow" w:hAnsi="Arial Narrow" w:cs="Arial Narrow"/>
+          <w:sz w:val="16"/>
+          <w:szCs w:val="16"/>
         </w:rPr>
         <w:t xml:space="preserve"> se considera comprendida dentro de la intimidad personal.</w:t>
       </w:r>
@@ -6022,24 +6053,24 @@
         <w:ind w:left="2835" w:hanging="567"/>
         <w:jc w:val="both"/>
         <w:rPr>
-          <w:rFonts w:ascii="Arial Narrow" w:hAnsi="Arial Narrow"/>
-          <w:sz w:val="15"/>
-          <w:szCs w:val="15"/>
-        </w:rPr>
-      </w:pPr>
-      <w:r>
-        <w:rPr>
-          <w:rFonts w:ascii="Arial Narrow" w:hAnsi="Arial Narrow" w:cs="Arial"/>
-          <w:sz w:val="15"/>
-          <w:szCs w:val="15"/>
+          <w:rFonts w:ascii="Arial Narrow" w:eastAsia="Arial Narrow" w:hAnsi="Arial Narrow" w:cs="Arial Narrow"/>
+          <w:sz w:val="16"/>
+          <w:szCs w:val="16"/>
+        </w:rPr>
+      </w:pPr>
+      <w:r>
+        <w:rPr>
+          <w:rFonts w:ascii="Arial Narrow" w:eastAsia="Arial Narrow" w:hAnsi="Arial Narrow" w:cs="Arial Narrow"/>
+          <w:sz w:val="16"/>
+          <w:szCs w:val="16"/>
         </w:rPr>
         <w:t>     </w:t>
       </w:r>
       <w:r>
         <w:rPr>
-          <w:rFonts w:ascii="Arial Narrow" w:hAnsi="Arial Narrow" w:cs="Arial"/>
-          <w:sz w:val="15"/>
-          <w:szCs w:val="15"/>
+          <w:rFonts w:ascii="Arial Narrow" w:eastAsia="Arial Narrow" w:hAnsi="Arial Narrow" w:cs="Arial Narrow"/>
+          <w:sz w:val="16"/>
+          <w:szCs w:val="16"/>
         </w:rPr>
         <w:tab/>
         <w:t>Se consideran datos sensibles los datos personales constituidos por los datos biométricos que por sí mismos pueden identificar al titular, datos referidos al origen racial y étnico; ingresos económicos, opiniones o convicciones políticas, religiosas, filosóficas o morales; afiliación sindical; e información relacionada a la salud o a la vida sexual.</w:t>
@@ -6052,9 +6083,9 @@
         <w:ind w:left="2268"/>
         <w:jc w:val="both"/>
         <w:rPr>
-          <w:rFonts w:ascii="Arial Narrow" w:hAnsi="Arial Narrow" w:cs="Arial"/>
-          <w:sz w:val="15"/>
-          <w:szCs w:val="15"/>
+          <w:rFonts w:ascii="Arial Narrow" w:eastAsia="Arial Narrow" w:hAnsi="Arial Narrow" w:cs="Arial Narrow"/>
+          <w:sz w:val="16"/>
+          <w:szCs w:val="16"/>
         </w:rPr>
       </w:pPr>
     </w:p>
@@ -6065,24 +6096,24 @@
         <w:ind w:left="2835" w:hanging="567"/>
         <w:jc w:val="both"/>
         <w:rPr>
-          <w:rFonts w:ascii="Arial Narrow" w:hAnsi="Arial Narrow"/>
-          <w:sz w:val="15"/>
-          <w:szCs w:val="15"/>
-        </w:rPr>
-      </w:pPr>
-      <w:r>
-        <w:rPr>
-          <w:rFonts w:ascii="Arial Narrow" w:hAnsi="Arial Narrow" w:cs="Arial"/>
-          <w:sz w:val="15"/>
-          <w:szCs w:val="15"/>
+          <w:rFonts w:ascii="Arial Narrow" w:eastAsia="Arial Narrow" w:hAnsi="Arial Narrow" w:cs="Arial Narrow"/>
+          <w:sz w:val="16"/>
+          <w:szCs w:val="16"/>
+        </w:rPr>
+      </w:pPr>
+      <w:r>
+        <w:rPr>
+          <w:rFonts w:ascii="Arial Narrow" w:eastAsia="Arial Narrow" w:hAnsi="Arial Narrow" w:cs="Arial Narrow"/>
+          <w:sz w:val="16"/>
+          <w:szCs w:val="16"/>
         </w:rPr>
         <w:t xml:space="preserve">b) </w:t>
       </w:r>
       <w:r>
         <w:rPr>
-          <w:rFonts w:ascii="Arial Narrow" w:hAnsi="Arial Narrow" w:cs="Arial"/>
-          <w:sz w:val="15"/>
-          <w:szCs w:val="15"/>
+          <w:rFonts w:ascii="Arial Narrow" w:eastAsia="Arial Narrow" w:hAnsi="Arial Narrow" w:cs="Arial Narrow"/>
+          <w:sz w:val="16"/>
+          <w:szCs w:val="16"/>
         </w:rPr>
         <w:tab/>
         <w:t>Información proveniente de terceras personas ajenas al procedimiento de investigación, cuya divulgación sin previa autorización podría ocasionar perjuicios a alguna de las partes.</w:t>
@@ -6095,9 +6126,9 @@
         <w:ind w:left="2268"/>
         <w:jc w:val="both"/>
         <w:rPr>
-          <w:rFonts w:ascii="Arial Narrow" w:hAnsi="Arial Narrow" w:cs="Arial"/>
-          <w:sz w:val="15"/>
-          <w:szCs w:val="15"/>
+          <w:rFonts w:ascii="Arial Narrow" w:eastAsia="Arial Narrow" w:hAnsi="Arial Narrow" w:cs="Arial Narrow"/>
+          <w:sz w:val="16"/>
+          <w:szCs w:val="16"/>
         </w:rPr>
       </w:pPr>
     </w:p>
@@ -6108,24 +6139,24 @@
         <w:ind w:left="2835" w:hanging="567"/>
         <w:jc w:val="both"/>
         <w:rPr>
-          <w:rFonts w:ascii="Arial Narrow" w:hAnsi="Arial Narrow"/>
-          <w:sz w:val="15"/>
-          <w:szCs w:val="15"/>
-        </w:rPr>
-      </w:pPr>
-      <w:r>
-        <w:rPr>
-          <w:rFonts w:ascii="Arial Narrow" w:hAnsi="Arial Narrow" w:cs="Arial"/>
-          <w:sz w:val="15"/>
-          <w:szCs w:val="15"/>
+          <w:rFonts w:ascii="Arial Narrow" w:eastAsia="Arial Narrow" w:hAnsi="Arial Narrow" w:cs="Arial Narrow"/>
+          <w:sz w:val="16"/>
+          <w:szCs w:val="16"/>
+        </w:rPr>
+      </w:pPr>
+      <w:r>
+        <w:rPr>
+          <w:rFonts w:ascii="Arial Narrow" w:eastAsia="Arial Narrow" w:hAnsi="Arial Narrow" w:cs="Arial Narrow"/>
+          <w:sz w:val="16"/>
+          <w:szCs w:val="16"/>
         </w:rPr>
         <w:t>c)</w:t>
       </w:r>
       <w:r>
         <w:rPr>
-          <w:rFonts w:ascii="Arial Narrow" w:hAnsi="Arial Narrow" w:cs="Arial"/>
-          <w:sz w:val="15"/>
-          <w:szCs w:val="15"/>
+          <w:rFonts w:ascii="Arial Narrow" w:eastAsia="Arial Narrow" w:hAnsi="Arial Narrow" w:cs="Arial Narrow"/>
+          <w:sz w:val="16"/>
+          <w:szCs w:val="16"/>
         </w:rPr>
         <w:tab/>
         <w:t xml:space="preserve"> La información protegida por la respectiva regulación del secreto bancario, tributario, comercial, industrial, empresarial, tecnológico y bursátil.</w:t>
@@ -6138,9 +6169,9 @@
         <w:ind w:left="2835"/>
         <w:jc w:val="both"/>
         <w:rPr>
-          <w:rFonts w:ascii="Arial Narrow" w:hAnsi="Arial Narrow" w:cs="Arial"/>
-          <w:sz w:val="15"/>
-          <w:szCs w:val="15"/>
+          <w:rFonts w:ascii="Arial Narrow" w:eastAsia="Arial Narrow" w:hAnsi="Arial Narrow" w:cs="Arial Narrow"/>
+          <w:sz w:val="16"/>
+          <w:szCs w:val="16"/>
         </w:rPr>
       </w:pPr>
     </w:p>
@@ -6151,16 +6182,16 @@
         <w:ind w:left="2835"/>
         <w:jc w:val="both"/>
         <w:rPr>
-          <w:rFonts w:ascii="Arial Narrow" w:hAnsi="Arial Narrow" w:cs="Arial"/>
-          <w:sz w:val="15"/>
-          <w:szCs w:val="15"/>
-        </w:rPr>
-      </w:pPr>
-      <w:r>
-        <w:rPr>
-          <w:rFonts w:ascii="Arial Narrow" w:hAnsi="Arial Narrow" w:cs="Arial"/>
-          <w:sz w:val="15"/>
-          <w:szCs w:val="15"/>
+          <w:rFonts w:ascii="Arial Narrow" w:eastAsia="Arial Narrow" w:hAnsi="Arial Narrow" w:cs="Arial Narrow"/>
+          <w:sz w:val="16"/>
+          <w:szCs w:val="16"/>
+        </w:rPr>
+      </w:pPr>
+      <w:r>
+        <w:rPr>
+          <w:rFonts w:ascii="Arial Narrow" w:eastAsia="Arial Narrow" w:hAnsi="Arial Narrow" w:cs="Arial Narrow"/>
+          <w:sz w:val="16"/>
+          <w:szCs w:val="16"/>
         </w:rPr>
         <w:t>Se considerará lo siguiente:</w:t>
       </w:r>
@@ -6172,9 +6203,9 @@
         <w:ind w:left="2835"/>
         <w:jc w:val="both"/>
         <w:rPr>
-          <w:rFonts w:ascii="Arial Narrow" w:hAnsi="Arial Narrow"/>
-          <w:sz w:val="15"/>
-          <w:szCs w:val="15"/>
+          <w:rFonts w:ascii="Arial Narrow" w:eastAsia="Arial Narrow" w:hAnsi="Arial Narrow" w:cs="Arial Narrow"/>
+          <w:sz w:val="16"/>
+          <w:szCs w:val="16"/>
         </w:rPr>
       </w:pPr>
     </w:p>
@@ -6185,26 +6216,26 @@
         <w:ind w:left="2835"/>
         <w:jc w:val="both"/>
         <w:rPr>
-          <w:rFonts w:ascii="Arial Narrow" w:hAnsi="Arial Narrow"/>
-          <w:sz w:val="15"/>
-          <w:szCs w:val="15"/>
-        </w:rPr>
-      </w:pPr>
-      <w:r>
-        <w:rPr>
-          <w:rFonts w:ascii="Arial Narrow" w:hAnsi="Arial Narrow" w:cs="Arial"/>
+          <w:rFonts w:ascii="Arial Narrow" w:eastAsia="Arial Narrow" w:hAnsi="Arial Narrow" w:cs="Arial Narrow"/>
+          <w:sz w:val="16"/>
+          <w:szCs w:val="16"/>
+        </w:rPr>
+      </w:pPr>
+      <w:r>
+        <w:rPr>
+          <w:rFonts w:ascii="Arial Narrow" w:eastAsia="Arial Narrow" w:hAnsi="Arial Narrow" w:cs="Arial Narrow"/>
           <w:b/>
           <w:bCs/>
-          <w:sz w:val="15"/>
-          <w:szCs w:val="15"/>
+          <w:sz w:val="16"/>
+          <w:szCs w:val="16"/>
         </w:rPr>
         <w:t>Secreto comercial:</w:t>
       </w:r>
       <w:r>
         <w:rPr>
-          <w:rFonts w:ascii="Arial Narrow" w:hAnsi="Arial Narrow" w:cs="Arial"/>
-          <w:sz w:val="15"/>
-          <w:szCs w:val="15"/>
+          <w:rFonts w:ascii="Arial Narrow" w:eastAsia="Arial Narrow" w:hAnsi="Arial Narrow" w:cs="Arial Narrow"/>
+          <w:sz w:val="16"/>
+          <w:szCs w:val="16"/>
         </w:rPr>
         <w:t xml:space="preserve"> aquella información cuya importancia para el desarrollo de la actividad empresarial obliga a las empresas a mantenerla fuera del alcance de terceros ajenos a la empresa;</w:t>
       </w:r>
@@ -6216,26 +6247,26 @@
         <w:ind w:left="2835"/>
         <w:jc w:val="both"/>
         <w:rPr>
-          <w:rFonts w:ascii="Arial Narrow" w:hAnsi="Arial Narrow"/>
-          <w:sz w:val="15"/>
-          <w:szCs w:val="15"/>
-        </w:rPr>
-      </w:pPr>
-      <w:r>
-        <w:rPr>
-          <w:rFonts w:ascii="Arial Narrow" w:hAnsi="Arial Narrow" w:cs="Arial"/>
+          <w:rFonts w:ascii="Arial Narrow" w:eastAsia="Arial Narrow" w:hAnsi="Arial Narrow" w:cs="Arial Narrow"/>
+          <w:sz w:val="16"/>
+          <w:szCs w:val="16"/>
+        </w:rPr>
+      </w:pPr>
+      <w:r>
+        <w:rPr>
+          <w:rFonts w:ascii="Arial Narrow" w:eastAsia="Arial Narrow" w:hAnsi="Arial Narrow" w:cs="Arial Narrow"/>
           <w:b/>
           <w:bCs/>
-          <w:sz w:val="15"/>
-          <w:szCs w:val="15"/>
+          <w:sz w:val="16"/>
+          <w:szCs w:val="16"/>
         </w:rPr>
         <w:t>Secreto industrial:</w:t>
       </w:r>
       <w:r>
         <w:rPr>
-          <w:rFonts w:ascii="Arial Narrow" w:hAnsi="Arial Narrow" w:cs="Arial"/>
-          <w:sz w:val="15"/>
-          <w:szCs w:val="15"/>
+          <w:rFonts w:ascii="Arial Narrow" w:eastAsia="Arial Narrow" w:hAnsi="Arial Narrow" w:cs="Arial Narrow"/>
+          <w:sz w:val="16"/>
+          <w:szCs w:val="16"/>
         </w:rPr>
         <w:t xml:space="preserve"> conocimiento tecnológico referido a procedimientos de fabricación o producción en general, o el conocimiento vinculado al empleo y aplicación de técnicas industriales, que permitan obtener o mantener una ventaja competitiva o económica frente a terceros;</w:t>
       </w:r>
@@ -6247,26 +6278,26 @@
         <w:ind w:left="2835"/>
         <w:jc w:val="both"/>
         <w:rPr>
-          <w:rFonts w:ascii="Arial Narrow" w:hAnsi="Arial Narrow"/>
-          <w:sz w:val="15"/>
-          <w:szCs w:val="15"/>
-        </w:rPr>
-      </w:pPr>
-      <w:r>
-        <w:rPr>
-          <w:rFonts w:ascii="Arial Narrow" w:hAnsi="Arial Narrow" w:cs="Arial"/>
+          <w:rFonts w:ascii="Arial Narrow" w:eastAsia="Arial Narrow" w:hAnsi="Arial Narrow" w:cs="Arial Narrow"/>
+          <w:sz w:val="16"/>
+          <w:szCs w:val="16"/>
+        </w:rPr>
+      </w:pPr>
+      <w:r>
+        <w:rPr>
+          <w:rFonts w:ascii="Arial Narrow" w:eastAsia="Arial Narrow" w:hAnsi="Arial Narrow" w:cs="Arial Narrow"/>
           <w:b/>
           <w:bCs/>
-          <w:sz w:val="15"/>
-          <w:szCs w:val="15"/>
+          <w:sz w:val="16"/>
+          <w:szCs w:val="16"/>
         </w:rPr>
         <w:t>Secreto empresarial:</w:t>
       </w:r>
       <w:r>
         <w:rPr>
-          <w:rFonts w:ascii="Arial Narrow" w:hAnsi="Arial Narrow" w:cs="Arial"/>
-          <w:sz w:val="15"/>
-          <w:szCs w:val="15"/>
+          <w:rFonts w:ascii="Arial Narrow" w:eastAsia="Arial Narrow" w:hAnsi="Arial Narrow" w:cs="Arial Narrow"/>
+          <w:sz w:val="16"/>
+          <w:szCs w:val="16"/>
         </w:rPr>
         <w:t xml:space="preserve"> Cualquier información no divulgada que una empresa natural o jurídica legítimamente posea, que pueda usarse en alguna actividad productiva, industrial o comercial, y que sea susceptible de transmitirse a un tercero, en la medida que dicha información sea:</w:t>
       </w:r>
@@ -6278,16 +6309,16 @@
         <w:ind w:left="1134"/>
         <w:jc w:val="both"/>
         <w:rPr>
-          <w:rFonts w:ascii="Arial Narrow" w:hAnsi="Arial Narrow" w:cs="Arial"/>
-          <w:sz w:val="15"/>
-          <w:szCs w:val="15"/>
-        </w:rPr>
-      </w:pPr>
-      <w:r>
-        <w:rPr>
-          <w:rFonts w:ascii="Arial Narrow" w:hAnsi="Arial Narrow" w:cs="Arial"/>
-          <w:sz w:val="15"/>
-          <w:szCs w:val="15"/>
+          <w:rFonts w:ascii="Arial Narrow" w:eastAsia="Arial Narrow" w:hAnsi="Arial Narrow" w:cs="Arial Narrow"/>
+          <w:sz w:val="16"/>
+          <w:szCs w:val="16"/>
+        </w:rPr>
+      </w:pPr>
+      <w:r>
+        <w:rPr>
+          <w:rFonts w:ascii="Arial Narrow" w:eastAsia="Arial Narrow" w:hAnsi="Arial Narrow" w:cs="Arial Narrow"/>
+          <w:sz w:val="16"/>
+          <w:szCs w:val="16"/>
         </w:rPr>
         <w:t>   </w:t>
       </w:r>
@@ -6299,24 +6330,24 @@
         <w:ind w:left="3402" w:hanging="567"/>
         <w:jc w:val="both"/>
         <w:rPr>
-          <w:rFonts w:ascii="Arial Narrow" w:hAnsi="Arial Narrow"/>
-          <w:sz w:val="15"/>
-          <w:szCs w:val="15"/>
-        </w:rPr>
-      </w:pPr>
-      <w:r>
-        <w:rPr>
-          <w:rFonts w:ascii="Arial Narrow" w:hAnsi="Arial Narrow" w:cs="Arial"/>
-          <w:sz w:val="15"/>
-          <w:szCs w:val="15"/>
+          <w:rFonts w:ascii="Arial Narrow" w:eastAsia="Arial Narrow" w:hAnsi="Arial Narrow" w:cs="Arial Narrow"/>
+          <w:sz w:val="16"/>
+          <w:szCs w:val="16"/>
+        </w:rPr>
+      </w:pPr>
+      <w:r>
+        <w:rPr>
+          <w:rFonts w:ascii="Arial Narrow" w:eastAsia="Arial Narrow" w:hAnsi="Arial Narrow" w:cs="Arial Narrow"/>
+          <w:sz w:val="16"/>
+          <w:szCs w:val="16"/>
         </w:rPr>
         <w:t xml:space="preserve">c.1 </w:t>
       </w:r>
       <w:r>
         <w:rPr>
-          <w:rFonts w:ascii="Arial Narrow" w:hAnsi="Arial Narrow" w:cs="Arial"/>
-          <w:sz w:val="15"/>
-          <w:szCs w:val="15"/>
+          <w:rFonts w:ascii="Arial Narrow" w:eastAsia="Arial Narrow" w:hAnsi="Arial Narrow" w:cs="Arial Narrow"/>
+          <w:sz w:val="16"/>
+          <w:szCs w:val="16"/>
         </w:rPr>
         <w:tab/>
         <w:t>Secreta, en el sentido que como conjunto o en la configuración y reunión precisa de sus componentes, no sea generalmente conocida ni fácilmente accesible por quienes se encuentran en los círculos que normalmente manejan la información respectiva;</w:t>
@@ -6329,24 +6360,24 @@
         <w:ind w:left="3402" w:hanging="567"/>
         <w:jc w:val="both"/>
         <w:rPr>
-          <w:rFonts w:ascii="Arial Narrow" w:hAnsi="Arial Narrow"/>
-          <w:sz w:val="15"/>
-          <w:szCs w:val="15"/>
-        </w:rPr>
-      </w:pPr>
-      <w:r>
-        <w:rPr>
-          <w:rFonts w:ascii="Arial Narrow" w:hAnsi="Arial Narrow" w:cs="Arial"/>
-          <w:sz w:val="15"/>
-          <w:szCs w:val="15"/>
+          <w:rFonts w:ascii="Arial Narrow" w:eastAsia="Arial Narrow" w:hAnsi="Arial Narrow" w:cs="Arial Narrow"/>
+          <w:sz w:val="16"/>
+          <w:szCs w:val="16"/>
+        </w:rPr>
+      </w:pPr>
+      <w:r>
+        <w:rPr>
+          <w:rFonts w:ascii="Arial Narrow" w:eastAsia="Arial Narrow" w:hAnsi="Arial Narrow" w:cs="Arial Narrow"/>
+          <w:sz w:val="16"/>
+          <w:szCs w:val="16"/>
         </w:rPr>
         <w:t xml:space="preserve">c.2 </w:t>
       </w:r>
       <w:r>
         <w:rPr>
-          <w:rFonts w:ascii="Arial Narrow" w:hAnsi="Arial Narrow" w:cs="Arial"/>
-          <w:sz w:val="15"/>
-          <w:szCs w:val="15"/>
+          <w:rFonts w:ascii="Arial Narrow" w:eastAsia="Arial Narrow" w:hAnsi="Arial Narrow" w:cs="Arial Narrow"/>
+          <w:sz w:val="16"/>
+          <w:szCs w:val="16"/>
         </w:rPr>
         <w:tab/>
         <w:t>tenga un valor comercial por ser secreta; y</w:t>
@@ -6359,24 +6390,24 @@
         <w:ind w:left="3402" w:hanging="567"/>
         <w:jc w:val="both"/>
         <w:rPr>
-          <w:rFonts w:ascii="Arial Narrow" w:hAnsi="Arial Narrow" w:cs="Arial"/>
-          <w:sz w:val="15"/>
-          <w:szCs w:val="15"/>
-        </w:rPr>
-      </w:pPr>
-      <w:r>
-        <w:rPr>
-          <w:rFonts w:ascii="Arial Narrow" w:hAnsi="Arial Narrow" w:cs="Arial"/>
-          <w:sz w:val="15"/>
-          <w:szCs w:val="15"/>
+          <w:rFonts w:ascii="Arial Narrow" w:eastAsia="Arial Narrow" w:hAnsi="Arial Narrow" w:cs="Arial Narrow"/>
+          <w:sz w:val="16"/>
+          <w:szCs w:val="16"/>
+        </w:rPr>
+      </w:pPr>
+      <w:r>
+        <w:rPr>
+          <w:rFonts w:ascii="Arial Narrow" w:eastAsia="Arial Narrow" w:hAnsi="Arial Narrow" w:cs="Arial Narrow"/>
+          <w:sz w:val="16"/>
+          <w:szCs w:val="16"/>
         </w:rPr>
         <w:t xml:space="preserve">c.3 </w:t>
       </w:r>
       <w:r>
         <w:rPr>
-          <w:rFonts w:ascii="Arial Narrow" w:hAnsi="Arial Narrow" w:cs="Arial"/>
-          <w:sz w:val="15"/>
-          <w:szCs w:val="15"/>
+          <w:rFonts w:ascii="Arial Narrow" w:eastAsia="Arial Narrow" w:hAnsi="Arial Narrow" w:cs="Arial Narrow"/>
+          <w:sz w:val="16"/>
+          <w:szCs w:val="16"/>
         </w:rPr>
         <w:tab/>
         <w:t>haya sido objeto de medidas razonables tomadas por su legítimo poseedor para mantenerla secreta.</w:t>
@@ -6389,9 +6420,9 @@
         <w:ind w:left="3402" w:hanging="567"/>
         <w:jc w:val="both"/>
         <w:rPr>
-          <w:rFonts w:ascii="Arial Narrow" w:hAnsi="Arial Narrow"/>
-          <w:sz w:val="15"/>
-          <w:szCs w:val="15"/>
+          <w:rFonts w:ascii="Arial Narrow" w:eastAsia="Arial Narrow" w:hAnsi="Arial Narrow" w:cs="Arial Narrow"/>
+          <w:sz w:val="16"/>
+          <w:szCs w:val="16"/>
         </w:rPr>
       </w:pPr>
     </w:p>
@@ -6402,16 +6433,16 @@
         <w:ind w:left="2835"/>
         <w:jc w:val="both"/>
         <w:rPr>
-          <w:rFonts w:ascii="Arial Narrow" w:hAnsi="Arial Narrow" w:cs="Arial"/>
-          <w:sz w:val="15"/>
-          <w:szCs w:val="15"/>
-        </w:rPr>
-      </w:pPr>
-      <w:r>
-        <w:rPr>
-          <w:rFonts w:ascii="Arial Narrow" w:hAnsi="Arial Narrow" w:cs="Arial"/>
-          <w:sz w:val="15"/>
-          <w:szCs w:val="15"/>
+          <w:rFonts w:ascii="Arial Narrow" w:eastAsia="Arial Narrow" w:hAnsi="Arial Narrow" w:cs="Arial Narrow"/>
+          <w:sz w:val="16"/>
+          <w:szCs w:val="16"/>
+        </w:rPr>
+      </w:pPr>
+      <w:r>
+        <w:rPr>
+          <w:rFonts w:ascii="Arial Narrow" w:eastAsia="Arial Narrow" w:hAnsi="Arial Narrow" w:cs="Arial Narrow"/>
+          <w:sz w:val="16"/>
+          <w:szCs w:val="16"/>
         </w:rPr>
         <w:t>La información de un secreto empresarial podrá estar referida a la naturaleza, características o finalidades de los productos; a los métodos o procesos de producción; o, a los medios o formas de distribución o comercialización de productos o prestación de servicios.</w:t>
       </w:r>
@@ -6423,9 +6454,9 @@
         <w:ind w:left="2835"/>
         <w:jc w:val="both"/>
         <w:rPr>
-          <w:rFonts w:ascii="Arial Narrow" w:hAnsi="Arial Narrow"/>
-          <w:sz w:val="15"/>
-          <w:szCs w:val="15"/>
+          <w:rFonts w:ascii="Arial Narrow" w:eastAsia="Arial Narrow" w:hAnsi="Arial Narrow" w:cs="Arial Narrow"/>
+          <w:sz w:val="16"/>
+          <w:szCs w:val="16"/>
         </w:rPr>
       </w:pPr>
     </w:p>
@@ -6434,29 +6465,40 @@
         <w:ind w:left="1701" w:hanging="567"/>
         <w:jc w:val="both"/>
         <w:rPr>
-          <w:rFonts w:ascii="Arial Narrow" w:hAnsi="Arial Narrow" w:cs="Arial"/>
-          <w:sz w:val="15"/>
-          <w:szCs w:val="15"/>
-        </w:rPr>
-      </w:pPr>
-      <w:r>
-        <w:rPr>
-          <w:rFonts w:ascii="Arial Narrow" w:hAnsi="Arial Narrow" w:cs="Arial"/>
-          <w:sz w:val="15"/>
-          <w:szCs w:val="15"/>
+          <w:rFonts w:ascii="Arial Narrow" w:eastAsia="Arial Narrow" w:hAnsi="Arial Narrow" w:cs="Arial Narrow"/>
+          <w:sz w:val="16"/>
+          <w:szCs w:val="16"/>
+        </w:rPr>
+      </w:pPr>
+      <w:r>
+        <w:rPr>
+          <w:rFonts w:ascii="Arial Narrow" w:eastAsia="Arial Narrow" w:hAnsi="Arial Narrow" w:cs="Arial Narrow"/>
+          <w:sz w:val="16"/>
+          <w:szCs w:val="16"/>
         </w:rPr>
         <w:t xml:space="preserve">2.2. </w:t>
       </w:r>
       <w:r>
         <w:rPr>
-          <w:rFonts w:ascii="Arial Narrow" w:hAnsi="Arial Narrow" w:cs="Arial"/>
-          <w:sz w:val="15"/>
-          <w:szCs w:val="15"/>
+          <w:rFonts w:ascii="Arial Narrow" w:eastAsia="Arial Narrow" w:hAnsi="Arial Narrow" w:cs="Arial Narrow"/>
+          <w:sz w:val="16"/>
+          <w:szCs w:val="16"/>
         </w:rPr>
         <w:tab/>
         <w:t>Cuando se declare confidencial la información, esta será de uso exclusivo de los funcionarios encargados del trámite del procedimiento. Dicha información no podrá ser puesta en conocimiento de las demás partes del procedimiento ni de terceros.</w:t>
       </w:r>
     </w:p>
+    <w:p>
+      <w:pPr>
+        <w:ind w:left="570" w:hanging="570"/>
+        <w:jc w:val="both"/>
+        <w:rPr>
+          <w:rFonts w:ascii="Arial Narrow" w:eastAsia="Arial Narrow" w:hAnsi="Arial Narrow" w:cs="Arial Narrow"/>
+          <w:sz w:val="16"/>
+          <w:szCs w:val="16"/>
+        </w:rPr>
+      </w:pPr>
+    </w:p>
   </w:footnote>
   <w:footnote w:id="3">
     <w:p>
@@ -6465,84 +6507,84 @@
         <w:ind w:left="567" w:hanging="567"/>
         <w:jc w:val="both"/>
         <w:rPr>
-          <w:rFonts w:ascii="Arial Narrow" w:hAnsi="Arial Narrow" w:cs="Arial"/>
-          <w:b/>
-          <w:sz w:val="15"/>
-          <w:szCs w:val="15"/>
+          <w:rFonts w:ascii="Arial Narrow" w:eastAsia="Arial Narrow" w:hAnsi="Arial Narrow" w:cs="Arial Narrow"/>
+          <w:b/>
+          <w:sz w:val="16"/>
+          <w:szCs w:val="16"/>
         </w:rPr>
       </w:pPr>
       <w:r>
         <w:rPr>
           <w:rStyle w:val="Refdenotaalpie"/>
-          <w:rFonts w:ascii="Arial Narrow" w:hAnsi="Arial Narrow" w:cs="Arial"/>
-          <w:sz w:val="16"/>
-          <w:szCs w:val="15"/>
+          <w:rFonts w:ascii="Arial Narrow" w:eastAsia="Arial Narrow" w:hAnsi="Arial Narrow" w:cs="Arial Narrow"/>
+          <w:sz w:val="16"/>
+          <w:szCs w:val="16"/>
           <w:vertAlign w:val="superscript"/>
         </w:rPr>
         <w:footnoteRef/>
       </w:r>
       <w:r>
         <w:rPr>
-          <w:rFonts w:ascii="Arial Narrow" w:hAnsi="Arial Narrow" w:cs="Arial"/>
-          <w:sz w:val="15"/>
-          <w:szCs w:val="15"/>
+          <w:rFonts w:ascii="Arial Narrow" w:eastAsia="Arial Narrow" w:hAnsi="Arial Narrow" w:cs="Arial Narrow"/>
+          <w:sz w:val="16"/>
+          <w:szCs w:val="16"/>
         </w:rPr>
         <w:t xml:space="preserve"> </w:t>
       </w:r>
       <w:r>
         <w:rPr>
-          <w:rFonts w:ascii="Arial Narrow" w:hAnsi="Arial Narrow" w:cs="Arial"/>
-          <w:sz w:val="15"/>
-          <w:szCs w:val="15"/>
+          <w:rFonts w:ascii="Arial Narrow" w:eastAsia="Arial Narrow" w:hAnsi="Arial Narrow" w:cs="Arial Narrow"/>
+          <w:sz w:val="16"/>
+          <w:szCs w:val="16"/>
         </w:rPr>
         <w:tab/>
       </w:r>
       <w:r>
         <w:rPr>
-          <w:rFonts w:ascii="Arial Narrow" w:hAnsi="Arial Narrow"/>
-          <w:b/>
-          <w:sz w:val="15"/>
-          <w:szCs w:val="15"/>
+          <w:rFonts w:ascii="Arial Narrow" w:eastAsia="Arial Narrow" w:hAnsi="Arial Narrow" w:cs="Arial Narrow"/>
+          <w:b/>
+          <w:sz w:val="16"/>
+          <w:szCs w:val="16"/>
         </w:rPr>
         <w:t xml:space="preserve">DIRECTIVA 001-2008-TRI-INDECOPI, DIRECTIVA SOBRE CONFIDENCIALIDAD DE LA INFORMACIÓN EN LOS PROCEDIMIENTOS SEGUIDOS POR LOS ÓRGANOS FUNCIONALES DEL INDECOPI, MODIFICADA POR LA DIRECTIVA </w:t>
       </w:r>
       <w:proofErr w:type="spellStart"/>
       <w:r>
         <w:rPr>
-          <w:rFonts w:ascii="Arial Narrow" w:hAnsi="Arial Narrow"/>
-          <w:b/>
-          <w:sz w:val="15"/>
-          <w:szCs w:val="15"/>
+          <w:rFonts w:ascii="Arial Narrow" w:eastAsia="Arial Narrow" w:hAnsi="Arial Narrow" w:cs="Arial Narrow"/>
+          <w:b/>
+          <w:sz w:val="16"/>
+          <w:szCs w:val="16"/>
         </w:rPr>
         <w:t/>
       </w:r>
       <w:proofErr w:type="spellEnd"/>
       <w:r>
         <w:rPr>
-          <w:rFonts w:ascii="Arial Narrow" w:hAnsi="Arial Narrow"/>
-          <w:b/>
-          <w:sz w:val="15"/>
-          <w:szCs w:val="15"/>
+          <w:rFonts w:ascii="Arial Narrow" w:eastAsia="Arial Narrow" w:hAnsi="Arial Narrow" w:cs="Arial Narrow"/>
+          <w:b/>
+          <w:sz w:val="16"/>
+          <w:szCs w:val="16"/>
         </w:rPr>
         <w:t xml:space="preserve"> 002-2017-TRI-INDECOPI Y LA DIRECTIVA </w:t>
       </w:r>
       <w:proofErr w:type="spellStart"/>
       <w:r>
         <w:rPr>
-          <w:rFonts w:ascii="Arial Narrow" w:hAnsi="Arial Narrow"/>
-          <w:b/>
-          <w:sz w:val="15"/>
-          <w:szCs w:val="15"/>
+          <w:rFonts w:ascii="Arial Narrow" w:eastAsia="Arial Narrow" w:hAnsi="Arial Narrow" w:cs="Arial Narrow"/>
+          <w:b/>
+          <w:sz w:val="16"/>
+          <w:szCs w:val="16"/>
         </w:rPr>
         <w:t/>
       </w:r>
       <w:proofErr w:type="spellEnd"/>
       <w:r>
         <w:rPr>
-          <w:rFonts w:ascii="Arial Narrow" w:hAnsi="Arial Narrow"/>
-          <w:b/>
-          <w:sz w:val="15"/>
-          <w:szCs w:val="15"/>
+          <w:rFonts w:ascii="Arial Narrow" w:eastAsia="Arial Narrow" w:hAnsi="Arial Narrow" w:cs="Arial Narrow"/>
+          <w:b/>
+          <w:sz w:val="16"/>
+          <w:szCs w:val="16"/>
         </w:rPr>
         <w:t xml:space="preserve"> 002-2022-TRI-INDECOPI</w:t>
       </w:r>
@@ -6553,39 +6595,39 @@
         <w:ind w:left="567" w:hanging="567"/>
         <w:jc w:val="both"/>
         <w:rPr>
-          <w:rFonts w:ascii="Arial Narrow" w:hAnsi="Arial Narrow" w:cs="Arial"/>
+          <w:rFonts w:ascii="Arial Narrow" w:eastAsia="Arial Narrow" w:hAnsi="Arial Narrow" w:cs="Arial Narrow"/>
           <w:b/>
           <w:bCs/>
-          <w:sz w:val="15"/>
-          <w:szCs w:val="15"/>
+          <w:sz w:val="16"/>
+          <w:szCs w:val="16"/>
           <w:shd w:val="clear" w:color="auto" w:fill="FFFFFF"/>
         </w:rPr>
       </w:pPr>
       <w:r>
         <w:rPr>
-          <w:rFonts w:ascii="Arial Narrow" w:hAnsi="Arial Narrow" w:cs="Arial"/>
-          <w:sz w:val="15"/>
-          <w:szCs w:val="15"/>
+          <w:rFonts w:ascii="Arial Narrow" w:eastAsia="Arial Narrow" w:hAnsi="Arial Narrow" w:cs="Arial Narrow"/>
+          <w:sz w:val="16"/>
+          <w:szCs w:val="16"/>
           <w:shd w:val="clear" w:color="auto" w:fill="FFFFFF"/>
         </w:rPr>
         <w:t>  </w:t>
       </w:r>
       <w:r>
         <w:rPr>
-          <w:rFonts w:ascii="Arial Narrow" w:hAnsi="Arial Narrow" w:cs="Arial"/>
-          <w:sz w:val="15"/>
-          <w:szCs w:val="15"/>
+          <w:rFonts w:ascii="Arial Narrow" w:eastAsia="Arial Narrow" w:hAnsi="Arial Narrow" w:cs="Arial Narrow"/>
+          <w:sz w:val="16"/>
+          <w:szCs w:val="16"/>
           <w:shd w:val="clear" w:color="auto" w:fill="FFFFFF"/>
         </w:rPr>
         <w:tab/>
       </w:r>
       <w:r>
         <w:rPr>
-          <w:rFonts w:ascii="Arial Narrow" w:hAnsi="Arial Narrow" w:cs="Arial"/>
+          <w:rFonts w:ascii="Arial Narrow" w:eastAsia="Arial Narrow" w:hAnsi="Arial Narrow" w:cs="Arial Narrow"/>
           <w:b/>
           <w:bCs/>
-          <w:sz w:val="15"/>
-          <w:szCs w:val="15"/>
+          <w:sz w:val="16"/>
+          <w:szCs w:val="16"/>
           <w:shd w:val="clear" w:color="auto" w:fill="FFFFFF"/>
         </w:rPr>
         <w:t>3. Declaración de confidencialidad de la información</w:t>
@@ -6597,30 +6639,30 @@
         <w:ind w:left="567" w:hanging="567"/>
         <w:jc w:val="both"/>
         <w:rPr>
-          <w:rFonts w:ascii="Arial Narrow" w:hAnsi="Arial Narrow" w:cs="Arial"/>
+          <w:rFonts w:ascii="Arial Narrow" w:eastAsia="Arial Narrow" w:hAnsi="Arial Narrow" w:cs="Arial Narrow"/>
           <w:bCs/>
-          <w:sz w:val="15"/>
-          <w:szCs w:val="15"/>
+          <w:sz w:val="16"/>
+          <w:szCs w:val="16"/>
           <w:shd w:val="clear" w:color="auto" w:fill="FFFFFF"/>
         </w:rPr>
       </w:pPr>
       <w:r>
         <w:rPr>
-          <w:rFonts w:ascii="Arial Narrow" w:hAnsi="Arial Narrow" w:cs="Arial"/>
+          <w:rFonts w:ascii="Arial Narrow" w:eastAsia="Arial Narrow" w:hAnsi="Arial Narrow" w:cs="Arial Narrow"/>
           <w:b/>
           <w:bCs/>
-          <w:sz w:val="15"/>
-          <w:szCs w:val="15"/>
+          <w:sz w:val="16"/>
+          <w:szCs w:val="16"/>
           <w:shd w:val="clear" w:color="auto" w:fill="FFFFFF"/>
         </w:rPr>
         <w:tab/>
       </w:r>
       <w:r>
         <w:rPr>
-          <w:rFonts w:ascii="Arial Narrow" w:hAnsi="Arial Narrow" w:cs="Arial"/>
+          <w:rFonts w:ascii="Arial Narrow" w:eastAsia="Arial Narrow" w:hAnsi="Arial Narrow" w:cs="Arial Narrow"/>
           <w:bCs/>
-          <w:sz w:val="15"/>
-          <w:szCs w:val="15"/>
+          <w:sz w:val="16"/>
+          <w:szCs w:val="16"/>
           <w:shd w:val="clear" w:color="auto" w:fill="FFFFFF"/>
         </w:rPr>
         <w:t>(…) </w:t>
@@ -6632,16 +6674,16 @@
         <w:ind w:left="567"/>
         <w:jc w:val="both"/>
         <w:rPr>
-          <w:rFonts w:ascii="Arial Narrow" w:hAnsi="Arial Narrow" w:cs="Arial"/>
-          <w:sz w:val="15"/>
-          <w:szCs w:val="15"/>
-        </w:rPr>
-      </w:pPr>
-      <w:r>
-        <w:rPr>
-          <w:rFonts w:ascii="Arial Narrow" w:hAnsi="Arial Narrow" w:cs="Arial"/>
-          <w:sz w:val="15"/>
-          <w:szCs w:val="15"/>
+          <w:rFonts w:ascii="Arial Narrow" w:eastAsia="Arial Narrow" w:hAnsi="Arial Narrow" w:cs="Arial Narrow"/>
+          <w:sz w:val="16"/>
+          <w:szCs w:val="16"/>
+        </w:rPr>
+      </w:pPr>
+      <w:r>
+        <w:rPr>
+          <w:rFonts w:ascii="Arial Narrow" w:eastAsia="Arial Narrow" w:hAnsi="Arial Narrow" w:cs="Arial Narrow"/>
+          <w:sz w:val="16"/>
+          <w:szCs w:val="16"/>
         </w:rPr>
         <w:t>3.6 Los órganos resolutivos del INDECOPI se pronunciarán sobre la confidencialidad de la información mediante acto o resolución debidamente motivado, pudiendo declarar la confidencialidad de la información de oficio.</w:t>
       </w:r>
@@ -6649,12 +6691,13 @@
     <w:p>
       <w:pPr>
         <w:pStyle w:val="Textonotapie"/>
-        <w:ind w:left="567"/>
-        <w:jc w:val="both"/>
-        <w:rPr>
-          <w:rFonts w:ascii="Arial Narrow" w:hAnsi="Arial Narrow"/>
-          <w:sz w:val="15"/>
-          <w:szCs w:val="15"/>
+        <w:ind w:left="567" w:hanging="567"/>
+        <w:jc w:val="both"/>
+        <w:rPr>
+          <w:rFonts w:ascii="Arial Narrow" w:eastAsia="Arial Narrow" w:hAnsi="Arial Narrow" w:cs="Arial Narrow"/>
+          <w:b/>
+          <w:sz w:val="16"/>
+          <w:szCs w:val="16"/>
         </w:rPr>
       </w:pPr>
     </w:p>
@@ -6666,46 +6709,46 @@
         <w:ind w:left="567" w:hanging="567"/>
         <w:jc w:val="both"/>
         <w:rPr>
-          <w:rFonts w:ascii="Arial Narrow" w:hAnsi="Arial Narrow"/>
+          <w:rFonts w:ascii="Arial Narrow" w:eastAsia="Arial Narrow" w:hAnsi="Arial Narrow" w:cs="Arial Narrow"/>
           <w:b/>
           <w:bCs/>
-          <w:sz w:val="15"/>
-          <w:szCs w:val="15"/>
+          <w:sz w:val="16"/>
+          <w:szCs w:val="16"/>
         </w:rPr>
       </w:pPr>
       <w:r>
         <w:rPr>
           <w:rStyle w:val="Refdenotaalpie"/>
-          <w:rFonts w:ascii="Arial Narrow" w:hAnsi="Arial Narrow"/>
-          <w:sz w:val="16"/>
-          <w:szCs w:val="15"/>
+          <w:rFonts w:ascii="Arial Narrow" w:eastAsia="Arial Narrow" w:hAnsi="Arial Narrow" w:cs="Arial Narrow"/>
+          <w:sz w:val="16"/>
+          <w:szCs w:val="16"/>
           <w:vertAlign w:val="superscript"/>
         </w:rPr>
         <w:footnoteRef/>
       </w:r>
       <w:r>
         <w:rPr>
-          <w:rFonts w:ascii="Arial Narrow" w:hAnsi="Arial Narrow"/>
-          <w:sz w:val="15"/>
-          <w:szCs w:val="15"/>
+          <w:rFonts w:ascii="Arial Narrow" w:eastAsia="Arial Narrow" w:hAnsi="Arial Narrow" w:cs="Arial Narrow"/>
+          <w:sz w:val="16"/>
+          <w:szCs w:val="16"/>
         </w:rPr>
         <w:t xml:space="preserve"> </w:t>
       </w:r>
       <w:r>
         <w:rPr>
-          <w:rFonts w:ascii="Arial Narrow" w:hAnsi="Arial Narrow"/>
-          <w:sz w:val="15"/>
-          <w:szCs w:val="15"/>
+          <w:rFonts w:ascii="Arial Narrow" w:eastAsia="Arial Narrow" w:hAnsi="Arial Narrow" w:cs="Arial Narrow"/>
+          <w:sz w:val="16"/>
+          <w:szCs w:val="16"/>
         </w:rPr>
         <w:tab/>
       </w:r>
       <w:r>
         <w:rPr>
-          <w:rFonts w:ascii="Arial Narrow" w:hAnsi="Arial Narrow"/>
+          <w:rFonts w:ascii="Arial Narrow" w:eastAsia="Arial Narrow" w:hAnsi="Arial Narrow" w:cs="Arial Narrow"/>
           <w:b/>
           <w:bCs/>
-          <w:sz w:val="15"/>
-          <w:szCs w:val="15"/>
+          <w:sz w:val="16"/>
+          <w:szCs w:val="16"/>
         </w:rPr>
         <w:t>TEXTO ÚNICO ORDENADO DEL CÓDIGO TRIBUTARIO, aprobado por DECRETO SUPREMO 133-2013-EF y publicado el 22 de junio de 2013</w:t>
       </w:r>
@@ -6716,20 +6759,20 @@
         <w:ind w:firstLine="567"/>
         <w:jc w:val="both"/>
         <w:rPr>
-          <w:rFonts w:ascii="Arial Narrow" w:hAnsi="Arial Narrow"/>
+          <w:rFonts w:ascii="Arial Narrow" w:eastAsia="Arial Narrow" w:hAnsi="Arial Narrow" w:cs="Arial Narrow"/>
           <w:b/>
           <w:bCs/>
-          <w:sz w:val="15"/>
-          <w:szCs w:val="15"/>
-        </w:rPr>
-      </w:pPr>
-      <w:r>
-        <w:rPr>
-          <w:rFonts w:ascii="Arial Narrow" w:hAnsi="Arial Narrow"/>
+          <w:sz w:val="16"/>
+          <w:szCs w:val="16"/>
+        </w:rPr>
+      </w:pPr>
+      <w:r>
+        <w:rPr>
+          <w:rFonts w:ascii="Arial Narrow" w:eastAsia="Arial Narrow" w:hAnsi="Arial Narrow" w:cs="Arial Narrow"/>
           <w:b/>
           <w:bCs/>
-          <w:sz w:val="15"/>
-          <w:szCs w:val="15"/>
+          <w:sz w:val="16"/>
+          <w:szCs w:val="16"/>
         </w:rPr>
         <w:t>Artículo 85.- Reserva tributaria</w:t>
       </w:r>
@@ -6740,19 +6783,33 @@
         <w:ind w:left="555"/>
         <w:jc w:val="both"/>
         <w:rPr>
-          <w:rFonts w:ascii="Arial Narrow" w:hAnsi="Arial Narrow"/>
-          <w:sz w:val="15"/>
-          <w:szCs w:val="15"/>
-        </w:rPr>
-      </w:pPr>
-      <w:r>
-        <w:rPr>
-          <w:rFonts w:ascii="Arial Narrow" w:hAnsi="Arial Narrow"/>
-          <w:sz w:val="15"/>
-          <w:szCs w:val="15"/>
+          <w:rFonts w:ascii="Arial Narrow" w:eastAsia="Arial Narrow" w:hAnsi="Arial Narrow" w:cs="Arial Narrow"/>
+          <w:sz w:val="16"/>
+          <w:szCs w:val="16"/>
+        </w:rPr>
+      </w:pPr>
+      <w:r>
+        <w:rPr>
+          <w:rFonts w:ascii="Arial Narrow" w:eastAsia="Arial Narrow" w:hAnsi="Arial Narrow" w:cs="Arial Narrow"/>
+          <w:sz w:val="16"/>
+          <w:szCs w:val="16"/>
         </w:rPr>
         <w:t>Tendrá carácter de información reservada, y únicamente podrá ser utilizada por la Administración Tributaria, para sus fines propios, la cuantía y la fuente de las rentas, los gastos, la base imponible o, cualesquiera otros datos relativos a ellos, cuando estén contenidos en las declaraciones e informaciones que obtenga por cualquier medio de los contribuyentes, responsables o terceros, así como la tramitación de las denuncias a que se refiere el Artículo 192.</w:t>
       </w:r>
+    </w:p>
+    <w:p>
+      <w:pPr>
+        <w:pStyle w:val="Sinespaciado"/>
+        <w:ind w:left="567" w:hanging="567"/>
+        <w:jc w:val="both"/>
+        <w:rPr>
+          <w:rFonts w:ascii="Arial Narrow" w:eastAsia="Arial Narrow" w:hAnsi="Arial Narrow" w:cs="Arial Narrow"/>
+          <w:b/>
+          <w:bCs/>
+          <w:sz w:val="16"/>
+          <w:szCs w:val="16"/>
+        </w:rPr>
+      </w:pPr>
     </w:p>
   </w:footnote>
   <w:footnote w:id="5">
@@ -6764,54 +6821,54 @@
         <w:jc w:val="both"/>
         <w:textAlignment w:val="baseline"/>
         <w:rPr>
-          <w:rFonts w:ascii="Arial Narrow" w:hAnsi="Arial Narrow" w:cs="Arial"/>
-          <w:sz w:val="15"/>
-          <w:szCs w:val="15"/>
+          <w:rFonts w:ascii="Arial Narrow" w:eastAsia="Arial Narrow" w:hAnsi="Arial Narrow" w:cs="Arial Narrow"/>
+          <w:sz w:val="16"/>
+          <w:szCs w:val="16"/>
         </w:rPr>
       </w:pPr>
       <w:r>
         <w:rPr>
           <w:rStyle w:val="Refdenotaalpie"/>
-          <w:rFonts w:ascii="Arial Narrow" w:hAnsi="Arial Narrow" w:cs="Arial"/>
-          <w:sz w:val="16"/>
-          <w:szCs w:val="15"/>
+          <w:rFonts w:ascii="Arial Narrow" w:eastAsia="Arial Narrow" w:hAnsi="Arial Narrow" w:cs="Arial Narrow"/>
+          <w:sz w:val="16"/>
+          <w:szCs w:val="16"/>
           <w:vertAlign w:val="superscript"/>
         </w:rPr>
         <w:footnoteRef/>
       </w:r>
       <w:r>
         <w:rPr>
-          <w:rFonts w:ascii="Arial Narrow" w:hAnsi="Arial Narrow" w:cs="Arial"/>
-          <w:sz w:val="15"/>
-          <w:szCs w:val="15"/>
+          <w:rFonts w:ascii="Arial Narrow" w:eastAsia="Arial Narrow" w:hAnsi="Arial Narrow" w:cs="Arial Narrow"/>
+          <w:sz w:val="16"/>
+          <w:szCs w:val="16"/>
         </w:rPr>
         <w:t xml:space="preserve"> </w:t>
       </w:r>
       <w:r>
         <w:rPr>
-          <w:rFonts w:ascii="Arial Narrow" w:hAnsi="Arial Narrow" w:cs="Arial"/>
-          <w:sz w:val="15"/>
-          <w:szCs w:val="15"/>
+          <w:rFonts w:ascii="Arial Narrow" w:eastAsia="Arial Narrow" w:hAnsi="Arial Narrow" w:cs="Arial Narrow"/>
+          <w:sz w:val="16"/>
+          <w:szCs w:val="16"/>
         </w:rPr>
         <w:tab/>
       </w:r>
       <w:r>
         <w:rPr>
           <w:rStyle w:val="normaltextrun"/>
-          <w:rFonts w:ascii="Arial Narrow" w:eastAsia="Calibri" w:hAnsi="Arial Narrow" w:cs="Arial"/>
+          <w:rFonts w:ascii="Arial Narrow" w:eastAsia="Arial Narrow" w:hAnsi="Arial Narrow" w:cs="Arial Narrow"/>
           <w:b/>
           <w:bCs/>
-          <w:sz w:val="15"/>
-          <w:szCs w:val="15"/>
+          <w:sz w:val="16"/>
+          <w:szCs w:val="16"/>
         </w:rPr>
         <w:t>Decreto Supremo 006-2026-JUS, TEXTO ÚNICO ORDENADO DE LA LEY DEL PROCEDIMIENTO ADMINISTRATIVO GENERAL, publicado el 30 de abril de 2026.</w:t>
       </w:r>
       <w:r>
         <w:rPr>
           <w:rStyle w:val="eop"/>
-          <w:rFonts w:ascii="Arial Narrow" w:eastAsia="Calibri" w:hAnsi="Arial Narrow" w:cs="Arial"/>
-          <w:sz w:val="15"/>
-          <w:szCs w:val="15"/>
+          <w:rFonts w:ascii="Arial Narrow" w:eastAsia="Arial Narrow" w:hAnsi="Arial Narrow" w:cs="Arial Narrow"/>
+          <w:sz w:val="16"/>
+          <w:szCs w:val="16"/>
         </w:rPr>
         <w:t> </w:t>
       </w:r>
@@ -6824,30 +6881,30 @@
         <w:jc w:val="both"/>
         <w:textAlignment w:val="baseline"/>
         <w:rPr>
-          <w:rFonts w:ascii="Arial Narrow" w:hAnsi="Arial Narrow" w:cs="Arial"/>
-          <w:sz w:val="15"/>
-          <w:szCs w:val="15"/>
+          <w:rFonts w:ascii="Arial Narrow" w:eastAsia="Arial Narrow" w:hAnsi="Arial Narrow" w:cs="Arial Narrow"/>
+          <w:sz w:val="16"/>
+          <w:szCs w:val="16"/>
         </w:rPr>
       </w:pPr>
       <w:r>
         <w:rPr>
           <w:rStyle w:val="normaltextrun"/>
-          <w:rFonts w:ascii="Arial Narrow" w:eastAsia="Calibri" w:hAnsi="Arial Narrow" w:cs="Arial"/>
+          <w:rFonts w:ascii="Arial Narrow" w:eastAsia="Arial Narrow" w:hAnsi="Arial Narrow" w:cs="Arial Narrow"/>
           <w:b/>
           <w:bCs/>
-          <w:sz w:val="15"/>
-          <w:szCs w:val="15"/>
+          <w:sz w:val="16"/>
+          <w:szCs w:val="16"/>
         </w:rPr>
         <w:t>            </w:t>
       </w:r>
       <w:r>
         <w:rPr>
           <w:rStyle w:val="normaltextrun"/>
-          <w:rFonts w:ascii="Arial Narrow" w:eastAsia="Calibri" w:hAnsi="Arial Narrow" w:cs="Arial"/>
+          <w:rFonts w:ascii="Arial Narrow" w:eastAsia="Arial Narrow" w:hAnsi="Arial Narrow" w:cs="Arial Narrow"/>
           <w:b/>
           <w:bCs/>
-          <w:sz w:val="15"/>
-          <w:szCs w:val="15"/>
+          <w:sz w:val="16"/>
+          <w:szCs w:val="16"/>
         </w:rPr>
         <w:tab/>
         <w:t>Artículo IV. Principios del procedimiento administrativo</w:t>
@@ -6855,9 +6912,9 @@
       <w:r>
         <w:rPr>
           <w:rStyle w:val="eop"/>
-          <w:rFonts w:ascii="Arial Narrow" w:eastAsia="Calibri" w:hAnsi="Arial Narrow" w:cs="Arial"/>
-          <w:sz w:val="15"/>
-          <w:szCs w:val="15"/>
+          <w:rFonts w:ascii="Arial Narrow" w:eastAsia="Arial Narrow" w:hAnsi="Arial Narrow" w:cs="Arial Narrow"/>
+          <w:sz w:val="16"/>
+          <w:szCs w:val="16"/>
         </w:rPr>
         <w:t> </w:t>
       </w:r>
@@ -6870,26 +6927,26 @@
         <w:jc w:val="both"/>
         <w:textAlignment w:val="baseline"/>
         <w:rPr>
-          <w:rFonts w:ascii="Arial Narrow" w:hAnsi="Arial Narrow" w:cs="Arial"/>
-          <w:sz w:val="15"/>
-          <w:szCs w:val="15"/>
+          <w:rFonts w:ascii="Arial Narrow" w:eastAsia="Arial Narrow" w:hAnsi="Arial Narrow" w:cs="Arial Narrow"/>
+          <w:sz w:val="16"/>
+          <w:szCs w:val="16"/>
         </w:rPr>
       </w:pPr>
       <w:r>
         <w:rPr>
           <w:rStyle w:val="normaltextrun"/>
-          <w:rFonts w:ascii="Arial Narrow" w:eastAsia="Calibri" w:hAnsi="Arial Narrow" w:cs="Arial"/>
-          <w:sz w:val="15"/>
-          <w:szCs w:val="15"/>
+          <w:rFonts w:ascii="Arial Narrow" w:eastAsia="Arial Narrow" w:hAnsi="Arial Narrow" w:cs="Arial Narrow"/>
+          <w:sz w:val="16"/>
+          <w:szCs w:val="16"/>
         </w:rPr>
         <w:t>1. El procedimiento administrativo se sustenta fundamentalmente en los siguientes principios, sin perjuicio de la vigencia de otros principios generales del Derecho Administrativo:</w:t>
       </w:r>
       <w:r>
         <w:rPr>
           <w:rStyle w:val="eop"/>
-          <w:rFonts w:ascii="Arial Narrow" w:eastAsia="Calibri" w:hAnsi="Arial Narrow" w:cs="Arial"/>
-          <w:sz w:val="15"/>
-          <w:szCs w:val="15"/>
+          <w:rFonts w:ascii="Arial Narrow" w:eastAsia="Arial Narrow" w:hAnsi="Arial Narrow" w:cs="Arial Narrow"/>
+          <w:sz w:val="16"/>
+          <w:szCs w:val="16"/>
         </w:rPr>
         <w:t> </w:t>
       </w:r>
@@ -6902,26 +6959,26 @@
         <w:jc w:val="both"/>
         <w:textAlignment w:val="baseline"/>
         <w:rPr>
-          <w:rFonts w:ascii="Arial Narrow" w:hAnsi="Arial Narrow" w:cs="Arial"/>
-          <w:sz w:val="15"/>
-          <w:szCs w:val="15"/>
+          <w:rFonts w:ascii="Arial Narrow" w:eastAsia="Arial Narrow" w:hAnsi="Arial Narrow" w:cs="Arial Narrow"/>
+          <w:sz w:val="16"/>
+          <w:szCs w:val="16"/>
         </w:rPr>
       </w:pPr>
       <w:r>
         <w:rPr>
           <w:rStyle w:val="normaltextrun"/>
-          <w:rFonts w:ascii="Arial Narrow" w:eastAsia="Calibri" w:hAnsi="Arial Narrow" w:cs="Arial"/>
-          <w:sz w:val="15"/>
-          <w:szCs w:val="15"/>
+          <w:rFonts w:ascii="Arial Narrow" w:eastAsia="Arial Narrow" w:hAnsi="Arial Narrow" w:cs="Arial Narrow"/>
+          <w:sz w:val="16"/>
+          <w:szCs w:val="16"/>
         </w:rPr>
         <w:t>(…)</w:t>
       </w:r>
       <w:r>
         <w:rPr>
           <w:rStyle w:val="eop"/>
-          <w:rFonts w:ascii="Arial Narrow" w:eastAsia="Calibri" w:hAnsi="Arial Narrow" w:cs="Arial"/>
-          <w:sz w:val="15"/>
-          <w:szCs w:val="15"/>
+          <w:rFonts w:ascii="Arial Narrow" w:eastAsia="Arial Narrow" w:hAnsi="Arial Narrow" w:cs="Arial Narrow"/>
+          <w:sz w:val="16"/>
+          <w:szCs w:val="16"/>
         </w:rPr>
         <w:t> </w:t>
       </w:r>
@@ -6934,19 +6991,19 @@
         <w:jc w:val="both"/>
         <w:textAlignment w:val="baseline"/>
         <w:rPr>
-          <w:rFonts w:ascii="Arial Narrow" w:hAnsi="Arial Narrow" w:cs="Arial"/>
-          <w:sz w:val="15"/>
-          <w:szCs w:val="15"/>
+          <w:rFonts w:ascii="Arial Narrow" w:eastAsia="Arial Narrow" w:hAnsi="Arial Narrow" w:cs="Arial Narrow"/>
+          <w:sz w:val="16"/>
+          <w:szCs w:val="16"/>
         </w:rPr>
       </w:pPr>
       <w:r>
         <w:rPr>
           <w:rStyle w:val="normaltextrun"/>
-          <w:rFonts w:ascii="Arial Narrow" w:eastAsia="Calibri" w:hAnsi="Arial Narrow" w:cs="Arial"/>
+          <w:rFonts w:ascii="Arial Narrow" w:eastAsia="Arial Narrow" w:hAnsi="Arial Narrow" w:cs="Arial Narrow"/>
           <w:b/>
           <w:bCs/>
-          <w:sz w:val="15"/>
-          <w:szCs w:val="15"/>
+          <w:sz w:val="16"/>
+          <w:szCs w:val="16"/>
         </w:rPr>
         <w:t>1.8 Principio de buena fe </w:t>
       </w:r>
@@ -6954,11 +7011,11 @@
       <w:r>
         <w:rPr>
           <w:rStyle w:val="normaltextrun"/>
-          <w:rFonts w:ascii="Arial Narrow" w:eastAsia="Calibri" w:hAnsi="Arial Narrow" w:cs="Arial"/>
+          <w:rFonts w:ascii="Arial Narrow" w:eastAsia="Arial Narrow" w:hAnsi="Arial Narrow" w:cs="Arial Narrow"/>
           <w:b/>
           <w:bCs/>
-          <w:sz w:val="15"/>
-          <w:szCs w:val="15"/>
+          <w:sz w:val="16"/>
+          <w:szCs w:val="16"/>
         </w:rPr>
         <w:t>procedimental.-</w:t>
       </w:r>
@@ -6966,29 +7023,29 @@
       <w:r>
         <w:rPr>
           <w:rStyle w:val="normaltextrun"/>
-          <w:rFonts w:ascii="Arial Narrow" w:eastAsia="Calibri" w:hAnsi="Arial Narrow" w:cs="Arial"/>
+          <w:rFonts w:ascii="Arial Narrow" w:eastAsia="Arial Narrow" w:hAnsi="Arial Narrow" w:cs="Arial Narrow"/>
           <w:b/>
           <w:bCs/>
-          <w:sz w:val="15"/>
-          <w:szCs w:val="15"/>
+          <w:sz w:val="16"/>
+          <w:szCs w:val="16"/>
         </w:rPr>
         <w:t> </w:t>
       </w:r>
       <w:r>
         <w:rPr>
           <w:rStyle w:val="normaltextrun"/>
-          <w:rFonts w:ascii="Arial Narrow" w:eastAsia="Calibri" w:hAnsi="Arial Narrow" w:cs="Arial"/>
-          <w:sz w:val="15"/>
-          <w:szCs w:val="15"/>
+          <w:rFonts w:ascii="Arial Narrow" w:eastAsia="Arial Narrow" w:hAnsi="Arial Narrow" w:cs="Arial Narrow"/>
+          <w:sz w:val="16"/>
+          <w:szCs w:val="16"/>
         </w:rPr>
         <w:t>La autoridad administrativa, los administrados, sus representantes o abogados, realizan sus respectivos actos procedimentales guiados por el respeto mutuo, la colaboración y la buena fe. La autoridad administrativa no puede actuar contra sus propios actos, salvo los supuestos de revisión de oficio contemplados en la presente Ley.</w:t>
       </w:r>
       <w:r>
         <w:rPr>
           <w:rStyle w:val="eop"/>
-          <w:rFonts w:ascii="Arial Narrow" w:eastAsia="Calibri" w:hAnsi="Arial Narrow" w:cs="Arial"/>
-          <w:sz w:val="15"/>
-          <w:szCs w:val="15"/>
+          <w:rFonts w:ascii="Arial Narrow" w:eastAsia="Arial Narrow" w:hAnsi="Arial Narrow" w:cs="Arial Narrow"/>
+          <w:sz w:val="16"/>
+          <w:szCs w:val="16"/>
         </w:rPr>
         <w:t> </w:t>
       </w:r>
@@ -7001,623 +7058,30 @@
         <w:jc w:val="both"/>
         <w:textAlignment w:val="baseline"/>
         <w:rPr>
-          <w:rFonts w:ascii="Arial Narrow" w:hAnsi="Arial Narrow" w:cs="Arial"/>
-          <w:sz w:val="15"/>
-          <w:szCs w:val="15"/>
+          <w:rFonts w:ascii="Arial Narrow" w:eastAsia="Arial Narrow" w:hAnsi="Arial Narrow" w:cs="Arial Narrow"/>
+          <w:sz w:val="16"/>
+          <w:szCs w:val="16"/>
         </w:rPr>
       </w:pPr>
       <w:r>
         <w:rPr>
           <w:rStyle w:val="normaltextrun"/>
-          <w:rFonts w:ascii="Arial Narrow" w:eastAsia="Calibri" w:hAnsi="Arial Narrow" w:cs="Arial"/>
-          <w:sz w:val="15"/>
-          <w:szCs w:val="15"/>
+          <w:rFonts w:ascii="Arial Narrow" w:eastAsia="Arial Narrow" w:hAnsi="Arial Narrow" w:cs="Arial Narrow"/>
+          <w:sz w:val="16"/>
+          <w:szCs w:val="16"/>
         </w:rPr>
         <w:t>Ninguna regulación del procedimiento administrativo puede interpretarse de modo tal que ampare alguna conducta contra la buena fe procedimental.</w:t>
       </w:r>
       <w:r>
         <w:rPr>
           <w:rStyle w:val="eop"/>
-          <w:rFonts w:ascii="Arial Narrow" w:eastAsia="Calibri" w:hAnsi="Arial Narrow" w:cs="Arial"/>
-          <w:sz w:val="15"/>
-          <w:szCs w:val="15"/>
+          <w:rFonts w:ascii="Arial Narrow" w:eastAsia="Arial Narrow" w:hAnsi="Arial Narrow" w:cs="Arial Narrow"/>
+          <w:sz w:val="16"/>
+          <w:szCs w:val="16"/>
         </w:rPr>
         <w:t> </w:t>
       </w:r>
     </w:p>
-    <w:p>
-      <w:pPr>
-        <w:pStyle w:val="Textonotapie"/>
-        <w:ind w:left="567" w:hanging="567"/>
-        <w:jc w:val="both"/>
-        <w:rPr>
-          <w:rFonts w:ascii="Arial Narrow" w:hAnsi="Arial Narrow" w:cs="Arial"/>
-          <w:sz w:val="15"/>
-          <w:szCs w:val="15"/>
-          <w:lang w:val="es-MX"/>
-        </w:rPr>
-      </w:pPr>
-    </w:p>
-  </w:footnote>
-  <w:footnote w:id="6">
-    <w:p>
-      <w:pPr>
-        <w:pStyle w:val="Textonotapie"/>
-        <w:ind w:left="567" w:hanging="567"/>
-        <w:jc w:val="both"/>
-        <w:rPr>
-          <w:rFonts w:ascii="Arial Narrow" w:hAnsi="Arial Narrow" w:cs="Arial"/>
-          <w:b/>
-          <w:bCs/>
-          <w:sz w:val="15"/>
-          <w:szCs w:val="15"/>
-        </w:rPr>
-      </w:pPr>
-      <w:r>
-        <w:rPr>
-          <w:rStyle w:val="Refdenotaalpie"/>
-          <w:rFonts w:ascii="Arial Narrow" w:hAnsi="Arial Narrow" w:cs="Arial"/>
-          <w:sz w:val="16"/>
-          <w:szCs w:val="15"/>
-          <w:vertAlign w:val="superscript"/>
-        </w:rPr>
-        <w:footnoteRef/>
-      </w:r>
-      <w:r>
-        <w:rPr>
-          <w:rFonts w:ascii="Arial Narrow" w:hAnsi="Arial Narrow" w:cs="Arial"/>
-          <w:sz w:val="15"/>
-          <w:szCs w:val="15"/>
-        </w:rPr>
-        <w:t xml:space="preserve"> </w:t>
-      </w:r>
-      <w:r>
-        <w:rPr>
-          <w:rFonts w:ascii="Arial Narrow" w:hAnsi="Arial Narrow" w:cs="Arial"/>
-          <w:sz w:val="15"/>
-          <w:szCs w:val="15"/>
-        </w:rPr>
-        <w:tab/>
-      </w:r>
-      <w:r>
-        <w:rPr>
-          <w:rFonts w:ascii="Arial Narrow" w:hAnsi="Arial Narrow" w:cs="Arial"/>
-          <w:b/>
-          <w:bCs/>
-          <w:sz w:val="15"/>
-          <w:szCs w:val="15"/>
-        </w:rPr>
-        <w:t>DIRECTIVA 001-2008-TRI-INDECOPI, DIRECTIVA SOBRE CONFIDENCIALIDAD DE LA INFORMACIÓN EN LOS PROCEDIMIENTOS SEGUIDOS POR LOS ÓRGANOS FUNCIONALES DEL INDECOPI, modificada por la DIRECTIVA 003-2022/TRI-INDECOPI</w:t>
-      </w:r>
-    </w:p>
-    <w:p>
-      <w:pPr>
-        <w:pStyle w:val="Textonotapie"/>
-        <w:ind w:left="1134" w:hanging="567"/>
-        <w:jc w:val="both"/>
-        <w:rPr>
-          <w:rFonts w:ascii="Arial Narrow" w:hAnsi="Arial Narrow" w:cs="Arial"/>
-          <w:sz w:val="15"/>
-          <w:szCs w:val="15"/>
-        </w:rPr>
-      </w:pPr>
-      <w:r>
-        <w:rPr>
-          <w:rFonts w:ascii="Arial Narrow" w:hAnsi="Arial Narrow" w:cs="Arial"/>
-          <w:sz w:val="15"/>
-          <w:szCs w:val="15"/>
-        </w:rPr>
-        <w:t xml:space="preserve">5.11 </w:t>
-      </w:r>
-      <w:r>
-        <w:rPr>
-          <w:rFonts w:ascii="Arial Narrow" w:hAnsi="Arial Narrow" w:cs="Arial"/>
-          <w:sz w:val="15"/>
-          <w:szCs w:val="15"/>
-        </w:rPr>
-        <w:tab/>
-        <w:t xml:space="preserve">En caso de que el titular de la información previamente declarada confidencial presente de manera posterior un nuevo escrito o documento que contenga la misma </w:t>
-      </w:r>
-      <w:proofErr w:type="gramStart"/>
-      <w:r>
-        <w:rPr>
-          <w:rFonts w:ascii="Arial Narrow" w:hAnsi="Arial Narrow" w:cs="Arial"/>
-          <w:sz w:val="15"/>
-          <w:szCs w:val="15"/>
-        </w:rPr>
-        <w:t>información,</w:t>
-      </w:r>
-      <w:proofErr w:type="gramEnd"/>
-      <w:r>
-        <w:rPr>
-          <w:rFonts w:ascii="Arial Narrow" w:hAnsi="Arial Narrow" w:cs="Arial"/>
-          <w:sz w:val="15"/>
-          <w:szCs w:val="15"/>
-        </w:rPr>
-        <w:t xml:space="preserve"> deberá adjuntar una “versión confidencial” que señale —de manera clara y precisa— en qué parte está incluida la información previamente declarada confidencial. </w:t>
-      </w:r>
-    </w:p>
-    <w:p>
-      <w:pPr>
-        <w:pStyle w:val="Textonotapie"/>
-        <w:ind w:left="1134"/>
-        <w:jc w:val="both"/>
-        <w:rPr>
-          <w:rFonts w:ascii="Arial Narrow" w:hAnsi="Arial Narrow" w:cs="Arial"/>
-          <w:sz w:val="15"/>
-          <w:szCs w:val="15"/>
-        </w:rPr>
-      </w:pPr>
-      <w:r>
-        <w:rPr>
-          <w:rFonts w:ascii="Arial Narrow" w:hAnsi="Arial Narrow" w:cs="Arial"/>
-          <w:sz w:val="15"/>
-          <w:szCs w:val="15"/>
-        </w:rPr>
-        <w:t xml:space="preserve">Adicionalmente, el administrado deberá presentar una “versión no confidencial” del referido escrito o documento, cubriendo de forma identificable aquellas secciones en las que haya figurado la información confidencial, a efectos de que dicha versión sea incorporada en el expediente principal y puesta en conocimiento de las partes y de terceros, según corresponda. </w:t>
-      </w:r>
-    </w:p>
-    <w:p>
-      <w:pPr>
-        <w:pStyle w:val="Textonotapie"/>
-        <w:ind w:left="1134"/>
-        <w:jc w:val="both"/>
-        <w:rPr>
-          <w:rFonts w:ascii="Arial Narrow" w:hAnsi="Arial Narrow" w:cs="Arial"/>
-          <w:sz w:val="15"/>
-          <w:szCs w:val="15"/>
-        </w:rPr>
-      </w:pPr>
-      <w:r>
-        <w:rPr>
-          <w:rFonts w:ascii="Arial Narrow" w:hAnsi="Arial Narrow" w:cs="Arial"/>
-          <w:sz w:val="15"/>
-          <w:szCs w:val="15"/>
-        </w:rPr>
-        <w:t xml:space="preserve">En caso de que el administrado no cumpla con lo señalado en el párrafo anterior, la autoridad le concederá un plazo de hasta 5 (cinco) días hábiles para la presentación de la “versión no confidencial”, bajo apercibimiento de proceder conforme a lo señalado en el numeral 5.12 de la presente Directiva. </w:t>
-      </w:r>
-    </w:p>
-    <w:p>
-      <w:pPr>
-        <w:pStyle w:val="Textonotapie"/>
-        <w:ind w:left="1134" w:hanging="567"/>
-        <w:jc w:val="both"/>
-        <w:rPr>
-          <w:rFonts w:ascii="Arial Narrow" w:hAnsi="Arial Narrow" w:cs="Arial"/>
-          <w:sz w:val="15"/>
-          <w:szCs w:val="15"/>
-        </w:rPr>
-      </w:pPr>
-      <w:r>
-        <w:rPr>
-          <w:rFonts w:ascii="Arial Narrow" w:hAnsi="Arial Narrow" w:cs="Arial"/>
-          <w:sz w:val="15"/>
-          <w:szCs w:val="15"/>
-        </w:rPr>
-        <w:t xml:space="preserve">5.12 </w:t>
-      </w:r>
-      <w:r>
-        <w:rPr>
-          <w:rFonts w:ascii="Arial Narrow" w:hAnsi="Arial Narrow" w:cs="Arial"/>
-          <w:sz w:val="15"/>
-          <w:szCs w:val="15"/>
-        </w:rPr>
-        <w:tab/>
-        <w:t>En caso de que el titular de la información previamente declarada confidencial no cumpla con lo dispuesto en el numeral 5.11 de la presente Directiva, la autoridad incorporará al expediente principal dicha documentación en su integridad y la trasladará sin ninguna medida de seguridad en particular, de ser el caso, siendo la divulgación de tal información de responsabilidad del propio administrado.</w:t>
-      </w:r>
-    </w:p>
-    <w:p>
-      <w:pPr>
-        <w:pStyle w:val="Textonotapie"/>
-        <w:ind w:left="567" w:hanging="567"/>
-        <w:jc w:val="both"/>
-        <w:rPr>
-          <w:rFonts w:ascii="Arial Narrow" w:hAnsi="Arial Narrow" w:cs="Arial"/>
-          <w:sz w:val="15"/>
-          <w:szCs w:val="15"/>
-        </w:rPr>
-      </w:pPr>
-    </w:p>
-  </w:footnote>
-  <w:footnote w:id="7">
-    <w:p>
-      <w:pPr>
-        <w:pStyle w:val="Textonotapie"/>
-        <w:ind w:left="567" w:hanging="567"/>
-        <w:jc w:val="both"/>
-        <w:rPr>
-          <w:rFonts w:ascii="Arial Narrow" w:eastAsia="Arial Narrow" w:hAnsi="Arial Narrow" w:cs="Arial"/>
-          <w:b/>
-          <w:bCs/>
-          <w:sz w:val="15"/>
-          <w:szCs w:val="15"/>
-        </w:rPr>
-      </w:pPr>
-      <w:r>
-        <w:rPr>
-          <w:rStyle w:val="Refdenotaalpie"/>
-          <w:rFonts w:ascii="Arial Narrow" w:hAnsi="Arial Narrow" w:cs="Arial"/>
-          <w:sz w:val="16"/>
-          <w:szCs w:val="15"/>
-          <w:vertAlign w:val="superscript"/>
-        </w:rPr>
-        <w:footnoteRef/>
-      </w:r>
-      <w:r>
-        <w:rPr>
-          <w:rFonts w:ascii="Arial Narrow" w:hAnsi="Arial Narrow" w:cs="Arial"/>
-          <w:sz w:val="15"/>
-          <w:szCs w:val="15"/>
-        </w:rPr>
-        <w:t xml:space="preserve"> </w:t>
-      </w:r>
-      <w:r>
-        <w:rPr>
-          <w:rFonts w:ascii="Arial Narrow" w:hAnsi="Arial Narrow" w:cs="Arial"/>
-          <w:sz w:val="15"/>
-          <w:szCs w:val="15"/>
-        </w:rPr>
-        <w:tab/>
-      </w:r>
-      <w:r>
-        <w:rPr>
-          <w:rFonts w:ascii="Arial Narrow" w:eastAsia="Arial Narrow" w:hAnsi="Arial Narrow" w:cs="Arial"/>
-          <w:b/>
-          <w:bCs/>
-          <w:sz w:val="15"/>
-          <w:szCs w:val="15"/>
-        </w:rPr>
-        <w:t xml:space="preserve">LEY 29571, CÓDIGO DE PROTECCIÓN Y DEFENSA DEL CONSUMIDOR, publicado el 2 de setiembre de 2010 y modificado por Decreto Legislativo 1308 </w:t>
-      </w:r>
-    </w:p>
-    <w:p>
-      <w:pPr>
-        <w:pStyle w:val="Textonotapie"/>
-        <w:ind w:left="567"/>
-        <w:jc w:val="both"/>
-        <w:rPr>
-          <w:rFonts w:ascii="Arial Narrow" w:eastAsia="Arial Narrow" w:hAnsi="Arial Narrow" w:cs="Arial"/>
-          <w:sz w:val="15"/>
-          <w:szCs w:val="15"/>
-        </w:rPr>
-      </w:pPr>
-      <w:r>
-        <w:rPr>
-          <w:rFonts w:ascii="Arial Narrow" w:eastAsia="Arial Narrow" w:hAnsi="Arial Narrow" w:cs="Arial"/>
-          <w:b/>
-          <w:bCs/>
-          <w:sz w:val="15"/>
-          <w:szCs w:val="15"/>
-        </w:rPr>
-        <w:t>Artículo 105.- Autoridad competente.</w:t>
-      </w:r>
-      <w:r>
-        <w:rPr>
-          <w:rFonts w:ascii="Arial Narrow" w:eastAsia="Arial Narrow" w:hAnsi="Arial Narrow" w:cs="Arial"/>
-          <w:sz w:val="15"/>
-          <w:szCs w:val="15"/>
-        </w:rPr>
-        <w:t xml:space="preserve"> </w:t>
-      </w:r>
-    </w:p>
-    <w:p>
-      <w:pPr>
-        <w:pStyle w:val="Textonotapie"/>
-        <w:ind w:left="567"/>
-        <w:jc w:val="both"/>
-        <w:rPr>
-          <w:rFonts w:ascii="Arial Narrow" w:eastAsia="Arial Narrow" w:hAnsi="Arial Narrow" w:cs="Arial"/>
-          <w:sz w:val="15"/>
-          <w:szCs w:val="15"/>
-        </w:rPr>
-      </w:pPr>
-      <w:r>
-        <w:rPr>
-          <w:rFonts w:ascii="Arial Narrow" w:eastAsia="Arial Narrow" w:hAnsi="Arial Narrow" w:cs="Arial"/>
-          <w:sz w:val="15"/>
-          <w:szCs w:val="15"/>
-        </w:rPr>
-        <w:t xml:space="preserve">El Instituto Nacional de Defensa de la Competencia y de la Protección de la Propiedad Intelectual (Indecopi) es la autoridad con competencia primaria y de alcance nacional para conocer las presuntas infracciones a las disposiciones contenidas en el presente Código, así como para imponer las sanciones y medidas correctivas establecidas en el presente capítulo, conforme al Decreto Legislativo 1033, Ley de Organización y Funciones del Indecopi. Dicha competencia solo puede ser negada cuando ella haya sido asignada o se asigne a favor de otro organismo por norma expresa con rango de ley. </w:t>
-      </w:r>
-    </w:p>
-    <w:p>
-      <w:pPr>
-        <w:pStyle w:val="Textonotapie"/>
-        <w:ind w:left="567"/>
-        <w:jc w:val="both"/>
-        <w:rPr>
-          <w:rFonts w:ascii="Arial Narrow" w:eastAsia="Arial Narrow" w:hAnsi="Arial Narrow" w:cs="Arial"/>
-          <w:sz w:val="15"/>
-          <w:szCs w:val="15"/>
-        </w:rPr>
-      </w:pPr>
-      <w:r>
-        <w:rPr>
-          <w:rFonts w:ascii="Arial Narrow" w:eastAsia="Arial Narrow" w:hAnsi="Arial Narrow" w:cs="Arial"/>
-          <w:sz w:val="15"/>
-          <w:szCs w:val="15"/>
-        </w:rPr>
-        <w:t xml:space="preserve">(…). </w:t>
-      </w:r>
-    </w:p>
-    <w:p>
-      <w:pPr>
-        <w:pStyle w:val="Textonotapie"/>
-        <w:ind w:left="567"/>
-        <w:jc w:val="both"/>
-        <w:rPr>
-          <w:rFonts w:ascii="Arial Narrow" w:eastAsia="Arial Narrow" w:hAnsi="Arial Narrow" w:cs="Arial"/>
-          <w:sz w:val="15"/>
-          <w:szCs w:val="15"/>
-        </w:rPr>
-      </w:pPr>
-      <w:r>
-        <w:rPr>
-          <w:rFonts w:ascii="Arial Narrow" w:eastAsia="Arial Narrow" w:hAnsi="Arial Narrow" w:cs="Arial"/>
-          <w:sz w:val="15"/>
-          <w:szCs w:val="15"/>
-        </w:rPr>
-        <w:t xml:space="preserve"> </w:t>
-      </w:r>
-    </w:p>
-    <w:p>
-      <w:pPr>
-        <w:pStyle w:val="Textonotapie"/>
-        <w:ind w:left="567"/>
-        <w:jc w:val="both"/>
-        <w:rPr>
-          <w:rFonts w:ascii="Arial Narrow" w:eastAsia="Arial Narrow" w:hAnsi="Arial Narrow" w:cs="Arial"/>
-          <w:b/>
-          <w:bCs/>
-          <w:sz w:val="15"/>
-          <w:szCs w:val="15"/>
-        </w:rPr>
-      </w:pPr>
-      <w:r>
-        <w:rPr>
-          <w:rFonts w:ascii="Arial Narrow" w:eastAsia="Arial Narrow" w:hAnsi="Arial Narrow" w:cs="Arial"/>
-          <w:b/>
-          <w:bCs/>
-          <w:sz w:val="15"/>
-          <w:szCs w:val="15"/>
-        </w:rPr>
-        <w:t xml:space="preserve">LEY DE ORGANIZACIÓN Y FUNCIONES DEL INDECOPI, APROBADA POR DECRETO LEGISLATIVO 1033 </w:t>
-      </w:r>
-    </w:p>
-    <w:p>
-      <w:pPr>
-        <w:pStyle w:val="Textonotapie"/>
-        <w:ind w:left="567"/>
-        <w:jc w:val="both"/>
-        <w:rPr>
-          <w:rFonts w:ascii="Arial Narrow" w:eastAsia="Arial Narrow" w:hAnsi="Arial Narrow" w:cs="Arial"/>
-          <w:sz w:val="15"/>
-          <w:szCs w:val="15"/>
-        </w:rPr>
-      </w:pPr>
-      <w:r>
-        <w:rPr>
-          <w:rFonts w:ascii="Arial Narrow" w:eastAsia="Arial Narrow" w:hAnsi="Arial Narrow" w:cs="Arial"/>
-          <w:b/>
-          <w:bCs/>
-          <w:sz w:val="15"/>
-          <w:szCs w:val="15"/>
-        </w:rPr>
-        <w:t>Artículo 27.-</w:t>
-      </w:r>
-      <w:r>
-        <w:rPr>
-          <w:rFonts w:ascii="Arial Narrow" w:eastAsia="Arial Narrow" w:hAnsi="Arial Narrow" w:cs="Arial"/>
-          <w:sz w:val="15"/>
-          <w:szCs w:val="15"/>
-        </w:rPr>
-        <w:t xml:space="preserve"> De la Comisión de Protección al </w:t>
-      </w:r>
-      <w:proofErr w:type="gramStart"/>
-      <w:r>
-        <w:rPr>
-          <w:rFonts w:ascii="Arial Narrow" w:eastAsia="Arial Narrow" w:hAnsi="Arial Narrow" w:cs="Arial"/>
-          <w:sz w:val="15"/>
-          <w:szCs w:val="15"/>
-        </w:rPr>
-        <w:t>Consumidor.-</w:t>
-      </w:r>
-      <w:proofErr w:type="gramEnd"/>
-      <w:r>
-        <w:rPr>
-          <w:rFonts w:ascii="Arial Narrow" w:eastAsia="Arial Narrow" w:hAnsi="Arial Narrow" w:cs="Arial"/>
-          <w:sz w:val="15"/>
-          <w:szCs w:val="15"/>
-        </w:rPr>
-        <w:t xml:space="preserve"> </w:t>
-      </w:r>
-    </w:p>
-    <w:p>
-      <w:pPr>
-        <w:pStyle w:val="Textonotapie"/>
-        <w:ind w:left="567"/>
-        <w:jc w:val="both"/>
-        <w:rPr>
-          <w:rFonts w:ascii="Arial Narrow" w:eastAsia="Arial Narrow" w:hAnsi="Arial Narrow" w:cs="Arial"/>
-          <w:sz w:val="15"/>
-          <w:szCs w:val="15"/>
-        </w:rPr>
-      </w:pPr>
-      <w:r>
-        <w:rPr>
-          <w:rFonts w:ascii="Arial Narrow" w:eastAsia="Arial Narrow" w:hAnsi="Arial Narrow" w:cs="Arial"/>
-          <w:sz w:val="15"/>
-          <w:szCs w:val="15"/>
-        </w:rPr>
-        <w:t xml:space="preserve">Corresponde a la Comisión de Protección al Consumidor velar por el cumplimiento de la Ley de Protección al Consumidor y de las leyes que, en general, protegen a los consumidores de la falta de idoneidad de los bienes y servicios en función de la información brindada, de las omisiones de información y de la discriminación en el consumo, así como de aquellas que complementen o sustituyan a las anteriores. </w:t>
-      </w:r>
-    </w:p>
-    <w:p>
-      <w:pPr>
-        <w:pStyle w:val="Textonotapie"/>
-        <w:ind w:left="567"/>
-        <w:jc w:val="both"/>
-        <w:rPr>
-          <w:rFonts w:ascii="Arial Narrow" w:eastAsia="Arial Narrow" w:hAnsi="Arial Narrow" w:cs="Arial"/>
-          <w:sz w:val="15"/>
-          <w:szCs w:val="15"/>
-        </w:rPr>
-      </w:pPr>
-      <w:r>
-        <w:rPr>
-          <w:rFonts w:ascii="Arial Narrow" w:eastAsia="Arial Narrow" w:hAnsi="Arial Narrow" w:cs="Arial"/>
-          <w:sz w:val="15"/>
-          <w:szCs w:val="15"/>
-        </w:rPr>
-        <w:t xml:space="preserve"> </w:t>
-      </w:r>
-    </w:p>
-    <w:p>
-      <w:pPr>
-        <w:pStyle w:val="Textonotapie"/>
-        <w:ind w:left="567"/>
-        <w:jc w:val="both"/>
-        <w:rPr>
-          <w:rFonts w:ascii="Arial Narrow" w:eastAsia="Arial Narrow" w:hAnsi="Arial Narrow" w:cs="Arial"/>
-          <w:b/>
-          <w:bCs/>
-          <w:sz w:val="15"/>
-          <w:szCs w:val="15"/>
-        </w:rPr>
-      </w:pPr>
-      <w:r>
-        <w:rPr>
-          <w:rFonts w:ascii="Arial Narrow" w:eastAsia="Arial Narrow" w:hAnsi="Arial Narrow" w:cs="Arial"/>
-          <w:b/>
-          <w:bCs/>
-          <w:sz w:val="15"/>
-          <w:szCs w:val="15"/>
-        </w:rPr>
-        <w:t xml:space="preserve">LEY SOBRE FACULTADES, NORMAS Y ORGANIZACIÓN DEL INDECOPI, APROBADA POR DECRETO LEGISLATIVO 807 </w:t>
-      </w:r>
-    </w:p>
-    <w:p>
-      <w:pPr>
-        <w:pStyle w:val="Textonotapie"/>
-        <w:ind w:left="567"/>
-        <w:jc w:val="both"/>
-        <w:rPr>
-          <w:rFonts w:ascii="Arial Narrow" w:eastAsia="Arial Narrow" w:hAnsi="Arial Narrow" w:cs="Arial"/>
-          <w:sz w:val="15"/>
-          <w:szCs w:val="15"/>
-        </w:rPr>
-      </w:pPr>
-      <w:r>
-        <w:rPr>
-          <w:rFonts w:ascii="Arial Narrow" w:eastAsia="Arial Narrow" w:hAnsi="Arial Narrow" w:cs="Arial"/>
-          <w:b/>
-          <w:bCs/>
-          <w:sz w:val="15"/>
-          <w:szCs w:val="15"/>
-        </w:rPr>
-        <w:t>Artículo 24.</w:t>
-      </w:r>
-      <w:r>
-        <w:rPr>
-          <w:rFonts w:ascii="Arial Narrow" w:eastAsia="Arial Narrow" w:hAnsi="Arial Narrow" w:cs="Arial"/>
-          <w:sz w:val="15"/>
-          <w:szCs w:val="15"/>
-        </w:rPr>
-        <w:t xml:space="preserve">- El </w:t>
-      </w:r>
-      <w:proofErr w:type="gramStart"/>
-      <w:r>
-        <w:rPr>
-          <w:rFonts w:ascii="Arial Narrow" w:eastAsia="Arial Narrow" w:hAnsi="Arial Narrow" w:cs="Arial"/>
-          <w:sz w:val="15"/>
-          <w:szCs w:val="15"/>
-        </w:rPr>
-        <w:t>Secretario Técnico</w:t>
-      </w:r>
-      <w:proofErr w:type="gramEnd"/>
-      <w:r>
-        <w:rPr>
-          <w:rFonts w:ascii="Arial Narrow" w:eastAsia="Arial Narrow" w:hAnsi="Arial Narrow" w:cs="Arial"/>
-          <w:sz w:val="15"/>
-          <w:szCs w:val="15"/>
-        </w:rPr>
-        <w:t xml:space="preserve"> se encargará de la tramitación del procedimiento. Para ello, cuenta con las siguientes facultades: </w:t>
-      </w:r>
-    </w:p>
-    <w:p>
-      <w:pPr>
-        <w:pStyle w:val="Textonotapie"/>
-        <w:ind w:left="567"/>
-        <w:jc w:val="both"/>
-        <w:rPr>
-          <w:rFonts w:ascii="Arial Narrow" w:eastAsia="Arial Narrow" w:hAnsi="Arial Narrow" w:cs="Arial"/>
-          <w:sz w:val="15"/>
-          <w:szCs w:val="15"/>
-        </w:rPr>
-      </w:pPr>
-      <w:r>
-        <w:rPr>
-          <w:rFonts w:ascii="Arial Narrow" w:eastAsia="Arial Narrow" w:hAnsi="Arial Narrow" w:cs="Arial"/>
-          <w:sz w:val="15"/>
-          <w:szCs w:val="15"/>
-        </w:rPr>
-        <w:t xml:space="preserve">(...) </w:t>
-      </w:r>
-    </w:p>
-    <w:p>
-      <w:pPr>
-        <w:pStyle w:val="Textonotapie"/>
-        <w:ind w:left="567"/>
-        <w:jc w:val="both"/>
-        <w:rPr>
-          <w:rFonts w:ascii="Arial Narrow" w:eastAsia="Arial Narrow" w:hAnsi="Arial Narrow" w:cs="Arial"/>
-          <w:sz w:val="15"/>
-          <w:szCs w:val="15"/>
-        </w:rPr>
-      </w:pPr>
-      <w:r>
-        <w:rPr>
-          <w:rFonts w:ascii="Arial Narrow" w:eastAsia="Arial Narrow" w:hAnsi="Arial Narrow" w:cs="Arial"/>
-          <w:sz w:val="15"/>
-          <w:szCs w:val="15"/>
-        </w:rPr>
-        <w:t xml:space="preserve">c) Admitir denuncias a trámite, en aquellos casos en que la Comisión le haya delegado esta facultad. </w:t>
-      </w:r>
-    </w:p>
-    <w:p>
-      <w:pPr>
-        <w:pStyle w:val="Textonotapie"/>
-        <w:ind w:left="567"/>
-        <w:jc w:val="both"/>
-        <w:rPr>
-          <w:rFonts w:ascii="Arial Narrow" w:eastAsia="Arial Narrow" w:hAnsi="Arial Narrow" w:cs="Arial"/>
-          <w:sz w:val="15"/>
-          <w:szCs w:val="15"/>
-        </w:rPr>
-      </w:pPr>
-      <w:r>
-        <w:rPr>
-          <w:rFonts w:ascii="Arial Narrow" w:eastAsia="Arial Narrow" w:hAnsi="Arial Narrow" w:cs="Arial"/>
-          <w:sz w:val="15"/>
-          <w:szCs w:val="15"/>
-        </w:rPr>
-        <w:t xml:space="preserve">(...). </w:t>
-      </w:r>
-    </w:p>
-    <w:p>
-      <w:pPr>
-        <w:pStyle w:val="Textonotapie"/>
-        <w:ind w:left="567"/>
-        <w:jc w:val="both"/>
-        <w:rPr>
-          <w:rFonts w:ascii="Arial Narrow" w:eastAsia="Arial Narrow" w:hAnsi="Arial Narrow" w:cs="Arial"/>
-          <w:sz w:val="15"/>
-          <w:szCs w:val="15"/>
-        </w:rPr>
-      </w:pPr>
-    </w:p>
-  </w:footnote>
-  <w:footnote w:id="8">
     <w:p>
       <w:pPr>
         <w:pStyle w:val="paragraph"/>
@@ -7626,20 +7090,618 @@
         <w:jc w:val="both"/>
         <w:textAlignment w:val="baseline"/>
         <w:rPr>
-          <w:rFonts w:ascii="Arial Narrow" w:eastAsiaTheme="minorHAnsi" w:hAnsi="Arial Narrow" w:cs="Arial"/>
+          <w:rFonts w:ascii="Arial Narrow" w:eastAsia="Arial Narrow" w:hAnsi="Arial Narrow" w:cs="Arial Narrow"/>
+          <w:sz w:val="16"/>
+          <w:szCs w:val="16"/>
+        </w:rPr>
+      </w:pPr>
+    </w:p>
+  </w:footnote>
+  <w:footnote w:id="6">
+    <w:p>
+      <w:pPr>
+        <w:pStyle w:val="Textonotapie"/>
+        <w:ind w:left="567" w:hanging="567"/>
+        <w:jc w:val="both"/>
+        <w:rPr>
+          <w:rFonts w:ascii="Arial Narrow" w:eastAsia="Arial Narrow" w:hAnsi="Arial Narrow" w:cs="Arial Narrow"/>
           <w:b/>
           <w:bCs/>
-          <w:sz w:val="15"/>
-          <w:szCs w:val="15"/>
+          <w:sz w:val="16"/>
+          <w:szCs w:val="16"/>
+        </w:rPr>
+      </w:pPr>
+      <w:r>
+        <w:rPr>
+          <w:rStyle w:val="Refdenotaalpie"/>
+          <w:rFonts w:ascii="Arial Narrow" w:eastAsia="Arial Narrow" w:hAnsi="Arial Narrow" w:cs="Arial Narrow"/>
+          <w:sz w:val="16"/>
+          <w:szCs w:val="16"/>
+          <w:vertAlign w:val="superscript"/>
+        </w:rPr>
+        <w:footnoteRef/>
+      </w:r>
+      <w:r>
+        <w:rPr>
+          <w:rFonts w:ascii="Arial Narrow" w:eastAsia="Arial Narrow" w:hAnsi="Arial Narrow" w:cs="Arial Narrow"/>
+          <w:sz w:val="16"/>
+          <w:szCs w:val="16"/>
+        </w:rPr>
+        <w:t xml:space="preserve"> </w:t>
+      </w:r>
+      <w:r>
+        <w:rPr>
+          <w:rFonts w:ascii="Arial Narrow" w:eastAsia="Arial Narrow" w:hAnsi="Arial Narrow" w:cs="Arial Narrow"/>
+          <w:sz w:val="16"/>
+          <w:szCs w:val="16"/>
+        </w:rPr>
+        <w:tab/>
+      </w:r>
+      <w:r>
+        <w:rPr>
+          <w:rFonts w:ascii="Arial Narrow" w:eastAsia="Arial Narrow" w:hAnsi="Arial Narrow" w:cs="Arial Narrow"/>
+          <w:b/>
+          <w:bCs/>
+          <w:sz w:val="16"/>
+          <w:szCs w:val="16"/>
+        </w:rPr>
+        <w:t>DIRECTIVA 001-2008-TRI-INDECOPI, DIRECTIVA SOBRE CONFIDENCIALIDAD DE LA INFORMACIÓN EN LOS PROCEDIMIENTOS SEGUIDOS POR LOS ÓRGANOS FUNCIONALES DEL INDECOPI, modificada por la DIRECTIVA 003-2022/TRI-INDECOPI</w:t>
+      </w:r>
+    </w:p>
+    <w:p>
+      <w:pPr>
+        <w:pStyle w:val="Textonotapie"/>
+        <w:ind w:left="1134" w:hanging="567"/>
+        <w:jc w:val="both"/>
+        <w:rPr>
+          <w:rFonts w:ascii="Arial Narrow" w:eastAsia="Arial Narrow" w:hAnsi="Arial Narrow" w:cs="Arial Narrow"/>
+          <w:sz w:val="16"/>
+          <w:szCs w:val="16"/>
+        </w:rPr>
+      </w:pPr>
+      <w:r>
+        <w:rPr>
+          <w:rFonts w:ascii="Arial Narrow" w:eastAsia="Arial Narrow" w:hAnsi="Arial Narrow" w:cs="Arial Narrow"/>
+          <w:sz w:val="16"/>
+          <w:szCs w:val="16"/>
+        </w:rPr>
+        <w:t xml:space="preserve">5.11 </w:t>
+      </w:r>
+      <w:r>
+        <w:rPr>
+          <w:rFonts w:ascii="Arial Narrow" w:eastAsia="Arial Narrow" w:hAnsi="Arial Narrow" w:cs="Arial Narrow"/>
+          <w:sz w:val="16"/>
+          <w:szCs w:val="16"/>
+        </w:rPr>
+        <w:tab/>
+        <w:t xml:space="preserve">En caso de que el titular de la información previamente declarada confidencial presente de manera posterior un nuevo escrito o documento que contenga la misma </w:t>
+      </w:r>
+      <w:proofErr w:type="gramStart"/>
+      <w:r>
+        <w:rPr>
+          <w:rFonts w:ascii="Arial Narrow" w:eastAsia="Arial Narrow" w:hAnsi="Arial Narrow" w:cs="Arial Narrow"/>
+          <w:sz w:val="16"/>
+          <w:szCs w:val="16"/>
+        </w:rPr>
+        <w:t>información,</w:t>
+      </w:r>
+      <w:proofErr w:type="gramEnd"/>
+      <w:r>
+        <w:rPr>
+          <w:rFonts w:ascii="Arial Narrow" w:eastAsia="Arial Narrow" w:hAnsi="Arial Narrow" w:cs="Arial Narrow"/>
+          <w:sz w:val="16"/>
+          <w:szCs w:val="16"/>
+        </w:rPr>
+        <w:t xml:space="preserve"> deberá adjuntar una “versión confidencial” que señale —de manera clara y precisa— en qué parte está incluida la información previamente declarada confidencial. </w:t>
+      </w:r>
+    </w:p>
+    <w:p>
+      <w:pPr>
+        <w:pStyle w:val="Textonotapie"/>
+        <w:ind w:left="1134"/>
+        <w:jc w:val="both"/>
+        <w:rPr>
+          <w:rFonts w:ascii="Arial Narrow" w:eastAsia="Arial Narrow" w:hAnsi="Arial Narrow" w:cs="Arial Narrow"/>
+          <w:sz w:val="16"/>
+          <w:szCs w:val="16"/>
+        </w:rPr>
+      </w:pPr>
+      <w:r>
+        <w:rPr>
+          <w:rFonts w:ascii="Arial Narrow" w:eastAsia="Arial Narrow" w:hAnsi="Arial Narrow" w:cs="Arial Narrow"/>
+          <w:sz w:val="16"/>
+          <w:szCs w:val="16"/>
+        </w:rPr>
+        <w:t xml:space="preserve">Adicionalmente, el administrado deberá presentar una “versión no confidencial” del referido escrito o documento, cubriendo de forma identificable aquellas secciones en las que haya figurado la información confidencial, a efectos de que dicha versión sea incorporada en el expediente principal y puesta en conocimiento de las partes y de terceros, según corresponda. </w:t>
+      </w:r>
+    </w:p>
+    <w:p>
+      <w:pPr>
+        <w:pStyle w:val="Textonotapie"/>
+        <w:ind w:left="1134"/>
+        <w:jc w:val="both"/>
+        <w:rPr>
+          <w:rFonts w:ascii="Arial Narrow" w:eastAsia="Arial Narrow" w:hAnsi="Arial Narrow" w:cs="Arial Narrow"/>
+          <w:sz w:val="16"/>
+          <w:szCs w:val="16"/>
+        </w:rPr>
+      </w:pPr>
+      <w:r>
+        <w:rPr>
+          <w:rFonts w:ascii="Arial Narrow" w:eastAsia="Arial Narrow" w:hAnsi="Arial Narrow" w:cs="Arial Narrow"/>
+          <w:sz w:val="16"/>
+          <w:szCs w:val="16"/>
+        </w:rPr>
+        <w:t xml:space="preserve">En caso de que el administrado no cumpla con lo señalado en el párrafo anterior, la autoridad le concederá un plazo de hasta 5 (cinco) días hábiles para la presentación de la “versión no confidencial”, bajo apercibimiento de proceder conforme a lo señalado en el numeral 5.12 de la presente Directiva. </w:t>
+      </w:r>
+    </w:p>
+    <w:p>
+      <w:pPr>
+        <w:pStyle w:val="Textonotapie"/>
+        <w:ind w:left="1134" w:hanging="567"/>
+        <w:jc w:val="both"/>
+        <w:rPr>
+          <w:rFonts w:ascii="Arial Narrow" w:eastAsia="Arial Narrow" w:hAnsi="Arial Narrow" w:cs="Arial Narrow"/>
+          <w:sz w:val="16"/>
+          <w:szCs w:val="16"/>
+        </w:rPr>
+      </w:pPr>
+      <w:r>
+        <w:rPr>
+          <w:rFonts w:ascii="Arial Narrow" w:eastAsia="Arial Narrow" w:hAnsi="Arial Narrow" w:cs="Arial Narrow"/>
+          <w:sz w:val="16"/>
+          <w:szCs w:val="16"/>
+        </w:rPr>
+        <w:t xml:space="preserve">5.12 </w:t>
+      </w:r>
+      <w:r>
+        <w:rPr>
+          <w:rFonts w:ascii="Arial Narrow" w:eastAsia="Arial Narrow" w:hAnsi="Arial Narrow" w:cs="Arial Narrow"/>
+          <w:sz w:val="16"/>
+          <w:szCs w:val="16"/>
+        </w:rPr>
+        <w:tab/>
+        <w:t>En caso de que el titular de la información previamente declarada confidencial no cumpla con lo dispuesto en el numeral 5.11 de la presente Directiva, la autoridad incorporará al expediente principal dicha documentación en su integridad y la trasladará sin ninguna medida de seguridad en particular, de ser el caso, siendo la divulgación de tal información de responsabilidad del propio administrado.</w:t>
+      </w:r>
+    </w:p>
+    <w:p>
+      <w:pPr>
+        <w:pStyle w:val="Textonotapie"/>
+        <w:ind w:left="567" w:hanging="567"/>
+        <w:jc w:val="both"/>
+        <w:rPr>
+          <w:rFonts w:ascii="Arial Narrow" w:eastAsia="Arial Narrow" w:hAnsi="Arial Narrow" w:cs="Arial Narrow"/>
+          <w:b/>
+          <w:bCs/>
+          <w:sz w:val="16"/>
+          <w:szCs w:val="16"/>
+        </w:rPr>
+      </w:pPr>
+    </w:p>
+  </w:footnote>
+  <w:footnote w:id="7">
+    <w:p>
+      <w:pPr>
+        <w:pStyle w:val="Textonotapie"/>
+        <w:ind w:left="567" w:hanging="567"/>
+        <w:jc w:val="both"/>
+        <w:rPr>
+          <w:rFonts w:ascii="Arial Narrow" w:eastAsia="Arial Narrow" w:hAnsi="Arial Narrow" w:cs="Arial Narrow"/>
+          <w:b/>
+          <w:bCs/>
+          <w:sz w:val="16"/>
+          <w:szCs w:val="16"/>
+        </w:rPr>
+      </w:pPr>
+      <w:r>
+        <w:rPr>
+          <w:rStyle w:val="Refdenotaalpie"/>
+          <w:rFonts w:ascii="Arial Narrow" w:eastAsia="Arial Narrow" w:hAnsi="Arial Narrow" w:cs="Arial Narrow"/>
+          <w:sz w:val="16"/>
+          <w:szCs w:val="16"/>
+          <w:vertAlign w:val="superscript"/>
+        </w:rPr>
+        <w:footnoteRef/>
+      </w:r>
+      <w:r>
+        <w:rPr>
+          <w:rFonts w:ascii="Arial Narrow" w:eastAsia="Arial Narrow" w:hAnsi="Arial Narrow" w:cs="Arial Narrow"/>
+          <w:sz w:val="16"/>
+          <w:szCs w:val="16"/>
+        </w:rPr>
+        <w:t xml:space="preserve"> </w:t>
+      </w:r>
+      <w:r>
+        <w:rPr>
+          <w:rFonts w:ascii="Arial Narrow" w:eastAsia="Arial Narrow" w:hAnsi="Arial Narrow" w:cs="Arial Narrow"/>
+          <w:sz w:val="16"/>
+          <w:szCs w:val="16"/>
+        </w:rPr>
+        <w:tab/>
+      </w:r>
+      <w:r>
+        <w:rPr>
+          <w:rFonts w:ascii="Arial Narrow" w:eastAsia="Arial Narrow" w:hAnsi="Arial Narrow" w:cs="Arial Narrow"/>
+          <w:b/>
+          <w:bCs/>
+          <w:sz w:val="16"/>
+          <w:szCs w:val="16"/>
+        </w:rPr>
+        <w:t xml:space="preserve">LEY 29571, CÓDIGO DE PROTECCIÓN Y DEFENSA DEL CONSUMIDOR, publicado el 2 de setiembre de 2010 y modificado por Decreto Legislativo 1308 </w:t>
+      </w:r>
+    </w:p>
+    <w:p>
+      <w:pPr>
+        <w:pStyle w:val="Textonotapie"/>
+        <w:ind w:left="567"/>
+        <w:jc w:val="both"/>
+        <w:rPr>
+          <w:rFonts w:ascii="Arial Narrow" w:eastAsia="Arial Narrow" w:hAnsi="Arial Narrow" w:cs="Arial Narrow"/>
+          <w:sz w:val="16"/>
+          <w:szCs w:val="16"/>
+        </w:rPr>
+      </w:pPr>
+      <w:r>
+        <w:rPr>
+          <w:rFonts w:ascii="Arial Narrow" w:eastAsia="Arial Narrow" w:hAnsi="Arial Narrow" w:cs="Arial Narrow"/>
+          <w:b/>
+          <w:bCs/>
+          <w:sz w:val="16"/>
+          <w:szCs w:val="16"/>
+        </w:rPr>
+        <w:t>Artículo 105.- Autoridad competente.</w:t>
+      </w:r>
+      <w:r>
+        <w:rPr>
+          <w:rFonts w:ascii="Arial Narrow" w:eastAsia="Arial Narrow" w:hAnsi="Arial Narrow" w:cs="Arial Narrow"/>
+          <w:sz w:val="16"/>
+          <w:szCs w:val="16"/>
+        </w:rPr>
+        <w:t xml:space="preserve"> </w:t>
+      </w:r>
+    </w:p>
+    <w:p>
+      <w:pPr>
+        <w:pStyle w:val="Textonotapie"/>
+        <w:ind w:left="567"/>
+        <w:jc w:val="both"/>
+        <w:rPr>
+          <w:rFonts w:ascii="Arial Narrow" w:eastAsia="Arial Narrow" w:hAnsi="Arial Narrow" w:cs="Arial Narrow"/>
+          <w:sz w:val="16"/>
+          <w:szCs w:val="16"/>
+        </w:rPr>
+      </w:pPr>
+      <w:r>
+        <w:rPr>
+          <w:rFonts w:ascii="Arial Narrow" w:eastAsia="Arial Narrow" w:hAnsi="Arial Narrow" w:cs="Arial Narrow"/>
+          <w:sz w:val="16"/>
+          <w:szCs w:val="16"/>
+        </w:rPr>
+        <w:t xml:space="preserve">El Instituto Nacional de Defensa de la Competencia y de la Protección de la Propiedad Intelectual (Indecopi) es la autoridad con competencia primaria y de alcance nacional para conocer las presuntas infracciones a las disposiciones contenidas en el presente Código, así como para imponer las sanciones y medidas correctivas establecidas en el presente capítulo, conforme al Decreto Legislativo 1033, Ley de Organización y Funciones del Indecopi. Dicha competencia solo puede ser negada cuando ella haya sido asignada o se asigne a favor de otro organismo por norma expresa con rango de ley. </w:t>
+      </w:r>
+    </w:p>
+    <w:p>
+      <w:pPr>
+        <w:pStyle w:val="Textonotapie"/>
+        <w:ind w:left="567"/>
+        <w:jc w:val="both"/>
+        <w:rPr>
+          <w:rFonts w:ascii="Arial Narrow" w:eastAsia="Arial Narrow" w:hAnsi="Arial Narrow" w:cs="Arial Narrow"/>
+          <w:sz w:val="16"/>
+          <w:szCs w:val="16"/>
+        </w:rPr>
+      </w:pPr>
+      <w:r>
+        <w:rPr>
+          <w:rFonts w:ascii="Arial Narrow" w:eastAsia="Arial Narrow" w:hAnsi="Arial Narrow" w:cs="Arial Narrow"/>
+          <w:sz w:val="16"/>
+          <w:szCs w:val="16"/>
+        </w:rPr>
+        <w:t xml:space="preserve">(…). </w:t>
+      </w:r>
+    </w:p>
+    <w:p>
+      <w:pPr>
+        <w:pStyle w:val="Textonotapie"/>
+        <w:ind w:left="567"/>
+        <w:jc w:val="both"/>
+        <w:rPr>
+          <w:rFonts w:ascii="Arial Narrow" w:eastAsia="Arial Narrow" w:hAnsi="Arial Narrow" w:cs="Arial Narrow"/>
+          <w:sz w:val="16"/>
+          <w:szCs w:val="16"/>
+        </w:rPr>
+      </w:pPr>
+      <w:r>
+        <w:rPr>
+          <w:rFonts w:ascii="Arial Narrow" w:eastAsia="Arial Narrow" w:hAnsi="Arial Narrow" w:cs="Arial Narrow"/>
+          <w:sz w:val="16"/>
+          <w:szCs w:val="16"/>
+        </w:rPr>
+        <w:t xml:space="preserve"> </w:t>
+      </w:r>
+    </w:p>
+    <w:p>
+      <w:pPr>
+        <w:pStyle w:val="Textonotapie"/>
+        <w:ind w:left="567"/>
+        <w:jc w:val="both"/>
+        <w:rPr>
+          <w:rFonts w:ascii="Arial Narrow" w:eastAsia="Arial Narrow" w:hAnsi="Arial Narrow" w:cs="Arial Narrow"/>
+          <w:b/>
+          <w:bCs/>
+          <w:sz w:val="16"/>
+          <w:szCs w:val="16"/>
+        </w:rPr>
+      </w:pPr>
+      <w:r>
+        <w:rPr>
+          <w:rFonts w:ascii="Arial Narrow" w:eastAsia="Arial Narrow" w:hAnsi="Arial Narrow" w:cs="Arial Narrow"/>
+          <w:b/>
+          <w:bCs/>
+          <w:sz w:val="16"/>
+          <w:szCs w:val="16"/>
+        </w:rPr>
+        <w:t xml:space="preserve">LEY DE ORGANIZACIÓN Y FUNCIONES DEL INDECOPI, APROBADA POR DECRETO LEGISLATIVO 1033 </w:t>
+      </w:r>
+    </w:p>
+    <w:p>
+      <w:pPr>
+        <w:pStyle w:val="Textonotapie"/>
+        <w:ind w:left="567"/>
+        <w:jc w:val="both"/>
+        <w:rPr>
+          <w:rFonts w:ascii="Arial Narrow" w:eastAsia="Arial Narrow" w:hAnsi="Arial Narrow" w:cs="Arial Narrow"/>
+          <w:sz w:val="16"/>
+          <w:szCs w:val="16"/>
+        </w:rPr>
+      </w:pPr>
+      <w:r>
+        <w:rPr>
+          <w:rFonts w:ascii="Arial Narrow" w:eastAsia="Arial Narrow" w:hAnsi="Arial Narrow" w:cs="Arial Narrow"/>
+          <w:b/>
+          <w:bCs/>
+          <w:sz w:val="16"/>
+          <w:szCs w:val="16"/>
+        </w:rPr>
+        <w:t>Artículo 27.-</w:t>
+      </w:r>
+      <w:r>
+        <w:rPr>
+          <w:rFonts w:ascii="Arial Narrow" w:eastAsia="Arial Narrow" w:hAnsi="Arial Narrow" w:cs="Arial Narrow"/>
+          <w:sz w:val="16"/>
+          <w:szCs w:val="16"/>
+        </w:rPr>
+        <w:t xml:space="preserve"> De la Comisión de Protección al </w:t>
+      </w:r>
+      <w:proofErr w:type="gramStart"/>
+      <w:r>
+        <w:rPr>
+          <w:rFonts w:ascii="Arial Narrow" w:eastAsia="Arial Narrow" w:hAnsi="Arial Narrow" w:cs="Arial Narrow"/>
+          <w:sz w:val="16"/>
+          <w:szCs w:val="16"/>
+        </w:rPr>
+        <w:t>Consumidor.-</w:t>
+      </w:r>
+      <w:proofErr w:type="gramEnd"/>
+      <w:r>
+        <w:rPr>
+          <w:rFonts w:ascii="Arial Narrow" w:eastAsia="Arial Narrow" w:hAnsi="Arial Narrow" w:cs="Arial Narrow"/>
+          <w:sz w:val="16"/>
+          <w:szCs w:val="16"/>
+        </w:rPr>
+        <w:t xml:space="preserve"> </w:t>
+      </w:r>
+    </w:p>
+    <w:p>
+      <w:pPr>
+        <w:pStyle w:val="Textonotapie"/>
+        <w:ind w:left="567"/>
+        <w:jc w:val="both"/>
+        <w:rPr>
+          <w:rFonts w:ascii="Arial Narrow" w:eastAsia="Arial Narrow" w:hAnsi="Arial Narrow" w:cs="Arial Narrow"/>
+          <w:sz w:val="16"/>
+          <w:szCs w:val="16"/>
+        </w:rPr>
+      </w:pPr>
+      <w:r>
+        <w:rPr>
+          <w:rFonts w:ascii="Arial Narrow" w:eastAsia="Arial Narrow" w:hAnsi="Arial Narrow" w:cs="Arial Narrow"/>
+          <w:sz w:val="16"/>
+          <w:szCs w:val="16"/>
+        </w:rPr>
+        <w:t xml:space="preserve">Corresponde a la Comisión de Protección al Consumidor velar por el cumplimiento de la Ley de Protección al Consumidor y de las leyes que, en general, protegen a los consumidores de la falta de idoneidad de los bienes y servicios en función de la información brindada, de las omisiones de información y de la discriminación en el consumo, así como de aquellas que complementen o sustituyan a las anteriores. </w:t>
+      </w:r>
+    </w:p>
+    <w:p>
+      <w:pPr>
+        <w:pStyle w:val="Textonotapie"/>
+        <w:ind w:left="567"/>
+        <w:jc w:val="both"/>
+        <w:rPr>
+          <w:rFonts w:ascii="Arial Narrow" w:eastAsia="Arial Narrow" w:hAnsi="Arial Narrow" w:cs="Arial Narrow"/>
+          <w:sz w:val="16"/>
+          <w:szCs w:val="16"/>
+        </w:rPr>
+      </w:pPr>
+      <w:r>
+        <w:rPr>
+          <w:rFonts w:ascii="Arial Narrow" w:eastAsia="Arial Narrow" w:hAnsi="Arial Narrow" w:cs="Arial Narrow"/>
+          <w:sz w:val="16"/>
+          <w:szCs w:val="16"/>
+        </w:rPr>
+        <w:t xml:space="preserve"> </w:t>
+      </w:r>
+    </w:p>
+    <w:p>
+      <w:pPr>
+        <w:pStyle w:val="Textonotapie"/>
+        <w:ind w:left="567"/>
+        <w:jc w:val="both"/>
+        <w:rPr>
+          <w:rFonts w:ascii="Arial Narrow" w:eastAsia="Arial Narrow" w:hAnsi="Arial Narrow" w:cs="Arial Narrow"/>
+          <w:b/>
+          <w:bCs/>
+          <w:sz w:val="16"/>
+          <w:szCs w:val="16"/>
+        </w:rPr>
+      </w:pPr>
+      <w:r>
+        <w:rPr>
+          <w:rFonts w:ascii="Arial Narrow" w:eastAsia="Arial Narrow" w:hAnsi="Arial Narrow" w:cs="Arial Narrow"/>
+          <w:b/>
+          <w:bCs/>
+          <w:sz w:val="16"/>
+          <w:szCs w:val="16"/>
+        </w:rPr>
+        <w:t xml:space="preserve">LEY SOBRE FACULTADES, NORMAS Y ORGANIZACIÓN DEL INDECOPI, APROBADA POR DECRETO LEGISLATIVO 807 </w:t>
+      </w:r>
+    </w:p>
+    <w:p>
+      <w:pPr>
+        <w:pStyle w:val="Textonotapie"/>
+        <w:ind w:left="567"/>
+        <w:jc w:val="both"/>
+        <w:rPr>
+          <w:rFonts w:ascii="Arial Narrow" w:eastAsia="Arial Narrow" w:hAnsi="Arial Narrow" w:cs="Arial Narrow"/>
+          <w:sz w:val="16"/>
+          <w:szCs w:val="16"/>
+        </w:rPr>
+      </w:pPr>
+      <w:r>
+        <w:rPr>
+          <w:rFonts w:ascii="Arial Narrow" w:eastAsia="Arial Narrow" w:hAnsi="Arial Narrow" w:cs="Arial Narrow"/>
+          <w:b/>
+          <w:bCs/>
+          <w:sz w:val="16"/>
+          <w:szCs w:val="16"/>
+        </w:rPr>
+        <w:t>Artículo 24.</w:t>
+      </w:r>
+      <w:r>
+        <w:rPr>
+          <w:rFonts w:ascii="Arial Narrow" w:eastAsia="Arial Narrow" w:hAnsi="Arial Narrow" w:cs="Arial Narrow"/>
+          <w:sz w:val="16"/>
+          <w:szCs w:val="16"/>
+        </w:rPr>
+        <w:t xml:space="preserve">- El </w:t>
+      </w:r>
+      <w:proofErr w:type="gramStart"/>
+      <w:r>
+        <w:rPr>
+          <w:rFonts w:ascii="Arial Narrow" w:eastAsia="Arial Narrow" w:hAnsi="Arial Narrow" w:cs="Arial Narrow"/>
+          <w:sz w:val="16"/>
+          <w:szCs w:val="16"/>
+        </w:rPr>
+        <w:t>Secretario Técnico</w:t>
+      </w:r>
+      <w:proofErr w:type="gramEnd"/>
+      <w:r>
+        <w:rPr>
+          <w:rFonts w:ascii="Arial Narrow" w:eastAsia="Arial Narrow" w:hAnsi="Arial Narrow" w:cs="Arial Narrow"/>
+          <w:sz w:val="16"/>
+          <w:szCs w:val="16"/>
+        </w:rPr>
+        <w:t xml:space="preserve"> se encargará de la tramitación del procedimiento. Para ello, cuenta con las siguientes facultades: </w:t>
+      </w:r>
+    </w:p>
+    <w:p>
+      <w:pPr>
+        <w:pStyle w:val="Textonotapie"/>
+        <w:ind w:left="567"/>
+        <w:jc w:val="both"/>
+        <w:rPr>
+          <w:rFonts w:ascii="Arial Narrow" w:eastAsia="Arial Narrow" w:hAnsi="Arial Narrow" w:cs="Arial Narrow"/>
+          <w:sz w:val="16"/>
+          <w:szCs w:val="16"/>
+        </w:rPr>
+      </w:pPr>
+      <w:r>
+        <w:rPr>
+          <w:rFonts w:ascii="Arial Narrow" w:eastAsia="Arial Narrow" w:hAnsi="Arial Narrow" w:cs="Arial Narrow"/>
+          <w:sz w:val="16"/>
+          <w:szCs w:val="16"/>
+        </w:rPr>
+        <w:t xml:space="preserve">(...) </w:t>
+      </w:r>
+    </w:p>
+    <w:p>
+      <w:pPr>
+        <w:pStyle w:val="Textonotapie"/>
+        <w:ind w:left="567"/>
+        <w:jc w:val="both"/>
+        <w:rPr>
+          <w:rFonts w:ascii="Arial Narrow" w:eastAsia="Arial Narrow" w:hAnsi="Arial Narrow" w:cs="Arial Narrow"/>
+          <w:sz w:val="16"/>
+          <w:szCs w:val="16"/>
+        </w:rPr>
+      </w:pPr>
+      <w:r>
+        <w:rPr>
+          <w:rFonts w:ascii="Arial Narrow" w:eastAsia="Arial Narrow" w:hAnsi="Arial Narrow" w:cs="Arial Narrow"/>
+          <w:sz w:val="16"/>
+          <w:szCs w:val="16"/>
+        </w:rPr>
+        <w:t xml:space="preserve">c) Admitir denuncias a trámite, en aquellos casos en que la Comisión le haya delegado esta facultad. </w:t>
+      </w:r>
+    </w:p>
+    <w:p>
+      <w:pPr>
+        <w:pStyle w:val="Textonotapie"/>
+        <w:ind w:left="567"/>
+        <w:jc w:val="both"/>
+        <w:rPr>
+          <w:rFonts w:ascii="Arial Narrow" w:eastAsia="Arial Narrow" w:hAnsi="Arial Narrow" w:cs="Arial Narrow"/>
+          <w:sz w:val="16"/>
+          <w:szCs w:val="16"/>
+        </w:rPr>
+      </w:pPr>
+      <w:r>
+        <w:rPr>
+          <w:rFonts w:ascii="Arial Narrow" w:eastAsia="Arial Narrow" w:hAnsi="Arial Narrow" w:cs="Arial Narrow"/>
+          <w:sz w:val="16"/>
+          <w:szCs w:val="16"/>
+        </w:rPr>
+        <w:t xml:space="preserve">(...). </w:t>
+      </w:r>
+    </w:p>
+    <w:p>
+      <w:pPr>
+        <w:pStyle w:val="Textonotapie"/>
+        <w:ind w:left="567" w:hanging="567"/>
+        <w:jc w:val="both"/>
+        <w:rPr>
+          <w:rFonts w:ascii="Arial Narrow" w:eastAsia="Arial Narrow" w:hAnsi="Arial Narrow" w:cs="Arial Narrow"/>
+          <w:b/>
+          <w:bCs/>
+          <w:sz w:val="16"/>
+          <w:szCs w:val="16"/>
+        </w:rPr>
+      </w:pPr>
+    </w:p>
+  </w:footnote>
+  <w:footnote w:id="8">
+    <w:p>
+      <w:pPr>
+        <w:pStyle w:val="paragraph"/>
+        <w:spacing w:before="0" w:beforeAutospacing="0" w:after="0" w:afterAutospacing="0"/>
+        <w:ind w:left="555" w:hanging="555"/>
+        <w:jc w:val="both"/>
+        <w:textAlignment w:val="baseline"/>
+        <w:rPr>
+          <w:rFonts w:ascii="Arial Narrow" w:eastAsia="Arial Narrow" w:hAnsi="Arial Narrow" w:cs="Arial Narrow"/>
+          <w:b/>
+          <w:bCs/>
+          <w:sz w:val="16"/>
+          <w:szCs w:val="16"/>
           <w:lang w:eastAsia="en-US"/>
         </w:rPr>
       </w:pPr>
       <w:r>
         <w:rPr>
           <w:rStyle w:val="Refdenotaalpie"/>
-          <w:rFonts w:ascii="Arial Narrow" w:eastAsiaTheme="minorHAnsi" w:hAnsi="Arial Narrow" w:cstheme="minorBidi"/>
-          <w:sz w:val="16"/>
-          <w:szCs w:val="15"/>
+          <w:rFonts w:ascii="Arial Narrow" w:eastAsia="Arial Narrow" w:hAnsi="Arial Narrow" w:cs="Arial Narrow"/>
+          <w:sz w:val="16"/>
+          <w:szCs w:val="16"/>
           <w:lang w:eastAsia="en-US"/>
           <w:vertAlign w:val="superscript"/>
         </w:rPr>
@@ -7648,51 +7710,51 @@
       <w:r>
         <w:rPr>
           <w:rStyle w:val="Refdenotaalpie"/>
-          <w:rFonts w:ascii="Arial Narrow" w:eastAsiaTheme="minorHAnsi" w:hAnsi="Arial Narrow" w:cstheme="minorBidi"/>
-          <w:sz w:val="15"/>
-          <w:szCs w:val="15"/>
+          <w:rFonts w:ascii="Arial Narrow" w:eastAsia="Arial Narrow" w:hAnsi="Arial Narrow" w:cs="Arial Narrow"/>
+          <w:sz w:val="16"/>
+          <w:szCs w:val="16"/>
           <w:lang w:eastAsia="en-US"/>
         </w:rPr>
         <w:t xml:space="preserve"> </w:t>
       </w:r>
       <w:r>
         <w:rPr>
-          <w:rFonts w:ascii="Arial Narrow" w:hAnsi="Arial Narrow"/>
-          <w:sz w:val="15"/>
-          <w:szCs w:val="15"/>
+          <w:rFonts w:ascii="Arial Narrow" w:eastAsia="Arial Narrow" w:hAnsi="Arial Narrow" w:cs="Arial Narrow"/>
+          <w:sz w:val="16"/>
+          <w:szCs w:val="16"/>
           <w:lang w:val="es-ES"/>
         </w:rPr>
         <w:tab/>
       </w:r>
       <w:r>
         <w:rPr>
-          <w:rFonts w:ascii="Arial Narrow" w:eastAsiaTheme="minorHAnsi" w:hAnsi="Arial Narrow" w:cs="Arial"/>
+          <w:rFonts w:ascii="Arial Narrow" w:eastAsia="Arial Narrow" w:hAnsi="Arial Narrow" w:cs="Arial Narrow"/>
           <w:b/>
           <w:bCs/>
-          <w:sz w:val="15"/>
-          <w:szCs w:val="15"/>
+          <w:sz w:val="16"/>
+          <w:szCs w:val="16"/>
           <w:lang w:eastAsia="en-US"/>
         </w:rPr>
         <w:t>LEY 29571, CÓDIGO DE PROTECCIÓN Y DEFENSA DEL CONSUMIDOR, publicado el 2 de setiembre de 2010 y modificado por Decreto Legislativo 1308</w:t>
       </w:r>
       <w:r>
         <w:rPr>
-          <w:rFonts w:ascii="Arial Narrow" w:eastAsiaTheme="minorHAnsi" w:hAnsi="Arial Narrow" w:cs="Arial"/>
+          <w:rFonts w:ascii="Arial Narrow" w:eastAsia="Arial Narrow" w:hAnsi="Arial Narrow" w:cs="Arial Narrow"/>
           <w:b/>
           <w:bCs/>
-          <w:sz w:val="15"/>
-          <w:szCs w:val="15"/>
+          <w:sz w:val="16"/>
+          <w:szCs w:val="16"/>
           <w:lang w:eastAsia="en-US"/>
         </w:rPr>
         <w:tab/>
       </w:r>
       <w:r>
         <w:rPr>
-          <w:rFonts w:ascii="Arial Narrow" w:eastAsiaTheme="minorHAnsi" w:hAnsi="Arial Narrow" w:cs="Arial"/>
+          <w:rFonts w:ascii="Arial Narrow" w:eastAsia="Arial Narrow" w:hAnsi="Arial Narrow" w:cs="Arial Narrow"/>
           <w:b/>
           <w:bCs/>
-          <w:sz w:val="15"/>
-          <w:szCs w:val="15"/>
+          <w:sz w:val="16"/>
+          <w:szCs w:val="16"/>
           <w:lang w:eastAsia="en-US"/>
         </w:rPr>
         <w:tab/>
@@ -7706,21 +7768,21 @@
         <w:jc w:val="both"/>
         <w:textAlignment w:val="baseline"/>
         <w:rPr>
-          <w:rFonts w:ascii="Arial Narrow" w:eastAsiaTheme="minorHAnsi" w:hAnsi="Arial Narrow" w:cs="Arial"/>
+          <w:rFonts w:ascii="Arial Narrow" w:eastAsia="Arial Narrow" w:hAnsi="Arial Narrow" w:cs="Arial Narrow"/>
           <w:b/>
           <w:bCs/>
-          <w:sz w:val="15"/>
-          <w:szCs w:val="15"/>
+          <w:sz w:val="16"/>
+          <w:szCs w:val="16"/>
           <w:lang w:eastAsia="en-US"/>
         </w:rPr>
       </w:pPr>
       <w:r>
         <w:rPr>
-          <w:rFonts w:ascii="Arial Narrow" w:eastAsiaTheme="minorHAnsi" w:hAnsi="Arial Narrow" w:cs="Arial"/>
+          <w:rFonts w:ascii="Arial Narrow" w:eastAsia="Arial Narrow" w:hAnsi="Arial Narrow" w:cs="Arial Narrow"/>
           <w:b/>
           <w:bCs/>
-          <w:sz w:val="15"/>
-          <w:szCs w:val="15"/>
+          <w:sz w:val="16"/>
+          <w:szCs w:val="16"/>
           <w:lang w:eastAsia="en-US"/>
         </w:rPr>
         <w:t>Artículo 18</w:t>
@@ -7728,11 +7790,11 @@
       <w:proofErr w:type="gramStart"/>
       <w:r>
         <w:rPr>
-          <w:rFonts w:ascii="Arial Narrow" w:eastAsiaTheme="minorHAnsi" w:hAnsi="Arial Narrow" w:cs="Arial"/>
+          <w:rFonts w:ascii="Arial Narrow" w:eastAsia="Arial Narrow" w:hAnsi="Arial Narrow" w:cs="Arial Narrow"/>
           <w:b/>
           <w:bCs/>
-          <w:sz w:val="15"/>
-          <w:szCs w:val="15"/>
+          <w:sz w:val="16"/>
+          <w:szCs w:val="16"/>
           <w:lang w:eastAsia="en-US"/>
         </w:rPr>
         <w:t>.-</w:t>
@@ -7740,11 +7802,11 @@
       <w:proofErr w:type="gramEnd"/>
       <w:r>
         <w:rPr>
-          <w:rFonts w:ascii="Arial Narrow" w:eastAsiaTheme="minorHAnsi" w:hAnsi="Arial Narrow" w:cs="Arial"/>
+          <w:rFonts w:ascii="Arial Narrow" w:eastAsia="Arial Narrow" w:hAnsi="Arial Narrow" w:cs="Arial Narrow"/>
           <w:b/>
           <w:bCs/>
-          <w:sz w:val="15"/>
-          <w:szCs w:val="15"/>
+          <w:sz w:val="16"/>
+          <w:szCs w:val="16"/>
           <w:lang w:eastAsia="en-US"/>
         </w:rPr>
         <w:t xml:space="preserve"> Idoneidad</w:t>
@@ -7758,17 +7820,17 @@
         <w:jc w:val="both"/>
         <w:textAlignment w:val="baseline"/>
         <w:rPr>
-          <w:rFonts w:ascii="Arial Narrow" w:eastAsiaTheme="minorHAnsi" w:hAnsi="Arial Narrow" w:cs="Arial"/>
-          <w:sz w:val="15"/>
-          <w:szCs w:val="15"/>
+          <w:rFonts w:ascii="Arial Narrow" w:eastAsia="Arial Narrow" w:hAnsi="Arial Narrow" w:cs="Arial Narrow"/>
+          <w:sz w:val="16"/>
+          <w:szCs w:val="16"/>
           <w:lang w:eastAsia="en-US"/>
         </w:rPr>
       </w:pPr>
       <w:r>
         <w:rPr>
-          <w:rFonts w:ascii="Arial Narrow" w:eastAsiaTheme="minorHAnsi" w:hAnsi="Arial Narrow" w:cs="Arial"/>
-          <w:sz w:val="15"/>
-          <w:szCs w:val="15"/>
+          <w:rFonts w:ascii="Arial Narrow" w:eastAsia="Arial Narrow" w:hAnsi="Arial Narrow" w:cs="Arial Narrow"/>
+          <w:sz w:val="16"/>
+          <w:szCs w:val="16"/>
           <w:lang w:eastAsia="en-US"/>
         </w:rPr>
         <w:tab/>
@@ -7783,17 +7845,17 @@
         <w:jc w:val="both"/>
         <w:textAlignment w:val="baseline"/>
         <w:rPr>
-          <w:rFonts w:ascii="Arial Narrow" w:eastAsiaTheme="minorHAnsi" w:hAnsi="Arial Narrow" w:cs="Arial"/>
-          <w:sz w:val="15"/>
-          <w:szCs w:val="15"/>
+          <w:rFonts w:ascii="Arial Narrow" w:eastAsia="Arial Narrow" w:hAnsi="Arial Narrow" w:cs="Arial Narrow"/>
+          <w:sz w:val="16"/>
+          <w:szCs w:val="16"/>
           <w:lang w:eastAsia="en-US"/>
         </w:rPr>
       </w:pPr>
       <w:r>
         <w:rPr>
-          <w:rFonts w:ascii="Arial Narrow" w:eastAsiaTheme="minorHAnsi" w:hAnsi="Arial Narrow" w:cs="Arial"/>
-          <w:sz w:val="15"/>
-          <w:szCs w:val="15"/>
+          <w:rFonts w:ascii="Arial Narrow" w:eastAsia="Arial Narrow" w:hAnsi="Arial Narrow" w:cs="Arial Narrow"/>
+          <w:sz w:val="16"/>
+          <w:szCs w:val="16"/>
           <w:lang w:eastAsia="en-US"/>
         </w:rPr>
         <w:tab/>
@@ -7808,17 +7870,17 @@
         <w:jc w:val="both"/>
         <w:textAlignment w:val="baseline"/>
         <w:rPr>
-          <w:rFonts w:ascii="Arial Narrow" w:eastAsiaTheme="minorHAnsi" w:hAnsi="Arial Narrow" w:cs="Arial"/>
-          <w:sz w:val="15"/>
-          <w:szCs w:val="15"/>
+          <w:rFonts w:ascii="Arial Narrow" w:eastAsia="Arial Narrow" w:hAnsi="Arial Narrow" w:cs="Arial Narrow"/>
+          <w:sz w:val="16"/>
+          <w:szCs w:val="16"/>
           <w:lang w:eastAsia="en-US"/>
         </w:rPr>
       </w:pPr>
       <w:r>
         <w:rPr>
-          <w:rFonts w:ascii="Arial Narrow" w:eastAsiaTheme="minorHAnsi" w:hAnsi="Arial Narrow" w:cs="Arial"/>
-          <w:sz w:val="15"/>
-          <w:szCs w:val="15"/>
+          <w:rFonts w:ascii="Arial Narrow" w:eastAsia="Arial Narrow" w:hAnsi="Arial Narrow" w:cs="Arial Narrow"/>
+          <w:sz w:val="16"/>
+          <w:szCs w:val="16"/>
           <w:lang w:eastAsia="en-US"/>
         </w:rPr>
         <w:tab/>
@@ -7833,17 +7895,17 @@
         <w:jc w:val="both"/>
         <w:textAlignment w:val="baseline"/>
         <w:rPr>
-          <w:rFonts w:ascii="Arial Narrow" w:eastAsiaTheme="minorHAnsi" w:hAnsi="Arial Narrow" w:cs="Arial"/>
-          <w:sz w:val="15"/>
-          <w:szCs w:val="15"/>
+          <w:rFonts w:ascii="Arial Narrow" w:eastAsia="Arial Narrow" w:hAnsi="Arial Narrow" w:cs="Arial Narrow"/>
+          <w:sz w:val="16"/>
+          <w:szCs w:val="16"/>
           <w:lang w:eastAsia="en-US"/>
         </w:rPr>
       </w:pPr>
       <w:r>
         <w:rPr>
-          <w:rFonts w:ascii="Arial Narrow" w:eastAsiaTheme="minorHAnsi" w:hAnsi="Arial Narrow" w:cs="Arial"/>
-          <w:sz w:val="15"/>
-          <w:szCs w:val="15"/>
+          <w:rFonts w:ascii="Arial Narrow" w:eastAsia="Arial Narrow" w:hAnsi="Arial Narrow" w:cs="Arial Narrow"/>
+          <w:sz w:val="16"/>
+          <w:szCs w:val="16"/>
           <w:lang w:eastAsia="en-US"/>
         </w:rPr>
         <w:tab/>
@@ -7857,21 +7919,21 @@
         <w:jc w:val="both"/>
         <w:textAlignment w:val="baseline"/>
         <w:rPr>
-          <w:rFonts w:ascii="Arial Narrow" w:eastAsiaTheme="minorHAnsi" w:hAnsi="Arial Narrow" w:cs="Arial"/>
+          <w:rFonts w:ascii="Arial Narrow" w:eastAsia="Arial Narrow" w:hAnsi="Arial Narrow" w:cs="Arial Narrow"/>
           <w:b/>
           <w:bCs/>
-          <w:sz w:val="15"/>
-          <w:szCs w:val="15"/>
+          <w:sz w:val="16"/>
+          <w:szCs w:val="16"/>
           <w:lang w:eastAsia="en-US"/>
         </w:rPr>
       </w:pPr>
       <w:r>
         <w:rPr>
-          <w:rFonts w:ascii="Arial Narrow" w:eastAsiaTheme="minorHAnsi" w:hAnsi="Arial Narrow" w:cs="Arial"/>
+          <w:rFonts w:ascii="Arial Narrow" w:eastAsia="Arial Narrow" w:hAnsi="Arial Narrow" w:cs="Arial Narrow"/>
           <w:b/>
           <w:bCs/>
-          <w:sz w:val="15"/>
-          <w:szCs w:val="15"/>
+          <w:sz w:val="16"/>
+          <w:szCs w:val="16"/>
           <w:lang w:eastAsia="en-US"/>
         </w:rPr>
         <w:t>Artículo 19</w:t>
@@ -7879,11 +7941,11 @@
       <w:proofErr w:type="gramStart"/>
       <w:r>
         <w:rPr>
-          <w:rFonts w:ascii="Arial Narrow" w:eastAsiaTheme="minorHAnsi" w:hAnsi="Arial Narrow" w:cs="Arial"/>
+          <w:rFonts w:ascii="Arial Narrow" w:eastAsia="Arial Narrow" w:hAnsi="Arial Narrow" w:cs="Arial Narrow"/>
           <w:b/>
           <w:bCs/>
-          <w:sz w:val="15"/>
-          <w:szCs w:val="15"/>
+          <w:sz w:val="16"/>
+          <w:szCs w:val="16"/>
           <w:lang w:eastAsia="en-US"/>
         </w:rPr>
         <w:t>.-</w:t>
@@ -7891,11 +7953,11 @@
       <w:proofErr w:type="gramEnd"/>
       <w:r>
         <w:rPr>
-          <w:rFonts w:ascii="Arial Narrow" w:eastAsiaTheme="minorHAnsi" w:hAnsi="Arial Narrow" w:cs="Arial"/>
+          <w:rFonts w:ascii="Arial Narrow" w:eastAsia="Arial Narrow" w:hAnsi="Arial Narrow" w:cs="Arial Narrow"/>
           <w:b/>
           <w:bCs/>
-          <w:sz w:val="15"/>
-          <w:szCs w:val="15"/>
+          <w:sz w:val="16"/>
+          <w:szCs w:val="16"/>
           <w:lang w:eastAsia="en-US"/>
         </w:rPr>
         <w:t xml:space="preserve"> Obligación de los proveedores</w:t>
@@ -7907,16 +7969,16 @@
         <w:ind w:left="567" w:hanging="567"/>
         <w:jc w:val="both"/>
         <w:rPr>
-          <w:rFonts w:ascii="Arial Narrow" w:hAnsi="Arial Narrow"/>
-          <w:sz w:val="15"/>
-          <w:szCs w:val="15"/>
-        </w:rPr>
-      </w:pPr>
-      <w:r>
-        <w:rPr>
-          <w:rFonts w:ascii="Arial Narrow" w:hAnsi="Arial Narrow"/>
-          <w:sz w:val="15"/>
-          <w:szCs w:val="15"/>
+          <w:rFonts w:ascii="Arial Narrow" w:eastAsia="Arial Narrow" w:hAnsi="Arial Narrow" w:cs="Arial Narrow"/>
+          <w:sz w:val="16"/>
+          <w:szCs w:val="16"/>
+        </w:rPr>
+      </w:pPr>
+      <w:r>
+        <w:rPr>
+          <w:rFonts w:ascii="Arial Narrow" w:eastAsia="Arial Narrow" w:hAnsi="Arial Narrow" w:cs="Arial Narrow"/>
+          <w:sz w:val="16"/>
+          <w:szCs w:val="16"/>
         </w:rPr>
         <w:tab/>
         <w:t>El proveedor responde por la idoneidad y calidad de los productos y servicios ofrecidos; por la autenticidad de las marcas y leyendas que exhiben sus productos o del signo que respalda al prestador del servicio, por la falta de conformidad entre la publicidad comercial de los productos y servicios y estos, así como por el contenido y la vida útil del producto indicado en el envase, en lo que corresponda.</w:t>
@@ -7924,13 +7986,18 @@
     </w:p>
     <w:p>
       <w:pPr>
-        <w:pStyle w:val="Textonotapie"/>
-        <w:ind w:left="567" w:hanging="567"/>
-        <w:jc w:val="both"/>
-        <w:rPr>
-          <w:rFonts w:ascii="Arial Narrow" w:hAnsi="Arial Narrow"/>
-          <w:sz w:val="15"/>
-          <w:szCs w:val="15"/>
+        <w:pStyle w:val="paragraph"/>
+        <w:spacing w:before="0" w:beforeAutospacing="0" w:after="0" w:afterAutospacing="0"/>
+        <w:ind w:left="555" w:hanging="555"/>
+        <w:jc w:val="both"/>
+        <w:textAlignment w:val="baseline"/>
+        <w:rPr>
+          <w:rFonts w:ascii="Arial Narrow" w:eastAsia="Arial Narrow" w:hAnsi="Arial Narrow" w:cs="Arial Narrow"/>
+          <w:b/>
+          <w:bCs/>
+          <w:sz w:val="16"/>
+          <w:szCs w:val="16"/>
+          <w:lang w:eastAsia="en-US"/>
         </w:rPr>
       </w:pPr>
     </w:p>
@@ -7941,34 +8008,34 @@
         <w:ind w:left="567" w:hanging="567"/>
         <w:jc w:val="both"/>
         <w:rPr>
-          <w:rFonts w:ascii="Arial Narrow" w:hAnsi="Arial Narrow"/>
-          <w:sz w:val="15"/>
-          <w:szCs w:val="15"/>
+          <w:rFonts w:ascii="Arial Narrow" w:eastAsia="Arial Narrow" w:hAnsi="Arial Narrow" w:cs="Arial Narrow"/>
+          <w:sz w:val="16"/>
+          <w:szCs w:val="16"/>
         </w:rPr>
       </w:pPr>
       <w:r>
         <w:rPr>
           <w:rStyle w:val="Refdenotaalpie"/>
-          <w:rFonts w:ascii="Arial Narrow" w:hAnsi="Arial Narrow"/>
-          <w:sz w:val="16"/>
-          <w:szCs w:val="15"/>
+          <w:rFonts w:ascii="Arial Narrow" w:eastAsia="Arial Narrow" w:hAnsi="Arial Narrow" w:cs="Arial Narrow"/>
+          <w:sz w:val="16"/>
+          <w:szCs w:val="16"/>
           <w:vertAlign w:val="superscript"/>
         </w:rPr>
         <w:footnoteRef/>
       </w:r>
       <w:r>
         <w:rPr>
-          <w:rFonts w:ascii="Arial Narrow" w:hAnsi="Arial Narrow"/>
-          <w:sz w:val="15"/>
-          <w:szCs w:val="15"/>
+          <w:rFonts w:ascii="Arial Narrow" w:eastAsia="Arial Narrow" w:hAnsi="Arial Narrow" w:cs="Arial Narrow"/>
+          <w:sz w:val="16"/>
+          <w:szCs w:val="16"/>
         </w:rPr>
         <w:t xml:space="preserve"> </w:t>
       </w:r>
       <w:r>
         <w:rPr>
-          <w:rFonts w:ascii="Arial Narrow" w:hAnsi="Arial Narrow"/>
-          <w:sz w:val="15"/>
-          <w:szCs w:val="15"/>
+          <w:rFonts w:ascii="Arial Narrow" w:eastAsia="Arial Narrow" w:hAnsi="Arial Narrow" w:cs="Arial Narrow"/>
+          <w:sz w:val="16"/>
+          <w:szCs w:val="16"/>
         </w:rPr>
         <w:tab/>
       </w:r>
@@ -7977,8 +8044,8 @@
           <w:rFonts w:ascii="Arial Narrow" w:eastAsia="Arial Narrow" w:hAnsi="Arial Narrow" w:cs="Arial Narrow"/>
           <w:b/>
           <w:bCs/>
-          <w:sz w:val="15"/>
-          <w:szCs w:val="15"/>
+          <w:sz w:val="16"/>
+          <w:szCs w:val="16"/>
         </w:rPr>
         <w:t>LEY SOBRE FACULTADES, NORMAS Y ORGANIZACIÓN DEL INDECOPI, aprobada por Decreto Legislativo 807, publicado el 18 de abril de 1996</w:t>
       </w:r>
@@ -7988,9 +8055,9 @@
         <w:ind w:left="567"/>
         <w:jc w:val="both"/>
         <w:rPr>
-          <w:rFonts w:ascii="Arial Narrow" w:hAnsi="Arial Narrow"/>
-          <w:sz w:val="15"/>
-          <w:szCs w:val="15"/>
+          <w:rFonts w:ascii="Arial Narrow" w:eastAsia="Arial Narrow" w:hAnsi="Arial Narrow" w:cs="Arial Narrow"/>
+          <w:sz w:val="16"/>
+          <w:szCs w:val="16"/>
         </w:rPr>
       </w:pPr>
       <w:r>
@@ -7998,16 +8065,16 @@
           <w:rFonts w:ascii="Arial Narrow" w:eastAsia="Arial Narrow" w:hAnsi="Arial Narrow" w:cs="Arial Narrow"/>
           <w:b/>
           <w:bCs/>
-          <w:sz w:val="15"/>
-          <w:szCs w:val="15"/>
+          <w:sz w:val="16"/>
+          <w:szCs w:val="16"/>
         </w:rPr>
         <w:t>Artículo 1.</w:t>
       </w:r>
       <w:r>
         <w:rPr>
           <w:rFonts w:ascii="Arial Narrow" w:eastAsia="Arial Narrow" w:hAnsi="Arial Narrow" w:cs="Arial Narrow"/>
-          <w:sz w:val="15"/>
-          <w:szCs w:val="15"/>
+          <w:sz w:val="16"/>
+          <w:szCs w:val="16"/>
         </w:rPr>
         <w:t xml:space="preserve">- Las Comisiones y Oficinas del Indecopi gozan de las facultades necesarias para desarrollar investigaciones relacionadas con los temas de su competencia. Dichas facultades serán ejercidas a través de las Secretarías Técnicas o </w:t>
       </w:r>
@@ -8015,8 +8082,8 @@
       <w:r>
         <w:rPr>
           <w:rFonts w:ascii="Arial Narrow" w:eastAsia="Arial Narrow" w:hAnsi="Arial Narrow" w:cs="Arial Narrow"/>
-          <w:sz w:val="15"/>
-          <w:szCs w:val="15"/>
+          <w:sz w:val="16"/>
+          <w:szCs w:val="16"/>
         </w:rPr>
         <w:t>Jefes</w:t>
       </w:r>
@@ -8024,8 +8091,8 @@
       <w:r>
         <w:rPr>
           <w:rFonts w:ascii="Arial Narrow" w:eastAsia="Arial Narrow" w:hAnsi="Arial Narrow" w:cs="Arial Narrow"/>
-          <w:sz w:val="15"/>
-          <w:szCs w:val="15"/>
+          <w:sz w:val="16"/>
+          <w:szCs w:val="16"/>
         </w:rPr>
         <w:t xml:space="preserve"> de Oficinas y de los funcionarios que se designen para tal fin. Podrán ejercerse dentro de los procedimientos iniciados o en las investigaciones preliminares que se lleven a cabo para determinar la apertura de un procedimiento.</w:t>
       </w:r>
@@ -8035,16 +8102,16 @@
         <w:ind w:left="567"/>
         <w:jc w:val="both"/>
         <w:rPr>
-          <w:rFonts w:ascii="Arial Narrow" w:hAnsi="Arial Narrow"/>
-          <w:sz w:val="15"/>
-          <w:szCs w:val="15"/>
-        </w:rPr>
-      </w:pPr>
-      <w:r>
-        <w:rPr>
-          <w:rFonts w:ascii="Arial Narrow" w:eastAsia="Arial Narrow" w:hAnsi="Arial Narrow" w:cs="Arial Narrow"/>
-          <w:sz w:val="15"/>
-          <w:szCs w:val="15"/>
+          <w:rFonts w:ascii="Arial Narrow" w:eastAsia="Arial Narrow" w:hAnsi="Arial Narrow" w:cs="Arial Narrow"/>
+          <w:sz w:val="16"/>
+          <w:szCs w:val="16"/>
+        </w:rPr>
+      </w:pPr>
+      <w:r>
+        <w:rPr>
+          <w:rFonts w:ascii="Arial Narrow" w:eastAsia="Arial Narrow" w:hAnsi="Arial Narrow" w:cs="Arial Narrow"/>
+          <w:sz w:val="16"/>
+          <w:szCs w:val="16"/>
         </w:rPr>
         <w:t xml:space="preserve"> </w:t>
       </w:r>
@@ -8054,9 +8121,9 @@
         <w:ind w:left="567"/>
         <w:jc w:val="both"/>
         <w:rPr>
-          <w:rFonts w:ascii="Arial Narrow" w:hAnsi="Arial Narrow"/>
-          <w:sz w:val="15"/>
-          <w:szCs w:val="15"/>
+          <w:rFonts w:ascii="Arial Narrow" w:eastAsia="Arial Narrow" w:hAnsi="Arial Narrow" w:cs="Arial Narrow"/>
+          <w:sz w:val="16"/>
+          <w:szCs w:val="16"/>
         </w:rPr>
       </w:pPr>
       <w:r>
@@ -8064,16 +8131,16 @@
           <w:rFonts w:ascii="Arial Narrow" w:eastAsia="Arial Narrow" w:hAnsi="Arial Narrow" w:cs="Arial Narrow"/>
           <w:b/>
           <w:bCs/>
-          <w:sz w:val="15"/>
-          <w:szCs w:val="15"/>
+          <w:sz w:val="16"/>
+          <w:szCs w:val="16"/>
         </w:rPr>
         <w:t xml:space="preserve">Artículo 2.- </w:t>
       </w:r>
       <w:r>
         <w:rPr>
           <w:rFonts w:ascii="Arial Narrow" w:eastAsia="Arial Narrow" w:hAnsi="Arial Narrow" w:cs="Arial Narrow"/>
-          <w:sz w:val="15"/>
-          <w:szCs w:val="15"/>
+          <w:sz w:val="16"/>
+          <w:szCs w:val="16"/>
         </w:rPr>
         <w:t>Sin que la presente enumeración tenga carácter taxativo cada Comisión, Oficina o Sala del Tribunal del INDECOPI tiene las siguientes facultades:</w:t>
       </w:r>
@@ -8083,16 +8150,16 @@
         <w:ind w:left="567"/>
         <w:jc w:val="both"/>
         <w:rPr>
-          <w:rFonts w:ascii="Arial Narrow" w:hAnsi="Arial Narrow"/>
-          <w:sz w:val="15"/>
-          <w:szCs w:val="15"/>
-        </w:rPr>
-      </w:pPr>
-      <w:r>
-        <w:rPr>
-          <w:rFonts w:ascii="Arial Narrow" w:eastAsia="Arial Narrow" w:hAnsi="Arial Narrow" w:cs="Arial Narrow"/>
-          <w:sz w:val="15"/>
-          <w:szCs w:val="15"/>
+          <w:rFonts w:ascii="Arial Narrow" w:eastAsia="Arial Narrow" w:hAnsi="Arial Narrow" w:cs="Arial Narrow"/>
+          <w:sz w:val="16"/>
+          <w:szCs w:val="16"/>
+        </w:rPr>
+      </w:pPr>
+      <w:r>
+        <w:rPr>
+          <w:rFonts w:ascii="Arial Narrow" w:eastAsia="Arial Narrow" w:hAnsi="Arial Narrow" w:cs="Arial Narrow"/>
+          <w:sz w:val="16"/>
+          <w:szCs w:val="16"/>
         </w:rPr>
         <w:t>a) Exigir a las personas naturales o jurídicas la exhibición de todo tipo de documentos, incluyendo los libros contables y societarios, los comprobantes de pago, la correspondencia comercial y los registros magnéticos incluyendo, en este caso, los programas que fueran necesarios para su lectura; así como solicitar información referida a la organización, los negocios, el accionariado y la estructura de propiedad de las empresas.</w:t>
       </w:r>
@@ -8102,16 +8169,16 @@
         <w:ind w:left="567"/>
         <w:jc w:val="both"/>
         <w:rPr>
-          <w:rFonts w:ascii="Arial Narrow" w:hAnsi="Arial Narrow"/>
-          <w:sz w:val="15"/>
-          <w:szCs w:val="15"/>
-        </w:rPr>
-      </w:pPr>
-      <w:r>
-        <w:rPr>
-          <w:rFonts w:ascii="Arial Narrow" w:eastAsia="Arial Narrow" w:hAnsi="Arial Narrow" w:cs="Arial Narrow"/>
-          <w:sz w:val="15"/>
-          <w:szCs w:val="15"/>
+          <w:rFonts w:ascii="Arial Narrow" w:eastAsia="Arial Narrow" w:hAnsi="Arial Narrow" w:cs="Arial Narrow"/>
+          <w:sz w:val="16"/>
+          <w:szCs w:val="16"/>
+        </w:rPr>
+      </w:pPr>
+      <w:r>
+        <w:rPr>
+          <w:rFonts w:ascii="Arial Narrow" w:eastAsia="Arial Narrow" w:hAnsi="Arial Narrow" w:cs="Arial Narrow"/>
+          <w:sz w:val="16"/>
+          <w:szCs w:val="16"/>
         </w:rPr>
         <w:t>(...).</w:t>
       </w:r>
@@ -8120,16 +8187,16 @@
       <w:pPr>
         <w:jc w:val="both"/>
         <w:rPr>
-          <w:rFonts w:ascii="Arial Narrow" w:hAnsi="Arial Narrow"/>
-          <w:sz w:val="15"/>
-          <w:szCs w:val="15"/>
-        </w:rPr>
-      </w:pPr>
-      <w:r>
-        <w:rPr>
-          <w:rFonts w:ascii="Arial Narrow" w:eastAsia="Arial Narrow" w:hAnsi="Arial Narrow" w:cs="Arial Narrow"/>
-          <w:sz w:val="15"/>
-          <w:szCs w:val="15"/>
+          <w:rFonts w:ascii="Arial Narrow" w:eastAsia="Arial Narrow" w:hAnsi="Arial Narrow" w:cs="Arial Narrow"/>
+          <w:sz w:val="16"/>
+          <w:szCs w:val="16"/>
+        </w:rPr>
+      </w:pPr>
+      <w:r>
+        <w:rPr>
+          <w:rFonts w:ascii="Arial Narrow" w:eastAsia="Arial Narrow" w:hAnsi="Arial Narrow" w:cs="Arial Narrow"/>
+          <w:sz w:val="16"/>
+          <w:szCs w:val="16"/>
         </w:rPr>
         <w:t xml:space="preserve"> </w:t>
       </w:r>
@@ -8139,9 +8206,9 @@
         <w:ind w:firstLine="567"/>
         <w:jc w:val="both"/>
         <w:rPr>
-          <w:rFonts w:ascii="Arial Narrow" w:hAnsi="Arial Narrow"/>
-          <w:sz w:val="15"/>
-          <w:szCs w:val="15"/>
+          <w:rFonts w:ascii="Arial Narrow" w:eastAsia="Arial Narrow" w:hAnsi="Arial Narrow" w:cs="Arial Narrow"/>
+          <w:sz w:val="16"/>
+          <w:szCs w:val="16"/>
         </w:rPr>
       </w:pPr>
       <w:r>
@@ -8149,16 +8216,16 @@
           <w:rFonts w:ascii="Arial Narrow" w:eastAsia="Arial Narrow" w:hAnsi="Arial Narrow" w:cs="Arial Narrow"/>
           <w:b/>
           <w:bCs/>
-          <w:sz w:val="15"/>
-          <w:szCs w:val="15"/>
+          <w:sz w:val="16"/>
+          <w:szCs w:val="16"/>
         </w:rPr>
         <w:t>Artículo 24.-</w:t>
       </w:r>
       <w:r>
         <w:rPr>
           <w:rFonts w:ascii="Arial Narrow" w:eastAsia="Arial Narrow" w:hAnsi="Arial Narrow" w:cs="Arial Narrow"/>
-          <w:sz w:val="15"/>
-          <w:szCs w:val="15"/>
+          <w:sz w:val="16"/>
+          <w:szCs w:val="16"/>
         </w:rPr>
         <w:t xml:space="preserve"> El </w:t>
       </w:r>
@@ -8166,8 +8233,8 @@
       <w:r>
         <w:rPr>
           <w:rFonts w:ascii="Arial Narrow" w:eastAsia="Arial Narrow" w:hAnsi="Arial Narrow" w:cs="Arial Narrow"/>
-          <w:sz w:val="15"/>
-          <w:szCs w:val="15"/>
+          <w:sz w:val="16"/>
+          <w:szCs w:val="16"/>
         </w:rPr>
         <w:t>Secretario Técnico</w:t>
       </w:r>
@@ -8175,8 +8242,8 @@
       <w:r>
         <w:rPr>
           <w:rFonts w:ascii="Arial Narrow" w:eastAsia="Arial Narrow" w:hAnsi="Arial Narrow" w:cs="Arial Narrow"/>
-          <w:sz w:val="15"/>
-          <w:szCs w:val="15"/>
+          <w:sz w:val="16"/>
+          <w:szCs w:val="16"/>
         </w:rPr>
         <w:t xml:space="preserve"> se encargará de la tramitación del procedimiento. Para ello, cuenta con las siguientes facultades:</w:t>
       </w:r>
@@ -8186,16 +8253,16 @@
         <w:ind w:firstLine="567"/>
         <w:jc w:val="both"/>
         <w:rPr>
-          <w:rFonts w:ascii="Arial Narrow" w:hAnsi="Arial Narrow"/>
-          <w:sz w:val="15"/>
-          <w:szCs w:val="15"/>
-        </w:rPr>
-      </w:pPr>
-      <w:r>
-        <w:rPr>
-          <w:rFonts w:ascii="Arial Narrow" w:eastAsia="Arial Narrow" w:hAnsi="Arial Narrow" w:cs="Arial Narrow"/>
-          <w:sz w:val="15"/>
-          <w:szCs w:val="15"/>
+          <w:rFonts w:ascii="Arial Narrow" w:eastAsia="Arial Narrow" w:hAnsi="Arial Narrow" w:cs="Arial Narrow"/>
+          <w:sz w:val="16"/>
+          <w:szCs w:val="16"/>
+        </w:rPr>
+      </w:pPr>
+      <w:r>
+        <w:rPr>
+          <w:rFonts w:ascii="Arial Narrow" w:eastAsia="Arial Narrow" w:hAnsi="Arial Narrow" w:cs="Arial Narrow"/>
+          <w:sz w:val="16"/>
+          <w:szCs w:val="16"/>
         </w:rPr>
         <w:t>(...)</w:t>
       </w:r>
@@ -8205,32 +8272,32 @@
         <w:ind w:left="567"/>
         <w:jc w:val="both"/>
         <w:rPr>
-          <w:rFonts w:ascii="Arial Narrow" w:hAnsi="Arial Narrow"/>
-          <w:sz w:val="15"/>
-          <w:szCs w:val="15"/>
-        </w:rPr>
-      </w:pPr>
-      <w:r>
-        <w:rPr>
-          <w:rFonts w:ascii="Arial Narrow" w:eastAsia="Arial Narrow" w:hAnsi="Arial Narrow" w:cs="Arial Narrow"/>
-          <w:sz w:val="15"/>
-          <w:szCs w:val="15"/>
+          <w:rFonts w:ascii="Arial Narrow" w:eastAsia="Arial Narrow" w:hAnsi="Arial Narrow" w:cs="Arial Narrow"/>
+          <w:sz w:val="16"/>
+          <w:szCs w:val="16"/>
+        </w:rPr>
+      </w:pPr>
+      <w:r>
+        <w:rPr>
+          <w:rFonts w:ascii="Arial Narrow" w:eastAsia="Arial Narrow" w:hAnsi="Arial Narrow" w:cs="Arial Narrow"/>
+          <w:sz w:val="16"/>
+          <w:szCs w:val="16"/>
         </w:rPr>
         <w:t>f)</w:t>
       </w:r>
       <w:r>
         <w:rPr>
-          <w:rFonts w:ascii="Arial Narrow" w:hAnsi="Arial Narrow"/>
-          <w:sz w:val="15"/>
-          <w:szCs w:val="15"/>
+          <w:rFonts w:ascii="Arial Narrow" w:eastAsia="Arial Narrow" w:hAnsi="Arial Narrow" w:cs="Arial Narrow"/>
+          <w:sz w:val="16"/>
+          <w:szCs w:val="16"/>
         </w:rPr>
         <w:tab/>
       </w:r>
       <w:r>
         <w:rPr>
           <w:rFonts w:ascii="Arial Narrow" w:eastAsia="Arial Narrow" w:hAnsi="Arial Narrow" w:cs="Arial Narrow"/>
-          <w:sz w:val="15"/>
-          <w:szCs w:val="15"/>
+          <w:sz w:val="16"/>
+          <w:szCs w:val="16"/>
         </w:rPr>
         <w:t>Llevar a cabo las inspecciones e investigaciones necesarias para otorgar mayores elementos de juicio a la Comisión, así como las fiscalizaciones que, de ser el caso, se contemplen en disposiciones legales y reglamentarias, que considere pertinentes o que sean requeridas por la Comisión.</w:t>
       </w:r>
@@ -8244,19 +8311,30 @@
         <w:ind w:left="567"/>
         <w:jc w:val="both"/>
         <w:rPr>
-          <w:rFonts w:ascii="Arial Narrow" w:hAnsi="Arial Narrow"/>
-          <w:sz w:val="15"/>
-          <w:szCs w:val="15"/>
-        </w:rPr>
-      </w:pPr>
-      <w:r>
-        <w:rPr>
-          <w:rFonts w:ascii="Arial Narrow" w:eastAsia="Arial Narrow" w:hAnsi="Arial Narrow" w:cs="Arial Narrow"/>
-          <w:sz w:val="15"/>
-          <w:szCs w:val="15"/>
+          <w:rFonts w:ascii="Arial Narrow" w:eastAsia="Arial Narrow" w:hAnsi="Arial Narrow" w:cs="Arial Narrow"/>
+          <w:sz w:val="16"/>
+          <w:szCs w:val="16"/>
+        </w:rPr>
+      </w:pPr>
+      <w:r>
+        <w:rPr>
+          <w:rFonts w:ascii="Arial Narrow" w:eastAsia="Arial Narrow" w:hAnsi="Arial Narrow" w:cs="Arial Narrow"/>
+          <w:sz w:val="16"/>
+          <w:szCs w:val="16"/>
         </w:rPr>
         <w:t>(...).</w:t>
       </w:r>
+    </w:p>
+    <w:p>
+      <w:pPr>
+        <w:ind w:left="567" w:hanging="567"/>
+        <w:jc w:val="both"/>
+        <w:rPr>
+          <w:rFonts w:ascii="Arial Narrow" w:eastAsia="Arial Narrow" w:hAnsi="Arial Narrow" w:cs="Arial Narrow"/>
+          <w:sz w:val="16"/>
+          <w:szCs w:val="16"/>
+        </w:rPr>
+      </w:pPr>
     </w:p>
   </w:footnote>
   <w:footnote w:id="10">
@@ -8266,42 +8344,42 @@
         <w:ind w:left="567" w:hanging="567"/>
         <w:jc w:val="both"/>
         <w:rPr>
-          <w:rFonts w:ascii="Arial Narrow" w:hAnsi="Arial Narrow" w:cs="Arial"/>
-          <w:sz w:val="15"/>
-          <w:szCs w:val="15"/>
+          <w:rFonts w:ascii="Arial Narrow" w:eastAsia="Arial Narrow" w:hAnsi="Arial Narrow" w:cs="Arial Narrow"/>
+          <w:sz w:val="16"/>
+          <w:szCs w:val="16"/>
         </w:rPr>
       </w:pPr>
       <w:r>
         <w:rPr>
           <w:rStyle w:val="Refdenotaalpie"/>
-          <w:rFonts w:ascii="Arial Narrow" w:hAnsi="Arial Narrow" w:cs="Arial"/>
-          <w:sz w:val="16"/>
-          <w:szCs w:val="15"/>
+          <w:rFonts w:ascii="Arial Narrow" w:eastAsia="Arial Narrow" w:hAnsi="Arial Narrow" w:cs="Arial Narrow"/>
+          <w:sz w:val="16"/>
+          <w:szCs w:val="16"/>
           <w:vertAlign w:val="superscript"/>
         </w:rPr>
         <w:footnoteRef/>
       </w:r>
       <w:r>
         <w:rPr>
-          <w:rFonts w:ascii="Arial Narrow" w:hAnsi="Arial Narrow" w:cs="Arial"/>
-          <w:sz w:val="15"/>
-          <w:szCs w:val="15"/>
+          <w:rFonts w:ascii="Arial Narrow" w:eastAsia="Arial Narrow" w:hAnsi="Arial Narrow" w:cs="Arial Narrow"/>
+          <w:sz w:val="16"/>
+          <w:szCs w:val="16"/>
         </w:rPr>
         <w:t xml:space="preserve"> </w:t>
       </w:r>
       <w:r>
         <w:rPr>
-          <w:rFonts w:ascii="Arial Narrow" w:hAnsi="Arial Narrow" w:cs="Arial"/>
-          <w:sz w:val="15"/>
-          <w:szCs w:val="15"/>
+          <w:rFonts w:ascii="Arial Narrow" w:eastAsia="Arial Narrow" w:hAnsi="Arial Narrow" w:cs="Arial Narrow"/>
+          <w:sz w:val="16"/>
+          <w:szCs w:val="16"/>
         </w:rPr>
         <w:tab/>
       </w:r>
       <w:r>
         <w:rPr>
-          <w:rFonts w:ascii="Arial Narrow" w:hAnsi="Arial Narrow" w:cs="Arial"/>
-          <w:sz w:val="15"/>
-          <w:szCs w:val="15"/>
+          <w:rFonts w:ascii="Arial Narrow" w:eastAsia="Arial Narrow" w:hAnsi="Arial Narrow" w:cs="Arial Narrow"/>
+          <w:sz w:val="16"/>
+          <w:szCs w:val="16"/>
           <w:lang w:eastAsia="es-PE"/>
         </w:rPr>
         <w:t xml:space="preserve">El número de trabajadores se atenderá siempre que la empresa haya sido constituida antes de la vigencia de la Ley </w:t>
@@ -8309,9 +8387,9 @@
       <w:proofErr w:type="spellStart"/>
       <w:r>
         <w:rPr>
-          <w:rFonts w:ascii="Arial Narrow" w:hAnsi="Arial Narrow" w:cs="Arial"/>
-          <w:sz w:val="15"/>
-          <w:szCs w:val="15"/>
+          <w:rFonts w:ascii="Arial Narrow" w:eastAsia="Arial Narrow" w:hAnsi="Arial Narrow" w:cs="Arial Narrow"/>
+          <w:sz w:val="16"/>
+          <w:szCs w:val="16"/>
           <w:lang w:eastAsia="es-PE"/>
         </w:rPr>
         <w:t/>
@@ -8319,9 +8397,9 @@
       <w:proofErr w:type="spellEnd"/>
       <w:r>
         <w:rPr>
-          <w:rFonts w:ascii="Arial Narrow" w:hAnsi="Arial Narrow" w:cs="Arial"/>
-          <w:sz w:val="15"/>
-          <w:szCs w:val="15"/>
+          <w:rFonts w:ascii="Arial Narrow" w:eastAsia="Arial Narrow" w:hAnsi="Arial Narrow" w:cs="Arial Narrow"/>
+          <w:sz w:val="16"/>
+          <w:szCs w:val="16"/>
           <w:lang w:eastAsia="es-PE"/>
         </w:rPr>
         <w:t xml:space="preserve"> 30056, publicada el 2 de julio de 2013, que modificó el artículo 5 del Texto Único Ordenado de la Ley de Promoción de la Competitividad, Formalización y Desarrollo de la Micro y Pequeña Empresa y de Acceso al Empleo Decente (LEY MYPE). Ello, en la medida que la Tercera Disposición Complementaria Transitoria de la norma modificatoria precisa que las empresas constituidas antes de la </w:t>
@@ -8329,9 +8407,9 @@
       <w:proofErr w:type="gramStart"/>
       <w:r>
         <w:rPr>
-          <w:rFonts w:ascii="Arial Narrow" w:hAnsi="Arial Narrow" w:cs="Arial"/>
-          <w:sz w:val="15"/>
-          <w:szCs w:val="15"/>
+          <w:rFonts w:ascii="Arial Narrow" w:eastAsia="Arial Narrow" w:hAnsi="Arial Narrow" w:cs="Arial Narrow"/>
+          <w:sz w:val="16"/>
+          <w:szCs w:val="16"/>
           <w:lang w:eastAsia="es-PE"/>
         </w:rPr>
         <w:t>entrada en vigencia</w:t>
@@ -8339,9 +8417,9 @@
       <w:proofErr w:type="gramEnd"/>
       <w:r>
         <w:rPr>
-          <w:rFonts w:ascii="Arial Narrow" w:hAnsi="Arial Narrow" w:cs="Arial"/>
-          <w:sz w:val="15"/>
-          <w:szCs w:val="15"/>
+          <w:rFonts w:ascii="Arial Narrow" w:eastAsia="Arial Narrow" w:hAnsi="Arial Narrow" w:cs="Arial Narrow"/>
+          <w:sz w:val="16"/>
+          <w:szCs w:val="16"/>
           <w:lang w:eastAsia="es-PE"/>
         </w:rPr>
         <w:t xml:space="preserve"> de dicha Ley se rigen por los requisitos de acogimiento al régimen de las micro y pequeñas empresas regulados en el Decreto Legislativo 1086.</w:t>
@@ -8353,9 +8431,9 @@
         <w:ind w:left="567" w:hanging="567"/>
         <w:jc w:val="both"/>
         <w:rPr>
-          <w:rFonts w:ascii="Arial Narrow" w:hAnsi="Arial Narrow" w:cs="Arial"/>
-          <w:sz w:val="15"/>
-          <w:szCs w:val="15"/>
+          <w:rFonts w:ascii="Arial Narrow" w:eastAsia="Arial Narrow" w:hAnsi="Arial Narrow" w:cs="Arial Narrow"/>
+          <w:sz w:val="16"/>
+          <w:szCs w:val="16"/>
         </w:rPr>
       </w:pPr>
     </w:p>
@@ -8367,53 +8445,53 @@
         <w:ind w:left="567" w:hanging="567"/>
         <w:jc w:val="both"/>
         <w:rPr>
-          <w:rFonts w:ascii="Arial Narrow" w:hAnsi="Arial Narrow" w:cs="Arial"/>
-          <w:sz w:val="15"/>
-          <w:szCs w:val="15"/>
+          <w:rFonts w:ascii="Arial Narrow" w:eastAsia="Arial Narrow" w:hAnsi="Arial Narrow" w:cs="Arial Narrow"/>
+          <w:sz w:val="16"/>
+          <w:szCs w:val="16"/>
         </w:rPr>
       </w:pPr>
       <w:r>
         <w:rPr>
           <w:rStyle w:val="Refdenotaalpie"/>
-          <w:rFonts w:ascii="Arial Narrow" w:hAnsi="Arial Narrow" w:cs="Arial"/>
-          <w:sz w:val="16"/>
-          <w:szCs w:val="15"/>
+          <w:rFonts w:ascii="Arial Narrow" w:eastAsia="Arial Narrow" w:hAnsi="Arial Narrow" w:cs="Arial Narrow"/>
+          <w:sz w:val="16"/>
+          <w:szCs w:val="16"/>
           <w:vertAlign w:val="superscript"/>
         </w:rPr>
         <w:footnoteRef/>
       </w:r>
       <w:r>
         <w:rPr>
-          <w:rFonts w:ascii="Arial Narrow" w:hAnsi="Arial Narrow" w:cs="Arial"/>
-          <w:sz w:val="15"/>
-          <w:szCs w:val="15"/>
+          <w:rFonts w:ascii="Arial Narrow" w:eastAsia="Arial Narrow" w:hAnsi="Arial Narrow" w:cs="Arial Narrow"/>
+          <w:sz w:val="16"/>
+          <w:szCs w:val="16"/>
         </w:rPr>
         <w:t xml:space="preserve"> </w:t>
       </w:r>
       <w:r>
         <w:rPr>
-          <w:rFonts w:ascii="Arial Narrow" w:hAnsi="Arial Narrow" w:cs="Arial"/>
-          <w:sz w:val="15"/>
-          <w:szCs w:val="15"/>
+          <w:rFonts w:ascii="Arial Narrow" w:eastAsia="Arial Narrow" w:hAnsi="Arial Narrow" w:cs="Arial Narrow"/>
+          <w:sz w:val="16"/>
+          <w:szCs w:val="16"/>
         </w:rPr>
         <w:tab/>
       </w:r>
       <w:r>
         <w:rPr>
-          <w:rFonts w:ascii="Arial Narrow" w:hAnsi="Arial Narrow" w:cs="Arial"/>
-          <w:b/>
-          <w:sz w:val="15"/>
-          <w:szCs w:val="15"/>
+          <w:rFonts w:ascii="Arial Narrow" w:eastAsia="Arial Narrow" w:hAnsi="Arial Narrow" w:cs="Arial Narrow"/>
+          <w:b/>
+          <w:sz w:val="16"/>
+          <w:szCs w:val="16"/>
         </w:rPr>
         <w:t xml:space="preserve">LEY </w:t>
       </w:r>
       <w:r>
         <w:rPr>
-          <w:rFonts w:ascii="Arial Narrow" w:hAnsi="Arial Narrow" w:cs="Arial"/>
+          <w:rFonts w:ascii="Arial Narrow" w:eastAsia="Arial Narrow" w:hAnsi="Arial Narrow" w:cs="Arial Narrow"/>
           <w:b/>
           <w:bCs/>
-          <w:sz w:val="15"/>
-          <w:szCs w:val="15"/>
+          <w:sz w:val="16"/>
+          <w:szCs w:val="16"/>
         </w:rPr>
         <w:t xml:space="preserve">29571, CÓDIGO DE PROTECCIÓN Y DEFENSA DEL CONSUMIDOR.</w:t>
       </w:r>
@@ -8424,28 +8502,28 @@
         <w:ind w:left="567" w:hanging="567"/>
         <w:jc w:val="both"/>
         <w:rPr>
-          <w:rFonts w:ascii="Arial Narrow" w:hAnsi="Arial Narrow" w:cs="Arial"/>
+          <w:rFonts w:ascii="Arial Narrow" w:eastAsia="Arial Narrow" w:hAnsi="Arial Narrow" w:cs="Arial Narrow"/>
           <w:b/>
           <w:bCs/>
-          <w:sz w:val="15"/>
-          <w:szCs w:val="15"/>
-        </w:rPr>
-      </w:pPr>
-      <w:r>
-        <w:rPr>
-          <w:rFonts w:ascii="Arial Narrow" w:hAnsi="Arial Narrow" w:cs="Arial"/>
-          <w:sz w:val="15"/>
-          <w:szCs w:val="15"/>
+          <w:sz w:val="16"/>
+          <w:szCs w:val="16"/>
+        </w:rPr>
+      </w:pPr>
+      <w:r>
+        <w:rPr>
+          <w:rFonts w:ascii="Arial Narrow" w:eastAsia="Arial Narrow" w:hAnsi="Arial Narrow" w:cs="Arial Narrow"/>
+          <w:sz w:val="16"/>
+          <w:szCs w:val="16"/>
         </w:rPr>
         <w:tab/>
       </w:r>
       <w:r>
         <w:rPr>
-          <w:rFonts w:ascii="Arial Narrow" w:hAnsi="Arial Narrow" w:cs="Arial"/>
+          <w:rFonts w:ascii="Arial Narrow" w:eastAsia="Arial Narrow" w:hAnsi="Arial Narrow" w:cs="Arial Narrow"/>
           <w:b/>
           <w:bCs/>
-          <w:sz w:val="15"/>
-          <w:szCs w:val="15"/>
+          <w:sz w:val="16"/>
+          <w:szCs w:val="16"/>
         </w:rPr>
         <w:t>Artículo 110.- Sanciones Administrativas</w:t>
       </w:r>
@@ -8458,16 +8536,16 @@
         <w:ind w:left="567"/>
         <w:jc w:val="both"/>
         <w:rPr>
-          <w:rFonts w:ascii="Arial Narrow" w:hAnsi="Arial Narrow" w:cs="Arial"/>
-          <w:sz w:val="15"/>
-          <w:szCs w:val="15"/>
-        </w:rPr>
-      </w:pPr>
-      <w:r>
-        <w:rPr>
-          <w:rFonts w:ascii="Arial Narrow" w:hAnsi="Arial Narrow" w:cs="Arial"/>
-          <w:sz w:val="15"/>
-          <w:szCs w:val="15"/>
+          <w:rFonts w:ascii="Arial Narrow" w:eastAsia="Arial Narrow" w:hAnsi="Arial Narrow" w:cs="Arial Narrow"/>
+          <w:sz w:val="16"/>
+          <w:szCs w:val="16"/>
+        </w:rPr>
+      </w:pPr>
+      <w:r>
+        <w:rPr>
+          <w:rFonts w:ascii="Arial Narrow" w:eastAsia="Arial Narrow" w:hAnsi="Arial Narrow" w:cs="Arial Narrow"/>
+          <w:sz w:val="16"/>
+          <w:szCs w:val="16"/>
         </w:rPr>
         <w:t>(…)</w:t>
       </w:r>
@@ -8480,18 +8558,18 @@
         <w:ind w:left="567"/>
         <w:jc w:val="both"/>
         <w:rPr>
-          <w:rFonts w:ascii="Arial Narrow" w:hAnsi="Arial Narrow" w:cs="Arial"/>
+          <w:rFonts w:ascii="Arial Narrow" w:eastAsia="Arial Narrow" w:hAnsi="Arial Narrow" w:cs="Arial Narrow"/>
           <w:b/>
           <w:bCs/>
-          <w:sz w:val="15"/>
-          <w:szCs w:val="15"/>
-        </w:rPr>
-      </w:pPr>
-      <w:r>
-        <w:rPr>
-          <w:rFonts w:ascii="Arial Narrow" w:hAnsi="Arial Narrow" w:cs="Arial"/>
-          <w:sz w:val="15"/>
-          <w:szCs w:val="15"/>
+          <w:sz w:val="16"/>
+          <w:szCs w:val="16"/>
+        </w:rPr>
+      </w:pPr>
+      <w:r>
+        <w:rPr>
+          <w:rFonts w:ascii="Arial Narrow" w:eastAsia="Arial Narrow" w:hAnsi="Arial Narrow" w:cs="Arial Narrow"/>
+          <w:sz w:val="16"/>
+          <w:szCs w:val="16"/>
         </w:rPr>
         <w:t>En el caso de las microempresas, la multa no puede superar el diez por ciento (10%) de las ventas o ingresos brutos percibidos por el infractor, relativos a todas sus actividades económicas, correspondientes al ejercicio inmediato anterior al de la expedición de la resolución de primera instancia, siempre que se haya acreditado dichos ingresos, no se encuentre en una situación de reincidencia y el caso no verse sobre la vida, salud o integridad de los consumidores. Para el caso de las pequeñas empresas, la multa no puede superar el veinte por ciento (20%) de las ventas o ingresos brutos percibidos por el infractor, conforme a los requisitos señalados anteriormente.</w:t>
       </w:r>
@@ -8502,21 +8580,33 @@
         <w:ind w:left="567"/>
         <w:jc w:val="both"/>
         <w:rPr>
-          <w:rFonts w:ascii="Arial Narrow" w:hAnsi="Arial Narrow" w:cs="Arial"/>
+          <w:rFonts w:ascii="Arial Narrow" w:eastAsia="Arial Narrow" w:hAnsi="Arial Narrow" w:cs="Arial Narrow"/>
           <w:bCs/>
-          <w:sz w:val="15"/>
-          <w:szCs w:val="15"/>
-        </w:rPr>
-      </w:pPr>
-      <w:r>
-        <w:rPr>
-          <w:rFonts w:ascii="Arial Narrow" w:hAnsi="Arial Narrow" w:cs="Arial"/>
+          <w:sz w:val="16"/>
+          <w:szCs w:val="16"/>
+        </w:rPr>
+      </w:pPr>
+      <w:r>
+        <w:rPr>
+          <w:rFonts w:ascii="Arial Narrow" w:eastAsia="Arial Narrow" w:hAnsi="Arial Narrow" w:cs="Arial Narrow"/>
           <w:bCs/>
-          <w:sz w:val="15"/>
-          <w:szCs w:val="15"/>
+          <w:sz w:val="16"/>
+          <w:szCs w:val="16"/>
         </w:rPr>
         <w:t>[…]</w:t>
       </w:r>
+    </w:p>
+    <w:p>
+      <w:pPr>
+        <w:pStyle w:val="Textonotapie"/>
+        <w:ind w:left="567" w:hanging="567"/>
+        <w:jc w:val="both"/>
+        <w:rPr>
+          <w:rFonts w:ascii="Arial Narrow" w:eastAsia="Arial Narrow" w:hAnsi="Arial Narrow" w:cs="Arial Narrow"/>
+          <w:sz w:val="16"/>
+          <w:szCs w:val="16"/>
+        </w:rPr>
+      </w:pPr>
     </w:p>
   </w:footnote>
   <w:footnote w:id="18">
@@ -8525,35 +8615,40 @@
         <w:pStyle w:val="Textonotapie"/>
         <w:ind w:left="567" w:hanging="567"/>
         <w:jc w:val="both"/>
+        <w:rPr>
+          <w:rFonts w:ascii="Arial Narrow" w:eastAsia="Arial Narrow" w:hAnsi="Arial Narrow" w:cs="Arial Narrow"/>
+          <w:sz w:val="16"/>
+          <w:szCs w:val="16"/>
+        </w:rPr>
       </w:pPr>
       <w:r>
         <w:rPr>
           <w:rStyle w:val="Refdenotaalpie"/>
-          <w:rFonts w:ascii="Arial Narrow" w:hAnsi="Arial Narrow"/>
+          <w:rFonts w:ascii="Arial Narrow" w:eastAsia="Arial Narrow" w:hAnsi="Arial Narrow" w:cs="Arial Narrow"/>
           <w:color w:val="000000" w:themeColor="text1"/>
           <w:sz w:val="16"/>
-          <w:szCs w:val="15"/>
+          <w:szCs w:val="16"/>
           <w:vertAlign w:val="superscript"/>
         </w:rPr>
         <w:footnoteRef/>
       </w:r>
       <w:r>
         <w:rPr>
-          <w:rFonts w:ascii="Arial Narrow" w:hAnsi="Arial Narrow"/>
+          <w:rFonts w:ascii="Arial Narrow" w:eastAsia="Arial Narrow" w:hAnsi="Arial Narrow" w:cs="Arial Narrow"/>
           <w:color w:val="000000" w:themeColor="text1"/>
-          <w:sz w:val="15"/>
-          <w:szCs w:val="15"/>
+          <w:sz w:val="16"/>
+          <w:szCs w:val="16"/>
         </w:rPr>
         <w:tab/>
       </w:r>
       <w:r>
         <w:rPr>
-          <w:rFonts w:ascii="Arial Narrow" w:hAnsi="Arial Narrow"/>
+          <w:rFonts w:ascii="Arial Narrow" w:eastAsia="Arial Narrow" w:hAnsi="Arial Narrow" w:cs="Arial Narrow"/>
           <w:b/>
           <w:bCs/>
           <w:color w:val="000000" w:themeColor="text1"/>
-          <w:sz w:val="15"/>
-          <w:szCs w:val="15"/>
+          <w:sz w:val="16"/>
+          <w:szCs w:val="16"/>
         </w:rPr>
         <w:t xml:space="preserve">DECRETO LEGISLATIVO 807, LEY SOBRE FACULTADES, NORMAS Y ORGANIZACIÓN DEL INDECOPI, publicado el 18 de abril de 1996</w:t>
       </w:r>
@@ -8563,36 +8658,53 @@
         <w:pStyle w:val="Textonotapie"/>
         <w:ind w:left="567" w:hanging="567"/>
         <w:jc w:val="both"/>
-      </w:pPr>
-      <w:r>
-        <w:rPr>
-          <w:rFonts w:ascii="Arial Narrow" w:hAnsi="Arial Narrow"/>
+        <w:rPr>
+          <w:rFonts w:ascii="Arial Narrow" w:eastAsia="Arial Narrow" w:hAnsi="Arial Narrow" w:cs="Arial Narrow"/>
+          <w:sz w:val="16"/>
+          <w:szCs w:val="16"/>
+        </w:rPr>
+      </w:pPr>
+      <w:r>
+        <w:rPr>
+          <w:rFonts w:ascii="Arial Narrow" w:eastAsia="Arial Narrow" w:hAnsi="Arial Narrow" w:cs="Arial Narrow"/>
           <w:color w:val="000000" w:themeColor="text1"/>
-          <w:sz w:val="15"/>
-          <w:szCs w:val="15"/>
+          <w:sz w:val="16"/>
+          <w:szCs w:val="16"/>
         </w:rPr>
         <w:tab/>
       </w:r>
       <w:r>
         <w:rPr>
-          <w:rFonts w:ascii="Arial Narrow" w:hAnsi="Arial Narrow"/>
+          <w:rFonts w:ascii="Arial Narrow" w:eastAsia="Arial Narrow" w:hAnsi="Arial Narrow" w:cs="Arial Narrow"/>
           <w:b/>
           <w:bCs/>
           <w:color w:val="000000" w:themeColor="text1"/>
-          <w:sz w:val="15"/>
-          <w:szCs w:val="15"/>
+          <w:sz w:val="16"/>
+          <w:szCs w:val="16"/>
         </w:rPr>
         <w:t xml:space="preserve">Artículo 26.-</w:t>
       </w:r>
       <w:r>
         <w:rPr>
-          <w:rFonts w:ascii="Arial Narrow" w:hAnsi="Arial Narrow"/>
+          <w:rFonts w:ascii="Arial Narrow" w:eastAsia="Arial Narrow" w:hAnsi="Arial Narrow" w:cs="Arial Narrow"/>
           <w:color w:val="000000" w:themeColor="text1"/>
-          <w:sz w:val="15"/>
-          <w:szCs w:val="15"/>
+          <w:sz w:val="16"/>
+          <w:szCs w:val="16"/>
         </w:rPr>
         <w:t xml:space="preserve"> Una vez admitida a trámite la denuncia, se correrá traslado de la misma al denunciado, a fin de que éste presente su descargo. El plazo para la presentación del descargo será de cinco (5) días contados desde la notificación, vencido el cual, el Secretario Técnico declarará en rebeldía al denunciado que no lo hubiera presentado.</w:t>
       </w:r>
+    </w:p>
+    <w:p>
+      <w:pPr>
+        <w:pStyle w:val="Textonotapie"/>
+        <w:ind w:left="567" w:hanging="567"/>
+        <w:jc w:val="both"/>
+        <w:rPr>
+          <w:rFonts w:ascii="Arial Narrow" w:eastAsia="Arial Narrow" w:hAnsi="Arial Narrow" w:cs="Arial Narrow"/>
+          <w:sz w:val="16"/>
+          <w:szCs w:val="16"/>
+        </w:rPr>
+      </w:pPr>
     </w:p>
   </w:footnote>
   <w:footnote w:id="19">
@@ -8601,35 +8713,40 @@
         <w:pStyle w:val="Textonotapie"/>
         <w:ind w:left="567" w:hanging="567"/>
         <w:jc w:val="both"/>
+        <w:rPr>
+          <w:rFonts w:ascii="Arial Narrow" w:eastAsia="Arial Narrow" w:hAnsi="Arial Narrow" w:cs="Arial Narrow"/>
+          <w:sz w:val="16"/>
+          <w:szCs w:val="16"/>
+        </w:rPr>
       </w:pPr>
       <w:r>
         <w:rPr>
           <w:rStyle w:val="Refdenotaalpie"/>
-          <w:rFonts w:ascii="Arial Narrow" w:hAnsi="Arial Narrow"/>
+          <w:rFonts w:ascii="Arial Narrow" w:eastAsia="Arial Narrow" w:hAnsi="Arial Narrow" w:cs="Arial Narrow"/>
           <w:color w:val="000000" w:themeColor="text1"/>
           <w:sz w:val="16"/>
-          <w:szCs w:val="15"/>
+          <w:szCs w:val="16"/>
           <w:vertAlign w:val="superscript"/>
         </w:rPr>
         <w:footnoteRef/>
       </w:r>
       <w:r>
         <w:rPr>
-          <w:rFonts w:ascii="Arial Narrow" w:hAnsi="Arial Narrow"/>
+          <w:rFonts w:ascii="Arial Narrow" w:eastAsia="Arial Narrow" w:hAnsi="Arial Narrow" w:cs="Arial Narrow"/>
           <w:color w:val="000000" w:themeColor="text1"/>
-          <w:sz w:val="15"/>
-          <w:szCs w:val="15"/>
+          <w:sz w:val="16"/>
+          <w:szCs w:val="16"/>
         </w:rPr>
         <w:tab/>
       </w:r>
       <w:r>
         <w:rPr>
-          <w:rFonts w:ascii="Arial Narrow" w:hAnsi="Arial Narrow"/>
+          <w:rFonts w:ascii="Arial Narrow" w:eastAsia="Arial Narrow" w:hAnsi="Arial Narrow" w:cs="Arial Narrow"/>
           <w:b/>
           <w:bCs/>
           <w:color w:val="000000" w:themeColor="text1"/>
-          <w:sz w:val="15"/>
-          <w:szCs w:val="15"/>
+          <w:sz w:val="16"/>
+          <w:szCs w:val="16"/>
         </w:rPr>
         <w:t xml:space="preserve">DECRETO SUPREMO 006-2026-JUS, TEXTO ÚNICO ORDENADO DE LA LEY 27444, LEY DEL PROCEDIMIENTO ADMINISTRATIVO GENERAL, publicado el 30 de abril de 2026</w:t>
       </w:r>
@@ -8639,24 +8756,29 @@
         <w:pStyle w:val="Textonotapie"/>
         <w:ind w:left="567" w:hanging="567"/>
         <w:jc w:val="both"/>
-      </w:pPr>
-      <w:r>
-        <w:rPr>
-          <w:rFonts w:ascii="Arial Narrow" w:hAnsi="Arial Narrow"/>
+        <w:rPr>
+          <w:rFonts w:ascii="Arial Narrow" w:eastAsia="Arial Narrow" w:hAnsi="Arial Narrow" w:cs="Arial Narrow"/>
+          <w:sz w:val="16"/>
+          <w:szCs w:val="16"/>
+        </w:rPr>
+      </w:pPr>
+      <w:r>
+        <w:rPr>
+          <w:rFonts w:ascii="Arial Narrow" w:eastAsia="Arial Narrow" w:hAnsi="Arial Narrow" w:cs="Arial Narrow"/>
           <w:color w:val="000000" w:themeColor="text1"/>
-          <w:sz w:val="15"/>
-          <w:szCs w:val="15"/>
+          <w:sz w:val="16"/>
+          <w:szCs w:val="16"/>
         </w:rPr>
         <w:tab/>
       </w:r>
       <w:r>
         <w:rPr>
-          <w:rFonts w:ascii="Arial Narrow" w:hAnsi="Arial Narrow"/>
+          <w:rFonts w:ascii="Arial Narrow" w:eastAsia="Arial Narrow" w:hAnsi="Arial Narrow" w:cs="Arial Narrow"/>
           <w:b/>
           <w:bCs/>
           <w:color w:val="000000" w:themeColor="text1"/>
-          <w:sz w:val="15"/>
-          <w:szCs w:val="15"/>
+          <w:sz w:val="16"/>
+          <w:szCs w:val="16"/>
         </w:rPr>
         <w:t xml:space="preserve">Artículo 223.- Contestación de la reclamación</w:t>
       </w:r>
@@ -8666,25 +8788,42 @@
         <w:pStyle w:val="Textonotapie"/>
         <w:ind w:left="567" w:hanging="567"/>
         <w:jc w:val="both"/>
-      </w:pPr>
-      <w:r>
-        <w:rPr>
-          <w:rFonts w:ascii="Arial Narrow" w:hAnsi="Arial Narrow"/>
+        <w:rPr>
+          <w:rFonts w:ascii="Arial Narrow" w:eastAsia="Arial Narrow" w:hAnsi="Arial Narrow" w:cs="Arial Narrow"/>
+          <w:sz w:val="16"/>
+          <w:szCs w:val="16"/>
+        </w:rPr>
+      </w:pPr>
+      <w:r>
+        <w:rPr>
+          <w:rFonts w:ascii="Arial Narrow" w:eastAsia="Arial Narrow" w:hAnsi="Arial Narrow" w:cs="Arial Narrow"/>
           <w:color w:val="000000" w:themeColor="text1"/>
-          <w:sz w:val="15"/>
-          <w:szCs w:val="15"/>
+          <w:sz w:val="16"/>
+          <w:szCs w:val="16"/>
         </w:rPr>
         <w:tab/>
       </w:r>
       <w:r>
         <w:rPr>
-          <w:rFonts w:ascii="Arial Narrow" w:hAnsi="Arial Narrow"/>
+          <w:rFonts w:ascii="Arial Narrow" w:eastAsia="Arial Narrow" w:hAnsi="Arial Narrow" w:cs="Arial Narrow"/>
           <w:color w:val="000000" w:themeColor="text1"/>
-          <w:sz w:val="15"/>
-          <w:szCs w:val="15"/>
+          <w:sz w:val="16"/>
+          <w:szCs w:val="16"/>
         </w:rPr>
         <w:t xml:space="preserve">223.1 El reclamado deberá presentar la contestación de la reclamación dentro de los quince (15) días posteriores a la notificación de ésta; vencido este plazo, la Administración declarará en rebeldía al reclamado que no la hubiera presentado. La contestación deberá contener los requisitos de los escritos previstos en el artículo 113 de la presente Ley, así como la absolución de todos los asuntos controvertidos de hecho y de derecho, Las alegaciones y los hechos relevantes de la reclamación, salvo que hayan sido específicamente negadas en la contestación, se tendrán por aceptadas o merituadas como ciertas.</w:t>
       </w:r>
+    </w:p>
+    <w:p>
+      <w:pPr>
+        <w:pStyle w:val="Textonotapie"/>
+        <w:ind w:left="567" w:hanging="567"/>
+        <w:jc w:val="both"/>
+        <w:rPr>
+          <w:rFonts w:ascii="Arial Narrow" w:eastAsia="Arial Narrow" w:hAnsi="Arial Narrow" w:cs="Arial Narrow"/>
+          <w:sz w:val="16"/>
+          <w:szCs w:val="16"/>
+        </w:rPr>
+      </w:pPr>
     </w:p>
   </w:footnote>
   <w:footnote w:id="13">
@@ -8693,38 +8832,38 @@
         <w:ind w:left="567" w:hanging="567"/>
         <w:jc w:val="both"/>
         <w:rPr>
-          <w:rFonts w:ascii="Arial Narrow" w:hAnsi="Arial Narrow"/>
+          <w:rFonts w:ascii="Arial Narrow" w:eastAsia="Arial Narrow" w:hAnsi="Arial Narrow" w:cs="Arial Narrow"/>
           <w:b/>
           <w:bCs/>
-          <w:sz w:val="15"/>
-          <w:szCs w:val="15"/>
+          <w:sz w:val="16"/>
+          <w:szCs w:val="16"/>
         </w:rPr>
       </w:pPr>
       <w:r>
         <w:rPr>
           <w:rStyle w:val="Refdenotaalpie"/>
-          <w:rFonts w:ascii="Arial Narrow" w:hAnsi="Arial Narrow"/>
-          <w:sz w:val="16"/>
-          <w:szCs w:val="15"/>
+          <w:rFonts w:ascii="Arial Narrow" w:eastAsia="Arial Narrow" w:hAnsi="Arial Narrow" w:cs="Arial Narrow"/>
+          <w:sz w:val="16"/>
+          <w:szCs w:val="16"/>
           <w:vertAlign w:val="superscript"/>
         </w:rPr>
         <w:footnoteRef/>
       </w:r>
       <w:r>
         <w:rPr>
-          <w:rFonts w:ascii="Arial Narrow" w:hAnsi="Arial Narrow"/>
-          <w:sz w:val="15"/>
-          <w:szCs w:val="15"/>
+          <w:rFonts w:ascii="Arial Narrow" w:eastAsia="Arial Narrow" w:hAnsi="Arial Narrow" w:cs="Arial Narrow"/>
+          <w:sz w:val="16"/>
+          <w:szCs w:val="16"/>
         </w:rPr>
         <w:t xml:space="preserve"> </w:t>
       </w:r>
       <w:r>
         <w:rPr>
-          <w:rFonts w:ascii="Arial Narrow" w:hAnsi="Arial Narrow"/>
+          <w:rFonts w:ascii="Arial Narrow" w:eastAsia="Arial Narrow" w:hAnsi="Arial Narrow" w:cs="Arial Narrow"/>
           <w:b/>
           <w:bCs/>
-          <w:sz w:val="15"/>
-          <w:szCs w:val="15"/>
+          <w:sz w:val="16"/>
+          <w:szCs w:val="16"/>
         </w:rPr>
         <w:t>LEY 29571, CÓDIGO DE PROTECCIÓN Y DEFENSA DEL CONSUMIDOR, publicado el 2 de setiembre de 2010 y modificado por Decreto Legislativo 1308</w:t>
       </w:r>
@@ -8736,16 +8875,16 @@
         <w:rPr>
           <w:rFonts w:ascii="Arial Narrow" w:eastAsia="Arial Narrow" w:hAnsi="Arial Narrow" w:cs="Arial Narrow"/>
           <w:b/>
-          <w:sz w:val="15"/>
-          <w:szCs w:val="15"/>
-        </w:rPr>
-      </w:pPr>
-      <w:r>
-        <w:rPr>
-          <w:rFonts w:ascii="Arial Narrow" w:eastAsia="Arial Narrow" w:hAnsi="Arial Narrow" w:cs="Arial Narrow"/>
-          <w:b/>
-          <w:sz w:val="15"/>
-          <w:szCs w:val="15"/>
+          <w:sz w:val="16"/>
+          <w:szCs w:val="16"/>
+        </w:rPr>
+      </w:pPr>
+      <w:r>
+        <w:rPr>
+          <w:rFonts w:ascii="Arial Narrow" w:eastAsia="Arial Narrow" w:hAnsi="Arial Narrow" w:cs="Arial Narrow"/>
+          <w:b/>
+          <w:sz w:val="16"/>
+          <w:szCs w:val="16"/>
         </w:rPr>
         <w:tab/>
         <w:t>Artículo 110.- Sanciones administrativas</w:t>
@@ -8757,15 +8896,15 @@
         <w:jc w:val="both"/>
         <w:rPr>
           <w:rFonts w:ascii="Arial Narrow" w:eastAsia="Arial Narrow" w:hAnsi="Arial Narrow" w:cs="Arial Narrow"/>
-          <w:sz w:val="15"/>
-          <w:szCs w:val="15"/>
-        </w:rPr>
-      </w:pPr>
-      <w:r>
-        <w:rPr>
-          <w:rFonts w:ascii="Arial Narrow" w:eastAsia="Arial Narrow" w:hAnsi="Arial Narrow" w:cs="Arial Narrow"/>
-          <w:sz w:val="15"/>
-          <w:szCs w:val="15"/>
+          <w:sz w:val="16"/>
+          <w:szCs w:val="16"/>
+        </w:rPr>
+      </w:pPr>
+      <w:r>
+        <w:rPr>
+          <w:rFonts w:ascii="Arial Narrow" w:eastAsia="Arial Narrow" w:hAnsi="Arial Narrow" w:cs="Arial Narrow"/>
+          <w:sz w:val="16"/>
+          <w:szCs w:val="16"/>
         </w:rPr>
         <w:t xml:space="preserve"> El órgano resolutivo puede sancionar las infracciones administrativas a que se refiere el artículo 108 con amonestación y multas de hasta cuatrocientos cincuenta (450) Unidades Impositivas Tributarias (UIT), las cuales son calificadas de la siguiente manera:</w:t>
       </w:r>
@@ -8780,15 +8919,15 @@
         <w:jc w:val="both"/>
         <w:rPr>
           <w:rFonts w:ascii="Arial Narrow" w:eastAsia="Arial Narrow" w:hAnsi="Arial Narrow" w:cs="Arial Narrow"/>
-          <w:sz w:val="15"/>
-          <w:szCs w:val="15"/>
-        </w:rPr>
-      </w:pPr>
-      <w:r>
-        <w:rPr>
-          <w:rFonts w:ascii="Arial Narrow" w:eastAsia="Arial Narrow" w:hAnsi="Arial Narrow" w:cs="Arial Narrow"/>
-          <w:sz w:val="15"/>
-          <w:szCs w:val="15"/>
+          <w:sz w:val="16"/>
+          <w:szCs w:val="16"/>
+        </w:rPr>
+      </w:pPr>
+      <w:r>
+        <w:rPr>
+          <w:rFonts w:ascii="Arial Narrow" w:eastAsia="Arial Narrow" w:hAnsi="Arial Narrow" w:cs="Arial Narrow"/>
+          <w:sz w:val="16"/>
+          <w:szCs w:val="16"/>
         </w:rPr>
         <w:t>Infracciones leves, con una amonestación o con una multa de hasta cincuenta (50) UIT.</w:t>
       </w:r>
@@ -8803,15 +8942,15 @@
         <w:jc w:val="both"/>
         <w:rPr>
           <w:rFonts w:ascii="Arial Narrow" w:eastAsia="Arial Narrow" w:hAnsi="Arial Narrow" w:cs="Arial Narrow"/>
-          <w:sz w:val="15"/>
-          <w:szCs w:val="15"/>
-        </w:rPr>
-      </w:pPr>
-      <w:r>
-        <w:rPr>
-          <w:rFonts w:ascii="Arial Narrow" w:eastAsia="Arial Narrow" w:hAnsi="Arial Narrow" w:cs="Arial Narrow"/>
-          <w:sz w:val="15"/>
-          <w:szCs w:val="15"/>
+          <w:sz w:val="16"/>
+          <w:szCs w:val="16"/>
+        </w:rPr>
+      </w:pPr>
+      <w:r>
+        <w:rPr>
+          <w:rFonts w:ascii="Arial Narrow" w:eastAsia="Arial Narrow" w:hAnsi="Arial Narrow" w:cs="Arial Narrow"/>
+          <w:sz w:val="16"/>
+          <w:szCs w:val="16"/>
         </w:rPr>
         <w:t>Infracciones graves, con una multa de hasta ciento cincuenta (150) UIT.</w:t>
       </w:r>
@@ -8826,15 +8965,15 @@
         <w:jc w:val="both"/>
         <w:rPr>
           <w:rFonts w:ascii="Arial Narrow" w:eastAsia="Arial Narrow" w:hAnsi="Arial Narrow" w:cs="Arial Narrow"/>
-          <w:sz w:val="15"/>
-          <w:szCs w:val="15"/>
-        </w:rPr>
-      </w:pPr>
-      <w:r>
-        <w:rPr>
-          <w:rFonts w:ascii="Arial Narrow" w:eastAsia="Arial Narrow" w:hAnsi="Arial Narrow" w:cs="Arial Narrow"/>
-          <w:sz w:val="15"/>
-          <w:szCs w:val="15"/>
+          <w:sz w:val="16"/>
+          <w:szCs w:val="16"/>
+        </w:rPr>
+      </w:pPr>
+      <w:r>
+        <w:rPr>
+          <w:rFonts w:ascii="Arial Narrow" w:eastAsia="Arial Narrow" w:hAnsi="Arial Narrow" w:cs="Arial Narrow"/>
+          <w:sz w:val="16"/>
+          <w:szCs w:val="16"/>
         </w:rPr>
         <w:t>Infracciones muy graves, con una multa de hasta cuatrocientos cincuenta (450) UIT.</w:t>
       </w:r>
@@ -8845,8 +8984,8 @@
         <w:jc w:val="both"/>
         <w:rPr>
           <w:rFonts w:ascii="Arial Narrow" w:eastAsia="Arial Narrow" w:hAnsi="Arial Narrow" w:cs="Arial Narrow"/>
-          <w:sz w:val="15"/>
-          <w:szCs w:val="15"/>
+          <w:sz w:val="16"/>
+          <w:szCs w:val="16"/>
         </w:rPr>
       </w:pPr>
     </w:p>
@@ -8856,15 +8995,15 @@
         <w:jc w:val="both"/>
         <w:rPr>
           <w:rFonts w:ascii="Arial Narrow" w:eastAsia="Arial Narrow" w:hAnsi="Arial Narrow" w:cs="Arial Narrow"/>
-          <w:sz w:val="15"/>
-          <w:szCs w:val="15"/>
-        </w:rPr>
-      </w:pPr>
-      <w:r>
-        <w:rPr>
-          <w:rFonts w:ascii="Arial Narrow" w:eastAsia="Arial Narrow" w:hAnsi="Arial Narrow" w:cs="Arial Narrow"/>
-          <w:sz w:val="15"/>
-          <w:szCs w:val="15"/>
+          <w:sz w:val="16"/>
+          <w:szCs w:val="16"/>
+        </w:rPr>
+      </w:pPr>
+      <w:r>
+        <w:rPr>
+          <w:rFonts w:ascii="Arial Narrow" w:eastAsia="Arial Narrow" w:hAnsi="Arial Narrow" w:cs="Arial Narrow"/>
+          <w:sz w:val="16"/>
+          <w:szCs w:val="16"/>
         </w:rPr>
         <w:tab/>
         <w:t>En el caso de las microempresas, la multa no puede superar el diez por ciento (10%) de las ventas o ingresos brutos percibidos por el infractor, relativos a todas sus actividades económicas, correspondientes al ejercicio inmediato anterior al de la expedición de la resolución de primera instancia, siempre que se haya acreditado dichos ingresos, no se encuentre en una situación de reincidencia y el caso no verse sobre la vida, salud o integridad de los consumidores. Para el caso de las pequeñas empresas, la multa no puede superar el veinte por ciento (20%) de las ventas o ingresos brutos percibidos por el infractor, conforme a los requisitos señalados anteriormente.</w:t>
@@ -8876,8 +9015,8 @@
         <w:jc w:val="both"/>
         <w:rPr>
           <w:rFonts w:ascii="Arial Narrow" w:eastAsia="Arial Narrow" w:hAnsi="Arial Narrow" w:cs="Arial Narrow"/>
-          <w:sz w:val="15"/>
-          <w:szCs w:val="15"/>
+          <w:sz w:val="16"/>
+          <w:szCs w:val="16"/>
         </w:rPr>
       </w:pPr>
     </w:p>
@@ -8887,15 +9026,15 @@
         <w:jc w:val="both"/>
         <w:rPr>
           <w:rFonts w:ascii="Arial Narrow" w:eastAsia="Arial Narrow" w:hAnsi="Arial Narrow" w:cs="Arial Narrow"/>
-          <w:sz w:val="15"/>
-          <w:szCs w:val="15"/>
-        </w:rPr>
-      </w:pPr>
-      <w:r>
-        <w:rPr>
-          <w:rFonts w:ascii="Arial Narrow" w:eastAsia="Arial Narrow" w:hAnsi="Arial Narrow" w:cs="Arial Narrow"/>
-          <w:sz w:val="15"/>
-          <w:szCs w:val="15"/>
+          <w:sz w:val="16"/>
+          <w:szCs w:val="16"/>
+        </w:rPr>
+      </w:pPr>
+      <w:r>
+        <w:rPr>
+          <w:rFonts w:ascii="Arial Narrow" w:eastAsia="Arial Narrow" w:hAnsi="Arial Narrow" w:cs="Arial Narrow"/>
+          <w:sz w:val="16"/>
+          <w:szCs w:val="16"/>
         </w:rPr>
         <w:t xml:space="preserve"> </w:t>
       </w:r>
@@ -8904,8 +9043,8 @@
       <w:r>
         <w:rPr>
           <w:rFonts w:ascii="Arial Narrow" w:eastAsia="Arial Narrow" w:hAnsi="Arial Narrow" w:cs="Arial Narrow"/>
-          <w:sz w:val="15"/>
-          <w:szCs w:val="15"/>
+          <w:sz w:val="16"/>
+          <w:szCs w:val="16"/>
         </w:rPr>
         <w:t>En caso que</w:t>
       </w:r>
@@ -8914,8 +9053,8 @@
       <w:r>
         <w:rPr>
           <w:rFonts w:ascii="Arial Narrow" w:eastAsia="Arial Narrow" w:hAnsi="Arial Narrow" w:cs="Arial Narrow"/>
-          <w:sz w:val="15"/>
-          <w:szCs w:val="15"/>
+          <w:sz w:val="16"/>
+          <w:szCs w:val="16"/>
         </w:rPr>
         <w:t xml:space="preserve"> el proveedor incumpla un acuerdo conciliatorio o cualquier otro acuerdo que de forma indubitable deje constancia de la manifestación de voluntad expresa de las partes de dar por culminada la controversia, o un laudo arbitral, el órgano resolutivo puede sancionar con una multa entre una (1) Unidad Impositiva Tributaria y doscientos (200) Unidades Impositivas Tributarias. Para la graduación se observan los criterios establecidos en el presente Código y supletoriamente, los criterios que establece la Ley 27444, Ley del Procedimiento Administrativo General o la norma que la sustituya o complemente.</w:t>
       </w:r>
@@ -8933,28 +9072,29 @@
         <w:jc w:val="both"/>
         <w:rPr>
           <w:rFonts w:ascii="Arial Narrow" w:eastAsia="Arial Narrow" w:hAnsi="Arial Narrow" w:cs="Arial Narrow"/>
-          <w:sz w:val="15"/>
-          <w:szCs w:val="15"/>
-        </w:rPr>
-      </w:pPr>
-      <w:r>
-        <w:rPr>
-          <w:rFonts w:ascii="Arial Narrow" w:eastAsia="Arial Narrow" w:hAnsi="Arial Narrow" w:cs="Arial Narrow"/>
-          <w:sz w:val="15"/>
-          <w:szCs w:val="15"/>
+          <w:sz w:val="16"/>
+          <w:szCs w:val="16"/>
+        </w:rPr>
+      </w:pPr>
+      <w:r>
+        <w:rPr>
+          <w:rFonts w:ascii="Arial Narrow" w:eastAsia="Arial Narrow" w:hAnsi="Arial Narrow" w:cs="Arial Narrow"/>
+          <w:sz w:val="16"/>
+          <w:szCs w:val="16"/>
         </w:rPr>
         <w:t>(…)</w:t>
       </w:r>
     </w:p>
     <w:p>
       <w:pPr>
-        <w:pStyle w:val="Textonotapie"/>
         <w:ind w:left="567" w:hanging="567"/>
         <w:jc w:val="both"/>
         <w:rPr>
-          <w:rFonts w:ascii="Arial Narrow" w:hAnsi="Arial Narrow"/>
-          <w:sz w:val="15"/>
-          <w:szCs w:val="15"/>
+          <w:rFonts w:ascii="Arial Narrow" w:eastAsia="Arial Narrow" w:hAnsi="Arial Narrow" w:cs="Arial Narrow"/>
+          <w:b/>
+          <w:bCs/>
+          <w:sz w:val="16"/>
+          <w:szCs w:val="16"/>
         </w:rPr>
       </w:pPr>
     </w:p>
@@ -9992,44 +10132,44 @@
         <w:ind w:left="567" w:hanging="567"/>
         <w:jc w:val="both"/>
         <w:rPr>
-          <w:rFonts w:ascii="Arial Narrow" w:eastAsia="Arial Narrow" w:hAnsi="Arial Narrow" w:cs="Arial"/>
-          <w:b/>
-          <w:sz w:val="15"/>
-          <w:szCs w:val="15"/>
+          <w:rFonts w:ascii="Arial Narrow" w:eastAsia="Arial Narrow" w:hAnsi="Arial Narrow" w:cs="Arial Narrow"/>
+          <w:b/>
+          <w:sz w:val="16"/>
+          <w:szCs w:val="16"/>
         </w:rPr>
       </w:pPr>
       <w:r>
         <w:rPr>
           <w:rStyle w:val="Refdenotaalpie"/>
-          <w:rFonts w:ascii="Arial Narrow" w:hAnsi="Arial Narrow" w:cs="Arial"/>
-          <w:sz w:val="16"/>
-          <w:szCs w:val="15"/>
+          <w:rFonts w:ascii="Arial Narrow" w:eastAsia="Arial Narrow" w:hAnsi="Arial Narrow" w:cs="Arial Narrow"/>
+          <w:sz w:val="16"/>
+          <w:szCs w:val="16"/>
           <w:vertAlign w:val="superscript"/>
         </w:rPr>
         <w:footnoteRef/>
       </w:r>
       <w:r>
         <w:rPr>
-          <w:rFonts w:ascii="Arial Narrow" w:hAnsi="Arial Narrow" w:cs="Arial"/>
-          <w:sz w:val="15"/>
-          <w:szCs w:val="15"/>
+          <w:rFonts w:ascii="Arial Narrow" w:eastAsia="Arial Narrow" w:hAnsi="Arial Narrow" w:cs="Arial Narrow"/>
+          <w:sz w:val="16"/>
+          <w:szCs w:val="16"/>
         </w:rPr>
         <w:t xml:space="preserve"> </w:t>
       </w:r>
       <w:r>
         <w:rPr>
-          <w:rFonts w:ascii="Arial Narrow" w:hAnsi="Arial Narrow" w:cs="Arial"/>
-          <w:sz w:val="15"/>
-          <w:szCs w:val="15"/>
+          <w:rFonts w:ascii="Arial Narrow" w:eastAsia="Arial Narrow" w:hAnsi="Arial Narrow" w:cs="Arial Narrow"/>
+          <w:sz w:val="16"/>
+          <w:szCs w:val="16"/>
         </w:rPr>
         <w:tab/>
       </w:r>
       <w:r>
         <w:rPr>
-          <w:rFonts w:ascii="Arial Narrow" w:eastAsia="Arial Narrow" w:hAnsi="Arial Narrow" w:cs="Arial"/>
-          <w:b/>
-          <w:sz w:val="15"/>
-          <w:szCs w:val="15"/>
+          <w:rFonts w:ascii="Arial Narrow" w:eastAsia="Arial Narrow" w:hAnsi="Arial Narrow" w:cs="Arial Narrow"/>
+          <w:b/>
+          <w:sz w:val="16"/>
+          <w:szCs w:val="16"/>
         </w:rPr>
         <w:t>LEY 29571, CÓDIGO DE PROTECCIÓN Y DEFENSA DEL CONSUMIDOR</w:t>
       </w:r>
@@ -10040,18 +10180,18 @@
         <w:ind w:left="567" w:hanging="567"/>
         <w:jc w:val="both"/>
         <w:rPr>
-          <w:rFonts w:ascii="Arial Narrow" w:eastAsia="Arial Narrow" w:hAnsi="Arial Narrow" w:cs="Arial"/>
-          <w:b/>
-          <w:sz w:val="15"/>
-          <w:szCs w:val="15"/>
-        </w:rPr>
-      </w:pPr>
-      <w:r>
-        <w:rPr>
-          <w:rFonts w:ascii="Arial Narrow" w:eastAsia="Arial Narrow" w:hAnsi="Arial Narrow" w:cs="Arial"/>
-          <w:b/>
-          <w:sz w:val="15"/>
-          <w:szCs w:val="15"/>
+          <w:rFonts w:ascii="Arial Narrow" w:eastAsia="Arial Narrow" w:hAnsi="Arial Narrow" w:cs="Arial Narrow"/>
+          <w:b/>
+          <w:sz w:val="16"/>
+          <w:szCs w:val="16"/>
+        </w:rPr>
+      </w:pPr>
+      <w:r>
+        <w:rPr>
+          <w:rFonts w:ascii="Arial Narrow" w:eastAsia="Arial Narrow" w:hAnsi="Arial Narrow" w:cs="Arial Narrow"/>
+          <w:b/>
+          <w:sz w:val="16"/>
+          <w:szCs w:val="16"/>
         </w:rPr>
         <w:tab/>
         <w:t>Artículo 112.- Criterios de graduación de las sanciones administrativas</w:t>
@@ -10063,16 +10203,16 @@
         <w:ind w:left="567" w:hanging="567"/>
         <w:jc w:val="both"/>
         <w:rPr>
-          <w:rFonts w:ascii="Arial Narrow" w:eastAsia="Arial Narrow" w:hAnsi="Arial Narrow" w:cs="Arial"/>
-          <w:sz w:val="15"/>
-          <w:szCs w:val="15"/>
-        </w:rPr>
-      </w:pPr>
-      <w:r>
-        <w:rPr>
-          <w:rFonts w:ascii="Arial Narrow" w:eastAsia="Arial Narrow" w:hAnsi="Arial Narrow" w:cs="Arial"/>
-          <w:sz w:val="15"/>
-          <w:szCs w:val="15"/>
+          <w:rFonts w:ascii="Arial Narrow" w:eastAsia="Arial Narrow" w:hAnsi="Arial Narrow" w:cs="Arial Narrow"/>
+          <w:sz w:val="16"/>
+          <w:szCs w:val="16"/>
+        </w:rPr>
+      </w:pPr>
+      <w:r>
+        <w:rPr>
+          <w:rFonts w:ascii="Arial Narrow" w:eastAsia="Arial Narrow" w:hAnsi="Arial Narrow" w:cs="Arial Narrow"/>
+          <w:sz w:val="16"/>
+          <w:szCs w:val="16"/>
         </w:rPr>
         <w:tab/>
         <w:t>[…]</w:t>
@@ -10084,16 +10224,16 @@
         <w:ind w:left="567" w:hanging="567"/>
         <w:jc w:val="both"/>
         <w:rPr>
-          <w:rFonts w:ascii="Arial Narrow" w:eastAsia="Arial Narrow" w:hAnsi="Arial Narrow" w:cs="Arial"/>
-          <w:sz w:val="15"/>
-          <w:szCs w:val="15"/>
-        </w:rPr>
-      </w:pPr>
-      <w:r>
-        <w:rPr>
-          <w:rFonts w:ascii="Arial Narrow" w:eastAsia="Arial Narrow" w:hAnsi="Arial Narrow" w:cs="Arial"/>
-          <w:sz w:val="15"/>
-          <w:szCs w:val="15"/>
+          <w:rFonts w:ascii="Arial Narrow" w:eastAsia="Arial Narrow" w:hAnsi="Arial Narrow" w:cs="Arial Narrow"/>
+          <w:sz w:val="16"/>
+          <w:szCs w:val="16"/>
+        </w:rPr>
+      </w:pPr>
+      <w:r>
+        <w:rPr>
+          <w:rFonts w:ascii="Arial Narrow" w:eastAsia="Arial Narrow" w:hAnsi="Arial Narrow" w:cs="Arial Narrow"/>
+          <w:sz w:val="16"/>
+          <w:szCs w:val="16"/>
         </w:rPr>
         <w:tab/>
         <w:t>Se consideran circunstancias atenuantes especiales, las siguientes:</w:t>
@@ -10105,16 +10245,16 @@
         <w:ind w:left="567" w:hanging="567"/>
         <w:jc w:val="both"/>
         <w:rPr>
-          <w:rFonts w:ascii="Arial Narrow" w:eastAsia="Arial Narrow" w:hAnsi="Arial Narrow" w:cs="Arial"/>
-          <w:sz w:val="15"/>
-          <w:szCs w:val="15"/>
-        </w:rPr>
-      </w:pPr>
-      <w:r>
-        <w:rPr>
-          <w:rFonts w:ascii="Arial Narrow" w:eastAsia="Arial Narrow" w:hAnsi="Arial Narrow" w:cs="Arial"/>
-          <w:sz w:val="15"/>
-          <w:szCs w:val="15"/>
+          <w:rFonts w:ascii="Arial Narrow" w:eastAsia="Arial Narrow" w:hAnsi="Arial Narrow" w:cs="Arial Narrow"/>
+          <w:sz w:val="16"/>
+          <w:szCs w:val="16"/>
+        </w:rPr>
+      </w:pPr>
+      <w:r>
+        <w:rPr>
+          <w:rFonts w:ascii="Arial Narrow" w:eastAsia="Arial Narrow" w:hAnsi="Arial Narrow" w:cs="Arial Narrow"/>
+          <w:sz w:val="16"/>
+          <w:szCs w:val="16"/>
         </w:rPr>
         <w:tab/>
         <w:t>[…]</w:t>
@@ -10126,34 +10266,34 @@
         <w:ind w:left="567"/>
         <w:jc w:val="both"/>
         <w:rPr>
-          <w:rFonts w:ascii="Arial Narrow" w:eastAsia="Arial Narrow" w:hAnsi="Arial Narrow" w:cs="Arial"/>
-          <w:sz w:val="15"/>
-          <w:szCs w:val="15"/>
-        </w:rPr>
-      </w:pPr>
-      <w:r>
-        <w:rPr>
-          <w:rFonts w:ascii="Arial Narrow" w:eastAsia="Arial Narrow" w:hAnsi="Arial Narrow" w:cs="Arial"/>
-          <w:sz w:val="15"/>
-          <w:szCs w:val="15"/>
+          <w:rFonts w:ascii="Arial Narrow" w:eastAsia="Arial Narrow" w:hAnsi="Arial Narrow" w:cs="Arial Narrow"/>
+          <w:sz w:val="16"/>
+          <w:szCs w:val="16"/>
+        </w:rPr>
+      </w:pPr>
+      <w:r>
+        <w:rPr>
+          <w:rFonts w:ascii="Arial Narrow" w:eastAsia="Arial Narrow" w:hAnsi="Arial Narrow" w:cs="Arial Narrow"/>
+          <w:sz w:val="16"/>
+          <w:szCs w:val="16"/>
         </w:rPr>
         <w:t xml:space="preserve">3. En los procedimientos de oficio promovidos por una denuncia de parte, cuando el proveedor se allana a la denuncia presentada o reconoce las pretensiones en ella contenidas, se da por concluido el procedimiento </w:t>
       </w:r>
       <w:proofErr w:type="spellStart"/>
       <w:r>
         <w:rPr>
-          <w:rFonts w:ascii="Arial Narrow" w:eastAsia="Arial Narrow" w:hAnsi="Arial Narrow" w:cs="Arial"/>
-          <w:sz w:val="15"/>
-          <w:szCs w:val="15"/>
+          <w:rFonts w:ascii="Arial Narrow" w:eastAsia="Arial Narrow" w:hAnsi="Arial Narrow" w:cs="Arial Narrow"/>
+          <w:sz w:val="16"/>
+          <w:szCs w:val="16"/>
         </w:rPr>
         <w:t>liminarmente</w:t>
       </w:r>
       <w:proofErr w:type="spellEnd"/>
       <w:r>
         <w:rPr>
-          <w:rFonts w:ascii="Arial Narrow" w:eastAsia="Arial Narrow" w:hAnsi="Arial Narrow" w:cs="Arial"/>
-          <w:sz w:val="15"/>
-          <w:szCs w:val="15"/>
+          <w:rFonts w:ascii="Arial Narrow" w:eastAsia="Arial Narrow" w:hAnsi="Arial Narrow" w:cs="Arial Narrow"/>
+          <w:sz w:val="16"/>
+          <w:szCs w:val="16"/>
         </w:rPr>
         <w:t>, pudiendo imponerse una amonestación si el allanamiento o reconocimiento se realiza con la presentación de los descargos; caso contrario la sanción a imponer será pecuniaria. En aquellos casos en que el allanamiento o reconocimiento verse sobre controversias referidas a actos de discriminación, actos contrarios a la vida y a la salud y sustancias peligrosas, se considera como un atenuante pero la sanción a imponer será pecuniaria. En todos los supuestos de allanamiento y reconocimiento formulados con la presentación de los descargos, se exonera al denunciado del pago de los costos del procedimiento, pero no de las costas.</w:t>
       </w:r>
@@ -10164,9 +10304,10 @@
         <w:ind w:left="567" w:hanging="567"/>
         <w:jc w:val="both"/>
         <w:rPr>
-          <w:rFonts w:ascii="Arial Narrow" w:hAnsi="Arial Narrow" w:cs="Arial"/>
-          <w:sz w:val="15"/>
-          <w:szCs w:val="15"/>
+          <w:rFonts w:ascii="Arial Narrow" w:eastAsia="Arial Narrow" w:hAnsi="Arial Narrow" w:cs="Arial Narrow"/>
+          <w:b/>
+          <w:sz w:val="16"/>
+          <w:szCs w:val="16"/>
         </w:rPr>
       </w:pPr>
     </w:p>
@@ -10180,42 +10321,42 @@
         <w:ind w:left="567" w:hanging="567"/>
         <w:jc w:val="both"/>
         <w:rPr>
-          <w:rFonts w:ascii="Arial Narrow" w:hAnsi="Arial Narrow" w:cs="Arial"/>
+          <w:rFonts w:ascii="Arial Narrow" w:eastAsia="Arial Narrow" w:hAnsi="Arial Narrow" w:cs="Arial Narrow"/>
           <w:b/>
           <w:bCs/>
-          <w:sz w:val="15"/>
-          <w:szCs w:val="15"/>
+          <w:sz w:val="16"/>
+          <w:szCs w:val="16"/>
         </w:rPr>
       </w:pPr>
       <w:r>
         <w:rPr>
           <w:rStyle w:val="Refdenotaalpie"/>
-          <w:rFonts w:ascii="Arial Narrow" w:hAnsi="Arial Narrow" w:cs="Arial"/>
+          <w:rFonts w:ascii="Arial Narrow" w:eastAsia="Arial Narrow" w:hAnsi="Arial Narrow" w:cs="Arial Narrow"/>
           <w:b/>
           <w:bCs/>
           <w:sz w:val="16"/>
-          <w:szCs w:val="15"/>
+          <w:szCs w:val="16"/>
           <w:vertAlign w:val="superscript"/>
         </w:rPr>
         <w:footnoteRef/>
       </w:r>
       <w:r>
         <w:rPr>
-          <w:rFonts w:ascii="Arial Narrow" w:hAnsi="Arial Narrow" w:cs="Arial"/>
+          <w:rFonts w:ascii="Arial Narrow" w:eastAsia="Arial Narrow" w:hAnsi="Arial Narrow" w:cs="Arial Narrow"/>
           <w:b/>
           <w:bCs/>
-          <w:sz w:val="15"/>
-          <w:szCs w:val="15"/>
+          <w:sz w:val="16"/>
+          <w:szCs w:val="16"/>
         </w:rPr>
         <w:t xml:space="preserve"> </w:t>
       </w:r>
       <w:r>
         <w:rPr>
-          <w:rFonts w:ascii="Arial Narrow" w:hAnsi="Arial Narrow" w:cs="Arial"/>
+          <w:rFonts w:ascii="Arial Narrow" w:eastAsia="Arial Narrow" w:hAnsi="Arial Narrow" w:cs="Arial Narrow"/>
           <w:b/>
           <w:bCs/>
-          <w:sz w:val="15"/>
-          <w:szCs w:val="15"/>
+          <w:sz w:val="16"/>
+          <w:szCs w:val="16"/>
         </w:rPr>
         <w:tab/>
         <w:t xml:space="preserve">DECRETO LEGISLATIVO </w:t>
@@ -10223,22 +10364,22 @@
       <w:proofErr w:type="spellStart"/>
       <w:r>
         <w:rPr>
-          <w:rFonts w:ascii="Arial Narrow" w:hAnsi="Arial Narrow" w:cs="Arial"/>
+          <w:rFonts w:ascii="Arial Narrow" w:eastAsia="Arial Narrow" w:hAnsi="Arial Narrow" w:cs="Arial Narrow"/>
           <w:b/>
           <w:bCs/>
-          <w:sz w:val="15"/>
-          <w:szCs w:val="15"/>
+          <w:sz w:val="16"/>
+          <w:szCs w:val="16"/>
         </w:rPr>
         <w:t/>
       </w:r>
       <w:proofErr w:type="spellEnd"/>
       <w:r>
         <w:rPr>
-          <w:rFonts w:ascii="Arial Narrow" w:hAnsi="Arial Narrow" w:cs="Arial"/>
+          <w:rFonts w:ascii="Arial Narrow" w:eastAsia="Arial Narrow" w:hAnsi="Arial Narrow" w:cs="Arial Narrow"/>
           <w:b/>
           <w:bCs/>
-          <w:sz w:val="15"/>
-          <w:szCs w:val="15"/>
+          <w:sz w:val="16"/>
+          <w:szCs w:val="16"/>
         </w:rPr>
         <w:t xml:space="preserve"> 807, LEY SOBRE FACULTADES, NORMAS Y ORGANIZACIÓN DEL INDECOPI FACULTADES DE LAS COMISIONES Y OFICINAS DEL INDECOPI.</w:t>
       </w:r>
@@ -10250,81 +10391,84 @@
         <w:ind w:left="567"/>
         <w:jc w:val="both"/>
         <w:rPr>
-          <w:rFonts w:ascii="Arial Narrow" w:hAnsi="Arial Narrow"/>
+          <w:rFonts w:ascii="Arial Narrow" w:eastAsia="Arial Narrow" w:hAnsi="Arial Narrow" w:cs="Arial Narrow"/>
           <w:bCs/>
-          <w:sz w:val="15"/>
-          <w:szCs w:val="15"/>
-        </w:rPr>
-      </w:pPr>
-      <w:r>
-        <w:rPr>
-          <w:rFonts w:ascii="Arial Narrow" w:hAnsi="Arial Narrow"/>
-          <w:b/>
-          <w:sz w:val="15"/>
-          <w:szCs w:val="15"/>
+          <w:sz w:val="16"/>
+          <w:szCs w:val="16"/>
+        </w:rPr>
+      </w:pPr>
+      <w:r>
+        <w:rPr>
+          <w:rFonts w:ascii="Arial Narrow" w:eastAsia="Arial Narrow" w:hAnsi="Arial Narrow" w:cs="Arial Narrow"/>
+          <w:b/>
+          <w:sz w:val="16"/>
+          <w:szCs w:val="16"/>
         </w:rPr>
         <w:t xml:space="preserve">Artículo 29.- </w:t>
       </w:r>
       <w:r>
         <w:rPr>
-          <w:rFonts w:ascii="Arial Narrow" w:hAnsi="Arial Narrow"/>
+          <w:rFonts w:ascii="Arial Narrow" w:eastAsia="Arial Narrow" w:hAnsi="Arial Narrow" w:cs="Arial Narrow"/>
           <w:bCs/>
-          <w:sz w:val="15"/>
-          <w:szCs w:val="15"/>
+          <w:sz w:val="16"/>
+          <w:szCs w:val="16"/>
         </w:rPr>
         <w:t xml:space="preserve">En cualquier estado del procedimiento, e incluso antes de admitirse a trámite la denuncia, el </w:t>
       </w:r>
       <w:proofErr w:type="gramStart"/>
       <w:r>
         <w:rPr>
-          <w:rFonts w:ascii="Arial Narrow" w:hAnsi="Arial Narrow"/>
+          <w:rFonts w:ascii="Arial Narrow" w:eastAsia="Arial Narrow" w:hAnsi="Arial Narrow" w:cs="Arial Narrow"/>
           <w:bCs/>
-          <w:sz w:val="15"/>
-          <w:szCs w:val="15"/>
+          <w:sz w:val="16"/>
+          <w:szCs w:val="16"/>
         </w:rPr>
         <w:t>Secretario Técnico</w:t>
       </w:r>
       <w:proofErr w:type="gramEnd"/>
       <w:r>
         <w:rPr>
-          <w:rFonts w:ascii="Arial Narrow" w:hAnsi="Arial Narrow"/>
+          <w:rFonts w:ascii="Arial Narrow" w:eastAsia="Arial Narrow" w:hAnsi="Arial Narrow" w:cs="Arial Narrow"/>
           <w:bCs/>
-          <w:sz w:val="15"/>
-          <w:szCs w:val="15"/>
+          <w:sz w:val="16"/>
+          <w:szCs w:val="16"/>
         </w:rPr>
         <w:t xml:space="preserve"> podrá citar a las partes a audiencia de conciliación. La audiencia se desarrollará ante el </w:t>
       </w:r>
       <w:proofErr w:type="gramStart"/>
       <w:r>
         <w:rPr>
-          <w:rFonts w:ascii="Arial Narrow" w:hAnsi="Arial Narrow"/>
+          <w:rFonts w:ascii="Arial Narrow" w:eastAsia="Arial Narrow" w:hAnsi="Arial Narrow" w:cs="Arial Narrow"/>
           <w:bCs/>
-          <w:sz w:val="15"/>
-          <w:szCs w:val="15"/>
+          <w:sz w:val="16"/>
+          <w:szCs w:val="16"/>
         </w:rPr>
         <w:t>Secretario Técnico</w:t>
       </w:r>
       <w:proofErr w:type="gramEnd"/>
       <w:r>
         <w:rPr>
-          <w:rFonts w:ascii="Arial Narrow" w:hAnsi="Arial Narrow"/>
+          <w:rFonts w:ascii="Arial Narrow" w:eastAsia="Arial Narrow" w:hAnsi="Arial Narrow" w:cs="Arial Narrow"/>
           <w:bCs/>
-          <w:sz w:val="15"/>
-          <w:szCs w:val="15"/>
+          <w:sz w:val="16"/>
+          <w:szCs w:val="16"/>
         </w:rPr>
         <w:t xml:space="preserve"> o ante la persona que este designe. Si ambas partes arribaran a un acuerdo respecto de la denuncia, se levantará un acta donde conste el acuerdo respectivo, el mismo que tendrá efectos de transacción extrajudicial. En cualquier caso, la Comisión podrá continuar de oficio el procedimiento, si del análisis de los hechos denunciados considera que podría estarse afectando intereses de terceros.</w:t>
       </w:r>
     </w:p>
     <w:p>
       <w:pPr>
-        <w:pStyle w:val="NormalWeb"/>
-        <w:spacing w:after="0" w:line="240" w:lineRule="auto"/>
-        <w:ind w:left="567"/>
-        <w:jc w:val="both"/>
-        <w:rPr>
-          <w:rFonts w:ascii="Arial Narrow" w:hAnsi="Arial Narrow"/>
-          <w:sz w:val="15"/>
-          <w:szCs w:val="15"/>
+        <w:autoSpaceDE w:val="0"/>
+        <w:autoSpaceDN w:val="0"/>
+        <w:adjustRightInd w:val="0"/>
+        <w:ind w:left="567" w:hanging="567"/>
+        <w:jc w:val="both"/>
+        <w:rPr>
+          <w:rFonts w:ascii="Arial Narrow" w:eastAsia="Arial Narrow" w:hAnsi="Arial Narrow" w:cs="Arial Narrow"/>
+          <w:b/>
+          <w:bCs/>
+          <w:sz w:val="16"/>
+          <w:szCs w:val="16"/>
         </w:rPr>
       </w:pPr>
     </w:p>
@@ -10336,43 +10480,43 @@
         <w:ind w:left="567" w:hanging="567"/>
         <w:jc w:val="both"/>
         <w:rPr>
-          <w:rFonts w:ascii="Arial Narrow" w:hAnsi="Arial Narrow" w:cs="Arial"/>
-          <w:sz w:val="15"/>
-          <w:szCs w:val="15"/>
+          <w:rFonts w:ascii="Arial Narrow" w:eastAsia="Arial Narrow" w:hAnsi="Arial Narrow" w:cs="Arial Narrow"/>
+          <w:sz w:val="16"/>
+          <w:szCs w:val="16"/>
         </w:rPr>
       </w:pPr>
       <w:r>
         <w:rPr>
           <w:rStyle w:val="Refdenotaalpie"/>
-          <w:rFonts w:ascii="Arial Narrow" w:hAnsi="Arial Narrow" w:cs="Arial"/>
-          <w:sz w:val="16"/>
-          <w:szCs w:val="15"/>
+          <w:rFonts w:ascii="Arial Narrow" w:eastAsia="Arial Narrow" w:hAnsi="Arial Narrow" w:cs="Arial Narrow"/>
+          <w:sz w:val="16"/>
+          <w:szCs w:val="16"/>
           <w:vertAlign w:val="superscript"/>
         </w:rPr>
         <w:footnoteRef/>
       </w:r>
       <w:r>
         <w:rPr>
-          <w:rFonts w:ascii="Arial Narrow" w:hAnsi="Arial Narrow" w:cs="Arial"/>
-          <w:sz w:val="15"/>
-          <w:szCs w:val="15"/>
+          <w:rFonts w:ascii="Arial Narrow" w:eastAsia="Arial Narrow" w:hAnsi="Arial Narrow" w:cs="Arial Narrow"/>
+          <w:sz w:val="16"/>
+          <w:szCs w:val="16"/>
         </w:rPr>
         <w:t xml:space="preserve"> </w:t>
       </w:r>
       <w:r>
         <w:rPr>
-          <w:rFonts w:ascii="Arial Narrow" w:hAnsi="Arial Narrow" w:cs="Arial"/>
-          <w:sz w:val="15"/>
-          <w:szCs w:val="15"/>
+          <w:rFonts w:ascii="Arial Narrow" w:eastAsia="Arial Narrow" w:hAnsi="Arial Narrow" w:cs="Arial Narrow"/>
+          <w:sz w:val="16"/>
+          <w:szCs w:val="16"/>
         </w:rPr>
         <w:tab/>
       </w:r>
       <w:r>
         <w:rPr>
-          <w:rFonts w:ascii="Arial Narrow" w:eastAsia="Arial" w:hAnsi="Arial Narrow" w:cs="Arial"/>
-          <w:b/>
-          <w:sz w:val="15"/>
-          <w:szCs w:val="15"/>
+          <w:rFonts w:ascii="Arial Narrow" w:eastAsia="Arial Narrow" w:hAnsi="Arial Narrow" w:cs="Arial Narrow"/>
+          <w:b/>
+          <w:sz w:val="16"/>
+          <w:szCs w:val="16"/>
         </w:rPr>
         <w:t>TEXTO ÚNICO ORDENADO DE LA LEY DEL PROCEDIMIENTO ADMINISTRATIVO GENERAL, aprobado mediante Decreto Supremo 006-2026-JUS y publicado el 30 de abril de 2026</w:t>
       </w:r>
@@ -10383,20 +10527,20 @@
         <w:ind w:left="1134" w:hanging="567"/>
         <w:jc w:val="both"/>
         <w:rPr>
-          <w:rFonts w:ascii="Arial Narrow" w:hAnsi="Arial Narrow" w:cs="Arial"/>
+          <w:rFonts w:ascii="Arial Narrow" w:eastAsia="Arial Narrow" w:hAnsi="Arial Narrow" w:cs="Arial Narrow"/>
           <w:b/>
           <w:bCs/>
-          <w:sz w:val="15"/>
-          <w:szCs w:val="15"/>
-        </w:rPr>
-      </w:pPr>
-      <w:r>
-        <w:rPr>
-          <w:rFonts w:ascii="Arial Narrow" w:hAnsi="Arial Narrow" w:cs="Arial"/>
+          <w:sz w:val="16"/>
+          <w:szCs w:val="16"/>
+        </w:rPr>
+      </w:pPr>
+      <w:r>
+        <w:rPr>
+          <w:rFonts w:ascii="Arial Narrow" w:eastAsia="Arial Narrow" w:hAnsi="Arial Narrow" w:cs="Arial Narrow"/>
           <w:b/>
           <w:bCs/>
-          <w:sz w:val="15"/>
-          <w:szCs w:val="15"/>
+          <w:sz w:val="16"/>
+          <w:szCs w:val="16"/>
         </w:rPr>
         <w:t>Artículo 20.- Modalidades de notificación</w:t>
       </w:r>
@@ -10407,24 +10551,24 @@
         <w:ind w:left="1134" w:hanging="567"/>
         <w:jc w:val="both"/>
         <w:rPr>
-          <w:rFonts w:ascii="Arial Narrow" w:hAnsi="Arial Narrow" w:cs="Arial"/>
-          <w:sz w:val="15"/>
-          <w:szCs w:val="15"/>
-        </w:rPr>
-      </w:pPr>
-      <w:r>
-        <w:rPr>
-          <w:rFonts w:ascii="Arial Narrow" w:hAnsi="Arial Narrow" w:cs="Arial"/>
-          <w:sz w:val="15"/>
-          <w:szCs w:val="15"/>
+          <w:rFonts w:ascii="Arial Narrow" w:eastAsia="Arial Narrow" w:hAnsi="Arial Narrow" w:cs="Arial Narrow"/>
+          <w:sz w:val="16"/>
+          <w:szCs w:val="16"/>
+        </w:rPr>
+      </w:pPr>
+      <w:r>
+        <w:rPr>
+          <w:rFonts w:ascii="Arial Narrow" w:eastAsia="Arial Narrow" w:hAnsi="Arial Narrow" w:cs="Arial Narrow"/>
+          <w:sz w:val="16"/>
+          <w:szCs w:val="16"/>
         </w:rPr>
         <w:t xml:space="preserve">20.4. </w:t>
       </w:r>
       <w:r>
         <w:rPr>
-          <w:rFonts w:ascii="Arial Narrow" w:hAnsi="Arial Narrow" w:cs="Arial"/>
-          <w:sz w:val="15"/>
-          <w:szCs w:val="15"/>
+          <w:rFonts w:ascii="Arial Narrow" w:eastAsia="Arial Narrow" w:hAnsi="Arial Narrow" w:cs="Arial Narrow"/>
+          <w:sz w:val="16"/>
+          <w:szCs w:val="16"/>
         </w:rPr>
         <w:tab/>
         <w:t>El administrado interesado o afectado por el acto que hubiera consignado en su escrito alguna dirección electrónica que conste en el expediente puede ser notificado a través de ese medio siempre que haya dado su autorización expresa para ello. Para este caso no es de aplicación el orden de prelación dispuesto en el numeral 20.1.</w:t>
@@ -10436,16 +10580,16 @@
         <w:ind w:left="1134"/>
         <w:jc w:val="both"/>
         <w:rPr>
-          <w:rFonts w:ascii="Arial Narrow" w:hAnsi="Arial Narrow" w:cs="Arial"/>
-          <w:sz w:val="15"/>
-          <w:szCs w:val="15"/>
-        </w:rPr>
-      </w:pPr>
-      <w:r>
-        <w:rPr>
-          <w:rFonts w:ascii="Arial Narrow" w:hAnsi="Arial Narrow" w:cs="Arial"/>
-          <w:sz w:val="15"/>
-          <w:szCs w:val="15"/>
+          <w:rFonts w:ascii="Arial Narrow" w:eastAsia="Arial Narrow" w:hAnsi="Arial Narrow" w:cs="Arial Narrow"/>
+          <w:sz w:val="16"/>
+          <w:szCs w:val="16"/>
+        </w:rPr>
+      </w:pPr>
+      <w:r>
+        <w:rPr>
+          <w:rFonts w:ascii="Arial Narrow" w:eastAsia="Arial Narrow" w:hAnsi="Arial Narrow" w:cs="Arial Narrow"/>
+          <w:sz w:val="16"/>
+          <w:szCs w:val="16"/>
         </w:rPr>
         <w:t xml:space="preserve">La notificación dirigida a la dirección de correo electrónico señalada por el administrado se entiende válidamente efectuada cuando la entidad reciba la respuesta de recepción de la dirección electrónica señalada por el administrado o esta sea generada en forma automática por una plataforma tecnológica o sistema informático que garantice que la notificación ha sido efectuada. La notificación surte efectos el día que conste haber sido recibida, conforme lo previsto en el numeral 2 del artículo 25. </w:t>
       </w:r>
@@ -10456,16 +10600,16 @@
         <w:ind w:left="1134"/>
         <w:jc w:val="both"/>
         <w:rPr>
-          <w:rFonts w:ascii="Arial Narrow" w:hAnsi="Arial Narrow" w:cs="Arial"/>
-          <w:sz w:val="15"/>
-          <w:szCs w:val="15"/>
-        </w:rPr>
-      </w:pPr>
-      <w:r>
-        <w:rPr>
-          <w:rFonts w:ascii="Arial Narrow" w:hAnsi="Arial Narrow" w:cs="Arial"/>
-          <w:sz w:val="15"/>
-          <w:szCs w:val="15"/>
+          <w:rFonts w:ascii="Arial Narrow" w:eastAsia="Arial Narrow" w:hAnsi="Arial Narrow" w:cs="Arial Narrow"/>
+          <w:sz w:val="16"/>
+          <w:szCs w:val="16"/>
+        </w:rPr>
+      </w:pPr>
+      <w:r>
+        <w:rPr>
+          <w:rFonts w:ascii="Arial Narrow" w:eastAsia="Arial Narrow" w:hAnsi="Arial Narrow" w:cs="Arial Narrow"/>
+          <w:sz w:val="16"/>
+          <w:szCs w:val="16"/>
         </w:rPr>
         <w:t>En caso de no recibirse respuesta automática de recepción en un plazo máximo de dos (2) días hábiles contados desde el día siguiente de efectuado el acto de notificación vía correo electrónico, se procede a notificar por cédula conforme al inciso 20.1.1, volviéndose a computar el plazo establecido en el numeral 24.1 del artículo 24.</w:t>
       </w:r>
@@ -10473,12 +10617,12 @@
     <w:p>
       <w:pPr>
         <w:pStyle w:val="Textonotapie"/>
-        <w:ind w:left="1134" w:hanging="567"/>
-        <w:jc w:val="both"/>
-        <w:rPr>
-          <w:rFonts w:ascii="Arial Narrow" w:hAnsi="Arial Narrow" w:cs="Arial"/>
-          <w:sz w:val="15"/>
-          <w:szCs w:val="15"/>
+        <w:ind w:left="567" w:hanging="567"/>
+        <w:jc w:val="both"/>
+        <w:rPr>
+          <w:rFonts w:ascii="Arial Narrow" w:eastAsia="Arial Narrow" w:hAnsi="Arial Narrow" w:cs="Arial Narrow"/>
+          <w:sz w:val="16"/>
+          <w:szCs w:val="16"/>
         </w:rPr>
       </w:pPr>
     </w:p>
@@ -10490,56 +10634,56 @@
         <w:ind w:left="567" w:hanging="567"/>
         <w:jc w:val="both"/>
         <w:rPr>
-          <w:rFonts w:ascii="Arial Narrow" w:eastAsia="Arial Narrow" w:hAnsi="Arial Narrow" w:cs="Arial"/>
+          <w:rFonts w:ascii="Arial Narrow" w:eastAsia="Arial Narrow" w:hAnsi="Arial Narrow" w:cs="Arial Narrow"/>
           <w:b/>
           <w:bCs/>
-          <w:sz w:val="15"/>
-          <w:szCs w:val="15"/>
+          <w:sz w:val="16"/>
+          <w:szCs w:val="16"/>
         </w:rPr>
       </w:pPr>
       <w:r>
         <w:rPr>
           <w:rStyle w:val="Refdenotaalpie"/>
-          <w:rFonts w:ascii="Arial Narrow" w:eastAsia="Arial Narrow" w:hAnsi="Arial Narrow" w:cs="Arial"/>
-          <w:sz w:val="16"/>
-          <w:szCs w:val="15"/>
+          <w:rFonts w:ascii="Arial Narrow" w:eastAsia="Arial Narrow" w:hAnsi="Arial Narrow" w:cs="Arial Narrow"/>
+          <w:sz w:val="16"/>
+          <w:szCs w:val="16"/>
           <w:vertAlign w:val="superscript"/>
         </w:rPr>
         <w:footnoteRef/>
       </w:r>
       <w:r>
         <w:rPr>
-          <w:rFonts w:ascii="Arial Narrow" w:eastAsia="Arial Narrow" w:hAnsi="Arial Narrow" w:cs="Arial"/>
+          <w:rFonts w:ascii="Arial Narrow" w:eastAsia="Arial Narrow" w:hAnsi="Arial Narrow" w:cs="Arial Narrow"/>
           <w:b/>
           <w:bCs/>
-          <w:sz w:val="15"/>
-          <w:szCs w:val="15"/>
+          <w:sz w:val="16"/>
+          <w:szCs w:val="16"/>
         </w:rPr>
         <w:t xml:space="preserve"> </w:t>
       </w:r>
       <w:r>
         <w:rPr>
-          <w:rFonts w:ascii="Arial Narrow" w:hAnsi="Arial Narrow" w:cs="Arial"/>
-          <w:sz w:val="15"/>
-          <w:szCs w:val="15"/>
+          <w:rFonts w:ascii="Arial Narrow" w:eastAsia="Arial Narrow" w:hAnsi="Arial Narrow" w:cs="Arial Narrow"/>
+          <w:sz w:val="16"/>
+          <w:szCs w:val="16"/>
         </w:rPr>
         <w:t xml:space="preserve"> </w:t>
       </w:r>
       <w:r>
         <w:rPr>
-          <w:rFonts w:ascii="Arial Narrow" w:hAnsi="Arial Narrow" w:cs="Arial"/>
-          <w:sz w:val="15"/>
-          <w:szCs w:val="15"/>
+          <w:rFonts w:ascii="Arial Narrow" w:eastAsia="Arial Narrow" w:hAnsi="Arial Narrow" w:cs="Arial Narrow"/>
+          <w:sz w:val="16"/>
+          <w:szCs w:val="16"/>
         </w:rPr>
         <w:tab/>
       </w:r>
       <w:r>
         <w:rPr>
-          <w:rFonts w:ascii="Arial Narrow" w:eastAsia="Arial Narrow" w:hAnsi="Arial Narrow" w:cs="Arial"/>
+          <w:rFonts w:ascii="Arial Narrow" w:eastAsia="Arial Narrow" w:hAnsi="Arial Narrow" w:cs="Arial Narrow"/>
           <w:b/>
           <w:bCs/>
-          <w:sz w:val="15"/>
-          <w:szCs w:val="15"/>
+          <w:sz w:val="16"/>
+          <w:szCs w:val="16"/>
         </w:rPr>
         <w:t>TEXTO ÚNICO ORDENADO DE LA LEY 27444, LEY DE PROCEDIMIENTO ADMINISTRATIVO GENERAL, aprobado por el Decreto Supremo 006-2026-JUS</w:t>
       </w:r>
@@ -10550,20 +10694,20 @@
         <w:ind w:firstLine="567"/>
         <w:jc w:val="both"/>
         <w:rPr>
-          <w:rFonts w:ascii="Arial Narrow" w:hAnsi="Arial Narrow" w:cs="Arial"/>
+          <w:rFonts w:ascii="Arial Narrow" w:eastAsia="Arial Narrow" w:hAnsi="Arial Narrow" w:cs="Arial Narrow"/>
           <w:b/>
           <w:bCs/>
-          <w:sz w:val="15"/>
-          <w:szCs w:val="15"/>
-        </w:rPr>
-      </w:pPr>
-      <w:r>
-        <w:rPr>
-          <w:rFonts w:ascii="Arial Narrow" w:eastAsia="Arial Narrow" w:hAnsi="Arial Narrow" w:cs="Arial"/>
+          <w:sz w:val="16"/>
+          <w:szCs w:val="16"/>
+        </w:rPr>
+      </w:pPr>
+      <w:r>
+        <w:rPr>
+          <w:rFonts w:ascii="Arial Narrow" w:eastAsia="Arial Narrow" w:hAnsi="Arial Narrow" w:cs="Arial Narrow"/>
           <w:b/>
           <w:bCs/>
-          <w:sz w:val="15"/>
-          <w:szCs w:val="15"/>
+          <w:sz w:val="16"/>
+          <w:szCs w:val="16"/>
         </w:rPr>
         <w:t>233.- Contestación de la reclamación</w:t>
       </w:r>
@@ -10574,16 +10718,16 @@
         <w:ind w:firstLine="567"/>
         <w:jc w:val="both"/>
         <w:rPr>
-          <w:rFonts w:ascii="Arial Narrow" w:eastAsia="Arial Narrow" w:hAnsi="Arial Narrow" w:cs="Arial"/>
-          <w:sz w:val="15"/>
-          <w:szCs w:val="15"/>
-        </w:rPr>
-      </w:pPr>
-      <w:r>
-        <w:rPr>
-          <w:rFonts w:ascii="Arial Narrow" w:eastAsia="Arial Narrow" w:hAnsi="Arial Narrow" w:cs="Arial"/>
-          <w:sz w:val="15"/>
-          <w:szCs w:val="15"/>
+          <w:rFonts w:ascii="Arial Narrow" w:eastAsia="Arial Narrow" w:hAnsi="Arial Narrow" w:cs="Arial Narrow"/>
+          <w:sz w:val="16"/>
+          <w:szCs w:val="16"/>
+        </w:rPr>
+      </w:pPr>
+      <w:r>
+        <w:rPr>
+          <w:rFonts w:ascii="Arial Narrow" w:eastAsia="Arial Narrow" w:hAnsi="Arial Narrow" w:cs="Arial Narrow"/>
+          <w:sz w:val="16"/>
+          <w:szCs w:val="16"/>
         </w:rPr>
         <w:t>233.1 “(…) Las alegaciones y los hechos relevantes de la reclamación, salvo que hayan sido específicamente negadas en la contestación,</w:t>
       </w:r>
@@ -10594,16 +10738,16 @@
         <w:ind w:firstLine="567"/>
         <w:jc w:val="both"/>
         <w:rPr>
-          <w:rFonts w:ascii="Arial Narrow" w:eastAsia="Arial Narrow" w:hAnsi="Arial Narrow" w:cs="Arial"/>
-          <w:sz w:val="15"/>
-          <w:szCs w:val="15"/>
-        </w:rPr>
-      </w:pPr>
-      <w:r>
-        <w:rPr>
-          <w:rFonts w:ascii="Arial Narrow" w:eastAsia="Arial Narrow" w:hAnsi="Arial Narrow" w:cs="Arial"/>
-          <w:sz w:val="15"/>
-          <w:szCs w:val="15"/>
+          <w:rFonts w:ascii="Arial Narrow" w:eastAsia="Arial Narrow" w:hAnsi="Arial Narrow" w:cs="Arial Narrow"/>
+          <w:sz w:val="16"/>
+          <w:szCs w:val="16"/>
+        </w:rPr>
+      </w:pPr>
+      <w:r>
+        <w:rPr>
+          <w:rFonts w:ascii="Arial Narrow" w:eastAsia="Arial Narrow" w:hAnsi="Arial Narrow" w:cs="Arial Narrow"/>
+          <w:sz w:val="16"/>
+          <w:szCs w:val="16"/>
         </w:rPr>
         <w:t>se tendrán por aceptadas o merituadas como ciertas”.</w:t>
       </w:r>
@@ -10611,12 +10755,14 @@
     <w:p>
       <w:pPr>
         <w:pStyle w:val="Textonotapie"/>
-        <w:ind w:firstLine="567"/>
-        <w:jc w:val="both"/>
-        <w:rPr>
-          <w:rFonts w:ascii="Arial Narrow" w:hAnsi="Arial Narrow" w:cs="Arial"/>
-          <w:sz w:val="15"/>
-          <w:szCs w:val="15"/>
+        <w:ind w:left="567" w:hanging="567"/>
+        <w:jc w:val="both"/>
+        <w:rPr>
+          <w:rFonts w:ascii="Arial Narrow" w:eastAsia="Arial Narrow" w:hAnsi="Arial Narrow" w:cs="Arial Narrow"/>
+          <w:b/>
+          <w:bCs/>
+          <w:sz w:val="16"/>
+          <w:szCs w:val="16"/>
         </w:rPr>
       </w:pPr>
     </w:p>

--- a/plantillas_maestras/01_seguro_vehicular/negativa_cobertura/2_o_mas_ddos_varios/varon/TPL_2048_2025_SEGURO_VEHICULAR_NEGATIVA_COBERTURA_ASEGURADORA_VARON_R348.docx
+++ b/plantillas_maestras/01_seguro_vehicular/negativa_cobertura/2_o_mas_ddos_varios/varon/TPL_2048_2025_SEGURO_VEHICULAR_NEGATIVA_COBERTURA_ASEGURADORA_VARON_R348.docx
@@ -1600,23 +1600,6 @@
     </w:p>
     <w:p>
       <w:pPr>
-        <w:pBdr>
-          <w:top w:val="nil"/>
-          <w:left w:val="nil"/>
-          <w:bottom w:val="nil"/>
-          <w:right w:val="nil"/>
-          <w:between w:val="nil"/>
-        </w:pBdr>
-        <w:jc w:val="both"/>
-        <w:rPr>
-          <w:rFonts w:ascii="Arial Narrow" w:eastAsia="Arial Narrow" w:hAnsi="Arial Narrow" w:cs="Arial Narrow"/>
-          <w:sz w:val="22"/>
-          <w:szCs w:val="22"/>
-        </w:rPr>
-      </w:pPr>
-    </w:p>
-    <w:p>
-      <w:pPr>
         <w:pStyle w:val="Prrafodelista"/>
         <w:numPr>
           <w:ilvl w:val="0"/>
@@ -2117,7 +2100,6 @@
           <w:rFonts w:ascii="Arial Narrow" w:eastAsia="Arial Narrow" w:hAnsi="Arial Narrow" w:cs="Arial Narrow"/>
           <w:sz w:val="22"/>
           <w:szCs w:val="22"/>
-          <w:u w:val="single"/>
         </w:rPr>
         <w:t>Aplicación al caso concreto</w:t>
       </w:r>
@@ -2691,16 +2673,6 @@
         </w:rPr>
         <w:t>.</w:t>
       </w:r>
-    </w:p>
-    <w:p>
-      <w:pPr>
-        <w:jc w:val="both"/>
-        <w:rPr>
-          <w:rFonts w:ascii="Arial Narrow" w:eastAsia="Arial Narrow" w:hAnsi="Arial Narrow" w:cs="Arial Narrow"/>
-          <w:sz w:val="22"/>
-          <w:szCs w:val="22"/>
-        </w:rPr>
-      </w:pPr>
     </w:p>
     <w:p>
       <w:pPr>
@@ -2937,23 +2909,6 @@
     </w:p>
     <w:p>
       <w:pPr>
-        <w:pBdr>
-          <w:top w:val="nil"/>
-          <w:left w:val="nil"/>
-          <w:bottom w:val="nil"/>
-          <w:right w:val="nil"/>
-          <w:between w:val="nil"/>
-        </w:pBdr>
-        <w:jc w:val="both"/>
-        <w:rPr>
-          <w:rFonts w:ascii="Arial Narrow" w:eastAsia="Arial Narrow" w:hAnsi="Arial Narrow" w:cs="Arial Narrow"/>
-          <w:sz w:val="22"/>
-          <w:szCs w:val="22"/>
-        </w:rPr>
-      </w:pPr>
-    </w:p>
-    <w:p>
-      <w:pPr>
         <w:pStyle w:val="Prrafodelista"/>
         <w:numPr>
           <w:ilvl w:val="0"/>
@@ -3262,7 +3217,15 @@
           <w:sz w:val="22"/>
           <w:szCs w:val="22"/>
         </w:rPr>
-        <w:t xml:space="preserve">PRIMERO: calificar, de oficio, como confidencial la información presentada por [DENUNCIANTE] con su escrito de denuncia del 26 de agosto de 2025, subsanado por escrito el 7 de octubre de 2025, la cual obra en el documento 2 denominado “ANEXO 2-A.PDF” de la pieza 6 presentada mediante el escrito del 7 de octubre de 2025 del expediente, referida a las declaraciones juradas mensuales (PDT-IGV Renta mensual) del Impuesto General a las Ventas (IGV) e Impuesto a la Renta (IR) en el cual consten los ingresos netos mensuales del ejercicio correspondiente al 2024; precisándose que la confidencialidad declarada deberá mantenerse permanentemente.</w:t>
+        <w:t xml:space="preserve">PRIMERO:</w:t>
+      </w:r>
+      <w:r>
+        <w:rPr>
+          <w:rFonts w:ascii="Arial Narrow" w:eastAsia="Arial Narrow" w:hAnsi="Arial Narrow" w:cs="Arial Narrow"/>
+          <w:sz w:val="22"/>
+          <w:szCs w:val="22"/>
+        </w:rPr>
+        <w:t xml:space="preserve"> calificar, de oficio, como confidencial la información presentada por [DENUNCIANTE] con su escrito de denuncia del 26 de agosto de 2025, subsanado por escrito el 7 de octubre de 2025, la cual obra en el documento 2 denominado “ANEXO 2-A.PDF” de la pieza 6 presentada mediante el escrito del 7 de octubre de 2025 del expediente, referida a las declaraciones juradas mensuales (PDT-IGV Renta mensual) del Impuesto General a las Ventas (IGV) e Impuesto a la Renta (IR) en el cual consten los ingresos netos mensuales del ejercicio correspondiente al 2024; precisándose que la confidencialidad declarada deberá mantenerse permanentemente.</w:t>
       </w:r>
       <w:r>
         <w:rPr>
@@ -3363,14 +3326,367 @@
       <w:r>
         <w:rPr>
           <w:rFonts w:ascii="Arial Narrow" w:eastAsia="Arial Narrow" w:hAnsi="Arial Narrow" w:cs="Arial Narrow"/>
+          <w:sz w:val="22"/>
+          <w:szCs w:val="22"/>
+        </w:rPr>
+        <w:t xml:space="preserve"/>
+      </w:r>
+      <w:proofErr w:type="spellStart"/>
+      <w:r>
+        <w:rPr>
+          <w:rFonts w:ascii="Arial Narrow" w:eastAsia="Arial Narrow" w:hAnsi="Arial Narrow" w:cs="Arial Narrow"/>
+          <w:sz w:val="22"/>
+          <w:szCs w:val="22"/>
+        </w:rPr>
+        <w:t/>
+      </w:r>
+      <w:proofErr w:type="spellEnd"/>
+      <w:r>
+        <w:rPr>
+          <w:rFonts w:ascii="Arial Narrow" w:eastAsia="Arial Narrow" w:hAnsi="Arial Narrow" w:cs="Arial Narrow"/>
+          <w:sz w:val="22"/>
+          <w:szCs w:val="22"/>
+        </w:rPr>
+        <w:t xml:space="preserve"/>
+      </w:r>
+      <w:r>
+        <w:rPr>
+          <w:rFonts w:ascii="Arial Narrow" w:eastAsia="Arial Narrow" w:hAnsi="Arial Narrow" w:cs="Arial Narrow"/>
+          <w:sz w:val="22"/>
+          <w:szCs w:val="22"/>
+        </w:rPr>
+        <w:t/>
+      </w:r>
+      <w:r>
+        <w:rPr>
+          <w:rFonts w:ascii="Arial Narrow" w:eastAsia="Arial Narrow" w:hAnsi="Arial Narrow" w:cs="Arial Narrow"/>
+          <w:sz w:val="22"/>
+          <w:szCs w:val="22"/>
+        </w:rPr>
+        <w:t xml:space="preserve"/>
+      </w:r>
+      <w:r>
+        <w:rPr>
+          <w:rFonts w:ascii="Arial Narrow" w:eastAsia="Arial Narrow" w:hAnsi="Arial Narrow" w:cs="Arial Narrow"/>
+          <w:sz w:val="22"/>
+          <w:szCs w:val="22"/>
+        </w:rPr>
+        <w:t/>
+      </w:r>
+      <w:r>
+        <w:rPr>
+          <w:rFonts w:ascii="Arial Narrow" w:eastAsia="Arial Narrow" w:hAnsi="Arial Narrow" w:cs="Arial Narrow"/>
+          <w:sz w:val="22"/>
+          <w:szCs w:val="22"/>
+        </w:rPr>
+        <w:t/>
+      </w:r>
+    </w:p>
+    <w:p>
+      <w:pPr>
+        <w:jc w:val="both"/>
+        <w:rPr>
+          <w:rFonts w:ascii="Arial Narrow" w:eastAsia="Arial Narrow" w:hAnsi="Arial Narrow" w:cs="Arial Narrow"/>
+          <w:b/>
+          <w:sz w:val="22"/>
+          <w:szCs w:val="22"/>
+        </w:rPr>
+      </w:pPr>
+    </w:p>
+    <w:p>
+      <w:pPr>
+        <w:jc w:val="both"/>
+        <w:rPr>
+          <w:rFonts w:ascii="Arial Narrow" w:eastAsia="Arial Narrow" w:hAnsi="Arial Narrow" w:cs="Arial Narrow"/>
+          <w:sz w:val="22"/>
+          <w:szCs w:val="22"/>
+        </w:rPr>
+      </w:pPr>
+      <w:r>
+        <w:rPr>
+          <w:rFonts w:ascii="Arial Narrow" w:eastAsia="Arial Narrow" w:hAnsi="Arial Narrow" w:cs="Arial Narrow"/>
           <w:b/>
           <w:bCs/>
           <w:sz w:val="22"/>
           <w:szCs w:val="22"/>
         </w:rPr>
+        <w:t xml:space="preserve">SEGUNDO:</w:t>
+      </w:r>
+      <w:r>
+        <w:rPr>
+          <w:rFonts w:ascii="Arial Narrow" w:eastAsia="Arial Narrow" w:hAnsi="Arial Narrow" w:cs="Arial Narrow"/>
+          <w:sz w:val="22"/>
+          <w:szCs w:val="22"/>
+        </w:rPr>
+        <w:t xml:space="preserve"> admitir a trámite la denuncia del 26 de agosto de 2025, subsanado por escrito el 7 de octubre de 2025, interpuesta por [DENUNCIANTE] contra Pacífico Compañía de Seguros y Reaseguros S.A., por la presunta infracción a los artículos 18 y 19 de la Ley 29571, Código de Protección y Defensa del Consumidor, en tanto la compañía aseguradora se habría negado injustificadamente a otorgar a la parte denunciante la cobertura del Seguro Vehicular - Póliza 2010460305, en virtud del accidente vehicular ocurrido el 5 de julio de 2025.</w:t>
+      </w:r>
+      <w:r>
+        <w:rPr>
+          <w:rFonts w:ascii="Arial Narrow" w:eastAsia="Arial Narrow" w:hAnsi="Arial Narrow" w:cs="Arial Narrow"/>
+          <w:sz w:val="22"/>
+          <w:szCs w:val="22"/>
+        </w:rPr>
         <w:t xml:space="preserve"/>
       </w:r>
-      <w:proofErr w:type="spellStart"/>
+      <w:r>
+        <w:rPr>
+          <w:rFonts w:ascii="Arial Narrow" w:eastAsia="Arial Narrow" w:hAnsi="Arial Narrow" w:cs="Arial Narrow"/>
+          <w:sz w:val="22"/>
+          <w:szCs w:val="22"/>
+        </w:rPr>
+        <w:t xml:space="preserve"/>
+      </w:r>
+      <w:r>
+        <w:rPr>
+          <w:rFonts w:ascii="Arial Narrow" w:eastAsia="Arial Narrow" w:hAnsi="Arial Narrow" w:cs="Arial Narrow"/>
+          <w:sz w:val="22"/>
+          <w:szCs w:val="22"/>
+        </w:rPr>
+        <w:t/>
+      </w:r>
+      <w:r>
+        <w:rPr>
+          <w:rFonts w:ascii="Arial Narrow" w:eastAsia="Arial Narrow" w:hAnsi="Arial Narrow" w:cs="Arial Narrow"/>
+          <w:sz w:val="22"/>
+          <w:szCs w:val="22"/>
+        </w:rPr>
+        <w:t/>
+      </w:r>
+      <w:r>
+        <w:rPr>
+          <w:rFonts w:ascii="Arial Narrow" w:eastAsia="Arial Narrow" w:hAnsi="Arial Narrow" w:cs="Arial Narrow"/>
+          <w:sz w:val="22"/>
+          <w:szCs w:val="22"/>
+        </w:rPr>
+        <w:t xml:space="preserve"/>
+      </w:r>
+      <w:r>
+        <w:rPr>
+          <w:rFonts w:ascii="Arial Narrow" w:eastAsia="Arial Narrow" w:hAnsi="Arial Narrow" w:cs="Arial Narrow"/>
+          <w:sz w:val="22"/>
+          <w:szCs w:val="22"/>
+        </w:rPr>
+        <w:t/>
+      </w:r>
+      <w:r>
+        <w:rPr>
+          <w:rFonts w:ascii="Arial Narrow" w:eastAsia="Arial Narrow" w:hAnsi="Arial Narrow" w:cs="Arial Narrow"/>
+          <w:sz w:val="22"/>
+          <w:szCs w:val="22"/>
+        </w:rPr>
+        <w:t xml:space="preserve"/>
+      </w:r>
+      <w:r>
+        <w:rPr>
+          <w:rFonts w:ascii="Arial Narrow" w:eastAsia="Arial Narrow" w:hAnsi="Arial Narrow" w:cs="Arial Narrow"/>
+          <w:sz w:val="22"/>
+          <w:szCs w:val="22"/>
+        </w:rPr>
+        <w:t/>
+      </w:r>
+      <w:r>
+        <w:rPr>
+          <w:rFonts w:ascii="Arial Narrow" w:eastAsia="Arial Narrow" w:hAnsi="Arial Narrow" w:cs="Arial Narrow"/>
+          <w:sz w:val="22"/>
+          <w:szCs w:val="22"/>
+        </w:rPr>
+        <w:t xml:space="preserve"/>
+      </w:r>
+      <w:r>
+        <w:rPr>
+          <w:rFonts w:ascii="Arial Narrow" w:eastAsia="Arial Narrow" w:hAnsi="Arial Narrow" w:cs="Arial Narrow"/>
+          <w:sz w:val="22"/>
+          <w:szCs w:val="22"/>
+        </w:rPr>
+        <w:t/>
+      </w:r>
+      <w:r>
+        <w:rPr>
+          <w:rStyle w:val="normaltextrun"/>
+          <w:rFonts w:ascii="Arial Narrow" w:eastAsia="Arial Narrow" w:hAnsi="Arial Narrow" w:cs="Arial Narrow"/>
+          <w:sz w:val="22"/>
+          <w:szCs w:val="22"/>
+          <w:shd w:val="clear" w:color="auto" w:fill="FFFFFF"/>
+        </w:rPr>
+        <w:t xml:space="preserve"/>
+      </w:r>
+      <w:r>
+        <w:rPr>
+          <w:rFonts w:ascii="Arial Narrow" w:eastAsia="Arial Narrow" w:hAnsi="Arial Narrow" w:cs="Arial Narrow"/>
+          <w:sz w:val="22"/>
+          <w:szCs w:val="22"/>
+        </w:rPr>
+        <w:t/>
+      </w:r>
+      <w:r>
+        <w:rPr>
+          <w:rFonts w:ascii="Arial Narrow" w:eastAsia="Arial Narrow" w:hAnsi="Arial Narrow" w:cs="Arial Narrow"/>
+          <w:sz w:val="22"/>
+          <w:szCs w:val="22"/>
+        </w:rPr>
+        <w:t/>
+      </w:r>
+      <w:r>
+        <w:rPr>
+          <w:rFonts w:ascii="Arial Narrow" w:eastAsia="Arial Narrow" w:hAnsi="Arial Narrow" w:cs="Arial Narrow"/>
+          <w:sz w:val="22"/>
+          <w:szCs w:val="22"/>
+        </w:rPr>
+        <w:t xml:space="preserve"/>
+      </w:r>
+      <w:r>
+        <w:rPr>
+          <w:rFonts w:ascii="Arial Narrow" w:eastAsia="Arial Narrow" w:hAnsi="Arial Narrow" w:cs="Arial Narrow"/>
+          <w:sz w:val="22"/>
+          <w:szCs w:val="22"/>
+        </w:rPr>
+        <w:t/>
+      </w:r>
+      <w:r>
+        <w:rPr>
+          <w:rFonts w:ascii="Arial Narrow" w:eastAsia="Arial Narrow" w:hAnsi="Arial Narrow" w:cs="Arial Narrow"/>
+          <w:sz w:val="22"/>
+          <w:szCs w:val="22"/>
+        </w:rPr>
+        <w:t xml:space="preserve"/>
+      </w:r>
+      <w:r>
+        <w:rPr>
+          <w:rFonts w:ascii="Arial Narrow" w:eastAsia="Arial Narrow" w:hAnsi="Arial Narrow" w:cs="Arial Narrow"/>
+          <w:sz w:val="22"/>
+          <w:szCs w:val="22"/>
+        </w:rPr>
+        <w:t/>
+      </w:r>
+      <w:r>
+        <w:rPr>
+          <w:rFonts w:ascii="Arial Narrow" w:eastAsia="Arial Narrow" w:hAnsi="Arial Narrow" w:cs="Arial Narrow"/>
+          <w:sz w:val="22"/>
+          <w:szCs w:val="22"/>
+        </w:rPr>
+        <w:t xml:space="preserve"/>
+      </w:r>
+      <w:r>
+        <w:rPr>
+          <w:rFonts w:ascii="Arial Narrow" w:eastAsia="Arial Narrow" w:hAnsi="Arial Narrow" w:cs="Arial Narrow"/>
+          <w:sz w:val="22"/>
+          <w:szCs w:val="22"/>
+        </w:rPr>
+        <w:t/>
+      </w:r>
+      <w:r>
+        <w:rPr>
+          <w:rFonts w:ascii="Arial Narrow" w:eastAsia="Arial Narrow" w:hAnsi="Arial Narrow" w:cs="Arial Narrow"/>
+          <w:sz w:val="22"/>
+          <w:szCs w:val="22"/>
+        </w:rPr>
+        <w:t xml:space="preserve"/>
+      </w:r>
+      <w:r>
+        <w:rPr>
+          <w:rFonts w:ascii="Arial Narrow" w:eastAsia="Arial Narrow" w:hAnsi="Arial Narrow" w:cs="Arial Narrow"/>
+          <w:sz w:val="22"/>
+          <w:szCs w:val="22"/>
+        </w:rPr>
+        <w:t xml:space="preserve"/>
+      </w:r>
+      <w:r>
+        <w:rPr>
+          <w:rFonts w:ascii="Arial Narrow" w:eastAsia="Arial Narrow" w:hAnsi="Arial Narrow" w:cs="Arial Narrow"/>
+          <w:sz w:val="22"/>
+          <w:szCs w:val="22"/>
+        </w:rPr>
+        <w:t xml:space="preserve"/>
+      </w:r>
+      <w:r>
+        <w:rPr>
+          <w:rFonts w:ascii="Arial Narrow" w:eastAsia="Arial Narrow" w:hAnsi="Arial Narrow" w:cs="Arial Narrow"/>
+          <w:sz w:val="22"/>
+          <w:szCs w:val="22"/>
+        </w:rPr>
+        <w:t xml:space="preserve"/>
+      </w:r>
+      <w:r>
+        <w:rPr>
+          <w:rFonts w:ascii="Arial Narrow" w:eastAsia="Arial Narrow" w:hAnsi="Arial Narrow" w:cs="Arial Narrow"/>
+          <w:sz w:val="22"/>
+          <w:szCs w:val="22"/>
+          <w:lang w:eastAsia="es-ES"/>
+        </w:rPr>
+        <w:t/>
+      </w:r>
+      <w:r>
+        <w:rPr>
+          <w:rFonts w:ascii="Arial Narrow" w:eastAsia="Arial Narrow" w:hAnsi="Arial Narrow" w:cs="Arial Narrow"/>
+          <w:sz w:val="22"/>
+          <w:szCs w:val="22"/>
+          <w:lang w:eastAsia="es-ES"/>
+        </w:rPr>
+        <w:t xml:space="preserve"/>
+      </w:r>
+      <w:r>
+        <w:rPr>
+          <w:rFonts w:ascii="Arial Narrow" w:eastAsia="Arial Narrow" w:hAnsi="Arial Narrow" w:cs="Arial Narrow"/>
+          <w:sz w:val="22"/>
+          <w:szCs w:val="22"/>
+          <w:lang w:eastAsia="es-ES"/>
+        </w:rPr>
+        <w:t/>
+      </w:r>
+      <w:r>
+        <w:rPr>
+          <w:rFonts w:ascii="Arial Narrow" w:eastAsia="Arial Narrow" w:hAnsi="Arial Narrow" w:cs="Arial Narrow"/>
+          <w:sz w:val="22"/>
+          <w:szCs w:val="22"/>
+          <w:lang w:eastAsia="es-ES"/>
+        </w:rPr>
+        <w:t xml:space="preserve"/>
+      </w:r>
+      <w:r>
+        <w:rPr>
+          <w:rFonts w:ascii="Arial Narrow" w:eastAsia="Arial Narrow" w:hAnsi="Arial Narrow" w:cs="Arial Narrow"/>
+          <w:sz w:val="22"/>
+          <w:szCs w:val="22"/>
+        </w:rPr>
+        <w:t xml:space="preserve"/>
+      </w:r>
+      <w:r>
+        <w:rPr>
+          <w:rFonts w:ascii="Arial Narrow" w:eastAsia="Arial Narrow" w:hAnsi="Arial Narrow" w:cs="Arial Narrow"/>
+          <w:sz w:val="22"/>
+          <w:szCs w:val="22"/>
+        </w:rPr>
+        <w:t xml:space="preserve"/>
+      </w:r>
+      <w:r>
+        <w:rPr>
+          <w:rFonts w:ascii="Arial Narrow" w:eastAsia="Arial Narrow" w:hAnsi="Arial Narrow" w:cs="Arial Narrow"/>
+          <w:sz w:val="22"/>
+          <w:szCs w:val="22"/>
+        </w:rPr>
+        <w:t/>
+      </w:r>
+    </w:p>
+    <w:p>
+      <w:pPr>
+        <w:ind w:left="567" w:hanging="567"/>
+        <w:jc w:val="both"/>
+        <w:rPr>
+          <w:rFonts w:ascii="Arial Narrow" w:eastAsia="Arial Narrow" w:hAnsi="Arial Narrow" w:cs="Arial Narrow"/>
+          <w:sz w:val="22"/>
+          <w:szCs w:val="22"/>
+        </w:rPr>
+      </w:pPr>
+    </w:p>
+    <w:p>
+      <w:pPr>
+        <w:jc w:val="both"/>
+        <w:rPr>
+          <w:rFonts w:ascii="Arial Narrow" w:eastAsia="Arial Narrow" w:hAnsi="Arial Narrow" w:cs="Arial Narrow"/>
+          <w:sz w:val="22"/>
+          <w:szCs w:val="22"/>
+        </w:rPr>
+      </w:pPr>
       <w:r>
         <w:rPr>
           <w:rFonts w:ascii="Arial Narrow" w:eastAsia="Arial Narrow" w:hAnsi="Arial Narrow" w:cs="Arial Narrow"/>
@@ -3379,9 +3695,8 @@
           <w:sz w:val="22"/>
           <w:szCs w:val="22"/>
         </w:rPr>
-        <w:t/>
-      </w:r>
-      <w:proofErr w:type="spellEnd"/>
+        <w:t>TERCER</w:t>
+      </w:r>
       <w:r>
         <w:rPr>
           <w:rFonts w:ascii="Arial Narrow" w:eastAsia="Arial Narrow" w:hAnsi="Arial Narrow" w:cs="Arial Narrow"/>
@@ -3390,61 +3705,8 @@
           <w:sz w:val="22"/>
           <w:szCs w:val="22"/>
         </w:rPr>
-        <w:t xml:space="preserve"/>
-      </w:r>
-      <w:r>
-        <w:rPr>
-          <w:rFonts w:ascii="Arial Narrow" w:eastAsia="Arial Narrow" w:hAnsi="Arial Narrow" w:cs="Arial Narrow"/>
-          <w:sz w:val="22"/>
-          <w:szCs w:val="22"/>
-        </w:rPr>
-        <w:t/>
-      </w:r>
-      <w:r>
-        <w:rPr>
-          <w:rFonts w:ascii="Arial Narrow" w:eastAsia="Arial Narrow" w:hAnsi="Arial Narrow" w:cs="Arial Narrow"/>
-          <w:sz w:val="22"/>
-          <w:szCs w:val="22"/>
-        </w:rPr>
-        <w:t xml:space="preserve"/>
-      </w:r>
-      <w:r>
-        <w:rPr>
-          <w:rFonts w:ascii="Arial Narrow" w:eastAsia="Arial Narrow" w:hAnsi="Arial Narrow" w:cs="Arial Narrow"/>
-          <w:sz w:val="22"/>
-          <w:szCs w:val="22"/>
-        </w:rPr>
-        <w:t/>
-      </w:r>
-      <w:r>
-        <w:rPr>
-          <w:rFonts w:ascii="Arial Narrow" w:eastAsia="Arial Narrow" w:hAnsi="Arial Narrow" w:cs="Arial Narrow"/>
-          <w:sz w:val="22"/>
-          <w:szCs w:val="22"/>
-        </w:rPr>
-        <w:t/>
-      </w:r>
-    </w:p>
-    <w:p>
-      <w:pPr>
-        <w:jc w:val="both"/>
-        <w:rPr>
-          <w:rFonts w:ascii="Arial Narrow" w:eastAsia="Arial Narrow" w:hAnsi="Arial Narrow" w:cs="Arial Narrow"/>
-          <w:b/>
-          <w:sz w:val="22"/>
-          <w:szCs w:val="22"/>
-        </w:rPr>
-      </w:pPr>
-    </w:p>
-    <w:p>
-      <w:pPr>
-        <w:jc w:val="both"/>
-        <w:rPr>
-          <w:rFonts w:ascii="Arial Narrow" w:eastAsia="Arial Narrow" w:hAnsi="Arial Narrow" w:cs="Arial Narrow"/>
-          <w:sz w:val="22"/>
-          <w:szCs w:val="22"/>
-        </w:rPr>
-      </w:pPr>
+        <w:t>O</w:t>
+      </w:r>
       <w:r>
         <w:rPr>
           <w:rFonts w:ascii="Arial Narrow" w:eastAsia="Arial Narrow" w:hAnsi="Arial Narrow" w:cs="Arial Narrow"/>
@@ -3453,8 +3715,61 @@
           <w:sz w:val="22"/>
           <w:szCs w:val="22"/>
         </w:rPr>
-        <w:t xml:space="preserve">SEGUNDO: admitir a trámite la denuncia del 26 de agosto de 2025, subsanado por escrito el 7 de octubre de 2025, interpuesta por [DENUNCIANTE] contra Pacífico Compañía de Seguros y Reaseguros S.A., por la presunta infracción a los artículos 18 y 19 de la Ley 29571, Código de Protección y Defensa del Consumidor, en tanto la compañía aseguradora se habría negado injustificadamente a otorgar a la parte denunciante la cobertura del Seguro Vehicular - Póliza 2010460305, en virtud del accidente vehicular ocurrido el 5 de julio de 2025.</w:t>
-      </w:r>
+        <w:t xml:space="preserve">:</w:t>
+      </w:r>
+      <w:r>
+        <w:rPr>
+          <w:rFonts w:ascii="Arial Narrow" w:eastAsia="Arial Narrow" w:hAnsi="Arial Narrow" w:cs="Arial Narrow"/>
+          <w:sz w:val="22"/>
+          <w:szCs w:val="22"/>
+        </w:rPr>
+        <w:t xml:space="preserve"> </w:t>
+      </w:r>
+      <w:r>
+        <w:rPr>
+          <w:rFonts w:ascii="Arial Narrow" w:eastAsia="Arial Narrow" w:hAnsi="Arial Narrow" w:cs="Arial Narrow"/>
+          <w:sz w:val="22"/>
+          <w:szCs w:val="22"/>
+        </w:rPr>
+        <w:t xml:space="preserve">tener por ofrecidos los medios probatorios presentados en el escrito de denuncia del </w:t>
+      </w:r>
+      <w:r>
+        <w:rPr>
+          <w:rFonts w:ascii="Arial Narrow" w:eastAsia="Arial Narrow" w:hAnsi="Arial Narrow" w:cs="Arial Narrow"/>
+          <w:sz w:val="22"/>
+          <w:szCs w:val="22"/>
+        </w:rPr>
+        <w:t>26 de agosto de 2025, subsanado por escrito el 7 de octubre de 2025</w:t>
+      </w:r>
+      <w:bookmarkStart w:id="5" w:name="_Hlk84970831"/>
+      <w:r>
+        <w:rPr>
+          <w:rFonts w:ascii="Arial Narrow" w:eastAsia="Arial Narrow" w:hAnsi="Arial Narrow" w:cs="Arial Narrow"/>
+          <w:sz w:val="22"/>
+          <w:szCs w:val="22"/>
+        </w:rPr>
+        <w:t xml:space="preserve">. </w:t>
+      </w:r>
+    </w:p>
+    <w:p>
+      <w:pPr>
+        <w:jc w:val="both"/>
+        <w:rPr>
+          <w:rFonts w:ascii="Arial Narrow" w:eastAsia="Arial Narrow" w:hAnsi="Arial Narrow" w:cs="Arial Narrow"/>
+          <w:sz w:val="22"/>
+          <w:szCs w:val="22"/>
+        </w:rPr>
+      </w:pPr>
+    </w:p>
+    <w:p>
+      <w:pPr>
+        <w:jc w:val="both"/>
+        <w:rPr>
+          <w:rFonts w:ascii="Arial Narrow" w:eastAsia="Arial Narrow" w:hAnsi="Arial Narrow" w:cs="Arial Narrow"/>
+          <w:sz w:val="22"/>
+          <w:szCs w:val="22"/>
+        </w:rPr>
+      </w:pPr>
       <w:r>
         <w:rPr>
           <w:rFonts w:ascii="Arial Narrow" w:eastAsia="Arial Narrow" w:hAnsi="Arial Narrow" w:cs="Arial Narrow"/>
@@ -3463,267 +3778,8 @@
           <w:sz w:val="22"/>
           <w:szCs w:val="22"/>
         </w:rPr>
-        <w:t xml:space="preserve"/>
-      </w:r>
-      <w:r>
-        <w:rPr>
-          <w:rFonts w:ascii="Arial Narrow" w:eastAsia="Arial Narrow" w:hAnsi="Arial Narrow" w:cs="Arial Narrow"/>
-          <w:sz w:val="22"/>
-          <w:szCs w:val="22"/>
-        </w:rPr>
-        <w:t xml:space="preserve"/>
-      </w:r>
-      <w:r>
-        <w:rPr>
-          <w:rFonts w:ascii="Arial Narrow" w:eastAsia="Arial Narrow" w:hAnsi="Arial Narrow" w:cs="Arial Narrow"/>
-          <w:sz w:val="22"/>
-          <w:szCs w:val="22"/>
-        </w:rPr>
-        <w:t/>
-      </w:r>
-      <w:r>
-        <w:rPr>
-          <w:rFonts w:ascii="Arial Narrow" w:eastAsia="Arial Narrow" w:hAnsi="Arial Narrow" w:cs="Arial Narrow"/>
-          <w:sz w:val="22"/>
-          <w:szCs w:val="22"/>
-        </w:rPr>
-        <w:t/>
-      </w:r>
-      <w:r>
-        <w:rPr>
-          <w:rFonts w:ascii="Arial Narrow" w:eastAsia="Arial Narrow" w:hAnsi="Arial Narrow" w:cs="Arial Narrow"/>
-          <w:sz w:val="22"/>
-          <w:szCs w:val="22"/>
-        </w:rPr>
-        <w:t xml:space="preserve"/>
-      </w:r>
-      <w:r>
-        <w:rPr>
-          <w:rFonts w:ascii="Arial Narrow" w:eastAsia="Arial Narrow" w:hAnsi="Arial Narrow" w:cs="Arial Narrow"/>
-          <w:sz w:val="22"/>
-          <w:szCs w:val="22"/>
-        </w:rPr>
-        <w:t/>
-      </w:r>
-      <w:r>
-        <w:rPr>
-          <w:rFonts w:ascii="Arial Narrow" w:eastAsia="Arial Narrow" w:hAnsi="Arial Narrow" w:cs="Arial Narrow"/>
-          <w:sz w:val="22"/>
-          <w:szCs w:val="22"/>
-        </w:rPr>
-        <w:t xml:space="preserve"/>
-      </w:r>
-      <w:r>
-        <w:rPr>
-          <w:rFonts w:ascii="Arial Narrow" w:eastAsia="Arial Narrow" w:hAnsi="Arial Narrow" w:cs="Arial Narrow"/>
-          <w:sz w:val="22"/>
-          <w:szCs w:val="22"/>
-        </w:rPr>
-        <w:t/>
-      </w:r>
-      <w:r>
-        <w:rPr>
-          <w:rFonts w:ascii="Arial Narrow" w:eastAsia="Arial Narrow" w:hAnsi="Arial Narrow" w:cs="Arial Narrow"/>
-          <w:sz w:val="22"/>
-          <w:szCs w:val="22"/>
-        </w:rPr>
-        <w:t xml:space="preserve"/>
-      </w:r>
-      <w:r>
-        <w:rPr>
-          <w:rFonts w:ascii="Arial Narrow" w:eastAsia="Arial Narrow" w:hAnsi="Arial Narrow" w:cs="Arial Narrow"/>
-          <w:sz w:val="22"/>
-          <w:szCs w:val="22"/>
-        </w:rPr>
-        <w:t/>
-      </w:r>
-      <w:r>
-        <w:rPr>
-          <w:rStyle w:val="normaltextrun"/>
-          <w:rFonts w:ascii="Arial Narrow" w:eastAsia="Arial Narrow" w:hAnsi="Arial Narrow" w:cs="Arial Narrow"/>
-          <w:sz w:val="22"/>
-          <w:szCs w:val="22"/>
-          <w:shd w:val="clear" w:color="auto" w:fill="FFFFFF"/>
-        </w:rPr>
-        <w:t xml:space="preserve"/>
-      </w:r>
-      <w:r>
-        <w:rPr>
-          <w:rFonts w:ascii="Arial Narrow" w:eastAsia="Arial Narrow" w:hAnsi="Arial Narrow" w:cs="Arial Narrow"/>
-          <w:sz w:val="22"/>
-          <w:szCs w:val="22"/>
-        </w:rPr>
-        <w:t/>
-      </w:r>
-      <w:r>
-        <w:rPr>
-          <w:rFonts w:ascii="Arial Narrow" w:eastAsia="Arial Narrow" w:hAnsi="Arial Narrow" w:cs="Arial Narrow"/>
-          <w:sz w:val="22"/>
-          <w:szCs w:val="22"/>
-        </w:rPr>
-        <w:t/>
-      </w:r>
-      <w:r>
-        <w:rPr>
-          <w:rFonts w:ascii="Arial Narrow" w:eastAsia="Arial Narrow" w:hAnsi="Arial Narrow" w:cs="Arial Narrow"/>
-          <w:sz w:val="22"/>
-          <w:szCs w:val="22"/>
-        </w:rPr>
-        <w:t xml:space="preserve"/>
-      </w:r>
-      <w:r>
-        <w:rPr>
-          <w:rFonts w:ascii="Arial Narrow" w:eastAsia="Arial Narrow" w:hAnsi="Arial Narrow" w:cs="Arial Narrow"/>
-          <w:sz w:val="22"/>
-          <w:szCs w:val="22"/>
-        </w:rPr>
-        <w:t/>
-      </w:r>
-      <w:r>
-        <w:rPr>
-          <w:rFonts w:ascii="Arial Narrow" w:eastAsia="Arial Narrow" w:hAnsi="Arial Narrow" w:cs="Arial Narrow"/>
-          <w:sz w:val="22"/>
-          <w:szCs w:val="22"/>
-        </w:rPr>
-        <w:t xml:space="preserve"/>
-      </w:r>
-      <w:r>
-        <w:rPr>
-          <w:rFonts w:ascii="Arial Narrow" w:eastAsia="Arial Narrow" w:hAnsi="Arial Narrow" w:cs="Arial Narrow"/>
-          <w:sz w:val="22"/>
-          <w:szCs w:val="22"/>
-        </w:rPr>
-        <w:t/>
-      </w:r>
-      <w:r>
-        <w:rPr>
-          <w:rFonts w:ascii="Arial Narrow" w:eastAsia="Arial Narrow" w:hAnsi="Arial Narrow" w:cs="Arial Narrow"/>
-          <w:sz w:val="22"/>
-          <w:szCs w:val="22"/>
-        </w:rPr>
-        <w:t xml:space="preserve"/>
-      </w:r>
-      <w:r>
-        <w:rPr>
-          <w:rFonts w:ascii="Arial Narrow" w:eastAsia="Arial Narrow" w:hAnsi="Arial Narrow" w:cs="Arial Narrow"/>
-          <w:sz w:val="22"/>
-          <w:szCs w:val="22"/>
-        </w:rPr>
-        <w:t/>
-      </w:r>
-      <w:r>
-        <w:rPr>
-          <w:rFonts w:ascii="Arial Narrow" w:eastAsia="Arial Narrow" w:hAnsi="Arial Narrow" w:cs="Arial Narrow"/>
-          <w:sz w:val="22"/>
-          <w:szCs w:val="22"/>
-        </w:rPr>
-        <w:t xml:space="preserve"/>
-      </w:r>
-      <w:r>
-        <w:rPr>
-          <w:rFonts w:ascii="Arial Narrow" w:eastAsia="Arial Narrow" w:hAnsi="Arial Narrow" w:cs="Arial Narrow"/>
-          <w:sz w:val="22"/>
-          <w:szCs w:val="22"/>
-        </w:rPr>
-        <w:t xml:space="preserve"/>
-      </w:r>
-      <w:r>
-        <w:rPr>
-          <w:rFonts w:ascii="Arial Narrow" w:eastAsia="Arial Narrow" w:hAnsi="Arial Narrow" w:cs="Arial Narrow"/>
-          <w:sz w:val="22"/>
-          <w:szCs w:val="22"/>
-        </w:rPr>
-        <w:t xml:space="preserve"/>
-      </w:r>
-      <w:r>
-        <w:rPr>
-          <w:rFonts w:ascii="Arial Narrow" w:eastAsia="Arial Narrow" w:hAnsi="Arial Narrow" w:cs="Arial Narrow"/>
-          <w:sz w:val="22"/>
-          <w:szCs w:val="22"/>
-        </w:rPr>
-        <w:t xml:space="preserve"/>
-      </w:r>
-      <w:r>
-        <w:rPr>
-          <w:rFonts w:ascii="Arial Narrow" w:eastAsia="Arial Narrow" w:hAnsi="Arial Narrow" w:cs="Arial Narrow"/>
-          <w:sz w:val="22"/>
-          <w:szCs w:val="22"/>
-          <w:lang w:eastAsia="es-ES"/>
-        </w:rPr>
-        <w:t/>
-      </w:r>
-      <w:r>
-        <w:rPr>
-          <w:rFonts w:ascii="Arial Narrow" w:eastAsia="Arial Narrow" w:hAnsi="Arial Narrow" w:cs="Arial Narrow"/>
-          <w:sz w:val="22"/>
-          <w:szCs w:val="22"/>
-          <w:lang w:eastAsia="es-ES"/>
-        </w:rPr>
-        <w:t xml:space="preserve"/>
-      </w:r>
-      <w:r>
-        <w:rPr>
-          <w:rFonts w:ascii="Arial Narrow" w:eastAsia="Arial Narrow" w:hAnsi="Arial Narrow" w:cs="Arial Narrow"/>
-          <w:sz w:val="22"/>
-          <w:szCs w:val="22"/>
-          <w:lang w:eastAsia="es-ES"/>
-        </w:rPr>
-        <w:t/>
-      </w:r>
-      <w:r>
-        <w:rPr>
-          <w:rFonts w:ascii="Arial Narrow" w:eastAsia="Arial Narrow" w:hAnsi="Arial Narrow" w:cs="Arial Narrow"/>
-          <w:sz w:val="22"/>
-          <w:szCs w:val="22"/>
-          <w:lang w:eastAsia="es-ES"/>
-        </w:rPr>
-        <w:t xml:space="preserve"/>
-      </w:r>
-      <w:r>
-        <w:rPr>
-          <w:rFonts w:ascii="Arial Narrow" w:eastAsia="Arial Narrow" w:hAnsi="Arial Narrow" w:cs="Arial Narrow"/>
-          <w:sz w:val="22"/>
-          <w:szCs w:val="22"/>
-        </w:rPr>
-        <w:t xml:space="preserve"/>
-      </w:r>
-      <w:r>
-        <w:rPr>
-          <w:rFonts w:ascii="Arial Narrow" w:eastAsia="Arial Narrow" w:hAnsi="Arial Narrow" w:cs="Arial Narrow"/>
-          <w:sz w:val="22"/>
-          <w:szCs w:val="22"/>
-        </w:rPr>
-        <w:t xml:space="preserve"/>
-      </w:r>
-      <w:r>
-        <w:rPr>
-          <w:rFonts w:ascii="Arial Narrow" w:eastAsia="Arial Narrow" w:hAnsi="Arial Narrow" w:cs="Arial Narrow"/>
-          <w:sz w:val="22"/>
-          <w:szCs w:val="22"/>
-        </w:rPr>
-        <w:t/>
-      </w:r>
-    </w:p>
-    <w:p>
-      <w:pPr>
-        <w:ind w:left="567" w:hanging="567"/>
-        <w:jc w:val="both"/>
-        <w:rPr>
-          <w:rFonts w:ascii="Arial Narrow" w:eastAsia="Arial Narrow" w:hAnsi="Arial Narrow" w:cs="Arial Narrow"/>
-          <w:sz w:val="22"/>
-          <w:szCs w:val="22"/>
-        </w:rPr>
-      </w:pPr>
-    </w:p>
-    <w:p>
-      <w:pPr>
-        <w:jc w:val="both"/>
-        <w:rPr>
-          <w:rFonts w:ascii="Arial Narrow" w:eastAsia="Arial Narrow" w:hAnsi="Arial Narrow" w:cs="Arial Narrow"/>
-          <w:sz w:val="22"/>
-          <w:szCs w:val="22"/>
-        </w:rPr>
-      </w:pPr>
+        <w:t>CUART</w:t>
+      </w:r>
       <w:r>
         <w:rPr>
           <w:rFonts w:ascii="Arial Narrow" w:eastAsia="Arial Narrow" w:hAnsi="Arial Narrow" w:cs="Arial Narrow"/>
@@ -3732,100 +3788,23 @@
           <w:sz w:val="22"/>
           <w:szCs w:val="22"/>
         </w:rPr>
-        <w:t>TERCER</w:t>
-      </w:r>
-      <w:r>
-        <w:rPr>
-          <w:rFonts w:ascii="Arial Narrow" w:eastAsia="Arial Narrow" w:hAnsi="Arial Narrow" w:cs="Arial Narrow"/>
-          <w:b/>
-          <w:bCs/>
-          <w:sz w:val="22"/>
-          <w:szCs w:val="22"/>
-        </w:rPr>
         <w:t>O</w:t>
       </w:r>
       <w:r>
         <w:rPr>
           <w:rFonts w:ascii="Arial Narrow" w:eastAsia="Arial Narrow" w:hAnsi="Arial Narrow" w:cs="Arial Narrow"/>
-          <w:b/>
-          <w:bCs/>
-          <w:sz w:val="22"/>
-          <w:szCs w:val="22"/>
-        </w:rPr>
-        <w:t xml:space="preserve">: </w:t>
-      </w:r>
-      <w:r>
-        <w:rPr>
-          <w:rFonts w:ascii="Arial Narrow" w:eastAsia="Arial Narrow" w:hAnsi="Arial Narrow" w:cs="Arial Narrow"/>
-          <w:sz w:val="22"/>
-          <w:szCs w:val="22"/>
-        </w:rPr>
-        <w:t xml:space="preserve">tener por ofrecidos los medios probatorios presentados en el escrito de denuncia del </w:t>
-      </w:r>
-      <w:r>
-        <w:rPr>
-          <w:rFonts w:ascii="Arial Narrow" w:eastAsia="Arial Narrow" w:hAnsi="Arial Narrow" w:cs="Arial Narrow"/>
-          <w:sz w:val="22"/>
-          <w:szCs w:val="22"/>
-        </w:rPr>
-        <w:t>26 de agosto de 2025, subsanado por escrito el 7 de octubre de 2025</w:t>
-      </w:r>
-      <w:bookmarkStart w:id="5" w:name="_Hlk84970831"/>
-      <w:r>
-        <w:rPr>
-          <w:rFonts w:ascii="Arial Narrow" w:eastAsia="Arial Narrow" w:hAnsi="Arial Narrow" w:cs="Arial Narrow"/>
-          <w:sz w:val="22"/>
-          <w:szCs w:val="22"/>
-        </w:rPr>
-        <w:t xml:space="preserve">. </w:t>
-      </w:r>
-    </w:p>
-    <w:p>
-      <w:pPr>
-        <w:jc w:val="both"/>
-        <w:rPr>
-          <w:rFonts w:ascii="Arial Narrow" w:eastAsia="Arial Narrow" w:hAnsi="Arial Narrow" w:cs="Arial Narrow"/>
-          <w:sz w:val="22"/>
-          <w:szCs w:val="22"/>
-        </w:rPr>
-      </w:pPr>
-    </w:p>
-    <w:p>
-      <w:pPr>
-        <w:jc w:val="both"/>
-        <w:rPr>
-          <w:rFonts w:ascii="Arial Narrow" w:eastAsia="Arial Narrow" w:hAnsi="Arial Narrow" w:cs="Arial Narrow"/>
-          <w:sz w:val="22"/>
-          <w:szCs w:val="22"/>
-        </w:rPr>
-      </w:pPr>
-      <w:r>
-        <w:rPr>
-          <w:rFonts w:ascii="Arial Narrow" w:eastAsia="Arial Narrow" w:hAnsi="Arial Narrow" w:cs="Arial Narrow"/>
-          <w:b/>
-          <w:bCs/>
-          <w:sz w:val="22"/>
-          <w:szCs w:val="22"/>
-        </w:rPr>
-        <w:t>CUART</w:t>
-      </w:r>
-      <w:r>
-        <w:rPr>
-          <w:rFonts w:ascii="Arial Narrow" w:eastAsia="Arial Narrow" w:hAnsi="Arial Narrow" w:cs="Arial Narrow"/>
-          <w:b/>
-          <w:bCs/>
-          <w:sz w:val="22"/>
-          <w:szCs w:val="22"/>
-        </w:rPr>
-        <w:t>O</w:t>
-      </w:r>
-      <w:r>
-        <w:rPr>
-          <w:rFonts w:ascii="Arial Narrow" w:eastAsia="Arial Narrow" w:hAnsi="Arial Narrow" w:cs="Arial Narrow"/>
-          <w:sz w:val="22"/>
-          <w:szCs w:val="22"/>
-        </w:rPr>
-        <w:t>: requerir a</w:t>
+          <w:sz w:val="22"/>
+          <w:szCs w:val="22"/>
+        </w:rPr>
+        <w:t xml:space="preserve">:</w:t>
+      </w:r>
+      <w:r>
+        <w:rPr>
+          <w:rFonts w:ascii="Arial Narrow" w:eastAsia="Arial Narrow" w:hAnsi="Arial Narrow" w:cs="Arial Narrow"/>
+          <w:sz w:val="22"/>
+          <w:szCs w:val="22"/>
+        </w:rPr>
+        <w:t xml:space="preserve"> requerir a</w:t>
       </w:r>
       <w:r>
         <w:rPr>
@@ -4162,7 +4141,15 @@
           <w:sz w:val="22"/>
           <w:szCs w:val="22"/>
         </w:rPr>
-        <w:t xml:space="preserve">QUINTO: </w:t>
+        <w:t xml:space="preserve">QUINTO:</w:t>
+      </w:r>
+      <w:r>
+        <w:rPr>
+          <w:rFonts w:ascii="Arial Narrow" w:eastAsia="Arial Narrow" w:hAnsi="Arial Narrow" w:cs="Arial Narrow"/>
+          <w:sz w:val="22"/>
+          <w:szCs w:val="22"/>
+        </w:rPr>
+        <w:t xml:space="preserve"> </w:t>
       </w:r>
       <w:r>
         <w:rPr>
@@ -4181,7 +4168,7 @@
           <w:lang w:eastAsia="es-ES"/>
           <w:vertAlign w:val="superscript"/>
         </w:rPr>
-        <w:footnoteReference w:id="18"/>
+        <w:footnoteReference w:id="12"/>
       </w:r>
       <w:r>
         <w:rPr>
@@ -4200,7 +4187,7 @@
           <w:lang w:eastAsia="es-ES"/>
           <w:vertAlign w:val="superscript"/>
         </w:rPr>
-        <w:footnoteReference w:id="19"/>
+        <w:footnoteReference w:id="13"/>
       </w:r>
       <w:r>
         <w:rPr>
@@ -4259,8 +4246,6 @@
       <w:r>
         <w:rPr>
           <w:rFonts w:ascii="Arial Narrow" w:eastAsia="Arial Narrow" w:hAnsi="Arial Narrow" w:cs="Arial Narrow"/>
-          <w:b/>
-          <w:bCs/>
           <w:sz w:val="22"/>
           <w:szCs w:val="22"/>
           <w:lang w:val="es-ES" w:eastAsia="es-ES"/>
@@ -4431,7 +4416,15 @@
           <w:sz w:val="22"/>
           <w:szCs w:val="22"/>
         </w:rPr>
-        <w:t xml:space="preserve">: </w:t>
+        <w:t xml:space="preserve">:</w:t>
+      </w:r>
+      <w:r>
+        <w:rPr>
+          <w:rFonts w:ascii="Arial Narrow" w:eastAsia="Arial Narrow" w:hAnsi="Arial Narrow" w:cs="Arial Narrow"/>
+          <w:sz w:val="22"/>
+          <w:szCs w:val="22"/>
+        </w:rPr>
+        <w:t xml:space="preserve"> </w:t>
       </w:r>
       <w:r>
         <w:rPr>
@@ -4473,7 +4466,7 @@
           <w:szCs w:val="22"/>
           <w:vertAlign w:val="superscript"/>
         </w:rPr>
-        <w:footnoteReference w:id="13"/>
+        <w:footnoteReference w:id="14"/>
       </w:r>
       <w:r>
         <w:rPr>
@@ -4556,7 +4549,7 @@
           <w:szCs w:val="22"/>
           <w:vertAlign w:val="superscript"/>
         </w:rPr>
-        <w:footnoteReference w:id="14"/>
+        <w:footnoteReference w:id="15"/>
       </w:r>
       <w:r>
         <w:rPr>
@@ -4629,7 +4622,7 @@
           <w:szCs w:val="22"/>
           <w:vertAlign w:val="superscript"/>
         </w:rPr>
-        <w:footnoteReference w:id="15"/>
+        <w:footnoteReference w:id="16"/>
       </w:r>
       <w:r>
         <w:rPr>
@@ -4790,7 +4783,15 @@
           <w:sz w:val="22"/>
           <w:szCs w:val="22"/>
         </w:rPr>
-        <w:t xml:space="preserve">: </w:t>
+        <w:t xml:space="preserve">:</w:t>
+      </w:r>
+      <w:r>
+        <w:rPr>
+          <w:rFonts w:ascii="Arial Narrow" w:eastAsia="Arial Narrow" w:hAnsi="Arial Narrow" w:cs="Arial Narrow"/>
+          <w:sz w:val="22"/>
+          <w:szCs w:val="22"/>
+        </w:rPr>
+        <w:t xml:space="preserve"> </w:t>
       </w:r>
       <w:r>
         <w:rPr>
@@ -4826,7 +4827,7 @@
           <w:szCs w:val="22"/>
           <w:vertAlign w:val="superscript"/>
         </w:rPr>
-        <w:footnoteReference w:id="16"/>
+        <w:footnoteReference w:id="17"/>
       </w:r>
       <w:r>
         <w:rPr>
@@ -4868,7 +4869,6 @@
           <w:rFonts w:ascii="Arial Narrow" w:eastAsia="Arial Narrow" w:hAnsi="Arial Narrow" w:cs="Arial Narrow"/>
           <w:sz w:val="22"/>
           <w:szCs w:val="22"/>
-          <w:u w:val="single"/>
         </w:rPr>
         <w:t>expresamente su facultad para asistir y conciliar en su representación</w:t>
       </w:r>
@@ -4883,11 +4883,69 @@
       <w:r>
         <w:rPr>
           <w:rFonts w:ascii="Arial Narrow" w:eastAsia="Arial Narrow" w:hAnsi="Arial Narrow" w:cs="Arial Narrow"/>
+          <w:sz w:val="22"/>
+          <w:szCs w:val="22"/>
+        </w:rPr>
+        <w:t xml:space="preserve"> </w:t>
+      </w:r>
+      <w:r>
+        <w:rPr>
+          <w:rFonts w:ascii="Arial Narrow" w:eastAsia="Arial Narrow" w:hAnsi="Arial Narrow" w:cs="Arial Narrow"/>
+          <w:sz w:val="22"/>
+          <w:szCs w:val="22"/>
+        </w:rPr>
+        <w:t xml:space="preserve">Ello bajo apercibimiento de no realizar la audiencia de conciliación y levantar el acta de inasistencia correspondiente. </w:t>
+      </w:r>
+    </w:p>
+    <w:p>
+      <w:pPr>
+        <w:shd w:val="clear" w:color="auto" w:fill="FFFFFF" w:themeFill="background1"/>
+        <w:jc w:val="both"/>
+        <w:rPr>
+          <w:rFonts w:ascii="Arial Narrow" w:eastAsia="Arial Narrow" w:hAnsi="Arial Narrow" w:cs="Arial Narrow"/>
           <w:b/>
           <w:bCs/>
           <w:sz w:val="22"/>
           <w:szCs w:val="22"/>
         </w:rPr>
+      </w:pPr>
+    </w:p>
+    <w:p>
+      <w:pPr>
+        <w:shd w:val="clear" w:color="auto" w:fill="FFFFFF" w:themeFill="background1"/>
+        <w:jc w:val="both"/>
+        <w:rPr>
+          <w:rFonts w:ascii="Arial Narrow" w:eastAsia="Arial Narrow" w:hAnsi="Arial Narrow" w:cs="Arial Narrow"/>
+          <w:sz w:val="22"/>
+          <w:szCs w:val="22"/>
+        </w:rPr>
+      </w:pPr>
+      <w:r>
+        <w:rPr>
+          <w:rFonts w:ascii="Arial Narrow" w:eastAsia="Arial Narrow" w:hAnsi="Arial Narrow" w:cs="Arial Narrow"/>
+          <w:b/>
+          <w:bCs/>
+          <w:sz w:val="22"/>
+          <w:szCs w:val="22"/>
+        </w:rPr>
+        <w:t>DÉCIMO</w:t>
+      </w:r>
+      <w:r>
+        <w:rPr>
+          <w:rFonts w:ascii="Arial Narrow" w:eastAsia="Arial Narrow" w:hAnsi="Arial Narrow" w:cs="Arial Narrow"/>
+          <w:b/>
+          <w:bCs/>
+          <w:sz w:val="22"/>
+          <w:szCs w:val="22"/>
+        </w:rPr>
+        <w:t xml:space="preserve">:</w:t>
+      </w:r>
+      <w:r>
+        <w:rPr>
+          <w:rFonts w:ascii="Arial Narrow" w:eastAsia="Arial Narrow" w:hAnsi="Arial Narrow" w:cs="Arial Narrow"/>
+          <w:sz w:val="22"/>
+          <w:szCs w:val="22"/>
+        </w:rPr>
         <w:t xml:space="preserve"> </w:t>
       </w:r>
       <w:r>
@@ -4895,9 +4953,8 @@
           <w:rFonts w:ascii="Arial Narrow" w:eastAsia="Arial Narrow" w:hAnsi="Arial Narrow" w:cs="Arial Narrow"/>
           <w:sz w:val="22"/>
           <w:szCs w:val="22"/>
-          <w:u w:val="single"/>
-        </w:rPr>
-        <w:t xml:space="preserve">Ello bajo apercibimiento de no realizar la audiencia de conciliación y levantar el acta de inasistencia correspondiente. </w:t>
+        </w:rPr>
+        <w:t>poner en conocimiento de las partes que, antes de la emisión de la Resolución Final, tienen la posibilidad de formular su desistimiento o presentar el acuerdo arribado mediante la conciliación, mediación, transacción o cualquier otro que, de forma indubitable, deje constancia que se ha solucionado la controversia materia de denuncia.</w:t>
       </w:r>
     </w:p>
     <w:p>
@@ -4906,83 +4963,39 @@
         <w:jc w:val="both"/>
         <w:rPr>
           <w:rFonts w:ascii="Arial Narrow" w:eastAsia="Arial Narrow" w:hAnsi="Arial Narrow" w:cs="Arial Narrow"/>
+          <w:sz w:val="22"/>
+          <w:szCs w:val="22"/>
+        </w:rPr>
+      </w:pPr>
+    </w:p>
+    <w:bookmarkEnd w:id="8"/>
+    <w:p>
+      <w:pPr>
+        <w:suppressAutoHyphens/>
+        <w:jc w:val="both"/>
+        <w:rPr>
+          <w:rFonts w:ascii="Arial Narrow" w:eastAsia="Arial Narrow" w:hAnsi="Arial Narrow" w:cs="Arial Narrow"/>
+          <w:sz w:val="22"/>
+          <w:szCs w:val="22"/>
+        </w:rPr>
+      </w:pPr>
+      <w:r>
+        <w:rPr>
+          <w:rFonts w:ascii="Arial Narrow" w:eastAsia="Arial Narrow" w:hAnsi="Arial Narrow" w:cs="Arial Narrow"/>
           <w:b/>
           <w:bCs/>
           <w:sz w:val="22"/>
           <w:szCs w:val="22"/>
         </w:rPr>
-      </w:pPr>
-    </w:p>
-    <w:p>
-      <w:pPr>
-        <w:shd w:val="clear" w:color="auto" w:fill="FFFFFF" w:themeFill="background1"/>
-        <w:jc w:val="both"/>
-        <w:rPr>
-          <w:rFonts w:ascii="Arial Narrow" w:eastAsia="Arial Narrow" w:hAnsi="Arial Narrow" w:cs="Arial Narrow"/>
-          <w:sz w:val="22"/>
-          <w:szCs w:val="22"/>
-        </w:rPr>
-      </w:pPr>
-      <w:r>
-        <w:rPr>
-          <w:rFonts w:ascii="Arial Narrow" w:eastAsia="Arial Narrow" w:hAnsi="Arial Narrow" w:cs="Arial Narrow"/>
-          <w:b/>
-          <w:bCs/>
-          <w:sz w:val="22"/>
-          <w:szCs w:val="22"/>
-        </w:rPr>
-        <w:t>DÉCIMO</w:t>
-      </w:r>
-      <w:r>
-        <w:rPr>
-          <w:rFonts w:ascii="Arial Narrow" w:eastAsia="Arial Narrow" w:hAnsi="Arial Narrow" w:cs="Arial Narrow"/>
-          <w:b/>
-          <w:bCs/>
-          <w:sz w:val="22"/>
-          <w:szCs w:val="22"/>
-        </w:rPr>
-        <w:t xml:space="preserve">: </w:t>
-      </w:r>
-      <w:r>
-        <w:rPr>
-          <w:rFonts w:ascii="Arial Narrow" w:eastAsia="Arial Narrow" w:hAnsi="Arial Narrow" w:cs="Arial Narrow"/>
-          <w:sz w:val="22"/>
-          <w:szCs w:val="22"/>
-        </w:rPr>
-        <w:t>poner en conocimiento de las partes que, antes de la emisión de la Resolución Final, tienen la posibilidad de formular su desistimiento o presentar el acuerdo arribado mediante la conciliación, mediación, transacción o cualquier otro que, de forma indubitable, deje constancia que se ha solucionado la controversia materia de denuncia.</w:t>
-      </w:r>
-    </w:p>
-    <w:p>
-      <w:pPr>
-        <w:shd w:val="clear" w:color="auto" w:fill="FFFFFF" w:themeFill="background1"/>
-        <w:jc w:val="both"/>
-        <w:rPr>
-          <w:rFonts w:ascii="Arial Narrow" w:eastAsia="Arial Narrow" w:hAnsi="Arial Narrow" w:cs="Arial Narrow"/>
-          <w:sz w:val="22"/>
-          <w:szCs w:val="22"/>
-        </w:rPr>
-      </w:pPr>
-    </w:p>
-    <w:bookmarkEnd w:id="8"/>
-    <w:p>
-      <w:pPr>
-        <w:suppressAutoHyphens/>
-        <w:jc w:val="both"/>
-        <w:rPr>
-          <w:rFonts w:ascii="Arial Narrow" w:eastAsia="Arial Narrow" w:hAnsi="Arial Narrow" w:cs="Arial Narrow"/>
-          <w:sz w:val="22"/>
-          <w:szCs w:val="22"/>
-        </w:rPr>
-      </w:pPr>
-      <w:r>
-        <w:rPr>
-          <w:rFonts w:ascii="Arial Narrow" w:eastAsia="Arial Narrow" w:hAnsi="Arial Narrow" w:cs="Arial Narrow"/>
-          <w:b/>
-          <w:bCs/>
-          <w:sz w:val="22"/>
-          <w:szCs w:val="22"/>
-        </w:rPr>
-        <w:t xml:space="preserve">DÉCIMO PRIMERO: </w:t>
+        <w:t xml:space="preserve">DÉCIMO PRIMERO:</w:t>
+      </w:r>
+      <w:r>
+        <w:rPr>
+          <w:rFonts w:ascii="Arial Narrow" w:eastAsia="Arial Narrow" w:hAnsi="Arial Narrow" w:cs="Arial Narrow"/>
+          <w:sz w:val="22"/>
+          <w:szCs w:val="22"/>
+        </w:rPr>
+        <w:t xml:space="preserve"> </w:t>
       </w:r>
       <w:r>
         <w:rPr>
@@ -5135,7 +5148,7 @@
           <w:szCs w:val="22"/>
           <w:vertAlign w:val="superscript"/>
         </w:rPr>
-        <w:footnoteReference w:id="17"/>
+        <w:footnoteReference w:id="18"/>
       </w:r>
       <w:r>
         <w:rPr>
@@ -5322,6 +5335,31 @@
           <w:szCs w:val="22"/>
         </w:rPr>
       </w:pPr>
+    </w:p>
+    <w:p>
+      <w:pPr>
+        <w:shd w:val="clear" w:color="auto" w:fill="FFFFFF"/>
+        <w:jc w:val="center"/>
+        <w:rPr>
+          <w:rFonts w:ascii="Arial Narrow" w:eastAsia="Arial Narrow" w:hAnsi="Arial Narrow" w:cs="Arial Narrow"/>
+          <w:b/>
+          <w:bCs/>
+          <w:color w:val="000000"/>
+          <w:sz w:val="22"/>
+          <w:szCs w:val="22"/>
+        </w:rPr>
+      </w:pPr>
+      <w:r>
+        <w:rPr>
+          <w:rFonts w:ascii="Arial Narrow" w:eastAsia="Arial Narrow" w:hAnsi="Arial Narrow" w:cs="Arial Narrow"/>
+          <w:b/>
+          <w:bCs/>
+          <w:color w:val="000000"/>
+          <w:sz w:val="22"/>
+          <w:szCs w:val="22"/>
+        </w:rPr>
+        <w:t xml:space="preserve">Firmado digitalmente por</w:t>
+      </w:r>
     </w:p>
     <w:p>
       <w:pPr>
@@ -5657,6 +5695,9 @@
     <w:p>
       <w:pPr>
         <w:pStyle w:val="Textonotapie"/>
+        <w:tabs>
+          <w:tab w:val="left" w:pos="567"/>
+        </w:tabs>
         <w:ind w:left="567" w:hanging="567"/>
         <w:jc w:val="both"/>
         <w:rPr>
@@ -5713,6 +5754,9 @@
   <w:footnote w:id="2">
     <w:p>
       <w:pPr>
+        <w:tabs>
+          <w:tab w:val="left" w:pos="570"/>
+        </w:tabs>
         <w:ind w:left="570" w:hanging="570"/>
         <w:jc w:val="both"/>
         <w:rPr>
@@ -5737,15 +5781,16 @@
           <w:sz w:val="16"/>
           <w:szCs w:val="16"/>
         </w:rPr>
-        <w:t xml:space="preserve"> </w:t>
-      </w:r>
-      <w:r>
-        <w:rPr>
-          <w:rFonts w:ascii="Arial Narrow" w:eastAsia="Arial Narrow" w:hAnsi="Arial Narrow" w:cs="Arial Narrow"/>
-          <w:sz w:val="16"/>
-          <w:szCs w:val="16"/>
-        </w:rPr>
         <w:tab/>
+        <w:t xml:space="preserve"/>
+      </w:r>
+      <w:r>
+        <w:rPr>
+          <w:rFonts w:ascii="Arial Narrow" w:eastAsia="Arial Narrow" w:hAnsi="Arial Narrow" w:cs="Arial Narrow"/>
+          <w:sz w:val="16"/>
+          <w:szCs w:val="16"/>
+        </w:rPr>
+        <w:tab/>
       </w:r>
       <w:r>
         <w:rPr>
@@ -5774,7 +5819,7 @@
           <w:sz w:val="16"/>
           <w:szCs w:val="16"/>
         </w:rPr>
-        <w:t xml:space="preserve"> 002-2017-TRI-INDECOPI Y LA DIRECTIVA </w:t>
+        <w:t xml:space="preserve">002-2017-TRI-INDECOPI Y LA DIRECTIVA </w:t>
       </w:r>
       <w:proofErr w:type="spellStart"/>
       <w:r>
@@ -5794,7 +5839,7 @@
           <w:sz w:val="16"/>
           <w:szCs w:val="16"/>
         </w:rPr>
-        <w:t xml:space="preserve"> 002-2022-TRI-INDECOPI</w:t>
+        <w:t xml:space="preserve">002-2022-TRI-INDECOPI</w:t>
       </w:r>
     </w:p>
     <w:p>
@@ -5883,17 +5928,6 @@
         <w:tab/>
         <w:t>INFORMACIÓN CONFIDENCIAL</w:t>
       </w:r>
-    </w:p>
-    <w:p>
-      <w:pPr>
-        <w:ind w:right="4"/>
-        <w:jc w:val="both"/>
-        <w:rPr>
-          <w:rFonts w:ascii="Arial Narrow" w:eastAsia="Arial Narrow" w:hAnsi="Arial Narrow" w:cs="Arial Narrow"/>
-          <w:sz w:val="16"/>
-          <w:szCs w:val="16"/>
-        </w:rPr>
-      </w:pPr>
     </w:p>
     <w:p>
       <w:pPr>
@@ -5947,27 +5981,6 @@
       <w:pPr>
         <w:pStyle w:val="NormalWeb"/>
         <w:spacing w:after="0" w:line="240" w:lineRule="auto"/>
-        <w:ind w:left="1134"/>
-        <w:jc w:val="both"/>
-        <w:rPr>
-          <w:rFonts w:ascii="Arial Narrow" w:eastAsia="Arial Narrow" w:hAnsi="Arial Narrow" w:cs="Arial Narrow"/>
-          <w:sz w:val="16"/>
-          <w:szCs w:val="16"/>
-        </w:rPr>
-      </w:pPr>
-      <w:r>
-        <w:rPr>
-          <w:rFonts w:ascii="Arial Narrow" w:eastAsia="Arial Narrow" w:hAnsi="Arial Narrow" w:cs="Arial Narrow"/>
-          <w:sz w:val="16"/>
-          <w:szCs w:val="16"/>
-        </w:rPr>
-        <w:t>     </w:t>
-      </w:r>
-    </w:p>
-    <w:p>
-      <w:pPr>
-        <w:pStyle w:val="NormalWeb"/>
-        <w:spacing w:after="0" w:line="240" w:lineRule="auto"/>
         <w:ind w:left="2268"/>
         <w:jc w:val="both"/>
         <w:rPr>
@@ -5984,19 +5997,6 @@
         </w:rPr>
         <w:t>Puede también declararse confidencial aquella información que sea considerada reservada o confidencial por Ley. Entre estas:</w:t>
       </w:r>
-    </w:p>
-    <w:p>
-      <w:pPr>
-        <w:pStyle w:val="NormalWeb"/>
-        <w:spacing w:after="0" w:line="240" w:lineRule="auto"/>
-        <w:ind w:left="2268"/>
-        <w:jc w:val="both"/>
-        <w:rPr>
-          <w:rFonts w:ascii="Arial Narrow" w:eastAsia="Arial Narrow" w:hAnsi="Arial Narrow" w:cs="Arial Narrow"/>
-          <w:sz w:val="16"/>
-          <w:szCs w:val="16"/>
-        </w:rPr>
-      </w:pPr>
     </w:p>
     <w:p>
       <w:pPr>
@@ -6064,7 +6064,7 @@
           <w:sz w:val="16"/>
           <w:szCs w:val="16"/>
         </w:rPr>
-        <w:t>     </w:t>
+        <w:t xml:space="preserve">     </w:t>
       </w:r>
       <w:r>
         <w:rPr>
@@ -6075,19 +6075,6 @@
         <w:tab/>
         <w:t>Se consideran datos sensibles los datos personales constituidos por los datos biométricos que por sí mismos pueden identificar al titular, datos referidos al origen racial y étnico; ingresos económicos, opiniones o convicciones políticas, religiosas, filosóficas o morales; afiliación sindical; e información relacionada a la salud o a la vida sexual.</w:t>
       </w:r>
-    </w:p>
-    <w:p>
-      <w:pPr>
-        <w:pStyle w:val="NormalWeb"/>
-        <w:spacing w:after="0" w:line="240" w:lineRule="auto"/>
-        <w:ind w:left="2268"/>
-        <w:jc w:val="both"/>
-        <w:rPr>
-          <w:rFonts w:ascii="Arial Narrow" w:eastAsia="Arial Narrow" w:hAnsi="Arial Narrow" w:cs="Arial Narrow"/>
-          <w:sz w:val="16"/>
-          <w:szCs w:val="16"/>
-        </w:rPr>
-      </w:pPr>
     </w:p>
     <w:p>
       <w:pPr>
@@ -6123,19 +6110,6 @@
       <w:pPr>
         <w:pStyle w:val="NormalWeb"/>
         <w:spacing w:after="0" w:line="240" w:lineRule="auto"/>
-        <w:ind w:left="2268"/>
-        <w:jc w:val="both"/>
-        <w:rPr>
-          <w:rFonts w:ascii="Arial Narrow" w:eastAsia="Arial Narrow" w:hAnsi="Arial Narrow" w:cs="Arial Narrow"/>
-          <w:sz w:val="16"/>
-          <w:szCs w:val="16"/>
-        </w:rPr>
-      </w:pPr>
-    </w:p>
-    <w:p>
-      <w:pPr>
-        <w:pStyle w:val="NormalWeb"/>
-        <w:spacing w:after="0" w:line="240" w:lineRule="auto"/>
         <w:ind w:left="2835" w:hanging="567"/>
         <w:jc w:val="both"/>
         <w:rPr>
@@ -6174,6 +6148,14 @@
           <w:szCs w:val="16"/>
         </w:rPr>
       </w:pPr>
+      <w:r>
+        <w:rPr>
+          <w:rFonts w:ascii="Arial Narrow" w:eastAsia="Arial Narrow" w:hAnsi="Arial Narrow" w:cs="Arial Narrow"/>
+          <w:sz w:val="16"/>
+          <w:szCs w:val="16"/>
+        </w:rPr>
+        <w:t>Se considerará lo siguiente:</w:t>
+      </w:r>
     </w:p>
     <w:p>
       <w:pPr>
@@ -6190,10 +6172,20 @@
       <w:r>
         <w:rPr>
           <w:rFonts w:ascii="Arial Narrow" w:eastAsia="Arial Narrow" w:hAnsi="Arial Narrow" w:cs="Arial Narrow"/>
-          <w:sz w:val="16"/>
-          <w:szCs w:val="16"/>
-        </w:rPr>
-        <w:t>Se considerará lo siguiente:</w:t>
+          <w:b/>
+          <w:bCs/>
+          <w:sz w:val="16"/>
+          <w:szCs w:val="16"/>
+        </w:rPr>
+        <w:t>Secreto comercial:</w:t>
+      </w:r>
+      <w:r>
+        <w:rPr>
+          <w:rFonts w:ascii="Arial Narrow" w:eastAsia="Arial Narrow" w:hAnsi="Arial Narrow" w:cs="Arial Narrow"/>
+          <w:sz w:val="16"/>
+          <w:szCs w:val="16"/>
+        </w:rPr>
+        <w:t xml:space="preserve"> aquella información cuya importancia para el desarrollo de la actividad empresarial obliga a las empresas a mantenerla fuera del alcance de terceros ajenos a la empresa;</w:t>
       </w:r>
     </w:p>
     <w:p>
@@ -6208,6 +6200,24 @@
           <w:szCs w:val="16"/>
         </w:rPr>
       </w:pPr>
+      <w:r>
+        <w:rPr>
+          <w:rFonts w:ascii="Arial Narrow" w:eastAsia="Arial Narrow" w:hAnsi="Arial Narrow" w:cs="Arial Narrow"/>
+          <w:b/>
+          <w:bCs/>
+          <w:sz w:val="16"/>
+          <w:szCs w:val="16"/>
+        </w:rPr>
+        <w:t>Secreto industrial:</w:t>
+      </w:r>
+      <w:r>
+        <w:rPr>
+          <w:rFonts w:ascii="Arial Narrow" w:eastAsia="Arial Narrow" w:hAnsi="Arial Narrow" w:cs="Arial Narrow"/>
+          <w:sz w:val="16"/>
+          <w:szCs w:val="16"/>
+        </w:rPr>
+        <w:t xml:space="preserve"> conocimiento tecnológico referido a procedimientos de fabricación o producción en general, o el conocimiento vinculado al empleo y aplicación de técnicas industriales, que permitan obtener o mantener una ventaja competitiva o económica frente a terceros;</w:t>
+      </w:r>
     </w:p>
     <w:p>
       <w:pPr>
@@ -6229,15 +6239,105 @@
           <w:sz w:val="16"/>
           <w:szCs w:val="16"/>
         </w:rPr>
-        <w:t>Secreto comercial:</w:t>
-      </w:r>
-      <w:r>
-        <w:rPr>
-          <w:rFonts w:ascii="Arial Narrow" w:eastAsia="Arial Narrow" w:hAnsi="Arial Narrow" w:cs="Arial Narrow"/>
-          <w:sz w:val="16"/>
-          <w:szCs w:val="16"/>
-        </w:rPr>
-        <w:t xml:space="preserve"> aquella información cuya importancia para el desarrollo de la actividad empresarial obliga a las empresas a mantenerla fuera del alcance de terceros ajenos a la empresa;</w:t>
+        <w:t>Secreto empresarial:</w:t>
+      </w:r>
+      <w:r>
+        <w:rPr>
+          <w:rFonts w:ascii="Arial Narrow" w:eastAsia="Arial Narrow" w:hAnsi="Arial Narrow" w:cs="Arial Narrow"/>
+          <w:sz w:val="16"/>
+          <w:szCs w:val="16"/>
+        </w:rPr>
+        <w:t xml:space="preserve"> Cualquier información no divulgada que una empresa natural o jurídica legítimamente posea, que pueda usarse en alguna actividad productiva, industrial o comercial, y que sea susceptible de transmitirse a un tercero, en la medida que dicha información sea:</w:t>
+      </w:r>
+    </w:p>
+    <w:p>
+      <w:pPr>
+        <w:pStyle w:val="NormalWeb"/>
+        <w:spacing w:after="0" w:line="240" w:lineRule="auto"/>
+        <w:ind w:left="3402" w:hanging="567"/>
+        <w:jc w:val="both"/>
+        <w:rPr>
+          <w:rFonts w:ascii="Arial Narrow" w:eastAsia="Arial Narrow" w:hAnsi="Arial Narrow" w:cs="Arial Narrow"/>
+          <w:sz w:val="16"/>
+          <w:szCs w:val="16"/>
+        </w:rPr>
+      </w:pPr>
+      <w:r>
+        <w:rPr>
+          <w:rFonts w:ascii="Arial Narrow" w:eastAsia="Arial Narrow" w:hAnsi="Arial Narrow" w:cs="Arial Narrow"/>
+          <w:sz w:val="16"/>
+          <w:szCs w:val="16"/>
+        </w:rPr>
+        <w:t xml:space="preserve">c.1 </w:t>
+      </w:r>
+      <w:r>
+        <w:rPr>
+          <w:rFonts w:ascii="Arial Narrow" w:eastAsia="Arial Narrow" w:hAnsi="Arial Narrow" w:cs="Arial Narrow"/>
+          <w:sz w:val="16"/>
+          <w:szCs w:val="16"/>
+        </w:rPr>
+        <w:tab/>
+        <w:t>Secreta, en el sentido que como conjunto o en la configuración y reunión precisa de sus componentes, no sea generalmente conocida ni fácilmente accesible por quienes se encuentran en los círculos que normalmente manejan la información respectiva;</w:t>
+      </w:r>
+    </w:p>
+    <w:p>
+      <w:pPr>
+        <w:pStyle w:val="NormalWeb"/>
+        <w:spacing w:after="0" w:line="240" w:lineRule="auto"/>
+        <w:ind w:left="3402" w:hanging="567"/>
+        <w:jc w:val="both"/>
+        <w:rPr>
+          <w:rFonts w:ascii="Arial Narrow" w:eastAsia="Arial Narrow" w:hAnsi="Arial Narrow" w:cs="Arial Narrow"/>
+          <w:sz w:val="16"/>
+          <w:szCs w:val="16"/>
+        </w:rPr>
+      </w:pPr>
+      <w:r>
+        <w:rPr>
+          <w:rFonts w:ascii="Arial Narrow" w:eastAsia="Arial Narrow" w:hAnsi="Arial Narrow" w:cs="Arial Narrow"/>
+          <w:sz w:val="16"/>
+          <w:szCs w:val="16"/>
+        </w:rPr>
+        <w:t xml:space="preserve">c.2 </w:t>
+      </w:r>
+      <w:r>
+        <w:rPr>
+          <w:rFonts w:ascii="Arial Narrow" w:eastAsia="Arial Narrow" w:hAnsi="Arial Narrow" w:cs="Arial Narrow"/>
+          <w:sz w:val="16"/>
+          <w:szCs w:val="16"/>
+        </w:rPr>
+        <w:tab/>
+        <w:t>tenga un valor comercial por ser secreta; y</w:t>
+      </w:r>
+    </w:p>
+    <w:p>
+      <w:pPr>
+        <w:pStyle w:val="NormalWeb"/>
+        <w:spacing w:after="0" w:line="240" w:lineRule="auto"/>
+        <w:ind w:left="3402" w:hanging="567"/>
+        <w:jc w:val="both"/>
+        <w:rPr>
+          <w:rFonts w:ascii="Arial Narrow" w:eastAsia="Arial Narrow" w:hAnsi="Arial Narrow" w:cs="Arial Narrow"/>
+          <w:sz w:val="16"/>
+          <w:szCs w:val="16"/>
+        </w:rPr>
+      </w:pPr>
+      <w:r>
+        <w:rPr>
+          <w:rFonts w:ascii="Arial Narrow" w:eastAsia="Arial Narrow" w:hAnsi="Arial Narrow" w:cs="Arial Narrow"/>
+          <w:sz w:val="16"/>
+          <w:szCs w:val="16"/>
+        </w:rPr>
+        <w:t xml:space="preserve">c.3 </w:t>
+      </w:r>
+      <w:r>
+        <w:rPr>
+          <w:rFonts w:ascii="Arial Narrow" w:eastAsia="Arial Narrow" w:hAnsi="Arial Narrow" w:cs="Arial Narrow"/>
+          <w:sz w:val="16"/>
+          <w:szCs w:val="16"/>
+        </w:rPr>
+        <w:tab/>
+        <w:t>haya sido objeto de medidas razonables tomadas por su legítimo poseedor para mantenerla secreta.</w:t>
       </w:r>
     </w:p>
     <w:p>
@@ -6255,210 +6355,11 @@
       <w:r>
         <w:rPr>
           <w:rFonts w:ascii="Arial Narrow" w:eastAsia="Arial Narrow" w:hAnsi="Arial Narrow" w:cs="Arial Narrow"/>
-          <w:b/>
-          <w:bCs/>
-          <w:sz w:val="16"/>
-          <w:szCs w:val="16"/>
-        </w:rPr>
-        <w:t>Secreto industrial:</w:t>
-      </w:r>
-      <w:r>
-        <w:rPr>
-          <w:rFonts w:ascii="Arial Narrow" w:eastAsia="Arial Narrow" w:hAnsi="Arial Narrow" w:cs="Arial Narrow"/>
-          <w:sz w:val="16"/>
-          <w:szCs w:val="16"/>
-        </w:rPr>
-        <w:t xml:space="preserve"> conocimiento tecnológico referido a procedimientos de fabricación o producción en general, o el conocimiento vinculado al empleo y aplicación de técnicas industriales, que permitan obtener o mantener una ventaja competitiva o económica frente a terceros;</w:t>
-      </w:r>
-    </w:p>
-    <w:p>
-      <w:pPr>
-        <w:pStyle w:val="NormalWeb"/>
-        <w:spacing w:after="0" w:line="240" w:lineRule="auto"/>
-        <w:ind w:left="2835"/>
-        <w:jc w:val="both"/>
-        <w:rPr>
-          <w:rFonts w:ascii="Arial Narrow" w:eastAsia="Arial Narrow" w:hAnsi="Arial Narrow" w:cs="Arial Narrow"/>
-          <w:sz w:val="16"/>
-          <w:szCs w:val="16"/>
-        </w:rPr>
-      </w:pPr>
-      <w:r>
-        <w:rPr>
-          <w:rFonts w:ascii="Arial Narrow" w:eastAsia="Arial Narrow" w:hAnsi="Arial Narrow" w:cs="Arial Narrow"/>
-          <w:b/>
-          <w:bCs/>
-          <w:sz w:val="16"/>
-          <w:szCs w:val="16"/>
-        </w:rPr>
-        <w:t>Secreto empresarial:</w:t>
-      </w:r>
-      <w:r>
-        <w:rPr>
-          <w:rFonts w:ascii="Arial Narrow" w:eastAsia="Arial Narrow" w:hAnsi="Arial Narrow" w:cs="Arial Narrow"/>
-          <w:sz w:val="16"/>
-          <w:szCs w:val="16"/>
-        </w:rPr>
-        <w:t xml:space="preserve"> Cualquier información no divulgada que una empresa natural o jurídica legítimamente posea, que pueda usarse en alguna actividad productiva, industrial o comercial, y que sea susceptible de transmitirse a un tercero, en la medida que dicha información sea:</w:t>
-      </w:r>
-    </w:p>
-    <w:p>
-      <w:pPr>
-        <w:pStyle w:val="NormalWeb"/>
-        <w:spacing w:after="0" w:line="240" w:lineRule="auto"/>
-        <w:ind w:left="1134"/>
-        <w:jc w:val="both"/>
-        <w:rPr>
-          <w:rFonts w:ascii="Arial Narrow" w:eastAsia="Arial Narrow" w:hAnsi="Arial Narrow" w:cs="Arial Narrow"/>
-          <w:sz w:val="16"/>
-          <w:szCs w:val="16"/>
-        </w:rPr>
-      </w:pPr>
-      <w:r>
-        <w:rPr>
-          <w:rFonts w:ascii="Arial Narrow" w:eastAsia="Arial Narrow" w:hAnsi="Arial Narrow" w:cs="Arial Narrow"/>
-          <w:sz w:val="16"/>
-          <w:szCs w:val="16"/>
-        </w:rPr>
-        <w:t>   </w:t>
-      </w:r>
-    </w:p>
-    <w:p>
-      <w:pPr>
-        <w:pStyle w:val="NormalWeb"/>
-        <w:spacing w:after="0" w:line="240" w:lineRule="auto"/>
-        <w:ind w:left="3402" w:hanging="567"/>
-        <w:jc w:val="both"/>
-        <w:rPr>
-          <w:rFonts w:ascii="Arial Narrow" w:eastAsia="Arial Narrow" w:hAnsi="Arial Narrow" w:cs="Arial Narrow"/>
-          <w:sz w:val="16"/>
-          <w:szCs w:val="16"/>
-        </w:rPr>
-      </w:pPr>
-      <w:r>
-        <w:rPr>
-          <w:rFonts w:ascii="Arial Narrow" w:eastAsia="Arial Narrow" w:hAnsi="Arial Narrow" w:cs="Arial Narrow"/>
-          <w:sz w:val="16"/>
-          <w:szCs w:val="16"/>
-        </w:rPr>
-        <w:t xml:space="preserve">c.1 </w:t>
-      </w:r>
-      <w:r>
-        <w:rPr>
-          <w:rFonts w:ascii="Arial Narrow" w:eastAsia="Arial Narrow" w:hAnsi="Arial Narrow" w:cs="Arial Narrow"/>
-          <w:sz w:val="16"/>
-          <w:szCs w:val="16"/>
-        </w:rPr>
-        <w:tab/>
-        <w:t>Secreta, en el sentido que como conjunto o en la configuración y reunión precisa de sus componentes, no sea generalmente conocida ni fácilmente accesible por quienes se encuentran en los círculos que normalmente manejan la información respectiva;</w:t>
-      </w:r>
-    </w:p>
-    <w:p>
-      <w:pPr>
-        <w:pStyle w:val="NormalWeb"/>
-        <w:spacing w:after="0" w:line="240" w:lineRule="auto"/>
-        <w:ind w:left="3402" w:hanging="567"/>
-        <w:jc w:val="both"/>
-        <w:rPr>
-          <w:rFonts w:ascii="Arial Narrow" w:eastAsia="Arial Narrow" w:hAnsi="Arial Narrow" w:cs="Arial Narrow"/>
-          <w:sz w:val="16"/>
-          <w:szCs w:val="16"/>
-        </w:rPr>
-      </w:pPr>
-      <w:r>
-        <w:rPr>
-          <w:rFonts w:ascii="Arial Narrow" w:eastAsia="Arial Narrow" w:hAnsi="Arial Narrow" w:cs="Arial Narrow"/>
-          <w:sz w:val="16"/>
-          <w:szCs w:val="16"/>
-        </w:rPr>
-        <w:t xml:space="preserve">c.2 </w:t>
-      </w:r>
-      <w:r>
-        <w:rPr>
-          <w:rFonts w:ascii="Arial Narrow" w:eastAsia="Arial Narrow" w:hAnsi="Arial Narrow" w:cs="Arial Narrow"/>
-          <w:sz w:val="16"/>
-          <w:szCs w:val="16"/>
-        </w:rPr>
-        <w:tab/>
-        <w:t>tenga un valor comercial por ser secreta; y</w:t>
-      </w:r>
-    </w:p>
-    <w:p>
-      <w:pPr>
-        <w:pStyle w:val="NormalWeb"/>
-        <w:spacing w:after="0" w:line="240" w:lineRule="auto"/>
-        <w:ind w:left="3402" w:hanging="567"/>
-        <w:jc w:val="both"/>
-        <w:rPr>
-          <w:rFonts w:ascii="Arial Narrow" w:eastAsia="Arial Narrow" w:hAnsi="Arial Narrow" w:cs="Arial Narrow"/>
-          <w:sz w:val="16"/>
-          <w:szCs w:val="16"/>
-        </w:rPr>
-      </w:pPr>
-      <w:r>
-        <w:rPr>
-          <w:rFonts w:ascii="Arial Narrow" w:eastAsia="Arial Narrow" w:hAnsi="Arial Narrow" w:cs="Arial Narrow"/>
-          <w:sz w:val="16"/>
-          <w:szCs w:val="16"/>
-        </w:rPr>
-        <w:t xml:space="preserve">c.3 </w:t>
-      </w:r>
-      <w:r>
-        <w:rPr>
-          <w:rFonts w:ascii="Arial Narrow" w:eastAsia="Arial Narrow" w:hAnsi="Arial Narrow" w:cs="Arial Narrow"/>
-          <w:sz w:val="16"/>
-          <w:szCs w:val="16"/>
-        </w:rPr>
-        <w:tab/>
-        <w:t>haya sido objeto de medidas razonables tomadas por su legítimo poseedor para mantenerla secreta.</w:t>
-      </w:r>
-    </w:p>
-    <w:p>
-      <w:pPr>
-        <w:pStyle w:val="NormalWeb"/>
-        <w:spacing w:after="0" w:line="240" w:lineRule="auto"/>
-        <w:ind w:left="3402" w:hanging="567"/>
-        <w:jc w:val="both"/>
-        <w:rPr>
-          <w:rFonts w:ascii="Arial Narrow" w:eastAsia="Arial Narrow" w:hAnsi="Arial Narrow" w:cs="Arial Narrow"/>
-          <w:sz w:val="16"/>
-          <w:szCs w:val="16"/>
-        </w:rPr>
-      </w:pPr>
-    </w:p>
-    <w:p>
-      <w:pPr>
-        <w:pStyle w:val="NormalWeb"/>
-        <w:spacing w:after="0" w:line="240" w:lineRule="auto"/>
-        <w:ind w:left="2835"/>
-        <w:jc w:val="both"/>
-        <w:rPr>
-          <w:rFonts w:ascii="Arial Narrow" w:eastAsia="Arial Narrow" w:hAnsi="Arial Narrow" w:cs="Arial Narrow"/>
-          <w:sz w:val="16"/>
-          <w:szCs w:val="16"/>
-        </w:rPr>
-      </w:pPr>
-      <w:r>
-        <w:rPr>
-          <w:rFonts w:ascii="Arial Narrow" w:eastAsia="Arial Narrow" w:hAnsi="Arial Narrow" w:cs="Arial Narrow"/>
           <w:sz w:val="16"/>
           <w:szCs w:val="16"/>
         </w:rPr>
         <w:t>La información de un secreto empresarial podrá estar referida a la naturaleza, características o finalidades de los productos; a los métodos o procesos de producción; o, a los medios o formas de distribución o comercialización de productos o prestación de servicios.</w:t>
       </w:r>
-    </w:p>
-    <w:p>
-      <w:pPr>
-        <w:pStyle w:val="NormalWeb"/>
-        <w:spacing w:after="0" w:line="240" w:lineRule="auto"/>
-        <w:ind w:left="2835"/>
-        <w:jc w:val="both"/>
-        <w:rPr>
-          <w:rFonts w:ascii="Arial Narrow" w:eastAsia="Arial Narrow" w:hAnsi="Arial Narrow" w:cs="Arial Narrow"/>
-          <w:sz w:val="16"/>
-          <w:szCs w:val="16"/>
-        </w:rPr>
-      </w:pPr>
     </w:p>
     <w:p>
       <w:pPr>
@@ -6504,6 +6405,9 @@
     <w:p>
       <w:pPr>
         <w:pStyle w:val="Textonotapie"/>
+        <w:tabs>
+          <w:tab w:val="left" w:pos="567"/>
+        </w:tabs>
         <w:ind w:left="567" w:hanging="567"/>
         <w:jc w:val="both"/>
         <w:rPr>
@@ -6529,15 +6433,16 @@
           <w:sz w:val="16"/>
           <w:szCs w:val="16"/>
         </w:rPr>
-        <w:t xml:space="preserve"> </w:t>
-      </w:r>
-      <w:r>
-        <w:rPr>
-          <w:rFonts w:ascii="Arial Narrow" w:eastAsia="Arial Narrow" w:hAnsi="Arial Narrow" w:cs="Arial Narrow"/>
-          <w:sz w:val="16"/>
-          <w:szCs w:val="16"/>
-        </w:rPr>
         <w:tab/>
+        <w:t xml:space="preserve"/>
+      </w:r>
+      <w:r>
+        <w:rPr>
+          <w:rFonts w:ascii="Arial Narrow" w:eastAsia="Arial Narrow" w:hAnsi="Arial Narrow" w:cs="Arial Narrow"/>
+          <w:sz w:val="16"/>
+          <w:szCs w:val="16"/>
+        </w:rPr>
+        <w:tab/>
       </w:r>
       <w:r>
         <w:rPr>
@@ -6566,7 +6471,7 @@
           <w:sz w:val="16"/>
           <w:szCs w:val="16"/>
         </w:rPr>
-        <w:t xml:space="preserve"> 002-2017-TRI-INDECOPI Y LA DIRECTIVA </w:t>
+        <w:t xml:space="preserve">002-2017-TRI-INDECOPI Y LA DIRECTIVA </w:t>
       </w:r>
       <w:proofErr w:type="spellStart"/>
       <w:r>
@@ -6586,7 +6491,7 @@
           <w:sz w:val="16"/>
           <w:szCs w:val="16"/>
         </w:rPr>
-        <w:t xml:space="preserve"> 002-2022-TRI-INDECOPI</w:t>
+        <w:t xml:space="preserve">002-2022-TRI-INDECOPI</w:t>
       </w:r>
     </w:p>
     <w:p>
@@ -6610,7 +6515,7 @@
           <w:szCs w:val="16"/>
           <w:shd w:val="clear" w:color="auto" w:fill="FFFFFF"/>
         </w:rPr>
-        <w:t>  </w:t>
+        <w:t xml:space="preserve">  </w:t>
       </w:r>
       <w:r>
         <w:rPr>
@@ -6665,7 +6570,7 @@
           <w:szCs w:val="16"/>
           <w:shd w:val="clear" w:color="auto" w:fill="FFFFFF"/>
         </w:rPr>
-        <w:t>(…) </w:t>
+        <w:t xml:space="preserve">(…) </w:t>
       </w:r>
     </w:p>
     <w:p>
@@ -6706,6 +6611,9 @@
     <w:p>
       <w:pPr>
         <w:pStyle w:val="Sinespaciado"/>
+        <w:tabs>
+          <w:tab w:val="left" w:pos="567"/>
+        </w:tabs>
         <w:ind w:left="567" w:hanging="567"/>
         <w:jc w:val="both"/>
         <w:rPr>
@@ -6732,7 +6640,8 @@
           <w:sz w:val="16"/>
           <w:szCs w:val="16"/>
         </w:rPr>
-        <w:t xml:space="preserve"> </w:t>
+        <w:tab/>
+        <w:t xml:space="preserve"/>
       </w:r>
       <w:r>
         <w:rPr>
@@ -6813,6 +6722,70 @@
     </w:p>
   </w:footnote>
   <w:footnote w:id="5">
+    <w:p>
+      <w:pPr>
+        <w:pStyle w:val="paragraph"/>
+        <w:tabs>
+          <w:tab w:val="left" w:pos="555"/>
+        </w:tabs>
+        <w:spacing w:before="0" w:beforeAutospacing="0" w:after="0" w:afterAutospacing="0"/>
+        <w:ind w:left="555" w:hanging="555"/>
+        <w:jc w:val="both"/>
+        <w:textAlignment w:val="baseline"/>
+        <w:rPr>
+          <w:rFonts w:ascii="Arial Narrow" w:eastAsia="Arial Narrow" w:hAnsi="Arial Narrow" w:cs="Arial Narrow"/>
+          <w:sz w:val="16"/>
+          <w:szCs w:val="16"/>
+        </w:rPr>
+      </w:pPr>
+      <w:r>
+        <w:rPr>
+          <w:rStyle w:val="Refdenotaalpie"/>
+          <w:rFonts w:ascii="Arial Narrow" w:eastAsia="Arial Narrow" w:hAnsi="Arial Narrow" w:cs="Arial Narrow"/>
+          <w:sz w:val="16"/>
+          <w:szCs w:val="16"/>
+          <w:vertAlign w:val="superscript"/>
+        </w:rPr>
+        <w:footnoteRef/>
+      </w:r>
+      <w:r>
+        <w:rPr>
+          <w:rFonts w:ascii="Arial Narrow" w:eastAsia="Arial Narrow" w:hAnsi="Arial Narrow" w:cs="Arial Narrow"/>
+          <w:sz w:val="16"/>
+          <w:szCs w:val="16"/>
+        </w:rPr>
+        <w:tab/>
+        <w:t xml:space="preserve"/>
+      </w:r>
+      <w:r>
+        <w:rPr>
+          <w:rFonts w:ascii="Arial Narrow" w:eastAsia="Arial Narrow" w:hAnsi="Arial Narrow" w:cs="Arial Narrow"/>
+          <w:sz w:val="16"/>
+          <w:szCs w:val="16"/>
+        </w:rPr>
+        <w:tab/>
+      </w:r>
+      <w:r>
+        <w:rPr>
+          <w:rStyle w:val="normaltextrun"/>
+          <w:rFonts w:ascii="Arial Narrow" w:eastAsia="Arial Narrow" w:hAnsi="Arial Narrow" w:cs="Arial Narrow"/>
+          <w:b/>
+          <w:bCs/>
+          <w:sz w:val="16"/>
+          <w:szCs w:val="16"/>
+        </w:rPr>
+        <w:t>Decreto Supremo 006-2026-JUS, TEXTO ÚNICO ORDENADO DE LA LEY DEL PROCEDIMIENTO ADMINISTRATIVO GENERAL, publicado el 30 de abril de 2026.</w:t>
+      </w:r>
+      <w:r>
+        <w:rPr>
+          <w:rStyle w:val="eop"/>
+          <w:rFonts w:ascii="Arial Narrow" w:eastAsia="Arial Narrow" w:hAnsi="Arial Narrow" w:cs="Arial Narrow"/>
+          <w:sz w:val="16"/>
+          <w:szCs w:val="16"/>
+        </w:rPr>
+        <w:t xml:space="preserve"> </w:t>
+      </w:r>
+    </w:p>
     <w:p>
       <w:pPr>
         <w:pStyle w:val="paragraph"/>
@@ -6828,40 +6801,157 @@
       </w:pPr>
       <w:r>
         <w:rPr>
-          <w:rStyle w:val="Refdenotaalpie"/>
-          <w:rFonts w:ascii="Arial Narrow" w:eastAsia="Arial Narrow" w:hAnsi="Arial Narrow" w:cs="Arial Narrow"/>
-          <w:sz w:val="16"/>
-          <w:szCs w:val="16"/>
-          <w:vertAlign w:val="superscript"/>
-        </w:rPr>
-        <w:footnoteRef/>
-      </w:r>
-      <w:r>
-        <w:rPr>
-          <w:rFonts w:ascii="Arial Narrow" w:eastAsia="Arial Narrow" w:hAnsi="Arial Narrow" w:cs="Arial Narrow"/>
-          <w:sz w:val="16"/>
-          <w:szCs w:val="16"/>
-        </w:rPr>
-        <w:t xml:space="preserve"> </w:t>
-      </w:r>
-      <w:r>
-        <w:rPr>
-          <w:rFonts w:ascii="Arial Narrow" w:eastAsia="Arial Narrow" w:hAnsi="Arial Narrow" w:cs="Arial Narrow"/>
+          <w:rStyle w:val="normaltextrun"/>
+          <w:rFonts w:ascii="Arial Narrow" w:eastAsia="Arial Narrow" w:hAnsi="Arial Narrow" w:cs="Arial Narrow"/>
+          <w:b/>
+          <w:bCs/>
+          <w:sz w:val="16"/>
+          <w:szCs w:val="16"/>
+        </w:rPr>
+        <w:t xml:space="preserve">            </w:t>
+      </w:r>
+      <w:r>
+        <w:rPr>
+          <w:rStyle w:val="normaltextrun"/>
+          <w:rFonts w:ascii="Arial Narrow" w:eastAsia="Arial Narrow" w:hAnsi="Arial Narrow" w:cs="Arial Narrow"/>
+          <w:b/>
+          <w:bCs/>
           <w:sz w:val="16"/>
           <w:szCs w:val="16"/>
         </w:rPr>
         <w:tab/>
-      </w:r>
+        <w:t>Artículo IV. Principios del procedimiento administrativo</w:t>
+      </w:r>
+      <w:r>
+        <w:rPr>
+          <w:rStyle w:val="eop"/>
+          <w:rFonts w:ascii="Arial Narrow" w:eastAsia="Arial Narrow" w:hAnsi="Arial Narrow" w:cs="Arial Narrow"/>
+          <w:sz w:val="16"/>
+          <w:szCs w:val="16"/>
+        </w:rPr>
+        <w:t xml:space="preserve"> </w:t>
+      </w:r>
+    </w:p>
+    <w:p>
+      <w:pPr>
+        <w:pStyle w:val="paragraph"/>
+        <w:spacing w:before="0" w:beforeAutospacing="0" w:after="0" w:afterAutospacing="0"/>
+        <w:ind w:left="555"/>
+        <w:jc w:val="both"/>
+        <w:textAlignment w:val="baseline"/>
+        <w:rPr>
+          <w:rFonts w:ascii="Arial Narrow" w:eastAsia="Arial Narrow" w:hAnsi="Arial Narrow" w:cs="Arial Narrow"/>
+          <w:sz w:val="16"/>
+          <w:szCs w:val="16"/>
+        </w:rPr>
+      </w:pPr>
       <w:r>
         <w:rPr>
           <w:rStyle w:val="normaltextrun"/>
           <w:rFonts w:ascii="Arial Narrow" w:eastAsia="Arial Narrow" w:hAnsi="Arial Narrow" w:cs="Arial Narrow"/>
+          <w:sz w:val="16"/>
+          <w:szCs w:val="16"/>
+        </w:rPr>
+        <w:t>1. El procedimiento administrativo se sustenta fundamentalmente en los siguientes principios, sin perjuicio de la vigencia de otros principios generales del Derecho Administrativo:</w:t>
+      </w:r>
+      <w:r>
+        <w:rPr>
+          <w:rStyle w:val="eop"/>
+          <w:rFonts w:ascii="Arial Narrow" w:eastAsia="Arial Narrow" w:hAnsi="Arial Narrow" w:cs="Arial Narrow"/>
+          <w:sz w:val="16"/>
+          <w:szCs w:val="16"/>
+        </w:rPr>
+        <w:t xml:space="preserve"> </w:t>
+      </w:r>
+    </w:p>
+    <w:p>
+      <w:pPr>
+        <w:pStyle w:val="paragraph"/>
+        <w:spacing w:before="0" w:beforeAutospacing="0" w:after="0" w:afterAutospacing="0"/>
+        <w:ind w:left="555"/>
+        <w:jc w:val="both"/>
+        <w:textAlignment w:val="baseline"/>
+        <w:rPr>
+          <w:rFonts w:ascii="Arial Narrow" w:eastAsia="Arial Narrow" w:hAnsi="Arial Narrow" w:cs="Arial Narrow"/>
+          <w:sz w:val="16"/>
+          <w:szCs w:val="16"/>
+        </w:rPr>
+      </w:pPr>
+      <w:r>
+        <w:rPr>
+          <w:rStyle w:val="normaltextrun"/>
+          <w:rFonts w:ascii="Arial Narrow" w:eastAsia="Arial Narrow" w:hAnsi="Arial Narrow" w:cs="Arial Narrow"/>
+          <w:sz w:val="16"/>
+          <w:szCs w:val="16"/>
+        </w:rPr>
+        <w:t>(…)</w:t>
+      </w:r>
+      <w:r>
+        <w:rPr>
+          <w:rStyle w:val="eop"/>
+          <w:rFonts w:ascii="Arial Narrow" w:eastAsia="Arial Narrow" w:hAnsi="Arial Narrow" w:cs="Arial Narrow"/>
+          <w:sz w:val="16"/>
+          <w:szCs w:val="16"/>
+        </w:rPr>
+        <w:t xml:space="preserve"> </w:t>
+      </w:r>
+    </w:p>
+    <w:p>
+      <w:pPr>
+        <w:pStyle w:val="paragraph"/>
+        <w:spacing w:before="0" w:beforeAutospacing="0" w:after="0" w:afterAutospacing="0"/>
+        <w:ind w:left="555"/>
+        <w:jc w:val="both"/>
+        <w:textAlignment w:val="baseline"/>
+        <w:rPr>
+          <w:rFonts w:ascii="Arial Narrow" w:eastAsia="Arial Narrow" w:hAnsi="Arial Narrow" w:cs="Arial Narrow"/>
+          <w:sz w:val="16"/>
+          <w:szCs w:val="16"/>
+        </w:rPr>
+      </w:pPr>
+      <w:r>
+        <w:rPr>
+          <w:rStyle w:val="normaltextrun"/>
+          <w:rFonts w:ascii="Arial Narrow" w:eastAsia="Arial Narrow" w:hAnsi="Arial Narrow" w:cs="Arial Narrow"/>
           <w:b/>
           <w:bCs/>
           <w:sz w:val="16"/>
           <w:szCs w:val="16"/>
         </w:rPr>
-        <w:t>Decreto Supremo 006-2026-JUS, TEXTO ÚNICO ORDENADO DE LA LEY DEL PROCEDIMIENTO ADMINISTRATIVO GENERAL, publicado el 30 de abril de 2026.</w:t>
+        <w:t xml:space="preserve">1.8 Principio de buena fe </w:t>
+      </w:r>
+      <w:proofErr w:type="gramStart"/>
+      <w:r>
+        <w:rPr>
+          <w:rStyle w:val="normaltextrun"/>
+          <w:rFonts w:ascii="Arial Narrow" w:eastAsia="Arial Narrow" w:hAnsi="Arial Narrow" w:cs="Arial Narrow"/>
+          <w:b/>
+          <w:bCs/>
+          <w:sz w:val="16"/>
+          <w:szCs w:val="16"/>
+        </w:rPr>
+        <w:t>procedimental.-</w:t>
+      </w:r>
+      <w:proofErr w:type="gramEnd"/>
+      <w:r>
+        <w:rPr>
+          <w:rStyle w:val="normaltextrun"/>
+          <w:rFonts w:ascii="Arial Narrow" w:eastAsia="Arial Narrow" w:hAnsi="Arial Narrow" w:cs="Arial Narrow"/>
+          <w:b/>
+          <w:bCs/>
+          <w:sz w:val="16"/>
+          <w:szCs w:val="16"/>
+        </w:rPr>
+        <w:t xml:space="preserve"> </w:t>
+      </w:r>
+      <w:r>
+        <w:rPr>
+          <w:rStyle w:val="normaltextrun"/>
+          <w:rFonts w:ascii="Arial Narrow" w:eastAsia="Arial Narrow" w:hAnsi="Arial Narrow" w:cs="Arial Narrow"/>
+          <w:sz w:val="16"/>
+          <w:szCs w:val="16"/>
+        </w:rPr>
+        <w:t>La autoridad administrativa, los administrados, sus representantes o abogados, realizan sus respectivos actos procedimentales guiados por el respeto mutuo, la colaboración y la buena fe. La autoridad administrativa no puede actuar contra sus propios actos, salvo los supuestos de revisión de oficio contemplados en la presente Ley.</w:t>
       </w:r>
       <w:r>
         <w:rPr>
@@ -6870,7 +6960,39 @@
           <w:sz w:val="16"/>
           <w:szCs w:val="16"/>
         </w:rPr>
-        <w:t> </w:t>
+        <w:t xml:space="preserve"> </w:t>
+      </w:r>
+    </w:p>
+    <w:p>
+      <w:pPr>
+        <w:pStyle w:val="paragraph"/>
+        <w:spacing w:before="0" w:beforeAutospacing="0" w:after="0" w:afterAutospacing="0"/>
+        <w:ind w:left="555"/>
+        <w:jc w:val="both"/>
+        <w:textAlignment w:val="baseline"/>
+        <w:rPr>
+          <w:rFonts w:ascii="Arial Narrow" w:eastAsia="Arial Narrow" w:hAnsi="Arial Narrow" w:cs="Arial Narrow"/>
+          <w:sz w:val="16"/>
+          <w:szCs w:val="16"/>
+        </w:rPr>
+      </w:pPr>
+      <w:r>
+        <w:rPr>
+          <w:rStyle w:val="normaltextrun"/>
+          <w:rFonts w:ascii="Arial Narrow" w:eastAsia="Arial Narrow" w:hAnsi="Arial Narrow" w:cs="Arial Narrow"/>
+          <w:sz w:val="16"/>
+          <w:szCs w:val="16"/>
+        </w:rPr>
+        <w:t>Ninguna regulación del procedimiento administrativo puede interpretarse de modo tal que ampare alguna conducta contra la buena fe procedimental.</w:t>
+      </w:r>
+      <w:r>
+        <w:rPr>
+          <w:rStyle w:val="eop"/>
+          <w:rFonts w:ascii="Arial Narrow" w:eastAsia="Arial Narrow" w:hAnsi="Arial Narrow" w:cs="Arial Narrow"/>
+          <w:sz w:val="16"/>
+          <w:szCs w:val="16"/>
+        </w:rPr>
+        <w:t xml:space="preserve"> </w:t>
       </w:r>
     </w:p>
     <w:p>
@@ -6886,200 +7008,693 @@
           <w:szCs w:val="16"/>
         </w:rPr>
       </w:pPr>
-      <w:r>
-        <w:rPr>
-          <w:rStyle w:val="normaltextrun"/>
+    </w:p>
+  </w:footnote>
+  <w:footnote w:id="6">
+    <w:p>
+      <w:pPr>
+        <w:pStyle w:val="Textonotapie"/>
+        <w:tabs>
+          <w:tab w:val="left" w:pos="567"/>
+        </w:tabs>
+        <w:ind w:left="567" w:hanging="567"/>
+        <w:jc w:val="both"/>
+        <w:rPr>
           <w:rFonts w:ascii="Arial Narrow" w:eastAsia="Arial Narrow" w:hAnsi="Arial Narrow" w:cs="Arial Narrow"/>
           <w:b/>
           <w:bCs/>
           <w:sz w:val="16"/>
           <w:szCs w:val="16"/>
         </w:rPr>
-        <w:t>            </w:t>
-      </w:r>
-      <w:r>
-        <w:rPr>
-          <w:rStyle w:val="normaltextrun"/>
+      </w:pPr>
+      <w:r>
+        <w:rPr>
+          <w:rStyle w:val="Refdenotaalpie"/>
+          <w:rFonts w:ascii="Arial Narrow" w:eastAsia="Arial Narrow" w:hAnsi="Arial Narrow" w:cs="Arial Narrow"/>
+          <w:sz w:val="16"/>
+          <w:szCs w:val="16"/>
+          <w:vertAlign w:val="superscript"/>
+        </w:rPr>
+        <w:footnoteRef/>
+      </w:r>
+      <w:r>
+        <w:rPr>
+          <w:rFonts w:ascii="Arial Narrow" w:eastAsia="Arial Narrow" w:hAnsi="Arial Narrow" w:cs="Arial Narrow"/>
+          <w:sz w:val="16"/>
+          <w:szCs w:val="16"/>
+        </w:rPr>
+        <w:tab/>
+        <w:t xml:space="preserve"/>
+      </w:r>
+      <w:r>
+        <w:rPr>
+          <w:rFonts w:ascii="Arial Narrow" w:eastAsia="Arial Narrow" w:hAnsi="Arial Narrow" w:cs="Arial Narrow"/>
+          <w:sz w:val="16"/>
+          <w:szCs w:val="16"/>
+        </w:rPr>
+        <w:tab/>
+      </w:r>
+      <w:r>
+        <w:rPr>
           <w:rFonts w:ascii="Arial Narrow" w:eastAsia="Arial Narrow" w:hAnsi="Arial Narrow" w:cs="Arial Narrow"/>
           <w:b/>
           <w:bCs/>
           <w:sz w:val="16"/>
           <w:szCs w:val="16"/>
         </w:rPr>
+        <w:t>DIRECTIVA 001-2008-TRI-INDECOPI, DIRECTIVA SOBRE CONFIDENCIALIDAD DE LA INFORMACIÓN EN LOS PROCEDIMIENTOS SEGUIDOS POR LOS ÓRGANOS FUNCIONALES DEL INDECOPI, modificada por la DIRECTIVA 003-2022/TRI-INDECOPI</w:t>
+      </w:r>
+    </w:p>
+    <w:p>
+      <w:pPr>
+        <w:pStyle w:val="Textonotapie"/>
+        <w:ind w:left="1134" w:hanging="567"/>
+        <w:jc w:val="both"/>
+        <w:rPr>
+          <w:rFonts w:ascii="Arial Narrow" w:eastAsia="Arial Narrow" w:hAnsi="Arial Narrow" w:cs="Arial Narrow"/>
+          <w:sz w:val="16"/>
+          <w:szCs w:val="16"/>
+        </w:rPr>
+      </w:pPr>
+      <w:r>
+        <w:rPr>
+          <w:rFonts w:ascii="Arial Narrow" w:eastAsia="Arial Narrow" w:hAnsi="Arial Narrow" w:cs="Arial Narrow"/>
+          <w:sz w:val="16"/>
+          <w:szCs w:val="16"/>
+        </w:rPr>
+        <w:t xml:space="preserve">5.11 </w:t>
+      </w:r>
+      <w:r>
+        <w:rPr>
+          <w:rFonts w:ascii="Arial Narrow" w:eastAsia="Arial Narrow" w:hAnsi="Arial Narrow" w:cs="Arial Narrow"/>
+          <w:sz w:val="16"/>
+          <w:szCs w:val="16"/>
+        </w:rPr>
         <w:tab/>
-        <w:t>Artículo IV. Principios del procedimiento administrativo</w:t>
-      </w:r>
-      <w:r>
-        <w:rPr>
-          <w:rStyle w:val="eop"/>
-          <w:rFonts w:ascii="Arial Narrow" w:eastAsia="Arial Narrow" w:hAnsi="Arial Narrow" w:cs="Arial Narrow"/>
-          <w:sz w:val="16"/>
-          <w:szCs w:val="16"/>
-        </w:rPr>
-        <w:t> </w:t>
+        <w:t xml:space="preserve">En caso de que el titular de la información previamente declarada confidencial presente de manera posterior un nuevo escrito o documento que contenga la misma </w:t>
+      </w:r>
+      <w:proofErr w:type="gramStart"/>
+      <w:r>
+        <w:rPr>
+          <w:rFonts w:ascii="Arial Narrow" w:eastAsia="Arial Narrow" w:hAnsi="Arial Narrow" w:cs="Arial Narrow"/>
+          <w:sz w:val="16"/>
+          <w:szCs w:val="16"/>
+        </w:rPr>
+        <w:t>información,</w:t>
+      </w:r>
+      <w:proofErr w:type="gramEnd"/>
+      <w:r>
+        <w:rPr>
+          <w:rFonts w:ascii="Arial Narrow" w:eastAsia="Arial Narrow" w:hAnsi="Arial Narrow" w:cs="Arial Narrow"/>
+          <w:sz w:val="16"/>
+          <w:szCs w:val="16"/>
+        </w:rPr>
+        <w:t xml:space="preserve"> deberá adjuntar una “versión confidencial” que señale —de manera clara y precisa— en qué parte está incluida la información previamente declarada confidencial. </w:t>
+      </w:r>
+    </w:p>
+    <w:p>
+      <w:pPr>
+        <w:pStyle w:val="Textonotapie"/>
+        <w:ind w:left="1134"/>
+        <w:jc w:val="both"/>
+        <w:rPr>
+          <w:rFonts w:ascii="Arial Narrow" w:eastAsia="Arial Narrow" w:hAnsi="Arial Narrow" w:cs="Arial Narrow"/>
+          <w:sz w:val="16"/>
+          <w:szCs w:val="16"/>
+        </w:rPr>
+      </w:pPr>
+      <w:r>
+        <w:rPr>
+          <w:rFonts w:ascii="Arial Narrow" w:eastAsia="Arial Narrow" w:hAnsi="Arial Narrow" w:cs="Arial Narrow"/>
+          <w:sz w:val="16"/>
+          <w:szCs w:val="16"/>
+        </w:rPr>
+        <w:t xml:space="preserve">Adicionalmente, el administrado deberá presentar una “versión no confidencial” del referido escrito o documento, cubriendo de forma identificable aquellas secciones en las que haya figurado la información confidencial, a efectos de que dicha versión sea incorporada en el expediente principal y puesta en conocimiento de las partes y de terceros, según corresponda. </w:t>
+      </w:r>
+    </w:p>
+    <w:p>
+      <w:pPr>
+        <w:pStyle w:val="Textonotapie"/>
+        <w:ind w:left="1134"/>
+        <w:jc w:val="both"/>
+        <w:rPr>
+          <w:rFonts w:ascii="Arial Narrow" w:eastAsia="Arial Narrow" w:hAnsi="Arial Narrow" w:cs="Arial Narrow"/>
+          <w:sz w:val="16"/>
+          <w:szCs w:val="16"/>
+        </w:rPr>
+      </w:pPr>
+      <w:r>
+        <w:rPr>
+          <w:rFonts w:ascii="Arial Narrow" w:eastAsia="Arial Narrow" w:hAnsi="Arial Narrow" w:cs="Arial Narrow"/>
+          <w:sz w:val="16"/>
+          <w:szCs w:val="16"/>
+        </w:rPr>
+        <w:t xml:space="preserve">En caso de que el administrado no cumpla con lo señalado en el párrafo anterior, la autoridad le concederá un plazo de hasta 5 (cinco) días hábiles para la presentación de la “versión no confidencial”, bajo apercibimiento de proceder conforme a lo señalado en el numeral 5.12 de la presente Directiva. </w:t>
+      </w:r>
+    </w:p>
+    <w:p>
+      <w:pPr>
+        <w:pStyle w:val="Textonotapie"/>
+        <w:ind w:left="1134" w:hanging="567"/>
+        <w:jc w:val="both"/>
+        <w:rPr>
+          <w:rFonts w:ascii="Arial Narrow" w:eastAsia="Arial Narrow" w:hAnsi="Arial Narrow" w:cs="Arial Narrow"/>
+          <w:sz w:val="16"/>
+          <w:szCs w:val="16"/>
+        </w:rPr>
+      </w:pPr>
+      <w:r>
+        <w:rPr>
+          <w:rFonts w:ascii="Arial Narrow" w:eastAsia="Arial Narrow" w:hAnsi="Arial Narrow" w:cs="Arial Narrow"/>
+          <w:sz w:val="16"/>
+          <w:szCs w:val="16"/>
+        </w:rPr>
+        <w:t xml:space="preserve">5.12 </w:t>
+      </w:r>
+      <w:r>
+        <w:rPr>
+          <w:rFonts w:ascii="Arial Narrow" w:eastAsia="Arial Narrow" w:hAnsi="Arial Narrow" w:cs="Arial Narrow"/>
+          <w:sz w:val="16"/>
+          <w:szCs w:val="16"/>
+        </w:rPr>
+        <w:tab/>
+        <w:t>En caso de que el titular de la información previamente declarada confidencial no cumpla con lo dispuesto en el numeral 5.11 de la presente Directiva, la autoridad incorporará al expediente principal dicha documentación en su integridad y la trasladará sin ninguna medida de seguridad en particular, de ser el caso, siendo la divulgación de tal información de responsabilidad del propio administrado.</w:t>
+      </w:r>
+    </w:p>
+    <w:p>
+      <w:pPr>
+        <w:pStyle w:val="Textonotapie"/>
+        <w:ind w:left="567" w:hanging="567"/>
+        <w:jc w:val="both"/>
+        <w:rPr>
+          <w:rFonts w:ascii="Arial Narrow" w:eastAsia="Arial Narrow" w:hAnsi="Arial Narrow" w:cs="Arial Narrow"/>
+          <w:b/>
+          <w:bCs/>
+          <w:sz w:val="16"/>
+          <w:szCs w:val="16"/>
+        </w:rPr>
+      </w:pPr>
+    </w:p>
+  </w:footnote>
+  <w:footnote w:id="7">
+    <w:p>
+      <w:pPr>
+        <w:pStyle w:val="Textonotapie"/>
+        <w:tabs>
+          <w:tab w:val="left" w:pos="567"/>
+        </w:tabs>
+        <w:ind w:left="567" w:hanging="567"/>
+        <w:jc w:val="both"/>
+        <w:rPr>
+          <w:rFonts w:ascii="Arial Narrow" w:eastAsia="Arial Narrow" w:hAnsi="Arial Narrow" w:cs="Arial Narrow"/>
+          <w:b/>
+          <w:bCs/>
+          <w:sz w:val="16"/>
+          <w:szCs w:val="16"/>
+        </w:rPr>
+      </w:pPr>
+      <w:r>
+        <w:rPr>
+          <w:rStyle w:val="Refdenotaalpie"/>
+          <w:rFonts w:ascii="Arial Narrow" w:eastAsia="Arial Narrow" w:hAnsi="Arial Narrow" w:cs="Arial Narrow"/>
+          <w:sz w:val="16"/>
+          <w:szCs w:val="16"/>
+          <w:vertAlign w:val="superscript"/>
+        </w:rPr>
+        <w:footnoteRef/>
+      </w:r>
+      <w:r>
+        <w:rPr>
+          <w:rFonts w:ascii="Arial Narrow" w:eastAsia="Arial Narrow" w:hAnsi="Arial Narrow" w:cs="Arial Narrow"/>
+          <w:sz w:val="16"/>
+          <w:szCs w:val="16"/>
+        </w:rPr>
+        <w:tab/>
+        <w:t xml:space="preserve"/>
+      </w:r>
+      <w:r>
+        <w:rPr>
+          <w:rFonts w:ascii="Arial Narrow" w:eastAsia="Arial Narrow" w:hAnsi="Arial Narrow" w:cs="Arial Narrow"/>
+          <w:sz w:val="16"/>
+          <w:szCs w:val="16"/>
+        </w:rPr>
+        <w:tab/>
+      </w:r>
+      <w:r>
+        <w:rPr>
+          <w:rFonts w:ascii="Arial Narrow" w:eastAsia="Arial Narrow" w:hAnsi="Arial Narrow" w:cs="Arial Narrow"/>
+          <w:b/>
+          <w:bCs/>
+          <w:sz w:val="16"/>
+          <w:szCs w:val="16"/>
+        </w:rPr>
+        <w:t xml:space="preserve">LEY 29571, CÓDIGO DE PROTECCIÓN Y DEFENSA DEL CONSUMIDOR, publicado el 2 de setiembre de 2010 y modificado por Decreto Legislativo 1308 </w:t>
+      </w:r>
+    </w:p>
+    <w:p>
+      <w:pPr>
+        <w:pStyle w:val="Textonotapie"/>
+        <w:ind w:left="567"/>
+        <w:jc w:val="both"/>
+        <w:rPr>
+          <w:rFonts w:ascii="Arial Narrow" w:eastAsia="Arial Narrow" w:hAnsi="Arial Narrow" w:cs="Arial Narrow"/>
+          <w:sz w:val="16"/>
+          <w:szCs w:val="16"/>
+        </w:rPr>
+      </w:pPr>
+      <w:r>
+        <w:rPr>
+          <w:rFonts w:ascii="Arial Narrow" w:eastAsia="Arial Narrow" w:hAnsi="Arial Narrow" w:cs="Arial Narrow"/>
+          <w:b/>
+          <w:bCs/>
+          <w:sz w:val="16"/>
+          <w:szCs w:val="16"/>
+        </w:rPr>
+        <w:t>Artículo 105.- Autoridad competente.</w:t>
+      </w:r>
+      <w:r>
+        <w:rPr>
+          <w:rFonts w:ascii="Arial Narrow" w:eastAsia="Arial Narrow" w:hAnsi="Arial Narrow" w:cs="Arial Narrow"/>
+          <w:sz w:val="16"/>
+          <w:szCs w:val="16"/>
+        </w:rPr>
+        <w:t xml:space="preserve"> </w:t>
+      </w:r>
+    </w:p>
+    <w:p>
+      <w:pPr>
+        <w:pStyle w:val="Textonotapie"/>
+        <w:ind w:left="567"/>
+        <w:jc w:val="both"/>
+        <w:rPr>
+          <w:rFonts w:ascii="Arial Narrow" w:eastAsia="Arial Narrow" w:hAnsi="Arial Narrow" w:cs="Arial Narrow"/>
+          <w:sz w:val="16"/>
+          <w:szCs w:val="16"/>
+        </w:rPr>
+      </w:pPr>
+      <w:r>
+        <w:rPr>
+          <w:rFonts w:ascii="Arial Narrow" w:eastAsia="Arial Narrow" w:hAnsi="Arial Narrow" w:cs="Arial Narrow"/>
+          <w:sz w:val="16"/>
+          <w:szCs w:val="16"/>
+        </w:rPr>
+        <w:t xml:space="preserve">El Instituto Nacional de Defensa de la Competencia y de la Protección de la Propiedad Intelectual (Indecopi) es la autoridad con competencia primaria y de alcance nacional para conocer las presuntas infracciones a las disposiciones contenidas en el presente Código, así como para imponer las sanciones y medidas correctivas establecidas en el presente capítulo, conforme al Decreto Legislativo 1033, Ley de Organización y Funciones del Indecopi. Dicha competencia solo puede ser negada cuando ella haya sido asignada o se asigne a favor de otro organismo por norma expresa con rango de ley. </w:t>
+      </w:r>
+    </w:p>
+    <w:p>
+      <w:pPr>
+        <w:pStyle w:val="Textonotapie"/>
+        <w:ind w:left="567"/>
+        <w:jc w:val="both"/>
+        <w:rPr>
+          <w:rFonts w:ascii="Arial Narrow" w:eastAsia="Arial Narrow" w:hAnsi="Arial Narrow" w:cs="Arial Narrow"/>
+          <w:sz w:val="16"/>
+          <w:szCs w:val="16"/>
+        </w:rPr>
+      </w:pPr>
+      <w:r>
+        <w:rPr>
+          <w:rFonts w:ascii="Arial Narrow" w:eastAsia="Arial Narrow" w:hAnsi="Arial Narrow" w:cs="Arial Narrow"/>
+          <w:sz w:val="16"/>
+          <w:szCs w:val="16"/>
+        </w:rPr>
+        <w:t xml:space="preserve">(…). </w:t>
+      </w:r>
+    </w:p>
+    <w:p>
+      <w:pPr>
+        <w:pStyle w:val="Textonotapie"/>
+        <w:ind w:left="567"/>
+        <w:jc w:val="both"/>
+        <w:rPr>
+          <w:rFonts w:ascii="Arial Narrow" w:eastAsia="Arial Narrow" w:hAnsi="Arial Narrow" w:cs="Arial Narrow"/>
+          <w:b/>
+          <w:bCs/>
+          <w:sz w:val="16"/>
+          <w:szCs w:val="16"/>
+        </w:rPr>
+      </w:pPr>
+      <w:r>
+        <w:rPr>
+          <w:rFonts w:ascii="Arial Narrow" w:eastAsia="Arial Narrow" w:hAnsi="Arial Narrow" w:cs="Arial Narrow"/>
+          <w:b/>
+          <w:bCs/>
+          <w:sz w:val="16"/>
+          <w:szCs w:val="16"/>
+        </w:rPr>
+        <w:t xml:space="preserve">LEY DE ORGANIZACIÓN Y FUNCIONES DEL INDECOPI, APROBADA POR DECRETO LEGISLATIVO 1033 </w:t>
+      </w:r>
+    </w:p>
+    <w:p>
+      <w:pPr>
+        <w:pStyle w:val="Textonotapie"/>
+        <w:ind w:left="567"/>
+        <w:jc w:val="both"/>
+        <w:rPr>
+          <w:rFonts w:ascii="Arial Narrow" w:eastAsia="Arial Narrow" w:hAnsi="Arial Narrow" w:cs="Arial Narrow"/>
+          <w:sz w:val="16"/>
+          <w:szCs w:val="16"/>
+        </w:rPr>
+      </w:pPr>
+      <w:r>
+        <w:rPr>
+          <w:rFonts w:ascii="Arial Narrow" w:eastAsia="Arial Narrow" w:hAnsi="Arial Narrow" w:cs="Arial Narrow"/>
+          <w:b/>
+          <w:bCs/>
+          <w:sz w:val="16"/>
+          <w:szCs w:val="16"/>
+        </w:rPr>
+        <w:t>Artículo 27.-</w:t>
+      </w:r>
+      <w:r>
+        <w:rPr>
+          <w:rFonts w:ascii="Arial Narrow" w:eastAsia="Arial Narrow" w:hAnsi="Arial Narrow" w:cs="Arial Narrow"/>
+          <w:sz w:val="16"/>
+          <w:szCs w:val="16"/>
+        </w:rPr>
+        <w:t xml:space="preserve"> De la Comisión de Protección al </w:t>
+      </w:r>
+      <w:proofErr w:type="gramStart"/>
+      <w:r>
+        <w:rPr>
+          <w:rFonts w:ascii="Arial Narrow" w:eastAsia="Arial Narrow" w:hAnsi="Arial Narrow" w:cs="Arial Narrow"/>
+          <w:sz w:val="16"/>
+          <w:szCs w:val="16"/>
+        </w:rPr>
+        <w:t>Consumidor.-</w:t>
+      </w:r>
+      <w:proofErr w:type="gramEnd"/>
+      <w:r>
+        <w:rPr>
+          <w:rFonts w:ascii="Arial Narrow" w:eastAsia="Arial Narrow" w:hAnsi="Arial Narrow" w:cs="Arial Narrow"/>
+          <w:sz w:val="16"/>
+          <w:szCs w:val="16"/>
+        </w:rPr>
+        <w:t xml:space="preserve"> </w:t>
+      </w:r>
+    </w:p>
+    <w:p>
+      <w:pPr>
+        <w:pStyle w:val="Textonotapie"/>
+        <w:ind w:left="567"/>
+        <w:jc w:val="both"/>
+        <w:rPr>
+          <w:rFonts w:ascii="Arial Narrow" w:eastAsia="Arial Narrow" w:hAnsi="Arial Narrow" w:cs="Arial Narrow"/>
+          <w:sz w:val="16"/>
+          <w:szCs w:val="16"/>
+        </w:rPr>
+      </w:pPr>
+      <w:r>
+        <w:rPr>
+          <w:rFonts w:ascii="Arial Narrow" w:eastAsia="Arial Narrow" w:hAnsi="Arial Narrow" w:cs="Arial Narrow"/>
+          <w:sz w:val="16"/>
+          <w:szCs w:val="16"/>
+        </w:rPr>
+        <w:t xml:space="preserve">Corresponde a la Comisión de Protección al Consumidor velar por el cumplimiento de la Ley de Protección al Consumidor y de las leyes que, en general, protegen a los consumidores de la falta de idoneidad de los bienes y servicios en función de la información brindada, de las omisiones de información y de la discriminación en el consumo, así como de aquellas que complementen o sustituyan a las anteriores. </w:t>
+      </w:r>
+    </w:p>
+    <w:p>
+      <w:pPr>
+        <w:pStyle w:val="Textonotapie"/>
+        <w:ind w:left="567"/>
+        <w:jc w:val="both"/>
+        <w:rPr>
+          <w:rFonts w:ascii="Arial Narrow" w:eastAsia="Arial Narrow" w:hAnsi="Arial Narrow" w:cs="Arial Narrow"/>
+          <w:b/>
+          <w:bCs/>
+          <w:sz w:val="16"/>
+          <w:szCs w:val="16"/>
+        </w:rPr>
+      </w:pPr>
+      <w:r>
+        <w:rPr>
+          <w:rFonts w:ascii="Arial Narrow" w:eastAsia="Arial Narrow" w:hAnsi="Arial Narrow" w:cs="Arial Narrow"/>
+          <w:b/>
+          <w:bCs/>
+          <w:sz w:val="16"/>
+          <w:szCs w:val="16"/>
+        </w:rPr>
+        <w:t xml:space="preserve">LEY SOBRE FACULTADES, NORMAS Y ORGANIZACIÓN DEL INDECOPI, APROBADA POR DECRETO LEGISLATIVO 807 </w:t>
+      </w:r>
+    </w:p>
+    <w:p>
+      <w:pPr>
+        <w:pStyle w:val="Textonotapie"/>
+        <w:ind w:left="567"/>
+        <w:jc w:val="both"/>
+        <w:rPr>
+          <w:rFonts w:ascii="Arial Narrow" w:eastAsia="Arial Narrow" w:hAnsi="Arial Narrow" w:cs="Arial Narrow"/>
+          <w:sz w:val="16"/>
+          <w:szCs w:val="16"/>
+        </w:rPr>
+      </w:pPr>
+      <w:r>
+        <w:rPr>
+          <w:rFonts w:ascii="Arial Narrow" w:eastAsia="Arial Narrow" w:hAnsi="Arial Narrow" w:cs="Arial Narrow"/>
+          <w:b/>
+          <w:bCs/>
+          <w:sz w:val="16"/>
+          <w:szCs w:val="16"/>
+        </w:rPr>
+        <w:t>Artículo 24.</w:t>
+      </w:r>
+      <w:r>
+        <w:rPr>
+          <w:rFonts w:ascii="Arial Narrow" w:eastAsia="Arial Narrow" w:hAnsi="Arial Narrow" w:cs="Arial Narrow"/>
+          <w:sz w:val="16"/>
+          <w:szCs w:val="16"/>
+        </w:rPr>
+        <w:t xml:space="preserve">- El </w:t>
+      </w:r>
+      <w:proofErr w:type="gramStart"/>
+      <w:r>
+        <w:rPr>
+          <w:rFonts w:ascii="Arial Narrow" w:eastAsia="Arial Narrow" w:hAnsi="Arial Narrow" w:cs="Arial Narrow"/>
+          <w:sz w:val="16"/>
+          <w:szCs w:val="16"/>
+        </w:rPr>
+        <w:t>Secretario Técnico</w:t>
+      </w:r>
+      <w:proofErr w:type="gramEnd"/>
+      <w:r>
+        <w:rPr>
+          <w:rFonts w:ascii="Arial Narrow" w:eastAsia="Arial Narrow" w:hAnsi="Arial Narrow" w:cs="Arial Narrow"/>
+          <w:sz w:val="16"/>
+          <w:szCs w:val="16"/>
+        </w:rPr>
+        <w:t xml:space="preserve"> se encargará de la tramitación del procedimiento. Para ello, cuenta con las siguientes facultades: </w:t>
+      </w:r>
+    </w:p>
+    <w:p>
+      <w:pPr>
+        <w:pStyle w:val="Textonotapie"/>
+        <w:ind w:left="567"/>
+        <w:jc w:val="both"/>
+        <w:rPr>
+          <w:rFonts w:ascii="Arial Narrow" w:eastAsia="Arial Narrow" w:hAnsi="Arial Narrow" w:cs="Arial Narrow"/>
+          <w:sz w:val="16"/>
+          <w:szCs w:val="16"/>
+        </w:rPr>
+      </w:pPr>
+      <w:r>
+        <w:rPr>
+          <w:rFonts w:ascii="Arial Narrow" w:eastAsia="Arial Narrow" w:hAnsi="Arial Narrow" w:cs="Arial Narrow"/>
+          <w:sz w:val="16"/>
+          <w:szCs w:val="16"/>
+        </w:rPr>
+        <w:t xml:space="preserve">(...) </w:t>
+      </w:r>
+    </w:p>
+    <w:p>
+      <w:pPr>
+        <w:pStyle w:val="Textonotapie"/>
+        <w:ind w:left="567"/>
+        <w:jc w:val="both"/>
+        <w:rPr>
+          <w:rFonts w:ascii="Arial Narrow" w:eastAsia="Arial Narrow" w:hAnsi="Arial Narrow" w:cs="Arial Narrow"/>
+          <w:sz w:val="16"/>
+          <w:szCs w:val="16"/>
+        </w:rPr>
+      </w:pPr>
+      <w:r>
+        <w:rPr>
+          <w:rFonts w:ascii="Arial Narrow" w:eastAsia="Arial Narrow" w:hAnsi="Arial Narrow" w:cs="Arial Narrow"/>
+          <w:sz w:val="16"/>
+          <w:szCs w:val="16"/>
+        </w:rPr>
+        <w:t xml:space="preserve">c) Admitir denuncias a trámite, en aquellos casos en que la Comisión le haya delegado esta facultad. </w:t>
+      </w:r>
+    </w:p>
+    <w:p>
+      <w:pPr>
+        <w:pStyle w:val="Textonotapie"/>
+        <w:ind w:left="567"/>
+        <w:jc w:val="both"/>
+        <w:rPr>
+          <w:rFonts w:ascii="Arial Narrow" w:eastAsia="Arial Narrow" w:hAnsi="Arial Narrow" w:cs="Arial Narrow"/>
+          <w:sz w:val="16"/>
+          <w:szCs w:val="16"/>
+        </w:rPr>
+      </w:pPr>
+      <w:r>
+        <w:rPr>
+          <w:rFonts w:ascii="Arial Narrow" w:eastAsia="Arial Narrow" w:hAnsi="Arial Narrow" w:cs="Arial Narrow"/>
+          <w:sz w:val="16"/>
+          <w:szCs w:val="16"/>
+        </w:rPr>
+        <w:t xml:space="preserve">(...). </w:t>
+      </w:r>
+    </w:p>
+    <w:p>
+      <w:pPr>
+        <w:pStyle w:val="Textonotapie"/>
+        <w:ind w:left="567" w:hanging="567"/>
+        <w:jc w:val="both"/>
+        <w:rPr>
+          <w:rFonts w:ascii="Arial Narrow" w:eastAsia="Arial Narrow" w:hAnsi="Arial Narrow" w:cs="Arial Narrow"/>
+          <w:b/>
+          <w:bCs/>
+          <w:sz w:val="16"/>
+          <w:szCs w:val="16"/>
+        </w:rPr>
+      </w:pPr>
+    </w:p>
+  </w:footnote>
+  <w:footnote w:id="8">
+    <w:p>
+      <w:pPr>
+        <w:pStyle w:val="paragraph"/>
+        <w:tabs>
+          <w:tab w:val="left" w:pos="555"/>
+        </w:tabs>
+        <w:spacing w:before="0" w:beforeAutospacing="0" w:after="0" w:afterAutospacing="0"/>
+        <w:ind w:left="555" w:hanging="555"/>
+        <w:jc w:val="both"/>
+        <w:textAlignment w:val="baseline"/>
+        <w:rPr>
+          <w:rFonts w:ascii="Arial Narrow" w:eastAsia="Arial Narrow" w:hAnsi="Arial Narrow" w:cs="Arial Narrow"/>
+          <w:b/>
+          <w:bCs/>
+          <w:sz w:val="16"/>
+          <w:szCs w:val="16"/>
+          <w:lang w:eastAsia="en-US"/>
+        </w:rPr>
+      </w:pPr>
+      <w:r>
+        <w:rPr>
+          <w:rStyle w:val="Refdenotaalpie"/>
+          <w:rFonts w:ascii="Arial Narrow" w:eastAsia="Arial Narrow" w:hAnsi="Arial Narrow" w:cs="Arial Narrow"/>
+          <w:sz w:val="16"/>
+          <w:szCs w:val="16"/>
+          <w:lang w:eastAsia="en-US"/>
+          <w:vertAlign w:val="superscript"/>
+        </w:rPr>
+        <w:footnoteRef/>
+      </w:r>
+      <w:r>
+        <w:rPr>
+          <w:rStyle w:val="Refdenotaalpie"/>
+          <w:rFonts w:ascii="Arial Narrow" w:eastAsia="Arial Narrow" w:hAnsi="Arial Narrow" w:cs="Arial Narrow"/>
+          <w:sz w:val="16"/>
+          <w:szCs w:val="16"/>
+          <w:lang w:eastAsia="en-US"/>
+        </w:rPr>
+        <w:tab/>
+        <w:t xml:space="preserve"/>
+      </w:r>
+      <w:r>
+        <w:rPr>
+          <w:rFonts w:ascii="Arial Narrow" w:eastAsia="Arial Narrow" w:hAnsi="Arial Narrow" w:cs="Arial Narrow"/>
+          <w:sz w:val="16"/>
+          <w:szCs w:val="16"/>
+          <w:lang w:val="es-ES"/>
+        </w:rPr>
+        <w:tab/>
+      </w:r>
+      <w:r>
+        <w:rPr>
+          <w:rFonts w:ascii="Arial Narrow" w:eastAsia="Arial Narrow" w:hAnsi="Arial Narrow" w:cs="Arial Narrow"/>
+          <w:b/>
+          <w:bCs/>
+          <w:sz w:val="16"/>
+          <w:szCs w:val="16"/>
+          <w:lang w:eastAsia="en-US"/>
+        </w:rPr>
+        <w:t>LEY 29571, CÓDIGO DE PROTECCIÓN Y DEFENSA DEL CONSUMIDOR, publicado el 2 de setiembre de 2010 y modificado por Decreto Legislativo 1308</w:t>
+      </w:r>
+      <w:r>
+        <w:rPr>
+          <w:rFonts w:ascii="Arial Narrow" w:eastAsia="Arial Narrow" w:hAnsi="Arial Narrow" w:cs="Arial Narrow"/>
+          <w:b/>
+          <w:bCs/>
+          <w:sz w:val="16"/>
+          <w:szCs w:val="16"/>
+          <w:lang w:eastAsia="en-US"/>
+        </w:rPr>
+        <w:tab/>
+      </w:r>
+      <w:r>
+        <w:rPr>
+          <w:rFonts w:ascii="Arial Narrow" w:eastAsia="Arial Narrow" w:hAnsi="Arial Narrow" w:cs="Arial Narrow"/>
+          <w:b/>
+          <w:bCs/>
+          <w:sz w:val="16"/>
+          <w:szCs w:val="16"/>
+          <w:lang w:eastAsia="en-US"/>
+        </w:rPr>
+        <w:tab/>
       </w:r>
     </w:p>
     <w:p>
       <w:pPr>
         <w:pStyle w:val="paragraph"/>
         <w:spacing w:before="0" w:beforeAutospacing="0" w:after="0" w:afterAutospacing="0"/>
-        <w:ind w:left="555"/>
+        <w:ind w:left="567"/>
         <w:jc w:val="both"/>
         <w:textAlignment w:val="baseline"/>
         <w:rPr>
           <w:rFonts w:ascii="Arial Narrow" w:eastAsia="Arial Narrow" w:hAnsi="Arial Narrow" w:cs="Arial Narrow"/>
-          <w:sz w:val="16"/>
-          <w:szCs w:val="16"/>
-        </w:rPr>
-      </w:pPr>
-      <w:r>
-        <w:rPr>
-          <w:rStyle w:val="normaltextrun"/>
-          <w:rFonts w:ascii="Arial Narrow" w:eastAsia="Arial Narrow" w:hAnsi="Arial Narrow" w:cs="Arial Narrow"/>
-          <w:sz w:val="16"/>
-          <w:szCs w:val="16"/>
-        </w:rPr>
-        <w:t>1. El procedimiento administrativo se sustenta fundamentalmente en los siguientes principios, sin perjuicio de la vigencia de otros principios generales del Derecho Administrativo:</w:t>
-      </w:r>
-      <w:r>
-        <w:rPr>
-          <w:rStyle w:val="eop"/>
-          <w:rFonts w:ascii="Arial Narrow" w:eastAsia="Arial Narrow" w:hAnsi="Arial Narrow" w:cs="Arial Narrow"/>
-          <w:sz w:val="16"/>
-          <w:szCs w:val="16"/>
-        </w:rPr>
-        <w:t> </w:t>
-      </w:r>
-    </w:p>
-    <w:p>
-      <w:pPr>
-        <w:pStyle w:val="paragraph"/>
-        <w:spacing w:before="0" w:beforeAutospacing="0" w:after="0" w:afterAutospacing="0"/>
-        <w:ind w:left="555"/>
-        <w:jc w:val="both"/>
-        <w:textAlignment w:val="baseline"/>
-        <w:rPr>
-          <w:rFonts w:ascii="Arial Narrow" w:eastAsia="Arial Narrow" w:hAnsi="Arial Narrow" w:cs="Arial Narrow"/>
-          <w:sz w:val="16"/>
-          <w:szCs w:val="16"/>
-        </w:rPr>
-      </w:pPr>
-      <w:r>
-        <w:rPr>
-          <w:rStyle w:val="normaltextrun"/>
-          <w:rFonts w:ascii="Arial Narrow" w:eastAsia="Arial Narrow" w:hAnsi="Arial Narrow" w:cs="Arial Narrow"/>
-          <w:sz w:val="16"/>
-          <w:szCs w:val="16"/>
-        </w:rPr>
-        <w:t>(…)</w:t>
-      </w:r>
-      <w:r>
-        <w:rPr>
-          <w:rStyle w:val="eop"/>
-          <w:rFonts w:ascii="Arial Narrow" w:eastAsia="Arial Narrow" w:hAnsi="Arial Narrow" w:cs="Arial Narrow"/>
-          <w:sz w:val="16"/>
-          <w:szCs w:val="16"/>
-        </w:rPr>
-        <w:t> </w:t>
-      </w:r>
-    </w:p>
-    <w:p>
-      <w:pPr>
-        <w:pStyle w:val="paragraph"/>
-        <w:spacing w:before="0" w:beforeAutospacing="0" w:after="0" w:afterAutospacing="0"/>
-        <w:ind w:left="555"/>
-        <w:jc w:val="both"/>
-        <w:textAlignment w:val="baseline"/>
-        <w:rPr>
-          <w:rFonts w:ascii="Arial Narrow" w:eastAsia="Arial Narrow" w:hAnsi="Arial Narrow" w:cs="Arial Narrow"/>
-          <w:sz w:val="16"/>
-          <w:szCs w:val="16"/>
-        </w:rPr>
-      </w:pPr>
-      <w:r>
-        <w:rPr>
-          <w:rStyle w:val="normaltextrun"/>
-          <w:rFonts w:ascii="Arial Narrow" w:eastAsia="Arial Narrow" w:hAnsi="Arial Narrow" w:cs="Arial Narrow"/>
           <w:b/>
           <w:bCs/>
           <w:sz w:val="16"/>
           <w:szCs w:val="16"/>
-        </w:rPr>
-        <w:t>1.8 Principio de buena fe </w:t>
+          <w:lang w:eastAsia="en-US"/>
+        </w:rPr>
+      </w:pPr>
+      <w:r>
+        <w:rPr>
+          <w:rFonts w:ascii="Arial Narrow" w:eastAsia="Arial Narrow" w:hAnsi="Arial Narrow" w:cs="Arial Narrow"/>
+          <w:b/>
+          <w:bCs/>
+          <w:sz w:val="16"/>
+          <w:szCs w:val="16"/>
+          <w:lang w:eastAsia="en-US"/>
+        </w:rPr>
+        <w:t>Artículo 18</w:t>
       </w:r>
       <w:proofErr w:type="gramStart"/>
       <w:r>
         <w:rPr>
-          <w:rStyle w:val="normaltextrun"/>
           <w:rFonts w:ascii="Arial Narrow" w:eastAsia="Arial Narrow" w:hAnsi="Arial Narrow" w:cs="Arial Narrow"/>
           <w:b/>
           <w:bCs/>
           <w:sz w:val="16"/>
           <w:szCs w:val="16"/>
-        </w:rPr>
-        <w:t>procedimental.-</w:t>
+          <w:lang w:eastAsia="en-US"/>
+        </w:rPr>
+        <w:t>.-</w:t>
       </w:r>
       <w:proofErr w:type="gramEnd"/>
       <w:r>
         <w:rPr>
-          <w:rStyle w:val="normaltextrun"/>
           <w:rFonts w:ascii="Arial Narrow" w:eastAsia="Arial Narrow" w:hAnsi="Arial Narrow" w:cs="Arial Narrow"/>
           <w:b/>
           <w:bCs/>
           <w:sz w:val="16"/>
           <w:szCs w:val="16"/>
-        </w:rPr>
-        <w:t> </w:t>
-      </w:r>
-      <w:r>
-        <w:rPr>
-          <w:rStyle w:val="normaltextrun"/>
-          <w:rFonts w:ascii="Arial Narrow" w:eastAsia="Arial Narrow" w:hAnsi="Arial Narrow" w:cs="Arial Narrow"/>
-          <w:sz w:val="16"/>
-          <w:szCs w:val="16"/>
-        </w:rPr>
-        <w:t>La autoridad administrativa, los administrados, sus representantes o abogados, realizan sus respectivos actos procedimentales guiados por el respeto mutuo, la colaboración y la buena fe. La autoridad administrativa no puede actuar contra sus propios actos, salvo los supuestos de revisión de oficio contemplados en la presente Ley.</w:t>
-      </w:r>
-      <w:r>
-        <w:rPr>
-          <w:rStyle w:val="eop"/>
-          <w:rFonts w:ascii="Arial Narrow" w:eastAsia="Arial Narrow" w:hAnsi="Arial Narrow" w:cs="Arial Narrow"/>
-          <w:sz w:val="16"/>
-          <w:szCs w:val="16"/>
-        </w:rPr>
-        <w:t> </w:t>
-      </w:r>
-    </w:p>
-    <w:p>
-      <w:pPr>
-        <w:pStyle w:val="paragraph"/>
-        <w:spacing w:before="0" w:beforeAutospacing="0" w:after="0" w:afterAutospacing="0"/>
-        <w:ind w:left="555"/>
-        <w:jc w:val="both"/>
-        <w:textAlignment w:val="baseline"/>
-        <w:rPr>
-          <w:rFonts w:ascii="Arial Narrow" w:eastAsia="Arial Narrow" w:hAnsi="Arial Narrow" w:cs="Arial Narrow"/>
-          <w:sz w:val="16"/>
-          <w:szCs w:val="16"/>
-        </w:rPr>
-      </w:pPr>
-      <w:r>
-        <w:rPr>
-          <w:rStyle w:val="normaltextrun"/>
-          <w:rFonts w:ascii="Arial Narrow" w:eastAsia="Arial Narrow" w:hAnsi="Arial Narrow" w:cs="Arial Narrow"/>
-          <w:sz w:val="16"/>
-          <w:szCs w:val="16"/>
-        </w:rPr>
-        <w:t>Ninguna regulación del procedimiento administrativo puede interpretarse de modo tal que ampare alguna conducta contra la buena fe procedimental.</w:t>
-      </w:r>
-      <w:r>
-        <w:rPr>
-          <w:rStyle w:val="eop"/>
-          <w:rFonts w:ascii="Arial Narrow" w:eastAsia="Arial Narrow" w:hAnsi="Arial Narrow" w:cs="Arial Narrow"/>
-          <w:sz w:val="16"/>
-          <w:szCs w:val="16"/>
-        </w:rPr>
-        <w:t> </w:t>
+          <w:lang w:eastAsia="en-US"/>
+        </w:rPr>
+        <w:t xml:space="preserve"> Idoneidad</w:t>
       </w:r>
     </w:p>
     <w:p>
@@ -7093,593 +7708,20 @@
           <w:rFonts w:ascii="Arial Narrow" w:eastAsia="Arial Narrow" w:hAnsi="Arial Narrow" w:cs="Arial Narrow"/>
           <w:sz w:val="16"/>
           <w:szCs w:val="16"/>
-        </w:rPr>
-      </w:pPr>
-    </w:p>
-  </w:footnote>
-  <w:footnote w:id="6">
-    <w:p>
-      <w:pPr>
-        <w:pStyle w:val="Textonotapie"/>
-        <w:ind w:left="567" w:hanging="567"/>
-        <w:jc w:val="both"/>
-        <w:rPr>
-          <w:rFonts w:ascii="Arial Narrow" w:eastAsia="Arial Narrow" w:hAnsi="Arial Narrow" w:cs="Arial Narrow"/>
-          <w:b/>
-          <w:bCs/>
-          <w:sz w:val="16"/>
-          <w:szCs w:val="16"/>
-        </w:rPr>
-      </w:pPr>
-      <w:r>
-        <w:rPr>
-          <w:rStyle w:val="Refdenotaalpie"/>
-          <w:rFonts w:ascii="Arial Narrow" w:eastAsia="Arial Narrow" w:hAnsi="Arial Narrow" w:cs="Arial Narrow"/>
-          <w:sz w:val="16"/>
-          <w:szCs w:val="16"/>
-          <w:vertAlign w:val="superscript"/>
-        </w:rPr>
-        <w:footnoteRef/>
-      </w:r>
-      <w:r>
-        <w:rPr>
-          <w:rFonts w:ascii="Arial Narrow" w:eastAsia="Arial Narrow" w:hAnsi="Arial Narrow" w:cs="Arial Narrow"/>
-          <w:sz w:val="16"/>
-          <w:szCs w:val="16"/>
-        </w:rPr>
-        <w:t xml:space="preserve"> </w:t>
-      </w:r>
-      <w:r>
-        <w:rPr>
-          <w:rFonts w:ascii="Arial Narrow" w:eastAsia="Arial Narrow" w:hAnsi="Arial Narrow" w:cs="Arial Narrow"/>
-          <w:sz w:val="16"/>
-          <w:szCs w:val="16"/>
+          <w:lang w:eastAsia="en-US"/>
+        </w:rPr>
+      </w:pPr>
+      <w:r>
+        <w:rPr>
+          <w:rFonts w:ascii="Arial Narrow" w:eastAsia="Arial Narrow" w:hAnsi="Arial Narrow" w:cs="Arial Narrow"/>
+          <w:sz w:val="16"/>
+          <w:szCs w:val="16"/>
+          <w:lang w:eastAsia="en-US"/>
         </w:rPr>
         <w:tab/>
-      </w:r>
-      <w:r>
-        <w:rPr>
-          <w:rFonts w:ascii="Arial Narrow" w:eastAsia="Arial Narrow" w:hAnsi="Arial Narrow" w:cs="Arial Narrow"/>
-          <w:b/>
-          <w:bCs/>
-          <w:sz w:val="16"/>
-          <w:szCs w:val="16"/>
-        </w:rPr>
-        <w:t>DIRECTIVA 001-2008-TRI-INDECOPI, DIRECTIVA SOBRE CONFIDENCIALIDAD DE LA INFORMACIÓN EN LOS PROCEDIMIENTOS SEGUIDOS POR LOS ÓRGANOS FUNCIONALES DEL INDECOPI, modificada por la DIRECTIVA 003-2022/TRI-INDECOPI</w:t>
-      </w:r>
-    </w:p>
-    <w:p>
-      <w:pPr>
-        <w:pStyle w:val="Textonotapie"/>
-        <w:ind w:left="1134" w:hanging="567"/>
-        <w:jc w:val="both"/>
-        <w:rPr>
-          <w:rFonts w:ascii="Arial Narrow" w:eastAsia="Arial Narrow" w:hAnsi="Arial Narrow" w:cs="Arial Narrow"/>
-          <w:sz w:val="16"/>
-          <w:szCs w:val="16"/>
-        </w:rPr>
-      </w:pPr>
-      <w:r>
-        <w:rPr>
-          <w:rFonts w:ascii="Arial Narrow" w:eastAsia="Arial Narrow" w:hAnsi="Arial Narrow" w:cs="Arial Narrow"/>
-          <w:sz w:val="16"/>
-          <w:szCs w:val="16"/>
-        </w:rPr>
-        <w:t xml:space="preserve">5.11 </w:t>
-      </w:r>
-      <w:r>
-        <w:rPr>
-          <w:rFonts w:ascii="Arial Narrow" w:eastAsia="Arial Narrow" w:hAnsi="Arial Narrow" w:cs="Arial Narrow"/>
-          <w:sz w:val="16"/>
-          <w:szCs w:val="16"/>
-        </w:rPr>
-        <w:tab/>
-        <w:t xml:space="preserve">En caso de que el titular de la información previamente declarada confidencial presente de manera posterior un nuevo escrito o documento que contenga la misma </w:t>
-      </w:r>
-      <w:proofErr w:type="gramStart"/>
-      <w:r>
-        <w:rPr>
-          <w:rFonts w:ascii="Arial Narrow" w:eastAsia="Arial Narrow" w:hAnsi="Arial Narrow" w:cs="Arial Narrow"/>
-          <w:sz w:val="16"/>
-          <w:szCs w:val="16"/>
-        </w:rPr>
-        <w:t>información,</w:t>
-      </w:r>
-      <w:proofErr w:type="gramEnd"/>
-      <w:r>
-        <w:rPr>
-          <w:rFonts w:ascii="Arial Narrow" w:eastAsia="Arial Narrow" w:hAnsi="Arial Narrow" w:cs="Arial Narrow"/>
-          <w:sz w:val="16"/>
-          <w:szCs w:val="16"/>
-        </w:rPr>
-        <w:t xml:space="preserve"> deberá adjuntar una “versión confidencial” que señale —de manera clara y precisa— en qué parte está incluida la información previamente declarada confidencial. </w:t>
-      </w:r>
-    </w:p>
-    <w:p>
-      <w:pPr>
-        <w:pStyle w:val="Textonotapie"/>
-        <w:ind w:left="1134"/>
-        <w:jc w:val="both"/>
-        <w:rPr>
-          <w:rFonts w:ascii="Arial Narrow" w:eastAsia="Arial Narrow" w:hAnsi="Arial Narrow" w:cs="Arial Narrow"/>
-          <w:sz w:val="16"/>
-          <w:szCs w:val="16"/>
-        </w:rPr>
-      </w:pPr>
-      <w:r>
-        <w:rPr>
-          <w:rFonts w:ascii="Arial Narrow" w:eastAsia="Arial Narrow" w:hAnsi="Arial Narrow" w:cs="Arial Narrow"/>
-          <w:sz w:val="16"/>
-          <w:szCs w:val="16"/>
-        </w:rPr>
-        <w:t xml:space="preserve">Adicionalmente, el administrado deberá presentar una “versión no confidencial” del referido escrito o documento, cubriendo de forma identificable aquellas secciones en las que haya figurado la información confidencial, a efectos de que dicha versión sea incorporada en el expediente principal y puesta en conocimiento de las partes y de terceros, según corresponda. </w:t>
-      </w:r>
-    </w:p>
-    <w:p>
-      <w:pPr>
-        <w:pStyle w:val="Textonotapie"/>
-        <w:ind w:left="1134"/>
-        <w:jc w:val="both"/>
-        <w:rPr>
-          <w:rFonts w:ascii="Arial Narrow" w:eastAsia="Arial Narrow" w:hAnsi="Arial Narrow" w:cs="Arial Narrow"/>
-          <w:sz w:val="16"/>
-          <w:szCs w:val="16"/>
-        </w:rPr>
-      </w:pPr>
-      <w:r>
-        <w:rPr>
-          <w:rFonts w:ascii="Arial Narrow" w:eastAsia="Arial Narrow" w:hAnsi="Arial Narrow" w:cs="Arial Narrow"/>
-          <w:sz w:val="16"/>
-          <w:szCs w:val="16"/>
-        </w:rPr>
-        <w:t xml:space="preserve">En caso de que el administrado no cumpla con lo señalado en el párrafo anterior, la autoridad le concederá un plazo de hasta 5 (cinco) días hábiles para la presentación de la “versión no confidencial”, bajo apercibimiento de proceder conforme a lo señalado en el numeral 5.12 de la presente Directiva. </w:t>
-      </w:r>
-    </w:p>
-    <w:p>
-      <w:pPr>
-        <w:pStyle w:val="Textonotapie"/>
-        <w:ind w:left="1134" w:hanging="567"/>
-        <w:jc w:val="both"/>
-        <w:rPr>
-          <w:rFonts w:ascii="Arial Narrow" w:eastAsia="Arial Narrow" w:hAnsi="Arial Narrow" w:cs="Arial Narrow"/>
-          <w:sz w:val="16"/>
-          <w:szCs w:val="16"/>
-        </w:rPr>
-      </w:pPr>
-      <w:r>
-        <w:rPr>
-          <w:rFonts w:ascii="Arial Narrow" w:eastAsia="Arial Narrow" w:hAnsi="Arial Narrow" w:cs="Arial Narrow"/>
-          <w:sz w:val="16"/>
-          <w:szCs w:val="16"/>
-        </w:rPr>
-        <w:t xml:space="preserve">5.12 </w:t>
-      </w:r>
-      <w:r>
-        <w:rPr>
-          <w:rFonts w:ascii="Arial Narrow" w:eastAsia="Arial Narrow" w:hAnsi="Arial Narrow" w:cs="Arial Narrow"/>
-          <w:sz w:val="16"/>
-          <w:szCs w:val="16"/>
-        </w:rPr>
-        <w:tab/>
-        <w:t>En caso de que el titular de la información previamente declarada confidencial no cumpla con lo dispuesto en el numeral 5.11 de la presente Directiva, la autoridad incorporará al expediente principal dicha documentación en su integridad y la trasladará sin ninguna medida de seguridad en particular, de ser el caso, siendo la divulgación de tal información de responsabilidad del propio administrado.</w:t>
-      </w:r>
-    </w:p>
-    <w:p>
-      <w:pPr>
-        <w:pStyle w:val="Textonotapie"/>
-        <w:ind w:left="567" w:hanging="567"/>
-        <w:jc w:val="both"/>
-        <w:rPr>
-          <w:rFonts w:ascii="Arial Narrow" w:eastAsia="Arial Narrow" w:hAnsi="Arial Narrow" w:cs="Arial Narrow"/>
-          <w:b/>
-          <w:bCs/>
-          <w:sz w:val="16"/>
-          <w:szCs w:val="16"/>
-        </w:rPr>
-      </w:pPr>
-    </w:p>
-  </w:footnote>
-  <w:footnote w:id="7">
-    <w:p>
-      <w:pPr>
-        <w:pStyle w:val="Textonotapie"/>
-        <w:ind w:left="567" w:hanging="567"/>
-        <w:jc w:val="both"/>
-        <w:rPr>
-          <w:rFonts w:ascii="Arial Narrow" w:eastAsia="Arial Narrow" w:hAnsi="Arial Narrow" w:cs="Arial Narrow"/>
-          <w:b/>
-          <w:bCs/>
-          <w:sz w:val="16"/>
-          <w:szCs w:val="16"/>
-        </w:rPr>
-      </w:pPr>
-      <w:r>
-        <w:rPr>
-          <w:rStyle w:val="Refdenotaalpie"/>
-          <w:rFonts w:ascii="Arial Narrow" w:eastAsia="Arial Narrow" w:hAnsi="Arial Narrow" w:cs="Arial Narrow"/>
-          <w:sz w:val="16"/>
-          <w:szCs w:val="16"/>
-          <w:vertAlign w:val="superscript"/>
-        </w:rPr>
-        <w:footnoteRef/>
-      </w:r>
-      <w:r>
-        <w:rPr>
-          <w:rFonts w:ascii="Arial Narrow" w:eastAsia="Arial Narrow" w:hAnsi="Arial Narrow" w:cs="Arial Narrow"/>
-          <w:sz w:val="16"/>
-          <w:szCs w:val="16"/>
-        </w:rPr>
-        <w:t xml:space="preserve"> </w:t>
-      </w:r>
-      <w:r>
-        <w:rPr>
-          <w:rFonts w:ascii="Arial Narrow" w:eastAsia="Arial Narrow" w:hAnsi="Arial Narrow" w:cs="Arial Narrow"/>
-          <w:sz w:val="16"/>
-          <w:szCs w:val="16"/>
-        </w:rPr>
-        <w:tab/>
-      </w:r>
-      <w:r>
-        <w:rPr>
-          <w:rFonts w:ascii="Arial Narrow" w:eastAsia="Arial Narrow" w:hAnsi="Arial Narrow" w:cs="Arial Narrow"/>
-          <w:b/>
-          <w:bCs/>
-          <w:sz w:val="16"/>
-          <w:szCs w:val="16"/>
-        </w:rPr>
-        <w:t xml:space="preserve">LEY 29571, CÓDIGO DE PROTECCIÓN Y DEFENSA DEL CONSUMIDOR, publicado el 2 de setiembre de 2010 y modificado por Decreto Legislativo 1308 </w:t>
-      </w:r>
-    </w:p>
-    <w:p>
-      <w:pPr>
-        <w:pStyle w:val="Textonotapie"/>
-        <w:ind w:left="567"/>
-        <w:jc w:val="both"/>
-        <w:rPr>
-          <w:rFonts w:ascii="Arial Narrow" w:eastAsia="Arial Narrow" w:hAnsi="Arial Narrow" w:cs="Arial Narrow"/>
-          <w:sz w:val="16"/>
-          <w:szCs w:val="16"/>
-        </w:rPr>
-      </w:pPr>
-      <w:r>
-        <w:rPr>
-          <w:rFonts w:ascii="Arial Narrow" w:eastAsia="Arial Narrow" w:hAnsi="Arial Narrow" w:cs="Arial Narrow"/>
-          <w:b/>
-          <w:bCs/>
-          <w:sz w:val="16"/>
-          <w:szCs w:val="16"/>
-        </w:rPr>
-        <w:t>Artículo 105.- Autoridad competente.</w:t>
-      </w:r>
-      <w:r>
-        <w:rPr>
-          <w:rFonts w:ascii="Arial Narrow" w:eastAsia="Arial Narrow" w:hAnsi="Arial Narrow" w:cs="Arial Narrow"/>
-          <w:sz w:val="16"/>
-          <w:szCs w:val="16"/>
-        </w:rPr>
-        <w:t xml:space="preserve"> </w:t>
-      </w:r>
-    </w:p>
-    <w:p>
-      <w:pPr>
-        <w:pStyle w:val="Textonotapie"/>
-        <w:ind w:left="567"/>
-        <w:jc w:val="both"/>
-        <w:rPr>
-          <w:rFonts w:ascii="Arial Narrow" w:eastAsia="Arial Narrow" w:hAnsi="Arial Narrow" w:cs="Arial Narrow"/>
-          <w:sz w:val="16"/>
-          <w:szCs w:val="16"/>
-        </w:rPr>
-      </w:pPr>
-      <w:r>
-        <w:rPr>
-          <w:rFonts w:ascii="Arial Narrow" w:eastAsia="Arial Narrow" w:hAnsi="Arial Narrow" w:cs="Arial Narrow"/>
-          <w:sz w:val="16"/>
-          <w:szCs w:val="16"/>
-        </w:rPr>
-        <w:t xml:space="preserve">El Instituto Nacional de Defensa de la Competencia y de la Protección de la Propiedad Intelectual (Indecopi) es la autoridad con competencia primaria y de alcance nacional para conocer las presuntas infracciones a las disposiciones contenidas en el presente Código, así como para imponer las sanciones y medidas correctivas establecidas en el presente capítulo, conforme al Decreto Legislativo 1033, Ley de Organización y Funciones del Indecopi. Dicha competencia solo puede ser negada cuando ella haya sido asignada o se asigne a favor de otro organismo por norma expresa con rango de ley. </w:t>
-      </w:r>
-    </w:p>
-    <w:p>
-      <w:pPr>
-        <w:pStyle w:val="Textonotapie"/>
-        <w:ind w:left="567"/>
-        <w:jc w:val="both"/>
-        <w:rPr>
-          <w:rFonts w:ascii="Arial Narrow" w:eastAsia="Arial Narrow" w:hAnsi="Arial Narrow" w:cs="Arial Narrow"/>
-          <w:sz w:val="16"/>
-          <w:szCs w:val="16"/>
-        </w:rPr>
-      </w:pPr>
-      <w:r>
-        <w:rPr>
-          <w:rFonts w:ascii="Arial Narrow" w:eastAsia="Arial Narrow" w:hAnsi="Arial Narrow" w:cs="Arial Narrow"/>
-          <w:sz w:val="16"/>
-          <w:szCs w:val="16"/>
-        </w:rPr>
-        <w:t xml:space="preserve">(…). </w:t>
-      </w:r>
-    </w:p>
-    <w:p>
-      <w:pPr>
-        <w:pStyle w:val="Textonotapie"/>
-        <w:ind w:left="567"/>
-        <w:jc w:val="both"/>
-        <w:rPr>
-          <w:rFonts w:ascii="Arial Narrow" w:eastAsia="Arial Narrow" w:hAnsi="Arial Narrow" w:cs="Arial Narrow"/>
-          <w:sz w:val="16"/>
-          <w:szCs w:val="16"/>
-        </w:rPr>
-      </w:pPr>
-      <w:r>
-        <w:rPr>
-          <w:rFonts w:ascii="Arial Narrow" w:eastAsia="Arial Narrow" w:hAnsi="Arial Narrow" w:cs="Arial Narrow"/>
-          <w:sz w:val="16"/>
-          <w:szCs w:val="16"/>
-        </w:rPr>
-        <w:t xml:space="preserve"> </w:t>
-      </w:r>
-    </w:p>
-    <w:p>
-      <w:pPr>
-        <w:pStyle w:val="Textonotapie"/>
-        <w:ind w:left="567"/>
-        <w:jc w:val="both"/>
-        <w:rPr>
-          <w:rFonts w:ascii="Arial Narrow" w:eastAsia="Arial Narrow" w:hAnsi="Arial Narrow" w:cs="Arial Narrow"/>
-          <w:b/>
-          <w:bCs/>
-          <w:sz w:val="16"/>
-          <w:szCs w:val="16"/>
-        </w:rPr>
-      </w:pPr>
-      <w:r>
-        <w:rPr>
-          <w:rFonts w:ascii="Arial Narrow" w:eastAsia="Arial Narrow" w:hAnsi="Arial Narrow" w:cs="Arial Narrow"/>
-          <w:b/>
-          <w:bCs/>
-          <w:sz w:val="16"/>
-          <w:szCs w:val="16"/>
-        </w:rPr>
-        <w:t xml:space="preserve">LEY DE ORGANIZACIÓN Y FUNCIONES DEL INDECOPI, APROBADA POR DECRETO LEGISLATIVO 1033 </w:t>
-      </w:r>
-    </w:p>
-    <w:p>
-      <w:pPr>
-        <w:pStyle w:val="Textonotapie"/>
-        <w:ind w:left="567"/>
-        <w:jc w:val="both"/>
-        <w:rPr>
-          <w:rFonts w:ascii="Arial Narrow" w:eastAsia="Arial Narrow" w:hAnsi="Arial Narrow" w:cs="Arial Narrow"/>
-          <w:sz w:val="16"/>
-          <w:szCs w:val="16"/>
-        </w:rPr>
-      </w:pPr>
-      <w:r>
-        <w:rPr>
-          <w:rFonts w:ascii="Arial Narrow" w:eastAsia="Arial Narrow" w:hAnsi="Arial Narrow" w:cs="Arial Narrow"/>
-          <w:b/>
-          <w:bCs/>
-          <w:sz w:val="16"/>
-          <w:szCs w:val="16"/>
-        </w:rPr>
-        <w:t>Artículo 27.-</w:t>
-      </w:r>
-      <w:r>
-        <w:rPr>
-          <w:rFonts w:ascii="Arial Narrow" w:eastAsia="Arial Narrow" w:hAnsi="Arial Narrow" w:cs="Arial Narrow"/>
-          <w:sz w:val="16"/>
-          <w:szCs w:val="16"/>
-        </w:rPr>
-        <w:t xml:space="preserve"> De la Comisión de Protección al </w:t>
-      </w:r>
-      <w:proofErr w:type="gramStart"/>
-      <w:r>
-        <w:rPr>
-          <w:rFonts w:ascii="Arial Narrow" w:eastAsia="Arial Narrow" w:hAnsi="Arial Narrow" w:cs="Arial Narrow"/>
-          <w:sz w:val="16"/>
-          <w:szCs w:val="16"/>
-        </w:rPr>
-        <w:t>Consumidor.-</w:t>
-      </w:r>
-      <w:proofErr w:type="gramEnd"/>
-      <w:r>
-        <w:rPr>
-          <w:rFonts w:ascii="Arial Narrow" w:eastAsia="Arial Narrow" w:hAnsi="Arial Narrow" w:cs="Arial Narrow"/>
-          <w:sz w:val="16"/>
-          <w:szCs w:val="16"/>
-        </w:rPr>
-        <w:t xml:space="preserve"> </w:t>
-      </w:r>
-    </w:p>
-    <w:p>
-      <w:pPr>
-        <w:pStyle w:val="Textonotapie"/>
-        <w:ind w:left="567"/>
-        <w:jc w:val="both"/>
-        <w:rPr>
-          <w:rFonts w:ascii="Arial Narrow" w:eastAsia="Arial Narrow" w:hAnsi="Arial Narrow" w:cs="Arial Narrow"/>
-          <w:sz w:val="16"/>
-          <w:szCs w:val="16"/>
-        </w:rPr>
-      </w:pPr>
-      <w:r>
-        <w:rPr>
-          <w:rFonts w:ascii="Arial Narrow" w:eastAsia="Arial Narrow" w:hAnsi="Arial Narrow" w:cs="Arial Narrow"/>
-          <w:sz w:val="16"/>
-          <w:szCs w:val="16"/>
-        </w:rPr>
-        <w:t xml:space="preserve">Corresponde a la Comisión de Protección al Consumidor velar por el cumplimiento de la Ley de Protección al Consumidor y de las leyes que, en general, protegen a los consumidores de la falta de idoneidad de los bienes y servicios en función de la información brindada, de las omisiones de información y de la discriminación en el consumo, así como de aquellas que complementen o sustituyan a las anteriores. </w:t>
-      </w:r>
-    </w:p>
-    <w:p>
-      <w:pPr>
-        <w:pStyle w:val="Textonotapie"/>
-        <w:ind w:left="567"/>
-        <w:jc w:val="both"/>
-        <w:rPr>
-          <w:rFonts w:ascii="Arial Narrow" w:eastAsia="Arial Narrow" w:hAnsi="Arial Narrow" w:cs="Arial Narrow"/>
-          <w:sz w:val="16"/>
-          <w:szCs w:val="16"/>
-        </w:rPr>
-      </w:pPr>
-      <w:r>
-        <w:rPr>
-          <w:rFonts w:ascii="Arial Narrow" w:eastAsia="Arial Narrow" w:hAnsi="Arial Narrow" w:cs="Arial Narrow"/>
-          <w:sz w:val="16"/>
-          <w:szCs w:val="16"/>
-        </w:rPr>
-        <w:t xml:space="preserve"> </w:t>
-      </w:r>
-    </w:p>
-    <w:p>
-      <w:pPr>
-        <w:pStyle w:val="Textonotapie"/>
-        <w:ind w:left="567"/>
-        <w:jc w:val="both"/>
-        <w:rPr>
-          <w:rFonts w:ascii="Arial Narrow" w:eastAsia="Arial Narrow" w:hAnsi="Arial Narrow" w:cs="Arial Narrow"/>
-          <w:b/>
-          <w:bCs/>
-          <w:sz w:val="16"/>
-          <w:szCs w:val="16"/>
-        </w:rPr>
-      </w:pPr>
-      <w:r>
-        <w:rPr>
-          <w:rFonts w:ascii="Arial Narrow" w:eastAsia="Arial Narrow" w:hAnsi="Arial Narrow" w:cs="Arial Narrow"/>
-          <w:b/>
-          <w:bCs/>
-          <w:sz w:val="16"/>
-          <w:szCs w:val="16"/>
-        </w:rPr>
-        <w:t xml:space="preserve">LEY SOBRE FACULTADES, NORMAS Y ORGANIZACIÓN DEL INDECOPI, APROBADA POR DECRETO LEGISLATIVO 807 </w:t>
-      </w:r>
-    </w:p>
-    <w:p>
-      <w:pPr>
-        <w:pStyle w:val="Textonotapie"/>
-        <w:ind w:left="567"/>
-        <w:jc w:val="both"/>
-        <w:rPr>
-          <w:rFonts w:ascii="Arial Narrow" w:eastAsia="Arial Narrow" w:hAnsi="Arial Narrow" w:cs="Arial Narrow"/>
-          <w:sz w:val="16"/>
-          <w:szCs w:val="16"/>
-        </w:rPr>
-      </w:pPr>
-      <w:r>
-        <w:rPr>
-          <w:rFonts w:ascii="Arial Narrow" w:eastAsia="Arial Narrow" w:hAnsi="Arial Narrow" w:cs="Arial Narrow"/>
-          <w:b/>
-          <w:bCs/>
-          <w:sz w:val="16"/>
-          <w:szCs w:val="16"/>
-        </w:rPr>
-        <w:t>Artículo 24.</w:t>
-      </w:r>
-      <w:r>
-        <w:rPr>
-          <w:rFonts w:ascii="Arial Narrow" w:eastAsia="Arial Narrow" w:hAnsi="Arial Narrow" w:cs="Arial Narrow"/>
-          <w:sz w:val="16"/>
-          <w:szCs w:val="16"/>
-        </w:rPr>
-        <w:t xml:space="preserve">- El </w:t>
-      </w:r>
-      <w:proofErr w:type="gramStart"/>
-      <w:r>
-        <w:rPr>
-          <w:rFonts w:ascii="Arial Narrow" w:eastAsia="Arial Narrow" w:hAnsi="Arial Narrow" w:cs="Arial Narrow"/>
-          <w:sz w:val="16"/>
-          <w:szCs w:val="16"/>
-        </w:rPr>
-        <w:t>Secretario Técnico</w:t>
-      </w:r>
-      <w:proofErr w:type="gramEnd"/>
-      <w:r>
-        <w:rPr>
-          <w:rFonts w:ascii="Arial Narrow" w:eastAsia="Arial Narrow" w:hAnsi="Arial Narrow" w:cs="Arial Narrow"/>
-          <w:sz w:val="16"/>
-          <w:szCs w:val="16"/>
-        </w:rPr>
-        <w:t xml:space="preserve"> se encargará de la tramitación del procedimiento. Para ello, cuenta con las siguientes facultades: </w:t>
-      </w:r>
-    </w:p>
-    <w:p>
-      <w:pPr>
-        <w:pStyle w:val="Textonotapie"/>
-        <w:ind w:left="567"/>
-        <w:jc w:val="both"/>
-        <w:rPr>
-          <w:rFonts w:ascii="Arial Narrow" w:eastAsia="Arial Narrow" w:hAnsi="Arial Narrow" w:cs="Arial Narrow"/>
-          <w:sz w:val="16"/>
-          <w:szCs w:val="16"/>
-        </w:rPr>
-      </w:pPr>
-      <w:r>
-        <w:rPr>
-          <w:rFonts w:ascii="Arial Narrow" w:eastAsia="Arial Narrow" w:hAnsi="Arial Narrow" w:cs="Arial Narrow"/>
-          <w:sz w:val="16"/>
-          <w:szCs w:val="16"/>
-        </w:rPr>
-        <w:t xml:space="preserve">(...) </w:t>
-      </w:r>
-    </w:p>
-    <w:p>
-      <w:pPr>
-        <w:pStyle w:val="Textonotapie"/>
-        <w:ind w:left="567"/>
-        <w:jc w:val="both"/>
-        <w:rPr>
-          <w:rFonts w:ascii="Arial Narrow" w:eastAsia="Arial Narrow" w:hAnsi="Arial Narrow" w:cs="Arial Narrow"/>
-          <w:sz w:val="16"/>
-          <w:szCs w:val="16"/>
-        </w:rPr>
-      </w:pPr>
-      <w:r>
-        <w:rPr>
-          <w:rFonts w:ascii="Arial Narrow" w:eastAsia="Arial Narrow" w:hAnsi="Arial Narrow" w:cs="Arial Narrow"/>
-          <w:sz w:val="16"/>
-          <w:szCs w:val="16"/>
-        </w:rPr>
-        <w:t xml:space="preserve">c) Admitir denuncias a trámite, en aquellos casos en que la Comisión le haya delegado esta facultad. </w:t>
-      </w:r>
-    </w:p>
-    <w:p>
-      <w:pPr>
-        <w:pStyle w:val="Textonotapie"/>
-        <w:ind w:left="567"/>
-        <w:jc w:val="both"/>
-        <w:rPr>
-          <w:rFonts w:ascii="Arial Narrow" w:eastAsia="Arial Narrow" w:hAnsi="Arial Narrow" w:cs="Arial Narrow"/>
-          <w:sz w:val="16"/>
-          <w:szCs w:val="16"/>
-        </w:rPr>
-      </w:pPr>
-      <w:r>
-        <w:rPr>
-          <w:rFonts w:ascii="Arial Narrow" w:eastAsia="Arial Narrow" w:hAnsi="Arial Narrow" w:cs="Arial Narrow"/>
-          <w:sz w:val="16"/>
-          <w:szCs w:val="16"/>
-        </w:rPr>
-        <w:t xml:space="preserve">(...). </w:t>
-      </w:r>
-    </w:p>
-    <w:p>
-      <w:pPr>
-        <w:pStyle w:val="Textonotapie"/>
-        <w:ind w:left="567" w:hanging="567"/>
-        <w:jc w:val="both"/>
-        <w:rPr>
-          <w:rFonts w:ascii="Arial Narrow" w:eastAsia="Arial Narrow" w:hAnsi="Arial Narrow" w:cs="Arial Narrow"/>
-          <w:b/>
-          <w:bCs/>
-          <w:sz w:val="16"/>
-          <w:szCs w:val="16"/>
-        </w:rPr>
-      </w:pPr>
-    </w:p>
-  </w:footnote>
-  <w:footnote w:id="8">
+        <w:t>Se entiende por idoneidad la correspondencia entre lo que un consumidor espera y lo que efectivamente recibe, en función a lo que se le hubiera ofrecido, la publicidad e información transmitida, las condiciones y circunstancias de la transacción, las características y naturaleza del producto o servicio, el precio, entre otros factores, atendiendo a las circunstancias del caso.</w:t>
+      </w:r>
+    </w:p>
     <w:p>
       <w:pPr>
         <w:pStyle w:val="paragraph"/>
@@ -7689,8 +7731,6 @@
         <w:textAlignment w:val="baseline"/>
         <w:rPr>
           <w:rFonts w:ascii="Arial Narrow" w:eastAsia="Arial Narrow" w:hAnsi="Arial Narrow" w:cs="Arial Narrow"/>
-          <w:b/>
-          <w:bCs/>
           <w:sz w:val="16"/>
           <w:szCs w:val="16"/>
           <w:lang w:eastAsia="en-US"/>
@@ -7698,118 +7738,13 @@
       </w:pPr>
       <w:r>
         <w:rPr>
-          <w:rStyle w:val="Refdenotaalpie"/>
           <w:rFonts w:ascii="Arial Narrow" w:eastAsia="Arial Narrow" w:hAnsi="Arial Narrow" w:cs="Arial Narrow"/>
           <w:sz w:val="16"/>
           <w:szCs w:val="16"/>
           <w:lang w:eastAsia="en-US"/>
-          <w:vertAlign w:val="superscript"/>
-        </w:rPr>
-        <w:footnoteRef/>
-      </w:r>
-      <w:r>
-        <w:rPr>
-          <w:rStyle w:val="Refdenotaalpie"/>
-          <w:rFonts w:ascii="Arial Narrow" w:eastAsia="Arial Narrow" w:hAnsi="Arial Narrow" w:cs="Arial Narrow"/>
-          <w:sz w:val="16"/>
-          <w:szCs w:val="16"/>
-          <w:lang w:eastAsia="en-US"/>
-        </w:rPr>
-        <w:t xml:space="preserve"> </w:t>
-      </w:r>
-      <w:r>
-        <w:rPr>
-          <w:rFonts w:ascii="Arial Narrow" w:eastAsia="Arial Narrow" w:hAnsi="Arial Narrow" w:cs="Arial Narrow"/>
-          <w:sz w:val="16"/>
-          <w:szCs w:val="16"/>
-          <w:lang w:val="es-ES"/>
         </w:rPr>
         <w:tab/>
-      </w:r>
-      <w:r>
-        <w:rPr>
-          <w:rFonts w:ascii="Arial Narrow" w:eastAsia="Arial Narrow" w:hAnsi="Arial Narrow" w:cs="Arial Narrow"/>
-          <w:b/>
-          <w:bCs/>
-          <w:sz w:val="16"/>
-          <w:szCs w:val="16"/>
-          <w:lang w:eastAsia="en-US"/>
-        </w:rPr>
-        <w:t>LEY 29571, CÓDIGO DE PROTECCIÓN Y DEFENSA DEL CONSUMIDOR, publicado el 2 de setiembre de 2010 y modificado por Decreto Legislativo 1308</w:t>
-      </w:r>
-      <w:r>
-        <w:rPr>
-          <w:rFonts w:ascii="Arial Narrow" w:eastAsia="Arial Narrow" w:hAnsi="Arial Narrow" w:cs="Arial Narrow"/>
-          <w:b/>
-          <w:bCs/>
-          <w:sz w:val="16"/>
-          <w:szCs w:val="16"/>
-          <w:lang w:eastAsia="en-US"/>
-        </w:rPr>
-        <w:tab/>
-      </w:r>
-      <w:r>
-        <w:rPr>
-          <w:rFonts w:ascii="Arial Narrow" w:eastAsia="Arial Narrow" w:hAnsi="Arial Narrow" w:cs="Arial Narrow"/>
-          <w:b/>
-          <w:bCs/>
-          <w:sz w:val="16"/>
-          <w:szCs w:val="16"/>
-          <w:lang w:eastAsia="en-US"/>
-        </w:rPr>
-        <w:tab/>
-      </w:r>
-    </w:p>
-    <w:p>
-      <w:pPr>
-        <w:pStyle w:val="paragraph"/>
-        <w:spacing w:before="0" w:beforeAutospacing="0" w:after="0" w:afterAutospacing="0"/>
-        <w:ind w:left="567"/>
-        <w:jc w:val="both"/>
-        <w:textAlignment w:val="baseline"/>
-        <w:rPr>
-          <w:rFonts w:ascii="Arial Narrow" w:eastAsia="Arial Narrow" w:hAnsi="Arial Narrow" w:cs="Arial Narrow"/>
-          <w:b/>
-          <w:bCs/>
-          <w:sz w:val="16"/>
-          <w:szCs w:val="16"/>
-          <w:lang w:eastAsia="en-US"/>
-        </w:rPr>
-      </w:pPr>
-      <w:r>
-        <w:rPr>
-          <w:rFonts w:ascii="Arial Narrow" w:eastAsia="Arial Narrow" w:hAnsi="Arial Narrow" w:cs="Arial Narrow"/>
-          <w:b/>
-          <w:bCs/>
-          <w:sz w:val="16"/>
-          <w:szCs w:val="16"/>
-          <w:lang w:eastAsia="en-US"/>
-        </w:rPr>
-        <w:t>Artículo 18</w:t>
-      </w:r>
-      <w:proofErr w:type="gramStart"/>
-      <w:r>
-        <w:rPr>
-          <w:rFonts w:ascii="Arial Narrow" w:eastAsia="Arial Narrow" w:hAnsi="Arial Narrow" w:cs="Arial Narrow"/>
-          <w:b/>
-          <w:bCs/>
-          <w:sz w:val="16"/>
-          <w:szCs w:val="16"/>
-          <w:lang w:eastAsia="en-US"/>
-        </w:rPr>
-        <w:t>.-</w:t>
-      </w:r>
-      <w:proofErr w:type="gramEnd"/>
-      <w:r>
-        <w:rPr>
-          <w:rFonts w:ascii="Arial Narrow" w:eastAsia="Arial Narrow" w:hAnsi="Arial Narrow" w:cs="Arial Narrow"/>
-          <w:b/>
-          <w:bCs/>
-          <w:sz w:val="16"/>
-          <w:szCs w:val="16"/>
-          <w:lang w:eastAsia="en-US"/>
-        </w:rPr>
-        <w:t xml:space="preserve"> Idoneidad</w:t>
+        <w:t>La idoneidad es evaluada en función a la propia naturaleza del producto o servicio y a su aptitud para satisfacer la finalidad para la cual ha sido puesto en el mercado.</w:t>
       </w:r>
     </w:p>
     <w:p>
@@ -7834,7 +7769,80 @@
           <w:lang w:eastAsia="en-US"/>
         </w:rPr>
         <w:tab/>
-        <w:t>Se entiende por idoneidad la correspondencia entre lo que un consumidor espera y lo que efectivamente recibe, en función a lo que se le hubiera ofrecido, la publicidad e información transmitida, las condiciones y circunstancias de la transacción, las características y naturaleza del producto o servicio, el precio, entre otros factores, atendiendo a las circunstancias del caso.</w:t>
+        <w:t>Las autorizaciones por parte de los organismos del Estado para la fabricación de un producto o la prestación de un servicio, en los casos que sea necesario, no eximen de responsabilidad al proveedor frente al consumidor.</w:t>
+      </w:r>
+    </w:p>
+    <w:p>
+      <w:pPr>
+        <w:pStyle w:val="paragraph"/>
+        <w:spacing w:before="0" w:beforeAutospacing="0" w:after="0" w:afterAutospacing="0"/>
+        <w:ind w:firstLine="555"/>
+        <w:jc w:val="both"/>
+        <w:textAlignment w:val="baseline"/>
+        <w:rPr>
+          <w:rFonts w:ascii="Arial Narrow" w:eastAsia="Arial Narrow" w:hAnsi="Arial Narrow" w:cs="Arial Narrow"/>
+          <w:b/>
+          <w:bCs/>
+          <w:sz w:val="16"/>
+          <w:szCs w:val="16"/>
+          <w:lang w:eastAsia="en-US"/>
+        </w:rPr>
+      </w:pPr>
+      <w:r>
+        <w:rPr>
+          <w:rFonts w:ascii="Arial Narrow" w:eastAsia="Arial Narrow" w:hAnsi="Arial Narrow" w:cs="Arial Narrow"/>
+          <w:b/>
+          <w:bCs/>
+          <w:sz w:val="16"/>
+          <w:szCs w:val="16"/>
+          <w:lang w:eastAsia="en-US"/>
+        </w:rPr>
+        <w:t>Artículo 19</w:t>
+      </w:r>
+      <w:proofErr w:type="gramStart"/>
+      <w:r>
+        <w:rPr>
+          <w:rFonts w:ascii="Arial Narrow" w:eastAsia="Arial Narrow" w:hAnsi="Arial Narrow" w:cs="Arial Narrow"/>
+          <w:b/>
+          <w:bCs/>
+          <w:sz w:val="16"/>
+          <w:szCs w:val="16"/>
+          <w:lang w:eastAsia="en-US"/>
+        </w:rPr>
+        <w:t>.-</w:t>
+      </w:r>
+      <w:proofErr w:type="gramEnd"/>
+      <w:r>
+        <w:rPr>
+          <w:rFonts w:ascii="Arial Narrow" w:eastAsia="Arial Narrow" w:hAnsi="Arial Narrow" w:cs="Arial Narrow"/>
+          <w:b/>
+          <w:bCs/>
+          <w:sz w:val="16"/>
+          <w:szCs w:val="16"/>
+          <w:lang w:eastAsia="en-US"/>
+        </w:rPr>
+        <w:t xml:space="preserve"> Obligación de los proveedores</w:t>
+      </w:r>
+    </w:p>
+    <w:p>
+      <w:pPr>
+        <w:pStyle w:val="Textonotapie"/>
+        <w:ind w:left="567" w:hanging="567"/>
+        <w:jc w:val="both"/>
+        <w:rPr>
+          <w:rFonts w:ascii="Arial Narrow" w:eastAsia="Arial Narrow" w:hAnsi="Arial Narrow" w:cs="Arial Narrow"/>
+          <w:sz w:val="16"/>
+          <w:szCs w:val="16"/>
+        </w:rPr>
+      </w:pPr>
+      <w:r>
+        <w:rPr>
+          <w:rFonts w:ascii="Arial Narrow" w:eastAsia="Arial Narrow" w:hAnsi="Arial Narrow" w:cs="Arial Narrow"/>
+          <w:sz w:val="16"/>
+          <w:szCs w:val="16"/>
+        </w:rPr>
+        <w:tab/>
+        <w:t>El proveedor responde por la idoneidad y calidad de los productos y servicios ofrecidos; por la autenticidad de las marcas y leyendas que exhiben sus productos o del signo que respalda al prestador del servicio, por la falta de conformidad entre la publicidad comercial de los productos y servicios y estos, así como por el contenido y la vida útil del producto indicado en el envase, en lo que corresponda.</w:t>
       </w:r>
     </w:p>
     <w:p>
@@ -7846,153 +7854,6 @@
         <w:textAlignment w:val="baseline"/>
         <w:rPr>
           <w:rFonts w:ascii="Arial Narrow" w:eastAsia="Arial Narrow" w:hAnsi="Arial Narrow" w:cs="Arial Narrow"/>
-          <w:sz w:val="16"/>
-          <w:szCs w:val="16"/>
-          <w:lang w:eastAsia="en-US"/>
-        </w:rPr>
-      </w:pPr>
-      <w:r>
-        <w:rPr>
-          <w:rFonts w:ascii="Arial Narrow" w:eastAsia="Arial Narrow" w:hAnsi="Arial Narrow" w:cs="Arial Narrow"/>
-          <w:sz w:val="16"/>
-          <w:szCs w:val="16"/>
-          <w:lang w:eastAsia="en-US"/>
-        </w:rPr>
-        <w:tab/>
-        <w:t>La idoneidad es evaluada en función a la propia naturaleza del producto o servicio y a su aptitud para satisfacer la finalidad para la cual ha sido puesto en el mercado.</w:t>
-      </w:r>
-    </w:p>
-    <w:p>
-      <w:pPr>
-        <w:pStyle w:val="paragraph"/>
-        <w:spacing w:before="0" w:beforeAutospacing="0" w:after="0" w:afterAutospacing="0"/>
-        <w:ind w:left="555" w:hanging="555"/>
-        <w:jc w:val="both"/>
-        <w:textAlignment w:val="baseline"/>
-        <w:rPr>
-          <w:rFonts w:ascii="Arial Narrow" w:eastAsia="Arial Narrow" w:hAnsi="Arial Narrow" w:cs="Arial Narrow"/>
-          <w:sz w:val="16"/>
-          <w:szCs w:val="16"/>
-          <w:lang w:eastAsia="en-US"/>
-        </w:rPr>
-      </w:pPr>
-      <w:r>
-        <w:rPr>
-          <w:rFonts w:ascii="Arial Narrow" w:eastAsia="Arial Narrow" w:hAnsi="Arial Narrow" w:cs="Arial Narrow"/>
-          <w:sz w:val="16"/>
-          <w:szCs w:val="16"/>
-          <w:lang w:eastAsia="en-US"/>
-        </w:rPr>
-        <w:tab/>
-        <w:t>Las autorizaciones por parte de los organismos del Estado para la fabricación de un producto o la prestación de un servicio, en los casos que sea necesario, no eximen de responsabilidad al proveedor frente al consumidor.</w:t>
-      </w:r>
-    </w:p>
-    <w:p>
-      <w:pPr>
-        <w:pStyle w:val="paragraph"/>
-        <w:spacing w:before="0" w:beforeAutospacing="0" w:after="0" w:afterAutospacing="0"/>
-        <w:ind w:left="555" w:hanging="555"/>
-        <w:jc w:val="both"/>
-        <w:textAlignment w:val="baseline"/>
-        <w:rPr>
-          <w:rFonts w:ascii="Arial Narrow" w:eastAsia="Arial Narrow" w:hAnsi="Arial Narrow" w:cs="Arial Narrow"/>
-          <w:sz w:val="16"/>
-          <w:szCs w:val="16"/>
-          <w:lang w:eastAsia="en-US"/>
-        </w:rPr>
-      </w:pPr>
-      <w:r>
-        <w:rPr>
-          <w:rFonts w:ascii="Arial Narrow" w:eastAsia="Arial Narrow" w:hAnsi="Arial Narrow" w:cs="Arial Narrow"/>
-          <w:sz w:val="16"/>
-          <w:szCs w:val="16"/>
-          <w:lang w:eastAsia="en-US"/>
-        </w:rPr>
-        <w:tab/>
-      </w:r>
-    </w:p>
-    <w:p>
-      <w:pPr>
-        <w:pStyle w:val="paragraph"/>
-        <w:spacing w:before="0" w:beforeAutospacing="0" w:after="0" w:afterAutospacing="0"/>
-        <w:ind w:firstLine="555"/>
-        <w:jc w:val="both"/>
-        <w:textAlignment w:val="baseline"/>
-        <w:rPr>
-          <w:rFonts w:ascii="Arial Narrow" w:eastAsia="Arial Narrow" w:hAnsi="Arial Narrow" w:cs="Arial Narrow"/>
-          <w:b/>
-          <w:bCs/>
-          <w:sz w:val="16"/>
-          <w:szCs w:val="16"/>
-          <w:lang w:eastAsia="en-US"/>
-        </w:rPr>
-      </w:pPr>
-      <w:r>
-        <w:rPr>
-          <w:rFonts w:ascii="Arial Narrow" w:eastAsia="Arial Narrow" w:hAnsi="Arial Narrow" w:cs="Arial Narrow"/>
-          <w:b/>
-          <w:bCs/>
-          <w:sz w:val="16"/>
-          <w:szCs w:val="16"/>
-          <w:lang w:eastAsia="en-US"/>
-        </w:rPr>
-        <w:t>Artículo 19</w:t>
-      </w:r>
-      <w:proofErr w:type="gramStart"/>
-      <w:r>
-        <w:rPr>
-          <w:rFonts w:ascii="Arial Narrow" w:eastAsia="Arial Narrow" w:hAnsi="Arial Narrow" w:cs="Arial Narrow"/>
-          <w:b/>
-          <w:bCs/>
-          <w:sz w:val="16"/>
-          <w:szCs w:val="16"/>
-          <w:lang w:eastAsia="en-US"/>
-        </w:rPr>
-        <w:t>.-</w:t>
-      </w:r>
-      <w:proofErr w:type="gramEnd"/>
-      <w:r>
-        <w:rPr>
-          <w:rFonts w:ascii="Arial Narrow" w:eastAsia="Arial Narrow" w:hAnsi="Arial Narrow" w:cs="Arial Narrow"/>
-          <w:b/>
-          <w:bCs/>
-          <w:sz w:val="16"/>
-          <w:szCs w:val="16"/>
-          <w:lang w:eastAsia="en-US"/>
-        </w:rPr>
-        <w:t xml:space="preserve"> Obligación de los proveedores</w:t>
-      </w:r>
-    </w:p>
-    <w:p>
-      <w:pPr>
-        <w:pStyle w:val="Textonotapie"/>
-        <w:ind w:left="567" w:hanging="567"/>
-        <w:jc w:val="both"/>
-        <w:rPr>
-          <w:rFonts w:ascii="Arial Narrow" w:eastAsia="Arial Narrow" w:hAnsi="Arial Narrow" w:cs="Arial Narrow"/>
-          <w:sz w:val="16"/>
-          <w:szCs w:val="16"/>
-        </w:rPr>
-      </w:pPr>
-      <w:r>
-        <w:rPr>
-          <w:rFonts w:ascii="Arial Narrow" w:eastAsia="Arial Narrow" w:hAnsi="Arial Narrow" w:cs="Arial Narrow"/>
-          <w:sz w:val="16"/>
-          <w:szCs w:val="16"/>
-        </w:rPr>
-        <w:tab/>
-        <w:t>El proveedor responde por la idoneidad y calidad de los productos y servicios ofrecidos; por la autenticidad de las marcas y leyendas que exhiben sus productos o del signo que respalda al prestador del servicio, por la falta de conformidad entre la publicidad comercial de los productos y servicios y estos, así como por el contenido y la vida útil del producto indicado en el envase, en lo que corresponda.</w:t>
-      </w:r>
-    </w:p>
-    <w:p>
-      <w:pPr>
-        <w:pStyle w:val="paragraph"/>
-        <w:spacing w:before="0" w:beforeAutospacing="0" w:after="0" w:afterAutospacing="0"/>
-        <w:ind w:left="555" w:hanging="555"/>
-        <w:jc w:val="both"/>
-        <w:textAlignment w:val="baseline"/>
-        <w:rPr>
-          <w:rFonts w:ascii="Arial Narrow" w:eastAsia="Arial Narrow" w:hAnsi="Arial Narrow" w:cs="Arial Narrow"/>
           <w:b/>
           <w:bCs/>
           <w:sz w:val="16"/>
@@ -8005,6 +7866,9 @@
   <w:footnote w:id="9">
     <w:p>
       <w:pPr>
+        <w:tabs>
+          <w:tab w:val="left" w:pos="567"/>
+        </w:tabs>
         <w:ind w:left="567" w:hanging="567"/>
         <w:jc w:val="both"/>
         <w:rPr>
@@ -8029,15 +7893,16 @@
           <w:sz w:val="16"/>
           <w:szCs w:val="16"/>
         </w:rPr>
-        <w:t xml:space="preserve"> </w:t>
-      </w:r>
-      <w:r>
-        <w:rPr>
-          <w:rFonts w:ascii="Arial Narrow" w:eastAsia="Arial Narrow" w:hAnsi="Arial Narrow" w:cs="Arial Narrow"/>
-          <w:sz w:val="16"/>
-          <w:szCs w:val="16"/>
-        </w:rPr>
         <w:tab/>
+        <w:t xml:space="preserve"/>
+      </w:r>
+      <w:r>
+        <w:rPr>
+          <w:rFonts w:ascii="Arial Narrow" w:eastAsia="Arial Narrow" w:hAnsi="Arial Narrow" w:cs="Arial Narrow"/>
+          <w:sz w:val="16"/>
+          <w:szCs w:val="16"/>
+        </w:rPr>
+        <w:tab/>
       </w:r>
       <w:r>
         <w:rPr>
@@ -8110,10 +7975,20 @@
       <w:r>
         <w:rPr>
           <w:rFonts w:ascii="Arial Narrow" w:eastAsia="Arial Narrow" w:hAnsi="Arial Narrow" w:cs="Arial Narrow"/>
-          <w:sz w:val="16"/>
-          <w:szCs w:val="16"/>
-        </w:rPr>
-        <w:t xml:space="preserve"> </w:t>
+          <w:b/>
+          <w:bCs/>
+          <w:sz w:val="16"/>
+          <w:szCs w:val="16"/>
+        </w:rPr>
+        <w:t xml:space="preserve">Artículo 2.- </w:t>
+      </w:r>
+      <w:r>
+        <w:rPr>
+          <w:rFonts w:ascii="Arial Narrow" w:eastAsia="Arial Narrow" w:hAnsi="Arial Narrow" w:cs="Arial Narrow"/>
+          <w:sz w:val="16"/>
+          <w:szCs w:val="16"/>
+        </w:rPr>
+        <w:t>Sin que la presente enumeración tenga carácter taxativo cada Comisión, Oficina o Sala del Tribunal del INDECOPI tiene las siguientes facultades:</w:t>
       </w:r>
     </w:p>
     <w:p>
@@ -8129,20 +8004,10 @@
       <w:r>
         <w:rPr>
           <w:rFonts w:ascii="Arial Narrow" w:eastAsia="Arial Narrow" w:hAnsi="Arial Narrow" w:cs="Arial Narrow"/>
-          <w:b/>
-          <w:bCs/>
-          <w:sz w:val="16"/>
-          <w:szCs w:val="16"/>
-        </w:rPr>
-        <w:t xml:space="preserve">Artículo 2.- </w:t>
-      </w:r>
-      <w:r>
-        <w:rPr>
-          <w:rFonts w:ascii="Arial Narrow" w:eastAsia="Arial Narrow" w:hAnsi="Arial Narrow" w:cs="Arial Narrow"/>
-          <w:sz w:val="16"/>
-          <w:szCs w:val="16"/>
-        </w:rPr>
-        <w:t>Sin que la presente enumeración tenga carácter taxativo cada Comisión, Oficina o Sala del Tribunal del INDECOPI tiene las siguientes facultades:</w:t>
+          <w:sz w:val="16"/>
+          <w:szCs w:val="16"/>
+        </w:rPr>
+        <w:t>a) Exigir a las personas naturales o jurídicas la exhibición de todo tipo de documentos, incluyendo los libros contables y societarios, los comprobantes de pago, la correspondencia comercial y los registros magnéticos incluyendo, en este caso, los programas que fueran necesarios para su lectura; así como solicitar información referida a la organización, los negocios, el accionariado y la estructura de propiedad de las empresas.</w:t>
       </w:r>
     </w:p>
     <w:p>
@@ -8161,44 +8026,7 @@
           <w:sz w:val="16"/>
           <w:szCs w:val="16"/>
         </w:rPr>
-        <w:t>a) Exigir a las personas naturales o jurídicas la exhibición de todo tipo de documentos, incluyendo los libros contables y societarios, los comprobantes de pago, la correspondencia comercial y los registros magnéticos incluyendo, en este caso, los programas que fueran necesarios para su lectura; así como solicitar información referida a la organización, los negocios, el accionariado y la estructura de propiedad de las empresas.</w:t>
-      </w:r>
-    </w:p>
-    <w:p>
-      <w:pPr>
-        <w:ind w:left="567"/>
-        <w:jc w:val="both"/>
-        <w:rPr>
-          <w:rFonts w:ascii="Arial Narrow" w:eastAsia="Arial Narrow" w:hAnsi="Arial Narrow" w:cs="Arial Narrow"/>
-          <w:sz w:val="16"/>
-          <w:szCs w:val="16"/>
-        </w:rPr>
-      </w:pPr>
-      <w:r>
-        <w:rPr>
-          <w:rFonts w:ascii="Arial Narrow" w:eastAsia="Arial Narrow" w:hAnsi="Arial Narrow" w:cs="Arial Narrow"/>
-          <w:sz w:val="16"/>
-          <w:szCs w:val="16"/>
-        </w:rPr>
         <w:t>(...).</w:t>
-      </w:r>
-    </w:p>
-    <w:p>
-      <w:pPr>
-        <w:jc w:val="both"/>
-        <w:rPr>
-          <w:rFonts w:ascii="Arial Narrow" w:eastAsia="Arial Narrow" w:hAnsi="Arial Narrow" w:cs="Arial Narrow"/>
-          <w:sz w:val="16"/>
-          <w:szCs w:val="16"/>
-        </w:rPr>
-      </w:pPr>
-      <w:r>
-        <w:rPr>
-          <w:rFonts w:ascii="Arial Narrow" w:eastAsia="Arial Narrow" w:hAnsi="Arial Narrow" w:cs="Arial Narrow"/>
-          <w:sz w:val="16"/>
-          <w:szCs w:val="16"/>
-        </w:rPr>
-        <w:t xml:space="preserve"> </w:t>
       </w:r>
     </w:p>
     <w:p>
@@ -8341,6 +8169,9 @@
     <w:p>
       <w:pPr>
         <w:pStyle w:val="Textonotapie"/>
+        <w:tabs>
+          <w:tab w:val="left" w:pos="567"/>
+        </w:tabs>
         <w:ind w:left="567" w:hanging="567"/>
         <w:jc w:val="both"/>
         <w:rPr>
@@ -8365,15 +8196,16 @@
           <w:sz w:val="16"/>
           <w:szCs w:val="16"/>
         </w:rPr>
-        <w:t xml:space="preserve"> </w:t>
-      </w:r>
-      <w:r>
-        <w:rPr>
-          <w:rFonts w:ascii="Arial Narrow" w:eastAsia="Arial Narrow" w:hAnsi="Arial Narrow" w:cs="Arial Narrow"/>
-          <w:sz w:val="16"/>
-          <w:szCs w:val="16"/>
-        </w:rPr>
         <w:tab/>
+        <w:t xml:space="preserve"/>
+      </w:r>
+      <w:r>
+        <w:rPr>
+          <w:rFonts w:ascii="Arial Narrow" w:eastAsia="Arial Narrow" w:hAnsi="Arial Narrow" w:cs="Arial Narrow"/>
+          <w:sz w:val="16"/>
+          <w:szCs w:val="16"/>
+        </w:rPr>
+        <w:tab/>
       </w:r>
       <w:r>
         <w:rPr>
@@ -8402,7 +8234,7 @@
           <w:szCs w:val="16"/>
           <w:lang w:eastAsia="es-PE"/>
         </w:rPr>
-        <w:t xml:space="preserve"> 30056, publicada el 2 de julio de 2013, que modificó el artículo 5 del Texto Único Ordenado de la Ley de Promoción de la Competitividad, Formalización y Desarrollo de la Micro y Pequeña Empresa y de Acceso al Empleo Decente (LEY MYPE). Ello, en la medida que la Tercera Disposición Complementaria Transitoria de la norma modificatoria precisa que las empresas constituidas antes de la </w:t>
+        <w:t xml:space="preserve">30056, publicada el 2 de julio de 2013, que modificó el artículo 5 del Texto Único Ordenado de la Ley de Promoción de la Competitividad, Formalización y Desarrollo de la Micro y Pequeña Empresa y de Acceso al Empleo Decente (LEY MYPE). Ello, en la medida que la Tercera Disposición Complementaria Transitoria de la norma modificatoria precisa que las empresas constituidas antes de la </w:t>
       </w:r>
       <w:proofErr w:type="gramStart"/>
       <w:r>
@@ -8442,6 +8274,9 @@
     <w:p>
       <w:pPr>
         <w:pStyle w:val="Textonotapie"/>
+        <w:tabs>
+          <w:tab w:val="left" w:pos="567"/>
+        </w:tabs>
         <w:ind w:left="567" w:hanging="567"/>
         <w:jc w:val="both"/>
         <w:rPr>
@@ -8466,7 +8301,8 @@
           <w:sz w:val="16"/>
           <w:szCs w:val="16"/>
         </w:rPr>
-        <w:t xml:space="preserve"> </w:t>
+        <w:tab/>
+        <w:t xml:space="preserve"/>
       </w:r>
       <w:r>
         <w:rPr>
@@ -8609,7 +8445,53 @@
       </w:pPr>
     </w:p>
   </w:footnote>
-  <w:footnote w:id="18">
+  <w:footnote w:id="12">
+    <w:p>
+      <w:pPr>
+        <w:pStyle w:val="Textonotapie"/>
+        <w:tabs>
+          <w:tab w:val="left" w:pos="567"/>
+        </w:tabs>
+        <w:ind w:left="567" w:hanging="567"/>
+        <w:jc w:val="both"/>
+        <w:rPr>
+          <w:rFonts w:ascii="Arial Narrow" w:eastAsia="Arial Narrow" w:hAnsi="Arial Narrow" w:cs="Arial Narrow"/>
+          <w:sz w:val="16"/>
+          <w:szCs w:val="16"/>
+        </w:rPr>
+      </w:pPr>
+      <w:r>
+        <w:rPr>
+          <w:rStyle w:val="Refdenotaalpie"/>
+          <w:rFonts w:ascii="Arial Narrow" w:eastAsia="Arial Narrow" w:hAnsi="Arial Narrow" w:cs="Arial Narrow"/>
+          <w:color w:val="000000" w:themeColor="text1"/>
+          <w:sz w:val="16"/>
+          <w:szCs w:val="16"/>
+          <w:vertAlign w:val="superscript"/>
+        </w:rPr>
+        <w:footnoteRef/>
+      </w:r>
+      <w:r>
+        <w:rPr>
+          <w:rFonts w:ascii="Arial Narrow" w:eastAsia="Arial Narrow" w:hAnsi="Arial Narrow" w:cs="Arial Narrow"/>
+          <w:color w:val="000000" w:themeColor="text1"/>
+          <w:sz w:val="16"/>
+          <w:szCs w:val="16"/>
+        </w:rPr>
+        <w:tab/>
+      </w:r>
+      <w:r>
+        <w:rPr>
+          <w:rFonts w:ascii="Arial Narrow" w:eastAsia="Arial Narrow" w:hAnsi="Arial Narrow" w:cs="Arial Narrow"/>
+          <w:b/>
+          <w:bCs/>
+          <w:color w:val="000000" w:themeColor="text1"/>
+          <w:sz w:val="16"/>
+          <w:szCs w:val="16"/>
+        </w:rPr>
+        <w:t xml:space="preserve">DECRETO LEGISLATIVO 807, LEY SOBRE FACULTADES, NORMAS Y ORGANIZACIÓN DEL INDECOPI, publicado el 18 de abril de 1996</w:t>
+      </w:r>
+    </w:p>
     <w:p>
       <w:pPr>
         <w:pStyle w:val="Textonotapie"/>
@@ -8623,17 +8505,6 @@
       </w:pPr>
       <w:r>
         <w:rPr>
-          <w:rStyle w:val="Refdenotaalpie"/>
-          <w:rFonts w:ascii="Arial Narrow" w:eastAsia="Arial Narrow" w:hAnsi="Arial Narrow" w:cs="Arial Narrow"/>
-          <w:color w:val="000000" w:themeColor="text1"/>
-          <w:sz w:val="16"/>
-          <w:szCs w:val="16"/>
-          <w:vertAlign w:val="superscript"/>
-        </w:rPr>
-        <w:footnoteRef/>
-      </w:r>
-      <w:r>
-        <w:rPr>
           <w:rFonts w:ascii="Arial Narrow" w:eastAsia="Arial Narrow" w:hAnsi="Arial Narrow" w:cs="Arial Narrow"/>
           <w:color w:val="000000" w:themeColor="text1"/>
           <w:sz w:val="16"/>
@@ -8650,7 +8521,16 @@
           <w:sz w:val="16"/>
           <w:szCs w:val="16"/>
         </w:rPr>
-        <w:t xml:space="preserve">DECRETO LEGISLATIVO 807, LEY SOBRE FACULTADES, NORMAS Y ORGANIZACIÓN DEL INDECOPI, publicado el 18 de abril de 1996</w:t>
+        <w:t xml:space="preserve">Artículo 26.-</w:t>
+      </w:r>
+      <w:r>
+        <w:rPr>
+          <w:rFonts w:ascii="Arial Narrow" w:eastAsia="Arial Narrow" w:hAnsi="Arial Narrow" w:cs="Arial Narrow"/>
+          <w:color w:val="000000" w:themeColor="text1"/>
+          <w:sz w:val="16"/>
+          <w:szCs w:val="16"/>
+        </w:rPr>
+        <w:t xml:space="preserve"> Una vez admitida a trámite la denuncia, se correrá traslado de la misma al denunciado, a fin de que éste presente su descargo. El plazo para la presentación del descargo será de cinco (5) días contados desde la notificación, vencido el cual, el Secretario Técnico declarará en rebeldía al denunciado que no lo hubiera presentado.</w:t>
       </w:r>
     </w:p>
     <w:p>
@@ -8664,6 +8544,34 @@
           <w:szCs w:val="16"/>
         </w:rPr>
       </w:pPr>
+    </w:p>
+  </w:footnote>
+  <w:footnote w:id="13">
+    <w:p>
+      <w:pPr>
+        <w:pStyle w:val="Textonotapie"/>
+        <w:tabs>
+          <w:tab w:val="left" w:pos="567"/>
+        </w:tabs>
+        <w:ind w:left="567" w:hanging="567"/>
+        <w:jc w:val="both"/>
+        <w:rPr>
+          <w:rFonts w:ascii="Arial Narrow" w:eastAsia="Arial Narrow" w:hAnsi="Arial Narrow" w:cs="Arial Narrow"/>
+          <w:sz w:val="16"/>
+          <w:szCs w:val="16"/>
+        </w:rPr>
+      </w:pPr>
+      <w:r>
+        <w:rPr>
+          <w:rStyle w:val="Refdenotaalpie"/>
+          <w:rFonts w:ascii="Arial Narrow" w:eastAsia="Arial Narrow" w:hAnsi="Arial Narrow" w:cs="Arial Narrow"/>
+          <w:color w:val="000000" w:themeColor="text1"/>
+          <w:sz w:val="16"/>
+          <w:szCs w:val="16"/>
+          <w:vertAlign w:val="superscript"/>
+        </w:rPr>
+        <w:footnoteRef/>
+      </w:r>
       <w:r>
         <w:rPr>
           <w:rFonts w:ascii="Arial Narrow" w:eastAsia="Arial Narrow" w:hAnsi="Arial Narrow" w:cs="Arial Narrow"/>
@@ -8682,16 +8590,7 @@
           <w:sz w:val="16"/>
           <w:szCs w:val="16"/>
         </w:rPr>
-        <w:t xml:space="preserve">Artículo 26.-</w:t>
-      </w:r>
-      <w:r>
-        <w:rPr>
-          <w:rFonts w:ascii="Arial Narrow" w:eastAsia="Arial Narrow" w:hAnsi="Arial Narrow" w:cs="Arial Narrow"/>
-          <w:color w:val="000000" w:themeColor="text1"/>
-          <w:sz w:val="16"/>
-          <w:szCs w:val="16"/>
-        </w:rPr>
-        <w:t xml:space="preserve"> Una vez admitida a trámite la denuncia, se correrá traslado de la misma al denunciado, a fin de que éste presente su descargo. El plazo para la presentación del descargo será de cinco (5) días contados desde la notificación, vencido el cual, el Secretario Técnico declarará en rebeldía al denunciado que no lo hubiera presentado.</w:t>
+        <w:t xml:space="preserve">DECRETO SUPREMO 006-2026-JUS, TEXTO ÚNICO ORDENADO DE LA LEY 27444, LEY DEL PROCEDIMIENTO ADMINISTRATIVO GENERAL, publicado el 30 de abril de 2026</w:t>
       </w:r>
     </w:p>
     <w:p>
@@ -8705,9 +8604,27 @@
           <w:szCs w:val="16"/>
         </w:rPr>
       </w:pPr>
-    </w:p>
-  </w:footnote>
-  <w:footnote w:id="19">
+      <w:r>
+        <w:rPr>
+          <w:rFonts w:ascii="Arial Narrow" w:eastAsia="Arial Narrow" w:hAnsi="Arial Narrow" w:cs="Arial Narrow"/>
+          <w:color w:val="000000" w:themeColor="text1"/>
+          <w:sz w:val="16"/>
+          <w:szCs w:val="16"/>
+        </w:rPr>
+        <w:tab/>
+      </w:r>
+      <w:r>
+        <w:rPr>
+          <w:rFonts w:ascii="Arial Narrow" w:eastAsia="Arial Narrow" w:hAnsi="Arial Narrow" w:cs="Arial Narrow"/>
+          <w:b/>
+          <w:bCs/>
+          <w:color w:val="000000" w:themeColor="text1"/>
+          <w:sz w:val="16"/>
+          <w:szCs w:val="16"/>
+        </w:rPr>
+        <w:t xml:space="preserve">Artículo 223.- Contestación de la reclamación</w:t>
+      </w:r>
+    </w:p>
     <w:p>
       <w:pPr>
         <w:pStyle w:val="Textonotapie"/>
@@ -8721,14 +8638,12 @@
       </w:pPr>
       <w:r>
         <w:rPr>
-          <w:rStyle w:val="Refdenotaalpie"/>
           <w:rFonts w:ascii="Arial Narrow" w:eastAsia="Arial Narrow" w:hAnsi="Arial Narrow" w:cs="Arial Narrow"/>
           <w:color w:val="000000" w:themeColor="text1"/>
           <w:sz w:val="16"/>
           <w:szCs w:val="16"/>
-          <w:vertAlign w:val="superscript"/>
-        </w:rPr>
-        <w:footnoteRef/>
+        </w:rPr>
+        <w:tab/>
       </w:r>
       <w:r>
         <w:rPr>
@@ -8737,18 +8652,7 @@
           <w:sz w:val="16"/>
           <w:szCs w:val="16"/>
         </w:rPr>
-        <w:tab/>
-      </w:r>
-      <w:r>
-        <w:rPr>
-          <w:rFonts w:ascii="Arial Narrow" w:eastAsia="Arial Narrow" w:hAnsi="Arial Narrow" w:cs="Arial Narrow"/>
-          <w:b/>
-          <w:bCs/>
-          <w:color w:val="000000" w:themeColor="text1"/>
-          <w:sz w:val="16"/>
-          <w:szCs w:val="16"/>
-        </w:rPr>
-        <w:t xml:space="preserve">DECRETO SUPREMO 006-2026-JUS, TEXTO ÚNICO ORDENADO DE LA LEY 27444, LEY DEL PROCEDIMIENTO ADMINISTRATIVO GENERAL, publicado el 30 de abril de 2026</w:t>
+        <w:t xml:space="preserve">223.1 El reclamado deberá presentar la contestación de la reclamación dentro de los quince (15) días posteriores a la notificación de ésta; vencido este plazo, la Administración declarará en rebeldía al reclamado que no la hubiera presentado. La contestación deberá contener los requisitos de los escritos previstos en el artículo 113 de la presente Ley, así como la absolución de todos los asuntos controvertidos de hecho y de derecho, Las alegaciones y los hechos relevantes de la reclamación, salvo que hayan sido específicamente negadas en la contestación, se tendrán por aceptadas o merituadas como ciertas.</w:t>
       </w:r>
     </w:p>
     <w:p>
@@ -8762,100 +8666,42 @@
           <w:szCs w:val="16"/>
         </w:rPr>
       </w:pPr>
-      <w:r>
-        <w:rPr>
-          <w:rFonts w:ascii="Arial Narrow" w:eastAsia="Arial Narrow" w:hAnsi="Arial Narrow" w:cs="Arial Narrow"/>
-          <w:color w:val="000000" w:themeColor="text1"/>
+    </w:p>
+  </w:footnote>
+  <w:footnote w:id="14">
+    <w:p>
+      <w:pPr>
+        <w:tabs>
+          <w:tab w:val="left" w:pos="567"/>
+        </w:tabs>
+        <w:ind w:left="567" w:hanging="567"/>
+        <w:jc w:val="both"/>
+        <w:rPr>
+          <w:rFonts w:ascii="Arial Narrow" w:eastAsia="Arial Narrow" w:hAnsi="Arial Narrow" w:cs="Arial Narrow"/>
+          <w:b/>
+          <w:bCs/>
+          <w:sz w:val="16"/>
+          <w:szCs w:val="16"/>
+        </w:rPr>
+      </w:pPr>
+      <w:r>
+        <w:rPr>
+          <w:rStyle w:val="Refdenotaalpie"/>
+          <w:rFonts w:ascii="Arial Narrow" w:eastAsia="Arial Narrow" w:hAnsi="Arial Narrow" w:cs="Arial Narrow"/>
+          <w:sz w:val="16"/>
+          <w:szCs w:val="16"/>
+          <w:vertAlign w:val="superscript"/>
+        </w:rPr>
+        <w:footnoteRef/>
+      </w:r>
+      <w:r>
+        <w:rPr>
+          <w:rFonts w:ascii="Arial Narrow" w:eastAsia="Arial Narrow" w:hAnsi="Arial Narrow" w:cs="Arial Narrow"/>
           <w:sz w:val="16"/>
           <w:szCs w:val="16"/>
         </w:rPr>
         <w:tab/>
-      </w:r>
-      <w:r>
-        <w:rPr>
-          <w:rFonts w:ascii="Arial Narrow" w:eastAsia="Arial Narrow" w:hAnsi="Arial Narrow" w:cs="Arial Narrow"/>
-          <w:b/>
-          <w:bCs/>
-          <w:color w:val="000000" w:themeColor="text1"/>
-          <w:sz w:val="16"/>
-          <w:szCs w:val="16"/>
-        </w:rPr>
-        <w:t xml:space="preserve">Artículo 223.- Contestación de la reclamación</w:t>
-      </w:r>
-    </w:p>
-    <w:p>
-      <w:pPr>
-        <w:pStyle w:val="Textonotapie"/>
-        <w:ind w:left="567" w:hanging="567"/>
-        <w:jc w:val="both"/>
-        <w:rPr>
-          <w:rFonts w:ascii="Arial Narrow" w:eastAsia="Arial Narrow" w:hAnsi="Arial Narrow" w:cs="Arial Narrow"/>
-          <w:sz w:val="16"/>
-          <w:szCs w:val="16"/>
-        </w:rPr>
-      </w:pPr>
-      <w:r>
-        <w:rPr>
-          <w:rFonts w:ascii="Arial Narrow" w:eastAsia="Arial Narrow" w:hAnsi="Arial Narrow" w:cs="Arial Narrow"/>
-          <w:color w:val="000000" w:themeColor="text1"/>
-          <w:sz w:val="16"/>
-          <w:szCs w:val="16"/>
-        </w:rPr>
-        <w:tab/>
-      </w:r>
-      <w:r>
-        <w:rPr>
-          <w:rFonts w:ascii="Arial Narrow" w:eastAsia="Arial Narrow" w:hAnsi="Arial Narrow" w:cs="Arial Narrow"/>
-          <w:color w:val="000000" w:themeColor="text1"/>
-          <w:sz w:val="16"/>
-          <w:szCs w:val="16"/>
-        </w:rPr>
-        <w:t xml:space="preserve">223.1 El reclamado deberá presentar la contestación de la reclamación dentro de los quince (15) días posteriores a la notificación de ésta; vencido este plazo, la Administración declarará en rebeldía al reclamado que no la hubiera presentado. La contestación deberá contener los requisitos de los escritos previstos en el artículo 113 de la presente Ley, así como la absolución de todos los asuntos controvertidos de hecho y de derecho, Las alegaciones y los hechos relevantes de la reclamación, salvo que hayan sido específicamente negadas en la contestación, se tendrán por aceptadas o merituadas como ciertas.</w:t>
-      </w:r>
-    </w:p>
-    <w:p>
-      <w:pPr>
-        <w:pStyle w:val="Textonotapie"/>
-        <w:ind w:left="567" w:hanging="567"/>
-        <w:jc w:val="both"/>
-        <w:rPr>
-          <w:rFonts w:ascii="Arial Narrow" w:eastAsia="Arial Narrow" w:hAnsi="Arial Narrow" w:cs="Arial Narrow"/>
-          <w:sz w:val="16"/>
-          <w:szCs w:val="16"/>
-        </w:rPr>
-      </w:pPr>
-    </w:p>
-  </w:footnote>
-  <w:footnote w:id="13">
-    <w:p>
-      <w:pPr>
-        <w:ind w:left="567" w:hanging="567"/>
-        <w:jc w:val="both"/>
-        <w:rPr>
-          <w:rFonts w:ascii="Arial Narrow" w:eastAsia="Arial Narrow" w:hAnsi="Arial Narrow" w:cs="Arial Narrow"/>
-          <w:b/>
-          <w:bCs/>
-          <w:sz w:val="16"/>
-          <w:szCs w:val="16"/>
-        </w:rPr>
-      </w:pPr>
-      <w:r>
-        <w:rPr>
-          <w:rStyle w:val="Refdenotaalpie"/>
-          <w:rFonts w:ascii="Arial Narrow" w:eastAsia="Arial Narrow" w:hAnsi="Arial Narrow" w:cs="Arial Narrow"/>
-          <w:sz w:val="16"/>
-          <w:szCs w:val="16"/>
-          <w:vertAlign w:val="superscript"/>
-        </w:rPr>
-        <w:footnoteRef/>
-      </w:r>
-      <w:r>
-        <w:rPr>
-          <w:rFonts w:ascii="Arial Narrow" w:eastAsia="Arial Narrow" w:hAnsi="Arial Narrow" w:cs="Arial Narrow"/>
-          <w:sz w:val="16"/>
-          <w:szCs w:val="16"/>
-        </w:rPr>
-        <w:t xml:space="preserve"> </w:t>
+        <w:t xml:space="preserve"/>
       </w:r>
       <w:r>
         <w:rPr>
@@ -8980,17 +8826,6 @@
     </w:p>
     <w:p>
       <w:pPr>
-        <w:ind w:left="426"/>
-        <w:jc w:val="both"/>
-        <w:rPr>
-          <w:rFonts w:ascii="Arial Narrow" w:eastAsia="Arial Narrow" w:hAnsi="Arial Narrow" w:cs="Arial Narrow"/>
-          <w:sz w:val="16"/>
-          <w:szCs w:val="16"/>
-        </w:rPr>
-      </w:pPr>
-    </w:p>
-    <w:p>
-      <w:pPr>
         <w:ind w:left="567" w:hanging="426"/>
         <w:jc w:val="both"/>
         <w:rPr>
@@ -9008,17 +8843,6 @@
         <w:tab/>
         <w:t>En el caso de las microempresas, la multa no puede superar el diez por ciento (10%) de las ventas o ingresos brutos percibidos por el infractor, relativos a todas sus actividades económicas, correspondientes al ejercicio inmediato anterior al de la expedición de la resolución de primera instancia, siempre que se haya acreditado dichos ingresos, no se encuentre en una situación de reincidencia y el caso no verse sobre la vida, salud o integridad de los consumidores. Para el caso de las pequeñas empresas, la multa no puede superar el veinte por ciento (20%) de las ventas o ingresos brutos percibidos por el infractor, conforme a los requisitos señalados anteriormente.</w:t>
       </w:r>
-    </w:p>
-    <w:p>
-      <w:pPr>
-        <w:ind w:left="567" w:hanging="426"/>
-        <w:jc w:val="both"/>
-        <w:rPr>
-          <w:rFonts w:ascii="Arial Narrow" w:eastAsia="Arial Narrow" w:hAnsi="Arial Narrow" w:cs="Arial Narrow"/>
-          <w:sz w:val="16"/>
-          <w:szCs w:val="16"/>
-        </w:rPr>
-      </w:pPr>
     </w:p>
     <w:p>
       <w:pPr>
@@ -9099,9 +8923,12 @@
       </w:pPr>
     </w:p>
   </w:footnote>
-  <w:footnote w:id="14">
-    <w:p>
-      <w:pPr>
+  <w:footnote w:id="15">
+    <w:p>
+      <w:pPr>
+        <w:tabs>
+          <w:tab w:val="left" w:pos="567"/>
+        </w:tabs>
         <w:ind w:left="567" w:hanging="567"/>
         <w:jc w:val="both"/>
         <w:rPr>
@@ -9219,17 +9046,6 @@
         <w:tab/>
         <w:t>Las medidas correctivas complementarias pueden dictarse de oficio o a pedido de parte.</w:t>
       </w:r>
-    </w:p>
-    <w:p>
-      <w:pPr>
-        <w:ind w:left="567" w:hanging="567"/>
-        <w:jc w:val="both"/>
-        <w:rPr>
-          <w:rFonts w:ascii="Arial Narrow" w:eastAsia="Arial Narrow" w:hAnsi="Arial Narrow" w:cs="Arial Narrow"/>
-          <w:sz w:val="15"/>
-          <w:szCs w:val="15"/>
-        </w:rPr>
-      </w:pPr>
     </w:p>
     <w:p>
       <w:pPr>
@@ -9492,17 +9308,6 @@
     </w:p>
     <w:p>
       <w:pPr>
-        <w:ind w:left="567"/>
-        <w:jc w:val="both"/>
-        <w:rPr>
-          <w:rFonts w:ascii="Arial Narrow" w:eastAsia="Arial Narrow" w:hAnsi="Arial Narrow" w:cs="Arial Narrow"/>
-          <w:sz w:val="15"/>
-          <w:szCs w:val="15"/>
-        </w:rPr>
-      </w:pPr>
-    </w:p>
-    <w:p>
-      <w:pPr>
         <w:tabs>
           <w:tab w:val="left" w:pos="568"/>
         </w:tabs>
@@ -9543,7 +9348,7 @@
     </w:p>
     <w:p>
       <w:pPr>
-        <w:ind w:left="567" w:hanging="567"/>
+        <w:ind w:left="1134" w:hanging="567"/>
         <w:jc w:val="both"/>
         <w:rPr>
           <w:rFonts w:ascii="Arial Narrow" w:eastAsia="Arial Narrow" w:hAnsi="Arial Narrow" w:cs="Arial Narrow"/>
@@ -9551,36 +9356,33 @@
           <w:szCs w:val="15"/>
         </w:rPr>
       </w:pPr>
-    </w:p>
-    <w:p>
-      <w:pPr>
-        <w:ind w:left="1134" w:hanging="567"/>
-        <w:jc w:val="both"/>
+      <w:r>
         <w:rPr>
           <w:rFonts w:ascii="Arial Narrow" w:eastAsia="Arial Narrow" w:hAnsi="Arial Narrow" w:cs="Arial Narrow"/>
           <w:sz w:val="15"/>
           <w:szCs w:val="15"/>
         </w:rPr>
-      </w:pPr>
-      <w:r>
+        <w:t>115.3 Las medidas correctivas reparadoras pueden solicitarse en cualquier momento hasta antes de la notificación de cargo al proveedor, sin perjuicio de la facultad de secretaría técnica de la comisión de requerir al consumidor que precise la medida correctiva materia de solicitud. El consumidor puede variar su solicitud de medida correctiva hasta antes de la decisión de primera instancia, en cuyo caso se confiere traslado al proveedor para que formule su descargo.</w:t>
+      </w:r>
+    </w:p>
+    <w:p>
+      <w:pPr>
+        <w:ind w:left="1134" w:hanging="567"/>
+        <w:jc w:val="both"/>
         <w:rPr>
           <w:rFonts w:ascii="Arial Narrow" w:eastAsia="Arial Narrow" w:hAnsi="Arial Narrow" w:cs="Arial Narrow"/>
           <w:sz w:val="15"/>
           <w:szCs w:val="15"/>
         </w:rPr>
-        <w:t>115.3 Las medidas correctivas reparadoras pueden solicitarse en cualquier momento hasta antes de la notificación de cargo al proveedor, sin perjuicio de la facultad de secretaría técnica de la comisión de requerir al consumidor que precise la medida correctiva materia de solicitud. El consumidor puede variar su solicitud de medida correctiva hasta antes de la decisión de primera instancia, en cuyo caso se confiere traslado al proveedor para que formule su descargo.</w:t>
-      </w:r>
-    </w:p>
-    <w:p>
-      <w:pPr>
-        <w:ind w:left="1134" w:hanging="567"/>
-        <w:jc w:val="both"/>
+      </w:pPr>
+      <w:r>
         <w:rPr>
           <w:rFonts w:ascii="Arial Narrow" w:eastAsia="Arial Narrow" w:hAnsi="Arial Narrow" w:cs="Arial Narrow"/>
           <w:sz w:val="15"/>
           <w:szCs w:val="15"/>
         </w:rPr>
-      </w:pPr>
+        <w:t>115.4 Corresponde al consumidor que solicita el dictado de la medida correctiva reparadora probar las consecuencias patrimoniales directas e inmediatas causadas por la comisión de la infracción administrativa.</w:t>
+      </w:r>
     </w:p>
     <w:p>
       <w:pPr>
@@ -9598,7 +9400,7 @@
           <w:sz w:val="15"/>
           <w:szCs w:val="15"/>
         </w:rPr>
-        <w:t>115.4 Corresponde al consumidor que solicita el dictado de la medida correctiva reparadora probar las consecuencias patrimoniales directas e inmediatas causadas por la comisión de la infracción administrativa.</w:t>
+        <w:t>115.5 Los bienes o montos objeto de medidas correctivas reparadoras son entregados por el proveedor directamente al consumidor que los reclama, salvo mandato distinto contenido en la resolución. Aquellos bienes o montos materia de una medida correctiva reparadora, que por algún motivo se encuentran en posesión del Indecopi y deban ser entregados a los consumidores beneficiados, son puestos a disposición de estos.</w:t>
       </w:r>
     </w:p>
     <w:p>
@@ -9611,105 +9413,42 @@
           <w:szCs w:val="15"/>
         </w:rPr>
       </w:pPr>
-    </w:p>
-    <w:p>
-      <w:pPr>
-        <w:ind w:left="1134" w:hanging="567"/>
-        <w:jc w:val="both"/>
+      <w:r>
         <w:rPr>
           <w:rFonts w:ascii="Arial Narrow" w:eastAsia="Arial Narrow" w:hAnsi="Arial Narrow" w:cs="Arial Narrow"/>
           <w:sz w:val="15"/>
           <w:szCs w:val="15"/>
         </w:rPr>
-      </w:pPr>
-      <w:r>
+        <w:t>115.6 El extremo de la resolución final que ordena el cumplimiento de una medida correctiva reparadora a favor del consumidor constituye título ejecutivo conforme con lo dispuesto en el artículo 688 del Código Procesal Civil, una vez que quedan consentidas o causan estado en la vía administrativa. La legitimidad para obrar en los procesos civiles de ejecución corresponde a los consumidores beneficiados con la medida correctiva reparadora.</w:t>
+      </w:r>
+    </w:p>
+    <w:p>
+      <w:pPr>
+        <w:ind w:left="1134" w:hanging="567"/>
+        <w:jc w:val="both"/>
         <w:rPr>
           <w:rFonts w:ascii="Arial Narrow" w:eastAsia="Arial Narrow" w:hAnsi="Arial Narrow" w:cs="Arial Narrow"/>
           <w:sz w:val="15"/>
           <w:szCs w:val="15"/>
         </w:rPr>
-        <w:t>115.5 Los bienes o montos objeto de medidas correctivas reparadoras son entregados por el proveedor directamente al consumidor que los reclama, salvo mandato distinto contenido en la resolución. Aquellos bienes o montos materia de una medida correctiva reparadora, que por algún motivo se encuentran en posesión del Indecopi y deban ser entregados a los consumidores beneficiados, son puestos a disposición de estos.</w:t>
-      </w:r>
-    </w:p>
-    <w:p>
-      <w:pPr>
-        <w:ind w:left="1134" w:hanging="567"/>
-        <w:jc w:val="both"/>
+      </w:pPr>
+      <w:r>
         <w:rPr>
           <w:rFonts w:ascii="Arial Narrow" w:eastAsia="Arial Narrow" w:hAnsi="Arial Narrow" w:cs="Arial Narrow"/>
           <w:sz w:val="15"/>
           <w:szCs w:val="15"/>
         </w:rPr>
-      </w:pPr>
-    </w:p>
-    <w:p>
-      <w:pPr>
-        <w:ind w:left="1134" w:hanging="567"/>
-        <w:jc w:val="both"/>
+        <w:t xml:space="preserve">115.7 </w:t>
+      </w:r>
+      <w:r>
         <w:rPr>
           <w:rFonts w:ascii="Arial Narrow" w:eastAsia="Arial Narrow" w:hAnsi="Arial Narrow" w:cs="Arial Narrow"/>
           <w:sz w:val="15"/>
           <w:szCs w:val="15"/>
         </w:rPr>
-      </w:pPr>
-      <w:r>
-        <w:rPr>
-          <w:rFonts w:ascii="Arial Narrow" w:eastAsia="Arial Narrow" w:hAnsi="Arial Narrow" w:cs="Arial Narrow"/>
-          <w:sz w:val="15"/>
-          <w:szCs w:val="15"/>
-        </w:rPr>
-        <w:t>115.6 El extremo de la resolución final que ordena el cumplimiento de una medida correctiva reparadora a favor del consumidor constituye título ejecutivo conforme con lo dispuesto en el artículo 688 del Código Procesal Civil, una vez que quedan consentidas o causan estado en la vía administrativa. La legitimidad para obrar en los procesos civiles de ejecución corresponde a los consumidores beneficiados con la medida correctiva reparadora.</w:t>
-      </w:r>
-    </w:p>
-    <w:p>
-      <w:pPr>
-        <w:ind w:left="1134" w:hanging="567"/>
-        <w:jc w:val="both"/>
-        <w:rPr>
-          <w:rFonts w:ascii="Arial Narrow" w:eastAsia="Arial Narrow" w:hAnsi="Arial Narrow" w:cs="Arial Narrow"/>
-          <w:sz w:val="15"/>
-          <w:szCs w:val="15"/>
-        </w:rPr>
-      </w:pPr>
-    </w:p>
-    <w:p>
-      <w:pPr>
-        <w:ind w:left="1134" w:hanging="567"/>
-        <w:jc w:val="both"/>
-        <w:rPr>
-          <w:rFonts w:ascii="Arial Narrow" w:eastAsia="Arial Narrow" w:hAnsi="Arial Narrow" w:cs="Arial Narrow"/>
-          <w:sz w:val="15"/>
-          <w:szCs w:val="15"/>
-        </w:rPr>
-      </w:pPr>
-      <w:r>
-        <w:rPr>
-          <w:rFonts w:ascii="Arial Narrow" w:eastAsia="Arial Narrow" w:hAnsi="Arial Narrow" w:cs="Arial Narrow"/>
-          <w:sz w:val="15"/>
-          <w:szCs w:val="15"/>
-        </w:rPr>
-        <w:t xml:space="preserve">115.7 </w:t>
-      </w:r>
-      <w:r>
-        <w:rPr>
-          <w:rFonts w:ascii="Arial Narrow" w:eastAsia="Arial Narrow" w:hAnsi="Arial Narrow" w:cs="Arial Narrow"/>
-          <w:sz w:val="15"/>
-          <w:szCs w:val="15"/>
-        </w:rPr>
         <w:tab/>
         <w:t>Las medidas correctivas reparadoras como mandatos dirigidos a resarcir las consecuencias patrimoniales directas e inmediatas originadas por la infracción buscan corregir la conducta infractora y no tienen naturaleza indemnizatoria; son dictadas sin perjuicio de la indemnización por los daños y perjuicios que el consumidor puede solicitar en la vía judicial o arbitral correspondiente. No obstante, se descuenta de la indemnización patrimonial aquella satisfacción patrimonial deducible que el consumidor haya recibido a consecuencia del dictado de una medida correctiva reparadora en sede administrativa.</w:t>
       </w:r>
-    </w:p>
-    <w:p>
-      <w:pPr>
-        <w:ind w:left="567"/>
-        <w:jc w:val="both"/>
-        <w:rPr>
-          <w:rFonts w:ascii="Arial Narrow" w:eastAsia="Arial Narrow" w:hAnsi="Arial Narrow" w:cs="Arial Narrow"/>
-          <w:sz w:val="15"/>
-          <w:szCs w:val="15"/>
-        </w:rPr>
-      </w:pPr>
     </w:p>
     <w:p>
       <w:pPr>
@@ -9975,24 +9714,6 @@
     </w:p>
     <w:p>
       <w:pPr>
-        <w:pBdr>
-          <w:top w:val="nil"/>
-          <w:left w:val="nil"/>
-          <w:bottom w:val="nil"/>
-          <w:right w:val="nil"/>
-          <w:between w:val="nil"/>
-        </w:pBdr>
-        <w:ind w:left="567"/>
-        <w:jc w:val="both"/>
-        <w:rPr>
-          <w:rFonts w:ascii="Arial Narrow" w:eastAsia="Arial Narrow" w:hAnsi="Arial Narrow" w:cs="Arial Narrow"/>
-          <w:sz w:val="15"/>
-          <w:szCs w:val="15"/>
-        </w:rPr>
-      </w:pPr>
-    </w:p>
-    <w:p>
-      <w:pPr>
         <w:numPr>
           <w:ilvl w:val="0"/>
           <w:numId w:val="6"/>
@@ -10086,24 +9807,6 @@
           <w:szCs w:val="15"/>
         </w:rPr>
       </w:pPr>
-    </w:p>
-    <w:p>
-      <w:pPr>
-        <w:pBdr>
-          <w:top w:val="nil"/>
-          <w:left w:val="nil"/>
-          <w:bottom w:val="nil"/>
-          <w:right w:val="nil"/>
-          <w:between w:val="nil"/>
-        </w:pBdr>
-        <w:ind w:left="567"/>
-        <w:jc w:val="both"/>
-        <w:rPr>
-          <w:rFonts w:ascii="Arial Narrow" w:eastAsia="Arial Narrow" w:hAnsi="Arial Narrow" w:cs="Arial Narrow"/>
-          <w:sz w:val="15"/>
-          <w:szCs w:val="15"/>
-        </w:rPr>
-      </w:pPr>
       <w:r>
         <w:rPr>
           <w:rFonts w:ascii="Arial Narrow" w:eastAsia="Arial Narrow" w:hAnsi="Arial Narrow" w:cs="Arial Narrow"/>
@@ -10125,7 +9828,59 @@
       </w:pPr>
     </w:p>
   </w:footnote>
-  <w:footnote w:id="15">
+  <w:footnote w:id="16">
+    <w:p>
+      <w:pPr>
+        <w:pStyle w:val="Textonotapie"/>
+        <w:tabs>
+          <w:tab w:val="left" w:pos="567"/>
+        </w:tabs>
+        <w:ind w:left="567" w:hanging="567"/>
+        <w:jc w:val="both"/>
+        <w:rPr>
+          <w:rFonts w:ascii="Arial Narrow" w:eastAsia="Arial Narrow" w:hAnsi="Arial Narrow" w:cs="Arial Narrow"/>
+          <w:b/>
+          <w:sz w:val="16"/>
+          <w:szCs w:val="16"/>
+        </w:rPr>
+      </w:pPr>
+      <w:r>
+        <w:rPr>
+          <w:rStyle w:val="Refdenotaalpie"/>
+          <w:rFonts w:ascii="Arial Narrow" w:eastAsia="Arial Narrow" w:hAnsi="Arial Narrow" w:cs="Arial Narrow"/>
+          <w:sz w:val="16"/>
+          <w:szCs w:val="16"/>
+          <w:vertAlign w:val="superscript"/>
+        </w:rPr>
+        <w:footnoteRef/>
+      </w:r>
+      <w:r>
+        <w:rPr>
+          <w:rFonts w:ascii="Arial Narrow" w:eastAsia="Arial Narrow" w:hAnsi="Arial Narrow" w:cs="Arial Narrow"/>
+          <w:sz w:val="16"/>
+          <w:szCs w:val="16"/>
+        </w:rPr>
+        <w:tab/>
+        <w:t xml:space="preserve"/>
+      </w:r>
+      <w:r>
+        <w:rPr>
+          <w:rFonts w:ascii="Arial Narrow" w:eastAsia="Arial Narrow" w:hAnsi="Arial Narrow" w:cs="Arial Narrow"/>
+          <w:sz w:val="16"/>
+          <w:szCs w:val="16"/>
+        </w:rPr>
+        <w:tab/>
+      </w:r>
+      <w:r>
+        <w:rPr>
+          <w:rFonts w:ascii="Arial Narrow" w:eastAsia="Arial Narrow" w:hAnsi="Arial Narrow" w:cs="Arial Narrow"/>
+          <w:b/>
+          <w:sz w:val="16"/>
+          <w:szCs w:val="16"/>
+        </w:rPr>
+        <w:t>LEY 29571, CÓDIGO DE PROTECCIÓN Y DEFENSA DEL CONSUMIDOR</w:t>
+      </w:r>
+    </w:p>
     <w:p>
       <w:pPr>
         <w:pStyle w:val="Textonotapie"/>
@@ -10140,38 +9895,13 @@
       </w:pPr>
       <w:r>
         <w:rPr>
-          <w:rStyle w:val="Refdenotaalpie"/>
-          <w:rFonts w:ascii="Arial Narrow" w:eastAsia="Arial Narrow" w:hAnsi="Arial Narrow" w:cs="Arial Narrow"/>
-          <w:sz w:val="16"/>
-          <w:szCs w:val="16"/>
-          <w:vertAlign w:val="superscript"/>
-        </w:rPr>
-        <w:footnoteRef/>
-      </w:r>
-      <w:r>
-        <w:rPr>
-          <w:rFonts w:ascii="Arial Narrow" w:eastAsia="Arial Narrow" w:hAnsi="Arial Narrow" w:cs="Arial Narrow"/>
-          <w:sz w:val="16"/>
-          <w:szCs w:val="16"/>
-        </w:rPr>
-        <w:t xml:space="preserve"> </w:t>
-      </w:r>
-      <w:r>
-        <w:rPr>
-          <w:rFonts w:ascii="Arial Narrow" w:eastAsia="Arial Narrow" w:hAnsi="Arial Narrow" w:cs="Arial Narrow"/>
+          <w:rFonts w:ascii="Arial Narrow" w:eastAsia="Arial Narrow" w:hAnsi="Arial Narrow" w:cs="Arial Narrow"/>
+          <w:b/>
           <w:sz w:val="16"/>
           <w:szCs w:val="16"/>
         </w:rPr>
         <w:tab/>
-      </w:r>
-      <w:r>
-        <w:rPr>
-          <w:rFonts w:ascii="Arial Narrow" w:eastAsia="Arial Narrow" w:hAnsi="Arial Narrow" w:cs="Arial Narrow"/>
-          <w:b/>
-          <w:sz w:val="16"/>
-          <w:szCs w:val="16"/>
-        </w:rPr>
-        <w:t>LEY 29571, CÓDIGO DE PROTECCIÓN Y DEFENSA DEL CONSUMIDOR</w:t>
+        <w:t>Artículo 112.- Criterios de graduación de las sanciones administrativas</w:t>
       </w:r>
     </w:p>
     <w:p>
@@ -10181,20 +9911,18 @@
         <w:jc w:val="both"/>
         <w:rPr>
           <w:rFonts w:ascii="Arial Narrow" w:eastAsia="Arial Narrow" w:hAnsi="Arial Narrow" w:cs="Arial Narrow"/>
-          <w:b/>
-          <w:sz w:val="16"/>
-          <w:szCs w:val="16"/>
-        </w:rPr>
-      </w:pPr>
-      <w:r>
-        <w:rPr>
-          <w:rFonts w:ascii="Arial Narrow" w:eastAsia="Arial Narrow" w:hAnsi="Arial Narrow" w:cs="Arial Narrow"/>
-          <w:b/>
+          <w:sz w:val="16"/>
+          <w:szCs w:val="16"/>
+        </w:rPr>
+      </w:pPr>
+      <w:r>
+        <w:rPr>
+          <w:rFonts w:ascii="Arial Narrow" w:eastAsia="Arial Narrow" w:hAnsi="Arial Narrow" w:cs="Arial Narrow"/>
           <w:sz w:val="16"/>
           <w:szCs w:val="16"/>
         </w:rPr>
         <w:tab/>
-        <w:t>Artículo 112.- Criterios de graduación de las sanciones administrativas</w:t>
+        <w:t>[…]</w:t>
       </w:r>
     </w:p>
     <w:p>
@@ -10215,7 +9943,7 @@
           <w:szCs w:val="16"/>
         </w:rPr>
         <w:tab/>
-        <w:t>[…]</w:t>
+        <w:t>Se consideran circunstancias atenuantes especiales, las siguientes:</w:t>
       </w:r>
     </w:p>
     <w:p>
@@ -10236,7 +9964,45 @@
           <w:szCs w:val="16"/>
         </w:rPr>
         <w:tab/>
-        <w:t>Se consideran circunstancias atenuantes especiales, las siguientes:</w:t>
+        <w:t>[…]</w:t>
+      </w:r>
+    </w:p>
+    <w:p>
+      <w:pPr>
+        <w:pStyle w:val="Textonotapie"/>
+        <w:ind w:left="567"/>
+        <w:jc w:val="both"/>
+        <w:rPr>
+          <w:rFonts w:ascii="Arial Narrow" w:eastAsia="Arial Narrow" w:hAnsi="Arial Narrow" w:cs="Arial Narrow"/>
+          <w:sz w:val="16"/>
+          <w:szCs w:val="16"/>
+        </w:rPr>
+      </w:pPr>
+      <w:r>
+        <w:rPr>
+          <w:rFonts w:ascii="Arial Narrow" w:eastAsia="Arial Narrow" w:hAnsi="Arial Narrow" w:cs="Arial Narrow"/>
+          <w:sz w:val="16"/>
+          <w:szCs w:val="16"/>
+        </w:rPr>
+        <w:t xml:space="preserve">3. En los procedimientos de oficio promovidos por una denuncia de parte, cuando el proveedor se allana a la denuncia presentada o reconoce las pretensiones en ella contenidas, se da por concluido el procedimiento </w:t>
+      </w:r>
+      <w:proofErr w:type="spellStart"/>
+      <w:r>
+        <w:rPr>
+          <w:rFonts w:ascii="Arial Narrow" w:eastAsia="Arial Narrow" w:hAnsi="Arial Narrow" w:cs="Arial Narrow"/>
+          <w:sz w:val="16"/>
+          <w:szCs w:val="16"/>
+        </w:rPr>
+        <w:t>liminarmente</w:t>
+      </w:r>
+      <w:proofErr w:type="spellEnd"/>
+      <w:r>
+        <w:rPr>
+          <w:rFonts w:ascii="Arial Narrow" w:eastAsia="Arial Narrow" w:hAnsi="Arial Narrow" w:cs="Arial Narrow"/>
+          <w:sz w:val="16"/>
+          <w:szCs w:val="16"/>
+        </w:rPr>
+        <w:t>, pudiendo imponerse una amonestación si el allanamiento o reconocimiento se realiza con la presentación de los descargos; caso contrario la sanción a imponer será pecuniaria. En aquellos casos en que el allanamiento o reconocimiento verse sobre controversias referidas a actos de discriminación, actos contrarios a la vida y a la salud y sustancias peligrosas, se considera como un atenuante pero la sanción a imponer será pecuniaria. En todos los supuestos de allanamiento y reconocimiento formulados con la presentación de los descargos, se exonera al denunciado del pago de los costos del procedimiento, pero no de las costas.</w:t>
       </w:r>
     </w:p>
     <w:p>
@@ -10246,73 +10012,161 @@
         <w:jc w:val="both"/>
         <w:rPr>
           <w:rFonts w:ascii="Arial Narrow" w:eastAsia="Arial Narrow" w:hAnsi="Arial Narrow" w:cs="Arial Narrow"/>
-          <w:sz w:val="16"/>
-          <w:szCs w:val="16"/>
-        </w:rPr>
-      </w:pPr>
-      <w:r>
-        <w:rPr>
-          <w:rFonts w:ascii="Arial Narrow" w:eastAsia="Arial Narrow" w:hAnsi="Arial Narrow" w:cs="Arial Narrow"/>
+          <w:b/>
+          <w:sz w:val="16"/>
+          <w:szCs w:val="16"/>
+        </w:rPr>
+      </w:pPr>
+    </w:p>
+  </w:footnote>
+  <w:footnote w:id="17">
+    <w:p>
+      <w:pPr>
+        <w:autoSpaceDE w:val="0"/>
+        <w:autoSpaceDN w:val="0"/>
+        <w:adjustRightInd w:val="0"/>
+        <w:tabs>
+          <w:tab w:val="left" w:pos="567"/>
+        </w:tabs>
+        <w:ind w:left="567" w:hanging="567"/>
+        <w:jc w:val="both"/>
+        <w:rPr>
+          <w:rFonts w:ascii="Arial Narrow" w:eastAsia="Arial Narrow" w:hAnsi="Arial Narrow" w:cs="Arial Narrow"/>
+          <w:b/>
+          <w:bCs/>
+          <w:sz w:val="16"/>
+          <w:szCs w:val="16"/>
+        </w:rPr>
+      </w:pPr>
+      <w:r>
+        <w:rPr>
+          <w:rStyle w:val="Refdenotaalpie"/>
+          <w:rFonts w:ascii="Arial Narrow" w:eastAsia="Arial Narrow" w:hAnsi="Arial Narrow" w:cs="Arial Narrow"/>
+          <w:b/>
+          <w:bCs/>
+          <w:sz w:val="16"/>
+          <w:szCs w:val="16"/>
+          <w:vertAlign w:val="superscript"/>
+        </w:rPr>
+        <w:footnoteRef/>
+      </w:r>
+      <w:r>
+        <w:rPr>
+          <w:rFonts w:ascii="Arial Narrow" w:eastAsia="Arial Narrow" w:hAnsi="Arial Narrow" w:cs="Arial Narrow"/>
+          <w:b/>
+          <w:bCs/>
           <w:sz w:val="16"/>
           <w:szCs w:val="16"/>
         </w:rPr>
         <w:tab/>
-        <w:t>[…]</w:t>
-      </w:r>
-    </w:p>
-    <w:p>
-      <w:pPr>
-        <w:pStyle w:val="Textonotapie"/>
+        <w:t xml:space="preserve"/>
+      </w:r>
+      <w:r>
+        <w:rPr>
+          <w:rFonts w:ascii="Arial Narrow" w:eastAsia="Arial Narrow" w:hAnsi="Arial Narrow" w:cs="Arial Narrow"/>
+          <w:b/>
+          <w:bCs/>
+          <w:sz w:val="16"/>
+          <w:szCs w:val="16"/>
+        </w:rPr>
+        <w:tab/>
+        <w:t xml:space="preserve">DECRETO LEGISLATIVO </w:t>
+      </w:r>
+      <w:proofErr w:type="spellStart"/>
+      <w:r>
+        <w:rPr>
+          <w:rFonts w:ascii="Arial Narrow" w:eastAsia="Arial Narrow" w:hAnsi="Arial Narrow" w:cs="Arial Narrow"/>
+          <w:b/>
+          <w:bCs/>
+          <w:sz w:val="16"/>
+          <w:szCs w:val="16"/>
+        </w:rPr>
+        <w:t/>
+      </w:r>
+      <w:proofErr w:type="spellEnd"/>
+      <w:r>
+        <w:rPr>
+          <w:rFonts w:ascii="Arial Narrow" w:eastAsia="Arial Narrow" w:hAnsi="Arial Narrow" w:cs="Arial Narrow"/>
+          <w:b/>
+          <w:bCs/>
+          <w:sz w:val="16"/>
+          <w:szCs w:val="16"/>
+        </w:rPr>
+        <w:t xml:space="preserve">807, LEY SOBRE FACULTADES, NORMAS Y ORGANIZACIÓN DEL INDECOPI FACULTADES DE LAS COMISIONES Y OFICINAS DEL INDECOPI.</w:t>
+      </w:r>
+    </w:p>
+    <w:p>
+      <w:pPr>
+        <w:pStyle w:val="NormalWeb"/>
+        <w:spacing w:after="0" w:line="240" w:lineRule="auto"/>
         <w:ind w:left="567"/>
         <w:jc w:val="both"/>
         <w:rPr>
           <w:rFonts w:ascii="Arial Narrow" w:eastAsia="Arial Narrow" w:hAnsi="Arial Narrow" w:cs="Arial Narrow"/>
-          <w:sz w:val="16"/>
-          <w:szCs w:val="16"/>
-        </w:rPr>
-      </w:pPr>
-      <w:r>
-        <w:rPr>
-          <w:rFonts w:ascii="Arial Narrow" w:eastAsia="Arial Narrow" w:hAnsi="Arial Narrow" w:cs="Arial Narrow"/>
-          <w:sz w:val="16"/>
-          <w:szCs w:val="16"/>
-        </w:rPr>
-        <w:t xml:space="preserve">3. En los procedimientos de oficio promovidos por una denuncia de parte, cuando el proveedor se allana a la denuncia presentada o reconoce las pretensiones en ella contenidas, se da por concluido el procedimiento </w:t>
-      </w:r>
-      <w:proofErr w:type="spellStart"/>
-      <w:r>
-        <w:rPr>
-          <w:rFonts w:ascii="Arial Narrow" w:eastAsia="Arial Narrow" w:hAnsi="Arial Narrow" w:cs="Arial Narrow"/>
-          <w:sz w:val="16"/>
-          <w:szCs w:val="16"/>
-        </w:rPr>
-        <w:t>liminarmente</w:t>
-      </w:r>
-      <w:proofErr w:type="spellEnd"/>
-      <w:r>
-        <w:rPr>
-          <w:rFonts w:ascii="Arial Narrow" w:eastAsia="Arial Narrow" w:hAnsi="Arial Narrow" w:cs="Arial Narrow"/>
-          <w:sz w:val="16"/>
-          <w:szCs w:val="16"/>
-        </w:rPr>
-        <w:t>, pudiendo imponerse una amonestación si el allanamiento o reconocimiento se realiza con la presentación de los descargos; caso contrario la sanción a imponer será pecuniaria. En aquellos casos en que el allanamiento o reconocimiento verse sobre controversias referidas a actos de discriminación, actos contrarios a la vida y a la salud y sustancias peligrosas, se considera como un atenuante pero la sanción a imponer será pecuniaria. En todos los supuestos de allanamiento y reconocimiento formulados con la presentación de los descargos, se exonera al denunciado del pago de los costos del procedimiento, pero no de las costas.</w:t>
-      </w:r>
-    </w:p>
-    <w:p>
-      <w:pPr>
-        <w:pStyle w:val="Textonotapie"/>
-        <w:ind w:left="567" w:hanging="567"/>
-        <w:jc w:val="both"/>
-        <w:rPr>
-          <w:rFonts w:ascii="Arial Narrow" w:eastAsia="Arial Narrow" w:hAnsi="Arial Narrow" w:cs="Arial Narrow"/>
-          <w:b/>
-          <w:sz w:val="16"/>
-          <w:szCs w:val="16"/>
-        </w:rPr>
-      </w:pPr>
-    </w:p>
-  </w:footnote>
-  <w:footnote w:id="16">
+          <w:bCs/>
+          <w:sz w:val="16"/>
+          <w:szCs w:val="16"/>
+        </w:rPr>
+      </w:pPr>
+      <w:r>
+        <w:rPr>
+          <w:rFonts w:ascii="Arial Narrow" w:eastAsia="Arial Narrow" w:hAnsi="Arial Narrow" w:cs="Arial Narrow"/>
+          <w:b/>
+          <w:sz w:val="16"/>
+          <w:szCs w:val="16"/>
+        </w:rPr>
+        <w:t xml:space="preserve">Artículo 29.- </w:t>
+      </w:r>
+      <w:r>
+        <w:rPr>
+          <w:rFonts w:ascii="Arial Narrow" w:eastAsia="Arial Narrow" w:hAnsi="Arial Narrow" w:cs="Arial Narrow"/>
+          <w:bCs/>
+          <w:sz w:val="16"/>
+          <w:szCs w:val="16"/>
+        </w:rPr>
+        <w:t xml:space="preserve">En cualquier estado del procedimiento, e incluso antes de admitirse a trámite la denuncia, el </w:t>
+      </w:r>
+      <w:proofErr w:type="gramStart"/>
+      <w:r>
+        <w:rPr>
+          <w:rFonts w:ascii="Arial Narrow" w:eastAsia="Arial Narrow" w:hAnsi="Arial Narrow" w:cs="Arial Narrow"/>
+          <w:bCs/>
+          <w:sz w:val="16"/>
+          <w:szCs w:val="16"/>
+        </w:rPr>
+        <w:t>Secretario Técnico</w:t>
+      </w:r>
+      <w:proofErr w:type="gramEnd"/>
+      <w:r>
+        <w:rPr>
+          <w:rFonts w:ascii="Arial Narrow" w:eastAsia="Arial Narrow" w:hAnsi="Arial Narrow" w:cs="Arial Narrow"/>
+          <w:bCs/>
+          <w:sz w:val="16"/>
+          <w:szCs w:val="16"/>
+        </w:rPr>
+        <w:t xml:space="preserve"> podrá citar a las partes a audiencia de conciliación. La audiencia se desarrollará ante el </w:t>
+      </w:r>
+      <w:proofErr w:type="gramStart"/>
+      <w:r>
+        <w:rPr>
+          <w:rFonts w:ascii="Arial Narrow" w:eastAsia="Arial Narrow" w:hAnsi="Arial Narrow" w:cs="Arial Narrow"/>
+          <w:bCs/>
+          <w:sz w:val="16"/>
+          <w:szCs w:val="16"/>
+        </w:rPr>
+        <w:t>Secretario Técnico</w:t>
+      </w:r>
+      <w:proofErr w:type="gramEnd"/>
+      <w:r>
+        <w:rPr>
+          <w:rFonts w:ascii="Arial Narrow" w:eastAsia="Arial Narrow" w:hAnsi="Arial Narrow" w:cs="Arial Narrow"/>
+          <w:bCs/>
+          <w:sz w:val="16"/>
+          <w:szCs w:val="16"/>
+        </w:rPr>
+        <w:t xml:space="preserve"> o ante la persona que este designe. Si ambas partes arribaran a un acuerdo respecto de la denuncia, se levantará un acta donde conste el acuerdo respectivo, el mismo que tendrá efectos de transacción extrajudicial. En cualquier caso, la Comisión podrá continuar de oficio el procedimiento, si del análisis de los hechos denunciados considera que podría estarse afectando intereses de terceros.</w:t>
+      </w:r>
+    </w:p>
     <w:p>
       <w:pPr>
         <w:autoSpaceDE w:val="0"/>
@@ -10328,18 +10182,73 @@
           <w:szCs w:val="16"/>
         </w:rPr>
       </w:pPr>
+    </w:p>
+  </w:footnote>
+  <w:footnote w:id="18">
+    <w:p>
+      <w:pPr>
+        <w:pStyle w:val="Textonotapie"/>
+        <w:tabs>
+          <w:tab w:val="left" w:pos="567"/>
+        </w:tabs>
+        <w:ind w:left="567" w:hanging="567"/>
+        <w:jc w:val="both"/>
+        <w:rPr>
+          <w:rFonts w:ascii="Arial Narrow" w:eastAsia="Arial Narrow" w:hAnsi="Arial Narrow" w:cs="Arial Narrow"/>
+          <w:sz w:val="16"/>
+          <w:szCs w:val="16"/>
+        </w:rPr>
+      </w:pPr>
       <w:r>
         <w:rPr>
           <w:rStyle w:val="Refdenotaalpie"/>
           <w:rFonts w:ascii="Arial Narrow" w:eastAsia="Arial Narrow" w:hAnsi="Arial Narrow" w:cs="Arial Narrow"/>
+          <w:sz w:val="16"/>
+          <w:szCs w:val="16"/>
+          <w:vertAlign w:val="superscript"/>
+        </w:rPr>
+        <w:footnoteRef/>
+      </w:r>
+      <w:r>
+        <w:rPr>
+          <w:rFonts w:ascii="Arial Narrow" w:eastAsia="Arial Narrow" w:hAnsi="Arial Narrow" w:cs="Arial Narrow"/>
+          <w:sz w:val="16"/>
+          <w:szCs w:val="16"/>
+        </w:rPr>
+        <w:tab/>
+        <w:t xml:space="preserve"/>
+      </w:r>
+      <w:r>
+        <w:rPr>
+          <w:rFonts w:ascii="Arial Narrow" w:eastAsia="Arial Narrow" w:hAnsi="Arial Narrow" w:cs="Arial Narrow"/>
+          <w:sz w:val="16"/>
+          <w:szCs w:val="16"/>
+        </w:rPr>
+        <w:tab/>
+      </w:r>
+      <w:r>
+        <w:rPr>
+          <w:rFonts w:ascii="Arial Narrow" w:eastAsia="Arial Narrow" w:hAnsi="Arial Narrow" w:cs="Arial Narrow"/>
+          <w:b/>
+          <w:sz w:val="16"/>
+          <w:szCs w:val="16"/>
+        </w:rPr>
+        <w:t>TEXTO ÚNICO ORDENADO DE LA LEY DEL PROCEDIMIENTO ADMINISTRATIVO GENERAL, aprobado mediante Decreto Supremo 006-2026-JUS y publicado el 30 de abril de 2026</w:t>
+      </w:r>
+    </w:p>
+    <w:p>
+      <w:pPr>
+        <w:pStyle w:val="Textonotapie"/>
+        <w:ind w:left="1134" w:hanging="567"/>
+        <w:jc w:val="both"/>
+        <w:rPr>
+          <w:rFonts w:ascii="Arial Narrow" w:eastAsia="Arial Narrow" w:hAnsi="Arial Narrow" w:cs="Arial Narrow"/>
           <w:b/>
           <w:bCs/>
           <w:sz w:val="16"/>
           <w:szCs w:val="16"/>
-          <w:vertAlign w:val="superscript"/>
-        </w:rPr>
-        <w:footnoteRef/>
-      </w:r>
+        </w:rPr>
+      </w:pPr>
       <w:r>
         <w:rPr>
           <w:rFonts w:ascii="Arial Narrow" w:eastAsia="Arial Narrow" w:hAnsi="Arial Narrow" w:cs="Arial Narrow"/>
@@ -10348,132 +10257,78 @@
           <w:sz w:val="16"/>
           <w:szCs w:val="16"/>
         </w:rPr>
-        <w:t xml:space="preserve"> </w:t>
-      </w:r>
-      <w:r>
-        <w:rPr>
-          <w:rFonts w:ascii="Arial Narrow" w:eastAsia="Arial Narrow" w:hAnsi="Arial Narrow" w:cs="Arial Narrow"/>
-          <w:b/>
-          <w:bCs/>
+        <w:t>Artículo 20.- Modalidades de notificación</w:t>
+      </w:r>
+    </w:p>
+    <w:p>
+      <w:pPr>
+        <w:pStyle w:val="Textonotapie"/>
+        <w:ind w:left="1134" w:hanging="567"/>
+        <w:jc w:val="both"/>
+        <w:rPr>
+          <w:rFonts w:ascii="Arial Narrow" w:eastAsia="Arial Narrow" w:hAnsi="Arial Narrow" w:cs="Arial Narrow"/>
+          <w:sz w:val="16"/>
+          <w:szCs w:val="16"/>
+        </w:rPr>
+      </w:pPr>
+      <w:r>
+        <w:rPr>
+          <w:rFonts w:ascii="Arial Narrow" w:eastAsia="Arial Narrow" w:hAnsi="Arial Narrow" w:cs="Arial Narrow"/>
+          <w:sz w:val="16"/>
+          <w:szCs w:val="16"/>
+        </w:rPr>
+        <w:t xml:space="preserve">20.4. </w:t>
+      </w:r>
+      <w:r>
+        <w:rPr>
+          <w:rFonts w:ascii="Arial Narrow" w:eastAsia="Arial Narrow" w:hAnsi="Arial Narrow" w:cs="Arial Narrow"/>
           <w:sz w:val="16"/>
           <w:szCs w:val="16"/>
         </w:rPr>
         <w:tab/>
-        <w:t xml:space="preserve">DECRETO LEGISLATIVO </w:t>
-      </w:r>
-      <w:proofErr w:type="spellStart"/>
-      <w:r>
-        <w:rPr>
-          <w:rFonts w:ascii="Arial Narrow" w:eastAsia="Arial Narrow" w:hAnsi="Arial Narrow" w:cs="Arial Narrow"/>
-          <w:b/>
-          <w:bCs/>
-          <w:sz w:val="16"/>
-          <w:szCs w:val="16"/>
-        </w:rPr>
-        <w:t/>
-      </w:r>
-      <w:proofErr w:type="spellEnd"/>
-      <w:r>
-        <w:rPr>
-          <w:rFonts w:ascii="Arial Narrow" w:eastAsia="Arial Narrow" w:hAnsi="Arial Narrow" w:cs="Arial Narrow"/>
-          <w:b/>
-          <w:bCs/>
-          <w:sz w:val="16"/>
-          <w:szCs w:val="16"/>
-        </w:rPr>
-        <w:t xml:space="preserve"> 807, LEY SOBRE FACULTADES, NORMAS Y ORGANIZACIÓN DEL INDECOPI FACULTADES DE LAS COMISIONES Y OFICINAS DEL INDECOPI.</w:t>
-      </w:r>
-    </w:p>
-    <w:p>
-      <w:pPr>
-        <w:pStyle w:val="NormalWeb"/>
-        <w:spacing w:after="0" w:line="240" w:lineRule="auto"/>
-        <w:ind w:left="567"/>
-        <w:jc w:val="both"/>
-        <w:rPr>
-          <w:rFonts w:ascii="Arial Narrow" w:eastAsia="Arial Narrow" w:hAnsi="Arial Narrow" w:cs="Arial Narrow"/>
-          <w:bCs/>
-          <w:sz w:val="16"/>
-          <w:szCs w:val="16"/>
-        </w:rPr>
-      </w:pPr>
-      <w:r>
-        <w:rPr>
-          <w:rFonts w:ascii="Arial Narrow" w:eastAsia="Arial Narrow" w:hAnsi="Arial Narrow" w:cs="Arial Narrow"/>
-          <w:b/>
-          <w:sz w:val="16"/>
-          <w:szCs w:val="16"/>
-        </w:rPr>
-        <w:t xml:space="preserve">Artículo 29.- </w:t>
-      </w:r>
-      <w:r>
-        <w:rPr>
-          <w:rFonts w:ascii="Arial Narrow" w:eastAsia="Arial Narrow" w:hAnsi="Arial Narrow" w:cs="Arial Narrow"/>
-          <w:bCs/>
-          <w:sz w:val="16"/>
-          <w:szCs w:val="16"/>
-        </w:rPr>
-        <w:t xml:space="preserve">En cualquier estado del procedimiento, e incluso antes de admitirse a trámite la denuncia, el </w:t>
-      </w:r>
-      <w:proofErr w:type="gramStart"/>
-      <w:r>
-        <w:rPr>
-          <w:rFonts w:ascii="Arial Narrow" w:eastAsia="Arial Narrow" w:hAnsi="Arial Narrow" w:cs="Arial Narrow"/>
-          <w:bCs/>
-          <w:sz w:val="16"/>
-          <w:szCs w:val="16"/>
-        </w:rPr>
-        <w:t>Secretario Técnico</w:t>
-      </w:r>
-      <w:proofErr w:type="gramEnd"/>
-      <w:r>
-        <w:rPr>
-          <w:rFonts w:ascii="Arial Narrow" w:eastAsia="Arial Narrow" w:hAnsi="Arial Narrow" w:cs="Arial Narrow"/>
-          <w:bCs/>
-          <w:sz w:val="16"/>
-          <w:szCs w:val="16"/>
-        </w:rPr>
-        <w:t xml:space="preserve"> podrá citar a las partes a audiencia de conciliación. La audiencia se desarrollará ante el </w:t>
-      </w:r>
-      <w:proofErr w:type="gramStart"/>
-      <w:r>
-        <w:rPr>
-          <w:rFonts w:ascii="Arial Narrow" w:eastAsia="Arial Narrow" w:hAnsi="Arial Narrow" w:cs="Arial Narrow"/>
-          <w:bCs/>
-          <w:sz w:val="16"/>
-          <w:szCs w:val="16"/>
-        </w:rPr>
-        <w:t>Secretario Técnico</w:t>
-      </w:r>
-      <w:proofErr w:type="gramEnd"/>
-      <w:r>
-        <w:rPr>
-          <w:rFonts w:ascii="Arial Narrow" w:eastAsia="Arial Narrow" w:hAnsi="Arial Narrow" w:cs="Arial Narrow"/>
-          <w:bCs/>
-          <w:sz w:val="16"/>
-          <w:szCs w:val="16"/>
-        </w:rPr>
-        <w:t xml:space="preserve"> o ante la persona que este designe. Si ambas partes arribaran a un acuerdo respecto de la denuncia, se levantará un acta donde conste el acuerdo respectivo, el mismo que tendrá efectos de transacción extrajudicial. En cualquier caso, la Comisión podrá continuar de oficio el procedimiento, si del análisis de los hechos denunciados considera que podría estarse afectando intereses de terceros.</w:t>
-      </w:r>
-    </w:p>
-    <w:p>
-      <w:pPr>
-        <w:autoSpaceDE w:val="0"/>
-        <w:autoSpaceDN w:val="0"/>
-        <w:adjustRightInd w:val="0"/>
-        <w:ind w:left="567" w:hanging="567"/>
-        <w:jc w:val="both"/>
-        <w:rPr>
-          <w:rFonts w:ascii="Arial Narrow" w:eastAsia="Arial Narrow" w:hAnsi="Arial Narrow" w:cs="Arial Narrow"/>
-          <w:b/>
-          <w:bCs/>
-          <w:sz w:val="16"/>
-          <w:szCs w:val="16"/>
-        </w:rPr>
-      </w:pPr>
-    </w:p>
-  </w:footnote>
-  <w:footnote w:id="17">
+        <w:t>El administrado interesado o afectado por el acto que hubiera consignado en su escrito alguna dirección electrónica que conste en el expediente puede ser notificado a través de ese medio siempre que haya dado su autorización expresa para ello. Para este caso no es de aplicación el orden de prelación dispuesto en el numeral 20.1.</w:t>
+      </w:r>
+    </w:p>
+    <w:p>
+      <w:pPr>
+        <w:pStyle w:val="Textonotapie"/>
+        <w:ind w:left="1134"/>
+        <w:jc w:val="both"/>
+        <w:rPr>
+          <w:rFonts w:ascii="Arial Narrow" w:eastAsia="Arial Narrow" w:hAnsi="Arial Narrow" w:cs="Arial Narrow"/>
+          <w:sz w:val="16"/>
+          <w:szCs w:val="16"/>
+        </w:rPr>
+      </w:pPr>
+      <w:r>
+        <w:rPr>
+          <w:rFonts w:ascii="Arial Narrow" w:eastAsia="Arial Narrow" w:hAnsi="Arial Narrow" w:cs="Arial Narrow"/>
+          <w:sz w:val="16"/>
+          <w:szCs w:val="16"/>
+        </w:rPr>
+        <w:t xml:space="preserve">La notificación dirigida a la dirección de correo electrónico señalada por el administrado se entiende válidamente efectuada cuando la entidad reciba la respuesta de recepción de la dirección electrónica señalada por el administrado o esta sea generada en forma automática por una plataforma tecnológica o sistema informático que garantice que la notificación ha sido efectuada. La notificación surte efectos el día que conste haber sido recibida, conforme lo previsto en el numeral 2 del artículo 25. </w:t>
+      </w:r>
+    </w:p>
+    <w:p>
+      <w:pPr>
+        <w:pStyle w:val="Textonotapie"/>
+        <w:ind w:left="1134"/>
+        <w:jc w:val="both"/>
+        <w:rPr>
+          <w:rFonts w:ascii="Arial Narrow" w:eastAsia="Arial Narrow" w:hAnsi="Arial Narrow" w:cs="Arial Narrow"/>
+          <w:sz w:val="16"/>
+          <w:szCs w:val="16"/>
+        </w:rPr>
+      </w:pPr>
+      <w:r>
+        <w:rPr>
+          <w:rFonts w:ascii="Arial Narrow" w:eastAsia="Arial Narrow" w:hAnsi="Arial Narrow" w:cs="Arial Narrow"/>
+          <w:sz w:val="16"/>
+          <w:szCs w:val="16"/>
+        </w:rPr>
+        <w:t>En caso de no recibirse respuesta automática de recepción en un plazo máximo de dos (2) días hábiles contados desde el día siguiente de efectuado el acto de notificación vía correo electrónico, se procede a notificar por cédula conforme al inciso 20.1.1, volviéndose a computar el plazo establecido en el numeral 24.1 del artículo 24.</w:t>
+      </w:r>
+    </w:p>
     <w:p>
       <w:pPr>
         <w:pStyle w:val="Textonotapie"/>
@@ -10481,286 +10336,6 @@
         <w:jc w:val="both"/>
         <w:rPr>
           <w:rFonts w:ascii="Arial Narrow" w:eastAsia="Arial Narrow" w:hAnsi="Arial Narrow" w:cs="Arial Narrow"/>
-          <w:sz w:val="16"/>
-          <w:szCs w:val="16"/>
-        </w:rPr>
-      </w:pPr>
-      <w:r>
-        <w:rPr>
-          <w:rStyle w:val="Refdenotaalpie"/>
-          <w:rFonts w:ascii="Arial Narrow" w:eastAsia="Arial Narrow" w:hAnsi="Arial Narrow" w:cs="Arial Narrow"/>
-          <w:sz w:val="16"/>
-          <w:szCs w:val="16"/>
-          <w:vertAlign w:val="superscript"/>
-        </w:rPr>
-        <w:footnoteRef/>
-      </w:r>
-      <w:r>
-        <w:rPr>
-          <w:rFonts w:ascii="Arial Narrow" w:eastAsia="Arial Narrow" w:hAnsi="Arial Narrow" w:cs="Arial Narrow"/>
-          <w:sz w:val="16"/>
-          <w:szCs w:val="16"/>
-        </w:rPr>
-        <w:t xml:space="preserve"> </w:t>
-      </w:r>
-      <w:r>
-        <w:rPr>
-          <w:rFonts w:ascii="Arial Narrow" w:eastAsia="Arial Narrow" w:hAnsi="Arial Narrow" w:cs="Arial Narrow"/>
-          <w:sz w:val="16"/>
-          <w:szCs w:val="16"/>
-        </w:rPr>
-        <w:tab/>
-      </w:r>
-      <w:r>
-        <w:rPr>
-          <w:rFonts w:ascii="Arial Narrow" w:eastAsia="Arial Narrow" w:hAnsi="Arial Narrow" w:cs="Arial Narrow"/>
-          <w:b/>
-          <w:sz w:val="16"/>
-          <w:szCs w:val="16"/>
-        </w:rPr>
-        <w:t>TEXTO ÚNICO ORDENADO DE LA LEY DEL PROCEDIMIENTO ADMINISTRATIVO GENERAL, aprobado mediante Decreto Supremo 006-2026-JUS y publicado el 30 de abril de 2026</w:t>
-      </w:r>
-    </w:p>
-    <w:p>
-      <w:pPr>
-        <w:pStyle w:val="Textonotapie"/>
-        <w:ind w:left="1134" w:hanging="567"/>
-        <w:jc w:val="both"/>
-        <w:rPr>
-          <w:rFonts w:ascii="Arial Narrow" w:eastAsia="Arial Narrow" w:hAnsi="Arial Narrow" w:cs="Arial Narrow"/>
-          <w:b/>
-          <w:bCs/>
-          <w:sz w:val="16"/>
-          <w:szCs w:val="16"/>
-        </w:rPr>
-      </w:pPr>
-      <w:r>
-        <w:rPr>
-          <w:rFonts w:ascii="Arial Narrow" w:eastAsia="Arial Narrow" w:hAnsi="Arial Narrow" w:cs="Arial Narrow"/>
-          <w:b/>
-          <w:bCs/>
-          <w:sz w:val="16"/>
-          <w:szCs w:val="16"/>
-        </w:rPr>
-        <w:t>Artículo 20.- Modalidades de notificación</w:t>
-      </w:r>
-    </w:p>
-    <w:p>
-      <w:pPr>
-        <w:pStyle w:val="Textonotapie"/>
-        <w:ind w:left="1134" w:hanging="567"/>
-        <w:jc w:val="both"/>
-        <w:rPr>
-          <w:rFonts w:ascii="Arial Narrow" w:eastAsia="Arial Narrow" w:hAnsi="Arial Narrow" w:cs="Arial Narrow"/>
-          <w:sz w:val="16"/>
-          <w:szCs w:val="16"/>
-        </w:rPr>
-      </w:pPr>
-      <w:r>
-        <w:rPr>
-          <w:rFonts w:ascii="Arial Narrow" w:eastAsia="Arial Narrow" w:hAnsi="Arial Narrow" w:cs="Arial Narrow"/>
-          <w:sz w:val="16"/>
-          <w:szCs w:val="16"/>
-        </w:rPr>
-        <w:t xml:space="preserve">20.4. </w:t>
-      </w:r>
-      <w:r>
-        <w:rPr>
-          <w:rFonts w:ascii="Arial Narrow" w:eastAsia="Arial Narrow" w:hAnsi="Arial Narrow" w:cs="Arial Narrow"/>
-          <w:sz w:val="16"/>
-          <w:szCs w:val="16"/>
-        </w:rPr>
-        <w:tab/>
-        <w:t>El administrado interesado o afectado por el acto que hubiera consignado en su escrito alguna dirección electrónica que conste en el expediente puede ser notificado a través de ese medio siempre que haya dado su autorización expresa para ello. Para este caso no es de aplicación el orden de prelación dispuesto en el numeral 20.1.</w:t>
-      </w:r>
-    </w:p>
-    <w:p>
-      <w:pPr>
-        <w:pStyle w:val="Textonotapie"/>
-        <w:ind w:left="1134"/>
-        <w:jc w:val="both"/>
-        <w:rPr>
-          <w:rFonts w:ascii="Arial Narrow" w:eastAsia="Arial Narrow" w:hAnsi="Arial Narrow" w:cs="Arial Narrow"/>
-          <w:sz w:val="16"/>
-          <w:szCs w:val="16"/>
-        </w:rPr>
-      </w:pPr>
-      <w:r>
-        <w:rPr>
-          <w:rFonts w:ascii="Arial Narrow" w:eastAsia="Arial Narrow" w:hAnsi="Arial Narrow" w:cs="Arial Narrow"/>
-          <w:sz w:val="16"/>
-          <w:szCs w:val="16"/>
-        </w:rPr>
-        <w:t xml:space="preserve">La notificación dirigida a la dirección de correo electrónico señalada por el administrado se entiende válidamente efectuada cuando la entidad reciba la respuesta de recepción de la dirección electrónica señalada por el administrado o esta sea generada en forma automática por una plataforma tecnológica o sistema informático que garantice que la notificación ha sido efectuada. La notificación surte efectos el día que conste haber sido recibida, conforme lo previsto en el numeral 2 del artículo 25. </w:t>
-      </w:r>
-    </w:p>
-    <w:p>
-      <w:pPr>
-        <w:pStyle w:val="Textonotapie"/>
-        <w:ind w:left="1134"/>
-        <w:jc w:val="both"/>
-        <w:rPr>
-          <w:rFonts w:ascii="Arial Narrow" w:eastAsia="Arial Narrow" w:hAnsi="Arial Narrow" w:cs="Arial Narrow"/>
-          <w:sz w:val="16"/>
-          <w:szCs w:val="16"/>
-        </w:rPr>
-      </w:pPr>
-      <w:r>
-        <w:rPr>
-          <w:rFonts w:ascii="Arial Narrow" w:eastAsia="Arial Narrow" w:hAnsi="Arial Narrow" w:cs="Arial Narrow"/>
-          <w:sz w:val="16"/>
-          <w:szCs w:val="16"/>
-        </w:rPr>
-        <w:t>En caso de no recibirse respuesta automática de recepción en un plazo máximo de dos (2) días hábiles contados desde el día siguiente de efectuado el acto de notificación vía correo electrónico, se procede a notificar por cédula conforme al inciso 20.1.1, volviéndose a computar el plazo establecido en el numeral 24.1 del artículo 24.</w:t>
-      </w:r>
-    </w:p>
-    <w:p>
-      <w:pPr>
-        <w:pStyle w:val="Textonotapie"/>
-        <w:ind w:left="567" w:hanging="567"/>
-        <w:jc w:val="both"/>
-        <w:rPr>
-          <w:rFonts w:ascii="Arial Narrow" w:eastAsia="Arial Narrow" w:hAnsi="Arial Narrow" w:cs="Arial Narrow"/>
-          <w:sz w:val="16"/>
-          <w:szCs w:val="16"/>
-        </w:rPr>
-      </w:pPr>
-    </w:p>
-  </w:footnote>
-  <w:footnote w:id="12">
-    <w:p>
-      <w:pPr>
-        <w:pStyle w:val="Textonotapie"/>
-        <w:ind w:left="567" w:hanging="567"/>
-        <w:jc w:val="both"/>
-        <w:rPr>
-          <w:rFonts w:ascii="Arial Narrow" w:eastAsia="Arial Narrow" w:hAnsi="Arial Narrow" w:cs="Arial Narrow"/>
-          <w:b/>
-          <w:bCs/>
-          <w:sz w:val="16"/>
-          <w:szCs w:val="16"/>
-        </w:rPr>
-      </w:pPr>
-      <w:r>
-        <w:rPr>
-          <w:rStyle w:val="Refdenotaalpie"/>
-          <w:rFonts w:ascii="Arial Narrow" w:eastAsia="Arial Narrow" w:hAnsi="Arial Narrow" w:cs="Arial Narrow"/>
-          <w:sz w:val="16"/>
-          <w:szCs w:val="16"/>
-          <w:vertAlign w:val="superscript"/>
-        </w:rPr>
-        <w:footnoteRef/>
-      </w:r>
-      <w:r>
-        <w:rPr>
-          <w:rFonts w:ascii="Arial Narrow" w:eastAsia="Arial Narrow" w:hAnsi="Arial Narrow" w:cs="Arial Narrow"/>
-          <w:b/>
-          <w:bCs/>
-          <w:sz w:val="16"/>
-          <w:szCs w:val="16"/>
-        </w:rPr>
-        <w:t xml:space="preserve"> </w:t>
-      </w:r>
-      <w:r>
-        <w:rPr>
-          <w:rFonts w:ascii="Arial Narrow" w:eastAsia="Arial Narrow" w:hAnsi="Arial Narrow" w:cs="Arial Narrow"/>
-          <w:sz w:val="16"/>
-          <w:szCs w:val="16"/>
-        </w:rPr>
-        <w:t xml:space="preserve"> </w:t>
-      </w:r>
-      <w:r>
-        <w:rPr>
-          <w:rFonts w:ascii="Arial Narrow" w:eastAsia="Arial Narrow" w:hAnsi="Arial Narrow" w:cs="Arial Narrow"/>
-          <w:sz w:val="16"/>
-          <w:szCs w:val="16"/>
-        </w:rPr>
-        <w:tab/>
-      </w:r>
-      <w:r>
-        <w:rPr>
-          <w:rFonts w:ascii="Arial Narrow" w:eastAsia="Arial Narrow" w:hAnsi="Arial Narrow" w:cs="Arial Narrow"/>
-          <w:b/>
-          <w:bCs/>
-          <w:sz w:val="16"/>
-          <w:szCs w:val="16"/>
-        </w:rPr>
-        <w:t>TEXTO ÚNICO ORDENADO DE LA LEY 27444, LEY DE PROCEDIMIENTO ADMINISTRATIVO GENERAL, aprobado por el Decreto Supremo 006-2026-JUS</w:t>
-      </w:r>
-    </w:p>
-    <w:p>
-      <w:pPr>
-        <w:pStyle w:val="Textonotapie"/>
-        <w:ind w:firstLine="567"/>
-        <w:jc w:val="both"/>
-        <w:rPr>
-          <w:rFonts w:ascii="Arial Narrow" w:eastAsia="Arial Narrow" w:hAnsi="Arial Narrow" w:cs="Arial Narrow"/>
-          <w:b/>
-          <w:bCs/>
-          <w:sz w:val="16"/>
-          <w:szCs w:val="16"/>
-        </w:rPr>
-      </w:pPr>
-      <w:r>
-        <w:rPr>
-          <w:rFonts w:ascii="Arial Narrow" w:eastAsia="Arial Narrow" w:hAnsi="Arial Narrow" w:cs="Arial Narrow"/>
-          <w:b/>
-          <w:bCs/>
-          <w:sz w:val="16"/>
-          <w:szCs w:val="16"/>
-        </w:rPr>
-        <w:t>233.- Contestación de la reclamación</w:t>
-      </w:r>
-    </w:p>
-    <w:p>
-      <w:pPr>
-        <w:pStyle w:val="Textonotapie"/>
-        <w:ind w:firstLine="567"/>
-        <w:jc w:val="both"/>
-        <w:rPr>
-          <w:rFonts w:ascii="Arial Narrow" w:eastAsia="Arial Narrow" w:hAnsi="Arial Narrow" w:cs="Arial Narrow"/>
-          <w:sz w:val="16"/>
-          <w:szCs w:val="16"/>
-        </w:rPr>
-      </w:pPr>
-      <w:r>
-        <w:rPr>
-          <w:rFonts w:ascii="Arial Narrow" w:eastAsia="Arial Narrow" w:hAnsi="Arial Narrow" w:cs="Arial Narrow"/>
-          <w:sz w:val="16"/>
-          <w:szCs w:val="16"/>
-        </w:rPr>
-        <w:t>233.1 “(…) Las alegaciones y los hechos relevantes de la reclamación, salvo que hayan sido específicamente negadas en la contestación,</w:t>
-      </w:r>
-    </w:p>
-    <w:p>
-      <w:pPr>
-        <w:pStyle w:val="Textonotapie"/>
-        <w:ind w:firstLine="567"/>
-        <w:jc w:val="both"/>
-        <w:rPr>
-          <w:rFonts w:ascii="Arial Narrow" w:eastAsia="Arial Narrow" w:hAnsi="Arial Narrow" w:cs="Arial Narrow"/>
-          <w:sz w:val="16"/>
-          <w:szCs w:val="16"/>
-        </w:rPr>
-      </w:pPr>
-      <w:r>
-        <w:rPr>
-          <w:rFonts w:ascii="Arial Narrow" w:eastAsia="Arial Narrow" w:hAnsi="Arial Narrow" w:cs="Arial Narrow"/>
-          <w:sz w:val="16"/>
-          <w:szCs w:val="16"/>
-        </w:rPr>
-        <w:t>se tendrán por aceptadas o merituadas como ciertas”.</w:t>
-      </w:r>
-    </w:p>
-    <w:p>
-      <w:pPr>
-        <w:pStyle w:val="Textonotapie"/>
-        <w:ind w:left="567" w:hanging="567"/>
-        <w:jc w:val="both"/>
-        <w:rPr>
-          <w:rFonts w:ascii="Arial Narrow" w:eastAsia="Arial Narrow" w:hAnsi="Arial Narrow" w:cs="Arial Narrow"/>
-          <w:b/>
-          <w:bCs/>
           <w:sz w:val="16"/>
           <w:szCs w:val="16"/>
         </w:rPr>

--- a/plantillas_maestras/01_seguro_vehicular/negativa_cobertura/2_o_mas_ddos_varios/varon/TPL_2048_2025_SEGURO_VEHICULAR_NEGATIVA_COBERTURA_ASEGURADORA_VARON_R348.docx
+++ b/plantillas_maestras/01_seguro_vehicular/negativa_cobertura/2_o_mas_ddos_varios/varon/TPL_2048_2025_SEGURO_VEHICULAR_NEGATIVA_COBERTURA_ASEGURADORA_VARON_R348.docx
@@ -468,6 +468,7 @@
     </w:p>
     <w:p>
       <w:pPr>
+        <w:spacing w:before="0" w:after="0" w:line="240" w:lineRule="auto"/>
         <w:jc w:val="both"/>
         <w:rPr>
           <w:rFonts w:ascii="Arial Narrow" w:eastAsia="Arial Narrow" w:hAnsi="Arial Narrow" w:cs="Arial Narrow"/>
@@ -641,6 +642,7 @@
     </w:p>
     <w:p>
       <w:pPr>
+        <w:spacing w:before="0" w:after="0" w:line="240" w:lineRule="auto"/>
         <w:pBdr>
           <w:top w:val="nil"/>
           <w:left w:val="nil"/>
@@ -726,6 +728,7 @@
     </w:p>
     <w:p>
       <w:pPr>
+        <w:spacing w:before="0" w:after="0" w:line="240" w:lineRule="auto"/>
         <w:pBdr>
           <w:top w:val="nil"/>
           <w:left w:val="nil"/>
@@ -1001,6 +1004,7 @@
     </w:p>
     <w:p>
       <w:pPr>
+        <w:spacing w:before="0" w:after="0" w:line="240" w:lineRule="auto"/>
         <w:pBdr>
           <w:top w:val="nil"/>
           <w:left w:val="nil"/>
@@ -1068,6 +1072,7 @@
     </w:p>
     <w:p>
       <w:pPr>
+        <w:spacing w:before="0" w:after="0" w:line="240" w:lineRule="auto"/>
         <w:pBdr>
           <w:top w:val="nil"/>
           <w:left w:val="nil"/>
@@ -1153,6 +1158,7 @@
     </w:p>
     <w:p>
       <w:pPr>
+        <w:spacing w:before="0" w:after="0" w:line="240" w:lineRule="auto"/>
         <w:pBdr>
           <w:top w:val="nil"/>
           <w:left w:val="nil"/>
@@ -1247,6 +1253,7 @@
     </w:p>
     <w:p>
       <w:pPr>
+        <w:spacing w:before="0" w:after="0" w:line="240" w:lineRule="auto"/>
         <w:pBdr>
           <w:top w:val="nil"/>
           <w:left w:val="nil"/>
@@ -1340,6 +1347,7 @@
     </w:p>
     <w:p>
       <w:pPr>
+        <w:spacing w:before="0" w:after="0" w:line="240" w:lineRule="auto"/>
         <w:pBdr>
           <w:top w:val="nil"/>
           <w:left w:val="nil"/>
@@ -1583,6 +1591,7 @@
     </w:p>
     <w:p>
       <w:pPr>
+        <w:spacing w:before="0" w:after="0" w:line="240" w:lineRule="auto"/>
         <w:pBdr>
           <w:top w:val="nil"/>
           <w:left w:val="nil"/>
@@ -1627,6 +1636,7 @@
     <w:p>
       <w:pPr>
         <w:pStyle w:val="Prrafodelista"/>
+        <w:spacing w:before="0" w:after="0" w:line="240" w:lineRule="auto"/>
         <w:ind w:left="567"/>
         <w:jc w:val="both"/>
         <w:rPr>
@@ -1725,6 +1735,7 @@
     <w:p>
       <w:pPr>
         <w:pStyle w:val="Prrafodelista"/>
+        <w:spacing w:before="0" w:after="0" w:line="240" w:lineRule="auto"/>
         <w:jc w:val="both"/>
         <w:rPr>
           <w:rFonts w:ascii="Arial Narrow" w:eastAsia="Arial Narrow" w:hAnsi="Arial Narrow" w:cs="Arial Narrow"/>
@@ -1794,7 +1805,7 @@
     <w:p>
       <w:pPr>
         <w:pStyle w:val="NormalWeb"/>
-        <w:spacing w:after="0" w:line="240" w:lineRule="auto"/>
+        <w:spacing w:before="0" w:after="0" w:line="240" w:lineRule="auto"/>
         <w:jc w:val="both"/>
         <w:rPr>
           <w:rFonts w:ascii="Arial Narrow" w:eastAsia="Arial Narrow" w:hAnsi="Arial Narrow" w:cs="Arial Narrow"/>
@@ -1842,7 +1853,7 @@
     <w:p>
       <w:pPr>
         <w:pStyle w:val="NormalWeb"/>
-        <w:spacing w:after="0" w:line="240" w:lineRule="auto"/>
+        <w:spacing w:before="0" w:after="0" w:line="240" w:lineRule="auto"/>
         <w:ind w:left="2268" w:hanging="567"/>
         <w:jc w:val="both"/>
         <w:rPr>
@@ -1899,7 +1910,7 @@
     <w:p>
       <w:pPr>
         <w:pStyle w:val="NormalWeb"/>
-        <w:spacing w:after="0" w:line="240" w:lineRule="auto"/>
+        <w:spacing w:before="0" w:after="0" w:line="240" w:lineRule="auto"/>
         <w:ind w:left="2268" w:hanging="567"/>
         <w:jc w:val="both"/>
         <w:rPr>
@@ -1956,7 +1967,7 @@
     <w:p>
       <w:pPr>
         <w:pStyle w:val="NormalWeb"/>
-        <w:spacing w:after="0" w:line="240" w:lineRule="auto"/>
+        <w:spacing w:before="0" w:after="0" w:line="240" w:lineRule="auto"/>
         <w:ind w:left="2268" w:hanging="708"/>
         <w:jc w:val="both"/>
         <w:rPr>
@@ -2010,7 +2021,7 @@
     <w:p>
       <w:pPr>
         <w:pStyle w:val="NormalWeb"/>
-        <w:spacing w:after="0" w:line="240" w:lineRule="auto"/>
+        <w:spacing w:before="0" w:after="0" w:line="240" w:lineRule="auto"/>
         <w:ind w:left="2268"/>
         <w:jc w:val="both"/>
         <w:rPr>
@@ -2060,6 +2071,7 @@
     </w:p>
     <w:p>
       <w:pPr>
+        <w:spacing w:before="0" w:after="0" w:line="240" w:lineRule="auto"/>
         <w:ind w:left="567" w:hanging="567"/>
         <w:jc w:val="both"/>
         <w:rPr>
@@ -2106,6 +2118,7 @@
     </w:p>
     <w:p>
       <w:pPr>
+        <w:spacing w:before="0" w:after="0" w:line="240" w:lineRule="auto"/>
         <w:ind w:left="567" w:hanging="567"/>
         <w:jc w:val="both"/>
         <w:rPr>
@@ -2267,6 +2280,7 @@
     <w:p>
       <w:pPr>
         <w:pStyle w:val="Prrafodelista"/>
+        <w:spacing w:before="0" w:after="0" w:line="240" w:lineRule="auto"/>
         <w:ind w:left="567"/>
         <w:jc w:val="both"/>
         <w:rPr>
@@ -2333,6 +2347,7 @@
     </w:p>
     <w:p>
       <w:pPr>
+        <w:spacing w:before="0" w:after="0" w:line="240" w:lineRule="auto"/>
         <w:jc w:val="both"/>
         <w:rPr>
           <w:rFonts w:ascii="Arial Narrow" w:eastAsia="Arial Narrow" w:hAnsi="Arial Narrow" w:cs="Arial Narrow"/>
@@ -2542,6 +2557,7 @@
     <w:p>
       <w:pPr>
         <w:pStyle w:val="Prrafodelista"/>
+        <w:spacing w:before="0" w:after="0" w:line="240" w:lineRule="auto"/>
         <w:ind w:left="567"/>
         <w:jc w:val="both"/>
         <w:rPr>
@@ -2613,6 +2629,7 @@
     <w:p>
       <w:pPr>
         <w:pStyle w:val="Prrafodelista"/>
+        <w:spacing w:before="0" w:after="0" w:line="240" w:lineRule="auto"/>
         <w:ind w:left="567"/>
         <w:jc w:val="both"/>
         <w:rPr>
@@ -2676,6 +2693,7 @@
     </w:p>
     <w:p>
       <w:pPr>
+        <w:spacing w:before="0" w:after="0" w:line="240" w:lineRule="auto"/>
         <w:jc w:val="both"/>
         <w:rPr>
           <w:rFonts w:ascii="Arial Narrow" w:eastAsia="Arial Narrow" w:hAnsi="Arial Narrow" w:cs="Arial Narrow"/>
@@ -2719,6 +2737,7 @@
     </w:p>
     <w:p>
       <w:pPr>
+        <w:spacing w:before="0" w:after="0" w:line="240" w:lineRule="auto"/>
         <w:jc w:val="both"/>
         <w:rPr>
           <w:rFonts w:ascii="Arial Narrow" w:eastAsia="Arial Narrow" w:hAnsi="Arial Narrow" w:cs="Arial Narrow"/>
@@ -2858,6 +2877,7 @@
     </w:p>
     <w:p>
       <w:pPr>
+        <w:spacing w:before="0" w:after="0" w:line="240" w:lineRule="auto"/>
         <w:jc w:val="both"/>
         <w:rPr>
           <w:rFonts w:ascii="Arial Narrow" w:eastAsia="Arial Narrow" w:hAnsi="Arial Narrow" w:cs="Arial Narrow"/>
@@ -2892,6 +2912,7 @@
     </w:p>
     <w:p>
       <w:pPr>
+        <w:spacing w:before="0" w:after="0" w:line="240" w:lineRule="auto"/>
         <w:pBdr>
           <w:top w:val="nil"/>
           <w:left w:val="nil"/>
@@ -2942,6 +2963,7 @@
     </w:p>
     <w:p>
       <w:pPr>
+        <w:spacing w:before="0" w:after="0" w:line="240" w:lineRule="auto"/>
         <w:pBdr>
           <w:top w:val="nil"/>
           <w:left w:val="nil"/>
@@ -3141,6 +3163,7 @@
     </w:p>
     <w:p>
       <w:pPr>
+        <w:spacing w:before="0" w:after="0" w:line="240" w:lineRule="auto"/>
         <w:jc w:val="both"/>
         <w:rPr>
           <w:rFonts w:ascii="Arial Narrow" w:eastAsia="Arial Narrow" w:hAnsi="Arial Narrow" w:cs="Arial Narrow"/>
@@ -3183,6 +3206,7 @@
     </w:p>
     <w:p>
       <w:pPr>
+        <w:spacing w:before="0" w:after="0" w:line="240" w:lineRule="auto"/>
         <w:pBdr>
           <w:top w:val="nil"/>
           <w:left w:val="nil"/>
@@ -3384,6 +3408,7 @@
     </w:p>
     <w:p>
       <w:pPr>
+        <w:spacing w:before="0" w:after="0" w:line="240" w:lineRule="auto"/>
         <w:jc w:val="both"/>
         <w:rPr>
           <w:rFonts w:ascii="Arial Narrow" w:eastAsia="Arial Narrow" w:hAnsi="Arial Narrow" w:cs="Arial Narrow"/>
@@ -3669,6 +3694,7 @@
     </w:p>
     <w:p>
       <w:pPr>
+        <w:spacing w:before="0" w:after="0" w:line="240" w:lineRule="auto"/>
         <w:ind w:left="567" w:hanging="567"/>
         <w:jc w:val="both"/>
         <w:rPr>
@@ -3753,6 +3779,7 @@
     </w:p>
     <w:p>
       <w:pPr>
+        <w:spacing w:before="0" w:after="0" w:line="240" w:lineRule="auto"/>
         <w:jc w:val="both"/>
         <w:rPr>
           <w:rFonts w:ascii="Arial Narrow" w:eastAsia="Arial Narrow" w:hAnsi="Arial Narrow" w:cs="Arial Narrow"/>
@@ -3844,6 +3871,7 @@
     <w:bookmarkEnd w:id="5"/>
     <w:p>
       <w:pPr>
+        <w:spacing w:before="0" w:after="0" w:line="240" w:lineRule="auto"/>
         <w:autoSpaceDE w:val="0"/>
         <w:autoSpaceDN w:val="0"/>
         <w:adjustRightInd w:val="0"/>
@@ -3881,6 +3909,7 @@
     </w:p>
     <w:p>
       <w:pPr>
+        <w:spacing w:before="0" w:after="0" w:line="240" w:lineRule="auto"/>
         <w:widowControl w:val="0"/>
         <w:ind w:left="567" w:hanging="567"/>
         <w:jc w:val="both"/>
@@ -3918,6 +3947,7 @@
     </w:p>
     <w:p>
       <w:pPr>
+        <w:spacing w:before="0" w:after="0" w:line="240" w:lineRule="auto"/>
         <w:widowControl w:val="0"/>
         <w:ind w:left="567"/>
         <w:jc w:val="both"/>
@@ -3954,6 +3984,7 @@
     </w:p>
     <w:p>
       <w:pPr>
+        <w:spacing w:before="0" w:after="0" w:line="240" w:lineRule="auto"/>
         <w:widowControl w:val="0"/>
         <w:ind w:left="567"/>
         <w:jc w:val="both"/>
@@ -3991,6 +4022,7 @@
     </w:p>
     <w:p>
       <w:pPr>
+        <w:spacing w:before="0" w:after="0" w:line="240" w:lineRule="auto"/>
         <w:widowControl w:val="0"/>
         <w:ind w:left="567"/>
         <w:jc w:val="both"/>
@@ -4112,6 +4144,7 @@
     <w:bookmarkEnd w:id="6"/>
     <w:p>
       <w:pPr>
+        <w:spacing w:before="0" w:after="0" w:line="240" w:lineRule="auto"/>
         <w:jc w:val="both"/>
         <w:rPr>
           <w:rFonts w:ascii="Arial Narrow" w:eastAsia="Arial Narrow" w:hAnsi="Arial Narrow" w:cs="Arial Narrow"/>
@@ -4200,7 +4233,29 @@
     </w:p>
     <w:p>
       <w:pPr>
-        <w:jc w:val="both"/>
+        <w:spacing w:before="0" w:after="0" w:line="240" w:lineRule="auto"/>
+        <w:jc w:val="both"/>
+        <w:rPr>
+          <w:rFonts w:ascii="Arial Narrow" w:eastAsia="Arial Narrow" w:hAnsi="Arial Narrow" w:cs="Arial Narrow"/>
+          <w:b/>
+          <w:bCs/>
+          <w:sz w:val="22"/>
+          <w:szCs w:val="22"/>
+          <w:lang w:eastAsia="es-ES"/>
+        </w:rPr>
+      </w:pPr>
+    </w:p>
+    <w:p>
+      <w:pPr>
+        <w:jc w:val="both"/>
+        <w:rPr>
+          <w:rFonts w:ascii="Arial Narrow" w:eastAsia="Arial Narrow" w:hAnsi="Arial Narrow" w:cs="Arial Narrow"/>
+          <w:sz w:val="22"/>
+          <w:szCs w:val="22"/>
+          <w:lang w:val="es-ES" w:eastAsia="es-ES"/>
+        </w:rPr>
+      </w:pPr>
+      <w:r>
         <w:rPr>
           <w:rFonts w:ascii="Arial Narrow" w:eastAsia="Arial Narrow" w:hAnsi="Arial Narrow" w:cs="Arial Narrow"/>
           <w:b/>
@@ -4210,29 +4265,16 @@
           <w:szCs w:val="22"/>
           <w:lang w:eastAsia="es-ES"/>
         </w:rPr>
-      </w:pPr>
-    </w:p>
-    <w:p>
-      <w:pPr>
-        <w:jc w:val="both"/>
+        <w:t>SEXTO</w:t>
+      </w:r>
+      <w:r>
         <w:rPr>
           <w:rFonts w:ascii="Arial Narrow" w:eastAsia="Arial Narrow" w:hAnsi="Arial Narrow" w:cs="Arial Narrow"/>
           <w:sz w:val="22"/>
           <w:szCs w:val="22"/>
           <w:lang w:val="es-ES" w:eastAsia="es-ES"/>
         </w:rPr>
-      </w:pPr>
-      <w:r>
-        <w:rPr>
-          <w:rFonts w:ascii="Arial Narrow" w:eastAsia="Arial Narrow" w:hAnsi="Arial Narrow" w:cs="Arial Narrow"/>
-          <w:b/>
-          <w:bCs/>
-          <w:spacing w:val="-2"/>
-          <w:sz w:val="22"/>
-          <w:szCs w:val="22"/>
-          <w:lang w:eastAsia="es-ES"/>
-        </w:rPr>
-        <w:t>SEXTO</w:t>
+        <w:t>:</w:t>
       </w:r>
       <w:r>
         <w:rPr>
@@ -4241,7 +4283,7 @@
           <w:szCs w:val="22"/>
           <w:lang w:val="es-ES" w:eastAsia="es-ES"/>
         </w:rPr>
-        <w:t>:</w:t>
+        <w:t xml:space="preserve"> </w:t>
       </w:r>
       <w:r>
         <w:rPr>
@@ -4250,6 +4292,50 @@
           <w:szCs w:val="22"/>
           <w:lang w:val="es-ES" w:eastAsia="es-ES"/>
         </w:rPr>
+        <w:t xml:space="preserve">requerir </w:t>
+      </w:r>
+      <w:r>
+        <w:rPr>
+          <w:rFonts w:ascii="Arial Narrow" w:eastAsia="Arial Narrow" w:hAnsi="Arial Narrow" w:cs="Arial Narrow"/>
+          <w:sz w:val="22"/>
+          <w:szCs w:val="22"/>
+          <w:lang w:val="es-ES" w:eastAsia="es-ES"/>
+        </w:rPr>
+        <w:t xml:space="preserve">a </w:t>
+      </w:r>
+      <w:r>
+        <w:rPr>
+          <w:rFonts w:ascii="Arial Narrow" w:eastAsia="Arial Narrow" w:hAnsi="Arial Narrow" w:cs="Arial Narrow"/>
+          <w:sz w:val="22"/>
+          <w:szCs w:val="22"/>
+        </w:rPr>
+        <w:t>Pacifico Seguros y Reaseguros S.A</w:t>
+      </w:r>
+      <w:r>
+        <w:rPr>
+          <w:rFonts w:ascii="Arial Narrow" w:eastAsia="Arial Narrow" w:hAnsi="Arial Narrow" w:cs="Arial Narrow"/>
+          <w:sz w:val="22"/>
+          <w:szCs w:val="22"/>
+        </w:rPr>
+        <w:t>.</w:t>
+      </w:r>
+      <w:r>
+        <w:rPr>
+          <w:rStyle w:val="normaltextrun"/>
+          <w:rFonts w:ascii="Arial Narrow" w:eastAsia="Arial Narrow" w:hAnsi="Arial Narrow" w:cs="Arial Narrow"/>
+          <w:sz w:val="22"/>
+          <w:szCs w:val="22"/>
+          <w:shd w:val="clear" w:color="auto" w:fill="FFFFFF"/>
+        </w:rPr>
+        <w:t>,</w:t>
+      </w:r>
+      <w:r>
+        <w:rPr>
+          <w:rFonts w:ascii="Arial Narrow" w:eastAsia="Arial Narrow" w:hAnsi="Arial Narrow" w:cs="Arial Narrow"/>
+          <w:sz w:val="22"/>
+          <w:szCs w:val="22"/>
+          <w:lang w:val="es-ES" w:eastAsia="es-ES"/>
+        </w:rPr>
         <w:t xml:space="preserve"> </w:t>
       </w:r>
       <w:r>
@@ -4259,7 +4345,7 @@
           <w:szCs w:val="22"/>
           <w:lang w:val="es-ES" w:eastAsia="es-ES"/>
         </w:rPr>
-        <w:t xml:space="preserve">requerir </w:t>
+        <w:t>que, en un plazo no mayor de cinco (5) días hábiles contado a partir del día siguiente de la notificación de la presente resolución, cumpla con lo siguiente:</w:t>
       </w:r>
       <w:r>
         <w:rPr>
@@ -4268,33 +4354,7 @@
           <w:szCs w:val="22"/>
           <w:lang w:val="es-ES" w:eastAsia="es-ES"/>
         </w:rPr>
-        <w:t xml:space="preserve">a </w:t>
-      </w:r>
-      <w:r>
-        <w:rPr>
-          <w:rFonts w:ascii="Arial Narrow" w:eastAsia="Arial Narrow" w:hAnsi="Arial Narrow" w:cs="Arial Narrow"/>
-          <w:sz w:val="22"/>
-          <w:szCs w:val="22"/>
-        </w:rPr>
-        <w:t>Pacifico Seguros y Reaseguros S.A</w:t>
-      </w:r>
-      <w:r>
-        <w:rPr>
-          <w:rFonts w:ascii="Arial Narrow" w:eastAsia="Arial Narrow" w:hAnsi="Arial Narrow" w:cs="Arial Narrow"/>
-          <w:sz w:val="22"/>
-          <w:szCs w:val="22"/>
-        </w:rPr>
-        <w:t>.</w:t>
-      </w:r>
-      <w:r>
-        <w:rPr>
-          <w:rStyle w:val="normaltextrun"/>
-          <w:rFonts w:ascii="Arial Narrow" w:eastAsia="Arial Narrow" w:hAnsi="Arial Narrow" w:cs="Arial Narrow"/>
-          <w:sz w:val="22"/>
-          <w:szCs w:val="22"/>
-          <w:shd w:val="clear" w:color="auto" w:fill="FFFFFF"/>
-        </w:rPr>
-        <w:t>,</w:t>
+        <w:t xml:space="preserve"> </w:t>
       </w:r>
       <w:r>
         <w:rPr>
@@ -4303,73 +4363,47 @@
           <w:szCs w:val="22"/>
           <w:lang w:val="es-ES" w:eastAsia="es-ES"/>
         </w:rPr>
+        <w:t xml:space="preserve">(i) presentar una copia completa, legible y debidamente suscrita de la Póliza 2010460305 del Seguro Vehicular; (ii) presentar </w:t>
+      </w:r>
+      <w:r>
+        <w:rPr>
+          <w:rFonts w:ascii="Arial Narrow" w:eastAsia="Arial Narrow" w:hAnsi="Arial Narrow" w:cs="Arial Narrow"/>
+          <w:sz w:val="22"/>
+          <w:szCs w:val="22"/>
+          <w:lang w:val="es-ES" w:eastAsia="es-ES"/>
+        </w:rPr>
+        <w:t>los</w:t>
+      </w:r>
+      <w:r>
+        <w:rPr>
+          <w:rFonts w:ascii="Arial Narrow" w:eastAsia="Arial Narrow" w:hAnsi="Arial Narrow" w:cs="Arial Narrow"/>
+          <w:sz w:val="22"/>
+          <w:szCs w:val="22"/>
+          <w:lang w:val="es-ES" w:eastAsia="es-ES"/>
+        </w:rPr>
+        <w:t xml:space="preserve"> documentos que acrediten que el rechazo de la cobertura fue justificado; y, (iii) </w:t>
+      </w:r>
+      <w:r>
+        <w:rPr>
+          <w:rFonts w:ascii="Arial Narrow" w:eastAsia="Arial Narrow" w:hAnsi="Arial Narrow" w:cs="Arial Narrow"/>
+          <w:sz w:val="22"/>
+          <w:szCs w:val="22"/>
+          <w:lang w:val="es-ES" w:eastAsia="es-ES"/>
+        </w:rPr>
+        <w:t>señalar el motivo por el cuál decidió rechazar la cobertura de un análisis del informe poligráfico y los otros documentos policiales.</w:t>
+      </w:r>
+      <w:r>
+        <w:rPr>
+          <w:rFonts w:ascii="Arial Narrow" w:eastAsia="Arial Narrow" w:hAnsi="Arial Narrow" w:cs="Arial Narrow"/>
+          <w:sz w:val="22"/>
+          <w:szCs w:val="22"/>
+        </w:rPr>
         <w:t xml:space="preserve"> </w:t>
       </w:r>
-      <w:r>
-        <w:rPr>
-          <w:rFonts w:ascii="Arial Narrow" w:eastAsia="Arial Narrow" w:hAnsi="Arial Narrow" w:cs="Arial Narrow"/>
-          <w:sz w:val="22"/>
-          <w:szCs w:val="22"/>
-          <w:lang w:val="es-ES" w:eastAsia="es-ES"/>
-        </w:rPr>
-        <w:t>que, en un plazo no mayor de cinco (5) días hábiles contado a partir del día siguiente de la notificación de la presente resolución, cumpla con lo siguiente:</w:t>
-      </w:r>
-      <w:r>
-        <w:rPr>
-          <w:rFonts w:ascii="Arial Narrow" w:eastAsia="Arial Narrow" w:hAnsi="Arial Narrow" w:cs="Arial Narrow"/>
-          <w:sz w:val="22"/>
-          <w:szCs w:val="22"/>
-          <w:lang w:val="es-ES" w:eastAsia="es-ES"/>
-        </w:rPr>
-        <w:t xml:space="preserve"> </w:t>
-      </w:r>
-      <w:r>
-        <w:rPr>
-          <w:rFonts w:ascii="Arial Narrow" w:eastAsia="Arial Narrow" w:hAnsi="Arial Narrow" w:cs="Arial Narrow"/>
-          <w:sz w:val="22"/>
-          <w:szCs w:val="22"/>
-          <w:lang w:val="es-ES" w:eastAsia="es-ES"/>
-        </w:rPr>
-        <w:t xml:space="preserve">(i) presentar una copia completa, legible y debidamente suscrita de la Póliza 2010460305 del Seguro Vehicular; (ii) presentar </w:t>
-      </w:r>
-      <w:r>
-        <w:rPr>
-          <w:rFonts w:ascii="Arial Narrow" w:eastAsia="Arial Narrow" w:hAnsi="Arial Narrow" w:cs="Arial Narrow"/>
-          <w:sz w:val="22"/>
-          <w:szCs w:val="22"/>
-          <w:lang w:val="es-ES" w:eastAsia="es-ES"/>
-        </w:rPr>
-        <w:t>los</w:t>
-      </w:r>
-      <w:r>
-        <w:rPr>
-          <w:rFonts w:ascii="Arial Narrow" w:eastAsia="Arial Narrow" w:hAnsi="Arial Narrow" w:cs="Arial Narrow"/>
-          <w:sz w:val="22"/>
-          <w:szCs w:val="22"/>
-          <w:lang w:val="es-ES" w:eastAsia="es-ES"/>
-        </w:rPr>
-        <w:t xml:space="preserve"> documentos que acrediten que el rechazo de la cobertura fue justificado; y, (iii) </w:t>
-      </w:r>
-      <w:r>
-        <w:rPr>
-          <w:rFonts w:ascii="Arial Narrow" w:eastAsia="Arial Narrow" w:hAnsi="Arial Narrow" w:cs="Arial Narrow"/>
-          <w:sz w:val="22"/>
-          <w:szCs w:val="22"/>
-          <w:lang w:val="es-ES" w:eastAsia="es-ES"/>
-        </w:rPr>
-        <w:t>señalar el motivo por el cuál decidió rechazar la cobertura de un análisis del informe poligráfico y los otros documentos policiales.</w:t>
-      </w:r>
-      <w:r>
-        <w:rPr>
-          <w:rFonts w:ascii="Arial Narrow" w:eastAsia="Arial Narrow" w:hAnsi="Arial Narrow" w:cs="Arial Narrow"/>
-          <w:sz w:val="22"/>
-          <w:szCs w:val="22"/>
-        </w:rPr>
-        <w:t xml:space="preserve"> </w:t>
-      </w:r>
-    </w:p>
-    <w:p>
-      <w:pPr>
+    </w:p>
+    <w:p>
+      <w:pPr>
+        <w:spacing w:before="0" w:after="0" w:line="240" w:lineRule="auto"/>
         <w:jc w:val="both"/>
         <w:rPr>
           <w:rFonts w:ascii="Arial Narrow" w:eastAsia="Arial Narrow" w:hAnsi="Arial Narrow" w:cs="Arial Narrow"/>
@@ -4636,6 +4670,7 @@
     <w:bookmarkEnd w:id="10"/>
     <w:p>
       <w:pPr>
+        <w:spacing w:before="0" w:after="0" w:line="240" w:lineRule="auto"/>
         <w:shd w:val="clear" w:color="auto" w:fill="FFFFFF" w:themeFill="background1"/>
         <w:jc w:val="both"/>
         <w:rPr>
@@ -4735,6 +4770,7 @@
     </w:p>
     <w:p>
       <w:pPr>
+        <w:spacing w:before="0" w:after="0" w:line="240" w:lineRule="auto"/>
         <w:shd w:val="clear" w:color="auto" w:fill="FFFFFF"/>
         <w:jc w:val="both"/>
         <w:rPr>
@@ -4899,6 +4935,7 @@
     </w:p>
     <w:p>
       <w:pPr>
+        <w:spacing w:before="0" w:after="0" w:line="240" w:lineRule="auto"/>
         <w:shd w:val="clear" w:color="auto" w:fill="FFFFFF" w:themeFill="background1"/>
         <w:jc w:val="both"/>
         <w:rPr>
@@ -4959,6 +4996,7 @@
     </w:p>
     <w:p>
       <w:pPr>
+        <w:spacing w:before="0" w:after="0" w:line="240" w:lineRule="auto"/>
         <w:shd w:val="clear" w:color="auto" w:fill="FFFFFF" w:themeFill="background1"/>
         <w:jc w:val="both"/>
         <w:rPr>
@@ -5161,6 +5199,7 @@
     </w:p>
     <w:p>
       <w:pPr>
+        <w:spacing w:before="0" w:after="0" w:line="240" w:lineRule="auto"/>
         <w:suppressAutoHyphens/>
         <w:jc w:val="both"/>
         <w:rPr>
@@ -5781,24 +5820,23 @@
           <w:sz w:val="16"/>
           <w:szCs w:val="16"/>
         </w:rPr>
+        <w:t xml:space="preserve"/>
+      </w:r>
+      <w:r>
+        <w:rPr>
+          <w:rFonts w:ascii="Arial Narrow" w:eastAsia="Arial Narrow" w:hAnsi="Arial Narrow" w:cs="Arial Narrow"/>
+          <w:sz w:val="16"/>
+          <w:szCs w:val="16"/>
+        </w:rPr>
+      </w:r>
+      <w:r>
+        <w:rPr>
+          <w:rFonts w:ascii="Arial Narrow" w:eastAsia="Arial Narrow" w:hAnsi="Arial Narrow" w:cs="Arial Narrow"/>
+          <w:b/>
+          <w:sz w:val="16"/>
+          <w:szCs w:val="16"/>
+        </w:rPr>
         <w:tab/>
-        <w:t xml:space="preserve"/>
-      </w:r>
-      <w:r>
-        <w:rPr>
-          <w:rFonts w:ascii="Arial Narrow" w:eastAsia="Arial Narrow" w:hAnsi="Arial Narrow" w:cs="Arial Narrow"/>
-          <w:sz w:val="16"/>
-          <w:szCs w:val="16"/>
-        </w:rPr>
-        <w:tab/>
-      </w:r>
-      <w:r>
-        <w:rPr>
-          <w:rFonts w:ascii="Arial Narrow" w:eastAsia="Arial Narrow" w:hAnsi="Arial Narrow" w:cs="Arial Narrow"/>
-          <w:b/>
-          <w:sz w:val="16"/>
-          <w:szCs w:val="16"/>
-        </w:rPr>
         <w:t xml:space="preserve">DIRECTIVA 001-2008-TRI-INDECOPI, DIRECTIVA SOBRE CONFIDENCIALIDAD DE LA INFORMACIÓN EN LOS PROCEDIMIENTOS SEGUIDOS POR LOS ÓRGANOS FUNCIONALES DEL INDECOPI, MODIFICADA POR LA DIRECTIVA </w:t>
       </w:r>
       <w:proofErr w:type="spellStart"/>
@@ -5844,7 +5882,7 @@
     </w:p>
     <w:p>
       <w:pPr>
-        <w:ind w:left="1134" w:hanging="570"/>
+        <w:ind w:left="1134" w:hanging="1134"/>
         <w:jc w:val="both"/>
         <w:rPr>
           <w:rFonts w:ascii="Arial Narrow" w:eastAsia="Arial Narrow" w:hAnsi="Arial Narrow" w:cs="Arial Narrow"/>
@@ -5874,7 +5912,7 @@
     </w:p>
     <w:p>
       <w:pPr>
-        <w:ind w:left="1134" w:hanging="570"/>
+        <w:ind w:left="1134"/>
         <w:jc w:val="both"/>
         <w:rPr>
           <w:rFonts w:ascii="Arial Narrow" w:eastAsia="Arial Narrow" w:hAnsi="Arial Narrow" w:cs="Arial Narrow"/>
@@ -5893,7 +5931,7 @@
     </w:p>
     <w:p>
       <w:pPr>
-        <w:ind w:left="1701" w:right="4" w:hanging="567"/>
+        <w:ind w:left="1701" w:right="4"/>
         <w:jc w:val="both"/>
         <w:rPr>
           <w:rFonts w:ascii="Arial Narrow" w:eastAsia="Arial Narrow" w:hAnsi="Arial Narrow" w:cs="Arial Narrow"/>
@@ -5933,7 +5971,7 @@
       <w:pPr>
         <w:pStyle w:val="NormalWeb"/>
         <w:spacing w:after="0" w:line="240" w:lineRule="auto"/>
-        <w:ind w:left="2268" w:hanging="567"/>
+        <w:ind w:left="2268" w:hanging="2268"/>
         <w:jc w:val="both"/>
         <w:rPr>
           <w:rFonts w:ascii="Arial Narrow" w:eastAsia="Arial Narrow" w:hAnsi="Arial Narrow" w:cs="Arial Narrow"/>
@@ -6002,7 +6040,7 @@
       <w:pPr>
         <w:pStyle w:val="NormalWeb"/>
         <w:spacing w:after="0" w:line="240" w:lineRule="auto"/>
-        <w:ind w:left="2835" w:hanging="567"/>
+        <w:ind w:left="2835" w:hanging="2835"/>
         <w:jc w:val="both"/>
         <w:rPr>
           <w:rFonts w:ascii="Arial Narrow" w:eastAsia="Arial Narrow" w:hAnsi="Arial Narrow" w:cs="Arial Narrow"/>
@@ -6080,7 +6118,7 @@
       <w:pPr>
         <w:pStyle w:val="NormalWeb"/>
         <w:spacing w:after="0" w:line="240" w:lineRule="auto"/>
-        <w:ind w:left="2835" w:hanging="567"/>
+        <w:ind w:left="2835" w:hanging="2835"/>
         <w:jc w:val="both"/>
         <w:rPr>
           <w:rFonts w:ascii="Arial Narrow" w:eastAsia="Arial Narrow" w:hAnsi="Arial Narrow" w:cs="Arial Narrow"/>
@@ -6110,7 +6148,7 @@
       <w:pPr>
         <w:pStyle w:val="NormalWeb"/>
         <w:spacing w:after="0" w:line="240" w:lineRule="auto"/>
-        <w:ind w:left="2835" w:hanging="567"/>
+        <w:ind w:left="2835" w:hanging="2835"/>
         <w:jc w:val="both"/>
         <w:rPr>
           <w:rFonts w:ascii="Arial Narrow" w:eastAsia="Arial Narrow" w:hAnsi="Arial Narrow" w:cs="Arial Narrow"/>
@@ -6254,7 +6292,7 @@
       <w:pPr>
         <w:pStyle w:val="NormalWeb"/>
         <w:spacing w:after="0" w:line="240" w:lineRule="auto"/>
-        <w:ind w:left="3402" w:hanging="567"/>
+        <w:ind w:left="3402" w:hanging="3402"/>
         <w:jc w:val="both"/>
         <w:rPr>
           <w:rFonts w:ascii="Arial Narrow" w:eastAsia="Arial Narrow" w:hAnsi="Arial Narrow" w:cs="Arial Narrow"/>
@@ -6284,7 +6322,7 @@
       <w:pPr>
         <w:pStyle w:val="NormalWeb"/>
         <w:spacing w:after="0" w:line="240" w:lineRule="auto"/>
-        <w:ind w:left="3402" w:hanging="567"/>
+        <w:ind w:left="3402" w:hanging="3402"/>
         <w:jc w:val="both"/>
         <w:rPr>
           <w:rFonts w:ascii="Arial Narrow" w:eastAsia="Arial Narrow" w:hAnsi="Arial Narrow" w:cs="Arial Narrow"/>
@@ -6314,7 +6352,7 @@
       <w:pPr>
         <w:pStyle w:val="NormalWeb"/>
         <w:spacing w:after="0" w:line="240" w:lineRule="auto"/>
-        <w:ind w:left="3402" w:hanging="567"/>
+        <w:ind w:left="3402" w:hanging="3402"/>
         <w:jc w:val="both"/>
         <w:rPr>
           <w:rFonts w:ascii="Arial Narrow" w:eastAsia="Arial Narrow" w:hAnsi="Arial Narrow" w:cs="Arial Narrow"/>
@@ -6363,7 +6401,7 @@
     </w:p>
     <w:p>
       <w:pPr>
-        <w:ind w:left="1701" w:hanging="567"/>
+        <w:ind w:left="1701" w:hanging="1701"/>
         <w:jc w:val="both"/>
         <w:rPr>
           <w:rFonts w:ascii="Arial Narrow" w:eastAsia="Arial Narrow" w:hAnsi="Arial Narrow" w:cs="Arial Narrow"/>
@@ -6433,24 +6471,23 @@
           <w:sz w:val="16"/>
           <w:szCs w:val="16"/>
         </w:rPr>
+        <w:t xml:space="preserve"/>
+      </w:r>
+      <w:r>
+        <w:rPr>
+          <w:rFonts w:ascii="Arial Narrow" w:eastAsia="Arial Narrow" w:hAnsi="Arial Narrow" w:cs="Arial Narrow"/>
+          <w:sz w:val="16"/>
+          <w:szCs w:val="16"/>
+        </w:rPr>
+      </w:r>
+      <w:r>
+        <w:rPr>
+          <w:rFonts w:ascii="Arial Narrow" w:eastAsia="Arial Narrow" w:hAnsi="Arial Narrow" w:cs="Arial Narrow"/>
+          <w:b/>
+          <w:sz w:val="16"/>
+          <w:szCs w:val="16"/>
+        </w:rPr>
         <w:tab/>
-        <w:t xml:space="preserve"/>
-      </w:r>
-      <w:r>
-        <w:rPr>
-          <w:rFonts w:ascii="Arial Narrow" w:eastAsia="Arial Narrow" w:hAnsi="Arial Narrow" w:cs="Arial Narrow"/>
-          <w:sz w:val="16"/>
-          <w:szCs w:val="16"/>
-        </w:rPr>
-        <w:tab/>
-      </w:r>
-      <w:r>
-        <w:rPr>
-          <w:rFonts w:ascii="Arial Narrow" w:eastAsia="Arial Narrow" w:hAnsi="Arial Narrow" w:cs="Arial Narrow"/>
-          <w:b/>
-          <w:sz w:val="16"/>
-          <w:szCs w:val="16"/>
-        </w:rPr>
         <w:t xml:space="preserve">DIRECTIVA 001-2008-TRI-INDECOPI, DIRECTIVA SOBRE CONFIDENCIALIDAD DE LA INFORMACIÓN EN LOS PROCEDIMIENTOS SEGUIDOS POR LOS ÓRGANOS FUNCIONALES DEL INDECOPI, MODIFICADA POR LA DIRECTIVA </w:t>
       </w:r>
       <w:proofErr w:type="spellStart"/>
@@ -6640,25 +6677,24 @@
           <w:sz w:val="16"/>
           <w:szCs w:val="16"/>
         </w:rPr>
+        <w:t xml:space="preserve"/>
+      </w:r>
+      <w:r>
+        <w:rPr>
+          <w:rFonts w:ascii="Arial Narrow" w:eastAsia="Arial Narrow" w:hAnsi="Arial Narrow" w:cs="Arial Narrow"/>
+          <w:sz w:val="16"/>
+          <w:szCs w:val="16"/>
+        </w:rPr>
+      </w:r>
+      <w:r>
+        <w:rPr>
+          <w:rFonts w:ascii="Arial Narrow" w:eastAsia="Arial Narrow" w:hAnsi="Arial Narrow" w:cs="Arial Narrow"/>
+          <w:b/>
+          <w:bCs/>
+          <w:sz w:val="16"/>
+          <w:szCs w:val="16"/>
+        </w:rPr>
         <w:tab/>
-        <w:t xml:space="preserve"/>
-      </w:r>
-      <w:r>
-        <w:rPr>
-          <w:rFonts w:ascii="Arial Narrow" w:eastAsia="Arial Narrow" w:hAnsi="Arial Narrow" w:cs="Arial Narrow"/>
-          <w:sz w:val="16"/>
-          <w:szCs w:val="16"/>
-        </w:rPr>
-        <w:tab/>
-      </w:r>
-      <w:r>
-        <w:rPr>
-          <w:rFonts w:ascii="Arial Narrow" w:eastAsia="Arial Narrow" w:hAnsi="Arial Narrow" w:cs="Arial Narrow"/>
-          <w:b/>
-          <w:bCs/>
-          <w:sz w:val="16"/>
-          <w:szCs w:val="16"/>
-        </w:rPr>
         <w:t>TEXTO ÚNICO ORDENADO DEL CÓDIGO TRIBUTARIO, aprobado por DECRETO SUPREMO 133-2013-EF y publicado el 22 de junio de 2013</w:t>
       </w:r>
     </w:p>
@@ -6754,26 +6790,25 @@
           <w:sz w:val="16"/>
           <w:szCs w:val="16"/>
         </w:rPr>
+        <w:t xml:space="preserve"/>
+      </w:r>
+      <w:r>
+        <w:rPr>
+          <w:rFonts w:ascii="Arial Narrow" w:eastAsia="Arial Narrow" w:hAnsi="Arial Narrow" w:cs="Arial Narrow"/>
+          <w:sz w:val="16"/>
+          <w:szCs w:val="16"/>
+        </w:rPr>
+      </w:r>
+      <w:r>
+        <w:rPr>
+          <w:rStyle w:val="normaltextrun"/>
+          <w:rFonts w:ascii="Arial Narrow" w:eastAsia="Arial Narrow" w:hAnsi="Arial Narrow" w:cs="Arial Narrow"/>
+          <w:b/>
+          <w:bCs/>
+          <w:sz w:val="16"/>
+          <w:szCs w:val="16"/>
+        </w:rPr>
         <w:tab/>
-        <w:t xml:space="preserve"/>
-      </w:r>
-      <w:r>
-        <w:rPr>
-          <w:rFonts w:ascii="Arial Narrow" w:eastAsia="Arial Narrow" w:hAnsi="Arial Narrow" w:cs="Arial Narrow"/>
-          <w:sz w:val="16"/>
-          <w:szCs w:val="16"/>
-        </w:rPr>
-        <w:tab/>
-      </w:r>
-      <w:r>
-        <w:rPr>
-          <w:rStyle w:val="normaltextrun"/>
-          <w:rFonts w:ascii="Arial Narrow" w:eastAsia="Arial Narrow" w:hAnsi="Arial Narrow" w:cs="Arial Narrow"/>
-          <w:b/>
-          <w:bCs/>
-          <w:sz w:val="16"/>
-          <w:szCs w:val="16"/>
-        </w:rPr>
         <w:t>Decreto Supremo 006-2026-JUS, TEXTO ÚNICO ORDENADO DE LA LEY DEL PROCEDIMIENTO ADMINISTRATIVO GENERAL, publicado el 30 de abril de 2026.</w:t>
       </w:r>
       <w:r>
@@ -7043,32 +7078,31 @@
           <w:sz w:val="16"/>
           <w:szCs w:val="16"/>
         </w:rPr>
+        <w:t xml:space="preserve"/>
+      </w:r>
+      <w:r>
+        <w:rPr>
+          <w:rFonts w:ascii="Arial Narrow" w:eastAsia="Arial Narrow" w:hAnsi="Arial Narrow" w:cs="Arial Narrow"/>
+          <w:sz w:val="16"/>
+          <w:szCs w:val="16"/>
+        </w:rPr>
+      </w:r>
+      <w:r>
+        <w:rPr>
+          <w:rFonts w:ascii="Arial Narrow" w:eastAsia="Arial Narrow" w:hAnsi="Arial Narrow" w:cs="Arial Narrow"/>
+          <w:b/>
+          <w:bCs/>
+          <w:sz w:val="16"/>
+          <w:szCs w:val="16"/>
+        </w:rPr>
         <w:tab/>
-        <w:t xml:space="preserve"/>
-      </w:r>
-      <w:r>
-        <w:rPr>
-          <w:rFonts w:ascii="Arial Narrow" w:eastAsia="Arial Narrow" w:hAnsi="Arial Narrow" w:cs="Arial Narrow"/>
-          <w:sz w:val="16"/>
-          <w:szCs w:val="16"/>
-        </w:rPr>
-        <w:tab/>
-      </w:r>
-      <w:r>
-        <w:rPr>
-          <w:rFonts w:ascii="Arial Narrow" w:eastAsia="Arial Narrow" w:hAnsi="Arial Narrow" w:cs="Arial Narrow"/>
-          <w:b/>
-          <w:bCs/>
-          <w:sz w:val="16"/>
-          <w:szCs w:val="16"/>
-        </w:rPr>
         <w:t>DIRECTIVA 001-2008-TRI-INDECOPI, DIRECTIVA SOBRE CONFIDENCIALIDAD DE LA INFORMACIÓN EN LOS PROCEDIMIENTOS SEGUIDOS POR LOS ÓRGANOS FUNCIONALES DEL INDECOPI, modificada por la DIRECTIVA 003-2022/TRI-INDECOPI</w:t>
       </w:r>
     </w:p>
     <w:p>
       <w:pPr>
         <w:pStyle w:val="Textonotapie"/>
-        <w:ind w:left="1134" w:hanging="567"/>
+        <w:ind w:left="1134" w:hanging="1134"/>
         <w:jc w:val="both"/>
         <w:rPr>
           <w:rFonts w:ascii="Arial Narrow" w:eastAsia="Arial Narrow" w:hAnsi="Arial Narrow" w:cs="Arial Narrow"/>
@@ -7155,7 +7189,7 @@
     <w:p>
       <w:pPr>
         <w:pStyle w:val="Textonotapie"/>
-        <w:ind w:left="1134" w:hanging="567"/>
+        <w:ind w:left="1134" w:hanging="1134"/>
         <w:jc w:val="both"/>
         <w:rPr>
           <w:rFonts w:ascii="Arial Narrow" w:eastAsia="Arial Narrow" w:hAnsi="Arial Narrow" w:cs="Arial Narrow"/>
@@ -7229,25 +7263,24 @@
           <w:sz w:val="16"/>
           <w:szCs w:val="16"/>
         </w:rPr>
+        <w:t xml:space="preserve"/>
+      </w:r>
+      <w:r>
+        <w:rPr>
+          <w:rFonts w:ascii="Arial Narrow" w:eastAsia="Arial Narrow" w:hAnsi="Arial Narrow" w:cs="Arial Narrow"/>
+          <w:sz w:val="16"/>
+          <w:szCs w:val="16"/>
+        </w:rPr>
+      </w:r>
+      <w:r>
+        <w:rPr>
+          <w:rFonts w:ascii="Arial Narrow" w:eastAsia="Arial Narrow" w:hAnsi="Arial Narrow" w:cs="Arial Narrow"/>
+          <w:b/>
+          <w:bCs/>
+          <w:sz w:val="16"/>
+          <w:szCs w:val="16"/>
+        </w:rPr>
         <w:tab/>
-        <w:t xml:space="preserve"/>
-      </w:r>
-      <w:r>
-        <w:rPr>
-          <w:rFonts w:ascii="Arial Narrow" w:eastAsia="Arial Narrow" w:hAnsi="Arial Narrow" w:cs="Arial Narrow"/>
-          <w:sz w:val="16"/>
-          <w:szCs w:val="16"/>
-        </w:rPr>
-        <w:tab/>
-      </w:r>
-      <w:r>
-        <w:rPr>
-          <w:rFonts w:ascii="Arial Narrow" w:eastAsia="Arial Narrow" w:hAnsi="Arial Narrow" w:cs="Arial Narrow"/>
-          <w:b/>
-          <w:bCs/>
-          <w:sz w:val="16"/>
-          <w:szCs w:val="16"/>
-        </w:rPr>
         <w:t xml:space="preserve">LEY 29571, CÓDIGO DE PROTECCIÓN Y DEFENSA DEL CONSUMIDOR, publicado el 2 de setiembre de 2010 y modificado por Decreto Legislativo 1308 </w:t>
       </w:r>
     </w:p>
@@ -7599,27 +7632,26 @@
           <w:szCs w:val="16"/>
           <w:lang w:eastAsia="en-US"/>
         </w:rPr>
+        <w:t xml:space="preserve"/>
+      </w:r>
+      <w:r>
+        <w:rPr>
+          <w:rFonts w:ascii="Arial Narrow" w:eastAsia="Arial Narrow" w:hAnsi="Arial Narrow" w:cs="Arial Narrow"/>
+          <w:sz w:val="16"/>
+          <w:szCs w:val="16"/>
+          <w:lang w:val="es-ES"/>
+        </w:rPr>
+      </w:r>
+      <w:r>
+        <w:rPr>
+          <w:rFonts w:ascii="Arial Narrow" w:eastAsia="Arial Narrow" w:hAnsi="Arial Narrow" w:cs="Arial Narrow"/>
+          <w:b/>
+          <w:bCs/>
+          <w:sz w:val="16"/>
+          <w:szCs w:val="16"/>
+          <w:lang w:eastAsia="en-US"/>
+        </w:rPr>
         <w:tab/>
-        <w:t xml:space="preserve"/>
-      </w:r>
-      <w:r>
-        <w:rPr>
-          <w:rFonts w:ascii="Arial Narrow" w:eastAsia="Arial Narrow" w:hAnsi="Arial Narrow" w:cs="Arial Narrow"/>
-          <w:sz w:val="16"/>
-          <w:szCs w:val="16"/>
-          <w:lang w:val="es-ES"/>
-        </w:rPr>
-        <w:tab/>
-      </w:r>
-      <w:r>
-        <w:rPr>
-          <w:rFonts w:ascii="Arial Narrow" w:eastAsia="Arial Narrow" w:hAnsi="Arial Narrow" w:cs="Arial Narrow"/>
-          <w:b/>
-          <w:bCs/>
-          <w:sz w:val="16"/>
-          <w:szCs w:val="16"/>
-          <w:lang w:eastAsia="en-US"/>
-        </w:rPr>
         <w:t>LEY 29571, CÓDIGO DE PROTECCIÓN Y DEFENSA DEL CONSUMIDOR, publicado el 2 de setiembre de 2010 y modificado por Decreto Legislativo 1308</w:t>
       </w:r>
       <w:r>
@@ -7893,17 +7925,37 @@
           <w:sz w:val="16"/>
           <w:szCs w:val="16"/>
         </w:rPr>
+        <w:t xml:space="preserve"/>
+      </w:r>
+      <w:r>
+        <w:rPr>
+          <w:rFonts w:ascii="Arial Narrow" w:eastAsia="Arial Narrow" w:hAnsi="Arial Narrow" w:cs="Arial Narrow"/>
+          <w:sz w:val="16"/>
+          <w:szCs w:val="16"/>
+        </w:rPr>
+      </w:r>
+      <w:r>
+        <w:rPr>
+          <w:rFonts w:ascii="Arial Narrow" w:eastAsia="Arial Narrow" w:hAnsi="Arial Narrow" w:cs="Arial Narrow"/>
+          <w:b/>
+          <w:bCs/>
+          <w:sz w:val="16"/>
+          <w:szCs w:val="16"/>
+        </w:rPr>
         <w:tab/>
-        <w:t xml:space="preserve"/>
-      </w:r>
-      <w:r>
-        <w:rPr>
-          <w:rFonts w:ascii="Arial Narrow" w:eastAsia="Arial Narrow" w:hAnsi="Arial Narrow" w:cs="Arial Narrow"/>
-          <w:sz w:val="16"/>
-          <w:szCs w:val="16"/>
-        </w:rPr>
-        <w:tab/>
-      </w:r>
+        <w:t>LEY SOBRE FACULTADES, NORMAS Y ORGANIZACIÓN DEL INDECOPI, aprobada por Decreto Legislativo 807, publicado el 18 de abril de 1996</w:t>
+      </w:r>
+    </w:p>
+    <w:p>
+      <w:pPr>
+        <w:ind w:left="567"/>
+        <w:jc w:val="both"/>
+        <w:rPr>
+          <w:rFonts w:ascii="Arial Narrow" w:eastAsia="Arial Narrow" w:hAnsi="Arial Narrow" w:cs="Arial Narrow"/>
+          <w:sz w:val="16"/>
+          <w:szCs w:val="16"/>
+        </w:rPr>
+      </w:pPr>
       <w:r>
         <w:rPr>
           <w:rFonts w:ascii="Arial Narrow" w:eastAsia="Arial Narrow" w:hAnsi="Arial Narrow" w:cs="Arial Narrow"/>
@@ -7912,7 +7964,33 @@
           <w:sz w:val="16"/>
           <w:szCs w:val="16"/>
         </w:rPr>
-        <w:t>LEY SOBRE FACULTADES, NORMAS Y ORGANIZACIÓN DEL INDECOPI, aprobada por Decreto Legislativo 807, publicado el 18 de abril de 1996</w:t>
+        <w:t>Artículo 1.</w:t>
+      </w:r>
+      <w:r>
+        <w:rPr>
+          <w:rFonts w:ascii="Arial Narrow" w:eastAsia="Arial Narrow" w:hAnsi="Arial Narrow" w:cs="Arial Narrow"/>
+          <w:sz w:val="16"/>
+          <w:szCs w:val="16"/>
+        </w:rPr>
+        <w:t xml:space="preserve">- Las Comisiones y Oficinas del Indecopi gozan de las facultades necesarias para desarrollar investigaciones relacionadas con los temas de su competencia. Dichas facultades serán ejercidas a través de las Secretarías Técnicas o </w:t>
+      </w:r>
+      <w:proofErr w:type="gramStart"/>
+      <w:r>
+        <w:rPr>
+          <w:rFonts w:ascii="Arial Narrow" w:eastAsia="Arial Narrow" w:hAnsi="Arial Narrow" w:cs="Arial Narrow"/>
+          <w:sz w:val="16"/>
+          <w:szCs w:val="16"/>
+        </w:rPr>
+        <w:t>Jefes</w:t>
+      </w:r>
+      <w:proofErr w:type="gramEnd"/>
+      <w:r>
+        <w:rPr>
+          <w:rFonts w:ascii="Arial Narrow" w:eastAsia="Arial Narrow" w:hAnsi="Arial Narrow" w:cs="Arial Narrow"/>
+          <w:sz w:val="16"/>
+          <w:szCs w:val="16"/>
+        </w:rPr>
+        <w:t xml:space="preserve"> de Oficinas y de los funcionarios que se designen para tal fin. Podrán ejercerse dentro de los procedimientos iniciados o en las investigaciones preliminares que se lleven a cabo para determinar la apertura de un procedimiento.</w:t>
       </w:r>
     </w:p>
     <w:p>
@@ -7933,15 +8011,82 @@
           <w:sz w:val="16"/>
           <w:szCs w:val="16"/>
         </w:rPr>
-        <w:t>Artículo 1.</w:t>
-      </w:r>
-      <w:r>
-        <w:rPr>
-          <w:rFonts w:ascii="Arial Narrow" w:eastAsia="Arial Narrow" w:hAnsi="Arial Narrow" w:cs="Arial Narrow"/>
-          <w:sz w:val="16"/>
-          <w:szCs w:val="16"/>
-        </w:rPr>
-        <w:t xml:space="preserve">- Las Comisiones y Oficinas del Indecopi gozan de las facultades necesarias para desarrollar investigaciones relacionadas con los temas de su competencia. Dichas facultades serán ejercidas a través de las Secretarías Técnicas o </w:t>
+        <w:t xml:space="preserve">Artículo 2.- </w:t>
+      </w:r>
+      <w:r>
+        <w:rPr>
+          <w:rFonts w:ascii="Arial Narrow" w:eastAsia="Arial Narrow" w:hAnsi="Arial Narrow" w:cs="Arial Narrow"/>
+          <w:sz w:val="16"/>
+          <w:szCs w:val="16"/>
+        </w:rPr>
+        <w:t>Sin que la presente enumeración tenga carácter taxativo cada Comisión, Oficina o Sala del Tribunal del INDECOPI tiene las siguientes facultades:</w:t>
+      </w:r>
+    </w:p>
+    <w:p>
+      <w:pPr>
+        <w:ind w:left="567"/>
+        <w:jc w:val="both"/>
+        <w:rPr>
+          <w:rFonts w:ascii="Arial Narrow" w:eastAsia="Arial Narrow" w:hAnsi="Arial Narrow" w:cs="Arial Narrow"/>
+          <w:sz w:val="16"/>
+          <w:szCs w:val="16"/>
+        </w:rPr>
+      </w:pPr>
+      <w:r>
+        <w:rPr>
+          <w:rFonts w:ascii="Arial Narrow" w:eastAsia="Arial Narrow" w:hAnsi="Arial Narrow" w:cs="Arial Narrow"/>
+          <w:sz w:val="16"/>
+          <w:szCs w:val="16"/>
+        </w:rPr>
+        <w:t>a) Exigir a las personas naturales o jurídicas la exhibición de todo tipo de documentos, incluyendo los libros contables y societarios, los comprobantes de pago, la correspondencia comercial y los registros magnéticos incluyendo, en este caso, los programas que fueran necesarios para su lectura; así como solicitar información referida a la organización, los negocios, el accionariado y la estructura de propiedad de las empresas.</w:t>
+      </w:r>
+    </w:p>
+    <w:p>
+      <w:pPr>
+        <w:ind w:left="567"/>
+        <w:jc w:val="both"/>
+        <w:rPr>
+          <w:rFonts w:ascii="Arial Narrow" w:eastAsia="Arial Narrow" w:hAnsi="Arial Narrow" w:cs="Arial Narrow"/>
+          <w:sz w:val="16"/>
+          <w:szCs w:val="16"/>
+        </w:rPr>
+      </w:pPr>
+      <w:r>
+        <w:rPr>
+          <w:rFonts w:ascii="Arial Narrow" w:eastAsia="Arial Narrow" w:hAnsi="Arial Narrow" w:cs="Arial Narrow"/>
+          <w:sz w:val="16"/>
+          <w:szCs w:val="16"/>
+        </w:rPr>
+        <w:t>(...).</w:t>
+      </w:r>
+    </w:p>
+    <w:p>
+      <w:pPr>
+        <w:ind w:firstLine="567"/>
+        <w:jc w:val="both"/>
+        <w:rPr>
+          <w:rFonts w:ascii="Arial Narrow" w:eastAsia="Arial Narrow" w:hAnsi="Arial Narrow" w:cs="Arial Narrow"/>
+          <w:sz w:val="16"/>
+          <w:szCs w:val="16"/>
+        </w:rPr>
+      </w:pPr>
+      <w:r>
+        <w:rPr>
+          <w:rFonts w:ascii="Arial Narrow" w:eastAsia="Arial Narrow" w:hAnsi="Arial Narrow" w:cs="Arial Narrow"/>
+          <w:b/>
+          <w:bCs/>
+          <w:sz w:val="16"/>
+          <w:szCs w:val="16"/>
+        </w:rPr>
+        <w:t>Artículo 24.-</w:t>
+      </w:r>
+      <w:r>
+        <w:rPr>
+          <w:rFonts w:ascii="Arial Narrow" w:eastAsia="Arial Narrow" w:hAnsi="Arial Narrow" w:cs="Arial Narrow"/>
+          <w:sz w:val="16"/>
+          <w:szCs w:val="16"/>
+        </w:rPr>
+        <w:t xml:space="preserve"> El </w:t>
       </w:r>
       <w:proofErr w:type="gramStart"/>
       <w:r>
@@ -7950,7 +8095,7 @@
           <w:sz w:val="16"/>
           <w:szCs w:val="16"/>
         </w:rPr>
-        <w:t>Jefes</w:t>
+        <w:t>Secretario Técnico</w:t>
       </w:r>
       <w:proofErr w:type="gramEnd"/>
       <w:r>
@@ -7959,74 +8104,7 @@
           <w:sz w:val="16"/>
           <w:szCs w:val="16"/>
         </w:rPr>
-        <w:t xml:space="preserve"> de Oficinas y de los funcionarios que se designen para tal fin. Podrán ejercerse dentro de los procedimientos iniciados o en las investigaciones preliminares que se lleven a cabo para determinar la apertura de un procedimiento.</w:t>
-      </w:r>
-    </w:p>
-    <w:p>
-      <w:pPr>
-        <w:ind w:left="567"/>
-        <w:jc w:val="both"/>
-        <w:rPr>
-          <w:rFonts w:ascii="Arial Narrow" w:eastAsia="Arial Narrow" w:hAnsi="Arial Narrow" w:cs="Arial Narrow"/>
-          <w:sz w:val="16"/>
-          <w:szCs w:val="16"/>
-        </w:rPr>
-      </w:pPr>
-      <w:r>
-        <w:rPr>
-          <w:rFonts w:ascii="Arial Narrow" w:eastAsia="Arial Narrow" w:hAnsi="Arial Narrow" w:cs="Arial Narrow"/>
-          <w:b/>
-          <w:bCs/>
-          <w:sz w:val="16"/>
-          <w:szCs w:val="16"/>
-        </w:rPr>
-        <w:t xml:space="preserve">Artículo 2.- </w:t>
-      </w:r>
-      <w:r>
-        <w:rPr>
-          <w:rFonts w:ascii="Arial Narrow" w:eastAsia="Arial Narrow" w:hAnsi="Arial Narrow" w:cs="Arial Narrow"/>
-          <w:sz w:val="16"/>
-          <w:szCs w:val="16"/>
-        </w:rPr>
-        <w:t>Sin que la presente enumeración tenga carácter taxativo cada Comisión, Oficina o Sala del Tribunal del INDECOPI tiene las siguientes facultades:</w:t>
-      </w:r>
-    </w:p>
-    <w:p>
-      <w:pPr>
-        <w:ind w:left="567"/>
-        <w:jc w:val="both"/>
-        <w:rPr>
-          <w:rFonts w:ascii="Arial Narrow" w:eastAsia="Arial Narrow" w:hAnsi="Arial Narrow" w:cs="Arial Narrow"/>
-          <w:sz w:val="16"/>
-          <w:szCs w:val="16"/>
-        </w:rPr>
-      </w:pPr>
-      <w:r>
-        <w:rPr>
-          <w:rFonts w:ascii="Arial Narrow" w:eastAsia="Arial Narrow" w:hAnsi="Arial Narrow" w:cs="Arial Narrow"/>
-          <w:sz w:val="16"/>
-          <w:szCs w:val="16"/>
-        </w:rPr>
-        <w:t>a) Exigir a las personas naturales o jurídicas la exhibición de todo tipo de documentos, incluyendo los libros contables y societarios, los comprobantes de pago, la correspondencia comercial y los registros magnéticos incluyendo, en este caso, los programas que fueran necesarios para su lectura; así como solicitar información referida a la organización, los negocios, el accionariado y la estructura de propiedad de las empresas.</w:t>
-      </w:r>
-    </w:p>
-    <w:p>
-      <w:pPr>
-        <w:ind w:left="567"/>
-        <w:jc w:val="both"/>
-        <w:rPr>
-          <w:rFonts w:ascii="Arial Narrow" w:eastAsia="Arial Narrow" w:hAnsi="Arial Narrow" w:cs="Arial Narrow"/>
-          <w:sz w:val="16"/>
-          <w:szCs w:val="16"/>
-        </w:rPr>
-      </w:pPr>
-      <w:r>
-        <w:rPr>
-          <w:rFonts w:ascii="Arial Narrow" w:eastAsia="Arial Narrow" w:hAnsi="Arial Narrow" w:cs="Arial Narrow"/>
-          <w:sz w:val="16"/>
-          <w:szCs w:val="16"/>
-        </w:rPr>
-        <w:t>(...).</w:t>
+        <w:t xml:space="preserve"> se encargará de la tramitación del procedimiento. Para ello, cuenta con las siguientes facultades:</w:t>
       </w:r>
     </w:p>
     <w:p>
@@ -8042,53 +8120,6 @@
       <w:r>
         <w:rPr>
           <w:rFonts w:ascii="Arial Narrow" w:eastAsia="Arial Narrow" w:hAnsi="Arial Narrow" w:cs="Arial Narrow"/>
-          <w:b/>
-          <w:bCs/>
-          <w:sz w:val="16"/>
-          <w:szCs w:val="16"/>
-        </w:rPr>
-        <w:t>Artículo 24.-</w:t>
-      </w:r>
-      <w:r>
-        <w:rPr>
-          <w:rFonts w:ascii="Arial Narrow" w:eastAsia="Arial Narrow" w:hAnsi="Arial Narrow" w:cs="Arial Narrow"/>
-          <w:sz w:val="16"/>
-          <w:szCs w:val="16"/>
-        </w:rPr>
-        <w:t xml:space="preserve"> El </w:t>
-      </w:r>
-      <w:proofErr w:type="gramStart"/>
-      <w:r>
-        <w:rPr>
-          <w:rFonts w:ascii="Arial Narrow" w:eastAsia="Arial Narrow" w:hAnsi="Arial Narrow" w:cs="Arial Narrow"/>
-          <w:sz w:val="16"/>
-          <w:szCs w:val="16"/>
-        </w:rPr>
-        <w:t>Secretario Técnico</w:t>
-      </w:r>
-      <w:proofErr w:type="gramEnd"/>
-      <w:r>
-        <w:rPr>
-          <w:rFonts w:ascii="Arial Narrow" w:eastAsia="Arial Narrow" w:hAnsi="Arial Narrow" w:cs="Arial Narrow"/>
-          <w:sz w:val="16"/>
-          <w:szCs w:val="16"/>
-        </w:rPr>
-        <w:t xml:space="preserve"> se encargará de la tramitación del procedimiento. Para ello, cuenta con las siguientes facultades:</w:t>
-      </w:r>
-    </w:p>
-    <w:p>
-      <w:pPr>
-        <w:ind w:firstLine="567"/>
-        <w:jc w:val="both"/>
-        <w:rPr>
-          <w:rFonts w:ascii="Arial Narrow" w:eastAsia="Arial Narrow" w:hAnsi="Arial Narrow" w:cs="Arial Narrow"/>
-          <w:sz w:val="16"/>
-          <w:szCs w:val="16"/>
-        </w:rPr>
-      </w:pPr>
-      <w:r>
-        <w:rPr>
-          <w:rFonts w:ascii="Arial Narrow" w:eastAsia="Arial Narrow" w:hAnsi="Arial Narrow" w:cs="Arial Narrow"/>
           <w:sz w:val="16"/>
           <w:szCs w:val="16"/>
         </w:rPr>
@@ -8097,7 +8128,7 @@
     </w:p>
     <w:p>
       <w:pPr>
-        <w:ind w:left="567"/>
+        <w:ind w:left="567" w:hanging="567"/>
         <w:jc w:val="both"/>
         <w:rPr>
           <w:rFonts w:ascii="Arial Narrow" w:eastAsia="Arial Narrow" w:hAnsi="Arial Narrow" w:cs="Arial Narrow"/>
@@ -8196,24 +8227,23 @@
           <w:sz w:val="16"/>
           <w:szCs w:val="16"/>
         </w:rPr>
+        <w:t xml:space="preserve"/>
+      </w:r>
+      <w:r>
+        <w:rPr>
+          <w:rFonts w:ascii="Arial Narrow" w:eastAsia="Arial Narrow" w:hAnsi="Arial Narrow" w:cs="Arial Narrow"/>
+          <w:sz w:val="16"/>
+          <w:szCs w:val="16"/>
+        </w:rPr>
+      </w:r>
+      <w:r>
+        <w:rPr>
+          <w:rFonts w:ascii="Arial Narrow" w:eastAsia="Arial Narrow" w:hAnsi="Arial Narrow" w:cs="Arial Narrow"/>
+          <w:sz w:val="16"/>
+          <w:szCs w:val="16"/>
+          <w:lang w:eastAsia="es-PE"/>
+        </w:rPr>
         <w:tab/>
-        <w:t xml:space="preserve"/>
-      </w:r>
-      <w:r>
-        <w:rPr>
-          <w:rFonts w:ascii="Arial Narrow" w:eastAsia="Arial Narrow" w:hAnsi="Arial Narrow" w:cs="Arial Narrow"/>
-          <w:sz w:val="16"/>
-          <w:szCs w:val="16"/>
-        </w:rPr>
-        <w:tab/>
-      </w:r>
-      <w:r>
-        <w:rPr>
-          <w:rFonts w:ascii="Arial Narrow" w:eastAsia="Arial Narrow" w:hAnsi="Arial Narrow" w:cs="Arial Narrow"/>
-          <w:sz w:val="16"/>
-          <w:szCs w:val="16"/>
-          <w:lang w:eastAsia="es-PE"/>
-        </w:rPr>
         <w:t xml:space="preserve">El número de trabajadores se atenderá siempre que la empresa haya sido constituida antes de la vigencia de la Ley </w:t>
       </w:r>
       <w:proofErr w:type="spellStart"/>
@@ -8301,24 +8331,23 @@
           <w:sz w:val="16"/>
           <w:szCs w:val="16"/>
         </w:rPr>
+        <w:t xml:space="preserve"/>
+      </w:r>
+      <w:r>
+        <w:rPr>
+          <w:rFonts w:ascii="Arial Narrow" w:eastAsia="Arial Narrow" w:hAnsi="Arial Narrow" w:cs="Arial Narrow"/>
+          <w:sz w:val="16"/>
+          <w:szCs w:val="16"/>
+        </w:rPr>
+      </w:r>
+      <w:r>
+        <w:rPr>
+          <w:rFonts w:ascii="Arial Narrow" w:eastAsia="Arial Narrow" w:hAnsi="Arial Narrow" w:cs="Arial Narrow"/>
+          <w:b/>
+          <w:sz w:val="16"/>
+          <w:szCs w:val="16"/>
+        </w:rPr>
         <w:tab/>
-        <w:t xml:space="preserve"/>
-      </w:r>
-      <w:r>
-        <w:rPr>
-          <w:rFonts w:ascii="Arial Narrow" w:eastAsia="Arial Narrow" w:hAnsi="Arial Narrow" w:cs="Arial Narrow"/>
-          <w:sz w:val="16"/>
-          <w:szCs w:val="16"/>
-        </w:rPr>
-        <w:tab/>
-      </w:r>
-      <w:r>
-        <w:rPr>
-          <w:rFonts w:ascii="Arial Narrow" w:eastAsia="Arial Narrow" w:hAnsi="Arial Narrow" w:cs="Arial Narrow"/>
-          <w:b/>
-          <w:sz w:val="16"/>
-          <w:szCs w:val="16"/>
-        </w:rPr>
         <w:t xml:space="preserve">LEY </w:t>
       </w:r>
       <w:r>
@@ -8738,7 +8767,7 @@
     </w:p>
     <w:p>
       <w:pPr>
-        <w:ind w:left="566" w:hanging="566"/>
+        <w:ind w:left="566"/>
         <w:jc w:val="both"/>
         <w:rPr>
           <w:rFonts w:ascii="Arial Narrow" w:eastAsia="Arial Narrow" w:hAnsi="Arial Narrow" w:cs="Arial Narrow"/>
@@ -9073,7 +9102,7 @@
         <w:tabs>
           <w:tab w:val="left" w:pos="568"/>
         </w:tabs>
-        <w:ind w:left="1134" w:hanging="566"/>
+        <w:ind w:left="1134" w:hanging="1134"/>
         <w:jc w:val="both"/>
         <w:rPr>
           <w:rFonts w:ascii="Arial Narrow" w:eastAsia="Arial Narrow" w:hAnsi="Arial Narrow" w:cs="Arial Narrow"/>
@@ -9105,7 +9134,7 @@
           <w:ilvl w:val="0"/>
           <w:numId w:val="7"/>
         </w:numPr>
-        <w:ind w:left="1418" w:hanging="284"/>
+        <w:ind w:left="1418"/>
         <w:jc w:val="both"/>
         <w:rPr>
           <w:rFonts w:ascii="Arial Narrow" w:eastAsia="Arial Narrow" w:hAnsi="Arial Narrow" w:cs="Arial Narrow"/>
@@ -9128,7 +9157,7 @@
           <w:ilvl w:val="0"/>
           <w:numId w:val="7"/>
         </w:numPr>
-        <w:ind w:left="1418" w:hanging="284"/>
+        <w:ind w:left="1418"/>
         <w:jc w:val="both"/>
         <w:rPr>
           <w:rFonts w:ascii="Arial Narrow" w:eastAsia="Arial Narrow" w:hAnsi="Arial Narrow" w:cs="Arial Narrow"/>
@@ -9151,7 +9180,7 @@
           <w:ilvl w:val="0"/>
           <w:numId w:val="7"/>
         </w:numPr>
-        <w:ind w:left="1418" w:hanging="284"/>
+        <w:ind w:left="1418"/>
         <w:jc w:val="both"/>
         <w:rPr>
           <w:rFonts w:ascii="Arial Narrow" w:eastAsia="Arial Narrow" w:hAnsi="Arial Narrow" w:cs="Arial Narrow"/>
@@ -9174,7 +9203,7 @@
           <w:ilvl w:val="0"/>
           <w:numId w:val="7"/>
         </w:numPr>
-        <w:ind w:left="1418" w:hanging="284"/>
+        <w:ind w:left="1418"/>
         <w:jc w:val="both"/>
         <w:rPr>
           <w:rFonts w:ascii="Arial Narrow" w:eastAsia="Arial Narrow" w:hAnsi="Arial Narrow" w:cs="Arial Narrow"/>
@@ -9197,7 +9226,7 @@
           <w:ilvl w:val="0"/>
           <w:numId w:val="7"/>
         </w:numPr>
-        <w:ind w:left="1418" w:hanging="284"/>
+        <w:ind w:left="1418"/>
         <w:jc w:val="both"/>
         <w:rPr>
           <w:rFonts w:ascii="Arial Narrow" w:eastAsia="Arial Narrow" w:hAnsi="Arial Narrow" w:cs="Arial Narrow"/>
@@ -9220,7 +9249,7 @@
           <w:ilvl w:val="0"/>
           <w:numId w:val="7"/>
         </w:numPr>
-        <w:ind w:left="1418" w:hanging="284"/>
+        <w:ind w:left="1418"/>
         <w:jc w:val="both"/>
         <w:rPr>
           <w:rFonts w:ascii="Arial Narrow" w:eastAsia="Arial Narrow" w:hAnsi="Arial Narrow" w:cs="Arial Narrow"/>
@@ -9243,7 +9272,7 @@
           <w:ilvl w:val="0"/>
           <w:numId w:val="7"/>
         </w:numPr>
-        <w:ind w:left="1418" w:hanging="284"/>
+        <w:ind w:left="1418"/>
         <w:jc w:val="both"/>
         <w:rPr>
           <w:rFonts w:ascii="Arial Narrow" w:eastAsia="Arial Narrow" w:hAnsi="Arial Narrow" w:cs="Arial Narrow"/>
@@ -9266,7 +9295,7 @@
           <w:ilvl w:val="0"/>
           <w:numId w:val="7"/>
         </w:numPr>
-        <w:ind w:left="1418" w:hanging="284"/>
+        <w:ind w:left="1418"/>
         <w:jc w:val="both"/>
         <w:rPr>
           <w:rFonts w:ascii="Arial Narrow" w:eastAsia="Arial Narrow" w:hAnsi="Arial Narrow" w:cs="Arial Narrow"/>
@@ -9289,7 +9318,7 @@
           <w:ilvl w:val="0"/>
           <w:numId w:val="7"/>
         </w:numPr>
-        <w:ind w:left="1418" w:hanging="284"/>
+        <w:ind w:left="1418"/>
         <w:jc w:val="both"/>
         <w:rPr>
           <w:rFonts w:ascii="Arial Narrow" w:eastAsia="Arial Narrow" w:hAnsi="Arial Narrow" w:cs="Arial Narrow"/>
@@ -9311,7 +9340,7 @@
         <w:tabs>
           <w:tab w:val="left" w:pos="568"/>
         </w:tabs>
-        <w:ind w:left="1134" w:hanging="566"/>
+        <w:ind w:left="1134"/>
         <w:jc w:val="both"/>
         <w:rPr>
           <w:rFonts w:ascii="Arial Narrow" w:eastAsia="Arial Narrow" w:hAnsi="Arial Narrow" w:cs="Arial Narrow"/>
@@ -9348,7 +9377,7 @@
     </w:p>
     <w:p>
       <w:pPr>
-        <w:ind w:left="1134" w:hanging="567"/>
+        <w:ind w:left="1134"/>
         <w:jc w:val="both"/>
         <w:rPr>
           <w:rFonts w:ascii="Arial Narrow" w:eastAsia="Arial Narrow" w:hAnsi="Arial Narrow" w:cs="Arial Narrow"/>
@@ -9367,7 +9396,7 @@
     </w:p>
     <w:p>
       <w:pPr>
-        <w:ind w:left="1134" w:hanging="567"/>
+        <w:ind w:left="1134"/>
         <w:jc w:val="both"/>
         <w:rPr>
           <w:rFonts w:ascii="Arial Narrow" w:eastAsia="Arial Narrow" w:hAnsi="Arial Narrow" w:cs="Arial Narrow"/>
@@ -9386,7 +9415,7 @@
     </w:p>
     <w:p>
       <w:pPr>
-        <w:ind w:left="1134" w:hanging="567"/>
+        <w:ind w:left="1134"/>
         <w:jc w:val="both"/>
         <w:rPr>
           <w:rFonts w:ascii="Arial Narrow" w:eastAsia="Arial Narrow" w:hAnsi="Arial Narrow" w:cs="Arial Narrow"/>
@@ -9405,7 +9434,7 @@
     </w:p>
     <w:p>
       <w:pPr>
-        <w:ind w:left="1134" w:hanging="567"/>
+        <w:ind w:left="1134"/>
         <w:jc w:val="both"/>
         <w:rPr>
           <w:rFonts w:ascii="Arial Narrow" w:eastAsia="Arial Narrow" w:hAnsi="Arial Narrow" w:cs="Arial Narrow"/>
@@ -9424,7 +9453,7 @@
     </w:p>
     <w:p>
       <w:pPr>
-        <w:ind w:left="1134" w:hanging="567"/>
+        <w:ind w:left="1134" w:hanging="1134"/>
         <w:jc w:val="both"/>
         <w:rPr>
           <w:rFonts w:ascii="Arial Narrow" w:eastAsia="Arial Narrow" w:hAnsi="Arial Narrow" w:cs="Arial Narrow"/>
@@ -9860,24 +9889,23 @@
           <w:sz w:val="16"/>
           <w:szCs w:val="16"/>
         </w:rPr>
+        <w:t xml:space="preserve"/>
+      </w:r>
+      <w:r>
+        <w:rPr>
+          <w:rFonts w:ascii="Arial Narrow" w:eastAsia="Arial Narrow" w:hAnsi="Arial Narrow" w:cs="Arial Narrow"/>
+          <w:sz w:val="16"/>
+          <w:szCs w:val="16"/>
+        </w:rPr>
+      </w:r>
+      <w:r>
+        <w:rPr>
+          <w:rFonts w:ascii="Arial Narrow" w:eastAsia="Arial Narrow" w:hAnsi="Arial Narrow" w:cs="Arial Narrow"/>
+          <w:b/>
+          <w:sz w:val="16"/>
+          <w:szCs w:val="16"/>
+        </w:rPr>
         <w:tab/>
-        <w:t xml:space="preserve"/>
-      </w:r>
-      <w:r>
-        <w:rPr>
-          <w:rFonts w:ascii="Arial Narrow" w:eastAsia="Arial Narrow" w:hAnsi="Arial Narrow" w:cs="Arial Narrow"/>
-          <w:sz w:val="16"/>
-          <w:szCs w:val="16"/>
-        </w:rPr>
-        <w:tab/>
-      </w:r>
-      <w:r>
-        <w:rPr>
-          <w:rFonts w:ascii="Arial Narrow" w:eastAsia="Arial Narrow" w:hAnsi="Arial Narrow" w:cs="Arial Narrow"/>
-          <w:b/>
-          <w:sz w:val="16"/>
-          <w:szCs w:val="16"/>
-        </w:rPr>
         <w:t>LEY 29571, CÓDIGO DE PROTECCIÓN Y DEFENSA DEL CONSUMIDOR</w:t>
       </w:r>
     </w:p>
@@ -10058,7 +10086,6 @@
           <w:sz w:val="16"/>
           <w:szCs w:val="16"/>
         </w:rPr>
-        <w:tab/>
         <w:t xml:space="preserve"/>
       </w:r>
       <w:r>
@@ -10215,31 +10242,30 @@
           <w:sz w:val="16"/>
           <w:szCs w:val="16"/>
         </w:rPr>
+        <w:t xml:space="preserve"/>
+      </w:r>
+      <w:r>
+        <w:rPr>
+          <w:rFonts w:ascii="Arial Narrow" w:eastAsia="Arial Narrow" w:hAnsi="Arial Narrow" w:cs="Arial Narrow"/>
+          <w:sz w:val="16"/>
+          <w:szCs w:val="16"/>
+        </w:rPr>
+      </w:r>
+      <w:r>
+        <w:rPr>
+          <w:rFonts w:ascii="Arial Narrow" w:eastAsia="Arial Narrow" w:hAnsi="Arial Narrow" w:cs="Arial Narrow"/>
+          <w:b/>
+          <w:sz w:val="16"/>
+          <w:szCs w:val="16"/>
+        </w:rPr>
         <w:tab/>
-        <w:t xml:space="preserve"/>
-      </w:r>
-      <w:r>
-        <w:rPr>
-          <w:rFonts w:ascii="Arial Narrow" w:eastAsia="Arial Narrow" w:hAnsi="Arial Narrow" w:cs="Arial Narrow"/>
-          <w:sz w:val="16"/>
-          <w:szCs w:val="16"/>
-        </w:rPr>
-        <w:tab/>
-      </w:r>
-      <w:r>
-        <w:rPr>
-          <w:rFonts w:ascii="Arial Narrow" w:eastAsia="Arial Narrow" w:hAnsi="Arial Narrow" w:cs="Arial Narrow"/>
-          <w:b/>
-          <w:sz w:val="16"/>
-          <w:szCs w:val="16"/>
-        </w:rPr>
         <w:t>TEXTO ÚNICO ORDENADO DE LA LEY DEL PROCEDIMIENTO ADMINISTRATIVO GENERAL, aprobado mediante Decreto Supremo 006-2026-JUS y publicado el 30 de abril de 2026</w:t>
       </w:r>
     </w:p>
     <w:p>
       <w:pPr>
         <w:pStyle w:val="Textonotapie"/>
-        <w:ind w:left="1134" w:hanging="567"/>
+        <w:ind w:left="1134"/>
         <w:jc w:val="both"/>
         <w:rPr>
           <w:rFonts w:ascii="Arial Narrow" w:eastAsia="Arial Narrow" w:hAnsi="Arial Narrow" w:cs="Arial Narrow"/>
@@ -10263,7 +10289,7 @@
     <w:p>
       <w:pPr>
         <w:pStyle w:val="Textonotapie"/>
-        <w:ind w:left="1134" w:hanging="567"/>
+        <w:ind w:left="1134" w:hanging="1134"/>
         <w:jc w:val="both"/>
         <w:rPr>
           <w:rFonts w:ascii="Arial Narrow" w:eastAsia="Arial Narrow" w:hAnsi="Arial Narrow" w:cs="Arial Narrow"/>

--- a/plantillas_maestras/01_seguro_vehicular/negativa_cobertura/2_o_mas_ddos_varios/varon/TPL_2048_2025_SEGURO_VEHICULAR_NEGATIVA_COBERTURA_ASEGURADORA_VARON_R348.docx
+++ b/plantillas_maestras/01_seguro_vehicular/negativa_cobertura/2_o_mas_ddos_varios/varon/TPL_2048_2025_SEGURO_VEHICULAR_NEGATIVA_COBERTURA_ASEGURADORA_VARON_R348.docx
@@ -4190,7 +4190,7 @@
           <w:sz w:val="22"/>
           <w:szCs w:val="22"/>
         </w:rPr>
-        <w:t xml:space="preserve">correr traslado de la presente resolución a Pacifico Seguros y Reaseguros S.A. para que, de conformidad con lo dispuesto por el artículo 26 de la Ley sobre Facultades, Normas y Organización del Indecopi, aprobada por Decreto Legislativo 807</w:t>
+        <w:t xml:space="preserve">correr traslado de la denuncia del 26 de agosto de 2025, subsanado por escrito el 7 de octubre de 2025 a Pacifico Seguros y Reaseguros S.A. para que, de conformidad con lo dispuesto por el artículo 26 de la Ley sobre Facultades, Normas y Organización del Indecopi, aprobada por Decreto Legislativo 807</w:t>
       </w:r>
       <w:r>
         <w:rPr>
